--- a/Report/zerowaste_business_plan.docx
+++ b/Report/zerowaste_business_plan.docx
@@ -81,7 +81,12 @@
         </w:rPr>
         <w:t>Business Proposal / Plan</w:t>
       </w:r>
-      <w:r>
+    </w:p>
+    <w:p>
+      <w:pPr>
+        <w:spacing w:before="240" w:line="360" w:lineRule="auto"/>
+        <w:ind w:left="720" w:hanging="360"/>
+        <w:jc w:val="center"/>
         <w:rPr>
           <w:rFonts w:cs="Times New Roman"/>
           <w:b/>
@@ -89,9 +94,7 @@
           <w:sz w:val="32"/>
           <w:szCs w:val="32"/>
         </w:rPr>
-        <w:br/>
-      </w:r>
-      <w:proofErr w:type="spellStart"/>
+      </w:pPr>
       <w:r>
         <w:rPr>
           <w:rFonts w:cs="Times New Roman"/>
@@ -100,9 +103,8 @@
           <w:sz w:val="32"/>
           <w:szCs w:val="32"/>
         </w:rPr>
-        <w:t>SavePlate</w:t>
-      </w:r>
-      <w:proofErr w:type="spellEnd"/>
+        <w:t>ZeroWaste</w:t>
+      </w:r>
       <w:r>
         <w:rPr>
           <w:rFonts w:cs="Times New Roman"/>
@@ -111,12 +113,9 @@
           <w:sz w:val="32"/>
           <w:szCs w:val="32"/>
         </w:rPr>
-        <w:t>: Smart Food Waste Reduction System</w:t>
-      </w:r>
-    </w:p>
-    <w:p>
-      <w:pPr>
-        <w:spacing w:before="240" w:line="360" w:lineRule="auto"/>
+        <w:t xml:space="preserve">: </w:t>
+      </w:r>
+      <w:r>
         <w:rPr>
           <w:rFonts w:cs="Times New Roman"/>
           <w:b/>
@@ -124,8 +123,11 @@
           <w:sz w:val="32"/>
           <w:szCs w:val="32"/>
         </w:rPr>
-      </w:pPr>
-      <w:r>
+        <w:t>A Smart Food Waste Management and Household Food Management</w:t>
+      </w:r>
+    </w:p>
+    <w:p>
+      <w:pPr>
         <w:rPr>
           <w:rFonts w:cs="Times New Roman"/>
           <w:b/>
@@ -133,18 +135,3017 @@
           <w:sz w:val="32"/>
           <w:szCs w:val="32"/>
         </w:rPr>
+      </w:pPr>
+      <w:r>
+        <w:rPr>
+          <w:rFonts w:cs="Times New Roman"/>
+          <w:b/>
+          <w:bCs/>
+          <w:sz w:val="32"/>
+          <w:szCs w:val="32"/>
+        </w:rPr>
         <w:br w:type="page"/>
       </w:r>
+    </w:p>
+    <w:sdt>
+      <w:sdtPr>
+        <w:id w:val="-699862982"/>
+        <w:docPartObj>
+          <w:docPartGallery w:val="Table of Contents"/>
+          <w:docPartUnique/>
+        </w:docPartObj>
+      </w:sdtPr>
+      <w:sdtEndPr>
+        <w:rPr>
+          <w:rFonts w:ascii="Times New Roman" w:eastAsiaTheme="minorHAnsi" w:hAnsi="Times New Roman" w:cstheme="minorBidi"/>
+          <w:b/>
+          <w:bCs/>
+          <w:noProof/>
+          <w:color w:val="auto"/>
+          <w:kern w:val="2"/>
+          <w:sz w:val="24"/>
+          <w:szCs w:val="22"/>
+          <w:lang w:val="en-AU"/>
+          <w14:ligatures w14:val="standardContextual"/>
+        </w:rPr>
+      </w:sdtEndPr>
+      <w:sdtContent>
+        <w:p>
+          <w:pPr>
+            <w:pStyle w:val="TOCHeading"/>
+            <w:rPr>
+              <w:rFonts w:ascii="Times New Roman" w:hAnsi="Times New Roman" w:cs="Times New Roman"/>
+              <w:b/>
+              <w:bCs/>
+              <w:color w:val="000000" w:themeColor="text1"/>
+              <w:sz w:val="24"/>
+              <w:szCs w:val="24"/>
+            </w:rPr>
+          </w:pPr>
+          <w:r>
+            <w:rPr>
+              <w:rFonts w:ascii="Times New Roman" w:hAnsi="Times New Roman" w:cs="Times New Roman"/>
+              <w:b/>
+              <w:bCs/>
+              <w:color w:val="000000" w:themeColor="text1"/>
+              <w:sz w:val="24"/>
+              <w:szCs w:val="24"/>
+            </w:rPr>
+            <w:t>Table of Contents</w:t>
+          </w:r>
+        </w:p>
+        <w:p>
+          <w:pPr>
+            <w:pStyle w:val="TOC1"/>
+            <w:tabs>
+              <w:tab w:val="right" w:leader="dot" w:pos="9016"/>
+            </w:tabs>
+            <w:rPr>
+              <w:rFonts w:asciiTheme="minorHAnsi" w:eastAsiaTheme="minorEastAsia" w:hAnsiTheme="minorHAnsi" w:cs="Mangal"/>
+              <w:noProof/>
+              <w:sz w:val="22"/>
+              <w:szCs w:val="20"/>
+              <w:lang w:val="en-US" w:bidi="hi-IN"/>
+            </w:rPr>
+          </w:pPr>
+          <w:r>
+            <w:rPr>
+              <w:rFonts w:cs="Times New Roman"/>
+              <w:color w:val="000000" w:themeColor="text1"/>
+              <w:szCs w:val="24"/>
+            </w:rPr>
+            <w:fldChar w:fldCharType="begin"/>
+          </w:r>
+          <w:r>
+            <w:rPr>
+              <w:rFonts w:cs="Times New Roman"/>
+              <w:color w:val="000000" w:themeColor="text1"/>
+              <w:szCs w:val="24"/>
+            </w:rPr>
+            <w:instrText xml:space="preserve"> TOC \o "1-3" \h \z \u </w:instrText>
+          </w:r>
+          <w:r>
+            <w:rPr>
+              <w:rFonts w:cs="Times New Roman"/>
+              <w:color w:val="000000" w:themeColor="text1"/>
+              <w:szCs w:val="24"/>
+            </w:rPr>
+            <w:fldChar w:fldCharType="separate"/>
+          </w:r>
+          <w:hyperlink w:anchor="_Toc232100157" w:history="1">
+            <w:r>
+              <w:rPr>
+                <w:rStyle w:val="Hyperlink"/>
+                <w:noProof/>
+              </w:rPr>
+              <w:t>Abstract</w:t>
+            </w:r>
+            <w:r>
+              <w:rPr>
+                <w:noProof/>
+                <w:webHidden/>
+              </w:rPr>
+              <w:tab/>
+            </w:r>
+            <w:r>
+              <w:rPr>
+                <w:noProof/>
+                <w:webHidden/>
+              </w:rPr>
+              <w:fldChar w:fldCharType="begin"/>
+            </w:r>
+            <w:r>
+              <w:rPr>
+                <w:noProof/>
+                <w:webHidden/>
+              </w:rPr>
+              <w:instrText xml:space="preserve"> PAGEREF _Toc232100157 \h </w:instrText>
+            </w:r>
+            <w:r>
+              <w:rPr>
+                <w:noProof/>
+                <w:webHidden/>
+              </w:rPr>
+            </w:r>
+            <w:r>
+              <w:rPr>
+                <w:noProof/>
+                <w:webHidden/>
+              </w:rPr>
+              <w:fldChar w:fldCharType="separate"/>
+            </w:r>
+            <w:r>
+              <w:rPr>
+                <w:noProof/>
+                <w:webHidden/>
+              </w:rPr>
+              <w:t>i</w:t>
+            </w:r>
+            <w:r>
+              <w:rPr>
+                <w:noProof/>
+                <w:webHidden/>
+              </w:rPr>
+              <w:fldChar w:fldCharType="end"/>
+            </w:r>
+          </w:hyperlink>
+        </w:p>
+        <w:p>
+          <w:pPr>
+            <w:pStyle w:val="TOC1"/>
+            <w:tabs>
+              <w:tab w:val="right" w:leader="dot" w:pos="9016"/>
+            </w:tabs>
+            <w:rPr>
+              <w:rFonts w:asciiTheme="minorHAnsi" w:eastAsiaTheme="minorEastAsia" w:hAnsiTheme="minorHAnsi" w:cs="Mangal"/>
+              <w:noProof/>
+              <w:sz w:val="22"/>
+              <w:szCs w:val="20"/>
+              <w:lang w:val="en-US" w:bidi="hi-IN"/>
+            </w:rPr>
+          </w:pPr>
+          <w:hyperlink w:anchor="_Toc232100158" w:history="1">
+            <w:r>
+              <w:rPr>
+                <w:rStyle w:val="Hyperlink"/>
+                <w:noProof/>
+              </w:rPr>
+              <w:t>Acknowledgement</w:t>
+            </w:r>
+            <w:r>
+              <w:rPr>
+                <w:noProof/>
+                <w:webHidden/>
+              </w:rPr>
+              <w:tab/>
+            </w:r>
+            <w:r>
+              <w:rPr>
+                <w:noProof/>
+                <w:webHidden/>
+              </w:rPr>
+              <w:fldChar w:fldCharType="begin"/>
+            </w:r>
+            <w:r>
+              <w:rPr>
+                <w:noProof/>
+                <w:webHidden/>
+              </w:rPr>
+              <w:instrText xml:space="preserve"> PAGEREF _Toc232100158 \h </w:instrText>
+            </w:r>
+            <w:r>
+              <w:rPr>
+                <w:noProof/>
+                <w:webHidden/>
+              </w:rPr>
+            </w:r>
+            <w:r>
+              <w:rPr>
+                <w:noProof/>
+                <w:webHidden/>
+              </w:rPr>
+              <w:fldChar w:fldCharType="separate"/>
+            </w:r>
+            <w:r>
+              <w:rPr>
+                <w:noProof/>
+                <w:webHidden/>
+              </w:rPr>
+              <w:t>ii</w:t>
+            </w:r>
+            <w:r>
+              <w:rPr>
+                <w:noProof/>
+                <w:webHidden/>
+              </w:rPr>
+              <w:fldChar w:fldCharType="end"/>
+            </w:r>
+          </w:hyperlink>
+        </w:p>
+        <w:p>
+          <w:pPr>
+            <w:pStyle w:val="TOC1"/>
+            <w:tabs>
+              <w:tab w:val="left" w:pos="440"/>
+              <w:tab w:val="right" w:leader="dot" w:pos="9016"/>
+            </w:tabs>
+            <w:rPr>
+              <w:rFonts w:asciiTheme="minorHAnsi" w:eastAsiaTheme="minorEastAsia" w:hAnsiTheme="minorHAnsi" w:cs="Mangal"/>
+              <w:noProof/>
+              <w:sz w:val="22"/>
+              <w:szCs w:val="20"/>
+              <w:lang w:val="en-US" w:bidi="hi-IN"/>
+            </w:rPr>
+          </w:pPr>
+          <w:hyperlink w:anchor="_Toc232100159" w:history="1">
+            <w:r>
+              <w:rPr>
+                <w:rStyle w:val="Hyperlink"/>
+                <w:noProof/>
+              </w:rPr>
+              <w:t>1.</w:t>
+            </w:r>
+            <w:r>
+              <w:rPr>
+                <w:rFonts w:asciiTheme="minorHAnsi" w:eastAsiaTheme="minorEastAsia" w:hAnsiTheme="minorHAnsi" w:cs="Mangal"/>
+                <w:noProof/>
+                <w:sz w:val="22"/>
+                <w:szCs w:val="20"/>
+                <w:lang w:val="en-US" w:bidi="hi-IN"/>
+              </w:rPr>
+              <w:tab/>
+            </w:r>
+            <w:r>
+              <w:rPr>
+                <w:rStyle w:val="Hyperlink"/>
+                <w:noProof/>
+              </w:rPr>
+              <w:t>Overview</w:t>
+            </w:r>
+            <w:r>
+              <w:rPr>
+                <w:noProof/>
+                <w:webHidden/>
+              </w:rPr>
+              <w:tab/>
+            </w:r>
+            <w:r>
+              <w:rPr>
+                <w:noProof/>
+                <w:webHidden/>
+              </w:rPr>
+              <w:fldChar w:fldCharType="begin"/>
+            </w:r>
+            <w:r>
+              <w:rPr>
+                <w:noProof/>
+                <w:webHidden/>
+              </w:rPr>
+              <w:instrText xml:space="preserve"> PAGEREF _Toc232100159 \h </w:instrText>
+            </w:r>
+            <w:r>
+              <w:rPr>
+                <w:noProof/>
+                <w:webHidden/>
+              </w:rPr>
+            </w:r>
+            <w:r>
+              <w:rPr>
+                <w:noProof/>
+                <w:webHidden/>
+              </w:rPr>
+              <w:fldChar w:fldCharType="separate"/>
+            </w:r>
+            <w:r>
+              <w:rPr>
+                <w:noProof/>
+                <w:webHidden/>
+              </w:rPr>
+              <w:t>1</w:t>
+            </w:r>
+            <w:r>
+              <w:rPr>
+                <w:noProof/>
+                <w:webHidden/>
+              </w:rPr>
+              <w:fldChar w:fldCharType="end"/>
+            </w:r>
+          </w:hyperlink>
+        </w:p>
+        <w:p>
+          <w:pPr>
+            <w:pStyle w:val="TOC1"/>
+            <w:tabs>
+              <w:tab w:val="right" w:leader="dot" w:pos="9016"/>
+            </w:tabs>
+            <w:rPr>
+              <w:rFonts w:asciiTheme="minorHAnsi" w:eastAsiaTheme="minorEastAsia" w:hAnsiTheme="minorHAnsi" w:cs="Mangal"/>
+              <w:noProof/>
+              <w:sz w:val="22"/>
+              <w:szCs w:val="20"/>
+              <w:lang w:val="en-US" w:bidi="hi-IN"/>
+            </w:rPr>
+          </w:pPr>
+          <w:hyperlink w:anchor="_Toc232100160" w:history="1">
+            <w:r>
+              <w:rPr>
+                <w:rStyle w:val="Hyperlink"/>
+                <w:noProof/>
+              </w:rPr>
+              <w:t>1.1. Motivation</w:t>
+            </w:r>
+            <w:r>
+              <w:rPr>
+                <w:noProof/>
+                <w:webHidden/>
+              </w:rPr>
+              <w:tab/>
+            </w:r>
+            <w:r>
+              <w:rPr>
+                <w:noProof/>
+                <w:webHidden/>
+              </w:rPr>
+              <w:fldChar w:fldCharType="begin"/>
+            </w:r>
+            <w:r>
+              <w:rPr>
+                <w:noProof/>
+                <w:webHidden/>
+              </w:rPr>
+              <w:instrText xml:space="preserve"> PAGEREF _Toc232100160 \h </w:instrText>
+            </w:r>
+            <w:r>
+              <w:rPr>
+                <w:noProof/>
+                <w:webHidden/>
+              </w:rPr>
+            </w:r>
+            <w:r>
+              <w:rPr>
+                <w:noProof/>
+                <w:webHidden/>
+              </w:rPr>
+              <w:fldChar w:fldCharType="separate"/>
+            </w:r>
+            <w:r>
+              <w:rPr>
+                <w:noProof/>
+                <w:webHidden/>
+              </w:rPr>
+              <w:t>1</w:t>
+            </w:r>
+            <w:r>
+              <w:rPr>
+                <w:noProof/>
+                <w:webHidden/>
+              </w:rPr>
+              <w:fldChar w:fldCharType="end"/>
+            </w:r>
+          </w:hyperlink>
+        </w:p>
+        <w:p>
+          <w:pPr>
+            <w:pStyle w:val="TOC1"/>
+            <w:tabs>
+              <w:tab w:val="right" w:leader="dot" w:pos="9016"/>
+            </w:tabs>
+            <w:rPr>
+              <w:rFonts w:asciiTheme="minorHAnsi" w:eastAsiaTheme="minorEastAsia" w:hAnsiTheme="minorHAnsi" w:cs="Mangal"/>
+              <w:noProof/>
+              <w:sz w:val="22"/>
+              <w:szCs w:val="20"/>
+              <w:lang w:val="en-US" w:bidi="hi-IN"/>
+            </w:rPr>
+          </w:pPr>
+          <w:hyperlink w:anchor="_Toc232100161" w:history="1">
+            <w:r>
+              <w:rPr>
+                <w:rStyle w:val="Hyperlink"/>
+                <w:noProof/>
+              </w:rPr>
+              <w:t>1.2. Customers and Users</w:t>
+            </w:r>
+            <w:r>
+              <w:rPr>
+                <w:noProof/>
+                <w:webHidden/>
+              </w:rPr>
+              <w:tab/>
+            </w:r>
+            <w:r>
+              <w:rPr>
+                <w:noProof/>
+                <w:webHidden/>
+              </w:rPr>
+              <w:fldChar w:fldCharType="begin"/>
+            </w:r>
+            <w:r>
+              <w:rPr>
+                <w:noProof/>
+                <w:webHidden/>
+              </w:rPr>
+              <w:instrText xml:space="preserve"> PAGEREF _Toc232100161 \h </w:instrText>
+            </w:r>
+            <w:r>
+              <w:rPr>
+                <w:noProof/>
+                <w:webHidden/>
+              </w:rPr>
+            </w:r>
+            <w:r>
+              <w:rPr>
+                <w:noProof/>
+                <w:webHidden/>
+              </w:rPr>
+              <w:fldChar w:fldCharType="separate"/>
+            </w:r>
+            <w:r>
+              <w:rPr>
+                <w:noProof/>
+                <w:webHidden/>
+              </w:rPr>
+              <w:t>1</w:t>
+            </w:r>
+            <w:r>
+              <w:rPr>
+                <w:noProof/>
+                <w:webHidden/>
+              </w:rPr>
+              <w:fldChar w:fldCharType="end"/>
+            </w:r>
+          </w:hyperlink>
+        </w:p>
+        <w:p>
+          <w:pPr>
+            <w:pStyle w:val="TOC1"/>
+            <w:tabs>
+              <w:tab w:val="right" w:leader="dot" w:pos="9016"/>
+            </w:tabs>
+            <w:rPr>
+              <w:rFonts w:asciiTheme="minorHAnsi" w:eastAsiaTheme="minorEastAsia" w:hAnsiTheme="minorHAnsi" w:cs="Mangal"/>
+              <w:noProof/>
+              <w:sz w:val="22"/>
+              <w:szCs w:val="20"/>
+              <w:lang w:val="en-US" w:bidi="hi-IN"/>
+            </w:rPr>
+          </w:pPr>
+          <w:hyperlink w:anchor="_Toc232100162" w:history="1">
+            <w:r>
+              <w:rPr>
+                <w:rStyle w:val="Hyperlink"/>
+                <w:noProof/>
+              </w:rPr>
+              <w:t>1.3. Project Deliverables</w:t>
+            </w:r>
+            <w:r>
+              <w:rPr>
+                <w:noProof/>
+                <w:webHidden/>
+              </w:rPr>
+              <w:tab/>
+            </w:r>
+            <w:r>
+              <w:rPr>
+                <w:noProof/>
+                <w:webHidden/>
+              </w:rPr>
+              <w:fldChar w:fldCharType="begin"/>
+            </w:r>
+            <w:r>
+              <w:rPr>
+                <w:noProof/>
+                <w:webHidden/>
+              </w:rPr>
+              <w:instrText xml:space="preserve"> PAGEREF _Toc232100162 \h </w:instrText>
+            </w:r>
+            <w:r>
+              <w:rPr>
+                <w:noProof/>
+                <w:webHidden/>
+              </w:rPr>
+            </w:r>
+            <w:r>
+              <w:rPr>
+                <w:noProof/>
+                <w:webHidden/>
+              </w:rPr>
+              <w:fldChar w:fldCharType="separate"/>
+            </w:r>
+            <w:r>
+              <w:rPr>
+                <w:noProof/>
+                <w:webHidden/>
+              </w:rPr>
+              <w:t>2</w:t>
+            </w:r>
+            <w:r>
+              <w:rPr>
+                <w:noProof/>
+                <w:webHidden/>
+              </w:rPr>
+              <w:fldChar w:fldCharType="end"/>
+            </w:r>
+          </w:hyperlink>
+        </w:p>
+        <w:p>
+          <w:pPr>
+            <w:pStyle w:val="TOC1"/>
+            <w:tabs>
+              <w:tab w:val="right" w:leader="dot" w:pos="9016"/>
+            </w:tabs>
+            <w:rPr>
+              <w:rFonts w:asciiTheme="minorHAnsi" w:eastAsiaTheme="minorEastAsia" w:hAnsiTheme="minorHAnsi" w:cs="Mangal"/>
+              <w:noProof/>
+              <w:sz w:val="22"/>
+              <w:szCs w:val="20"/>
+              <w:lang w:val="en-US" w:bidi="hi-IN"/>
+            </w:rPr>
+          </w:pPr>
+          <w:hyperlink w:anchor="_Toc232100163" w:history="1">
+            <w:r>
+              <w:rPr>
+                <w:rStyle w:val="Hyperlink"/>
+                <w:noProof/>
+              </w:rPr>
+              <w:t>1.4. Cost Estimation</w:t>
+            </w:r>
+            <w:r>
+              <w:rPr>
+                <w:noProof/>
+                <w:webHidden/>
+              </w:rPr>
+              <w:tab/>
+            </w:r>
+            <w:r>
+              <w:rPr>
+                <w:noProof/>
+                <w:webHidden/>
+              </w:rPr>
+              <w:fldChar w:fldCharType="begin"/>
+            </w:r>
+            <w:r>
+              <w:rPr>
+                <w:noProof/>
+                <w:webHidden/>
+              </w:rPr>
+              <w:instrText xml:space="preserve"> PAGEREF _Toc232100163 \h </w:instrText>
+            </w:r>
+            <w:r>
+              <w:rPr>
+                <w:noProof/>
+                <w:webHidden/>
+              </w:rPr>
+            </w:r>
+            <w:r>
+              <w:rPr>
+                <w:noProof/>
+                <w:webHidden/>
+              </w:rPr>
+              <w:fldChar w:fldCharType="separate"/>
+            </w:r>
+            <w:r>
+              <w:rPr>
+                <w:noProof/>
+                <w:webHidden/>
+              </w:rPr>
+              <w:t>2</w:t>
+            </w:r>
+            <w:r>
+              <w:rPr>
+                <w:noProof/>
+                <w:webHidden/>
+              </w:rPr>
+              <w:fldChar w:fldCharType="end"/>
+            </w:r>
+          </w:hyperlink>
+        </w:p>
+        <w:p>
+          <w:pPr>
+            <w:pStyle w:val="TOC1"/>
+            <w:tabs>
+              <w:tab w:val="right" w:leader="dot" w:pos="9016"/>
+            </w:tabs>
+            <w:rPr>
+              <w:rFonts w:asciiTheme="minorHAnsi" w:eastAsiaTheme="minorEastAsia" w:hAnsiTheme="minorHAnsi" w:cs="Mangal"/>
+              <w:noProof/>
+              <w:sz w:val="22"/>
+              <w:szCs w:val="20"/>
+              <w:lang w:val="en-US" w:bidi="hi-IN"/>
+            </w:rPr>
+          </w:pPr>
+          <w:hyperlink w:anchor="_Toc232100164" w:history="1">
+            <w:r>
+              <w:rPr>
+                <w:rStyle w:val="Hyperlink"/>
+                <w:noProof/>
+              </w:rPr>
+              <w:t>1.5. Timeline</w:t>
+            </w:r>
+            <w:r>
+              <w:rPr>
+                <w:noProof/>
+                <w:webHidden/>
+              </w:rPr>
+              <w:tab/>
+            </w:r>
+            <w:r>
+              <w:rPr>
+                <w:noProof/>
+                <w:webHidden/>
+              </w:rPr>
+              <w:fldChar w:fldCharType="begin"/>
+            </w:r>
+            <w:r>
+              <w:rPr>
+                <w:noProof/>
+                <w:webHidden/>
+              </w:rPr>
+              <w:instrText xml:space="preserve"> PAGEREF _Toc232100164 \h </w:instrText>
+            </w:r>
+            <w:r>
+              <w:rPr>
+                <w:noProof/>
+                <w:webHidden/>
+              </w:rPr>
+            </w:r>
+            <w:r>
+              <w:rPr>
+                <w:noProof/>
+                <w:webHidden/>
+              </w:rPr>
+              <w:fldChar w:fldCharType="separate"/>
+            </w:r>
+            <w:r>
+              <w:rPr>
+                <w:noProof/>
+                <w:webHidden/>
+              </w:rPr>
+              <w:t>2</w:t>
+            </w:r>
+            <w:r>
+              <w:rPr>
+                <w:noProof/>
+                <w:webHidden/>
+              </w:rPr>
+              <w:fldChar w:fldCharType="end"/>
+            </w:r>
+          </w:hyperlink>
+        </w:p>
+        <w:p>
+          <w:pPr>
+            <w:pStyle w:val="TOC1"/>
+            <w:tabs>
+              <w:tab w:val="left" w:pos="440"/>
+              <w:tab w:val="right" w:leader="dot" w:pos="9016"/>
+            </w:tabs>
+            <w:rPr>
+              <w:rFonts w:asciiTheme="minorHAnsi" w:eastAsiaTheme="minorEastAsia" w:hAnsiTheme="minorHAnsi" w:cs="Mangal"/>
+              <w:noProof/>
+              <w:sz w:val="22"/>
+              <w:szCs w:val="20"/>
+              <w:lang w:val="en-US" w:bidi="hi-IN"/>
+            </w:rPr>
+          </w:pPr>
+          <w:hyperlink w:anchor="_Toc232100165" w:history="1">
+            <w:r>
+              <w:rPr>
+                <w:rStyle w:val="Hyperlink"/>
+                <w:noProof/>
+              </w:rPr>
+              <w:t>2.</w:t>
+            </w:r>
+            <w:r>
+              <w:rPr>
+                <w:rFonts w:asciiTheme="minorHAnsi" w:eastAsiaTheme="minorEastAsia" w:hAnsiTheme="minorHAnsi" w:cs="Mangal"/>
+                <w:noProof/>
+                <w:sz w:val="22"/>
+                <w:szCs w:val="20"/>
+                <w:lang w:val="en-US" w:bidi="hi-IN"/>
+              </w:rPr>
+              <w:tab/>
+            </w:r>
+            <w:r>
+              <w:rPr>
+                <w:rStyle w:val="Hyperlink"/>
+                <w:noProof/>
+              </w:rPr>
+              <w:t>Project Aims</w:t>
+            </w:r>
+            <w:r>
+              <w:rPr>
+                <w:noProof/>
+                <w:webHidden/>
+              </w:rPr>
+              <w:tab/>
+            </w:r>
+            <w:r>
+              <w:rPr>
+                <w:noProof/>
+                <w:webHidden/>
+              </w:rPr>
+              <w:fldChar w:fldCharType="begin"/>
+            </w:r>
+            <w:r>
+              <w:rPr>
+                <w:noProof/>
+                <w:webHidden/>
+              </w:rPr>
+              <w:instrText xml:space="preserve"> PAGEREF _Toc232100165 \h </w:instrText>
+            </w:r>
+            <w:r>
+              <w:rPr>
+                <w:noProof/>
+                <w:webHidden/>
+              </w:rPr>
+            </w:r>
+            <w:r>
+              <w:rPr>
+                <w:noProof/>
+                <w:webHidden/>
+              </w:rPr>
+              <w:fldChar w:fldCharType="separate"/>
+            </w:r>
+            <w:r>
+              <w:rPr>
+                <w:noProof/>
+                <w:webHidden/>
+              </w:rPr>
+              <w:t>3</w:t>
+            </w:r>
+            <w:r>
+              <w:rPr>
+                <w:noProof/>
+                <w:webHidden/>
+              </w:rPr>
+              <w:fldChar w:fldCharType="end"/>
+            </w:r>
+          </w:hyperlink>
+        </w:p>
+        <w:p>
+          <w:pPr>
+            <w:pStyle w:val="TOC1"/>
+            <w:tabs>
+              <w:tab w:val="left" w:pos="440"/>
+              <w:tab w:val="right" w:leader="dot" w:pos="9016"/>
+            </w:tabs>
+            <w:rPr>
+              <w:rFonts w:asciiTheme="minorHAnsi" w:eastAsiaTheme="minorEastAsia" w:hAnsiTheme="minorHAnsi" w:cs="Mangal"/>
+              <w:noProof/>
+              <w:sz w:val="22"/>
+              <w:szCs w:val="20"/>
+              <w:lang w:val="en-US" w:bidi="hi-IN"/>
+            </w:rPr>
+          </w:pPr>
+          <w:hyperlink w:anchor="_Toc232100166" w:history="1">
+            <w:r>
+              <w:rPr>
+                <w:rStyle w:val="Hyperlink"/>
+                <w:noProof/>
+              </w:rPr>
+              <w:t>3.</w:t>
+            </w:r>
+            <w:r>
+              <w:rPr>
+                <w:rFonts w:asciiTheme="minorHAnsi" w:eastAsiaTheme="minorEastAsia" w:hAnsiTheme="minorHAnsi" w:cs="Mangal"/>
+                <w:noProof/>
+                <w:sz w:val="22"/>
+                <w:szCs w:val="20"/>
+                <w:lang w:val="en-US" w:bidi="hi-IN"/>
+              </w:rPr>
+              <w:tab/>
+            </w:r>
+            <w:r>
+              <w:rPr>
+                <w:rStyle w:val="Hyperlink"/>
+                <w:noProof/>
+              </w:rPr>
+              <w:t>Project Objectives</w:t>
+            </w:r>
+            <w:r>
+              <w:rPr>
+                <w:noProof/>
+                <w:webHidden/>
+              </w:rPr>
+              <w:tab/>
+            </w:r>
+            <w:r>
+              <w:rPr>
+                <w:noProof/>
+                <w:webHidden/>
+              </w:rPr>
+              <w:fldChar w:fldCharType="begin"/>
+            </w:r>
+            <w:r>
+              <w:rPr>
+                <w:noProof/>
+                <w:webHidden/>
+              </w:rPr>
+              <w:instrText xml:space="preserve"> PAGEREF _Toc232100166 \h </w:instrText>
+            </w:r>
+            <w:r>
+              <w:rPr>
+                <w:noProof/>
+                <w:webHidden/>
+              </w:rPr>
+            </w:r>
+            <w:r>
+              <w:rPr>
+                <w:noProof/>
+                <w:webHidden/>
+              </w:rPr>
+              <w:fldChar w:fldCharType="separate"/>
+            </w:r>
+            <w:r>
+              <w:rPr>
+                <w:noProof/>
+                <w:webHidden/>
+              </w:rPr>
+              <w:t>4</w:t>
+            </w:r>
+            <w:r>
+              <w:rPr>
+                <w:noProof/>
+                <w:webHidden/>
+              </w:rPr>
+              <w:fldChar w:fldCharType="end"/>
+            </w:r>
+          </w:hyperlink>
+        </w:p>
+        <w:p>
+          <w:pPr>
+            <w:pStyle w:val="TOC1"/>
+            <w:tabs>
+              <w:tab w:val="left" w:pos="440"/>
+              <w:tab w:val="right" w:leader="dot" w:pos="9016"/>
+            </w:tabs>
+            <w:rPr>
+              <w:rFonts w:asciiTheme="minorHAnsi" w:eastAsiaTheme="minorEastAsia" w:hAnsiTheme="minorHAnsi" w:cs="Mangal"/>
+              <w:noProof/>
+              <w:sz w:val="22"/>
+              <w:szCs w:val="20"/>
+              <w:lang w:val="en-US" w:bidi="hi-IN"/>
+            </w:rPr>
+          </w:pPr>
+          <w:hyperlink w:anchor="_Toc232100167" w:history="1">
+            <w:r>
+              <w:rPr>
+                <w:rStyle w:val="Hyperlink"/>
+                <w:noProof/>
+              </w:rPr>
+              <w:t>4.</w:t>
+            </w:r>
+            <w:r>
+              <w:rPr>
+                <w:rFonts w:asciiTheme="minorHAnsi" w:eastAsiaTheme="minorEastAsia" w:hAnsiTheme="minorHAnsi" w:cs="Mangal"/>
+                <w:noProof/>
+                <w:sz w:val="22"/>
+                <w:szCs w:val="20"/>
+                <w:lang w:val="en-US" w:bidi="hi-IN"/>
+              </w:rPr>
+              <w:tab/>
+            </w:r>
+            <w:r>
+              <w:rPr>
+                <w:rStyle w:val="Hyperlink"/>
+                <w:noProof/>
+              </w:rPr>
+              <w:t>Project Scope</w:t>
+            </w:r>
+            <w:r>
+              <w:rPr>
+                <w:noProof/>
+                <w:webHidden/>
+              </w:rPr>
+              <w:tab/>
+            </w:r>
+            <w:r>
+              <w:rPr>
+                <w:noProof/>
+                <w:webHidden/>
+              </w:rPr>
+              <w:fldChar w:fldCharType="begin"/>
+            </w:r>
+            <w:r>
+              <w:rPr>
+                <w:noProof/>
+                <w:webHidden/>
+              </w:rPr>
+              <w:instrText xml:space="preserve"> PAGEREF _Toc232100167 \h </w:instrText>
+            </w:r>
+            <w:r>
+              <w:rPr>
+                <w:noProof/>
+                <w:webHidden/>
+              </w:rPr>
+            </w:r>
+            <w:r>
+              <w:rPr>
+                <w:noProof/>
+                <w:webHidden/>
+              </w:rPr>
+              <w:fldChar w:fldCharType="separate"/>
+            </w:r>
+            <w:r>
+              <w:rPr>
+                <w:noProof/>
+                <w:webHidden/>
+              </w:rPr>
+              <w:t>5</w:t>
+            </w:r>
+            <w:r>
+              <w:rPr>
+                <w:noProof/>
+                <w:webHidden/>
+              </w:rPr>
+              <w:fldChar w:fldCharType="end"/>
+            </w:r>
+          </w:hyperlink>
+        </w:p>
+        <w:p>
+          <w:pPr>
+            <w:pStyle w:val="TOC1"/>
+            <w:tabs>
+              <w:tab w:val="right" w:leader="dot" w:pos="9016"/>
+            </w:tabs>
+            <w:rPr>
+              <w:rFonts w:asciiTheme="minorHAnsi" w:eastAsiaTheme="minorEastAsia" w:hAnsiTheme="minorHAnsi" w:cs="Mangal"/>
+              <w:noProof/>
+              <w:sz w:val="22"/>
+              <w:szCs w:val="20"/>
+              <w:lang w:val="en-US" w:bidi="hi-IN"/>
+            </w:rPr>
+          </w:pPr>
+          <w:hyperlink w:anchor="_Toc232100168" w:history="1">
+            <w:r>
+              <w:rPr>
+                <w:rStyle w:val="Hyperlink"/>
+                <w:noProof/>
+              </w:rPr>
+              <w:t>4.1 In Scope</w:t>
+            </w:r>
+            <w:r>
+              <w:rPr>
+                <w:noProof/>
+                <w:webHidden/>
+              </w:rPr>
+              <w:tab/>
+            </w:r>
+            <w:r>
+              <w:rPr>
+                <w:noProof/>
+                <w:webHidden/>
+              </w:rPr>
+              <w:fldChar w:fldCharType="begin"/>
+            </w:r>
+            <w:r>
+              <w:rPr>
+                <w:noProof/>
+                <w:webHidden/>
+              </w:rPr>
+              <w:instrText xml:space="preserve"> PAGEREF _Toc232100168 \h </w:instrText>
+            </w:r>
+            <w:r>
+              <w:rPr>
+                <w:noProof/>
+                <w:webHidden/>
+              </w:rPr>
+            </w:r>
+            <w:r>
+              <w:rPr>
+                <w:noProof/>
+                <w:webHidden/>
+              </w:rPr>
+              <w:fldChar w:fldCharType="separate"/>
+            </w:r>
+            <w:r>
+              <w:rPr>
+                <w:noProof/>
+                <w:webHidden/>
+              </w:rPr>
+              <w:t>5</w:t>
+            </w:r>
+            <w:r>
+              <w:rPr>
+                <w:noProof/>
+                <w:webHidden/>
+              </w:rPr>
+              <w:fldChar w:fldCharType="end"/>
+            </w:r>
+          </w:hyperlink>
+        </w:p>
+        <w:p>
+          <w:pPr>
+            <w:pStyle w:val="TOC1"/>
+            <w:tabs>
+              <w:tab w:val="right" w:leader="dot" w:pos="9016"/>
+            </w:tabs>
+            <w:rPr>
+              <w:rFonts w:asciiTheme="minorHAnsi" w:eastAsiaTheme="minorEastAsia" w:hAnsiTheme="minorHAnsi" w:cs="Mangal"/>
+              <w:noProof/>
+              <w:sz w:val="22"/>
+              <w:szCs w:val="20"/>
+              <w:lang w:val="en-US" w:bidi="hi-IN"/>
+            </w:rPr>
+          </w:pPr>
+          <w:hyperlink w:anchor="_Toc232100169" w:history="1">
+            <w:r>
+              <w:rPr>
+                <w:rStyle w:val="Hyperlink"/>
+                <w:noProof/>
+              </w:rPr>
+              <w:t>4.2 Out of Scope</w:t>
+            </w:r>
+            <w:r>
+              <w:rPr>
+                <w:noProof/>
+                <w:webHidden/>
+              </w:rPr>
+              <w:tab/>
+            </w:r>
+            <w:r>
+              <w:rPr>
+                <w:noProof/>
+                <w:webHidden/>
+              </w:rPr>
+              <w:fldChar w:fldCharType="begin"/>
+            </w:r>
+            <w:r>
+              <w:rPr>
+                <w:noProof/>
+                <w:webHidden/>
+              </w:rPr>
+              <w:instrText xml:space="preserve"> PAGEREF _Toc232100169 \h </w:instrText>
+            </w:r>
+            <w:r>
+              <w:rPr>
+                <w:noProof/>
+                <w:webHidden/>
+              </w:rPr>
+            </w:r>
+            <w:r>
+              <w:rPr>
+                <w:noProof/>
+                <w:webHidden/>
+              </w:rPr>
+              <w:fldChar w:fldCharType="separate"/>
+            </w:r>
+            <w:r>
+              <w:rPr>
+                <w:noProof/>
+                <w:webHidden/>
+              </w:rPr>
+              <w:t>5</w:t>
+            </w:r>
+            <w:r>
+              <w:rPr>
+                <w:noProof/>
+                <w:webHidden/>
+              </w:rPr>
+              <w:fldChar w:fldCharType="end"/>
+            </w:r>
+          </w:hyperlink>
+        </w:p>
+        <w:p>
+          <w:pPr>
+            <w:pStyle w:val="TOC1"/>
+            <w:tabs>
+              <w:tab w:val="right" w:leader="dot" w:pos="9016"/>
+            </w:tabs>
+            <w:rPr>
+              <w:rFonts w:asciiTheme="minorHAnsi" w:eastAsiaTheme="minorEastAsia" w:hAnsiTheme="minorHAnsi" w:cs="Mangal"/>
+              <w:noProof/>
+              <w:sz w:val="22"/>
+              <w:szCs w:val="20"/>
+              <w:lang w:val="en-US" w:bidi="hi-IN"/>
+            </w:rPr>
+          </w:pPr>
+          <w:hyperlink w:anchor="_Toc232100170" w:history="1">
+            <w:r>
+              <w:rPr>
+                <w:rStyle w:val="Hyperlink"/>
+                <w:noProof/>
+              </w:rPr>
+              <w:t>4.3 Use Case Summary</w:t>
+            </w:r>
+            <w:r>
+              <w:rPr>
+                <w:noProof/>
+                <w:webHidden/>
+              </w:rPr>
+              <w:tab/>
+            </w:r>
+            <w:r>
+              <w:rPr>
+                <w:noProof/>
+                <w:webHidden/>
+              </w:rPr>
+              <w:fldChar w:fldCharType="begin"/>
+            </w:r>
+            <w:r>
+              <w:rPr>
+                <w:noProof/>
+                <w:webHidden/>
+              </w:rPr>
+              <w:instrText xml:space="preserve"> PAGEREF _Toc232100170 \h </w:instrText>
+            </w:r>
+            <w:r>
+              <w:rPr>
+                <w:noProof/>
+                <w:webHidden/>
+              </w:rPr>
+            </w:r>
+            <w:r>
+              <w:rPr>
+                <w:noProof/>
+                <w:webHidden/>
+              </w:rPr>
+              <w:fldChar w:fldCharType="separate"/>
+            </w:r>
+            <w:r>
+              <w:rPr>
+                <w:noProof/>
+                <w:webHidden/>
+              </w:rPr>
+              <w:t>6</w:t>
+            </w:r>
+            <w:r>
+              <w:rPr>
+                <w:noProof/>
+                <w:webHidden/>
+              </w:rPr>
+              <w:fldChar w:fldCharType="end"/>
+            </w:r>
+          </w:hyperlink>
+        </w:p>
+        <w:p>
+          <w:pPr>
+            <w:pStyle w:val="TOC1"/>
+            <w:tabs>
+              <w:tab w:val="left" w:pos="440"/>
+              <w:tab w:val="right" w:leader="dot" w:pos="9016"/>
+            </w:tabs>
+            <w:rPr>
+              <w:rFonts w:asciiTheme="minorHAnsi" w:eastAsiaTheme="minorEastAsia" w:hAnsiTheme="minorHAnsi" w:cs="Mangal"/>
+              <w:noProof/>
+              <w:sz w:val="22"/>
+              <w:szCs w:val="20"/>
+              <w:lang w:val="en-US" w:bidi="hi-IN"/>
+            </w:rPr>
+          </w:pPr>
+          <w:hyperlink w:anchor="_Toc232100171" w:history="1">
+            <w:r>
+              <w:rPr>
+                <w:rStyle w:val="Hyperlink"/>
+                <w:noProof/>
+              </w:rPr>
+              <w:t>5.</w:t>
+            </w:r>
+            <w:r>
+              <w:rPr>
+                <w:rFonts w:asciiTheme="minorHAnsi" w:eastAsiaTheme="minorEastAsia" w:hAnsiTheme="minorHAnsi" w:cs="Mangal"/>
+                <w:noProof/>
+                <w:sz w:val="22"/>
+                <w:szCs w:val="20"/>
+                <w:lang w:val="en-US" w:bidi="hi-IN"/>
+              </w:rPr>
+              <w:tab/>
+            </w:r>
+            <w:r>
+              <w:rPr>
+                <w:rStyle w:val="Hyperlink"/>
+                <w:noProof/>
+              </w:rPr>
+              <w:t>Project Schedule</w:t>
+            </w:r>
+            <w:r>
+              <w:rPr>
+                <w:noProof/>
+                <w:webHidden/>
+              </w:rPr>
+              <w:tab/>
+            </w:r>
+            <w:r>
+              <w:rPr>
+                <w:noProof/>
+                <w:webHidden/>
+              </w:rPr>
+              <w:fldChar w:fldCharType="begin"/>
+            </w:r>
+            <w:r>
+              <w:rPr>
+                <w:noProof/>
+                <w:webHidden/>
+              </w:rPr>
+              <w:instrText xml:space="preserve"> PAGEREF _Toc232100171 \h </w:instrText>
+            </w:r>
+            <w:r>
+              <w:rPr>
+                <w:noProof/>
+                <w:webHidden/>
+              </w:rPr>
+            </w:r>
+            <w:r>
+              <w:rPr>
+                <w:noProof/>
+                <w:webHidden/>
+              </w:rPr>
+              <w:fldChar w:fldCharType="separate"/>
+            </w:r>
+            <w:r>
+              <w:rPr>
+                <w:noProof/>
+                <w:webHidden/>
+              </w:rPr>
+              <w:t>8</w:t>
+            </w:r>
+            <w:r>
+              <w:rPr>
+                <w:noProof/>
+                <w:webHidden/>
+              </w:rPr>
+              <w:fldChar w:fldCharType="end"/>
+            </w:r>
+          </w:hyperlink>
+        </w:p>
+        <w:p>
+          <w:pPr>
+            <w:pStyle w:val="TOC1"/>
+            <w:tabs>
+              <w:tab w:val="right" w:leader="dot" w:pos="9016"/>
+            </w:tabs>
+            <w:rPr>
+              <w:rFonts w:asciiTheme="minorHAnsi" w:eastAsiaTheme="minorEastAsia" w:hAnsiTheme="minorHAnsi" w:cs="Mangal"/>
+              <w:noProof/>
+              <w:sz w:val="22"/>
+              <w:szCs w:val="20"/>
+              <w:lang w:val="en-US" w:bidi="hi-IN"/>
+            </w:rPr>
+          </w:pPr>
+          <w:hyperlink w:anchor="_Toc232100172" w:history="1">
+            <w:r>
+              <w:rPr>
+                <w:rStyle w:val="Hyperlink"/>
+                <w:noProof/>
+              </w:rPr>
+              <w:t>5.1 Work Breakdown Structure (WBS)</w:t>
+            </w:r>
+            <w:r>
+              <w:rPr>
+                <w:noProof/>
+                <w:webHidden/>
+              </w:rPr>
+              <w:tab/>
+            </w:r>
+            <w:r>
+              <w:rPr>
+                <w:noProof/>
+                <w:webHidden/>
+              </w:rPr>
+              <w:fldChar w:fldCharType="begin"/>
+            </w:r>
+            <w:r>
+              <w:rPr>
+                <w:noProof/>
+                <w:webHidden/>
+              </w:rPr>
+              <w:instrText xml:space="preserve"> PAGEREF _Toc232100172 \h </w:instrText>
+            </w:r>
+            <w:r>
+              <w:rPr>
+                <w:noProof/>
+                <w:webHidden/>
+              </w:rPr>
+            </w:r>
+            <w:r>
+              <w:rPr>
+                <w:noProof/>
+                <w:webHidden/>
+              </w:rPr>
+              <w:fldChar w:fldCharType="separate"/>
+            </w:r>
+            <w:r>
+              <w:rPr>
+                <w:noProof/>
+                <w:webHidden/>
+              </w:rPr>
+              <w:t>8</w:t>
+            </w:r>
+            <w:r>
+              <w:rPr>
+                <w:noProof/>
+                <w:webHidden/>
+              </w:rPr>
+              <w:fldChar w:fldCharType="end"/>
+            </w:r>
+          </w:hyperlink>
+        </w:p>
+        <w:p>
+          <w:pPr>
+            <w:pStyle w:val="TOC1"/>
+            <w:tabs>
+              <w:tab w:val="right" w:leader="dot" w:pos="9016"/>
+            </w:tabs>
+            <w:rPr>
+              <w:rFonts w:asciiTheme="minorHAnsi" w:eastAsiaTheme="minorEastAsia" w:hAnsiTheme="minorHAnsi" w:cs="Mangal"/>
+              <w:noProof/>
+              <w:sz w:val="22"/>
+              <w:szCs w:val="20"/>
+              <w:lang w:val="en-US" w:bidi="hi-IN"/>
+            </w:rPr>
+          </w:pPr>
+          <w:hyperlink w:anchor="_Toc232100173" w:history="1">
+            <w:r>
+              <w:rPr>
+                <w:rStyle w:val="Hyperlink"/>
+                <w:noProof/>
+              </w:rPr>
+              <w:t>5.2 Milestone and Deliverables</w:t>
+            </w:r>
+            <w:r>
+              <w:rPr>
+                <w:noProof/>
+                <w:webHidden/>
+              </w:rPr>
+              <w:tab/>
+            </w:r>
+            <w:r>
+              <w:rPr>
+                <w:noProof/>
+                <w:webHidden/>
+              </w:rPr>
+              <w:fldChar w:fldCharType="begin"/>
+            </w:r>
+            <w:r>
+              <w:rPr>
+                <w:noProof/>
+                <w:webHidden/>
+              </w:rPr>
+              <w:instrText xml:space="preserve"> PAGEREF _Toc232100173 \h </w:instrText>
+            </w:r>
+            <w:r>
+              <w:rPr>
+                <w:noProof/>
+                <w:webHidden/>
+              </w:rPr>
+            </w:r>
+            <w:r>
+              <w:rPr>
+                <w:noProof/>
+                <w:webHidden/>
+              </w:rPr>
+              <w:fldChar w:fldCharType="separate"/>
+            </w:r>
+            <w:r>
+              <w:rPr>
+                <w:noProof/>
+                <w:webHidden/>
+              </w:rPr>
+              <w:t>8</w:t>
+            </w:r>
+            <w:r>
+              <w:rPr>
+                <w:noProof/>
+                <w:webHidden/>
+              </w:rPr>
+              <w:fldChar w:fldCharType="end"/>
+            </w:r>
+          </w:hyperlink>
+        </w:p>
+        <w:p>
+          <w:pPr>
+            <w:pStyle w:val="TOC1"/>
+            <w:tabs>
+              <w:tab w:val="right" w:leader="dot" w:pos="9016"/>
+            </w:tabs>
+            <w:rPr>
+              <w:rFonts w:asciiTheme="minorHAnsi" w:eastAsiaTheme="minorEastAsia" w:hAnsiTheme="minorHAnsi" w:cs="Mangal"/>
+              <w:noProof/>
+              <w:sz w:val="22"/>
+              <w:szCs w:val="20"/>
+              <w:lang w:val="en-US" w:bidi="hi-IN"/>
+            </w:rPr>
+          </w:pPr>
+          <w:hyperlink w:anchor="_Toc232100174" w:history="1">
+            <w:r>
+              <w:rPr>
+                <w:rStyle w:val="Hyperlink"/>
+                <w:noProof/>
+              </w:rPr>
+              <w:t>5.3 Gantt Chart</w:t>
+            </w:r>
+            <w:r>
+              <w:rPr>
+                <w:noProof/>
+                <w:webHidden/>
+              </w:rPr>
+              <w:tab/>
+            </w:r>
+            <w:r>
+              <w:rPr>
+                <w:noProof/>
+                <w:webHidden/>
+              </w:rPr>
+              <w:fldChar w:fldCharType="begin"/>
+            </w:r>
+            <w:r>
+              <w:rPr>
+                <w:noProof/>
+                <w:webHidden/>
+              </w:rPr>
+              <w:instrText xml:space="preserve"> PAGEREF _Toc232100174 \h </w:instrText>
+            </w:r>
+            <w:r>
+              <w:rPr>
+                <w:noProof/>
+                <w:webHidden/>
+              </w:rPr>
+            </w:r>
+            <w:r>
+              <w:rPr>
+                <w:noProof/>
+                <w:webHidden/>
+              </w:rPr>
+              <w:fldChar w:fldCharType="separate"/>
+            </w:r>
+            <w:r>
+              <w:rPr>
+                <w:noProof/>
+                <w:webHidden/>
+              </w:rPr>
+              <w:t>8</w:t>
+            </w:r>
+            <w:r>
+              <w:rPr>
+                <w:noProof/>
+                <w:webHidden/>
+              </w:rPr>
+              <w:fldChar w:fldCharType="end"/>
+            </w:r>
+          </w:hyperlink>
+        </w:p>
+        <w:p>
+          <w:pPr>
+            <w:pStyle w:val="TOC1"/>
+            <w:tabs>
+              <w:tab w:val="left" w:pos="440"/>
+              <w:tab w:val="right" w:leader="dot" w:pos="9016"/>
+            </w:tabs>
+            <w:rPr>
+              <w:rFonts w:asciiTheme="minorHAnsi" w:eastAsiaTheme="minorEastAsia" w:hAnsiTheme="minorHAnsi" w:cs="Mangal"/>
+              <w:noProof/>
+              <w:sz w:val="22"/>
+              <w:szCs w:val="20"/>
+              <w:lang w:val="en-US" w:bidi="hi-IN"/>
+            </w:rPr>
+          </w:pPr>
+          <w:hyperlink w:anchor="_Toc232100175" w:history="1">
+            <w:r>
+              <w:rPr>
+                <w:rStyle w:val="Hyperlink"/>
+                <w:noProof/>
+              </w:rPr>
+              <w:t>6.</w:t>
+            </w:r>
+            <w:r>
+              <w:rPr>
+                <w:rFonts w:asciiTheme="minorHAnsi" w:eastAsiaTheme="minorEastAsia" w:hAnsiTheme="minorHAnsi" w:cs="Mangal"/>
+                <w:noProof/>
+                <w:sz w:val="22"/>
+                <w:szCs w:val="20"/>
+                <w:lang w:val="en-US" w:bidi="hi-IN"/>
+              </w:rPr>
+              <w:tab/>
+            </w:r>
+            <w:r>
+              <w:rPr>
+                <w:rStyle w:val="Hyperlink"/>
+                <w:noProof/>
+              </w:rPr>
+              <w:t>Technical Description</w:t>
+            </w:r>
+            <w:r>
+              <w:rPr>
+                <w:noProof/>
+                <w:webHidden/>
+              </w:rPr>
+              <w:tab/>
+            </w:r>
+            <w:r>
+              <w:rPr>
+                <w:noProof/>
+                <w:webHidden/>
+              </w:rPr>
+              <w:fldChar w:fldCharType="begin"/>
+            </w:r>
+            <w:r>
+              <w:rPr>
+                <w:noProof/>
+                <w:webHidden/>
+              </w:rPr>
+              <w:instrText xml:space="preserve"> PAGEREF _Toc232100175 \h </w:instrText>
+            </w:r>
+            <w:r>
+              <w:rPr>
+                <w:noProof/>
+                <w:webHidden/>
+              </w:rPr>
+            </w:r>
+            <w:r>
+              <w:rPr>
+                <w:noProof/>
+                <w:webHidden/>
+              </w:rPr>
+              <w:fldChar w:fldCharType="separate"/>
+            </w:r>
+            <w:r>
+              <w:rPr>
+                <w:noProof/>
+                <w:webHidden/>
+              </w:rPr>
+              <w:t>9</w:t>
+            </w:r>
+            <w:r>
+              <w:rPr>
+                <w:noProof/>
+                <w:webHidden/>
+              </w:rPr>
+              <w:fldChar w:fldCharType="end"/>
+            </w:r>
+          </w:hyperlink>
+        </w:p>
+        <w:p>
+          <w:pPr>
+            <w:pStyle w:val="TOC1"/>
+            <w:tabs>
+              <w:tab w:val="right" w:leader="dot" w:pos="9016"/>
+            </w:tabs>
+            <w:rPr>
+              <w:rFonts w:asciiTheme="minorHAnsi" w:eastAsiaTheme="minorEastAsia" w:hAnsiTheme="minorHAnsi" w:cs="Mangal"/>
+              <w:noProof/>
+              <w:sz w:val="22"/>
+              <w:szCs w:val="20"/>
+              <w:lang w:val="en-US" w:bidi="hi-IN"/>
+            </w:rPr>
+          </w:pPr>
+          <w:hyperlink w:anchor="_Toc232100176" w:history="1">
+            <w:r>
+              <w:rPr>
+                <w:rStyle w:val="Hyperlink"/>
+                <w:noProof/>
+              </w:rPr>
+              <w:t>6.1 Development Platforms</w:t>
+            </w:r>
+            <w:r>
+              <w:rPr>
+                <w:noProof/>
+                <w:webHidden/>
+              </w:rPr>
+              <w:tab/>
+            </w:r>
+            <w:r>
+              <w:rPr>
+                <w:noProof/>
+                <w:webHidden/>
+              </w:rPr>
+              <w:fldChar w:fldCharType="begin"/>
+            </w:r>
+            <w:r>
+              <w:rPr>
+                <w:noProof/>
+                <w:webHidden/>
+              </w:rPr>
+              <w:instrText xml:space="preserve"> PAGEREF _Toc232100176 \h </w:instrText>
+            </w:r>
+            <w:r>
+              <w:rPr>
+                <w:noProof/>
+                <w:webHidden/>
+              </w:rPr>
+            </w:r>
+            <w:r>
+              <w:rPr>
+                <w:noProof/>
+                <w:webHidden/>
+              </w:rPr>
+              <w:fldChar w:fldCharType="separate"/>
+            </w:r>
+            <w:r>
+              <w:rPr>
+                <w:noProof/>
+                <w:webHidden/>
+              </w:rPr>
+              <w:t>9</w:t>
+            </w:r>
+            <w:r>
+              <w:rPr>
+                <w:noProof/>
+                <w:webHidden/>
+              </w:rPr>
+              <w:fldChar w:fldCharType="end"/>
+            </w:r>
+          </w:hyperlink>
+        </w:p>
+        <w:p>
+          <w:pPr>
+            <w:pStyle w:val="TOC1"/>
+            <w:tabs>
+              <w:tab w:val="right" w:leader="dot" w:pos="9016"/>
+            </w:tabs>
+            <w:rPr>
+              <w:rFonts w:asciiTheme="minorHAnsi" w:eastAsiaTheme="minorEastAsia" w:hAnsiTheme="minorHAnsi" w:cs="Mangal"/>
+              <w:noProof/>
+              <w:sz w:val="22"/>
+              <w:szCs w:val="20"/>
+              <w:lang w:val="en-US" w:bidi="hi-IN"/>
+            </w:rPr>
+          </w:pPr>
+          <w:hyperlink w:anchor="_Toc232100177" w:history="1">
+            <w:r>
+              <w:rPr>
+                <w:rStyle w:val="Hyperlink"/>
+                <w:noProof/>
+                <w:lang w:val="en-US"/>
+              </w:rPr>
+              <w:t>6.2 Demonstration Platform</w:t>
+            </w:r>
+            <w:r>
+              <w:rPr>
+                <w:noProof/>
+                <w:webHidden/>
+              </w:rPr>
+              <w:tab/>
+            </w:r>
+            <w:r>
+              <w:rPr>
+                <w:noProof/>
+                <w:webHidden/>
+              </w:rPr>
+              <w:fldChar w:fldCharType="begin"/>
+            </w:r>
+            <w:r>
+              <w:rPr>
+                <w:noProof/>
+                <w:webHidden/>
+              </w:rPr>
+              <w:instrText xml:space="preserve"> PAGEREF _Toc232100177 \h </w:instrText>
+            </w:r>
+            <w:r>
+              <w:rPr>
+                <w:noProof/>
+                <w:webHidden/>
+              </w:rPr>
+            </w:r>
+            <w:r>
+              <w:rPr>
+                <w:noProof/>
+                <w:webHidden/>
+              </w:rPr>
+              <w:fldChar w:fldCharType="separate"/>
+            </w:r>
+            <w:r>
+              <w:rPr>
+                <w:noProof/>
+                <w:webHidden/>
+              </w:rPr>
+              <w:t>11</w:t>
+            </w:r>
+            <w:r>
+              <w:rPr>
+                <w:noProof/>
+                <w:webHidden/>
+              </w:rPr>
+              <w:fldChar w:fldCharType="end"/>
+            </w:r>
+          </w:hyperlink>
+        </w:p>
+        <w:p>
+          <w:pPr>
+            <w:pStyle w:val="TOC1"/>
+            <w:tabs>
+              <w:tab w:val="left" w:pos="440"/>
+              <w:tab w:val="right" w:leader="dot" w:pos="9016"/>
+            </w:tabs>
+            <w:rPr>
+              <w:rFonts w:asciiTheme="minorHAnsi" w:eastAsiaTheme="minorEastAsia" w:hAnsiTheme="minorHAnsi" w:cs="Mangal"/>
+              <w:noProof/>
+              <w:sz w:val="22"/>
+              <w:szCs w:val="20"/>
+              <w:lang w:val="en-US" w:bidi="hi-IN"/>
+            </w:rPr>
+          </w:pPr>
+          <w:hyperlink w:anchor="_Toc232100178" w:history="1">
+            <w:r>
+              <w:rPr>
+                <w:rStyle w:val="Hyperlink"/>
+                <w:noProof/>
+              </w:rPr>
+              <w:t>7.</w:t>
+            </w:r>
+            <w:r>
+              <w:rPr>
+                <w:rFonts w:asciiTheme="minorHAnsi" w:eastAsiaTheme="minorEastAsia" w:hAnsiTheme="minorHAnsi" w:cs="Mangal"/>
+                <w:noProof/>
+                <w:sz w:val="22"/>
+                <w:szCs w:val="20"/>
+                <w:lang w:val="en-US" w:bidi="hi-IN"/>
+              </w:rPr>
+              <w:tab/>
+            </w:r>
+            <w:r>
+              <w:rPr>
+                <w:rStyle w:val="Hyperlink"/>
+                <w:noProof/>
+              </w:rPr>
+              <w:t>Risk Management Plan</w:t>
+            </w:r>
+            <w:r>
+              <w:rPr>
+                <w:noProof/>
+                <w:webHidden/>
+              </w:rPr>
+              <w:tab/>
+            </w:r>
+            <w:r>
+              <w:rPr>
+                <w:noProof/>
+                <w:webHidden/>
+              </w:rPr>
+              <w:fldChar w:fldCharType="begin"/>
+            </w:r>
+            <w:r>
+              <w:rPr>
+                <w:noProof/>
+                <w:webHidden/>
+              </w:rPr>
+              <w:instrText xml:space="preserve"> PAGEREF _Toc232100178 \h </w:instrText>
+            </w:r>
+            <w:r>
+              <w:rPr>
+                <w:noProof/>
+                <w:webHidden/>
+              </w:rPr>
+            </w:r>
+            <w:r>
+              <w:rPr>
+                <w:noProof/>
+                <w:webHidden/>
+              </w:rPr>
+              <w:fldChar w:fldCharType="separate"/>
+            </w:r>
+            <w:r>
+              <w:rPr>
+                <w:noProof/>
+                <w:webHidden/>
+              </w:rPr>
+              <w:t>12</w:t>
+            </w:r>
+            <w:r>
+              <w:rPr>
+                <w:noProof/>
+                <w:webHidden/>
+              </w:rPr>
+              <w:fldChar w:fldCharType="end"/>
+            </w:r>
+          </w:hyperlink>
+        </w:p>
+        <w:p>
+          <w:pPr>
+            <w:pStyle w:val="TOC1"/>
+            <w:tabs>
+              <w:tab w:val="right" w:leader="dot" w:pos="9016"/>
+            </w:tabs>
+            <w:rPr>
+              <w:rFonts w:asciiTheme="minorHAnsi" w:eastAsiaTheme="minorEastAsia" w:hAnsiTheme="minorHAnsi" w:cs="Mangal"/>
+              <w:noProof/>
+              <w:sz w:val="22"/>
+              <w:szCs w:val="20"/>
+              <w:lang w:val="en-US" w:bidi="hi-IN"/>
+            </w:rPr>
+          </w:pPr>
+          <w:hyperlink w:anchor="_Toc232100179" w:history="1">
+            <w:r>
+              <w:rPr>
+                <w:rStyle w:val="Hyperlink"/>
+                <w:b/>
+                <w:noProof/>
+              </w:rPr>
+              <w:t>Works Cited</w:t>
+            </w:r>
+            <w:r>
+              <w:rPr>
+                <w:noProof/>
+                <w:webHidden/>
+              </w:rPr>
+              <w:tab/>
+            </w:r>
+            <w:r>
+              <w:rPr>
+                <w:noProof/>
+                <w:webHidden/>
+              </w:rPr>
+              <w:fldChar w:fldCharType="begin"/>
+            </w:r>
+            <w:r>
+              <w:rPr>
+                <w:noProof/>
+                <w:webHidden/>
+              </w:rPr>
+              <w:instrText xml:space="preserve"> PAGEREF _Toc232100179 \h </w:instrText>
+            </w:r>
+            <w:r>
+              <w:rPr>
+                <w:noProof/>
+                <w:webHidden/>
+              </w:rPr>
+            </w:r>
+            <w:r>
+              <w:rPr>
+                <w:noProof/>
+                <w:webHidden/>
+              </w:rPr>
+              <w:fldChar w:fldCharType="separate"/>
+            </w:r>
+            <w:r>
+              <w:rPr>
+                <w:noProof/>
+                <w:webHidden/>
+              </w:rPr>
+              <w:t>15</w:t>
+            </w:r>
+            <w:r>
+              <w:rPr>
+                <w:noProof/>
+                <w:webHidden/>
+              </w:rPr>
+              <w:fldChar w:fldCharType="end"/>
+            </w:r>
+          </w:hyperlink>
+        </w:p>
+        <w:p>
+          <w:pPr>
+            <w:pStyle w:val="TOC1"/>
+            <w:tabs>
+              <w:tab w:val="right" w:leader="dot" w:pos="9016"/>
+            </w:tabs>
+            <w:rPr>
+              <w:rFonts w:asciiTheme="minorHAnsi" w:eastAsiaTheme="minorEastAsia" w:hAnsiTheme="minorHAnsi" w:cs="Mangal"/>
+              <w:noProof/>
+              <w:sz w:val="22"/>
+              <w:szCs w:val="20"/>
+              <w:lang w:val="en-US" w:bidi="hi-IN"/>
+            </w:rPr>
+          </w:pPr>
+          <w:hyperlink w:anchor="_Toc232100180" w:history="1">
+            <w:r>
+              <w:rPr>
+                <w:rStyle w:val="Hyperlink"/>
+                <w:noProof/>
+              </w:rPr>
+              <w:t>Appendices</w:t>
+            </w:r>
+            <w:r>
+              <w:rPr>
+                <w:noProof/>
+                <w:webHidden/>
+              </w:rPr>
+              <w:tab/>
+            </w:r>
+            <w:r>
+              <w:rPr>
+                <w:noProof/>
+                <w:webHidden/>
+              </w:rPr>
+              <w:fldChar w:fldCharType="begin"/>
+            </w:r>
+            <w:r>
+              <w:rPr>
+                <w:noProof/>
+                <w:webHidden/>
+              </w:rPr>
+              <w:instrText xml:space="preserve"> PAGEREF _Toc232100180 \h </w:instrText>
+            </w:r>
+            <w:r>
+              <w:rPr>
+                <w:noProof/>
+                <w:webHidden/>
+              </w:rPr>
+            </w:r>
+            <w:r>
+              <w:rPr>
+                <w:noProof/>
+                <w:webHidden/>
+              </w:rPr>
+              <w:fldChar w:fldCharType="separate"/>
+            </w:r>
+            <w:r>
+              <w:rPr>
+                <w:noProof/>
+                <w:webHidden/>
+              </w:rPr>
+              <w:t>16</w:t>
+            </w:r>
+            <w:r>
+              <w:rPr>
+                <w:noProof/>
+                <w:webHidden/>
+              </w:rPr>
+              <w:fldChar w:fldCharType="end"/>
+            </w:r>
+          </w:hyperlink>
+        </w:p>
+        <w:p>
+          <w:r>
+            <w:rPr>
+              <w:rFonts w:cs="Times New Roman"/>
+              <w:b/>
+              <w:bCs/>
+              <w:noProof/>
+              <w:color w:val="000000" w:themeColor="text1"/>
+              <w:szCs w:val="24"/>
+            </w:rPr>
+            <w:fldChar w:fldCharType="end"/>
+          </w:r>
+        </w:p>
+      </w:sdtContent>
+    </w:sdt>
+    <w:p>
+      <w:pPr>
+        <w:rPr>
+          <w:rFonts w:cs="Times New Roman"/>
+          <w:b/>
+          <w:bCs/>
+          <w:sz w:val="32"/>
+          <w:szCs w:val="32"/>
+        </w:rPr>
+      </w:pPr>
+      <w:r>
+        <w:rPr>
+          <w:rFonts w:cs="Times New Roman"/>
+          <w:b/>
+          <w:bCs/>
+          <w:sz w:val="32"/>
+          <w:szCs w:val="32"/>
+        </w:rPr>
+        <w:br w:type="page"/>
+      </w:r>
+    </w:p>
+    <w:p>
+      <w:pPr>
+        <w:pStyle w:val="TableofFigures"/>
+        <w:tabs>
+          <w:tab w:val="right" w:leader="dot" w:pos="9016"/>
+        </w:tabs>
+        <w:rPr>
+          <w:rFonts w:cs="Times New Roman"/>
+          <w:b/>
+          <w:bCs/>
+          <w:szCs w:val="24"/>
+        </w:rPr>
+      </w:pPr>
+      <w:r>
+        <w:rPr>
+          <w:rFonts w:cs="Times New Roman"/>
+          <w:b/>
+          <w:bCs/>
+          <w:szCs w:val="24"/>
+        </w:rPr>
+        <w:lastRenderedPageBreak/>
+        <w:t>Table of figures</w:t>
+      </w:r>
+    </w:p>
+    <w:p>
+      <w:pPr>
+        <w:pStyle w:val="TableofFigures"/>
+        <w:tabs>
+          <w:tab w:val="right" w:leader="dot" w:pos="9016"/>
+        </w:tabs>
+        <w:rPr>
+          <w:noProof/>
+        </w:rPr>
+      </w:pPr>
+      <w:r>
+        <w:rPr>
+          <w:rFonts w:cs="Times New Roman"/>
+          <w:b/>
+          <w:bCs/>
+          <w:sz w:val="32"/>
+          <w:szCs w:val="32"/>
+        </w:rPr>
+        <w:fldChar w:fldCharType="begin"/>
+      </w:r>
+      <w:r>
+        <w:rPr>
+          <w:rFonts w:cs="Times New Roman"/>
+          <w:b/>
+          <w:bCs/>
+          <w:sz w:val="32"/>
+          <w:szCs w:val="32"/>
+        </w:rPr>
+        <w:instrText xml:space="preserve"> TOC \h \z \c "Figure" </w:instrText>
+      </w:r>
+      <w:r>
+        <w:rPr>
+          <w:rFonts w:cs="Times New Roman"/>
+          <w:b/>
+          <w:bCs/>
+          <w:sz w:val="32"/>
+          <w:szCs w:val="32"/>
+        </w:rPr>
+        <w:fldChar w:fldCharType="separate"/>
+      </w:r>
+      <w:hyperlink w:anchor="_Toc232099266" w:history="1">
+        <w:r>
+          <w:rPr>
+            <w:rStyle w:val="Hyperlink"/>
+            <w:noProof/>
+          </w:rPr>
+          <w:t>Figure 1</w:t>
+        </w:r>
+        <w:r>
+          <w:rPr>
+            <w:rStyle w:val="Hyperlink"/>
+            <w:noProof/>
+            <w:lang w:val="en-US"/>
+          </w:rPr>
+          <w:t>: Use</w:t>
+        </w:r>
+        <w:r>
+          <w:rPr>
+            <w:rStyle w:val="Hyperlink"/>
+            <w:noProof/>
+            <w:lang w:val="en-US"/>
+          </w:rPr>
+          <w:t xml:space="preserve"> </w:t>
+        </w:r>
+        <w:r>
+          <w:rPr>
+            <w:rStyle w:val="Hyperlink"/>
+            <w:noProof/>
+            <w:lang w:val="en-US"/>
+          </w:rPr>
+          <w:t>Case Diagram:</w:t>
+        </w:r>
+        <w:r>
+          <w:rPr>
+            <w:noProof/>
+            <w:webHidden/>
+          </w:rPr>
+          <w:tab/>
+        </w:r>
+        <w:r>
+          <w:rPr>
+            <w:noProof/>
+            <w:webHidden/>
+          </w:rPr>
+          <w:fldChar w:fldCharType="begin"/>
+        </w:r>
+        <w:r>
+          <w:rPr>
+            <w:noProof/>
+            <w:webHidden/>
+          </w:rPr>
+          <w:instrText xml:space="preserve"> PAGEREF _Toc232099266 \h </w:instrText>
+        </w:r>
+        <w:r>
+          <w:rPr>
+            <w:noProof/>
+            <w:webHidden/>
+          </w:rPr>
+        </w:r>
+        <w:r>
+          <w:rPr>
+            <w:noProof/>
+            <w:webHidden/>
+          </w:rPr>
+          <w:fldChar w:fldCharType="separate"/>
+        </w:r>
+        <w:r>
+          <w:rPr>
+            <w:noProof/>
+            <w:webHidden/>
+          </w:rPr>
+          <w:t>7</w:t>
+        </w:r>
+        <w:r>
+          <w:rPr>
+            <w:noProof/>
+            <w:webHidden/>
+          </w:rPr>
+          <w:fldChar w:fldCharType="end"/>
+        </w:r>
+      </w:hyperlink>
+    </w:p>
+    <w:p>
+      <w:pPr>
+        <w:pStyle w:val="TableofFigures"/>
+        <w:tabs>
+          <w:tab w:val="right" w:leader="dot" w:pos="9016"/>
+        </w:tabs>
+        <w:rPr>
+          <w:noProof/>
+        </w:rPr>
+      </w:pPr>
+      <w:hyperlink w:anchor="_Toc232099267" w:history="1">
+        <w:r>
+          <w:rPr>
+            <w:rStyle w:val="Hyperlink"/>
+            <w:noProof/>
+          </w:rPr>
+          <w:t>Figure 2</w:t>
+        </w:r>
+        <w:r>
+          <w:rPr>
+            <w:rStyle w:val="Hyperlink"/>
+            <w:noProof/>
+            <w:lang w:val="en-US"/>
+          </w:rPr>
+          <w:t>: WBS for ZeroWaste</w:t>
+        </w:r>
+        <w:r>
+          <w:rPr>
+            <w:noProof/>
+            <w:webHidden/>
+          </w:rPr>
+          <w:tab/>
+        </w:r>
+        <w:r>
+          <w:rPr>
+            <w:noProof/>
+            <w:webHidden/>
+          </w:rPr>
+          <w:fldChar w:fldCharType="begin"/>
+        </w:r>
+        <w:r>
+          <w:rPr>
+            <w:noProof/>
+            <w:webHidden/>
+          </w:rPr>
+          <w:instrText xml:space="preserve"> PAGEREF _Toc232099267 \h </w:instrText>
+        </w:r>
+        <w:r>
+          <w:rPr>
+            <w:noProof/>
+            <w:webHidden/>
+          </w:rPr>
+        </w:r>
+        <w:r>
+          <w:rPr>
+            <w:noProof/>
+            <w:webHidden/>
+          </w:rPr>
+          <w:fldChar w:fldCharType="separate"/>
+        </w:r>
+        <w:r>
+          <w:rPr>
+            <w:noProof/>
+            <w:webHidden/>
+          </w:rPr>
+          <w:t>9</w:t>
+        </w:r>
+        <w:r>
+          <w:rPr>
+            <w:noProof/>
+            <w:webHidden/>
+          </w:rPr>
+          <w:fldChar w:fldCharType="end"/>
+        </w:r>
+      </w:hyperlink>
+    </w:p>
+    <w:p>
+      <w:pPr>
+        <w:spacing w:before="240" w:line="360" w:lineRule="auto"/>
+        <w:ind w:left="720" w:hanging="360"/>
+        <w:rPr>
+          <w:rFonts w:cs="Times New Roman"/>
+          <w:b/>
+          <w:bCs/>
+          <w:sz w:val="32"/>
+          <w:szCs w:val="32"/>
+        </w:rPr>
+      </w:pPr>
+      <w:r>
+        <w:rPr>
+          <w:rFonts w:cs="Times New Roman"/>
+          <w:b/>
+          <w:bCs/>
+          <w:sz w:val="32"/>
+          <w:szCs w:val="32"/>
+        </w:rPr>
+        <w:fldChar w:fldCharType="end"/>
+      </w:r>
+    </w:p>
+    <w:p>
+      <w:pPr>
+        <w:rPr>
+          <w:rFonts w:cs="Times New Roman"/>
+          <w:b/>
+          <w:bCs/>
+          <w:sz w:val="32"/>
+          <w:szCs w:val="32"/>
+        </w:rPr>
+      </w:pPr>
+      <w:r>
+        <w:rPr>
+          <w:rFonts w:cs="Times New Roman"/>
+          <w:b/>
+          <w:bCs/>
+          <w:sz w:val="32"/>
+          <w:szCs w:val="32"/>
+        </w:rPr>
+        <w:br w:type="page"/>
+      </w:r>
+    </w:p>
+    <w:p>
+      <w:pPr>
+        <w:pStyle w:val="TableofFigures"/>
+        <w:tabs>
+          <w:tab w:val="right" w:leader="dot" w:pos="9016"/>
+        </w:tabs>
+        <w:rPr>
+          <w:rFonts w:cs="Times New Roman"/>
+          <w:b/>
+          <w:bCs/>
+          <w:szCs w:val="24"/>
+        </w:rPr>
+      </w:pPr>
+      <w:r>
+        <w:rPr>
+          <w:rFonts w:cs="Times New Roman"/>
+          <w:b/>
+          <w:bCs/>
+          <w:szCs w:val="24"/>
+        </w:rPr>
+        <w:lastRenderedPageBreak/>
+        <w:t>Table of Table</w:t>
+      </w:r>
+    </w:p>
+    <w:p>
+      <w:pPr>
+        <w:pStyle w:val="TableofFigures"/>
+        <w:tabs>
+          <w:tab w:val="right" w:leader="dot" w:pos="9016"/>
+        </w:tabs>
+        <w:rPr>
+          <w:rFonts w:asciiTheme="minorHAnsi" w:eastAsiaTheme="minorEastAsia" w:hAnsiTheme="minorHAnsi" w:cs="Mangal"/>
+          <w:noProof/>
+          <w:sz w:val="22"/>
+          <w:szCs w:val="20"/>
+          <w:lang w:val="en-US" w:bidi="hi-IN"/>
+        </w:rPr>
+      </w:pPr>
+      <w:r>
+        <w:rPr>
+          <w:rFonts w:cs="Times New Roman"/>
+          <w:b/>
+          <w:bCs/>
+          <w:sz w:val="32"/>
+          <w:szCs w:val="32"/>
+        </w:rPr>
+        <w:fldChar w:fldCharType="begin"/>
+      </w:r>
+      <w:r>
+        <w:rPr>
+          <w:rFonts w:cs="Times New Roman"/>
+          <w:b/>
+          <w:bCs/>
+          <w:sz w:val="32"/>
+          <w:szCs w:val="32"/>
+        </w:rPr>
+        <w:instrText xml:space="preserve"> TOC \h \z \c "Table" </w:instrText>
+      </w:r>
+      <w:r>
+        <w:rPr>
+          <w:rFonts w:cs="Times New Roman"/>
+          <w:b/>
+          <w:bCs/>
+          <w:sz w:val="32"/>
+          <w:szCs w:val="32"/>
+        </w:rPr>
+        <w:fldChar w:fldCharType="separate"/>
+      </w:r>
+      <w:hyperlink w:anchor="_Toc232099325" w:history="1">
+        <w:r>
+          <w:rPr>
+            <w:rStyle w:val="Hyperlink"/>
+            <w:noProof/>
+          </w:rPr>
+          <w:t>Table 1</w:t>
+        </w:r>
+        <w:r>
+          <w:rPr>
+            <w:rStyle w:val="Hyperlink"/>
+            <w:noProof/>
+            <w:lang w:val="en-US"/>
+          </w:rPr>
+          <w:t>: Use case 1 summary</w:t>
+        </w:r>
+        <w:r>
+          <w:rPr>
+            <w:noProof/>
+            <w:webHidden/>
+          </w:rPr>
+          <w:tab/>
+        </w:r>
+        <w:r>
+          <w:rPr>
+            <w:noProof/>
+            <w:webHidden/>
+          </w:rPr>
+          <w:fldChar w:fldCharType="begin"/>
+        </w:r>
+        <w:r>
+          <w:rPr>
+            <w:noProof/>
+            <w:webHidden/>
+          </w:rPr>
+          <w:instrText xml:space="preserve"> PAGEREF _Toc232099325 \h </w:instrText>
+        </w:r>
+        <w:r>
+          <w:rPr>
+            <w:noProof/>
+            <w:webHidden/>
+          </w:rPr>
+        </w:r>
+        <w:r>
+          <w:rPr>
+            <w:noProof/>
+            <w:webHidden/>
+          </w:rPr>
+          <w:fldChar w:fldCharType="separate"/>
+        </w:r>
+        <w:r>
+          <w:rPr>
+            <w:noProof/>
+            <w:webHidden/>
+          </w:rPr>
+          <w:t>7</w:t>
+        </w:r>
+        <w:r>
+          <w:rPr>
+            <w:noProof/>
+            <w:webHidden/>
+          </w:rPr>
+          <w:fldChar w:fldCharType="end"/>
+        </w:r>
+      </w:hyperlink>
+    </w:p>
+    <w:p>
+      <w:pPr>
+        <w:pStyle w:val="TableofFigures"/>
+        <w:tabs>
+          <w:tab w:val="right" w:leader="dot" w:pos="9016"/>
+        </w:tabs>
+        <w:rPr>
+          <w:rFonts w:asciiTheme="minorHAnsi" w:eastAsiaTheme="minorEastAsia" w:hAnsiTheme="minorHAnsi" w:cs="Mangal"/>
+          <w:noProof/>
+          <w:sz w:val="22"/>
+          <w:szCs w:val="20"/>
+          <w:lang w:val="en-US" w:bidi="hi-IN"/>
+        </w:rPr>
+      </w:pPr>
+      <w:hyperlink w:anchor="_Toc232099326" w:history="1">
+        <w:r>
+          <w:rPr>
+            <w:rStyle w:val="Hyperlink"/>
+            <w:noProof/>
+          </w:rPr>
+          <w:t>Table 2</w:t>
+        </w:r>
+        <w:r>
+          <w:rPr>
+            <w:rStyle w:val="Hyperlink"/>
+            <w:noProof/>
+            <w:lang w:val="en-US"/>
+          </w:rPr>
+          <w:t>: Use case 2 summary</w:t>
+        </w:r>
+        <w:r>
+          <w:rPr>
+            <w:noProof/>
+            <w:webHidden/>
+          </w:rPr>
+          <w:tab/>
+        </w:r>
+        <w:r>
+          <w:rPr>
+            <w:noProof/>
+            <w:webHidden/>
+          </w:rPr>
+          <w:fldChar w:fldCharType="begin"/>
+        </w:r>
+        <w:r>
+          <w:rPr>
+            <w:noProof/>
+            <w:webHidden/>
+          </w:rPr>
+          <w:instrText xml:space="preserve"> PAGEREF _Toc232099326 \h </w:instrText>
+        </w:r>
+        <w:r>
+          <w:rPr>
+            <w:noProof/>
+            <w:webHidden/>
+          </w:rPr>
+        </w:r>
+        <w:r>
+          <w:rPr>
+            <w:noProof/>
+            <w:webHidden/>
+          </w:rPr>
+          <w:fldChar w:fldCharType="separate"/>
+        </w:r>
+        <w:r>
+          <w:rPr>
+            <w:noProof/>
+            <w:webHidden/>
+          </w:rPr>
+          <w:t>8</w:t>
+        </w:r>
+        <w:r>
+          <w:rPr>
+            <w:noProof/>
+            <w:webHidden/>
+          </w:rPr>
+          <w:fldChar w:fldCharType="end"/>
+        </w:r>
+      </w:hyperlink>
+    </w:p>
+    <w:p>
+      <w:pPr>
+        <w:pStyle w:val="TableofFigures"/>
+        <w:tabs>
+          <w:tab w:val="right" w:leader="dot" w:pos="9016"/>
+        </w:tabs>
+        <w:rPr>
+          <w:rFonts w:asciiTheme="minorHAnsi" w:eastAsiaTheme="minorEastAsia" w:hAnsiTheme="minorHAnsi" w:cs="Mangal"/>
+          <w:noProof/>
+          <w:sz w:val="22"/>
+          <w:szCs w:val="20"/>
+          <w:lang w:val="en-US" w:bidi="hi-IN"/>
+        </w:rPr>
+      </w:pPr>
+      <w:hyperlink w:anchor="_Toc232099327" w:history="1">
+        <w:r>
+          <w:rPr>
+            <w:rStyle w:val="Hyperlink"/>
+            <w:noProof/>
+          </w:rPr>
+          <w:t>Table 3</w:t>
+        </w:r>
+        <w:r>
+          <w:rPr>
+            <w:rStyle w:val="Hyperlink"/>
+            <w:noProof/>
+            <w:lang w:val="en-US"/>
+          </w:rPr>
+          <w:t>: Use case 3 summary</w:t>
+        </w:r>
+        <w:r>
+          <w:rPr>
+            <w:noProof/>
+            <w:webHidden/>
+          </w:rPr>
+          <w:tab/>
+        </w:r>
+        <w:r>
+          <w:rPr>
+            <w:noProof/>
+            <w:webHidden/>
+          </w:rPr>
+          <w:fldChar w:fldCharType="begin"/>
+        </w:r>
+        <w:r>
+          <w:rPr>
+            <w:noProof/>
+            <w:webHidden/>
+          </w:rPr>
+          <w:instrText xml:space="preserve"> PAGEREF _Toc232099327 \h </w:instrText>
+        </w:r>
+        <w:r>
+          <w:rPr>
+            <w:noProof/>
+            <w:webHidden/>
+          </w:rPr>
+        </w:r>
+        <w:r>
+          <w:rPr>
+            <w:noProof/>
+            <w:webHidden/>
+          </w:rPr>
+          <w:fldChar w:fldCharType="separate"/>
+        </w:r>
+        <w:r>
+          <w:rPr>
+            <w:noProof/>
+            <w:webHidden/>
+          </w:rPr>
+          <w:t>8</w:t>
+        </w:r>
+        <w:r>
+          <w:rPr>
+            <w:noProof/>
+            <w:webHidden/>
+          </w:rPr>
+          <w:fldChar w:fldCharType="end"/>
+        </w:r>
+      </w:hyperlink>
+    </w:p>
+    <w:p>
+      <w:pPr>
+        <w:pStyle w:val="TableofFigures"/>
+        <w:tabs>
+          <w:tab w:val="right" w:leader="dot" w:pos="9016"/>
+        </w:tabs>
+        <w:rPr>
+          <w:rFonts w:asciiTheme="minorHAnsi" w:eastAsiaTheme="minorEastAsia" w:hAnsiTheme="minorHAnsi" w:cs="Mangal"/>
+          <w:noProof/>
+          <w:sz w:val="22"/>
+          <w:szCs w:val="20"/>
+          <w:lang w:val="en-US" w:bidi="hi-IN"/>
+        </w:rPr>
+      </w:pPr>
+      <w:hyperlink w:anchor="_Toc232099328" w:history="1">
+        <w:r>
+          <w:rPr>
+            <w:rStyle w:val="Hyperlink"/>
+            <w:noProof/>
+          </w:rPr>
+          <w:t>Table 4</w:t>
+        </w:r>
+        <w:r>
+          <w:rPr>
+            <w:rStyle w:val="Hyperlink"/>
+            <w:noProof/>
+            <w:lang w:val="en-US"/>
+          </w:rPr>
+          <w:t>: Use case 4 summary</w:t>
+        </w:r>
+        <w:r>
+          <w:rPr>
+            <w:noProof/>
+            <w:webHidden/>
+          </w:rPr>
+          <w:tab/>
+        </w:r>
+        <w:r>
+          <w:rPr>
+            <w:noProof/>
+            <w:webHidden/>
+          </w:rPr>
+          <w:fldChar w:fldCharType="begin"/>
+        </w:r>
+        <w:r>
+          <w:rPr>
+            <w:noProof/>
+            <w:webHidden/>
+          </w:rPr>
+          <w:instrText xml:space="preserve"> PAGEREF _Toc232099328 \h </w:instrText>
+        </w:r>
+        <w:r>
+          <w:rPr>
+            <w:noProof/>
+            <w:webHidden/>
+          </w:rPr>
+        </w:r>
+        <w:r>
+          <w:rPr>
+            <w:noProof/>
+            <w:webHidden/>
+          </w:rPr>
+          <w:fldChar w:fldCharType="separate"/>
+        </w:r>
+        <w:r>
+          <w:rPr>
+            <w:noProof/>
+            <w:webHidden/>
+          </w:rPr>
+          <w:t>8</w:t>
+        </w:r>
+        <w:r>
+          <w:rPr>
+            <w:noProof/>
+            <w:webHidden/>
+          </w:rPr>
+          <w:fldChar w:fldCharType="end"/>
+        </w:r>
+      </w:hyperlink>
+    </w:p>
+    <w:p>
+      <w:pPr>
+        <w:pStyle w:val="TableofFigures"/>
+        <w:tabs>
+          <w:tab w:val="right" w:leader="dot" w:pos="9016"/>
+        </w:tabs>
+        <w:rPr>
+          <w:rFonts w:asciiTheme="minorHAnsi" w:eastAsiaTheme="minorEastAsia" w:hAnsiTheme="minorHAnsi" w:cs="Mangal"/>
+          <w:noProof/>
+          <w:sz w:val="22"/>
+          <w:szCs w:val="20"/>
+          <w:lang w:val="en-US" w:bidi="hi-IN"/>
+        </w:rPr>
+      </w:pPr>
+      <w:hyperlink w:anchor="_Toc232099329" w:history="1">
+        <w:r>
+          <w:rPr>
+            <w:rStyle w:val="Hyperlink"/>
+            <w:noProof/>
+          </w:rPr>
+          <w:t>Table 5</w:t>
+        </w:r>
+        <w:r>
+          <w:rPr>
+            <w:rStyle w:val="Hyperlink"/>
+            <w:noProof/>
+            <w:lang w:val="en-US"/>
+          </w:rPr>
+          <w:t>: Use case 5 summary</w:t>
+        </w:r>
+        <w:r>
+          <w:rPr>
+            <w:noProof/>
+            <w:webHidden/>
+          </w:rPr>
+          <w:tab/>
+        </w:r>
+        <w:r>
+          <w:rPr>
+            <w:noProof/>
+            <w:webHidden/>
+          </w:rPr>
+          <w:fldChar w:fldCharType="begin"/>
+        </w:r>
+        <w:r>
+          <w:rPr>
+            <w:noProof/>
+            <w:webHidden/>
+          </w:rPr>
+          <w:instrText xml:space="preserve"> PAGEREF _Toc232099329 \h </w:instrText>
+        </w:r>
+        <w:r>
+          <w:rPr>
+            <w:noProof/>
+            <w:webHidden/>
+          </w:rPr>
+        </w:r>
+        <w:r>
+          <w:rPr>
+            <w:noProof/>
+            <w:webHidden/>
+          </w:rPr>
+          <w:fldChar w:fldCharType="separate"/>
+        </w:r>
+        <w:r>
+          <w:rPr>
+            <w:noProof/>
+            <w:webHidden/>
+          </w:rPr>
+          <w:t>8</w:t>
+        </w:r>
+        <w:r>
+          <w:rPr>
+            <w:noProof/>
+            <w:webHidden/>
+          </w:rPr>
+          <w:fldChar w:fldCharType="end"/>
+        </w:r>
+      </w:hyperlink>
+    </w:p>
+    <w:p>
+      <w:pPr>
+        <w:pStyle w:val="TableofFigures"/>
+        <w:tabs>
+          <w:tab w:val="right" w:leader="dot" w:pos="9016"/>
+        </w:tabs>
+        <w:rPr>
+          <w:rFonts w:asciiTheme="minorHAnsi" w:eastAsiaTheme="minorEastAsia" w:hAnsiTheme="minorHAnsi" w:cs="Mangal"/>
+          <w:noProof/>
+          <w:sz w:val="22"/>
+          <w:szCs w:val="20"/>
+          <w:lang w:val="en-US" w:bidi="hi-IN"/>
+        </w:rPr>
+      </w:pPr>
+      <w:hyperlink w:anchor="_Toc232099330" w:history="1">
+        <w:r>
+          <w:rPr>
+            <w:rStyle w:val="Hyperlink"/>
+            <w:noProof/>
+          </w:rPr>
+          <w:t>Table 6</w:t>
+        </w:r>
+        <w:r>
+          <w:rPr>
+            <w:rStyle w:val="Hyperlink"/>
+            <w:noProof/>
+            <w:lang w:val="en-US"/>
+          </w:rPr>
+          <w:t>: Use case 6 summary</w:t>
+        </w:r>
+        <w:r>
+          <w:rPr>
+            <w:noProof/>
+            <w:webHidden/>
+          </w:rPr>
+          <w:tab/>
+        </w:r>
+        <w:r>
+          <w:rPr>
+            <w:noProof/>
+            <w:webHidden/>
+          </w:rPr>
+          <w:fldChar w:fldCharType="begin"/>
+        </w:r>
+        <w:r>
+          <w:rPr>
+            <w:noProof/>
+            <w:webHidden/>
+          </w:rPr>
+          <w:instrText xml:space="preserve"> PAGEREF _Toc232099330 \h </w:instrText>
+        </w:r>
+        <w:r>
+          <w:rPr>
+            <w:noProof/>
+            <w:webHidden/>
+          </w:rPr>
+        </w:r>
+        <w:r>
+          <w:rPr>
+            <w:noProof/>
+            <w:webHidden/>
+          </w:rPr>
+          <w:fldChar w:fldCharType="separate"/>
+        </w:r>
+        <w:r>
+          <w:rPr>
+            <w:noProof/>
+            <w:webHidden/>
+          </w:rPr>
+          <w:t>8</w:t>
+        </w:r>
+        <w:r>
+          <w:rPr>
+            <w:noProof/>
+            <w:webHidden/>
+          </w:rPr>
+          <w:fldChar w:fldCharType="end"/>
+        </w:r>
+      </w:hyperlink>
+    </w:p>
+    <w:p>
+      <w:pPr>
+        <w:pStyle w:val="TableofFigures"/>
+        <w:tabs>
+          <w:tab w:val="right" w:leader="dot" w:pos="9016"/>
+        </w:tabs>
+        <w:rPr>
+          <w:rFonts w:asciiTheme="minorHAnsi" w:eastAsiaTheme="minorEastAsia" w:hAnsiTheme="minorHAnsi" w:cs="Mangal"/>
+          <w:noProof/>
+          <w:sz w:val="22"/>
+          <w:szCs w:val="20"/>
+          <w:lang w:val="en-US" w:bidi="hi-IN"/>
+        </w:rPr>
+      </w:pPr>
+      <w:hyperlink w:anchor="_Toc232099331" w:history="1">
+        <w:r>
+          <w:rPr>
+            <w:rStyle w:val="Hyperlink"/>
+            <w:noProof/>
+          </w:rPr>
+          <w:t>Table 7</w:t>
+        </w:r>
+        <w:r>
+          <w:rPr>
+            <w:rStyle w:val="Hyperlink"/>
+            <w:noProof/>
+            <w:lang w:val="en-US"/>
+          </w:rPr>
+          <w:t>: Table of Development Platform Listing</w:t>
+        </w:r>
+        <w:r>
+          <w:rPr>
+            <w:noProof/>
+            <w:webHidden/>
+          </w:rPr>
+          <w:tab/>
+        </w:r>
+        <w:r>
+          <w:rPr>
+            <w:noProof/>
+            <w:webHidden/>
+          </w:rPr>
+          <w:fldChar w:fldCharType="begin"/>
+        </w:r>
+        <w:r>
+          <w:rPr>
+            <w:noProof/>
+            <w:webHidden/>
+          </w:rPr>
+          <w:instrText xml:space="preserve"> PAGEREF _Toc232099331 \h </w:instrText>
+        </w:r>
+        <w:r>
+          <w:rPr>
+            <w:noProof/>
+            <w:webHidden/>
+          </w:rPr>
+        </w:r>
+        <w:r>
+          <w:rPr>
+            <w:noProof/>
+            <w:webHidden/>
+          </w:rPr>
+          <w:fldChar w:fldCharType="separate"/>
+        </w:r>
+        <w:r>
+          <w:rPr>
+            <w:noProof/>
+            <w:webHidden/>
+          </w:rPr>
+          <w:t>10</w:t>
+        </w:r>
+        <w:r>
+          <w:rPr>
+            <w:noProof/>
+            <w:webHidden/>
+          </w:rPr>
+          <w:fldChar w:fldCharType="end"/>
+        </w:r>
+      </w:hyperlink>
+    </w:p>
+    <w:p>
+      <w:pPr>
+        <w:spacing w:before="240" w:line="360" w:lineRule="auto"/>
+        <w:rPr>
+          <w:rFonts w:cs="Times New Roman"/>
+          <w:b/>
+          <w:bCs/>
+          <w:sz w:val="32"/>
+          <w:szCs w:val="32"/>
+        </w:rPr>
+        <w:sectPr>
+          <w:headerReference w:type="default" r:id="rId8"/>
+          <w:footerReference w:type="default" r:id="rId9"/>
+          <w:pgSz w:w="11906" w:h="16838"/>
+          <w:pgMar w:top="1440" w:right="1440" w:bottom="1440" w:left="1440" w:header="708" w:footer="708" w:gutter="0"/>
+          <w:cols w:space="708"/>
+          <w:docGrid w:linePitch="360"/>
+        </w:sectPr>
+      </w:pPr>
+      <w:r>
+        <w:rPr>
+          <w:rFonts w:cs="Times New Roman"/>
+          <w:b/>
+          <w:bCs/>
+          <w:sz w:val="32"/>
+          <w:szCs w:val="32"/>
+        </w:rPr>
+        <w:fldChar w:fldCharType="end"/>
+      </w:r>
+    </w:p>
+    <w:p>
+      <w:pPr>
+        <w:pStyle w:val="Main-Heading"/>
+        <w:numPr>
+          <w:ilvl w:val="0"/>
+          <w:numId w:val="0"/>
+        </w:numPr>
+        <w:ind w:left="360" w:hanging="360"/>
+        <w:jc w:val="center"/>
+      </w:pPr>
+      <w:bookmarkStart w:id="0" w:name="_Toc232100157"/>
+      <w:r>
+        <w:lastRenderedPageBreak/>
+        <w:t>Abstract</w:t>
+      </w:r>
+      <w:bookmarkEnd w:id="0"/>
+    </w:p>
+    <w:p>
+      <w:proofErr w:type="spellStart"/>
+      <w:r>
+        <w:t>D</w:t>
+      </w:r>
+      <w:r>
+        <w:t>fdfdfdf</w:t>
+      </w:r>
+      <w:proofErr w:type="spellEnd"/>
+    </w:p>
+    <w:p>
+      <w:proofErr w:type="spellStart"/>
+      <w:r>
+        <w:t>Df</w:t>
+      </w:r>
+      <w:proofErr w:type="spellEnd"/>
+    </w:p>
+    <w:p>
+      <w:proofErr w:type="spellStart"/>
+      <w:r>
+        <w:t>Df</w:t>
+      </w:r>
+      <w:proofErr w:type="spellEnd"/>
+    </w:p>
+    <w:p>
+      <w:proofErr w:type="spellStart"/>
+      <w:r>
+        <w:t>Df</w:t>
+      </w:r>
+      <w:proofErr w:type="spellEnd"/>
+    </w:p>
+    <w:p>
+      <w:pPr>
+        <w:rPr>
+          <w:b/>
+        </w:rPr>
+      </w:pPr>
+    </w:p>
+    <w:p>
+      <w:pPr>
+        <w:jc w:val="center"/>
+        <w:rPr>
+          <w:rStyle w:val="Main-HeadingChar"/>
+        </w:rPr>
+      </w:pPr>
+      <w:r>
+        <w:rPr>
+          <w:b/>
+        </w:rPr>
+        <w:br w:type="page"/>
+      </w:r>
+      <w:bookmarkStart w:id="1" w:name="_Toc232100158"/>
+      <w:r>
+        <w:rPr>
+          <w:rStyle w:val="Main-HeadingChar"/>
+        </w:rPr>
+        <w:lastRenderedPageBreak/>
+        <w:t>Acknowledgemen</w:t>
+      </w:r>
+      <w:r>
+        <w:rPr>
+          <w:rStyle w:val="Main-HeadingChar"/>
+        </w:rPr>
+        <w:t>t</w:t>
+      </w:r>
+      <w:bookmarkEnd w:id="1"/>
+    </w:p>
+    <w:p>
+      <w:pPr>
+        <w:rPr>
+          <w:rStyle w:val="Main-HeadingChar"/>
+        </w:rPr>
+      </w:pPr>
+      <w:proofErr w:type="spellStart"/>
+      <w:r>
+        <w:t>Dfd</w:t>
+      </w:r>
+      <w:proofErr w:type="spellEnd"/>
+    </w:p>
+    <w:p>
+      <w:pPr>
+        <w:rPr>
+          <w:rFonts w:eastAsiaTheme="majorEastAsia" w:cstheme="majorBidi"/>
+          <w:b/>
+          <w:color w:val="000000" w:themeColor="text1"/>
+          <w:sz w:val="28"/>
+          <w:szCs w:val="40"/>
+        </w:rPr>
+        <w:sectPr>
+          <w:footerReference w:type="default" r:id="rId10"/>
+          <w:pgSz w:w="11906" w:h="16838"/>
+          <w:pgMar w:top="1440" w:right="1440" w:bottom="1440" w:left="1440" w:header="708" w:footer="708" w:gutter="0"/>
+          <w:pgNumType w:fmt="lowerRoman" w:start="1"/>
+          <w:cols w:space="708"/>
+          <w:docGrid w:linePitch="360"/>
+        </w:sectPr>
+      </w:pPr>
     </w:p>
     <w:p>
       <w:pPr>
         <w:pStyle w:val="Main-Heading"/>
         <w:spacing w:before="240"/>
       </w:pPr>
+      <w:bookmarkStart w:id="2" w:name="_Toc232100159"/>
       <w:r>
         <w:lastRenderedPageBreak/>
         <w:t>Overview</w:t>
       </w:r>
+      <w:bookmarkEnd w:id="2"/>
     </w:p>
     <w:p>
       <w:pPr>
@@ -404,9 +3405,11 @@
       <w:pPr>
         <w:pStyle w:val="sub-heading2"/>
       </w:pPr>
+      <w:bookmarkStart w:id="3" w:name="_Toc232100160"/>
       <w:r>
         <w:t>Motivation</w:t>
       </w:r>
+      <w:bookmarkEnd w:id="3"/>
     </w:p>
     <w:p>
       <w:pPr>
@@ -616,9 +3619,11 @@
       <w:pPr>
         <w:pStyle w:val="sub-heading2"/>
       </w:pPr>
+      <w:bookmarkStart w:id="4" w:name="_Toc232100161"/>
       <w:r>
         <w:t>Customers and Users</w:t>
       </w:r>
+      <w:bookmarkEnd w:id="4"/>
     </w:p>
     <w:p>
       <w:pPr>
@@ -742,10 +3747,12 @@
       <w:pPr>
         <w:pStyle w:val="sub-heading2"/>
       </w:pPr>
+      <w:bookmarkStart w:id="5" w:name="_Toc232100162"/>
       <w:r>
         <w:lastRenderedPageBreak/>
         <w:t>Project Deliverables</w:t>
       </w:r>
+      <w:bookmarkEnd w:id="5"/>
     </w:p>
     <w:p>
       <w:pPr>
@@ -953,9 +3960,11 @@
       <w:pPr>
         <w:pStyle w:val="sub-heading2"/>
       </w:pPr>
+      <w:bookmarkStart w:id="6" w:name="_Toc232100163"/>
       <w:r>
         <w:t>Cost Estimation</w:t>
       </w:r>
+      <w:bookmarkEnd w:id="6"/>
     </w:p>
     <w:p>
       <w:r>
@@ -970,9 +3979,11 @@
       <w:pPr>
         <w:pStyle w:val="sub-heading2"/>
       </w:pPr>
+      <w:bookmarkStart w:id="7" w:name="_Toc232100164"/>
       <w:r>
         <w:t>Timeline</w:t>
       </w:r>
+      <w:bookmarkEnd w:id="7"/>
     </w:p>
     <w:p>
       <w:pPr>
@@ -1032,10 +4043,12 @@
       <w:pPr>
         <w:pStyle w:val="Main-Heading"/>
       </w:pPr>
+      <w:bookmarkStart w:id="8" w:name="_Toc232100165"/>
       <w:r>
         <w:lastRenderedPageBreak/>
         <w:t>Project Aims</w:t>
       </w:r>
+      <w:bookmarkEnd w:id="8"/>
     </w:p>
     <w:p>
       <w:pPr>
@@ -1219,20 +4232,20 @@
       <w:pPr>
         <w:pStyle w:val="Main-Heading"/>
       </w:pPr>
+      <w:bookmarkStart w:id="9" w:name="_Toc232100166"/>
       <w:r>
         <w:lastRenderedPageBreak/>
         <w:t>Project Objectives</w:t>
       </w:r>
+      <w:bookmarkEnd w:id="9"/>
     </w:p>
     <w:p>
       <w:r>
         <w:t xml:space="preserve">Upon the completion of </w:t>
       </w:r>
-      <w:proofErr w:type="spellStart"/>
       <w:r>
         <w:t>ZeroWaste</w:t>
       </w:r>
-      <w:proofErr w:type="spellEnd"/>
       <w:r>
         <w:t xml:space="preserve"> project, we </w:t>
       </w:r>
@@ -1439,43 +4452,43 @@
       <w:pPr>
         <w:pStyle w:val="Main-Heading"/>
       </w:pPr>
+      <w:bookmarkStart w:id="10" w:name="_Toc232100167"/>
       <w:r>
         <w:lastRenderedPageBreak/>
         <w:t>Project Scope</w:t>
       </w:r>
-    </w:p>
-    <w:p>
-      <w:r>
-        <w:t xml:space="preserve">The scope clearly defines the boundaries of </w:t>
-      </w:r>
-      <w:proofErr w:type="spellStart"/>
-      <w:r>
-        <w:t>ZeroWaste</w:t>
-      </w:r>
-      <w:proofErr w:type="spellEnd"/>
-      <w:r>
-        <w:t>, clearly stating what the system will and will not deliver. This is essential to manage the expectation of the project, avoid scope creep, and also ensure that the project aligns with project objectives.</w:t>
-      </w:r>
-    </w:p>
-    <w:p>
-      <w:pPr>
-        <w:pStyle w:val="sub-heading2"/>
-      </w:pPr>
+      <w:bookmarkEnd w:id="10"/>
+    </w:p>
+    <w:p>
+      <w:pPr>
+        <w:spacing w:after="80" w:line="360" w:lineRule="auto"/>
+      </w:pPr>
+      <w:r>
+        <w:t>The scope clearly defines the boundaries of ZeroWaste, clearly stating what the system will and will not deliver. This is essential to manage the expectation of the project, avoid scope creep, and also ensure that the project aligns with project objectives.</w:t>
+      </w:r>
+    </w:p>
+    <w:p>
+      <w:pPr>
+        <w:pStyle w:val="Style1"/>
+      </w:pPr>
+      <w:bookmarkStart w:id="11" w:name="_Toc232100168"/>
+      <w:r>
+        <w:t>4.1</w:t>
+      </w:r>
+      <w:r>
+        <w:t xml:space="preserve"> </w:t>
+      </w:r>
       <w:r>
         <w:t>In Scope</w:t>
       </w:r>
-    </w:p>
-    <w:p>
-      <w:r>
-        <w:t xml:space="preserve">The following functionalities will be developed as part of </w:t>
-      </w:r>
-      <w:proofErr w:type="spellStart"/>
-      <w:r>
-        <w:t>ZeroWaste</w:t>
-      </w:r>
-      <w:proofErr w:type="spellEnd"/>
-      <w:r>
-        <w:t xml:space="preserve"> </w:t>
+      <w:bookmarkEnd w:id="11"/>
+    </w:p>
+    <w:p>
+      <w:pPr>
+        <w:spacing w:after="80" w:line="360" w:lineRule="auto"/>
+      </w:pPr>
+      <w:r>
+        <w:t xml:space="preserve">The following functionalities will be developed as part of ZeroWaste </w:t>
       </w:r>
       <w:r>
         <w:t>(</w:t>
@@ -1489,11 +4502,18 @@
         <w:pStyle w:val="ListParagraph"/>
         <w:numPr>
           <w:ilvl w:val="0"/>
-          <w:numId w:val="19"/>
+          <w:numId w:val="20"/>
         </w:numPr>
-      </w:pPr>
-      <w:r>
-        <w:t>User Registration and Privacy Settings – New users can register with their email and password. Two-factor authentication is implemented. Users can maintain a basic level of account preferences from their account</w:t>
+        <w:spacing w:after="80" w:line="360" w:lineRule="auto"/>
+      </w:pPr>
+      <w:r>
+        <w:t>User Registration and Privacy Settings</w:t>
+      </w:r>
+      <w:r>
+        <w:t>:</w:t>
+      </w:r>
+      <w:r>
+        <w:t xml:space="preserve"> New users can register with their email and password. Two-factor authentication is implemented. Users can maintain a basic level of account preferences from their account</w:t>
       </w:r>
       <w:r>
         <w:t>,</w:t>
@@ -1504,14 +4524,18 @@
         <w:pStyle w:val="ListParagraph"/>
         <w:numPr>
           <w:ilvl w:val="0"/>
-          <w:numId w:val="19"/>
+          <w:numId w:val="20"/>
         </w:numPr>
-      </w:pPr>
-      <w:r>
-        <w:t xml:space="preserve">Food Inventory Management </w:t>
-      </w:r>
-      <w:r>
-        <w:t xml:space="preserve">–Users can add, view, edit and delete food </w:t>
+        <w:spacing w:before="240" w:after="80" w:line="360" w:lineRule="auto"/>
+      </w:pPr>
+      <w:r>
+        <w:t>Food Inventory Management</w:t>
+      </w:r>
+      <w:r>
+        <w:t xml:space="preserve">: </w:t>
+      </w:r>
+      <w:r>
+        <w:t xml:space="preserve">Users can add, view, edit and delete food </w:t>
       </w:r>
       <w:r>
         <w:t>i</w:t>
@@ -1531,11 +4555,18 @@
         <w:pStyle w:val="ListParagraph"/>
         <w:numPr>
           <w:ilvl w:val="0"/>
-          <w:numId w:val="19"/>
+          <w:numId w:val="20"/>
         </w:numPr>
-      </w:pPr>
-      <w:r>
-        <w:t xml:space="preserve">Make donation – Users can donate the food items in their inventory, </w:t>
+        <w:spacing w:before="360" w:after="80" w:line="360" w:lineRule="auto"/>
+      </w:pPr>
+      <w:r>
+        <w:t>Make donation</w:t>
+      </w:r>
+      <w:r>
+        <w:t xml:space="preserve">: </w:t>
+      </w:r>
+      <w:r>
+        <w:t xml:space="preserve">Users can donate the food items in their inventory, </w:t>
       </w:r>
       <w:proofErr w:type="spellStart"/>
       <w:r>
@@ -1551,165 +4582,340 @@
         <w:pStyle w:val="ListParagraph"/>
         <w:numPr>
           <w:ilvl w:val="0"/>
-          <w:numId w:val="19"/>
+          <w:numId w:val="20"/>
         </w:numPr>
-      </w:pPr>
-      <w:r>
-        <w:t>Browse and claim food donations – Users can search for food items</w:t>
+        <w:spacing w:before="360" w:after="80" w:line="360" w:lineRule="auto"/>
+      </w:pPr>
+      <w:r>
+        <w:t>Browse and claim food donations</w:t>
+      </w:r>
+      <w:r>
+        <w:t xml:space="preserve">: </w:t>
+      </w:r>
+      <w:r>
+        <w:t>Users can search for food items</w:t>
       </w:r>
       <w:r>
         <w:t xml:space="preserve"> listed by other users for donation, filtering by categories and expiry date. Items details includes the pickup location</w:t>
       </w:r>
       <w:r>
-        <w:br w:type="page"/>
-      </w:r>
-    </w:p>
-    <w:p>
+        <w:t xml:space="preserve"> and contact methods. Users can request and claim donation,</w:t>
+      </w:r>
+    </w:p>
+    <w:p>
+      <w:pPr>
+        <w:pStyle w:val="ListParagraph"/>
+        <w:numPr>
+          <w:ilvl w:val="0"/>
+          <w:numId w:val="20"/>
+        </w:numPr>
+        <w:spacing w:before="360" w:after="80" w:line="360" w:lineRule="auto"/>
+      </w:pPr>
+      <w:r>
+        <w:t>Food Analytics</w:t>
+      </w:r>
+      <w:r>
+        <w:t xml:space="preserve">: </w:t>
+      </w:r>
+      <w:r>
+        <w:t>Users can see visual report generated by the system, showing users with their food saved, food donated and waste reduced doing so.</w:t>
+      </w:r>
+    </w:p>
+    <w:p>
+      <w:pPr>
+        <w:pStyle w:val="ListParagraph"/>
+        <w:numPr>
+          <w:ilvl w:val="0"/>
+          <w:numId w:val="20"/>
+        </w:numPr>
+        <w:spacing w:before="360" w:after="80" w:line="360" w:lineRule="auto"/>
+      </w:pPr>
+      <w:r>
+        <w:t>Notification systems</w:t>
+      </w:r>
+      <w:r>
+        <w:t xml:space="preserve">: </w:t>
+      </w:r>
+      <w:r>
+        <w:t>Provide a real time notification for: 3-4 days prior to the food expiry date, when the donation request is verified, meal planning reminder, and security alert.</w:t>
+      </w:r>
+    </w:p>
+    <w:p>
+      <w:pPr>
+        <w:pStyle w:val="ListParagraph"/>
+        <w:numPr>
+          <w:ilvl w:val="0"/>
+          <w:numId w:val="20"/>
+        </w:numPr>
+        <w:spacing w:before="360" w:after="80" w:line="360" w:lineRule="auto"/>
+      </w:pPr>
+      <w:r>
+        <w:t>Weekly Meal Planning</w:t>
+      </w:r>
+      <w:r>
+        <w:t xml:space="preserve">: </w:t>
+      </w:r>
+      <w:r>
+        <w:t>Users get weekly meal plans using their existing inventory</w:t>
+      </w:r>
+      <w:r>
+        <w:t>. The system only gives the ingredient-based meal suggestions.</w:t>
+      </w:r>
+    </w:p>
+    <w:p>
+      <w:pPr>
+        <w:pStyle w:val="ListParagraph"/>
+        <w:numPr>
+          <w:ilvl w:val="0"/>
+          <w:numId w:val="20"/>
+        </w:numPr>
+        <w:spacing w:before="360" w:after="80" w:line="360" w:lineRule="auto"/>
+      </w:pPr>
+      <w:r>
+        <w:t>Reminders and links</w:t>
+      </w:r>
+      <w:r>
+        <w:t xml:space="preserve">: </w:t>
+      </w:r>
+      <w:r>
+        <w:t>Meals planned are linked with the items and meal reminders</w:t>
+      </w:r>
+    </w:p>
+    <w:p/>
+    <w:p>
+      <w:pPr>
+        <w:pStyle w:val="Style1"/>
+      </w:pPr>
+      <w:bookmarkStart w:id="12" w:name="_Toc232100169"/>
+      <w:r>
+        <w:t>4.</w:t>
+      </w:r>
+      <w:r>
+        <w:t>2</w:t>
+      </w:r>
+      <w:r>
+        <w:t xml:space="preserve"> Out of Scope</w:t>
+      </w:r>
+      <w:bookmarkEnd w:id="12"/>
+    </w:p>
+    <w:p>
+      <w:r>
+        <w:t>The out of scope are the features and usability that will not be included to this project to maintain a realistic and focused development:</w:t>
+      </w:r>
+    </w:p>
+    <w:p>
+      <w:pPr>
+        <w:pStyle w:val="ListParagraph"/>
+        <w:numPr>
+          <w:ilvl w:val="0"/>
+          <w:numId w:val="24"/>
+        </w:numPr>
+      </w:pPr>
+      <w:r>
+        <w:t>Online payment</w:t>
+      </w:r>
+      <w:r>
+        <w:t xml:space="preserve">: </w:t>
+      </w:r>
+      <w:r>
+        <w:t>Users don’t need to buy and sell any good from our site, thus no financial transaction is required in the application</w:t>
+      </w:r>
+      <w:r>
+        <w:t>.</w:t>
+      </w:r>
+    </w:p>
+    <w:p>
+      <w:pPr>
+        <w:pStyle w:val="ListParagraph"/>
+        <w:numPr>
+          <w:ilvl w:val="0"/>
+          <w:numId w:val="24"/>
+        </w:numPr>
+      </w:pPr>
       <w:r>
         <w:lastRenderedPageBreak/>
-        <w:t>Project Scope</w:t>
-      </w:r>
-    </w:p>
-    <w:p>
-      <w:r>
-        <w:t>In Scope</w:t>
-      </w:r>
-      <w:r>
-        <w:t>:</w:t>
-      </w:r>
-    </w:p>
-    <w:p>
-      <w:r>
-        <w:t>User Registration and Login</w:t>
-      </w:r>
-    </w:p>
-    <w:p>
-      <w:r>
-        <w:t>Food Inventory Management</w:t>
-      </w:r>
-    </w:p>
-    <w:p>
-      <w:r>
-        <w:t>Expiry Notifications</w:t>
-      </w:r>
-    </w:p>
-    <w:p>
-      <w:r>
-        <w:t>Meal Planning System</w:t>
-      </w:r>
-    </w:p>
-    <w:p>
-      <w:r>
-        <w:t>Out of</w:t>
-      </w:r>
-      <w:r>
-        <w:t xml:space="preserve"> </w:t>
-      </w:r>
-      <w:r>
-        <w:t>Scope</w:t>
-      </w:r>
-    </w:p>
-    <w:p>
-      <w:r>
-        <w:t>Online Payment System</w:t>
-      </w:r>
-    </w:p>
-    <w:p>
-      <w:r>
-        <w:t>Third-party delivery services</w:t>
-      </w:r>
+        <w:t>Third-party Delivery system</w:t>
+      </w:r>
+      <w:r>
+        <w:t xml:space="preserve">: </w:t>
+      </w:r>
+      <w:r>
+        <w:t>Our system ZeroWaste doesn’t need any delivery system for food transportation</w:t>
+      </w:r>
+      <w:r>
+        <w:t>; for transporting donating goods.</w:t>
+      </w:r>
+    </w:p>
+    <w:p>
+      <w:pPr>
+        <w:pStyle w:val="ListParagraph"/>
+        <w:numPr>
+          <w:ilvl w:val="0"/>
+          <w:numId w:val="24"/>
+        </w:numPr>
+      </w:pPr>
+      <w:r>
+        <w:t>Mobile Native Application: ZeroWaste will be delivered only as a web-based platform</w:t>
+      </w:r>
+      <w:r>
+        <w:t>. IOS and Android application are not in our scope to produce, for now.</w:t>
+      </w:r>
+    </w:p>
+    <w:p>
+      <w:pPr>
+        <w:pStyle w:val="ListParagraph"/>
+        <w:numPr>
+          <w:ilvl w:val="0"/>
+          <w:numId w:val="24"/>
+        </w:numPr>
+      </w:pPr>
+      <w:r>
+        <w:t>Multi-language support: ZeroWaste will be built, tested and launched in English only.</w:t>
+      </w:r>
+    </w:p>
+    <w:p>
+      <w:pPr>
+        <w:pStyle w:val="Style1"/>
+      </w:pPr>
+      <w:bookmarkStart w:id="13" w:name="_Toc232100170"/>
+      <w:r>
+        <w:t>4.3 Use Case Summary</w:t>
+      </w:r>
+      <w:bookmarkEnd w:id="13"/>
+    </w:p>
+    <w:p>
+      <w:r>
+        <w:t xml:space="preserve">The given figures </w:t>
+      </w:r>
+      <w:proofErr w:type="gramStart"/>
+      <w:r>
+        <w:t>gives</w:t>
+      </w:r>
+      <w:proofErr w:type="gramEnd"/>
+      <w:r>
+        <w:t xml:space="preserve"> us the overview of what the system need to perform:</w:t>
+      </w:r>
+    </w:p>
+    <w:p>
+      <w:pPr>
+        <w:keepNext/>
+        <w:jc w:val="center"/>
+      </w:pPr>
+      <w:r>
+        <w:rPr>
+          <w:rFonts w:ascii="Open Sans" w:eastAsiaTheme="minorEastAsia" w:hAnsi="Open Sans" w:cs="Open Sans"/>
+          <w:b/>
+          <w:bCs/>
+          <w:noProof/>
+          <w:color w:val="455F7C"/>
+          <w:sz w:val="23"/>
+          <w:szCs w:val="23"/>
+          <w:shd w:val="clear" w:color="auto" w:fill="FFFFFF"/>
+          <w:lang w:eastAsia="zh-CN"/>
+        </w:rPr>
+        <w:drawing>
+          <wp:inline distT="0" distB="0" distL="0" distR="0" wp14:anchorId="6D4C7D3F" wp14:editId="2A6DCE07">
+            <wp:extent cx="5068007" cy="5163271"/>
+            <wp:effectExtent l="0" t="0" r="0" b="0"/>
+            <wp:docPr id="669962212" name="Picture 1" descr="A diagram of a person's life cycle&#10;&#10;AI-generated content may be incorrect."/>
+            <wp:cNvGraphicFramePr>
+              <a:graphicFrameLocks xmlns:a="http://schemas.openxmlformats.org/drawingml/2006/main" noChangeAspect="1"/>
+            </wp:cNvGraphicFramePr>
+            <a:graphic xmlns:a="http://schemas.openxmlformats.org/drawingml/2006/main">
+              <a:graphicData uri="http://schemas.openxmlformats.org/drawingml/2006/picture">
+                <pic:pic xmlns:pic="http://schemas.openxmlformats.org/drawingml/2006/picture">
+                  <pic:nvPicPr>
+                    <pic:cNvPr id="669962212" name="Picture 1" descr="A diagram of a person's life cycle&#10;&#10;AI-generated content may be incorrect."/>
+                    <pic:cNvPicPr/>
+                  </pic:nvPicPr>
+                  <pic:blipFill>
+                    <a:blip r:embed="rId11"/>
+                    <a:stretch>
+                      <a:fillRect/>
+                    </a:stretch>
+                  </pic:blipFill>
+                  <pic:spPr>
+                    <a:xfrm>
+                      <a:off x="0" y="0"/>
+                      <a:ext cx="5068007" cy="5163271"/>
+                    </a:xfrm>
+                    <a:prstGeom prst="rect">
+                      <a:avLst/>
+                    </a:prstGeom>
+                  </pic:spPr>
+                </pic:pic>
+              </a:graphicData>
+            </a:graphic>
+          </wp:inline>
+        </w:drawing>
+      </w:r>
+    </w:p>
+    <w:p>
+      <w:pPr>
+        <w:pStyle w:val="Caption"/>
+        <w:jc w:val="center"/>
+      </w:pPr>
+      <w:bookmarkStart w:id="14" w:name="_Toc232099266"/>
+      <w:r>
+        <w:t xml:space="preserve">Figure </w:t>
+      </w:r>
+      <w:r>
+        <w:fldChar w:fldCharType="begin"/>
+      </w:r>
+      <w:r>
+        <w:instrText xml:space="preserve"> SEQ Figure \* ARABIC </w:instrText>
+      </w:r>
+      <w:r>
+        <w:fldChar w:fldCharType="separate"/>
+      </w:r>
+      <w:r>
+        <w:rPr>
+          <w:noProof/>
+        </w:rPr>
+        <w:t>1</w:t>
+      </w:r>
+      <w:r>
+        <w:fldChar w:fldCharType="end"/>
+      </w:r>
+      <w:r>
+        <w:rPr>
+          <w:lang w:val="en-US"/>
+        </w:rPr>
+        <w:t>: Use Case Diagram:</w:t>
+      </w:r>
+      <w:bookmarkEnd w:id="14"/>
     </w:p>
     <w:p/>
-    <w:p>
-      <w:r>
-        <w:t>Project Schedule</w:t>
-      </w:r>
-    </w:p>
-    <w:p>
-      <w:r>
-        <w:t>The project follows an iterative and incremental methodology.</w:t>
-      </w:r>
-      <w:r>
-        <w:t xml:space="preserve"> It includes: </w:t>
-      </w:r>
-    </w:p>
-    <w:p>
-      <w:r>
-        <w:t>Work Breakdown Structure (WBS)</w:t>
-      </w:r>
-    </w:p>
-    <w:p>
-      <w:r>
-        <w:t>Gantt Chart</w:t>
-      </w:r>
-    </w:p>
-    <w:p>
-      <w:r>
-        <w:t>Milestones</w:t>
-      </w:r>
-    </w:p>
-    <w:p/>
-    <w:p>
-      <w:r>
-        <w:t>Technical Description</w:t>
-      </w:r>
-    </w:p>
-    <w:p>
-      <w:r>
-        <w:t>Development Platform</w:t>
-      </w:r>
-    </w:p>
     <w:tbl>
       <w:tblPr>
         <w:tblStyle w:val="TableGrid"/>
         <w:tblW w:w="0" w:type="auto"/>
-        <w:tblInd w:w="1440" w:type="dxa"/>
         <w:tblLook w:val="04A0" w:firstRow="1" w:lastRow="0" w:firstColumn="1" w:lastColumn="0" w:noHBand="0" w:noVBand="1"/>
       </w:tblPr>
       <w:tblGrid>
-        <w:gridCol w:w="2241"/>
-        <w:gridCol w:w="1417"/>
-        <w:gridCol w:w="1276"/>
-        <w:gridCol w:w="2552"/>
+        <w:gridCol w:w="9016"/>
       </w:tblGrid>
       <w:tr>
         <w:tc>
           <w:tcPr>
-            <w:tcW w:w="2241" w:type="dxa"/>
-          </w:tcPr>
-          <w:p>
-            <w:r>
-              <w:t>Criteria</w:t>
-            </w:r>
-          </w:p>
-        </w:tc>
-        <w:tc>
-          <w:tcPr>
-            <w:tcW w:w="1417" w:type="dxa"/>
-          </w:tcPr>
-          <w:p>
-            <w:r>
-              <w:t>Tools</w:t>
-            </w:r>
-          </w:p>
-        </w:tc>
-        <w:tc>
-          <w:tcPr>
-            <w:tcW w:w="1276" w:type="dxa"/>
-          </w:tcPr>
-          <w:p>
-            <w:r>
-              <w:t xml:space="preserve">Version </w:t>
-            </w:r>
-          </w:p>
-        </w:tc>
-        <w:tc>
-          <w:tcPr>
-            <w:tcW w:w="2552" w:type="dxa"/>
-          </w:tcPr>
-          <w:p>
-            <w:r>
-              <w:t>Description</w:t>
+            <w:tcW w:w="9016" w:type="dxa"/>
+          </w:tcPr>
+          <w:p>
+            <w:pPr>
+              <w:rPr>
+                <w:b/>
+                <w:bCs/>
+              </w:rPr>
+            </w:pPr>
+            <w:r>
+              <w:rPr>
+                <w:b/>
+                <w:bCs/>
+              </w:rPr>
+              <w:t xml:space="preserve">Use Case 1: </w:t>
+            </w:r>
+            <w:r>
+              <w:t>Register User and Privacy Setting</w:t>
             </w:r>
           </w:p>
         </w:tc>
@@ -1717,271 +4923,117 @@
       <w:tr>
         <w:tc>
           <w:tcPr>
-            <w:tcW w:w="2241" w:type="dxa"/>
-          </w:tcPr>
-          <w:p>
-            <w:r>
-              <w:t>Design &amp; Prototype</w:t>
-            </w:r>
-          </w:p>
-        </w:tc>
-        <w:tc>
-          <w:tcPr>
-            <w:tcW w:w="1417" w:type="dxa"/>
-          </w:tcPr>
-          <w:p>
-            <w:r>
-              <w:t>Figma</w:t>
-            </w:r>
-          </w:p>
-        </w:tc>
-        <w:tc>
-          <w:tcPr>
-            <w:tcW w:w="1276" w:type="dxa"/>
-          </w:tcPr>
-          <w:p>
-            <w:r>
-              <w:t>Latest</w:t>
-            </w:r>
-          </w:p>
-        </w:tc>
-        <w:tc>
-          <w:tcPr>
-            <w:tcW w:w="2552" w:type="dxa"/>
-          </w:tcPr>
-          <w:p>
-            <w:r>
-              <w:t>UI design and prototype</w:t>
-            </w:r>
-          </w:p>
-        </w:tc>
-      </w:tr>
-      <w:tr>
-        <w:tc>
-          <w:tcPr>
-            <w:tcW w:w="2241" w:type="dxa"/>
-          </w:tcPr>
-          <w:p>
-            <w:r>
-              <w:t>Frontend</w:t>
-            </w:r>
-          </w:p>
-        </w:tc>
-        <w:tc>
-          <w:tcPr>
-            <w:tcW w:w="1417" w:type="dxa"/>
-          </w:tcPr>
-          <w:p>
-            <w:r>
-              <w:t>React</w:t>
-            </w:r>
-          </w:p>
-        </w:tc>
-        <w:tc>
-          <w:tcPr>
-            <w:tcW w:w="1276" w:type="dxa"/>
-          </w:tcPr>
-          <w:p>
-            <w:r>
-              <w:t>Latest</w:t>
-            </w:r>
-          </w:p>
-        </w:tc>
-        <w:tc>
-          <w:tcPr>
-            <w:tcW w:w="2552" w:type="dxa"/>
-          </w:tcPr>
-          <w:p>
-            <w:r>
-              <w:t>UI development</w:t>
-            </w:r>
-          </w:p>
-        </w:tc>
-      </w:tr>
-      <w:tr>
-        <w:tc>
-          <w:tcPr>
-            <w:tcW w:w="2241" w:type="dxa"/>
-          </w:tcPr>
-          <w:p>
-            <w:r>
-              <w:t>Backend</w:t>
-            </w:r>
-          </w:p>
-        </w:tc>
-        <w:tc>
-          <w:tcPr>
-            <w:tcW w:w="1417" w:type="dxa"/>
-          </w:tcPr>
-          <w:p>
-            <w:r>
-              <w:t>Spring Boot</w:t>
-            </w:r>
-          </w:p>
-        </w:tc>
-        <w:tc>
-          <w:tcPr>
-            <w:tcW w:w="1276" w:type="dxa"/>
-          </w:tcPr>
-          <w:p>
-            <w:r>
-              <w:t>Latest</w:t>
-            </w:r>
-          </w:p>
-        </w:tc>
-        <w:tc>
-          <w:tcPr>
-            <w:tcW w:w="2552" w:type="dxa"/>
-          </w:tcPr>
-          <w:p>
-            <w:r>
-              <w:t>Server Logic</w:t>
-            </w:r>
-          </w:p>
-        </w:tc>
-      </w:tr>
-      <w:tr>
-        <w:tc>
-          <w:tcPr>
-            <w:tcW w:w="2241" w:type="dxa"/>
-          </w:tcPr>
-          <w:p>
-            <w:r>
-              <w:t>Database</w:t>
-            </w:r>
-          </w:p>
-        </w:tc>
-        <w:tc>
-          <w:tcPr>
-            <w:tcW w:w="1417" w:type="dxa"/>
-          </w:tcPr>
-          <w:p>
-            <w:r>
-              <w:t>SQL</w:t>
-            </w:r>
-          </w:p>
-        </w:tc>
-        <w:tc>
-          <w:tcPr>
-            <w:tcW w:w="1276" w:type="dxa"/>
-          </w:tcPr>
-          <w:p>
-            <w:r>
-              <w:t>Latest</w:t>
-            </w:r>
-          </w:p>
-        </w:tc>
-        <w:tc>
-          <w:tcPr>
-            <w:tcW w:w="2552" w:type="dxa"/>
-          </w:tcPr>
-          <w:p>
-            <w:r>
-              <w:t>Data Storage</w:t>
-            </w:r>
-          </w:p>
-        </w:tc>
-      </w:tr>
-      <w:tr>
-        <w:tc>
-          <w:tcPr>
-            <w:tcW w:w="2241" w:type="dxa"/>
-          </w:tcPr>
-          <w:p>
-            <w:r>
-              <w:t>Version Control</w:t>
-            </w:r>
-          </w:p>
-        </w:tc>
-        <w:tc>
-          <w:tcPr>
-            <w:tcW w:w="1417" w:type="dxa"/>
-          </w:tcPr>
-          <w:p>
-            <w:r>
-              <w:t>GitHub</w:t>
-            </w:r>
-          </w:p>
-        </w:tc>
-        <w:tc>
-          <w:tcPr>
-            <w:tcW w:w="1276" w:type="dxa"/>
-          </w:tcPr>
-          <w:p>
-            <w:r>
-              <w:t>Latest</w:t>
-            </w:r>
-          </w:p>
-        </w:tc>
-        <w:tc>
-          <w:tcPr>
-            <w:tcW w:w="2552" w:type="dxa"/>
-          </w:tcPr>
-          <w:p>
-            <w:r>
-              <w:t>Collaboration</w:t>
+            <w:tcW w:w="9016" w:type="dxa"/>
+          </w:tcPr>
+          <w:p>
+            <w:pPr>
+              <w:pStyle w:val="ListParagraph"/>
+              <w:numPr>
+                <w:ilvl w:val="0"/>
+                <w:numId w:val="25"/>
+              </w:numPr>
+            </w:pPr>
+            <w:r>
+              <w:t>Any user can register on the platform,</w:t>
+            </w:r>
+          </w:p>
+          <w:p>
+            <w:pPr>
+              <w:pStyle w:val="ListParagraph"/>
+              <w:keepNext/>
+              <w:numPr>
+                <w:ilvl w:val="0"/>
+                <w:numId w:val="25"/>
+              </w:numPr>
+            </w:pPr>
+            <w:r>
+              <w:t xml:space="preserve">And maintain their privacy setting such like 2FA and food listing visibility, which can be updated any time from the account dashboard </w:t>
             </w:r>
           </w:p>
         </w:tc>
       </w:tr>
     </w:tbl>
+    <w:p>
+      <w:pPr>
+        <w:pStyle w:val="Caption"/>
+        <w:jc w:val="center"/>
+      </w:pPr>
+      <w:bookmarkStart w:id="15" w:name="_Toc232099325"/>
+      <w:r>
+        <w:t xml:space="preserve">Table </w:t>
+      </w:r>
+      <w:r>
+        <w:fldChar w:fldCharType="begin"/>
+      </w:r>
+      <w:r>
+        <w:instrText xml:space="preserve"> SEQ Table \* ARABIC </w:instrText>
+      </w:r>
+      <w:r>
+        <w:fldChar w:fldCharType="separate"/>
+      </w:r>
+      <w:r>
+        <w:rPr>
+          <w:noProof/>
+        </w:rPr>
+        <w:t>1</w:t>
+      </w:r>
+      <w:r>
+        <w:fldChar w:fldCharType="end"/>
+      </w:r>
+      <w:r>
+        <w:rPr>
+          <w:lang w:val="en-US"/>
+        </w:rPr>
+        <w:t>: Use case 1 summary</w:t>
+      </w:r>
+      <w:bookmarkEnd w:id="15"/>
+    </w:p>
     <w:p/>
-    <w:p>
-      <w:r>
-        <w:t>Demonstration Platform</w:t>
-      </w:r>
-    </w:p>
+    <w:p/>
     <w:tbl>
       <w:tblPr>
         <w:tblStyle w:val="TableGrid"/>
         <w:tblW w:w="0" w:type="auto"/>
-        <w:tblInd w:w="1440" w:type="dxa"/>
         <w:tblLook w:val="04A0" w:firstRow="1" w:lastRow="0" w:firstColumn="1" w:lastColumn="0" w:noHBand="0" w:noVBand="1"/>
       </w:tblPr>
       <w:tblGrid>
-        <w:gridCol w:w="2241"/>
-        <w:gridCol w:w="1417"/>
-        <w:gridCol w:w="1276"/>
-        <w:gridCol w:w="2552"/>
+        <w:gridCol w:w="9016"/>
       </w:tblGrid>
       <w:tr>
         <w:tc>
           <w:tcPr>
-            <w:tcW w:w="2241" w:type="dxa"/>
-          </w:tcPr>
-          <w:p>
-            <w:r>
-              <w:t>Criteria</w:t>
-            </w:r>
-          </w:p>
-        </w:tc>
-        <w:tc>
-          <w:tcPr>
-            <w:tcW w:w="1417" w:type="dxa"/>
-          </w:tcPr>
-          <w:p>
-            <w:r>
-              <w:t>Tools</w:t>
-            </w:r>
-          </w:p>
-        </w:tc>
-        <w:tc>
-          <w:tcPr>
-            <w:tcW w:w="1276" w:type="dxa"/>
-          </w:tcPr>
-          <w:p>
-            <w:r>
-              <w:t xml:space="preserve">Version </w:t>
-            </w:r>
-          </w:p>
-        </w:tc>
-        <w:tc>
-          <w:tcPr>
-            <w:tcW w:w="2552" w:type="dxa"/>
-          </w:tcPr>
-          <w:p>
-            <w:r>
-              <w:t>Description</w:t>
+            <w:tcW w:w="9016" w:type="dxa"/>
+          </w:tcPr>
+          <w:p>
+            <w:pPr>
+              <w:rPr>
+                <w:b/>
+                <w:bCs/>
+              </w:rPr>
+            </w:pPr>
+            <w:r>
+              <w:rPr>
+                <w:b/>
+                <w:bCs/>
+              </w:rPr>
+              <w:t xml:space="preserve">Use Case </w:t>
+            </w:r>
+            <w:r>
+              <w:rPr>
+                <w:b/>
+                <w:bCs/>
+              </w:rPr>
+              <w:t>2</w:t>
+            </w:r>
+            <w:r>
+              <w:rPr>
+                <w:b/>
+                <w:bCs/>
+              </w:rPr>
+              <w:t xml:space="preserve">: </w:t>
+            </w:r>
+            <w:r>
+              <w:t>Manage Food Inventory</w:t>
             </w:r>
           </w:p>
         </w:tc>
@@ -1989,41 +5041,45 @@
       <w:tr>
         <w:tc>
           <w:tcPr>
-            <w:tcW w:w="2241" w:type="dxa"/>
-          </w:tcPr>
-          <w:p>
-            <w:r>
-              <w:t>Browser</w:t>
-            </w:r>
-          </w:p>
-        </w:tc>
-        <w:tc>
-          <w:tcPr>
-            <w:tcW w:w="1417" w:type="dxa"/>
-          </w:tcPr>
-          <w:p>
-            <w:r>
-              <w:t>Chrome</w:t>
-            </w:r>
-          </w:p>
-        </w:tc>
-        <w:tc>
-          <w:tcPr>
-            <w:tcW w:w="1276" w:type="dxa"/>
-          </w:tcPr>
-          <w:p>
-            <w:r>
-              <w:t>Latest</w:t>
-            </w:r>
-          </w:p>
-        </w:tc>
-        <w:tc>
-          <w:tcPr>
-            <w:tcW w:w="2552" w:type="dxa"/>
-          </w:tcPr>
-          <w:p>
-            <w:r>
-              <w:t>Testing</w:t>
+            <w:tcW w:w="9016" w:type="dxa"/>
+          </w:tcPr>
+          <w:p>
+            <w:pPr>
+              <w:pStyle w:val="ListParagraph"/>
+              <w:numPr>
+                <w:ilvl w:val="0"/>
+                <w:numId w:val="25"/>
+              </w:numPr>
+            </w:pPr>
+            <w:r>
+              <w:t xml:space="preserve">Any user </w:t>
+            </w:r>
+            <w:r>
+              <w:t>log into their system and log the inventory of food they have</w:t>
+            </w:r>
+            <w:r>
+              <w:t xml:space="preserve"> with the information like name, category, expiry date</w:t>
+            </w:r>
+            <w:r>
+              <w:t>.</w:t>
+            </w:r>
+            <w:r>
+              <w:t xml:space="preserve"> </w:t>
+            </w:r>
+            <w:r>
+              <w:t>The</w:t>
+            </w:r>
+            <w:r>
+              <w:t>re</w:t>
+            </w:r>
+            <w:r>
+              <w:t xml:space="preserve"> they can </w:t>
+            </w:r>
+            <w:r>
+              <w:t xml:space="preserve">also </w:t>
+            </w:r>
+            <w:r>
+              <w:t>change the food item to the donation listing easily.</w:t>
             </w:r>
           </w:p>
         </w:tc>
@@ -2031,54 +5087,2536 @@
     </w:tbl>
     <w:p>
       <w:pPr>
-        <w:spacing w:before="240" w:line="360" w:lineRule="auto"/>
-        <w:jc w:val="both"/>
-        <w:rPr>
-          <w:rFonts w:cs="Times New Roman"/>
+        <w:pStyle w:val="Caption"/>
+        <w:jc w:val="center"/>
+      </w:pPr>
+      <w:bookmarkStart w:id="16" w:name="_Toc232099326"/>
+      <w:r>
+        <w:t xml:space="preserve">Table </w:t>
+      </w:r>
+      <w:r>
+        <w:fldChar w:fldCharType="begin"/>
+      </w:r>
+      <w:r>
+        <w:instrText xml:space="preserve"> SEQ Table \* ARABIC </w:instrText>
+      </w:r>
+      <w:r>
+        <w:fldChar w:fldCharType="separate"/>
+      </w:r>
+      <w:r>
+        <w:rPr>
+          <w:noProof/>
+        </w:rPr>
+        <w:t>2</w:t>
+      </w:r>
+      <w:r>
+        <w:fldChar w:fldCharType="end"/>
+      </w:r>
+      <w:r>
+        <w:rPr>
+          <w:lang w:val="en-US"/>
+        </w:rPr>
+        <w:t xml:space="preserve">: Use case </w:t>
+      </w:r>
+      <w:r>
+        <w:rPr>
+          <w:lang w:val="en-US"/>
+        </w:rPr>
+        <w:t xml:space="preserve">2 </w:t>
+      </w:r>
+      <w:r>
+        <w:rPr>
+          <w:lang w:val="en-US"/>
+        </w:rPr>
+        <w:t>summary</w:t>
+      </w:r>
+      <w:bookmarkEnd w:id="16"/>
+    </w:p>
+    <w:tbl>
+      <w:tblPr>
+        <w:tblStyle w:val="TableGrid"/>
+        <w:tblW w:w="0" w:type="auto"/>
+        <w:tblLook w:val="04A0" w:firstRow="1" w:lastRow="0" w:firstColumn="1" w:lastColumn="0" w:noHBand="0" w:noVBand="1"/>
+      </w:tblPr>
+      <w:tblGrid>
+        <w:gridCol w:w="9016"/>
+      </w:tblGrid>
+      <w:tr>
+        <w:tc>
+          <w:tcPr>
+            <w:tcW w:w="9016" w:type="dxa"/>
+          </w:tcPr>
+          <w:p>
+            <w:pPr>
+              <w:rPr>
+                <w:b/>
+                <w:bCs/>
+              </w:rPr>
+            </w:pPr>
+            <w:r>
+              <w:rPr>
+                <w:b/>
+                <w:bCs/>
+              </w:rPr>
+              <w:t xml:space="preserve">Use Case </w:t>
+            </w:r>
+            <w:r>
+              <w:rPr>
+                <w:b/>
+                <w:bCs/>
+              </w:rPr>
+              <w:t>3</w:t>
+            </w:r>
+            <w:r>
+              <w:rPr>
+                <w:b/>
+                <w:bCs/>
+              </w:rPr>
+              <w:t xml:space="preserve">: </w:t>
+            </w:r>
+            <w:r>
+              <w:t>Browse Food Items</w:t>
+            </w:r>
+          </w:p>
+        </w:tc>
+      </w:tr>
+      <w:tr>
+        <w:tc>
+          <w:tcPr>
+            <w:tcW w:w="9016" w:type="dxa"/>
+          </w:tcPr>
+          <w:p>
+            <w:pPr>
+              <w:pStyle w:val="ListParagraph"/>
+              <w:numPr>
+                <w:ilvl w:val="0"/>
+                <w:numId w:val="25"/>
+              </w:numPr>
+            </w:pPr>
+            <w:r>
+              <w:t xml:space="preserve">Any user </w:t>
+            </w:r>
+            <w:r>
+              <w:t>browse</w:t>
+            </w:r>
+            <w:r>
+              <w:t>s</w:t>
+            </w:r>
+            <w:r>
+              <w:t xml:space="preserve"> through the donation listing made based on location and type, and the listing has the pickup details and items details.</w:t>
+            </w:r>
+            <w:r>
+              <w:t xml:space="preserve"> Here they can request and claim for the donated goods.</w:t>
+            </w:r>
+            <w:r>
+              <w:t xml:space="preserve"> </w:t>
+            </w:r>
+          </w:p>
+        </w:tc>
+      </w:tr>
+    </w:tbl>
+    <w:p>
+      <w:pPr>
+        <w:pStyle w:val="Caption"/>
+        <w:jc w:val="center"/>
+      </w:pPr>
+      <w:bookmarkStart w:id="17" w:name="_Toc232099327"/>
+      <w:r>
+        <w:t xml:space="preserve">Table </w:t>
+      </w:r>
+      <w:r>
+        <w:fldChar w:fldCharType="begin"/>
+      </w:r>
+      <w:r>
+        <w:instrText xml:space="preserve"> SEQ Table \* ARABIC </w:instrText>
+      </w:r>
+      <w:r>
+        <w:fldChar w:fldCharType="separate"/>
+      </w:r>
+      <w:r>
+        <w:rPr>
+          <w:noProof/>
+        </w:rPr>
+        <w:t>3</w:t>
+      </w:r>
+      <w:r>
+        <w:fldChar w:fldCharType="end"/>
+      </w:r>
+      <w:r>
+        <w:rPr>
+          <w:lang w:val="en-US"/>
+        </w:rPr>
+        <w:t xml:space="preserve">: Use case </w:t>
+      </w:r>
+      <w:r>
+        <w:rPr>
+          <w:lang w:val="en-US"/>
+        </w:rPr>
+        <w:t xml:space="preserve">3 </w:t>
+      </w:r>
+      <w:r>
+        <w:rPr>
+          <w:lang w:val="en-US"/>
+        </w:rPr>
+        <w:t>summary</w:t>
+      </w:r>
+      <w:bookmarkEnd w:id="17"/>
+    </w:p>
+    <w:tbl>
+      <w:tblPr>
+        <w:tblStyle w:val="TableGrid"/>
+        <w:tblW w:w="0" w:type="auto"/>
+        <w:tblLook w:val="04A0" w:firstRow="1" w:lastRow="0" w:firstColumn="1" w:lastColumn="0" w:noHBand="0" w:noVBand="1"/>
+      </w:tblPr>
+      <w:tblGrid>
+        <w:gridCol w:w="9016"/>
+      </w:tblGrid>
+      <w:tr>
+        <w:tc>
+          <w:tcPr>
+            <w:tcW w:w="9016" w:type="dxa"/>
+          </w:tcPr>
+          <w:p>
+            <w:pPr>
+              <w:rPr>
+                <w:b/>
+                <w:bCs/>
+              </w:rPr>
+            </w:pPr>
+            <w:r>
+              <w:rPr>
+                <w:b/>
+                <w:bCs/>
+              </w:rPr>
+              <w:t xml:space="preserve">Use Case </w:t>
+            </w:r>
+            <w:r>
+              <w:rPr>
+                <w:b/>
+                <w:bCs/>
+              </w:rPr>
+              <w:t>4</w:t>
+            </w:r>
+            <w:r>
+              <w:rPr>
+                <w:b/>
+                <w:bCs/>
+              </w:rPr>
+              <w:t xml:space="preserve">: </w:t>
+            </w:r>
+            <w:r>
+              <w:t>Food Analytics</w:t>
+            </w:r>
+          </w:p>
+        </w:tc>
+      </w:tr>
+      <w:tr>
+        <w:tc>
+          <w:tcPr>
+            <w:tcW w:w="9016" w:type="dxa"/>
+          </w:tcPr>
+          <w:p>
+            <w:pPr>
+              <w:pStyle w:val="ListParagraph"/>
+              <w:keepNext/>
+              <w:numPr>
+                <w:ilvl w:val="0"/>
+                <w:numId w:val="25"/>
+              </w:numPr>
+            </w:pPr>
+            <w:proofErr w:type="gramStart"/>
+            <w:r>
+              <w:t>A</w:t>
+            </w:r>
+            <w:proofErr w:type="gramEnd"/>
+            <w:r>
+              <w:t xml:space="preserve"> analytics report on food saved, consumed and donations made</w:t>
+            </w:r>
+            <w:r>
+              <w:t xml:space="preserve"> </w:t>
+            </w:r>
+          </w:p>
+        </w:tc>
+      </w:tr>
+    </w:tbl>
+    <w:p>
+      <w:pPr>
+        <w:pStyle w:val="Caption"/>
+        <w:jc w:val="center"/>
+      </w:pPr>
+      <w:bookmarkStart w:id="18" w:name="_Toc232099328"/>
+      <w:r>
+        <w:t xml:space="preserve">Table </w:t>
+      </w:r>
+      <w:r>
+        <w:fldChar w:fldCharType="begin"/>
+      </w:r>
+      <w:r>
+        <w:instrText xml:space="preserve"> SEQ Table \* ARABIC </w:instrText>
+      </w:r>
+      <w:r>
+        <w:fldChar w:fldCharType="separate"/>
+      </w:r>
+      <w:r>
+        <w:rPr>
+          <w:noProof/>
+        </w:rPr>
+        <w:t>4</w:t>
+      </w:r>
+      <w:r>
+        <w:fldChar w:fldCharType="end"/>
+      </w:r>
+      <w:r>
+        <w:rPr>
+          <w:lang w:val="en-US"/>
+        </w:rPr>
+        <w:t xml:space="preserve">: Use case </w:t>
+      </w:r>
+      <w:r>
+        <w:rPr>
+          <w:lang w:val="en-US"/>
+        </w:rPr>
+        <w:t xml:space="preserve">4 </w:t>
+      </w:r>
+      <w:r>
+        <w:rPr>
+          <w:lang w:val="en-US"/>
+        </w:rPr>
+        <w:t>summary</w:t>
+      </w:r>
+      <w:bookmarkEnd w:id="18"/>
+    </w:p>
+    <w:tbl>
+      <w:tblPr>
+        <w:tblStyle w:val="TableGrid"/>
+        <w:tblW w:w="0" w:type="auto"/>
+        <w:tblLook w:val="04A0" w:firstRow="1" w:lastRow="0" w:firstColumn="1" w:lastColumn="0" w:noHBand="0" w:noVBand="1"/>
+      </w:tblPr>
+      <w:tblGrid>
+        <w:gridCol w:w="9016"/>
+      </w:tblGrid>
+      <w:tr>
+        <w:tc>
+          <w:tcPr>
+            <w:tcW w:w="9016" w:type="dxa"/>
+          </w:tcPr>
+          <w:p>
+            <w:pPr>
+              <w:rPr>
+                <w:b/>
+                <w:bCs/>
+              </w:rPr>
+            </w:pPr>
+            <w:r>
+              <w:rPr>
+                <w:b/>
+                <w:bCs/>
+              </w:rPr>
+              <w:t xml:space="preserve">Use Case </w:t>
+            </w:r>
+            <w:r>
+              <w:rPr>
+                <w:b/>
+                <w:bCs/>
+              </w:rPr>
+              <w:t>5</w:t>
+            </w:r>
+            <w:r>
+              <w:rPr>
+                <w:b/>
+                <w:bCs/>
+              </w:rPr>
+              <w:t xml:space="preserve">: </w:t>
+            </w:r>
+            <w:r>
+              <w:t>View Notifications</w:t>
+            </w:r>
+          </w:p>
+        </w:tc>
+      </w:tr>
+      <w:tr>
+        <w:tc>
+          <w:tcPr>
+            <w:tcW w:w="9016" w:type="dxa"/>
+          </w:tcPr>
+          <w:p>
+            <w:pPr>
+              <w:pStyle w:val="ListParagraph"/>
+              <w:keepNext/>
+              <w:numPr>
+                <w:ilvl w:val="0"/>
+                <w:numId w:val="25"/>
+              </w:numPr>
+            </w:pPr>
+            <w:r>
+              <w:t>Notification will be sent to the users for the food expiring in 3-4 days, confirmation for the donation request.</w:t>
+            </w:r>
+          </w:p>
+        </w:tc>
+      </w:tr>
+    </w:tbl>
+    <w:p>
+      <w:pPr>
+        <w:pStyle w:val="Caption"/>
+        <w:jc w:val="center"/>
+      </w:pPr>
+      <w:bookmarkStart w:id="19" w:name="_Toc232099329"/>
+      <w:r>
+        <w:t xml:space="preserve">Table </w:t>
+      </w:r>
+      <w:r>
+        <w:fldChar w:fldCharType="begin"/>
+      </w:r>
+      <w:r>
+        <w:instrText xml:space="preserve"> SEQ Table \* ARABIC </w:instrText>
+      </w:r>
+      <w:r>
+        <w:fldChar w:fldCharType="separate"/>
+      </w:r>
+      <w:r>
+        <w:rPr>
+          <w:noProof/>
+        </w:rPr>
+        <w:t>5</w:t>
+      </w:r>
+      <w:r>
+        <w:fldChar w:fldCharType="end"/>
+      </w:r>
+      <w:r>
+        <w:rPr>
+          <w:lang w:val="en-US"/>
+        </w:rPr>
+        <w:t xml:space="preserve">: Use case </w:t>
+      </w:r>
+      <w:r>
+        <w:rPr>
+          <w:lang w:val="en-US"/>
+        </w:rPr>
+        <w:t xml:space="preserve">5 </w:t>
+      </w:r>
+      <w:r>
+        <w:rPr>
+          <w:lang w:val="en-US"/>
+        </w:rPr>
+        <w:t>summary</w:t>
+      </w:r>
+      <w:bookmarkEnd w:id="19"/>
+    </w:p>
+    <w:tbl>
+      <w:tblPr>
+        <w:tblStyle w:val="TableGrid"/>
+        <w:tblW w:w="0" w:type="auto"/>
+        <w:tblLook w:val="04A0" w:firstRow="1" w:lastRow="0" w:firstColumn="1" w:lastColumn="0" w:noHBand="0" w:noVBand="1"/>
+      </w:tblPr>
+      <w:tblGrid>
+        <w:gridCol w:w="9016"/>
+      </w:tblGrid>
+      <w:tr>
+        <w:tc>
+          <w:tcPr>
+            <w:tcW w:w="9016" w:type="dxa"/>
+          </w:tcPr>
+          <w:p>
+            <w:pPr>
+              <w:rPr>
+                <w:b/>
+                <w:bCs/>
+              </w:rPr>
+            </w:pPr>
+            <w:r>
+              <w:rPr>
+                <w:b/>
+                <w:bCs/>
+              </w:rPr>
+              <w:t xml:space="preserve">Use Case </w:t>
+            </w:r>
+            <w:r>
+              <w:rPr>
+                <w:b/>
+                <w:bCs/>
+              </w:rPr>
+              <w:t>6</w:t>
+            </w:r>
+            <w:r>
+              <w:rPr>
+                <w:b/>
+                <w:bCs/>
+              </w:rPr>
+              <w:t xml:space="preserve">: </w:t>
+            </w:r>
+            <w:r>
+              <w:t>Plan Weekly Meals</w:t>
+            </w:r>
+          </w:p>
+        </w:tc>
+      </w:tr>
+      <w:tr>
+        <w:tc>
+          <w:tcPr>
+            <w:tcW w:w="9016" w:type="dxa"/>
+          </w:tcPr>
+          <w:p>
+            <w:pPr>
+              <w:pStyle w:val="ListParagraph"/>
+              <w:numPr>
+                <w:ilvl w:val="0"/>
+                <w:numId w:val="25"/>
+              </w:numPr>
+            </w:pPr>
+            <w:r>
+              <w:t xml:space="preserve">Any user can </w:t>
+            </w:r>
+            <w:r>
+              <w:t>plan their weekly meal based on available food item, or suggest base</w:t>
+            </w:r>
+            <w:r>
+              <w:t xml:space="preserve">d </w:t>
+            </w:r>
+            <w:r>
+              <w:t>on expiry date</w:t>
+            </w:r>
+            <w:r>
+              <w:t xml:space="preserve"> with available items.</w:t>
+            </w:r>
+          </w:p>
+        </w:tc>
+      </w:tr>
+    </w:tbl>
+    <w:p>
+      <w:pPr>
+        <w:pStyle w:val="Caption"/>
+        <w:jc w:val="center"/>
+        <w:rPr>
+          <w:lang w:val="en-US"/>
+        </w:rPr>
+      </w:pPr>
+      <w:bookmarkStart w:id="20" w:name="_Toc232099330"/>
+      <w:r>
+        <w:t xml:space="preserve">Table </w:t>
+      </w:r>
+      <w:r>
+        <w:fldChar w:fldCharType="begin"/>
+      </w:r>
+      <w:r>
+        <w:instrText xml:space="preserve"> SEQ Table \* ARABIC </w:instrText>
+      </w:r>
+      <w:r>
+        <w:fldChar w:fldCharType="separate"/>
+      </w:r>
+      <w:r>
+        <w:rPr>
+          <w:noProof/>
+        </w:rPr>
+        <w:t>6</w:t>
+      </w:r>
+      <w:r>
+        <w:fldChar w:fldCharType="end"/>
+      </w:r>
+      <w:r>
+        <w:rPr>
+          <w:lang w:val="en-US"/>
+        </w:rPr>
+        <w:t xml:space="preserve">: Use case </w:t>
+      </w:r>
+      <w:r>
+        <w:rPr>
+          <w:lang w:val="en-US"/>
+        </w:rPr>
+        <w:t xml:space="preserve">6 </w:t>
+      </w:r>
+      <w:r>
+        <w:rPr>
+          <w:lang w:val="en-US"/>
+        </w:rPr>
+        <w:t>summary</w:t>
+      </w:r>
+      <w:bookmarkEnd w:id="20"/>
+    </w:p>
+    <w:p>
+      <w:pPr>
+        <w:rPr>
+          <w:lang w:val="en-US"/>
+        </w:rPr>
+      </w:pPr>
+      <w:r>
+        <w:rPr>
+          <w:lang w:val="en-US"/>
+        </w:rPr>
+        <w:br w:type="page"/>
+      </w:r>
+    </w:p>
+    <w:p>
+      <w:pPr>
+        <w:pStyle w:val="Main-Heading"/>
+      </w:pPr>
+      <w:bookmarkStart w:id="21" w:name="_Toc232100171"/>
+      <w:r>
+        <w:lastRenderedPageBreak/>
+        <w:t>Project Schedule</w:t>
+      </w:r>
+      <w:bookmarkEnd w:id="21"/>
+    </w:p>
+    <w:p>
+      <w:r>
+        <w:t>For the development of ZeroWaste we have been given to apply Iterative</w:t>
+      </w:r>
+      <w:r>
+        <w:t xml:space="preserve"> and Incremental</w:t>
+      </w:r>
+      <w:r>
+        <w:t xml:space="preserve"> Development Methodology, thus the project is divided into two development iteration (Iteration 1 and Iteration 2)</w:t>
+      </w:r>
+      <w:r>
+        <w:t xml:space="preserve">, each </w:t>
+      </w:r>
+      <w:r>
+        <w:t>contributing for the increment of the system. The main advantage on applying this methodology is that it allows for early validation of features and progressive enhancement in later iterations.</w:t>
+      </w:r>
+    </w:p>
+    <w:p/>
+    <w:p>
+      <w:pPr>
+        <w:pStyle w:val="Style1"/>
+      </w:pPr>
+      <w:bookmarkStart w:id="22" w:name="_Toc232100172"/>
+      <w:r>
+        <w:t>5.1 Work Breakdown Structure (WBS)</w:t>
+      </w:r>
+      <w:bookmarkEnd w:id="22"/>
+    </w:p>
+    <w:p>
+      <w:r>
+        <w:t>For a view of deliverable-oriented hierarchical decomposition of the work to be done and completed, the following WBS has been created:</w:t>
+      </w:r>
+    </w:p>
+    <w:p>
+      <w:pPr>
+        <w:keepNext/>
+        <w:jc w:val="center"/>
+      </w:pPr>
+      <w:r>
+        <w:rPr>
+          <w:noProof/>
+        </w:rPr>
+        <w:drawing>
+          <wp:inline distT="0" distB="0" distL="0" distR="0" wp14:anchorId="5AE03680" wp14:editId="6697B493">
+            <wp:extent cx="3267531" cy="1257475"/>
+            <wp:effectExtent l="0" t="0" r="9525" b="0"/>
+            <wp:docPr id="357423754" name="Picture 1"/>
+            <wp:cNvGraphicFramePr>
+              <a:graphicFrameLocks xmlns:a="http://schemas.openxmlformats.org/drawingml/2006/main" noChangeAspect="1"/>
+            </wp:cNvGraphicFramePr>
+            <a:graphic xmlns:a="http://schemas.openxmlformats.org/drawingml/2006/main">
+              <a:graphicData uri="http://schemas.openxmlformats.org/drawingml/2006/picture">
+                <pic:pic xmlns:pic="http://schemas.openxmlformats.org/drawingml/2006/picture">
+                  <pic:nvPicPr>
+                    <pic:cNvPr id="357423754" name=""/>
+                    <pic:cNvPicPr/>
+                  </pic:nvPicPr>
+                  <pic:blipFill>
+                    <a:blip r:embed="rId12"/>
+                    <a:stretch>
+                      <a:fillRect/>
+                    </a:stretch>
+                  </pic:blipFill>
+                  <pic:spPr>
+                    <a:xfrm>
+                      <a:off x="0" y="0"/>
+                      <a:ext cx="3267531" cy="1257475"/>
+                    </a:xfrm>
+                    <a:prstGeom prst="rect">
+                      <a:avLst/>
+                    </a:prstGeom>
+                  </pic:spPr>
+                </pic:pic>
+              </a:graphicData>
+            </a:graphic>
+          </wp:inline>
+        </w:drawing>
+      </w:r>
+    </w:p>
+    <w:p>
+      <w:pPr>
+        <w:pStyle w:val="Caption"/>
+        <w:jc w:val="center"/>
+      </w:pPr>
+      <w:bookmarkStart w:id="23" w:name="_Toc232099267"/>
+      <w:r>
+        <w:t xml:space="preserve">Figure </w:t>
+      </w:r>
+      <w:r>
+        <w:fldChar w:fldCharType="begin"/>
+      </w:r>
+      <w:r>
+        <w:instrText xml:space="preserve"> SEQ Figure \* ARABIC </w:instrText>
+      </w:r>
+      <w:r>
+        <w:fldChar w:fldCharType="separate"/>
+      </w:r>
+      <w:r>
+        <w:rPr>
+          <w:noProof/>
+        </w:rPr>
+        <w:t>2</w:t>
+      </w:r>
+      <w:r>
+        <w:fldChar w:fldCharType="end"/>
+      </w:r>
+      <w:r>
+        <w:rPr>
+          <w:lang w:val="en-US"/>
+        </w:rPr>
+        <w:t xml:space="preserve">: WBS for </w:t>
+      </w:r>
+      <w:proofErr w:type="spellStart"/>
+      <w:r>
+        <w:rPr>
+          <w:lang w:val="en-US"/>
+        </w:rPr>
+        <w:t>ZeroWaste</w:t>
+      </w:r>
+      <w:bookmarkEnd w:id="23"/>
+      <w:proofErr w:type="spellEnd"/>
+    </w:p>
+    <w:p>
+      <w:pPr>
+        <w:pStyle w:val="Style1"/>
+      </w:pPr>
+      <w:bookmarkStart w:id="24" w:name="_Toc232100173"/>
+      <w:r>
+        <w:t>5.2 Milestone and Deliverables</w:t>
+      </w:r>
+      <w:bookmarkEnd w:id="24"/>
+    </w:p>
+    <w:p>
+      <w:r>
+        <w:t>The milestone and deliverables, provides th</w:t>
+      </w:r>
+      <w:r>
+        <w:t xml:space="preserve">e fixed </w:t>
+      </w:r>
+      <w:r>
+        <w:t>date</w:t>
+      </w:r>
+      <w:r>
+        <w:t xml:space="preserve"> for the task to be complete</w:t>
+      </w:r>
+      <w:r>
+        <w:t xml:space="preserve">, this </w:t>
+      </w:r>
+      <w:r>
+        <w:t>helps to determine the work and deliverables are being completed on time</w:t>
+      </w:r>
+    </w:p>
+    <w:p>
+      <w:pPr>
+        <w:pStyle w:val="Style1"/>
+      </w:pPr>
+      <w:bookmarkStart w:id="25" w:name="_Toc232100174"/>
+      <w:r>
+        <w:t>5.3 Gantt Char</w:t>
+      </w:r>
+      <w:r>
+        <w:t>t</w:t>
+      </w:r>
+      <w:bookmarkEnd w:id="25"/>
+    </w:p>
+    <w:p>
+      <w:r>
+        <w:t>The Gantt chart below provide a visual timeline of the ZeroWaste project for 12 weeks. It contains resource allocation across team members, and key milestones.</w:t>
+      </w:r>
+      <w:r>
+        <w:t xml:space="preserve"> </w:t>
+      </w:r>
+    </w:p>
+    <w:p>
+      <w:pPr>
+        <w:rPr>
+          <w:i/>
+          <w:iCs/>
+          <w:sz w:val="20"/>
+          <w:szCs w:val="20"/>
+        </w:rPr>
+      </w:pPr>
+      <w:r>
+        <w:rPr>
+          <w:i/>
+          <w:iCs/>
+          <w:sz w:val="20"/>
+          <w:szCs w:val="20"/>
+        </w:rPr>
+        <w:t xml:space="preserve">Note: The chart was created using </w:t>
+      </w:r>
+      <w:proofErr w:type="spellStart"/>
+      <w:r>
+        <w:rPr>
+          <w:i/>
+          <w:iCs/>
+          <w:sz w:val="20"/>
+          <w:szCs w:val="20"/>
+        </w:rPr>
+        <w:t>GanttProject</w:t>
+      </w:r>
+      <w:proofErr w:type="spellEnd"/>
+      <w:r>
+        <w:rPr>
+          <w:i/>
+          <w:iCs/>
+          <w:sz w:val="20"/>
+          <w:szCs w:val="20"/>
+        </w:rPr>
+        <w:t xml:space="preserve">, and </w:t>
+      </w:r>
+      <w:proofErr w:type="gramStart"/>
+      <w:r>
+        <w:rPr>
+          <w:i/>
+          <w:iCs/>
+          <w:sz w:val="20"/>
+          <w:szCs w:val="20"/>
+        </w:rPr>
+        <w:t>the .</w:t>
+      </w:r>
+      <w:proofErr w:type="spellStart"/>
+      <w:r>
+        <w:rPr>
+          <w:i/>
+          <w:iCs/>
+          <w:sz w:val="20"/>
+          <w:szCs w:val="20"/>
+        </w:rPr>
+        <w:t>gan</w:t>
+      </w:r>
+      <w:proofErr w:type="spellEnd"/>
+      <w:proofErr w:type="gramEnd"/>
+      <w:r>
+        <w:rPr>
+          <w:i/>
+          <w:iCs/>
+          <w:sz w:val="20"/>
+          <w:szCs w:val="20"/>
+        </w:rPr>
+        <w:t xml:space="preserve"> project file is maintained in the team’s </w:t>
+      </w:r>
+      <w:proofErr w:type="spellStart"/>
+      <w:r>
+        <w:rPr>
+          <w:i/>
+          <w:iCs/>
+          <w:sz w:val="20"/>
+          <w:szCs w:val="20"/>
+        </w:rPr>
+        <w:t>github</w:t>
+      </w:r>
+      <w:proofErr w:type="spellEnd"/>
+      <w:r>
+        <w:rPr>
+          <w:i/>
+          <w:iCs/>
+          <w:sz w:val="20"/>
+          <w:szCs w:val="20"/>
+        </w:rPr>
+        <w:t xml:space="preserve"> repository.</w:t>
+      </w:r>
+    </w:p>
+    <w:p/>
+    <w:p/>
+    <w:p>
+      <w:r>
+        <w:br w:type="page"/>
+      </w:r>
+    </w:p>
+    <w:p>
+      <w:pPr>
+        <w:pStyle w:val="Main-Heading"/>
+      </w:pPr>
+      <w:bookmarkStart w:id="26" w:name="_Toc232100175"/>
+      <w:r>
+        <w:lastRenderedPageBreak/>
+        <w:t>Technical Description</w:t>
+      </w:r>
+      <w:bookmarkEnd w:id="26"/>
+    </w:p>
+    <w:p>
+      <w:r>
+        <w:t>The technical description as its name is, outlines the languages, tools and frameworks, and hardware that are to be used in every phase of the development of the ZeroWaste web application:</w:t>
+      </w:r>
+    </w:p>
+    <w:p>
+      <w:pPr>
+        <w:pStyle w:val="sub-heading2"/>
+        <w:numPr>
+          <w:ilvl w:val="0"/>
+          <w:numId w:val="0"/>
+        </w:numPr>
+      </w:pPr>
+      <w:bookmarkStart w:id="27" w:name="_Toc232100176"/>
+      <w:r>
+        <w:t>6.1 Development Platforms</w:t>
+      </w:r>
+      <w:bookmarkEnd w:id="27"/>
+    </w:p>
+    <w:p>
+      <w:pPr>
+        <w:pStyle w:val="Caption"/>
+        <w:keepNext/>
+        <w:jc w:val="center"/>
+        <w:rPr>
+          <w:sz w:val="24"/>
           <w:szCs w:val="24"/>
-        </w:rPr>
-      </w:pPr>
-    </w:p>
-    <w:p>
-      <w:pPr>
-        <w:spacing w:before="240" w:line="360" w:lineRule="auto"/>
-        <w:jc w:val="both"/>
-        <w:rPr>
-          <w:rFonts w:cs="Times New Roman"/>
+          <w:u w:val="single"/>
+        </w:rPr>
+      </w:pPr>
+      <w:bookmarkStart w:id="28" w:name="_Toc232099331"/>
+      <w:r>
+        <w:rPr>
+          <w:sz w:val="24"/>
           <w:szCs w:val="24"/>
-        </w:rPr>
-      </w:pPr>
-    </w:p>
-    <w:p>
-      <w:pPr>
-        <w:spacing w:before="240" w:line="360" w:lineRule="auto"/>
-        <w:jc w:val="both"/>
-        <w:rPr>
-          <w:rFonts w:cs="Times New Roman"/>
+          <w:u w:val="single"/>
+        </w:rPr>
+        <w:t xml:space="preserve">Table </w:t>
+      </w:r>
+      <w:r>
+        <w:rPr>
+          <w:sz w:val="24"/>
           <w:szCs w:val="24"/>
-        </w:rPr>
-      </w:pPr>
+          <w:u w:val="single"/>
+        </w:rPr>
+        <w:fldChar w:fldCharType="begin"/>
+      </w:r>
+      <w:r>
+        <w:rPr>
+          <w:sz w:val="24"/>
+          <w:szCs w:val="24"/>
+          <w:u w:val="single"/>
+        </w:rPr>
+        <w:instrText xml:space="preserve"> SEQ Table \* ARABIC </w:instrText>
+      </w:r>
+      <w:r>
+        <w:rPr>
+          <w:sz w:val="24"/>
+          <w:szCs w:val="24"/>
+          <w:u w:val="single"/>
+        </w:rPr>
+        <w:fldChar w:fldCharType="separate"/>
+      </w:r>
+      <w:r>
+        <w:rPr>
+          <w:noProof/>
+          <w:sz w:val="24"/>
+          <w:szCs w:val="24"/>
+          <w:u w:val="single"/>
+        </w:rPr>
+        <w:t>7</w:t>
+      </w:r>
+      <w:r>
+        <w:rPr>
+          <w:sz w:val="24"/>
+          <w:szCs w:val="24"/>
+          <w:u w:val="single"/>
+        </w:rPr>
+        <w:fldChar w:fldCharType="end"/>
+      </w:r>
+      <w:r>
+        <w:rPr>
+          <w:sz w:val="24"/>
+          <w:szCs w:val="24"/>
+          <w:u w:val="single"/>
+          <w:lang w:val="en-US"/>
+        </w:rPr>
+        <w:t>: Table of Development Platform Listing</w:t>
+      </w:r>
+      <w:bookmarkEnd w:id="28"/>
+    </w:p>
+    <w:tbl>
+      <w:tblPr>
+        <w:tblStyle w:val="TableGrid"/>
+        <w:tblW w:w="0" w:type="auto"/>
+        <w:tblLook w:val="04A0" w:firstRow="1" w:lastRow="0" w:firstColumn="1" w:lastColumn="0" w:noHBand="0" w:noVBand="1"/>
+      </w:tblPr>
+      <w:tblGrid>
+        <w:gridCol w:w="2254"/>
+        <w:gridCol w:w="2254"/>
+        <w:gridCol w:w="2254"/>
+        <w:gridCol w:w="2254"/>
+      </w:tblGrid>
+      <w:tr>
+        <w:tc>
+          <w:tcPr>
+            <w:tcW w:w="2254" w:type="dxa"/>
+          </w:tcPr>
+          <w:p>
+            <w:r>
+              <w:t>Criteria</w:t>
+            </w:r>
+          </w:p>
+        </w:tc>
+        <w:tc>
+          <w:tcPr>
+            <w:tcW w:w="2254" w:type="dxa"/>
+          </w:tcPr>
+          <w:p>
+            <w:r>
+              <w:t>Tools and Hardware</w:t>
+            </w:r>
+          </w:p>
+        </w:tc>
+        <w:tc>
+          <w:tcPr>
+            <w:tcW w:w="2254" w:type="dxa"/>
+          </w:tcPr>
+          <w:p>
+            <w:r>
+              <w:t>Version</w:t>
+            </w:r>
+          </w:p>
+        </w:tc>
+        <w:tc>
+          <w:tcPr>
+            <w:tcW w:w="2254" w:type="dxa"/>
+          </w:tcPr>
+          <w:p>
+            <w:r>
+              <w:t>Description</w:t>
+            </w:r>
+          </w:p>
+        </w:tc>
+      </w:tr>
+      <w:tr>
+        <w:tc>
+          <w:tcPr>
+            <w:tcW w:w="9016" w:type="dxa"/>
+            <w:gridSpan w:val="4"/>
+          </w:tcPr>
+          <w:p>
+            <w:pPr>
+              <w:jc w:val="center"/>
+              <w:rPr>
+                <w:b/>
+                <w:bCs/>
+              </w:rPr>
+            </w:pPr>
+            <w:r>
+              <w:rPr>
+                <w:b/>
+                <w:bCs/>
+              </w:rPr>
+              <w:t>Documentation</w:t>
+            </w:r>
+          </w:p>
+        </w:tc>
+      </w:tr>
+      <w:tr>
+        <w:tc>
+          <w:tcPr>
+            <w:tcW w:w="2254" w:type="dxa"/>
+          </w:tcPr>
+          <w:p>
+            <w:r>
+              <w:t>Documentation</w:t>
+            </w:r>
+          </w:p>
+        </w:tc>
+        <w:tc>
+          <w:tcPr>
+            <w:tcW w:w="2254" w:type="dxa"/>
+          </w:tcPr>
+          <w:p>
+            <w:r>
+              <w:t>MS Word</w:t>
+            </w:r>
+          </w:p>
+        </w:tc>
+        <w:tc>
+          <w:tcPr>
+            <w:tcW w:w="2254" w:type="dxa"/>
+          </w:tcPr>
+          <w:p>
+            <w:r>
+              <w:t>Office 2024</w:t>
+            </w:r>
+          </w:p>
+        </w:tc>
+        <w:tc>
+          <w:tcPr>
+            <w:tcW w:w="2254" w:type="dxa"/>
+          </w:tcPr>
+          <w:p>
+            <w:r>
+              <w:t>Writing of project document, like project plan and proposal, and Requirement Specification.</w:t>
+            </w:r>
+          </w:p>
+        </w:tc>
+      </w:tr>
+      <w:tr>
+        <w:tc>
+          <w:tcPr>
+            <w:tcW w:w="2254" w:type="dxa"/>
+            <w:vMerge w:val="restart"/>
+          </w:tcPr>
+          <w:p>
+            <w:proofErr w:type="spellStart"/>
+            <w:r>
+              <w:t>Modeling</w:t>
+            </w:r>
+            <w:proofErr w:type="spellEnd"/>
+            <w:r>
+              <w:t xml:space="preserve"> and Diagram</w:t>
+            </w:r>
+          </w:p>
+        </w:tc>
+        <w:tc>
+          <w:tcPr>
+            <w:tcW w:w="2254" w:type="dxa"/>
+          </w:tcPr>
+          <w:p>
+            <w:r>
+              <w:t>Draw.io</w:t>
+            </w:r>
+          </w:p>
+        </w:tc>
+        <w:tc>
+          <w:tcPr>
+            <w:tcW w:w="2254" w:type="dxa"/>
+          </w:tcPr>
+          <w:p>
+            <w:r>
+              <w:t>Latest</w:t>
+            </w:r>
+          </w:p>
+        </w:tc>
+        <w:tc>
+          <w:tcPr>
+            <w:tcW w:w="2254" w:type="dxa"/>
+          </w:tcPr>
+          <w:p>
+            <w:r>
+              <w:t>To draw</w:t>
+            </w:r>
+            <w:r>
+              <w:t xml:space="preserve"> WBS, ER, Database Diagram, </w:t>
+            </w:r>
+          </w:p>
+        </w:tc>
+      </w:tr>
+      <w:tr>
+        <w:tc>
+          <w:tcPr>
+            <w:tcW w:w="2254" w:type="dxa"/>
+            <w:vMerge/>
+          </w:tcPr>
+          <w:p/>
+        </w:tc>
+        <w:tc>
+          <w:tcPr>
+            <w:tcW w:w="2254" w:type="dxa"/>
+          </w:tcPr>
+          <w:p>
+            <w:proofErr w:type="spellStart"/>
+            <w:r>
+              <w:t>GanttProject</w:t>
+            </w:r>
+            <w:proofErr w:type="spellEnd"/>
+          </w:p>
+        </w:tc>
+        <w:tc>
+          <w:tcPr>
+            <w:tcW w:w="2254" w:type="dxa"/>
+          </w:tcPr>
+          <w:p>
+            <w:r>
+              <w:t>3.3</w:t>
+            </w:r>
+          </w:p>
+        </w:tc>
+        <w:tc>
+          <w:tcPr>
+            <w:tcW w:w="2254" w:type="dxa"/>
+          </w:tcPr>
+          <w:p>
+            <w:r>
+              <w:t xml:space="preserve">To make </w:t>
+            </w:r>
+            <w:proofErr w:type="spellStart"/>
+            <w:r>
+              <w:t>gantt</w:t>
+            </w:r>
+            <w:proofErr w:type="spellEnd"/>
+            <w:r>
+              <w:t xml:space="preserve"> chart with resource </w:t>
+            </w:r>
+            <w:r>
+              <w:t>allocation and timeline formation.</w:t>
+            </w:r>
+          </w:p>
+        </w:tc>
+      </w:tr>
+      <w:tr>
+        <w:tc>
+          <w:tcPr>
+            <w:tcW w:w="9016" w:type="dxa"/>
+            <w:gridSpan w:val="4"/>
+          </w:tcPr>
+          <w:p>
+            <w:pPr>
+              <w:jc w:val="center"/>
+              <w:rPr>
+                <w:b/>
+                <w:bCs/>
+              </w:rPr>
+            </w:pPr>
+            <w:proofErr w:type="spellStart"/>
+            <w:r>
+              <w:rPr>
+                <w:b/>
+                <w:bCs/>
+              </w:rPr>
+              <w:t>Modeling</w:t>
+            </w:r>
+            <w:proofErr w:type="spellEnd"/>
+            <w:r>
+              <w:rPr>
+                <w:b/>
+                <w:bCs/>
+              </w:rPr>
+              <w:t xml:space="preserve"> and Requirements</w:t>
+            </w:r>
+          </w:p>
+        </w:tc>
+      </w:tr>
+      <w:tr>
+        <w:tc>
+          <w:tcPr>
+            <w:tcW w:w="2254" w:type="dxa"/>
+          </w:tcPr>
+          <w:p>
+            <w:r>
+              <w:t xml:space="preserve">Requirements Tracking </w:t>
+            </w:r>
+          </w:p>
+        </w:tc>
+        <w:tc>
+          <w:tcPr>
+            <w:tcW w:w="2254" w:type="dxa"/>
+          </w:tcPr>
+          <w:p>
+            <w:r>
+              <w:t>MS Word</w:t>
+            </w:r>
+          </w:p>
+        </w:tc>
+        <w:tc>
+          <w:tcPr>
+            <w:tcW w:w="2254" w:type="dxa"/>
+          </w:tcPr>
+          <w:p>
+            <w:r>
+              <w:t>Office 2024</w:t>
+            </w:r>
+          </w:p>
+        </w:tc>
+        <w:tc>
+          <w:tcPr>
+            <w:tcW w:w="2254" w:type="dxa"/>
+          </w:tcPr>
+          <w:p>
+            <w:r>
+              <w:t>A document will be made to look and sort issue, track user stories and epics.</w:t>
+            </w:r>
+          </w:p>
+        </w:tc>
+      </w:tr>
+      <w:tr>
+        <w:tc>
+          <w:tcPr>
+            <w:tcW w:w="2254" w:type="dxa"/>
+          </w:tcPr>
+          <w:p>
+            <w:r>
+              <w:t>Design and Prototyping</w:t>
+            </w:r>
+          </w:p>
+        </w:tc>
+        <w:tc>
+          <w:tcPr>
+            <w:tcW w:w="2254" w:type="dxa"/>
+          </w:tcPr>
+          <w:p>
+            <w:r>
+              <w:t>Figma</w:t>
+            </w:r>
+          </w:p>
+        </w:tc>
+        <w:tc>
+          <w:tcPr>
+            <w:tcW w:w="2254" w:type="dxa"/>
+          </w:tcPr>
+          <w:p>
+            <w:r>
+              <w:t>Latest</w:t>
+            </w:r>
+          </w:p>
+        </w:tc>
+        <w:tc>
+          <w:tcPr>
+            <w:tcW w:w="2254" w:type="dxa"/>
+          </w:tcPr>
+          <w:p>
+            <w:r>
+              <w:t xml:space="preserve">To make wireframe design, high-fidelity and interactive prototyping </w:t>
+            </w:r>
+          </w:p>
+        </w:tc>
+      </w:tr>
+      <w:tr>
+        <w:tc>
+          <w:tcPr>
+            <w:tcW w:w="9016" w:type="dxa"/>
+            <w:gridSpan w:val="4"/>
+          </w:tcPr>
+          <w:p>
+            <w:pPr>
+              <w:jc w:val="center"/>
+              <w:rPr>
+                <w:b/>
+                <w:bCs/>
+              </w:rPr>
+            </w:pPr>
+            <w:r>
+              <w:rPr>
+                <w:b/>
+                <w:bCs/>
+              </w:rPr>
+              <w:t>Project Management and Collaboration</w:t>
+            </w:r>
+          </w:p>
+        </w:tc>
+      </w:tr>
+      <w:tr>
+        <w:tc>
+          <w:tcPr>
+            <w:tcW w:w="2254" w:type="dxa"/>
+          </w:tcPr>
+          <w:p>
+            <w:r>
+              <w:t>Version Control</w:t>
+            </w:r>
+          </w:p>
+        </w:tc>
+        <w:tc>
+          <w:tcPr>
+            <w:tcW w:w="2254" w:type="dxa"/>
+          </w:tcPr>
+          <w:p>
+            <w:proofErr w:type="spellStart"/>
+            <w:r>
+              <w:t>Github</w:t>
+            </w:r>
+            <w:proofErr w:type="spellEnd"/>
+          </w:p>
+        </w:tc>
+        <w:tc>
+          <w:tcPr>
+            <w:tcW w:w="2254" w:type="dxa"/>
+          </w:tcPr>
+          <w:p>
+            <w:r>
+              <w:t>Latest</w:t>
+            </w:r>
+          </w:p>
+        </w:tc>
+        <w:tc>
+          <w:tcPr>
+            <w:tcW w:w="2254" w:type="dxa"/>
+          </w:tcPr>
+          <w:p>
+            <w:r>
+              <w:t xml:space="preserve">Collaborate among multiple team members by keeping </w:t>
+            </w:r>
+            <w:proofErr w:type="gramStart"/>
+            <w:r>
+              <w:t>a</w:t>
+            </w:r>
+            <w:proofErr w:type="gramEnd"/>
+            <w:r>
+              <w:t xml:space="preserve"> online source code versioning.</w:t>
+            </w:r>
+          </w:p>
+        </w:tc>
+      </w:tr>
+      <w:tr>
+        <w:tc>
+          <w:tcPr>
+            <w:tcW w:w="2254" w:type="dxa"/>
+          </w:tcPr>
+          <w:p>
+            <w:r>
+              <w:t>Communication</w:t>
+            </w:r>
+          </w:p>
+        </w:tc>
+        <w:tc>
+          <w:tcPr>
+            <w:tcW w:w="2254" w:type="dxa"/>
+          </w:tcPr>
+          <w:p>
+            <w:proofErr w:type="spellStart"/>
+            <w:r>
+              <w:t>Whatsapp</w:t>
+            </w:r>
+            <w:proofErr w:type="spellEnd"/>
+            <w:r>
+              <w:t xml:space="preserve"> and Discord</w:t>
+            </w:r>
+          </w:p>
+        </w:tc>
+        <w:tc>
+          <w:tcPr>
+            <w:tcW w:w="2254" w:type="dxa"/>
+          </w:tcPr>
+          <w:p>
+            <w:r>
+              <w:t>Latest</w:t>
+            </w:r>
+          </w:p>
+        </w:tc>
+        <w:tc>
+          <w:tcPr>
+            <w:tcW w:w="2254" w:type="dxa"/>
+          </w:tcPr>
+          <w:p>
+            <w:r>
+              <w:t>For Team communication, document and resource sharing. Conducting team meeting and discussion.</w:t>
+            </w:r>
+          </w:p>
+        </w:tc>
+      </w:tr>
+      <w:tr>
+        <w:tc>
+          <w:tcPr>
+            <w:tcW w:w="9016" w:type="dxa"/>
+            <w:gridSpan w:val="4"/>
+          </w:tcPr>
+          <w:p>
+            <w:pPr>
+              <w:jc w:val="center"/>
+              <w:rPr>
+                <w:b/>
+                <w:bCs/>
+              </w:rPr>
+            </w:pPr>
+            <w:r>
+              <w:rPr>
+                <w:b/>
+                <w:bCs/>
+              </w:rPr>
+              <w:t>Framework - Frontend</w:t>
+            </w:r>
+          </w:p>
+        </w:tc>
+      </w:tr>
+      <w:tr>
+        <w:tc>
+          <w:tcPr>
+            <w:tcW w:w="2254" w:type="dxa"/>
+          </w:tcPr>
+          <w:p>
+            <w:r>
+              <w:t>Frontend Language</w:t>
+            </w:r>
+          </w:p>
+        </w:tc>
+        <w:tc>
+          <w:tcPr>
+            <w:tcW w:w="2254" w:type="dxa"/>
+          </w:tcPr>
+          <w:p>
+            <w:r>
+              <w:t xml:space="preserve"> HTML5</w:t>
+            </w:r>
+          </w:p>
+        </w:tc>
+        <w:tc>
+          <w:tcPr>
+            <w:tcW w:w="2254" w:type="dxa"/>
+          </w:tcPr>
+          <w:p>
+            <w:r>
+              <w:t>Living Standard</w:t>
+            </w:r>
+          </w:p>
+        </w:tc>
+        <w:tc>
+          <w:tcPr>
+            <w:tcW w:w="2254" w:type="dxa"/>
+          </w:tcPr>
+          <w:p>
+            <w:r>
+              <w:t xml:space="preserve">Basic building block of any website, Will be used to define </w:t>
+            </w:r>
+            <w:r>
+              <w:lastRenderedPageBreak/>
+              <w:t xml:space="preserve">every </w:t>
+            </w:r>
+            <w:proofErr w:type="gramStart"/>
+            <w:r>
+              <w:t>elements</w:t>
+            </w:r>
+            <w:proofErr w:type="gramEnd"/>
+            <w:r>
+              <w:t xml:space="preserve"> and class in the website.</w:t>
+            </w:r>
+          </w:p>
+        </w:tc>
+      </w:tr>
+      <w:tr>
+        <w:tc>
+          <w:tcPr>
+            <w:tcW w:w="2254" w:type="dxa"/>
+          </w:tcPr>
+          <w:p>
+            <w:r>
+              <w:lastRenderedPageBreak/>
+              <w:t>Frontend Framework</w:t>
+            </w:r>
+          </w:p>
+        </w:tc>
+        <w:tc>
+          <w:tcPr>
+            <w:tcW w:w="2254" w:type="dxa"/>
+          </w:tcPr>
+          <w:p>
+            <w:r>
+              <w:t>React.js</w:t>
+            </w:r>
+          </w:p>
+        </w:tc>
+        <w:tc>
+          <w:tcPr>
+            <w:tcW w:w="2254" w:type="dxa"/>
+          </w:tcPr>
+          <w:p>
+            <w:r>
+              <w:t>19.2.7</w:t>
+            </w:r>
+          </w:p>
+        </w:tc>
+        <w:tc>
+          <w:tcPr>
+            <w:tcW w:w="2254" w:type="dxa"/>
+          </w:tcPr>
+          <w:p>
+            <w:r>
+              <w:t>Component-based UI development for the web development.</w:t>
+            </w:r>
+          </w:p>
+        </w:tc>
+      </w:tr>
+      <w:tr>
+        <w:tc>
+          <w:tcPr>
+            <w:tcW w:w="2254" w:type="dxa"/>
+          </w:tcPr>
+          <w:p>
+            <w:r>
+              <w:t>Styling</w:t>
+            </w:r>
+          </w:p>
+        </w:tc>
+        <w:tc>
+          <w:tcPr>
+            <w:tcW w:w="2254" w:type="dxa"/>
+          </w:tcPr>
+          <w:p>
+            <w:r>
+              <w:t>CSS</w:t>
+            </w:r>
+          </w:p>
+        </w:tc>
+        <w:tc>
+          <w:tcPr>
+            <w:tcW w:w="2254" w:type="dxa"/>
+          </w:tcPr>
+          <w:p>
+            <w:r>
+              <w:t>CSS4 or CSS5</w:t>
+            </w:r>
+          </w:p>
+        </w:tc>
+        <w:tc>
+          <w:tcPr>
+            <w:tcW w:w="2254" w:type="dxa"/>
+          </w:tcPr>
+          <w:p>
+            <w:r>
+              <w:t>CSS design for responsive design and hierarchical design.</w:t>
+            </w:r>
+          </w:p>
+        </w:tc>
+      </w:tr>
+      <w:tr>
+        <w:tc>
+          <w:tcPr>
+            <w:tcW w:w="9016" w:type="dxa"/>
+            <w:gridSpan w:val="4"/>
+          </w:tcPr>
+          <w:p>
+            <w:pPr>
+              <w:jc w:val="center"/>
+              <w:rPr>
+                <w:b/>
+                <w:bCs/>
+              </w:rPr>
+            </w:pPr>
+            <w:r>
+              <w:rPr>
+                <w:b/>
+                <w:bCs/>
+              </w:rPr>
+              <w:t>Framework - Backend</w:t>
+            </w:r>
+          </w:p>
+        </w:tc>
+      </w:tr>
+      <w:tr>
+        <w:tc>
+          <w:tcPr>
+            <w:tcW w:w="2254" w:type="dxa"/>
+          </w:tcPr>
+          <w:p>
+            <w:r>
+              <w:t>Backend Framework</w:t>
+            </w:r>
+          </w:p>
+        </w:tc>
+        <w:tc>
+          <w:tcPr>
+            <w:tcW w:w="2254" w:type="dxa"/>
+          </w:tcPr>
+          <w:p>
+            <w:r>
+              <w:t>Java Spring Boot</w:t>
+            </w:r>
+          </w:p>
+        </w:tc>
+        <w:tc>
+          <w:tcPr>
+            <w:tcW w:w="2254" w:type="dxa"/>
+          </w:tcPr>
+          <w:p>
+            <w:r>
+              <w:t>3</w:t>
+            </w:r>
+          </w:p>
+        </w:tc>
+        <w:tc>
+          <w:tcPr>
+            <w:tcW w:w="2254" w:type="dxa"/>
+          </w:tcPr>
+          <w:p>
+            <w:r>
+              <w:t>RESTful API development, for business logic and server-side operations.</w:t>
+            </w:r>
+          </w:p>
+        </w:tc>
+      </w:tr>
+      <w:tr>
+        <w:tc>
+          <w:tcPr>
+            <w:tcW w:w="2254" w:type="dxa"/>
+          </w:tcPr>
+          <w:p>
+            <w:r>
+              <w:t>Authentication &amp; 2FA</w:t>
+            </w:r>
+          </w:p>
+        </w:tc>
+        <w:tc>
+          <w:tcPr>
+            <w:tcW w:w="2254" w:type="dxa"/>
+          </w:tcPr>
+          <w:p>
+            <w:r>
+              <w:t>Spring Security</w:t>
+            </w:r>
+          </w:p>
+        </w:tc>
+        <w:tc>
+          <w:tcPr>
+            <w:tcW w:w="2254" w:type="dxa"/>
+          </w:tcPr>
+          <w:p>
+            <w:r>
+              <w:t>Latest</w:t>
+            </w:r>
+          </w:p>
+        </w:tc>
+        <w:tc>
+          <w:tcPr>
+            <w:tcW w:w="2254" w:type="dxa"/>
+          </w:tcPr>
+          <w:p>
+            <w:r>
+              <w:t xml:space="preserve">Session management, </w:t>
+            </w:r>
+            <w:proofErr w:type="gramStart"/>
+            <w:r>
+              <w:t>role based</w:t>
+            </w:r>
+            <w:proofErr w:type="gramEnd"/>
+            <w:r>
+              <w:t xml:space="preserve"> access control, and 2FA support.</w:t>
+            </w:r>
+          </w:p>
+        </w:tc>
+      </w:tr>
+      <w:tr>
+        <w:tc>
+          <w:tcPr>
+            <w:tcW w:w="9016" w:type="dxa"/>
+            <w:gridSpan w:val="4"/>
+          </w:tcPr>
+          <w:p>
+            <w:pPr>
+              <w:jc w:val="center"/>
+              <w:rPr>
+                <w:b/>
+                <w:bCs/>
+              </w:rPr>
+            </w:pPr>
+            <w:r>
+              <w:rPr>
+                <w:b/>
+                <w:bCs/>
+              </w:rPr>
+              <w:t>Database</w:t>
+            </w:r>
+          </w:p>
+        </w:tc>
+      </w:tr>
+      <w:tr>
+        <w:tc>
+          <w:tcPr>
+            <w:tcW w:w="2254" w:type="dxa"/>
+          </w:tcPr>
+          <w:p>
+            <w:r>
+              <w:t>Database</w:t>
+            </w:r>
+          </w:p>
+        </w:tc>
+        <w:tc>
+          <w:tcPr>
+            <w:tcW w:w="2254" w:type="dxa"/>
+          </w:tcPr>
+          <w:p>
+            <w:r>
+              <w:t>PostgreSQL</w:t>
+            </w:r>
+          </w:p>
+        </w:tc>
+        <w:tc>
+          <w:tcPr>
+            <w:tcW w:w="2254" w:type="dxa"/>
+          </w:tcPr>
+          <w:p>
+            <w:r>
+              <w:t>18</w:t>
+            </w:r>
+          </w:p>
+        </w:tc>
+        <w:tc>
+          <w:tcPr>
+            <w:tcW w:w="2254" w:type="dxa"/>
+          </w:tcPr>
+          <w:p>
+            <w:r>
+              <w:t xml:space="preserve">Free and opensource database, this stores the data in a Relational Database Management System. </w:t>
+            </w:r>
+          </w:p>
+          <w:p>
+            <w:r>
+              <w:t>All the images, and data and logins details are stored here in the relational database</w:t>
+            </w:r>
+          </w:p>
+        </w:tc>
+      </w:tr>
+      <w:tr>
+        <w:tc>
+          <w:tcPr>
+            <w:tcW w:w="9016" w:type="dxa"/>
+            <w:gridSpan w:val="4"/>
+          </w:tcPr>
+          <w:p>
+            <w:pPr>
+              <w:jc w:val="center"/>
+              <w:rPr>
+                <w:b/>
+                <w:bCs/>
+              </w:rPr>
+            </w:pPr>
+            <w:r>
+              <w:rPr>
+                <w:b/>
+                <w:bCs/>
+              </w:rPr>
+              <w:t xml:space="preserve">Hardware </w:t>
+            </w:r>
+            <w:proofErr w:type="gramStart"/>
+            <w:r>
+              <w:rPr>
+                <w:b/>
+                <w:bCs/>
+              </w:rPr>
+              <w:t>( Development</w:t>
+            </w:r>
+            <w:proofErr w:type="gramEnd"/>
+            <w:r>
+              <w:rPr>
+                <w:b/>
+                <w:bCs/>
+              </w:rPr>
+              <w:t xml:space="preserve"> and Testing)</w:t>
+            </w:r>
+          </w:p>
+        </w:tc>
+      </w:tr>
+      <w:tr>
+        <w:tc>
+          <w:tcPr>
+            <w:tcW w:w="2254" w:type="dxa"/>
+          </w:tcPr>
+          <w:p>
+            <w:r>
+              <w:t>Device 1 specs</w:t>
+            </w:r>
+            <w:r>
+              <w:br/>
+              <w:t xml:space="preserve">( Saksham Sharma </w:t>
+            </w:r>
+            <w:proofErr w:type="spellStart"/>
+            <w:r>
+              <w:t>Sedhai</w:t>
+            </w:r>
+            <w:proofErr w:type="spellEnd"/>
+            <w:r>
+              <w:t xml:space="preserve"> – E2300573)</w:t>
+            </w:r>
+          </w:p>
+        </w:tc>
+        <w:tc>
+          <w:tcPr>
+            <w:tcW w:w="6762" w:type="dxa"/>
+            <w:gridSpan w:val="3"/>
+          </w:tcPr>
+          <w:p>
+            <w:pPr>
+              <w:pStyle w:val="ListParagraph"/>
+              <w:numPr>
+                <w:ilvl w:val="0"/>
+                <w:numId w:val="26"/>
+              </w:numPr>
+            </w:pPr>
+            <w:r>
+              <w:t>Intel core i5 – 13</w:t>
+            </w:r>
+            <w:r>
+              <w:rPr>
+                <w:vertAlign w:val="superscript"/>
+              </w:rPr>
+              <w:t>th</w:t>
+            </w:r>
+            <w:r>
+              <w:t xml:space="preserve"> Generation</w:t>
+            </w:r>
+          </w:p>
+          <w:p>
+            <w:pPr>
+              <w:pStyle w:val="ListParagraph"/>
+              <w:numPr>
+                <w:ilvl w:val="0"/>
+                <w:numId w:val="26"/>
+              </w:numPr>
+            </w:pPr>
+            <w:r>
+              <w:t>16 GB RAM</w:t>
+            </w:r>
+          </w:p>
+          <w:p>
+            <w:pPr>
+              <w:pStyle w:val="ListParagraph"/>
+              <w:numPr>
+                <w:ilvl w:val="0"/>
+                <w:numId w:val="26"/>
+              </w:numPr>
+            </w:pPr>
+            <w:r>
+              <w:t>8GB VRAM – RTX3080</w:t>
+            </w:r>
+          </w:p>
+          <w:p>
+            <w:pPr>
+              <w:pStyle w:val="ListParagraph"/>
+              <w:numPr>
+                <w:ilvl w:val="0"/>
+                <w:numId w:val="26"/>
+              </w:numPr>
+            </w:pPr>
+            <w:r>
+              <w:t>512 SSD</w:t>
+            </w:r>
+          </w:p>
+          <w:p/>
+        </w:tc>
+      </w:tr>
+      <w:tr>
+        <w:trPr>
+          <w:trHeight w:val="593"/>
+        </w:trPr>
+        <w:tc>
+          <w:tcPr>
+            <w:tcW w:w="2254" w:type="dxa"/>
+          </w:tcPr>
+          <w:p>
+            <w:pPr>
+              <w:rPr>
+                <w:lang w:val="it-IT"/>
+              </w:rPr>
+            </w:pPr>
+            <w:r>
+              <w:rPr>
+                <w:lang w:val="it-IT"/>
+              </w:rPr>
+              <w:t>Device 2 specs</w:t>
+            </w:r>
+            <w:r>
+              <w:rPr>
+                <w:lang w:val="it-IT"/>
+              </w:rPr>
+              <w:br/>
+              <w:t>( Kabir RajBhandari – E2300 )</w:t>
+            </w:r>
+          </w:p>
+        </w:tc>
+        <w:tc>
+          <w:tcPr>
+            <w:tcW w:w="6762" w:type="dxa"/>
+            <w:gridSpan w:val="3"/>
+          </w:tcPr>
+          <w:p>
+            <w:pPr>
+              <w:rPr>
+                <w:lang w:val="it-IT"/>
+              </w:rPr>
+            </w:pPr>
+          </w:p>
+        </w:tc>
+      </w:tr>
+      <w:tr>
+        <w:tc>
+          <w:tcPr>
+            <w:tcW w:w="2254" w:type="dxa"/>
+          </w:tcPr>
+          <w:p>
+            <w:pPr>
+              <w:rPr>
+                <w:lang w:val="en-US"/>
+              </w:rPr>
+            </w:pPr>
+            <w:r>
+              <w:rPr>
+                <w:lang w:val="en-US"/>
+              </w:rPr>
+              <w:t>Device 3 specs</w:t>
+            </w:r>
+            <w:r>
+              <w:rPr>
+                <w:lang w:val="en-US"/>
+              </w:rPr>
+              <w:br/>
+              <w:t xml:space="preserve">( Sailesh Maharjan </w:t>
+            </w:r>
+            <w:r>
+              <w:rPr>
+                <w:lang w:val="en-US"/>
+              </w:rPr>
+              <w:t>–</w:t>
+            </w:r>
+            <w:r>
+              <w:rPr>
+                <w:lang w:val="en-US"/>
+              </w:rPr>
+              <w:t xml:space="preserve"> E</w:t>
+            </w:r>
+            <w:r>
+              <w:rPr>
+                <w:lang w:val="en-US"/>
+              </w:rPr>
+              <w:t>2300572)</w:t>
+            </w:r>
+          </w:p>
+        </w:tc>
+        <w:tc>
+          <w:tcPr>
+            <w:tcW w:w="6762" w:type="dxa"/>
+            <w:gridSpan w:val="3"/>
+          </w:tcPr>
+          <w:p>
+            <w:pPr>
+              <w:rPr>
+                <w:lang w:val="en-US"/>
+              </w:rPr>
+            </w:pPr>
+          </w:p>
+        </w:tc>
+      </w:tr>
+      <w:tr>
+        <w:tc>
+          <w:tcPr>
+            <w:tcW w:w="2254" w:type="dxa"/>
+          </w:tcPr>
+          <w:p>
+            <w:pPr>
+              <w:rPr>
+                <w:lang w:val="en-US"/>
+              </w:rPr>
+            </w:pPr>
+          </w:p>
+        </w:tc>
+        <w:tc>
+          <w:tcPr>
+            <w:tcW w:w="2254" w:type="dxa"/>
+          </w:tcPr>
+          <w:p>
+            <w:pPr>
+              <w:rPr>
+                <w:lang w:val="en-US"/>
+              </w:rPr>
+            </w:pPr>
+          </w:p>
+        </w:tc>
+        <w:tc>
+          <w:tcPr>
+            <w:tcW w:w="2254" w:type="dxa"/>
+          </w:tcPr>
+          <w:p>
+            <w:pPr>
+              <w:rPr>
+                <w:lang w:val="en-US"/>
+              </w:rPr>
+            </w:pPr>
+          </w:p>
+        </w:tc>
+        <w:tc>
+          <w:tcPr>
+            <w:tcW w:w="2254" w:type="dxa"/>
+          </w:tcPr>
+          <w:p>
+            <w:pPr>
+              <w:rPr>
+                <w:lang w:val="en-US"/>
+              </w:rPr>
+            </w:pPr>
+          </w:p>
+        </w:tc>
+      </w:tr>
+    </w:tbl>
+    <w:p>
+      <w:pPr>
+        <w:rPr>
+          <w:lang w:val="en-US"/>
+        </w:rPr>
+      </w:pPr>
+      <w:r>
+        <w:rPr>
+          <w:lang w:val="en-US"/>
+        </w:rPr>
+        <w:br w:type="page"/>
+      </w:r>
+    </w:p>
+    <w:p>
+      <w:pPr>
+        <w:pStyle w:val="sub-heading2"/>
+        <w:numPr>
+          <w:ilvl w:val="0"/>
+          <w:numId w:val="0"/>
+        </w:numPr>
+        <w:ind w:left="432" w:hanging="432"/>
+        <w:rPr>
+          <w:lang w:val="en-US"/>
+        </w:rPr>
+      </w:pPr>
+      <w:bookmarkStart w:id="29" w:name="_Toc232100177"/>
+      <w:r>
+        <w:rPr>
+          <w:lang w:val="en-US"/>
+        </w:rPr>
+        <w:lastRenderedPageBreak/>
+        <w:t>6.2 Demonstration Platform</w:t>
+      </w:r>
+      <w:bookmarkEnd w:id="29"/>
+    </w:p>
+    <w:p>
+      <w:pPr>
+        <w:rPr>
+          <w:lang w:val="en-US"/>
+        </w:rPr>
+      </w:pPr>
+      <w:r>
+        <w:rPr>
+          <w:lang w:val="en-US"/>
+        </w:rPr>
+        <w:t>The demonstration platform is where the project will be implements and be running during the development phase, testing phase, and the implementation phase. The following provided is our demonstration platform:</w:t>
+      </w:r>
+    </w:p>
+    <w:tbl>
+      <w:tblPr>
+        <w:tblStyle w:val="TableGrid"/>
+        <w:tblW w:w="0" w:type="auto"/>
+        <w:tblLook w:val="04A0" w:firstRow="1" w:lastRow="0" w:firstColumn="1" w:lastColumn="0" w:noHBand="0" w:noVBand="1"/>
+      </w:tblPr>
+      <w:tblGrid>
+        <w:gridCol w:w="2254"/>
+        <w:gridCol w:w="2254"/>
+        <w:gridCol w:w="2254"/>
+        <w:gridCol w:w="2254"/>
+      </w:tblGrid>
+      <w:tr>
+        <w:tc>
+          <w:tcPr>
+            <w:tcW w:w="2254" w:type="dxa"/>
+          </w:tcPr>
+          <w:p>
+            <w:pPr>
+              <w:rPr>
+                <w:lang w:val="en-US"/>
+              </w:rPr>
+            </w:pPr>
+            <w:r>
+              <w:rPr>
+                <w:lang w:val="en-US"/>
+              </w:rPr>
+              <w:t>Criteria</w:t>
+            </w:r>
+          </w:p>
+        </w:tc>
+        <w:tc>
+          <w:tcPr>
+            <w:tcW w:w="2254" w:type="dxa"/>
+          </w:tcPr>
+          <w:p>
+            <w:pPr>
+              <w:rPr>
+                <w:lang w:val="en-US"/>
+              </w:rPr>
+            </w:pPr>
+            <w:r>
+              <w:rPr>
+                <w:lang w:val="en-US"/>
+              </w:rPr>
+              <w:t>Tools and Hardware</w:t>
+            </w:r>
+          </w:p>
+        </w:tc>
+        <w:tc>
+          <w:tcPr>
+            <w:tcW w:w="2254" w:type="dxa"/>
+          </w:tcPr>
+          <w:p>
+            <w:pPr>
+              <w:rPr>
+                <w:lang w:val="en-US"/>
+              </w:rPr>
+            </w:pPr>
+            <w:r>
+              <w:rPr>
+                <w:lang w:val="en-US"/>
+              </w:rPr>
+              <w:t>Versions</w:t>
+            </w:r>
+          </w:p>
+        </w:tc>
+        <w:tc>
+          <w:tcPr>
+            <w:tcW w:w="2254" w:type="dxa"/>
+          </w:tcPr>
+          <w:p>
+            <w:pPr>
+              <w:rPr>
+                <w:lang w:val="en-US"/>
+              </w:rPr>
+            </w:pPr>
+            <w:r>
+              <w:rPr>
+                <w:lang w:val="en-US"/>
+              </w:rPr>
+              <w:t>Descriptions</w:t>
+            </w:r>
+          </w:p>
+        </w:tc>
+      </w:tr>
+      <w:tr>
+        <w:tc>
+          <w:tcPr>
+            <w:tcW w:w="2254" w:type="dxa"/>
+          </w:tcPr>
+          <w:p>
+            <w:pPr>
+              <w:rPr>
+                <w:lang w:val="en-US"/>
+              </w:rPr>
+            </w:pPr>
+            <w:r>
+              <w:rPr>
+                <w:lang w:val="en-US"/>
+              </w:rPr>
+              <w:t>Browser</w:t>
+            </w:r>
+          </w:p>
+        </w:tc>
+        <w:tc>
+          <w:tcPr>
+            <w:tcW w:w="2254" w:type="dxa"/>
+          </w:tcPr>
+          <w:p>
+            <w:pPr>
+              <w:rPr>
+                <w:lang w:val="en-US"/>
+              </w:rPr>
+            </w:pPr>
+            <w:r>
+              <w:rPr>
+                <w:lang w:val="en-US"/>
+              </w:rPr>
+              <w:t>Google Chrome</w:t>
+            </w:r>
+          </w:p>
+        </w:tc>
+        <w:tc>
+          <w:tcPr>
+            <w:tcW w:w="2254" w:type="dxa"/>
+          </w:tcPr>
+          <w:p>
+            <w:pPr>
+              <w:rPr>
+                <w:lang w:val="en-US"/>
+              </w:rPr>
+            </w:pPr>
+            <w:r>
+              <w:rPr>
+                <w:lang w:val="en-US"/>
+              </w:rPr>
+              <w:t>Latest</w:t>
+            </w:r>
+          </w:p>
+        </w:tc>
+        <w:tc>
+          <w:tcPr>
+            <w:tcW w:w="2254" w:type="dxa"/>
+          </w:tcPr>
+          <w:p>
+            <w:pPr>
+              <w:rPr>
+                <w:lang w:val="en-US"/>
+              </w:rPr>
+            </w:pPr>
+            <w:r>
+              <w:rPr>
+                <w:lang w:val="en-US"/>
+              </w:rPr>
+              <w:t xml:space="preserve">Primary Browser for the observing the development, and accessing the </w:t>
+            </w:r>
+            <w:proofErr w:type="spellStart"/>
+            <w:r>
+              <w:rPr>
+                <w:lang w:val="en-US"/>
+              </w:rPr>
+              <w:t>ZeroWaste</w:t>
+            </w:r>
+            <w:proofErr w:type="spellEnd"/>
+            <w:r>
+              <w:rPr>
+                <w:lang w:val="en-US"/>
+              </w:rPr>
+              <w:t xml:space="preserve"> web application</w:t>
+            </w:r>
+          </w:p>
+        </w:tc>
+      </w:tr>
+      <w:tr>
+        <w:tc>
+          <w:tcPr>
+            <w:tcW w:w="2254" w:type="dxa"/>
+          </w:tcPr>
+          <w:p>
+            <w:pPr>
+              <w:rPr>
+                <w:lang w:val="en-US"/>
+              </w:rPr>
+            </w:pPr>
+            <w:r>
+              <w:rPr>
+                <w:lang w:val="en-US"/>
+              </w:rPr>
+              <w:t>Browser ( Alternative)</w:t>
+            </w:r>
+          </w:p>
+        </w:tc>
+        <w:tc>
+          <w:tcPr>
+            <w:tcW w:w="2254" w:type="dxa"/>
+          </w:tcPr>
+          <w:p>
+            <w:pPr>
+              <w:rPr>
+                <w:lang w:val="en-US"/>
+              </w:rPr>
+            </w:pPr>
+            <w:r>
+              <w:rPr>
+                <w:lang w:val="en-US"/>
+              </w:rPr>
+              <w:t>Brave Browser</w:t>
+            </w:r>
+          </w:p>
+        </w:tc>
+        <w:tc>
+          <w:tcPr>
+            <w:tcW w:w="2254" w:type="dxa"/>
+          </w:tcPr>
+          <w:p>
+            <w:pPr>
+              <w:rPr>
+                <w:lang w:val="en-US"/>
+              </w:rPr>
+            </w:pPr>
+            <w:r>
+              <w:rPr>
+                <w:lang w:val="en-US"/>
+              </w:rPr>
+              <w:t>Latest</w:t>
+            </w:r>
+          </w:p>
+        </w:tc>
+        <w:tc>
+          <w:tcPr>
+            <w:tcW w:w="2254" w:type="dxa"/>
+          </w:tcPr>
+          <w:p>
+            <w:pPr>
+              <w:rPr>
+                <w:lang w:val="en-US"/>
+              </w:rPr>
+            </w:pPr>
+            <w:r>
+              <w:rPr>
+                <w:lang w:val="en-US"/>
+              </w:rPr>
+              <w:t>Second choice of browser to test for cross platform compatibility.</w:t>
+            </w:r>
+          </w:p>
+        </w:tc>
+      </w:tr>
+      <w:tr>
+        <w:tc>
+          <w:tcPr>
+            <w:tcW w:w="2254" w:type="dxa"/>
+          </w:tcPr>
+          <w:p>
+            <w:pPr>
+              <w:rPr>
+                <w:lang w:val="en-US"/>
+              </w:rPr>
+            </w:pPr>
+            <w:r>
+              <w:rPr>
+                <w:lang w:val="en-US"/>
+              </w:rPr>
+              <w:t>Local Server</w:t>
+            </w:r>
+          </w:p>
+        </w:tc>
+        <w:tc>
+          <w:tcPr>
+            <w:tcW w:w="2254" w:type="dxa"/>
+          </w:tcPr>
+          <w:p>
+            <w:pPr>
+              <w:rPr>
+                <w:lang w:val="en-US"/>
+              </w:rPr>
+            </w:pPr>
+            <w:r>
+              <w:rPr>
+                <w:lang w:val="en-US"/>
+              </w:rPr>
+              <w:t xml:space="preserve">Apache </w:t>
+            </w:r>
+            <w:proofErr w:type="spellStart"/>
+            <w:r>
+              <w:rPr>
+                <w:lang w:val="en-US"/>
+              </w:rPr>
+              <w:t>Xampp</w:t>
+            </w:r>
+            <w:proofErr w:type="spellEnd"/>
+          </w:p>
+        </w:tc>
+        <w:tc>
+          <w:tcPr>
+            <w:tcW w:w="2254" w:type="dxa"/>
+          </w:tcPr>
+          <w:p>
+            <w:pPr>
+              <w:rPr>
+                <w:lang w:val="en-US"/>
+              </w:rPr>
+            </w:pPr>
+            <w:r>
+              <w:rPr>
+                <w:lang w:val="en-US"/>
+              </w:rPr>
+              <w:t>8.0.30</w:t>
+            </w:r>
+          </w:p>
+        </w:tc>
+        <w:tc>
+          <w:tcPr>
+            <w:tcW w:w="2254" w:type="dxa"/>
+          </w:tcPr>
+          <w:p>
+            <w:pPr>
+              <w:rPr>
+                <w:lang w:val="en-US"/>
+              </w:rPr>
+            </w:pPr>
+            <w:r>
+              <w:rPr>
+                <w:lang w:val="en-US"/>
+              </w:rPr>
+              <w:t xml:space="preserve">For running the backend and frontend application on local server </w:t>
+            </w:r>
+            <w:proofErr w:type="spellStart"/>
+            <w:r>
+              <w:rPr>
+                <w:lang w:val="en-US"/>
+              </w:rPr>
+              <w:t>i.e</w:t>
+            </w:r>
+            <w:proofErr w:type="spellEnd"/>
+            <w:r>
+              <w:rPr>
+                <w:lang w:val="en-US"/>
+              </w:rPr>
+              <w:t xml:space="preserve"> laptop</w:t>
+            </w:r>
+          </w:p>
+        </w:tc>
+      </w:tr>
+      <w:tr>
+        <w:tc>
+          <w:tcPr>
+            <w:tcW w:w="2254" w:type="dxa"/>
+          </w:tcPr>
+          <w:p>
+            <w:pPr>
+              <w:rPr>
+                <w:lang w:val="en-US"/>
+              </w:rPr>
+            </w:pPr>
+            <w:r>
+              <w:rPr>
+                <w:lang w:val="en-US"/>
+              </w:rPr>
+              <w:t>Operating System</w:t>
+            </w:r>
+          </w:p>
+        </w:tc>
+        <w:tc>
+          <w:tcPr>
+            <w:tcW w:w="2254" w:type="dxa"/>
+          </w:tcPr>
+          <w:p>
+            <w:pPr>
+              <w:rPr>
+                <w:lang w:val="en-US"/>
+              </w:rPr>
+            </w:pPr>
+            <w:r>
+              <w:rPr>
+                <w:lang w:val="en-US"/>
+              </w:rPr>
+              <w:t>Windows 11</w:t>
+            </w:r>
+          </w:p>
+        </w:tc>
+        <w:tc>
+          <w:tcPr>
+            <w:tcW w:w="2254" w:type="dxa"/>
+          </w:tcPr>
+          <w:p>
+            <w:pPr>
+              <w:rPr>
+                <w:lang w:val="en-US"/>
+              </w:rPr>
+            </w:pPr>
+            <w:r>
+              <w:rPr>
+                <w:lang w:val="en-US"/>
+              </w:rPr>
+              <w:t>-</w:t>
+            </w:r>
+          </w:p>
+        </w:tc>
+        <w:tc>
+          <w:tcPr>
+            <w:tcW w:w="2254" w:type="dxa"/>
+          </w:tcPr>
+          <w:p>
+            <w:pPr>
+              <w:rPr>
+                <w:lang w:val="en-US"/>
+              </w:rPr>
+            </w:pPr>
+          </w:p>
+        </w:tc>
+      </w:tr>
+    </w:tbl>
+    <w:p>
+      <w:pPr>
+        <w:rPr>
+          <w:lang w:val="en-US"/>
+        </w:rPr>
+      </w:pPr>
+    </w:p>
+    <w:p>
+      <w:pPr>
+        <w:rPr>
+          <w:rFonts w:eastAsiaTheme="majorEastAsia" w:cstheme="majorBidi"/>
+          <w:b/>
+          <w:color w:val="000000" w:themeColor="text1"/>
+          <w:sz w:val="28"/>
+          <w:szCs w:val="40"/>
+        </w:rPr>
+      </w:pPr>
+      <w:r>
+        <w:br w:type="page"/>
+      </w:r>
     </w:p>
     <w:p>
       <w:pPr>
         <w:pStyle w:val="Main-Heading"/>
       </w:pPr>
+      <w:bookmarkStart w:id="30" w:name="_Toc232100178"/>
       <w:r>
         <w:lastRenderedPageBreak/>
         <w:t>Risk Management Plan</w:t>
       </w:r>
-    </w:p>
-    <w:p>
-      <w:r>
-        <w:t xml:space="preserve">The following table clearly identifies the risk related with our project </w:t>
-      </w:r>
-      <w:proofErr w:type="spellStart"/>
-      <w:r>
-        <w:t>ZeroWaste</w:t>
-      </w:r>
-      <w:proofErr w:type="spellEnd"/>
-      <w:r>
-        <w:t xml:space="preserve">. Here explains, what kind of risk we may face, what is </w:t>
+      <w:bookmarkEnd w:id="30"/>
+    </w:p>
+    <w:p>
+      <w:r>
+        <w:t xml:space="preserve">The following table clearly identifies the risk related with our project ZeroWaste. Here explains, what kind of risk we may face, what is </w:t>
       </w:r>
       <w:proofErr w:type="gramStart"/>
       <w:r>
@@ -2714,6 +8252,7 @@
         <w:br w:type="page"/>
       </w:r>
     </w:p>
+    <w:bookmarkStart w:id="31" w:name="_Toc232100179" w:displacedByCustomXml="next"/>
     <w:sdt>
       <w:sdtPr>
         <w:rPr>
@@ -2741,10 +8280,17 @@
           <w:pPr>
             <w:pStyle w:val="Heading1"/>
             <w:spacing w:before="240" w:line="360" w:lineRule="auto"/>
+            <w:rPr>
+              <w:rStyle w:val="Main-HeadingChar"/>
+            </w:rPr>
           </w:pPr>
           <w:r>
+            <w:rPr>
+              <w:rStyle w:val="Main-HeadingChar"/>
+            </w:rPr>
             <w:t>Works Cited</w:t>
           </w:r>
+          <w:bookmarkEnd w:id="31"/>
         </w:p>
         <w:p>
           <w:pPr>
@@ -2803,23 +8349,259 @@
     </w:sdt>
     <w:p>
       <w:pPr>
-        <w:pStyle w:val="ListParagraph"/>
-        <w:spacing w:before="240" w:line="360" w:lineRule="auto"/>
-        <w:jc w:val="both"/>
         <w:rPr>
           <w:rFonts w:cs="Times New Roman"/>
           <w:szCs w:val="24"/>
         </w:rPr>
       </w:pPr>
+      <w:r>
+        <w:rPr>
+          <w:rFonts w:cs="Times New Roman"/>
+          <w:szCs w:val="24"/>
+        </w:rPr>
+        <w:br w:type="page"/>
+      </w:r>
+    </w:p>
+    <w:p>
+      <w:pPr>
+        <w:pStyle w:val="Main-Heading"/>
+        <w:numPr>
+          <w:ilvl w:val="0"/>
+          <w:numId w:val="0"/>
+        </w:numPr>
+        <w:ind w:left="360" w:hanging="360"/>
+      </w:pPr>
+      <w:bookmarkStart w:id="32" w:name="_Toc232100180"/>
+      <w:r>
+        <w:lastRenderedPageBreak/>
+        <w:t>Appendices</w:t>
+      </w:r>
+      <w:bookmarkEnd w:id="32"/>
     </w:p>
     <w:sectPr>
+      <w:footerReference w:type="default" r:id="rId13"/>
       <w:pgSz w:w="11906" w:h="16838"/>
       <w:pgMar w:top="1440" w:right="1440" w:bottom="1440" w:left="1440" w:header="708" w:footer="708" w:gutter="0"/>
+      <w:pgNumType w:start="1"/>
       <w:cols w:space="708"/>
       <w:docGrid w:linePitch="360"/>
     </w:sectPr>
   </w:body>
 </w:document>
+</file>
+
+<file path=word/endnotes.xml><?xml version="1.0" encoding="utf-8"?>
+<w:endnotes xmlns:wpc="http://schemas.microsoft.com/office/word/2010/wordprocessingCanvas" xmlns:cx="http://schemas.microsoft.com/office/drawing/2014/chartex" xmlns:cx1="http://schemas.microsoft.com/office/drawing/2015/9/8/chartex" xmlns:cx2="http://schemas.microsoft.com/office/drawing/2015/10/21/chartex" xmlns:cx3="http://schemas.microsoft.com/office/drawing/2016/5/9/chartex" xmlns:cx4="http://schemas.microsoft.com/office/drawing/2016/5/10/chartex" xmlns:cx5="http://schemas.microsoft.com/office/drawing/2016/5/11/chartex" xmlns:cx6="http://schemas.microsoft.com/office/drawing/2016/5/12/chartex" xmlns:cx7="http://schemas.microsoft.com/office/drawing/2016/5/13/chartex" xmlns:cx8="http://schemas.microsoft.com/office/drawing/2016/5/14/chartex" xmlns:mc="http://schemas.openxmlformats.org/markup-compatibility/2006" xmlns:aink="http://schemas.microsoft.com/office/drawing/2016/ink" xmlns:am3d="http://schemas.microsoft.com/office/drawing/2017/model3d" xmlns:o="urn:schemas-microsoft-com:office:office" xmlns:oel="http://schemas.microsoft.com/office/2019/extlst" xmlns:r="http://schemas.openxmlformats.org/officeDocument/2006/relationships" xmlns:m="http://schemas.openxmlformats.org/officeDocument/2006/math" xmlns:v="urn:schemas-microsoft-com:vml" xmlns:wp14="http://schemas.microsoft.com/office/word/2010/wordprocessingDrawing" xmlns:wp="http://schemas.openxmlformats.org/drawingml/2006/wordprocessingDrawing" xmlns:w10="urn:schemas-microsoft-com:office:word" xmlns:w="http://schemas.openxmlformats.org/wordprocessingml/2006/main" xmlns:w14="http://schemas.microsoft.com/office/word/2010/wordml" xmlns:w15="http://schemas.microsoft.com/office/word/2012/wordml" xmlns:w16cex="http://schemas.microsoft.com/office/word/2018/wordml/cex" xmlns:w16cid="http://schemas.microsoft.com/office/word/2016/wordml/cid" xmlns:w16="http://schemas.microsoft.com/office/word/2018/wordml" xmlns:w16du="http://schemas.microsoft.com/office/word/2023/wordml/word16du" xmlns:w16sdtdh="http://schemas.microsoft.com/office/word/2020/wordml/sdtdatahash" xmlns:w16se="http://schemas.microsoft.com/office/word/2015/wordml/symex" xmlns:wpg="http://schemas.microsoft.com/office/word/2010/wordprocessingGroup" xmlns:wpi="http://schemas.microsoft.com/office/word/2010/wordprocessingInk" xmlns:wne="http://schemas.microsoft.com/office/word/2006/wordml" xmlns:wps="http://schemas.microsoft.com/office/word/2010/wordprocessingShape" mc:Ignorable="w14 w15 w16se w16cid w16 w16cex w16sdtdh wp14">
+  <w:endnote w:type="separator" w:id="-1">
+    <w:p>
+      <w:pPr>
+        <w:spacing w:after="0" w:line="240" w:lineRule="auto"/>
+      </w:pPr>
+      <w:r>
+        <w:separator/>
+      </w:r>
+    </w:p>
+  </w:endnote>
+  <w:endnote w:type="continuationSeparator" w:id="0">
+    <w:p>
+      <w:pPr>
+        <w:spacing w:after="0" w:line="240" w:lineRule="auto"/>
+      </w:pPr>
+      <w:r>
+        <w:continuationSeparator/>
+      </w:r>
+    </w:p>
+  </w:endnote>
+</w:endnotes>
+</file>
+
+<file path=word/footer1.xml><?xml version="1.0" encoding="utf-8"?>
+<w:ftr xmlns:wpc="http://schemas.microsoft.com/office/word/2010/wordprocessingCanvas" xmlns:cx="http://schemas.microsoft.com/office/drawing/2014/chartex" xmlns:cx1="http://schemas.microsoft.com/office/drawing/2015/9/8/chartex" xmlns:cx2="http://schemas.microsoft.com/office/drawing/2015/10/21/chartex" xmlns:cx3="http://schemas.microsoft.com/office/drawing/2016/5/9/chartex" xmlns:cx4="http://schemas.microsoft.com/office/drawing/2016/5/10/chartex" xmlns:cx5="http://schemas.microsoft.com/office/drawing/2016/5/11/chartex" xmlns:cx6="http://schemas.microsoft.com/office/drawing/2016/5/12/chartex" xmlns:cx7="http://schemas.microsoft.com/office/drawing/2016/5/13/chartex" xmlns:cx8="http://schemas.microsoft.com/office/drawing/2016/5/14/chartex" xmlns:mc="http://schemas.openxmlformats.org/markup-compatibility/2006" xmlns:aink="http://schemas.microsoft.com/office/drawing/2016/ink" xmlns:am3d="http://schemas.microsoft.com/office/drawing/2017/model3d" xmlns:o="urn:schemas-microsoft-com:office:office" xmlns:oel="http://schemas.microsoft.com/office/2019/extlst" xmlns:r="http://schemas.openxmlformats.org/officeDocument/2006/relationships" xmlns:m="http://schemas.openxmlformats.org/officeDocument/2006/math" xmlns:v="urn:schemas-microsoft-com:vml" xmlns:wp14="http://schemas.microsoft.com/office/word/2010/wordprocessingDrawing" xmlns:wp="http://schemas.openxmlformats.org/drawingml/2006/wordprocessingDrawing" xmlns:w10="urn:schemas-microsoft-com:office:word" xmlns:w="http://schemas.openxmlformats.org/wordprocessingml/2006/main" xmlns:w14="http://schemas.microsoft.com/office/word/2010/wordml" xmlns:w15="http://schemas.microsoft.com/office/word/2012/wordml" xmlns:w16cex="http://schemas.microsoft.com/office/word/2018/wordml/cex" xmlns:w16cid="http://schemas.microsoft.com/office/word/2016/wordml/cid" xmlns:w16="http://schemas.microsoft.com/office/word/2018/wordml" xmlns:w16du="http://schemas.microsoft.com/office/word/2023/wordml/word16du" xmlns:w16sdtdh="http://schemas.microsoft.com/office/word/2020/wordml/sdtdatahash" xmlns:w16se="http://schemas.microsoft.com/office/word/2015/wordml/symex" xmlns:wpg="http://schemas.microsoft.com/office/word/2010/wordprocessingGroup" xmlns:wpi="http://schemas.microsoft.com/office/word/2010/wordprocessingInk" xmlns:wne="http://schemas.microsoft.com/office/word/2006/wordml" xmlns:wps="http://schemas.microsoft.com/office/word/2010/wordprocessingShape" mc:Ignorable="w14 w15 w16se w16cid w16 w16cex w16sdtdh wp14">
+  <w:p>
+    <w:pPr>
+      <w:pStyle w:val="Footer"/>
+    </w:pPr>
+    <w:r>
+      <w:tab/>
+    </w:r>
+    <w:r>
+      <w:tab/>
+    </w:r>
+  </w:p>
+</w:ftr>
+</file>
+
+<file path=word/footer2.xml><?xml version="1.0" encoding="utf-8"?>
+<w:ftr xmlns:wpc="http://schemas.microsoft.com/office/word/2010/wordprocessingCanvas" xmlns:cx="http://schemas.microsoft.com/office/drawing/2014/chartex" xmlns:cx1="http://schemas.microsoft.com/office/drawing/2015/9/8/chartex" xmlns:cx2="http://schemas.microsoft.com/office/drawing/2015/10/21/chartex" xmlns:cx3="http://schemas.microsoft.com/office/drawing/2016/5/9/chartex" xmlns:cx4="http://schemas.microsoft.com/office/drawing/2016/5/10/chartex" xmlns:cx5="http://schemas.microsoft.com/office/drawing/2016/5/11/chartex" xmlns:cx6="http://schemas.microsoft.com/office/drawing/2016/5/12/chartex" xmlns:cx7="http://schemas.microsoft.com/office/drawing/2016/5/13/chartex" xmlns:cx8="http://schemas.microsoft.com/office/drawing/2016/5/14/chartex" xmlns:mc="http://schemas.openxmlformats.org/markup-compatibility/2006" xmlns:aink="http://schemas.microsoft.com/office/drawing/2016/ink" xmlns:am3d="http://schemas.microsoft.com/office/drawing/2017/model3d" xmlns:o="urn:schemas-microsoft-com:office:office" xmlns:oel="http://schemas.microsoft.com/office/2019/extlst" xmlns:r="http://schemas.openxmlformats.org/officeDocument/2006/relationships" xmlns:m="http://schemas.openxmlformats.org/officeDocument/2006/math" xmlns:v="urn:schemas-microsoft-com:vml" xmlns:wp14="http://schemas.microsoft.com/office/word/2010/wordprocessingDrawing" xmlns:wp="http://schemas.openxmlformats.org/drawingml/2006/wordprocessingDrawing" xmlns:w10="urn:schemas-microsoft-com:office:word" xmlns:w="http://schemas.openxmlformats.org/wordprocessingml/2006/main" xmlns:w14="http://schemas.microsoft.com/office/word/2010/wordml" xmlns:w15="http://schemas.microsoft.com/office/word/2012/wordml" xmlns:w16cex="http://schemas.microsoft.com/office/word/2018/wordml/cex" xmlns:w16cid="http://schemas.microsoft.com/office/word/2016/wordml/cid" xmlns:w16="http://schemas.microsoft.com/office/word/2018/wordml" xmlns:w16du="http://schemas.microsoft.com/office/word/2023/wordml/word16du" xmlns:w16sdtdh="http://schemas.microsoft.com/office/word/2020/wordml/sdtdatahash" xmlns:w16se="http://schemas.microsoft.com/office/word/2015/wordml/symex" xmlns:wpg="http://schemas.microsoft.com/office/word/2010/wordprocessingGroup" xmlns:wpi="http://schemas.microsoft.com/office/word/2010/wordprocessingInk" xmlns:wne="http://schemas.microsoft.com/office/word/2006/wordml" xmlns:wps="http://schemas.microsoft.com/office/word/2010/wordprocessingShape" mc:Ignorable="w14 w15 w16se w16cid w16 w16cex w16sdtdh wp14">
+  <w:sdt>
+    <w:sdtPr>
+      <w:id w:val="665674313"/>
+      <w:docPartObj>
+        <w:docPartGallery w:val="Page Numbers (Bottom of Page)"/>
+        <w:docPartUnique/>
+      </w:docPartObj>
+    </w:sdtPr>
+    <w:sdtEndPr>
+      <w:rPr>
+        <w:noProof/>
+      </w:rPr>
+    </w:sdtEndPr>
+    <w:sdtContent>
+      <w:p>
+        <w:pPr>
+          <w:pStyle w:val="Footer"/>
+          <w:jc w:val="center"/>
+        </w:pPr>
+        <w:r>
+          <w:fldChar w:fldCharType="begin"/>
+        </w:r>
+        <w:r>
+          <w:instrText xml:space="preserve"> PAGE   \* MERGEFORMAT </w:instrText>
+        </w:r>
+        <w:r>
+          <w:fldChar w:fldCharType="separate"/>
+        </w:r>
+        <w:r>
+          <w:rPr>
+            <w:noProof/>
+          </w:rPr>
+          <w:t>2</w:t>
+        </w:r>
+        <w:r>
+          <w:rPr>
+            <w:noProof/>
+          </w:rPr>
+          <w:fldChar w:fldCharType="end"/>
+        </w:r>
+      </w:p>
+    </w:sdtContent>
+  </w:sdt>
+  <w:p>
+    <w:pPr>
+      <w:pStyle w:val="Footer"/>
+    </w:pPr>
+  </w:p>
+</w:ftr>
+</file>
+
+<file path=word/footer3.xml><?xml version="1.0" encoding="utf-8"?>
+<w:ftr xmlns:wpc="http://schemas.microsoft.com/office/word/2010/wordprocessingCanvas" xmlns:cx="http://schemas.microsoft.com/office/drawing/2014/chartex" xmlns:cx1="http://schemas.microsoft.com/office/drawing/2015/9/8/chartex" xmlns:cx2="http://schemas.microsoft.com/office/drawing/2015/10/21/chartex" xmlns:cx3="http://schemas.microsoft.com/office/drawing/2016/5/9/chartex" xmlns:cx4="http://schemas.microsoft.com/office/drawing/2016/5/10/chartex" xmlns:cx5="http://schemas.microsoft.com/office/drawing/2016/5/11/chartex" xmlns:cx6="http://schemas.microsoft.com/office/drawing/2016/5/12/chartex" xmlns:cx7="http://schemas.microsoft.com/office/drawing/2016/5/13/chartex" xmlns:cx8="http://schemas.microsoft.com/office/drawing/2016/5/14/chartex" xmlns:mc="http://schemas.openxmlformats.org/markup-compatibility/2006" xmlns:aink="http://schemas.microsoft.com/office/drawing/2016/ink" xmlns:am3d="http://schemas.microsoft.com/office/drawing/2017/model3d" xmlns:o="urn:schemas-microsoft-com:office:office" xmlns:oel="http://schemas.microsoft.com/office/2019/extlst" xmlns:r="http://schemas.openxmlformats.org/officeDocument/2006/relationships" xmlns:m="http://schemas.openxmlformats.org/officeDocument/2006/math" xmlns:v="urn:schemas-microsoft-com:vml" xmlns:wp14="http://schemas.microsoft.com/office/word/2010/wordprocessingDrawing" xmlns:wp="http://schemas.openxmlformats.org/drawingml/2006/wordprocessingDrawing" xmlns:w10="urn:schemas-microsoft-com:office:word" xmlns:w="http://schemas.openxmlformats.org/wordprocessingml/2006/main" xmlns:w14="http://schemas.microsoft.com/office/word/2010/wordml" xmlns:w15="http://schemas.microsoft.com/office/word/2012/wordml" xmlns:w16cex="http://schemas.microsoft.com/office/word/2018/wordml/cex" xmlns:w16cid="http://schemas.microsoft.com/office/word/2016/wordml/cid" xmlns:w16="http://schemas.microsoft.com/office/word/2018/wordml" xmlns:w16du="http://schemas.microsoft.com/office/word/2023/wordml/word16du" xmlns:w16sdtdh="http://schemas.microsoft.com/office/word/2020/wordml/sdtdatahash" xmlns:w16se="http://schemas.microsoft.com/office/word/2015/wordml/symex" xmlns:wpg="http://schemas.microsoft.com/office/word/2010/wordprocessingGroup" xmlns:wpi="http://schemas.microsoft.com/office/word/2010/wordprocessingInk" xmlns:wne="http://schemas.microsoft.com/office/word/2006/wordml" xmlns:wps="http://schemas.microsoft.com/office/word/2010/wordprocessingShape" mc:Ignorable="w14 w15 w16se w16cid w16 w16cex w16sdtdh wp14">
+  <w:sdt>
+    <w:sdtPr>
+      <w:id w:val="1739596823"/>
+      <w:docPartObj>
+        <w:docPartGallery w:val="Page Numbers (Bottom of Page)"/>
+        <w:docPartUnique/>
+      </w:docPartObj>
+    </w:sdtPr>
+    <w:sdtEndPr>
+      <w:rPr>
+        <w:noProof/>
+      </w:rPr>
+    </w:sdtEndPr>
+    <w:sdtContent>
+      <w:p>
+        <w:pPr>
+          <w:pStyle w:val="Footer"/>
+          <w:jc w:val="right"/>
+        </w:pPr>
+        <w:r>
+          <w:fldChar w:fldCharType="begin"/>
+        </w:r>
+        <w:r>
+          <w:instrText xml:space="preserve"> PAGE   \* MERGEFORMAT </w:instrText>
+        </w:r>
+        <w:r>
+          <w:fldChar w:fldCharType="separate"/>
+        </w:r>
+        <w:r>
+          <w:rPr>
+            <w:noProof/>
+          </w:rPr>
+          <w:t>2</w:t>
+        </w:r>
+        <w:r>
+          <w:rPr>
+            <w:noProof/>
+          </w:rPr>
+          <w:fldChar w:fldCharType="end"/>
+        </w:r>
+      </w:p>
+    </w:sdtContent>
+  </w:sdt>
+  <w:p>
+    <w:pPr>
+      <w:pStyle w:val="Footer"/>
+    </w:pPr>
+  </w:p>
+</w:ftr>
+</file>
+
+<file path=word/footnotes.xml><?xml version="1.0" encoding="utf-8"?>
+<w:footnotes xmlns:wpc="http://schemas.microsoft.com/office/word/2010/wordprocessingCanvas" xmlns:cx="http://schemas.microsoft.com/office/drawing/2014/chartex" xmlns:cx1="http://schemas.microsoft.com/office/drawing/2015/9/8/chartex" xmlns:cx2="http://schemas.microsoft.com/office/drawing/2015/10/21/chartex" xmlns:cx3="http://schemas.microsoft.com/office/drawing/2016/5/9/chartex" xmlns:cx4="http://schemas.microsoft.com/office/drawing/2016/5/10/chartex" xmlns:cx5="http://schemas.microsoft.com/office/drawing/2016/5/11/chartex" xmlns:cx6="http://schemas.microsoft.com/office/drawing/2016/5/12/chartex" xmlns:cx7="http://schemas.microsoft.com/office/drawing/2016/5/13/chartex" xmlns:cx8="http://schemas.microsoft.com/office/drawing/2016/5/14/chartex" xmlns:mc="http://schemas.openxmlformats.org/markup-compatibility/2006" xmlns:aink="http://schemas.microsoft.com/office/drawing/2016/ink" xmlns:am3d="http://schemas.microsoft.com/office/drawing/2017/model3d" xmlns:o="urn:schemas-microsoft-com:office:office" xmlns:oel="http://schemas.microsoft.com/office/2019/extlst" xmlns:r="http://schemas.openxmlformats.org/officeDocument/2006/relationships" xmlns:m="http://schemas.openxmlformats.org/officeDocument/2006/math" xmlns:v="urn:schemas-microsoft-com:vml" xmlns:wp14="http://schemas.microsoft.com/office/word/2010/wordprocessingDrawing" xmlns:wp="http://schemas.openxmlformats.org/drawingml/2006/wordprocessingDrawing" xmlns:w10="urn:schemas-microsoft-com:office:word" xmlns:w="http://schemas.openxmlformats.org/wordprocessingml/2006/main" xmlns:w14="http://schemas.microsoft.com/office/word/2010/wordml" xmlns:w15="http://schemas.microsoft.com/office/word/2012/wordml" xmlns:w16cex="http://schemas.microsoft.com/office/word/2018/wordml/cex" xmlns:w16cid="http://schemas.microsoft.com/office/word/2016/wordml/cid" xmlns:w16="http://schemas.microsoft.com/office/word/2018/wordml" xmlns:w16du="http://schemas.microsoft.com/office/word/2023/wordml/word16du" xmlns:w16sdtdh="http://schemas.microsoft.com/office/word/2020/wordml/sdtdatahash" xmlns:w16se="http://schemas.microsoft.com/office/word/2015/wordml/symex" xmlns:wpg="http://schemas.microsoft.com/office/word/2010/wordprocessingGroup" xmlns:wpi="http://schemas.microsoft.com/office/word/2010/wordprocessingInk" xmlns:wne="http://schemas.microsoft.com/office/word/2006/wordml" xmlns:wps="http://schemas.microsoft.com/office/word/2010/wordprocessingShape" mc:Ignorable="w14 w15 w16se w16cid w16 w16cex w16sdtdh wp14">
+  <w:footnote w:type="separator" w:id="-1">
+    <w:p>
+      <w:pPr>
+        <w:spacing w:after="0" w:line="240" w:lineRule="auto"/>
+      </w:pPr>
+      <w:r>
+        <w:separator/>
+      </w:r>
+    </w:p>
+  </w:footnote>
+  <w:footnote w:type="continuationSeparator" w:id="0">
+    <w:p>
+      <w:pPr>
+        <w:spacing w:after="0" w:line="240" w:lineRule="auto"/>
+      </w:pPr>
+      <w:r>
+        <w:continuationSeparator/>
+      </w:r>
+    </w:p>
+  </w:footnote>
+</w:footnotes>
+</file>
+
+<file path=word/header1.xml><?xml version="1.0" encoding="utf-8"?>
+<w:hdr xmlns:wpc="http://schemas.microsoft.com/office/word/2010/wordprocessingCanvas" xmlns:cx="http://schemas.microsoft.com/office/drawing/2014/chartex" xmlns:cx1="http://schemas.microsoft.com/office/drawing/2015/9/8/chartex" xmlns:cx2="http://schemas.microsoft.com/office/drawing/2015/10/21/chartex" xmlns:cx3="http://schemas.microsoft.com/office/drawing/2016/5/9/chartex" xmlns:cx4="http://schemas.microsoft.com/office/drawing/2016/5/10/chartex" xmlns:cx5="http://schemas.microsoft.com/office/drawing/2016/5/11/chartex" xmlns:cx6="http://schemas.microsoft.com/office/drawing/2016/5/12/chartex" xmlns:cx7="http://schemas.microsoft.com/office/drawing/2016/5/13/chartex" xmlns:cx8="http://schemas.microsoft.com/office/drawing/2016/5/14/chartex" xmlns:mc="http://schemas.openxmlformats.org/markup-compatibility/2006" xmlns:aink="http://schemas.microsoft.com/office/drawing/2016/ink" xmlns:am3d="http://schemas.microsoft.com/office/drawing/2017/model3d" xmlns:o="urn:schemas-microsoft-com:office:office" xmlns:oel="http://schemas.microsoft.com/office/2019/extlst" xmlns:r="http://schemas.openxmlformats.org/officeDocument/2006/relationships" xmlns:m="http://schemas.openxmlformats.org/officeDocument/2006/math" xmlns:v="urn:schemas-microsoft-com:vml" xmlns:wp14="http://schemas.microsoft.com/office/word/2010/wordprocessingDrawing" xmlns:wp="http://schemas.openxmlformats.org/drawingml/2006/wordprocessingDrawing" xmlns:w10="urn:schemas-microsoft-com:office:word" xmlns:w="http://schemas.openxmlformats.org/wordprocessingml/2006/main" xmlns:w14="http://schemas.microsoft.com/office/word/2010/wordml" xmlns:w15="http://schemas.microsoft.com/office/word/2012/wordml" xmlns:w16cex="http://schemas.microsoft.com/office/word/2018/wordml/cex" xmlns:w16cid="http://schemas.microsoft.com/office/word/2016/wordml/cid" xmlns:w16="http://schemas.microsoft.com/office/word/2018/wordml" xmlns:w16du="http://schemas.microsoft.com/office/word/2023/wordml/word16du" xmlns:w16sdtdh="http://schemas.microsoft.com/office/word/2020/wordml/sdtdatahash" xmlns:w16se="http://schemas.microsoft.com/office/word/2015/wordml/symex" xmlns:wpg="http://schemas.microsoft.com/office/word/2010/wordprocessingGroup" xmlns:wpi="http://schemas.microsoft.com/office/word/2010/wordprocessingInk" xmlns:wne="http://schemas.microsoft.com/office/word/2006/wordml" xmlns:wps="http://schemas.microsoft.com/office/word/2010/wordprocessingShape" mc:Ignorable="w14 w15 w16se w16cid w16 w16cex w16sdtdh wp14">
+  <w:p>
+    <w:pPr>
+      <w:pStyle w:val="Header"/>
+      <w:rPr>
+        <w:sz w:val="20"/>
+        <w:szCs w:val="20"/>
+      </w:rPr>
+    </w:pPr>
+    <w:r>
+      <w:rPr>
+        <w:sz w:val="20"/>
+        <w:szCs w:val="20"/>
+      </w:rPr>
+      <w:t>Assignment-1 (Plan and Proposal)</w:t>
+    </w:r>
+    <w:r>
+      <w:rPr>
+        <w:sz w:val="20"/>
+        <w:szCs w:val="20"/>
+      </w:rPr>
+      <w:ptab w:relativeTo="margin" w:alignment="center" w:leader="none"/>
+    </w:r>
+    <w:r>
+      <w:rPr>
+        <w:sz w:val="20"/>
+        <w:szCs w:val="20"/>
+      </w:rPr>
+      <w:ptab w:relativeTo="margin" w:alignment="right" w:leader="none"/>
+    </w:r>
+    <w:r>
+      <w:rPr>
+        <w:sz w:val="20"/>
+        <w:szCs w:val="20"/>
+      </w:rPr>
+      <w:t>BIT-</w:t>
+    </w:r>
+  </w:p>
+</w:hdr>
 </file>
 
 <file path=word/numbering.xml><?xml version="1.0" encoding="utf-8"?>
@@ -3051,6 +8833,119 @@
     </w:lvl>
   </w:abstractNum>
   <w:abstractNum w:abstractNumId="2" w15:restartNumberingAfterBreak="0">
+    <w:nsid w:val="1A3D527A"/>
+    <w:multiLevelType w:val="multilevel"/>
+    <w:tmpl w:val="A0DE011A"/>
+    <w:lvl w:ilvl="0">
+      <w:start w:val="4"/>
+      <w:numFmt w:val="decimal"/>
+      <w:lvlText w:val="%1"/>
+      <w:lvlJc w:val="left"/>
+      <w:pPr>
+        <w:ind w:left="360" w:hanging="360"/>
+      </w:pPr>
+      <w:rPr>
+        <w:rFonts w:hint="default"/>
+      </w:rPr>
+    </w:lvl>
+    <w:lvl w:ilvl="1">
+      <w:start w:val="1"/>
+      <w:numFmt w:val="decimal"/>
+      <w:lvlText w:val="%1.%2"/>
+      <w:lvlJc w:val="left"/>
+      <w:pPr>
+        <w:ind w:left="720" w:hanging="360"/>
+      </w:pPr>
+      <w:rPr>
+        <w:rFonts w:hint="default"/>
+      </w:rPr>
+    </w:lvl>
+    <w:lvl w:ilvl="2">
+      <w:start w:val="1"/>
+      <w:numFmt w:val="decimal"/>
+      <w:lvlText w:val="%1.%2.%3"/>
+      <w:lvlJc w:val="left"/>
+      <w:pPr>
+        <w:ind w:left="1440" w:hanging="720"/>
+      </w:pPr>
+      <w:rPr>
+        <w:rFonts w:hint="default"/>
+      </w:rPr>
+    </w:lvl>
+    <w:lvl w:ilvl="3">
+      <w:start w:val="1"/>
+      <w:numFmt w:val="decimal"/>
+      <w:lvlText w:val="%1.%2.%3.%4"/>
+      <w:lvlJc w:val="left"/>
+      <w:pPr>
+        <w:ind w:left="1800" w:hanging="720"/>
+      </w:pPr>
+      <w:rPr>
+        <w:rFonts w:hint="default"/>
+      </w:rPr>
+    </w:lvl>
+    <w:lvl w:ilvl="4">
+      <w:start w:val="1"/>
+      <w:numFmt w:val="decimal"/>
+      <w:lvlText w:val="%1.%2.%3.%4.%5"/>
+      <w:lvlJc w:val="left"/>
+      <w:pPr>
+        <w:ind w:left="2520" w:hanging="1080"/>
+      </w:pPr>
+      <w:rPr>
+        <w:rFonts w:hint="default"/>
+      </w:rPr>
+    </w:lvl>
+    <w:lvl w:ilvl="5">
+      <w:start w:val="1"/>
+      <w:numFmt w:val="decimal"/>
+      <w:lvlText w:val="%1.%2.%3.%4.%5.%6"/>
+      <w:lvlJc w:val="left"/>
+      <w:pPr>
+        <w:ind w:left="2880" w:hanging="1080"/>
+      </w:pPr>
+      <w:rPr>
+        <w:rFonts w:hint="default"/>
+      </w:rPr>
+    </w:lvl>
+    <w:lvl w:ilvl="6">
+      <w:start w:val="1"/>
+      <w:numFmt w:val="decimal"/>
+      <w:lvlText w:val="%1.%2.%3.%4.%5.%6.%7"/>
+      <w:lvlJc w:val="left"/>
+      <w:pPr>
+        <w:ind w:left="3600" w:hanging="1440"/>
+      </w:pPr>
+      <w:rPr>
+        <w:rFonts w:hint="default"/>
+      </w:rPr>
+    </w:lvl>
+    <w:lvl w:ilvl="7">
+      <w:start w:val="1"/>
+      <w:numFmt w:val="decimal"/>
+      <w:lvlText w:val="%1.%2.%3.%4.%5.%6.%7.%8"/>
+      <w:lvlJc w:val="left"/>
+      <w:pPr>
+        <w:ind w:left="3960" w:hanging="1440"/>
+      </w:pPr>
+      <w:rPr>
+        <w:rFonts w:hint="default"/>
+      </w:rPr>
+    </w:lvl>
+    <w:lvl w:ilvl="8">
+      <w:start w:val="1"/>
+      <w:numFmt w:val="decimal"/>
+      <w:lvlText w:val="%1.%2.%3.%4.%5.%6.%7.%8.%9"/>
+      <w:lvlJc w:val="left"/>
+      <w:pPr>
+        <w:ind w:left="4680" w:hanging="1800"/>
+      </w:pPr>
+      <w:rPr>
+        <w:rFonts w:hint="default"/>
+      </w:rPr>
+    </w:lvl>
+  </w:abstractNum>
+  <w:abstractNum w:abstractNumId="3" w15:restartNumberingAfterBreak="0">
     <w:nsid w:val="2AEF3CF5"/>
     <w:multiLevelType w:val="hybridMultilevel"/>
     <w:tmpl w:val="85D25698"/>
@@ -3163,7 +9058,7 @@
       </w:rPr>
     </w:lvl>
   </w:abstractNum>
-  <w:abstractNum w:abstractNumId="3" w15:restartNumberingAfterBreak="0">
+  <w:abstractNum w:abstractNumId="4" w15:restartNumberingAfterBreak="0">
     <w:nsid w:val="327E37C8"/>
     <w:multiLevelType w:val="hybridMultilevel"/>
     <w:tmpl w:val="73E6D44A"/>
@@ -3276,7 +9171,7 @@
       </w:rPr>
     </w:lvl>
   </w:abstractNum>
-  <w:abstractNum w:abstractNumId="4" w15:restartNumberingAfterBreak="0">
+  <w:abstractNum w:abstractNumId="5" w15:restartNumberingAfterBreak="0">
     <w:nsid w:val="32F0661F"/>
     <w:multiLevelType w:val="hybridMultilevel"/>
     <w:tmpl w:val="252C934A"/>
@@ -3389,7 +9284,7 @@
       </w:rPr>
     </w:lvl>
   </w:abstractNum>
-  <w:abstractNum w:abstractNumId="5" w15:restartNumberingAfterBreak="0">
+  <w:abstractNum w:abstractNumId="6" w15:restartNumberingAfterBreak="0">
     <w:nsid w:val="333C3090"/>
     <w:multiLevelType w:val="hybridMultilevel"/>
     <w:tmpl w:val="690084A4"/>
@@ -3502,7 +9397,7 @@
       </w:rPr>
     </w:lvl>
   </w:abstractNum>
-  <w:abstractNum w:abstractNumId="6" w15:restartNumberingAfterBreak="0">
+  <w:abstractNum w:abstractNumId="7" w15:restartNumberingAfterBreak="0">
     <w:nsid w:val="429B71C9"/>
     <w:multiLevelType w:val="hybridMultilevel"/>
     <w:tmpl w:val="DF6CBBC4"/>
@@ -3615,7 +9510,7 @@
       </w:rPr>
     </w:lvl>
   </w:abstractNum>
-  <w:abstractNum w:abstractNumId="7" w15:restartNumberingAfterBreak="0">
+  <w:abstractNum w:abstractNumId="8" w15:restartNumberingAfterBreak="0">
     <w:nsid w:val="48191DAB"/>
     <w:multiLevelType w:val="hybridMultilevel"/>
     <w:tmpl w:val="AF225A38"/>
@@ -3728,7 +9623,7 @@
       </w:rPr>
     </w:lvl>
   </w:abstractNum>
-  <w:abstractNum w:abstractNumId="8" w15:restartNumberingAfterBreak="0">
+  <w:abstractNum w:abstractNumId="9" w15:restartNumberingAfterBreak="0">
     <w:nsid w:val="4BC335D7"/>
     <w:multiLevelType w:val="multilevel"/>
     <w:tmpl w:val="689C936C"/>
@@ -3841,7 +9736,120 @@
       </w:pPr>
     </w:lvl>
   </w:abstractNum>
-  <w:abstractNum w:abstractNumId="9" w15:restartNumberingAfterBreak="0">
+  <w:abstractNum w:abstractNumId="10" w15:restartNumberingAfterBreak="0">
+    <w:nsid w:val="4FF12436"/>
+    <w:multiLevelType w:val="hybridMultilevel"/>
+    <w:tmpl w:val="DB7CCBBC"/>
+    <w:lvl w:ilvl="0" w:tplc="04090001">
+      <w:start w:val="1"/>
+      <w:numFmt w:val="bullet"/>
+      <w:lvlText w:val=""/>
+      <w:lvlJc w:val="left"/>
+      <w:pPr>
+        <w:ind w:left="360" w:hanging="360"/>
+      </w:pPr>
+      <w:rPr>
+        <w:rFonts w:ascii="Symbol" w:hAnsi="Symbol" w:hint="default"/>
+      </w:rPr>
+    </w:lvl>
+    <w:lvl w:ilvl="1" w:tplc="04090003" w:tentative="1">
+      <w:start w:val="1"/>
+      <w:numFmt w:val="bullet"/>
+      <w:lvlText w:val="o"/>
+      <w:lvlJc w:val="left"/>
+      <w:pPr>
+        <w:ind w:left="1080" w:hanging="360"/>
+      </w:pPr>
+      <w:rPr>
+        <w:rFonts w:ascii="Courier New" w:hAnsi="Courier New" w:cs="Courier New" w:hint="default"/>
+      </w:rPr>
+    </w:lvl>
+    <w:lvl w:ilvl="2" w:tplc="04090005" w:tentative="1">
+      <w:start w:val="1"/>
+      <w:numFmt w:val="bullet"/>
+      <w:lvlText w:val=""/>
+      <w:lvlJc w:val="left"/>
+      <w:pPr>
+        <w:ind w:left="1800" w:hanging="360"/>
+      </w:pPr>
+      <w:rPr>
+        <w:rFonts w:ascii="Wingdings" w:hAnsi="Wingdings" w:hint="default"/>
+      </w:rPr>
+    </w:lvl>
+    <w:lvl w:ilvl="3" w:tplc="04090001" w:tentative="1">
+      <w:start w:val="1"/>
+      <w:numFmt w:val="bullet"/>
+      <w:lvlText w:val=""/>
+      <w:lvlJc w:val="left"/>
+      <w:pPr>
+        <w:ind w:left="2520" w:hanging="360"/>
+      </w:pPr>
+      <w:rPr>
+        <w:rFonts w:ascii="Symbol" w:hAnsi="Symbol" w:hint="default"/>
+      </w:rPr>
+    </w:lvl>
+    <w:lvl w:ilvl="4" w:tplc="04090003" w:tentative="1">
+      <w:start w:val="1"/>
+      <w:numFmt w:val="bullet"/>
+      <w:lvlText w:val="o"/>
+      <w:lvlJc w:val="left"/>
+      <w:pPr>
+        <w:ind w:left="3240" w:hanging="360"/>
+      </w:pPr>
+      <w:rPr>
+        <w:rFonts w:ascii="Courier New" w:hAnsi="Courier New" w:cs="Courier New" w:hint="default"/>
+      </w:rPr>
+    </w:lvl>
+    <w:lvl w:ilvl="5" w:tplc="04090005" w:tentative="1">
+      <w:start w:val="1"/>
+      <w:numFmt w:val="bullet"/>
+      <w:lvlText w:val=""/>
+      <w:lvlJc w:val="left"/>
+      <w:pPr>
+        <w:ind w:left="3960" w:hanging="360"/>
+      </w:pPr>
+      <w:rPr>
+        <w:rFonts w:ascii="Wingdings" w:hAnsi="Wingdings" w:hint="default"/>
+      </w:rPr>
+    </w:lvl>
+    <w:lvl w:ilvl="6" w:tplc="04090001" w:tentative="1">
+      <w:start w:val="1"/>
+      <w:numFmt w:val="bullet"/>
+      <w:lvlText w:val=""/>
+      <w:lvlJc w:val="left"/>
+      <w:pPr>
+        <w:ind w:left="4680" w:hanging="360"/>
+      </w:pPr>
+      <w:rPr>
+        <w:rFonts w:ascii="Symbol" w:hAnsi="Symbol" w:hint="default"/>
+      </w:rPr>
+    </w:lvl>
+    <w:lvl w:ilvl="7" w:tplc="04090003" w:tentative="1">
+      <w:start w:val="1"/>
+      <w:numFmt w:val="bullet"/>
+      <w:lvlText w:val="o"/>
+      <w:lvlJc w:val="left"/>
+      <w:pPr>
+        <w:ind w:left="5400" w:hanging="360"/>
+      </w:pPr>
+      <w:rPr>
+        <w:rFonts w:ascii="Courier New" w:hAnsi="Courier New" w:cs="Courier New" w:hint="default"/>
+      </w:rPr>
+    </w:lvl>
+    <w:lvl w:ilvl="8" w:tplc="04090005" w:tentative="1">
+      <w:start w:val="1"/>
+      <w:numFmt w:val="bullet"/>
+      <w:lvlText w:val=""/>
+      <w:lvlJc w:val="left"/>
+      <w:pPr>
+        <w:ind w:left="6120" w:hanging="360"/>
+      </w:pPr>
+      <w:rPr>
+        <w:rFonts w:ascii="Wingdings" w:hAnsi="Wingdings" w:hint="default"/>
+      </w:rPr>
+    </w:lvl>
+  </w:abstractNum>
+  <w:abstractNum w:abstractNumId="11" w15:restartNumberingAfterBreak="0">
     <w:nsid w:val="525726A9"/>
     <w:multiLevelType w:val="hybridMultilevel"/>
     <w:tmpl w:val="01D2402A"/>
@@ -3934,10 +9942,123 @@
       </w:pPr>
     </w:lvl>
   </w:abstractNum>
-  <w:abstractNum w:abstractNumId="10" w15:restartNumberingAfterBreak="0">
+  <w:abstractNum w:abstractNumId="12" w15:restartNumberingAfterBreak="0">
+    <w:nsid w:val="55556AE1"/>
+    <w:multiLevelType w:val="hybridMultilevel"/>
+    <w:tmpl w:val="FDF668D2"/>
+    <w:lvl w:ilvl="0" w:tplc="04090001">
+      <w:start w:val="1"/>
+      <w:numFmt w:val="bullet"/>
+      <w:lvlText w:val=""/>
+      <w:lvlJc w:val="left"/>
+      <w:pPr>
+        <w:ind w:left="720" w:hanging="360"/>
+      </w:pPr>
+      <w:rPr>
+        <w:rFonts w:ascii="Symbol" w:hAnsi="Symbol" w:hint="default"/>
+      </w:rPr>
+    </w:lvl>
+    <w:lvl w:ilvl="1" w:tplc="04090003" w:tentative="1">
+      <w:start w:val="1"/>
+      <w:numFmt w:val="bullet"/>
+      <w:lvlText w:val="o"/>
+      <w:lvlJc w:val="left"/>
+      <w:pPr>
+        <w:ind w:left="1440" w:hanging="360"/>
+      </w:pPr>
+      <w:rPr>
+        <w:rFonts w:ascii="Courier New" w:hAnsi="Courier New" w:cs="Courier New" w:hint="default"/>
+      </w:rPr>
+    </w:lvl>
+    <w:lvl w:ilvl="2" w:tplc="04090005" w:tentative="1">
+      <w:start w:val="1"/>
+      <w:numFmt w:val="bullet"/>
+      <w:lvlText w:val=""/>
+      <w:lvlJc w:val="left"/>
+      <w:pPr>
+        <w:ind w:left="2160" w:hanging="360"/>
+      </w:pPr>
+      <w:rPr>
+        <w:rFonts w:ascii="Wingdings" w:hAnsi="Wingdings" w:hint="default"/>
+      </w:rPr>
+    </w:lvl>
+    <w:lvl w:ilvl="3" w:tplc="04090001" w:tentative="1">
+      <w:start w:val="1"/>
+      <w:numFmt w:val="bullet"/>
+      <w:lvlText w:val=""/>
+      <w:lvlJc w:val="left"/>
+      <w:pPr>
+        <w:ind w:left="2880" w:hanging="360"/>
+      </w:pPr>
+      <w:rPr>
+        <w:rFonts w:ascii="Symbol" w:hAnsi="Symbol" w:hint="default"/>
+      </w:rPr>
+    </w:lvl>
+    <w:lvl w:ilvl="4" w:tplc="04090003" w:tentative="1">
+      <w:start w:val="1"/>
+      <w:numFmt w:val="bullet"/>
+      <w:lvlText w:val="o"/>
+      <w:lvlJc w:val="left"/>
+      <w:pPr>
+        <w:ind w:left="3600" w:hanging="360"/>
+      </w:pPr>
+      <w:rPr>
+        <w:rFonts w:ascii="Courier New" w:hAnsi="Courier New" w:cs="Courier New" w:hint="default"/>
+      </w:rPr>
+    </w:lvl>
+    <w:lvl w:ilvl="5" w:tplc="04090005" w:tentative="1">
+      <w:start w:val="1"/>
+      <w:numFmt w:val="bullet"/>
+      <w:lvlText w:val=""/>
+      <w:lvlJc w:val="left"/>
+      <w:pPr>
+        <w:ind w:left="4320" w:hanging="360"/>
+      </w:pPr>
+      <w:rPr>
+        <w:rFonts w:ascii="Wingdings" w:hAnsi="Wingdings" w:hint="default"/>
+      </w:rPr>
+    </w:lvl>
+    <w:lvl w:ilvl="6" w:tplc="04090001" w:tentative="1">
+      <w:start w:val="1"/>
+      <w:numFmt w:val="bullet"/>
+      <w:lvlText w:val=""/>
+      <w:lvlJc w:val="left"/>
+      <w:pPr>
+        <w:ind w:left="5040" w:hanging="360"/>
+      </w:pPr>
+      <w:rPr>
+        <w:rFonts w:ascii="Symbol" w:hAnsi="Symbol" w:hint="default"/>
+      </w:rPr>
+    </w:lvl>
+    <w:lvl w:ilvl="7" w:tplc="04090003" w:tentative="1">
+      <w:start w:val="1"/>
+      <w:numFmt w:val="bullet"/>
+      <w:lvlText w:val="o"/>
+      <w:lvlJc w:val="left"/>
+      <w:pPr>
+        <w:ind w:left="5760" w:hanging="360"/>
+      </w:pPr>
+      <w:rPr>
+        <w:rFonts w:ascii="Courier New" w:hAnsi="Courier New" w:cs="Courier New" w:hint="default"/>
+      </w:rPr>
+    </w:lvl>
+    <w:lvl w:ilvl="8" w:tplc="04090005" w:tentative="1">
+      <w:start w:val="1"/>
+      <w:numFmt w:val="bullet"/>
+      <w:lvlText w:val=""/>
+      <w:lvlJc w:val="left"/>
+      <w:pPr>
+        <w:ind w:left="6480" w:hanging="360"/>
+      </w:pPr>
+      <w:rPr>
+        <w:rFonts w:ascii="Wingdings" w:hAnsi="Wingdings" w:hint="default"/>
+      </w:rPr>
+    </w:lvl>
+  </w:abstractNum>
+  <w:abstractNum w:abstractNumId="13" w15:restartNumberingAfterBreak="0">
     <w:nsid w:val="58502B1D"/>
     <w:multiLevelType w:val="multilevel"/>
-    <w:tmpl w:val="D93A3E4A"/>
+    <w:tmpl w:val="B6D8F078"/>
     <w:lvl w:ilvl="0">
       <w:start w:val="1"/>
       <w:numFmt w:val="decimal"/>
@@ -4064,7 +10185,7 @@
       </w:rPr>
     </w:lvl>
   </w:abstractNum>
-  <w:abstractNum w:abstractNumId="11" w15:restartNumberingAfterBreak="0">
+  <w:abstractNum w:abstractNumId="14" w15:restartNumberingAfterBreak="0">
     <w:nsid w:val="5BBE4137"/>
     <w:multiLevelType w:val="hybridMultilevel"/>
     <w:tmpl w:val="13AAE67E"/>
@@ -4153,7 +10274,7 @@
       </w:pPr>
     </w:lvl>
   </w:abstractNum>
-  <w:abstractNum w:abstractNumId="12" w15:restartNumberingAfterBreak="0">
+  <w:abstractNum w:abstractNumId="15" w15:restartNumberingAfterBreak="0">
     <w:nsid w:val="5F365857"/>
     <w:multiLevelType w:val="hybridMultilevel"/>
     <w:tmpl w:val="9202E796"/>
@@ -4266,10 +10387,123 @@
       </w:rPr>
     </w:lvl>
   </w:abstractNum>
-  <w:abstractNum w:abstractNumId="13" w15:restartNumberingAfterBreak="0">
+  <w:abstractNum w:abstractNumId="16" w15:restartNumberingAfterBreak="0">
+    <w:nsid w:val="60CC3570"/>
+    <w:multiLevelType w:val="multilevel"/>
+    <w:tmpl w:val="89CCD46A"/>
+    <w:lvl w:ilvl="0">
+      <w:start w:val="4"/>
+      <w:numFmt w:val="decimal"/>
+      <w:lvlText w:val="%1"/>
+      <w:lvlJc w:val="left"/>
+      <w:pPr>
+        <w:ind w:left="360" w:hanging="360"/>
+      </w:pPr>
+      <w:rPr>
+        <w:rFonts w:hint="default"/>
+      </w:rPr>
+    </w:lvl>
+    <w:lvl w:ilvl="1">
+      <w:start w:val="2"/>
+      <w:numFmt w:val="decimal"/>
+      <w:lvlText w:val="%1.%2"/>
+      <w:lvlJc w:val="left"/>
+      <w:pPr>
+        <w:ind w:left="720" w:hanging="360"/>
+      </w:pPr>
+      <w:rPr>
+        <w:rFonts w:hint="default"/>
+      </w:rPr>
+    </w:lvl>
+    <w:lvl w:ilvl="2">
+      <w:start w:val="1"/>
+      <w:numFmt w:val="decimal"/>
+      <w:lvlText w:val="%1.%2.%3"/>
+      <w:lvlJc w:val="left"/>
+      <w:pPr>
+        <w:ind w:left="1440" w:hanging="720"/>
+      </w:pPr>
+      <w:rPr>
+        <w:rFonts w:hint="default"/>
+      </w:rPr>
+    </w:lvl>
+    <w:lvl w:ilvl="3">
+      <w:start w:val="1"/>
+      <w:numFmt w:val="decimal"/>
+      <w:lvlText w:val="%1.%2.%3.%4"/>
+      <w:lvlJc w:val="left"/>
+      <w:pPr>
+        <w:ind w:left="1800" w:hanging="720"/>
+      </w:pPr>
+      <w:rPr>
+        <w:rFonts w:hint="default"/>
+      </w:rPr>
+    </w:lvl>
+    <w:lvl w:ilvl="4">
+      <w:start w:val="1"/>
+      <w:numFmt w:val="decimal"/>
+      <w:lvlText w:val="%1.%2.%3.%4.%5"/>
+      <w:lvlJc w:val="left"/>
+      <w:pPr>
+        <w:ind w:left="2520" w:hanging="1080"/>
+      </w:pPr>
+      <w:rPr>
+        <w:rFonts w:hint="default"/>
+      </w:rPr>
+    </w:lvl>
+    <w:lvl w:ilvl="5">
+      <w:start w:val="1"/>
+      <w:numFmt w:val="decimal"/>
+      <w:lvlText w:val="%1.%2.%3.%4.%5.%6"/>
+      <w:lvlJc w:val="left"/>
+      <w:pPr>
+        <w:ind w:left="2880" w:hanging="1080"/>
+      </w:pPr>
+      <w:rPr>
+        <w:rFonts w:hint="default"/>
+      </w:rPr>
+    </w:lvl>
+    <w:lvl w:ilvl="6">
+      <w:start w:val="1"/>
+      <w:numFmt w:val="decimal"/>
+      <w:lvlText w:val="%1.%2.%3.%4.%5.%6.%7"/>
+      <w:lvlJc w:val="left"/>
+      <w:pPr>
+        <w:ind w:left="3600" w:hanging="1440"/>
+      </w:pPr>
+      <w:rPr>
+        <w:rFonts w:hint="default"/>
+      </w:rPr>
+    </w:lvl>
+    <w:lvl w:ilvl="7">
+      <w:start w:val="1"/>
+      <w:numFmt w:val="decimal"/>
+      <w:lvlText w:val="%1.%2.%3.%4.%5.%6.%7.%8"/>
+      <w:lvlJc w:val="left"/>
+      <w:pPr>
+        <w:ind w:left="3960" w:hanging="1440"/>
+      </w:pPr>
+      <w:rPr>
+        <w:rFonts w:hint="default"/>
+      </w:rPr>
+    </w:lvl>
+    <w:lvl w:ilvl="8">
+      <w:start w:val="1"/>
+      <w:numFmt w:val="decimal"/>
+      <w:lvlText w:val="%1.%2.%3.%4.%5.%6.%7.%8.%9"/>
+      <w:lvlJc w:val="left"/>
+      <w:pPr>
+        <w:ind w:left="4680" w:hanging="1800"/>
+      </w:pPr>
+      <w:rPr>
+        <w:rFonts w:hint="default"/>
+      </w:rPr>
+    </w:lvl>
+  </w:abstractNum>
+  <w:abstractNum w:abstractNumId="17" w15:restartNumberingAfterBreak="0">
     <w:nsid w:val="689C666C"/>
     <w:multiLevelType w:val="multilevel"/>
-    <w:tmpl w:val="EE2EDA7E"/>
+    <w:tmpl w:val="9CC47CAA"/>
     <w:lvl w:ilvl="0">
       <w:start w:val="1"/>
       <w:numFmt w:val="decimal"/>
@@ -4380,7 +10614,206 @@
       </w:pPr>
     </w:lvl>
   </w:abstractNum>
-  <w:abstractNum w:abstractNumId="14" w15:restartNumberingAfterBreak="0">
+  <w:abstractNum w:abstractNumId="18" w15:restartNumberingAfterBreak="0">
+    <w:nsid w:val="69E54BDA"/>
+    <w:multiLevelType w:val="hybridMultilevel"/>
+    <w:tmpl w:val="59662AC6"/>
+    <w:lvl w:ilvl="0" w:tplc="04090017">
+      <w:start w:val="1"/>
+      <w:numFmt w:val="lowerLetter"/>
+      <w:lvlText w:val="%1)"/>
+      <w:lvlJc w:val="left"/>
+      <w:pPr>
+        <w:ind w:left="720" w:hanging="360"/>
+      </w:pPr>
+    </w:lvl>
+    <w:lvl w:ilvl="1" w:tplc="04090019" w:tentative="1">
+      <w:start w:val="1"/>
+      <w:numFmt w:val="lowerLetter"/>
+      <w:lvlText w:val="%2."/>
+      <w:lvlJc w:val="left"/>
+      <w:pPr>
+        <w:ind w:left="1440" w:hanging="360"/>
+      </w:pPr>
+    </w:lvl>
+    <w:lvl w:ilvl="2" w:tplc="0409001B" w:tentative="1">
+      <w:start w:val="1"/>
+      <w:numFmt w:val="lowerRoman"/>
+      <w:lvlText w:val="%3."/>
+      <w:lvlJc w:val="right"/>
+      <w:pPr>
+        <w:ind w:left="2160" w:hanging="180"/>
+      </w:pPr>
+    </w:lvl>
+    <w:lvl w:ilvl="3" w:tplc="0409000F" w:tentative="1">
+      <w:start w:val="1"/>
+      <w:numFmt w:val="decimal"/>
+      <w:lvlText w:val="%4."/>
+      <w:lvlJc w:val="left"/>
+      <w:pPr>
+        <w:ind w:left="2880" w:hanging="360"/>
+      </w:pPr>
+    </w:lvl>
+    <w:lvl w:ilvl="4" w:tplc="04090019" w:tentative="1">
+      <w:start w:val="1"/>
+      <w:numFmt w:val="lowerLetter"/>
+      <w:lvlText w:val="%5."/>
+      <w:lvlJc w:val="left"/>
+      <w:pPr>
+        <w:ind w:left="3600" w:hanging="360"/>
+      </w:pPr>
+    </w:lvl>
+    <w:lvl w:ilvl="5" w:tplc="0409001B" w:tentative="1">
+      <w:start w:val="1"/>
+      <w:numFmt w:val="lowerRoman"/>
+      <w:lvlText w:val="%6."/>
+      <w:lvlJc w:val="right"/>
+      <w:pPr>
+        <w:ind w:left="4320" w:hanging="180"/>
+      </w:pPr>
+    </w:lvl>
+    <w:lvl w:ilvl="6" w:tplc="0409000F" w:tentative="1">
+      <w:start w:val="1"/>
+      <w:numFmt w:val="decimal"/>
+      <w:lvlText w:val="%7."/>
+      <w:lvlJc w:val="left"/>
+      <w:pPr>
+        <w:ind w:left="5040" w:hanging="360"/>
+      </w:pPr>
+    </w:lvl>
+    <w:lvl w:ilvl="7" w:tplc="04090019" w:tentative="1">
+      <w:start w:val="1"/>
+      <w:numFmt w:val="lowerLetter"/>
+      <w:lvlText w:val="%8."/>
+      <w:lvlJc w:val="left"/>
+      <w:pPr>
+        <w:ind w:left="5760" w:hanging="360"/>
+      </w:pPr>
+    </w:lvl>
+    <w:lvl w:ilvl="8" w:tplc="0409001B" w:tentative="1">
+      <w:start w:val="1"/>
+      <w:numFmt w:val="lowerRoman"/>
+      <w:lvlText w:val="%9."/>
+      <w:lvlJc w:val="right"/>
+      <w:pPr>
+        <w:ind w:left="6480" w:hanging="180"/>
+      </w:pPr>
+    </w:lvl>
+  </w:abstractNum>
+  <w:abstractNum w:abstractNumId="19" w15:restartNumberingAfterBreak="0">
+    <w:nsid w:val="6B946832"/>
+    <w:multiLevelType w:val="hybridMultilevel"/>
+    <w:tmpl w:val="91A026CE"/>
+    <w:lvl w:ilvl="0" w:tplc="04090017">
+      <w:start w:val="1"/>
+      <w:numFmt w:val="lowerLetter"/>
+      <w:lvlText w:val="%1)"/>
+      <w:lvlJc w:val="left"/>
+      <w:pPr>
+        <w:ind w:left="720" w:hanging="360"/>
+      </w:pPr>
+      <w:rPr>
+        <w:rFonts w:hint="default"/>
+      </w:rPr>
+    </w:lvl>
+    <w:lvl w:ilvl="1" w:tplc="FFFFFFFF" w:tentative="1">
+      <w:start w:val="1"/>
+      <w:numFmt w:val="bullet"/>
+      <w:lvlText w:val="o"/>
+      <w:lvlJc w:val="left"/>
+      <w:pPr>
+        <w:ind w:left="1440" w:hanging="360"/>
+      </w:pPr>
+      <w:rPr>
+        <w:rFonts w:ascii="Courier New" w:hAnsi="Courier New" w:cs="Courier New" w:hint="default"/>
+      </w:rPr>
+    </w:lvl>
+    <w:lvl w:ilvl="2" w:tplc="FFFFFFFF" w:tentative="1">
+      <w:start w:val="1"/>
+      <w:numFmt w:val="bullet"/>
+      <w:lvlText w:val=""/>
+      <w:lvlJc w:val="left"/>
+      <w:pPr>
+        <w:ind w:left="2160" w:hanging="360"/>
+      </w:pPr>
+      <w:rPr>
+        <w:rFonts w:ascii="Wingdings" w:hAnsi="Wingdings" w:hint="default"/>
+      </w:rPr>
+    </w:lvl>
+    <w:lvl w:ilvl="3" w:tplc="FFFFFFFF" w:tentative="1">
+      <w:start w:val="1"/>
+      <w:numFmt w:val="bullet"/>
+      <w:lvlText w:val=""/>
+      <w:lvlJc w:val="left"/>
+      <w:pPr>
+        <w:ind w:left="2880" w:hanging="360"/>
+      </w:pPr>
+      <w:rPr>
+        <w:rFonts w:ascii="Symbol" w:hAnsi="Symbol" w:hint="default"/>
+      </w:rPr>
+    </w:lvl>
+    <w:lvl w:ilvl="4" w:tplc="FFFFFFFF" w:tentative="1">
+      <w:start w:val="1"/>
+      <w:numFmt w:val="bullet"/>
+      <w:lvlText w:val="o"/>
+      <w:lvlJc w:val="left"/>
+      <w:pPr>
+        <w:ind w:left="3600" w:hanging="360"/>
+      </w:pPr>
+      <w:rPr>
+        <w:rFonts w:ascii="Courier New" w:hAnsi="Courier New" w:cs="Courier New" w:hint="default"/>
+      </w:rPr>
+    </w:lvl>
+    <w:lvl w:ilvl="5" w:tplc="FFFFFFFF" w:tentative="1">
+      <w:start w:val="1"/>
+      <w:numFmt w:val="bullet"/>
+      <w:lvlText w:val=""/>
+      <w:lvlJc w:val="left"/>
+      <w:pPr>
+        <w:ind w:left="4320" w:hanging="360"/>
+      </w:pPr>
+      <w:rPr>
+        <w:rFonts w:ascii="Wingdings" w:hAnsi="Wingdings" w:hint="default"/>
+      </w:rPr>
+    </w:lvl>
+    <w:lvl w:ilvl="6" w:tplc="FFFFFFFF" w:tentative="1">
+      <w:start w:val="1"/>
+      <w:numFmt w:val="bullet"/>
+      <w:lvlText w:val=""/>
+      <w:lvlJc w:val="left"/>
+      <w:pPr>
+        <w:ind w:left="5040" w:hanging="360"/>
+      </w:pPr>
+      <w:rPr>
+        <w:rFonts w:ascii="Symbol" w:hAnsi="Symbol" w:hint="default"/>
+      </w:rPr>
+    </w:lvl>
+    <w:lvl w:ilvl="7" w:tplc="FFFFFFFF" w:tentative="1">
+      <w:start w:val="1"/>
+      <w:numFmt w:val="bullet"/>
+      <w:lvlText w:val="o"/>
+      <w:lvlJc w:val="left"/>
+      <w:pPr>
+        <w:ind w:left="5760" w:hanging="360"/>
+      </w:pPr>
+      <w:rPr>
+        <w:rFonts w:ascii="Courier New" w:hAnsi="Courier New" w:cs="Courier New" w:hint="default"/>
+      </w:rPr>
+    </w:lvl>
+    <w:lvl w:ilvl="8" w:tplc="FFFFFFFF" w:tentative="1">
+      <w:start w:val="1"/>
+      <w:numFmt w:val="bullet"/>
+      <w:lvlText w:val=""/>
+      <w:lvlJc w:val="left"/>
+      <w:pPr>
+        <w:ind w:left="6480" w:hanging="360"/>
+      </w:pPr>
+      <w:rPr>
+        <w:rFonts w:ascii="Wingdings" w:hAnsi="Wingdings" w:hint="default"/>
+      </w:rPr>
+    </w:lvl>
+  </w:abstractNum>
+  <w:abstractNum w:abstractNumId="20" w15:restartNumberingAfterBreak="0">
     <w:nsid w:val="6DCB40BA"/>
     <w:multiLevelType w:val="hybridMultilevel"/>
     <w:tmpl w:val="A788963A"/>
@@ -4493,7 +10926,7 @@
       </w:rPr>
     </w:lvl>
   </w:abstractNum>
-  <w:abstractNum w:abstractNumId="15" w15:restartNumberingAfterBreak="0">
+  <w:abstractNum w:abstractNumId="21" w15:restartNumberingAfterBreak="0">
     <w:nsid w:val="797666BE"/>
     <w:multiLevelType w:val="hybridMultilevel"/>
     <w:tmpl w:val="66DC98DA"/>
@@ -4579,7 +11012,7 @@
       </w:pPr>
     </w:lvl>
   </w:abstractNum>
-  <w:abstractNum w:abstractNumId="16" w15:restartNumberingAfterBreak="0">
+  <w:abstractNum w:abstractNumId="22" w15:restartNumberingAfterBreak="0">
     <w:nsid w:val="7A1B41C8"/>
     <w:multiLevelType w:val="hybridMultilevel"/>
     <w:tmpl w:val="4320A172"/>
@@ -4668,62 +11101,196 @@
       </w:pPr>
     </w:lvl>
   </w:abstractNum>
+  <w:abstractNum w:abstractNumId="23" w15:restartNumberingAfterBreak="0">
+    <w:nsid w:val="7B1E00E9"/>
+    <w:multiLevelType w:val="multilevel"/>
+    <w:tmpl w:val="3A24F640"/>
+    <w:lvl w:ilvl="0">
+      <w:start w:val="4"/>
+      <w:numFmt w:val="decimal"/>
+      <w:lvlText w:val="%1"/>
+      <w:lvlJc w:val="left"/>
+      <w:pPr>
+        <w:ind w:left="360" w:hanging="360"/>
+      </w:pPr>
+      <w:rPr>
+        <w:rFonts w:hint="default"/>
+      </w:rPr>
+    </w:lvl>
+    <w:lvl w:ilvl="1">
+      <w:start w:val="2"/>
+      <w:numFmt w:val="decimal"/>
+      <w:lvlText w:val="%1.%2"/>
+      <w:lvlJc w:val="left"/>
+      <w:pPr>
+        <w:ind w:left="720" w:hanging="360"/>
+      </w:pPr>
+      <w:rPr>
+        <w:rFonts w:hint="default"/>
+      </w:rPr>
+    </w:lvl>
+    <w:lvl w:ilvl="2">
+      <w:start w:val="1"/>
+      <w:numFmt w:val="decimal"/>
+      <w:lvlText w:val="%1.%2.%3"/>
+      <w:lvlJc w:val="left"/>
+      <w:pPr>
+        <w:ind w:left="1440" w:hanging="720"/>
+      </w:pPr>
+      <w:rPr>
+        <w:rFonts w:hint="default"/>
+      </w:rPr>
+    </w:lvl>
+    <w:lvl w:ilvl="3">
+      <w:start w:val="1"/>
+      <w:numFmt w:val="decimal"/>
+      <w:lvlText w:val="%1.%2.%3.%4"/>
+      <w:lvlJc w:val="left"/>
+      <w:pPr>
+        <w:ind w:left="1800" w:hanging="720"/>
+      </w:pPr>
+      <w:rPr>
+        <w:rFonts w:hint="default"/>
+      </w:rPr>
+    </w:lvl>
+    <w:lvl w:ilvl="4">
+      <w:start w:val="1"/>
+      <w:numFmt w:val="decimal"/>
+      <w:lvlText w:val="%1.%2.%3.%4.%5"/>
+      <w:lvlJc w:val="left"/>
+      <w:pPr>
+        <w:ind w:left="2520" w:hanging="1080"/>
+      </w:pPr>
+      <w:rPr>
+        <w:rFonts w:hint="default"/>
+      </w:rPr>
+    </w:lvl>
+    <w:lvl w:ilvl="5">
+      <w:start w:val="1"/>
+      <w:numFmt w:val="decimal"/>
+      <w:lvlText w:val="%1.%2.%3.%4.%5.%6"/>
+      <w:lvlJc w:val="left"/>
+      <w:pPr>
+        <w:ind w:left="2880" w:hanging="1080"/>
+      </w:pPr>
+      <w:rPr>
+        <w:rFonts w:hint="default"/>
+      </w:rPr>
+    </w:lvl>
+    <w:lvl w:ilvl="6">
+      <w:start w:val="1"/>
+      <w:numFmt w:val="decimal"/>
+      <w:lvlText w:val="%1.%2.%3.%4.%5.%6.%7"/>
+      <w:lvlJc w:val="left"/>
+      <w:pPr>
+        <w:ind w:left="3600" w:hanging="1440"/>
+      </w:pPr>
+      <w:rPr>
+        <w:rFonts w:hint="default"/>
+      </w:rPr>
+    </w:lvl>
+    <w:lvl w:ilvl="7">
+      <w:start w:val="1"/>
+      <w:numFmt w:val="decimal"/>
+      <w:lvlText w:val="%1.%2.%3.%4.%5.%6.%7.%8"/>
+      <w:lvlJc w:val="left"/>
+      <w:pPr>
+        <w:ind w:left="3960" w:hanging="1440"/>
+      </w:pPr>
+      <w:rPr>
+        <w:rFonts w:hint="default"/>
+      </w:rPr>
+    </w:lvl>
+    <w:lvl w:ilvl="8">
+      <w:start w:val="1"/>
+      <w:numFmt w:val="decimal"/>
+      <w:lvlText w:val="%1.%2.%3.%4.%5.%6.%7.%8.%9"/>
+      <w:lvlJc w:val="left"/>
+      <w:pPr>
+        <w:ind w:left="4680" w:hanging="1800"/>
+      </w:pPr>
+      <w:rPr>
+        <w:rFonts w:hint="default"/>
+      </w:rPr>
+    </w:lvl>
+  </w:abstractNum>
   <w:num w:numId="1" w16cid:durableId="1153060903">
-    <w:abstractNumId w:val="10"/>
+    <w:abstractNumId w:val="13"/>
   </w:num>
   <w:num w:numId="2" w16cid:durableId="1660188722">
-    <w:abstractNumId w:val="10"/>
+    <w:abstractNumId w:val="13"/>
   </w:num>
   <w:num w:numId="3" w16cid:durableId="282200120">
+    <w:abstractNumId w:val="9"/>
+  </w:num>
+  <w:num w:numId="4" w16cid:durableId="800465909">
+    <w:abstractNumId w:val="13"/>
+  </w:num>
+  <w:num w:numId="5" w16cid:durableId="1347711845">
+    <w:abstractNumId w:val="17"/>
+  </w:num>
+  <w:num w:numId="6" w16cid:durableId="206335731">
+    <w:abstractNumId w:val="22"/>
+  </w:num>
+  <w:num w:numId="7" w16cid:durableId="1466585050">
+    <w:abstractNumId w:val="11"/>
+  </w:num>
+  <w:num w:numId="8" w16cid:durableId="1043946362">
+    <w:abstractNumId w:val="6"/>
+  </w:num>
+  <w:num w:numId="9" w16cid:durableId="1395351159">
     <w:abstractNumId w:val="8"/>
   </w:num>
-  <w:num w:numId="4" w16cid:durableId="800465909">
-    <w:abstractNumId w:val="10"/>
-  </w:num>
-  <w:num w:numId="5" w16cid:durableId="1347711845">
-    <w:abstractNumId w:val="13"/>
-  </w:num>
-  <w:num w:numId="6" w16cid:durableId="206335731">
-    <w:abstractNumId w:val="16"/>
-  </w:num>
-  <w:num w:numId="7" w16cid:durableId="1466585050">
-    <w:abstractNumId w:val="9"/>
-  </w:num>
-  <w:num w:numId="8" w16cid:durableId="1043946362">
-    <w:abstractNumId w:val="5"/>
-  </w:num>
-  <w:num w:numId="9" w16cid:durableId="1395351159">
-    <w:abstractNumId w:val="7"/>
-  </w:num>
   <w:num w:numId="10" w16cid:durableId="1412192339">
-    <w:abstractNumId w:val="2"/>
+    <w:abstractNumId w:val="3"/>
   </w:num>
   <w:num w:numId="11" w16cid:durableId="2003924118">
-    <w:abstractNumId w:val="15"/>
+    <w:abstractNumId w:val="21"/>
   </w:num>
   <w:num w:numId="12" w16cid:durableId="1613050180">
-    <w:abstractNumId w:val="11"/>
+    <w:abstractNumId w:val="14"/>
   </w:num>
   <w:num w:numId="13" w16cid:durableId="2058434136">
     <w:abstractNumId w:val="1"/>
   </w:num>
   <w:num w:numId="14" w16cid:durableId="200015892">
+    <w:abstractNumId w:val="5"/>
+  </w:num>
+  <w:num w:numId="15" w16cid:durableId="2133596065">
     <w:abstractNumId w:val="4"/>
   </w:num>
-  <w:num w:numId="15" w16cid:durableId="2133596065">
-    <w:abstractNumId w:val="3"/>
-  </w:num>
   <w:num w:numId="16" w16cid:durableId="1078405577">
-    <w:abstractNumId w:val="6"/>
+    <w:abstractNumId w:val="7"/>
   </w:num>
   <w:num w:numId="17" w16cid:durableId="1058363497">
     <w:abstractNumId w:val="0"/>
   </w:num>
   <w:num w:numId="18" w16cid:durableId="1557399084">
-    <w:abstractNumId w:val="14"/>
+    <w:abstractNumId w:val="20"/>
   </w:num>
   <w:num w:numId="19" w16cid:durableId="1646663553">
+    <w:abstractNumId w:val="15"/>
+  </w:num>
+  <w:num w:numId="20" w16cid:durableId="469330208">
+    <w:abstractNumId w:val="19"/>
+  </w:num>
+  <w:num w:numId="21" w16cid:durableId="1079979939">
+    <w:abstractNumId w:val="23"/>
+  </w:num>
+  <w:num w:numId="22" w16cid:durableId="894203102">
+    <w:abstractNumId w:val="16"/>
+  </w:num>
+  <w:num w:numId="23" w16cid:durableId="1510833773">
+    <w:abstractNumId w:val="2"/>
+  </w:num>
+  <w:num w:numId="24" w16cid:durableId="1756169425">
+    <w:abstractNumId w:val="18"/>
+  </w:num>
+  <w:num w:numId="25" w16cid:durableId="1068072119">
     <w:abstractNumId w:val="12"/>
+  </w:num>
+  <w:num w:numId="26" w16cid:durableId="1752851844">
+    <w:abstractNumId w:val="10"/>
   </w:num>
 </w:numbering>
 </file>
@@ -5128,7 +11695,7 @@
   <w:style w:type="paragraph" w:default="1" w:styleId="Normal">
     <w:name w:val="Normal"/>
     <w:qFormat/>
-    <w:rsid w:val="00B140B3"/>
+    <w:rsid w:val="00FE3C1D"/>
     <w:rPr>
       <w:rFonts w:ascii="Times New Roman" w:hAnsi="Times New Roman"/>
       <w:sz w:val="24"/>
@@ -5336,7 +11903,6 @@
   <w:style w:type="character" w:default="1" w:styleId="DefaultParagraphFont">
     <w:name w:val="Default Paragraph Font"/>
     <w:uiPriority w:val="1"/>
-    <w:semiHidden/>
     <w:unhideWhenUsed/>
   </w:style>
   <w:style w:type="table" w:default="1" w:styleId="TableNormal">
@@ -5366,7 +11932,7 @@
     <w:link w:val="Main-HeadingChar"/>
     <w:autoRedefine/>
     <w:qFormat/>
-    <w:rsid w:val="00E00062"/>
+    <w:rsid w:val="00A6422C"/>
     <w:pPr>
       <w:numPr>
         <w:numId w:val="5"/>
@@ -5385,7 +11951,7 @@
     <w:name w:val="Main-Heading Char"/>
     <w:basedOn w:val="Heading1Char"/>
     <w:link w:val="Main-Heading"/>
-    <w:rsid w:val="00E00062"/>
+    <w:rsid w:val="00A6422C"/>
     <w:rPr>
       <w:rFonts w:ascii="Times New Roman" w:eastAsiaTheme="majorEastAsia" w:hAnsi="Times New Roman" w:cstheme="majorBidi"/>
       <w:b/>
@@ -5409,11 +11975,11 @@
   </w:style>
   <w:style w:type="paragraph" w:customStyle="1" w:styleId="sub-heading2">
     <w:name w:val="sub-heading2"/>
-    <w:basedOn w:val="Heading2"/>
+    <w:basedOn w:val="Heading1"/>
     <w:link w:val="sub-heading2Char"/>
     <w:autoRedefine/>
     <w:qFormat/>
-    <w:rsid w:val="00BB6A7F"/>
+    <w:rsid w:val="0040051D"/>
     <w:pPr>
       <w:numPr>
         <w:ilvl w:val="1"/>
@@ -5433,13 +11999,13 @@
     <w:name w:val="sub-heading2 Char"/>
     <w:basedOn w:val="Heading2Char"/>
     <w:link w:val="sub-heading2"/>
-    <w:rsid w:val="00BB6A7F"/>
+    <w:rsid w:val="001D4F2E"/>
     <w:rPr>
       <w:rFonts w:ascii="Times New Roman" w:eastAsiaTheme="majorEastAsia" w:hAnsi="Times New Roman" w:cstheme="majorBidi"/>
       <w:b/>
       <w:color w:val="000000" w:themeColor="text1"/>
       <w:sz w:val="24"/>
-      <w:szCs w:val="32"/>
+      <w:szCs w:val="40"/>
     </w:rPr>
   </w:style>
   <w:style w:type="character" w:customStyle="1" w:styleId="Heading2Char">
@@ -5872,6 +12438,159 @@
     <w:unhideWhenUsed/>
     <w:rsid w:val="00D66C91"/>
   </w:style>
+  <w:style w:type="paragraph" w:customStyle="1" w:styleId="Style1">
+    <w:name w:val="Style1"/>
+    <w:basedOn w:val="sub-heading2"/>
+    <w:link w:val="Style1Char"/>
+    <w:autoRedefine/>
+    <w:qFormat/>
+    <w:rsid w:val="00AF1211"/>
+    <w:pPr>
+      <w:numPr>
+        <w:ilvl w:val="0"/>
+        <w:numId w:val="0"/>
+      </w:numPr>
+      <w:ind w:left="432" w:hanging="432"/>
+    </w:pPr>
+  </w:style>
+  <w:style w:type="character" w:customStyle="1" w:styleId="Style1Char">
+    <w:name w:val="Style1 Char"/>
+    <w:basedOn w:val="sub-heading2Char"/>
+    <w:link w:val="Style1"/>
+    <w:rsid w:val="00AF1211"/>
+    <w:rPr>
+      <w:rFonts w:ascii="Times New Roman" w:eastAsiaTheme="majorEastAsia" w:hAnsi="Times New Roman" w:cstheme="majorBidi"/>
+      <w:b/>
+      <w:color w:val="000000" w:themeColor="text1"/>
+      <w:sz w:val="24"/>
+      <w:szCs w:val="40"/>
+    </w:rPr>
+  </w:style>
+  <w:style w:type="paragraph" w:styleId="Header">
+    <w:name w:val="header"/>
+    <w:basedOn w:val="Normal"/>
+    <w:link w:val="HeaderChar"/>
+    <w:uiPriority w:val="99"/>
+    <w:unhideWhenUsed/>
+    <w:rsid w:val="00F321B6"/>
+    <w:pPr>
+      <w:tabs>
+        <w:tab w:val="center" w:pos="4680"/>
+        <w:tab w:val="right" w:pos="9360"/>
+      </w:tabs>
+      <w:spacing w:after="0" w:line="240" w:lineRule="auto"/>
+    </w:pPr>
+  </w:style>
+  <w:style w:type="character" w:customStyle="1" w:styleId="HeaderChar">
+    <w:name w:val="Header Char"/>
+    <w:basedOn w:val="DefaultParagraphFont"/>
+    <w:link w:val="Header"/>
+    <w:uiPriority w:val="99"/>
+    <w:rsid w:val="00F321B6"/>
+    <w:rPr>
+      <w:rFonts w:ascii="Times New Roman" w:hAnsi="Times New Roman"/>
+      <w:sz w:val="24"/>
+    </w:rPr>
+  </w:style>
+  <w:style w:type="paragraph" w:styleId="Footer">
+    <w:name w:val="footer"/>
+    <w:basedOn w:val="Normal"/>
+    <w:link w:val="FooterChar"/>
+    <w:uiPriority w:val="99"/>
+    <w:unhideWhenUsed/>
+    <w:rsid w:val="00F321B6"/>
+    <w:pPr>
+      <w:tabs>
+        <w:tab w:val="center" w:pos="4680"/>
+        <w:tab w:val="right" w:pos="9360"/>
+      </w:tabs>
+      <w:spacing w:after="0" w:line="240" w:lineRule="auto"/>
+    </w:pPr>
+  </w:style>
+  <w:style w:type="character" w:customStyle="1" w:styleId="FooterChar">
+    <w:name w:val="Footer Char"/>
+    <w:basedOn w:val="DefaultParagraphFont"/>
+    <w:link w:val="Footer"/>
+    <w:uiPriority w:val="99"/>
+    <w:rsid w:val="00F321B6"/>
+    <w:rPr>
+      <w:rFonts w:ascii="Times New Roman" w:hAnsi="Times New Roman"/>
+      <w:sz w:val="24"/>
+    </w:rPr>
+  </w:style>
+  <w:style w:type="paragraph" w:styleId="Caption">
+    <w:name w:val="caption"/>
+    <w:basedOn w:val="Normal"/>
+    <w:next w:val="Normal"/>
+    <w:uiPriority w:val="35"/>
+    <w:unhideWhenUsed/>
+    <w:qFormat/>
+    <w:rsid w:val="00A342BB"/>
+    <w:pPr>
+      <w:spacing w:after="200" w:line="240" w:lineRule="auto"/>
+    </w:pPr>
+    <w:rPr>
+      <w:i/>
+      <w:iCs/>
+      <w:color w:val="0E2841" w:themeColor="text2"/>
+      <w:sz w:val="18"/>
+      <w:szCs w:val="18"/>
+    </w:rPr>
+  </w:style>
+  <w:style w:type="paragraph" w:styleId="TOCHeading">
+    <w:name w:val="TOC Heading"/>
+    <w:basedOn w:val="Heading1"/>
+    <w:next w:val="Normal"/>
+    <w:uiPriority w:val="39"/>
+    <w:unhideWhenUsed/>
+    <w:qFormat/>
+    <w:rsid w:val="00C74399"/>
+    <w:pPr>
+      <w:spacing w:before="240" w:after="0"/>
+      <w:outlineLvl w:val="9"/>
+    </w:pPr>
+    <w:rPr>
+      <w:kern w:val="0"/>
+      <w:sz w:val="32"/>
+      <w:szCs w:val="32"/>
+      <w:lang w:val="en-US"/>
+      <w14:ligatures w14:val="none"/>
+    </w:rPr>
+  </w:style>
+  <w:style w:type="paragraph" w:styleId="TOC1">
+    <w:name w:val="toc 1"/>
+    <w:basedOn w:val="Normal"/>
+    <w:next w:val="Normal"/>
+    <w:autoRedefine/>
+    <w:uiPriority w:val="39"/>
+    <w:unhideWhenUsed/>
+    <w:rsid w:val="00C74399"/>
+    <w:pPr>
+      <w:spacing w:after="100"/>
+    </w:pPr>
+  </w:style>
+  <w:style w:type="character" w:styleId="Hyperlink">
+    <w:name w:val="Hyperlink"/>
+    <w:basedOn w:val="DefaultParagraphFont"/>
+    <w:uiPriority w:val="99"/>
+    <w:unhideWhenUsed/>
+    <w:rsid w:val="00C74399"/>
+    <w:rPr>
+      <w:color w:val="467886" w:themeColor="hyperlink"/>
+      <w:u w:val="single"/>
+    </w:rPr>
+  </w:style>
+  <w:style w:type="paragraph" w:styleId="TableofFigures">
+    <w:name w:val="table of figures"/>
+    <w:basedOn w:val="Normal"/>
+    <w:next w:val="Normal"/>
+    <w:uiPriority w:val="99"/>
+    <w:unhideWhenUsed/>
+    <w:rsid w:val="00CF44AE"/>
+    <w:pPr>
+      <w:spacing w:after="0"/>
+    </w:pPr>
+  </w:style>
 </w:styles>
 </file>
 

--- a/Report/zerowaste_business_plan.docx
+++ b/Report/zerowaste_business_plan.docx
@@ -1,6 +1,6 @@
 
 <file path=word/document.xml><?xml version="1.0" encoding="utf-8"?>
-<w:document xmlns:wpc="http://schemas.microsoft.com/office/word/2010/wordprocessingCanvas" xmlns:cx="http://schemas.microsoft.com/office/drawing/2014/chartex" xmlns:cx1="http://schemas.microsoft.com/office/drawing/2015/9/8/chartex" xmlns:cx2="http://schemas.microsoft.com/office/drawing/2015/10/21/chartex" xmlns:cx3="http://schemas.microsoft.com/office/drawing/2016/5/9/chartex" xmlns:cx4="http://schemas.microsoft.com/office/drawing/2016/5/10/chartex" xmlns:cx5="http://schemas.microsoft.com/office/drawing/2016/5/11/chartex" xmlns:cx6="http://schemas.microsoft.com/office/drawing/2016/5/12/chartex" xmlns:cx7="http://schemas.microsoft.com/office/drawing/2016/5/13/chartex" xmlns:cx8="http://schemas.microsoft.com/office/drawing/2016/5/14/chartex" xmlns:mc="http://schemas.openxmlformats.org/markup-compatibility/2006" xmlns:aink="http://schemas.microsoft.com/office/drawing/2016/ink" xmlns:am3d="http://schemas.microsoft.com/office/drawing/2017/model3d" xmlns:o="urn:schemas-microsoft-com:office:office" xmlns:oel="http://schemas.microsoft.com/office/2019/extlst" xmlns:r="http://schemas.openxmlformats.org/officeDocument/2006/relationships" xmlns:m="http://schemas.openxmlformats.org/officeDocument/2006/math" xmlns:v="urn:schemas-microsoft-com:vml" xmlns:wp14="http://schemas.microsoft.com/office/word/2010/wordprocessingDrawing" xmlns:wp="http://schemas.openxmlformats.org/drawingml/2006/wordprocessingDrawing" xmlns:w10="urn:schemas-microsoft-com:office:word" xmlns:w="http://schemas.openxmlformats.org/wordprocessingml/2006/main" xmlns:w14="http://schemas.microsoft.com/office/word/2010/wordml" xmlns:w15="http://schemas.microsoft.com/office/word/2012/wordml" xmlns:w16cex="http://schemas.microsoft.com/office/word/2018/wordml/cex" xmlns:w16cid="http://schemas.microsoft.com/office/word/2016/wordml/cid" xmlns:w16="http://schemas.microsoft.com/office/word/2018/wordml" xmlns:w16du="http://schemas.microsoft.com/office/word/2023/wordml/word16du" xmlns:w16sdtdh="http://schemas.microsoft.com/office/word/2020/wordml/sdtdatahash" xmlns:w16sdtfl="http://schemas.microsoft.com/office/word/2024/wordml/sdtformatlock" xmlns:w16se="http://schemas.microsoft.com/office/word/2015/wordml/symex" xmlns:wpg="http://schemas.microsoft.com/office/word/2010/wordprocessingGroup" xmlns:wpi="http://schemas.microsoft.com/office/word/2010/wordprocessingInk" xmlns:wne="http://schemas.microsoft.com/office/word/2006/wordml" xmlns:wps="http://schemas.microsoft.com/office/word/2010/wordprocessingShape" mc:Ignorable="w14 w15 w16se w16cid w16 w16cex w16sdtdh w16sdtfl w16du wp14">
+<w:document xmlns:wpc="http://schemas.microsoft.com/office/word/2010/wordprocessingCanvas" xmlns:cx="http://schemas.microsoft.com/office/drawing/2014/chartex" xmlns:cx1="http://schemas.microsoft.com/office/drawing/2015/9/8/chartex" xmlns:cx2="http://schemas.microsoft.com/office/drawing/2015/10/21/chartex" xmlns:cx3="http://schemas.microsoft.com/office/drawing/2016/5/9/chartex" xmlns:cx4="http://schemas.microsoft.com/office/drawing/2016/5/10/chartex" xmlns:cx5="http://schemas.microsoft.com/office/drawing/2016/5/11/chartex" xmlns:cx6="http://schemas.microsoft.com/office/drawing/2016/5/12/chartex" xmlns:cx7="http://schemas.microsoft.com/office/drawing/2016/5/13/chartex" xmlns:cx8="http://schemas.microsoft.com/office/drawing/2016/5/14/chartex" xmlns:mc="http://schemas.openxmlformats.org/markup-compatibility/2006" xmlns:aink="http://schemas.microsoft.com/office/drawing/2016/ink" xmlns:am3d="http://schemas.microsoft.com/office/drawing/2017/model3d" xmlns:o="urn:schemas-microsoft-com:office:office" xmlns:oel="http://schemas.microsoft.com/office/2019/extlst" xmlns:r="http://schemas.openxmlformats.org/officeDocument/2006/relationships" xmlns:m="http://schemas.openxmlformats.org/officeDocument/2006/math" xmlns:v="urn:schemas-microsoft-com:vml" xmlns:wp14="http://schemas.microsoft.com/office/word/2010/wordprocessingDrawing" xmlns:wp="http://schemas.openxmlformats.org/drawingml/2006/wordprocessingDrawing" xmlns:w10="urn:schemas-microsoft-com:office:word" xmlns:w="http://schemas.openxmlformats.org/wordprocessingml/2006/main" xmlns:w14="http://schemas.microsoft.com/office/word/2010/wordml" xmlns:w15="http://schemas.microsoft.com/office/word/2012/wordml" xmlns:w16cex="http://schemas.microsoft.com/office/word/2018/wordml/cex" xmlns:w16cid="http://schemas.microsoft.com/office/word/2016/wordml/cid" xmlns:w16="http://schemas.microsoft.com/office/word/2018/wordml" xmlns:w16sdtdh="http://schemas.microsoft.com/office/word/2020/wordml/sdtdatahash" xmlns:w16se="http://schemas.microsoft.com/office/word/2015/wordml/symex" xmlns:wpg="http://schemas.microsoft.com/office/word/2010/wordprocessingGroup" xmlns:wpi="http://schemas.microsoft.com/office/word/2010/wordprocessingInk" xmlns:wne="http://schemas.microsoft.com/office/word/2006/wordml" xmlns:wps="http://schemas.microsoft.com/office/word/2010/wordprocessingShape" mc:Ignorable="w14 w15 w16se w16cid w16 w16cex w16sdtdh wp14">
   <w:body>
     <w:p>
       <w:pPr>
@@ -863,16 +863,8 @@
               <w:rPr>
                 <w:rFonts w:eastAsia="Calibri"/>
               </w:rPr>
-              <w:t xml:space="preserve">Assignment 1 – Task </w:t>
-            </w:r>
-            <w:proofErr w:type="gramStart"/>
-            <w:r>
-              <w:rPr>
-                <w:rFonts w:eastAsia="Calibri"/>
-              </w:rPr>
-              <w:t>1</w:t>
-            </w:r>
-            <w:proofErr w:type="gramEnd"/>
+              <w:t>Assignment 1 – Task 1</w:t>
+            </w:r>
           </w:p>
         </w:tc>
         <w:tc>
@@ -1831,21 +1823,12 @@
                 <w:b/>
               </w:rPr>
             </w:pPr>
-            <w:proofErr w:type="gramStart"/>
             <w:r>
               <w:rPr>
                 <w:rFonts w:eastAsia="Calibri"/>
                 <w:b/>
               </w:rPr>
-              <w:t>Student</w:t>
-            </w:r>
-            <w:proofErr w:type="gramEnd"/>
-            <w:r>
-              <w:rPr>
-                <w:rFonts w:eastAsia="Calibri"/>
-                <w:b/>
-              </w:rPr>
-              <w:t xml:space="preserve"> acknowledge feedback/comments</w:t>
+              <w:t>Student acknowledge feedback/comments</w:t>
             </w:r>
           </w:p>
         </w:tc>
@@ -2092,25 +2075,7 @@
           <w:sz w:val="18"/>
           <w:szCs w:val="18"/>
         </w:rPr>
-        <w:t xml:space="preserve">If the Turnitin report is required, students </w:t>
-      </w:r>
-      <w:proofErr w:type="gramStart"/>
-      <w:r>
-        <w:rPr>
-          <w:rFonts w:eastAsia="Calibri" w:cs="Times New Roman"/>
-          <w:sz w:val="18"/>
-          <w:szCs w:val="18"/>
-        </w:rPr>
-        <w:t>have to</w:t>
-      </w:r>
-      <w:proofErr w:type="gramEnd"/>
-      <w:r>
-        <w:rPr>
-          <w:rFonts w:eastAsia="Calibri" w:cs="Times New Roman"/>
-          <w:sz w:val="18"/>
-          <w:szCs w:val="18"/>
-        </w:rPr>
-        <w:t xml:space="preserve"> submit it with the assignment. However, departments may allow students up to </w:t>
+        <w:t xml:space="preserve">If the Turnitin report is required, students have to submit it with the assignment. However, departments may allow students up to </w:t>
       </w:r>
       <w:r>
         <w:rPr>
@@ -9738,6 +9703,7 @@
       <w:r>
         <w:rPr>
           <w:rFonts w:cs="Times New Roman"/>
+          <w:noProof/>
         </w:rPr>
         <w:drawing>
           <wp:inline distT="0" distB="0" distL="0" distR="0" wp14:anchorId="7260416B" wp14:editId="01262268">
@@ -9850,14 +9816,14 @@
       <w:r>
         <w:rPr>
           <w:rFonts w:cs="Times New Roman"/>
-          <w:lang w:val="en-US"/>
+          <w:noProof/>
         </w:rPr>
         <w:lastRenderedPageBreak/>
         <w:drawing>
-          <wp:inline distT="0" distB="0" distL="0" distR="0" wp14:anchorId="35B0D168" wp14:editId="520E6C1B">
-            <wp:extent cx="5731510" cy="4008755"/>
-            <wp:effectExtent l="0" t="0" r="2540" b="0"/>
-            <wp:docPr id="2016050178" name="Picture 1"/>
+          <wp:inline distT="0" distB="0" distL="0" distR="0" wp14:anchorId="5E081FEC" wp14:editId="2B807D9B">
+            <wp:extent cx="5885180" cy="3804128"/>
+            <wp:effectExtent l="0" t="0" r="1270" b="6350"/>
+            <wp:docPr id="6" name="Picture 6"/>
             <wp:cNvGraphicFramePr>
               <a:graphicFrameLocks xmlns:a="http://schemas.openxmlformats.org/drawingml/2006/main" noChangeAspect="1"/>
             </wp:cNvGraphicFramePr>
@@ -9865,23 +9831,33 @@
               <a:graphicData uri="http://schemas.openxmlformats.org/drawingml/2006/picture">
                 <pic:pic xmlns:pic="http://schemas.openxmlformats.org/drawingml/2006/picture">
                   <pic:nvPicPr>
-                    <pic:cNvPr id="2016050178" name=""/>
-                    <pic:cNvPicPr/>
+                    <pic:cNvPr id="0" name="Picture 3"/>
+                    <pic:cNvPicPr>
+                      <a:picLocks noChangeAspect="1" noChangeArrowheads="1"/>
+                    </pic:cNvPicPr>
                   </pic:nvPicPr>
                   <pic:blipFill>
-                    <a:blip r:embed="rId18"/>
+                    <a:blip r:embed="rId18">
+                      <a:extLst>
+                        <a:ext uri="{28A0092B-C50C-407E-A947-70E740481C1C}">
+                          <a14:useLocalDpi xmlns:a14="http://schemas.microsoft.com/office/drawing/2010/main" val="0"/>
+                        </a:ext>
+                      </a:extLst>
+                    </a:blip>
+                    <a:srcRect/>
                     <a:stretch>
                       <a:fillRect/>
                     </a:stretch>
                   </pic:blipFill>
-                  <pic:spPr>
+                  <pic:spPr bwMode="auto">
                     <a:xfrm>
                       <a:off x="0" y="0"/>
-                      <a:ext cx="5731510" cy="4008755"/>
+                      <a:ext cx="6094125" cy="3939188"/>
                     </a:xfrm>
                     <a:prstGeom prst="rect">
                       <a:avLst/>
                     </a:prstGeom>
+                    <a:noFill/>
                   </pic:spPr>
                 </pic:pic>
               </a:graphicData>
@@ -9954,12 +9930,13 @@
       <w:r>
         <w:rPr>
           <w:rFonts w:cs="Times New Roman"/>
+          <w:noProof/>
         </w:rPr>
         <w:drawing>
-          <wp:inline distT="0" distB="0" distL="0" distR="0" wp14:anchorId="10B4C3BD" wp14:editId="560262D0">
-            <wp:extent cx="5731510" cy="2673985"/>
-            <wp:effectExtent l="0" t="0" r="2540" b="0"/>
-            <wp:docPr id="2086330079" name="Picture 1"/>
+          <wp:inline distT="0" distB="0" distL="0" distR="0" wp14:anchorId="6E3268EB" wp14:editId="50B16005">
+            <wp:extent cx="5943600" cy="2604041"/>
+            <wp:effectExtent l="0" t="0" r="0" b="6350"/>
+            <wp:docPr id="8" name="Picture 8"/>
             <wp:cNvGraphicFramePr>
               <a:graphicFrameLocks xmlns:a="http://schemas.openxmlformats.org/drawingml/2006/main" noChangeAspect="1"/>
             </wp:cNvGraphicFramePr>
@@ -9967,23 +9944,33 @@
               <a:graphicData uri="http://schemas.openxmlformats.org/drawingml/2006/picture">
                 <pic:pic xmlns:pic="http://schemas.openxmlformats.org/drawingml/2006/picture">
                   <pic:nvPicPr>
-                    <pic:cNvPr id="2086330079" name=""/>
-                    <pic:cNvPicPr/>
+                    <pic:cNvPr id="0" name="Picture 4"/>
+                    <pic:cNvPicPr>
+                      <a:picLocks noChangeAspect="1" noChangeArrowheads="1"/>
+                    </pic:cNvPicPr>
                   </pic:nvPicPr>
                   <pic:blipFill>
-                    <a:blip r:embed="rId19"/>
+                    <a:blip r:embed="rId19" cstate="print">
+                      <a:extLst>
+                        <a:ext uri="{28A0092B-C50C-407E-A947-70E740481C1C}">
+                          <a14:useLocalDpi xmlns:a14="http://schemas.microsoft.com/office/drawing/2010/main" val="0"/>
+                        </a:ext>
+                      </a:extLst>
+                    </a:blip>
+                    <a:srcRect/>
                     <a:stretch>
                       <a:fillRect/>
                     </a:stretch>
                   </pic:blipFill>
-                  <pic:spPr>
+                  <pic:spPr bwMode="auto">
                     <a:xfrm>
                       <a:off x="0" y="0"/>
-                      <a:ext cx="5731510" cy="2673985"/>
+                      <a:ext cx="6023347" cy="2638980"/>
                     </a:xfrm>
                     <a:prstGeom prst="rect">
                       <a:avLst/>
                     </a:prstGeom>
+                    <a:noFill/>
                   </pic:spPr>
                 </pic:pic>
               </a:graphicData>
@@ -10056,6 +10043,7 @@
       <w:r>
         <w:rPr>
           <w:rFonts w:cs="Times New Roman"/>
+          <w:noProof/>
           <w:lang w:val="en-US"/>
         </w:rPr>
         <w:lastRenderedPageBreak/>
@@ -10348,6 +10336,15 @@
     </w:p>
     <w:p>
       <w:pPr>
+        <w:spacing w:line="360" w:lineRule="auto"/>
+        <w:jc w:val="both"/>
+        <w:rPr>
+          <w:rFonts w:cs="Times New Roman"/>
+        </w:rPr>
+      </w:pPr>
+    </w:p>
+    <w:p>
+      <w:pPr>
         <w:pStyle w:val="Style1"/>
         <w:rPr>
           <w:rFonts w:cs="Times New Roman"/>
@@ -10408,6 +10405,7 @@
           <w:sz w:val="20"/>
           <w:szCs w:val="20"/>
         </w:rPr>
+        <w:lastRenderedPageBreak/>
         <w:t xml:space="preserve">Note: The chart was created using GanttProject, and </w:t>
       </w:r>
       <w:r>
@@ -10463,7 +10461,6 @@
         <w:rPr>
           <w:rFonts w:cs="Times New Roman"/>
         </w:rPr>
-        <w:lastRenderedPageBreak/>
         <w:t>Technical Description</w:t>
       </w:r>
       <w:bookmarkEnd w:id="30"/>
@@ -11147,6 +11144,7 @@
                 <w:b/>
                 <w:bCs/>
               </w:rPr>
+              <w:lastRenderedPageBreak/>
               <w:t>Project Management and Collaboration</w:t>
             </w:r>
           </w:p>
@@ -11168,7 +11166,6 @@
               <w:rPr>
                 <w:rFonts w:cs="Times New Roman"/>
               </w:rPr>
-              <w:lastRenderedPageBreak/>
               <w:t>Version Control</w:t>
             </w:r>
           </w:p>
@@ -11569,7 +11566,7 @@
               <w:rPr>
                 <w:rFonts w:cs="Times New Roman"/>
               </w:rPr>
-              <w:t>CSS</w:t>
+              <w:t>Bootstrap</w:t>
             </w:r>
           </w:p>
         </w:tc>
@@ -11588,7 +11585,7 @@
               <w:rPr>
                 <w:rFonts w:cs="Times New Roman"/>
               </w:rPr>
-              <w:t>CSS4 or CSS5</w:t>
+              <w:t>Latest</w:t>
             </w:r>
           </w:p>
         </w:tc>
@@ -11674,7 +11671,7 @@
               <w:rPr>
                 <w:rFonts w:cs="Times New Roman"/>
               </w:rPr>
-              <w:t>Java Spring Boot</w:t>
+              <w:t>Spring Boot</w:t>
             </w:r>
           </w:p>
         </w:tc>
@@ -11693,7 +11690,7 @@
               <w:rPr>
                 <w:rFonts w:cs="Times New Roman"/>
               </w:rPr>
-              <w:t>3</w:t>
+              <w:t>Latest</w:t>
             </w:r>
           </w:p>
         </w:tc>
@@ -12360,12 +12357,115 @@
           </w:tcPr>
           <w:p>
             <w:pPr>
-              <w:spacing w:line="360" w:lineRule="auto"/>
-              <w:rPr>
-                <w:rFonts w:cs="Times New Roman"/>
-                <w:lang w:val="en-US"/>
-              </w:rPr>
-            </w:pPr>
+              <w:pStyle w:val="ListParagraph"/>
+              <w:numPr>
+                <w:ilvl w:val="0"/>
+                <w:numId w:val="29"/>
+              </w:numPr>
+              <w:spacing w:after="160" w:line="360" w:lineRule="auto"/>
+              <w:rPr>
+                <w:rFonts w:cs="Times New Roman"/>
+                <w:lang w:val="it-IT"/>
+              </w:rPr>
+            </w:pPr>
+            <w:r>
+              <w:rPr>
+                <w:rFonts w:cs="Times New Roman"/>
+                <w:lang w:val="it-IT"/>
+              </w:rPr>
+              <w:t>AMD Ryzen 5 5500U</w:t>
+            </w:r>
+          </w:p>
+          <w:p>
+            <w:pPr>
+              <w:pStyle w:val="ListParagraph"/>
+              <w:numPr>
+                <w:ilvl w:val="0"/>
+                <w:numId w:val="29"/>
+              </w:numPr>
+              <w:spacing w:after="160" w:line="360" w:lineRule="auto"/>
+              <w:rPr>
+                <w:rFonts w:cs="Times New Roman"/>
+                <w:lang w:val="it-IT"/>
+              </w:rPr>
+            </w:pPr>
+            <w:r>
+              <w:rPr>
+                <w:rFonts w:cs="Times New Roman"/>
+                <w:lang w:val="it-IT"/>
+              </w:rPr>
+              <w:t>16 GB RAM</w:t>
+            </w:r>
+          </w:p>
+          <w:p>
+            <w:pPr>
+              <w:pStyle w:val="ListParagraph"/>
+              <w:numPr>
+                <w:ilvl w:val="0"/>
+                <w:numId w:val="29"/>
+              </w:numPr>
+              <w:spacing w:after="160" w:line="360" w:lineRule="auto"/>
+              <w:rPr>
+                <w:rFonts w:cs="Times New Roman"/>
+                <w:lang w:val="it-IT"/>
+              </w:rPr>
+            </w:pPr>
+            <w:r>
+              <w:rPr>
+                <w:rFonts w:cs="Times New Roman"/>
+                <w:lang w:val="it-IT"/>
+              </w:rPr>
+              <w:t>8</w:t>
+            </w:r>
+            <w:r>
+              <w:rPr>
+                <w:rFonts w:cs="Times New Roman"/>
+                <w:lang w:val="it-IT"/>
+              </w:rPr>
+              <w:t xml:space="preserve"> GB </w:t>
+            </w:r>
+            <w:r>
+              <w:rPr>
+                <w:rFonts w:cs="Times New Roman"/>
+                <w:lang w:val="it-IT"/>
+              </w:rPr>
+              <w:t>-</w:t>
+            </w:r>
+            <w:r>
+              <w:rPr>
+                <w:rFonts w:cs="Times New Roman"/>
+                <w:lang w:val="it-IT"/>
+              </w:rPr>
+              <w:t xml:space="preserve"> </w:t>
+            </w:r>
+            <w:r>
+              <w:rPr>
+                <w:rFonts w:cs="Times New Roman"/>
+                <w:lang w:val="it-IT"/>
+              </w:rPr>
+              <w:t>GTX 1650</w:t>
+            </w:r>
+          </w:p>
+          <w:p>
+            <w:pPr>
+              <w:pStyle w:val="ListParagraph"/>
+              <w:numPr>
+                <w:ilvl w:val="0"/>
+                <w:numId w:val="29"/>
+              </w:numPr>
+              <w:spacing w:after="160" w:line="360" w:lineRule="auto"/>
+              <w:rPr>
+                <w:rFonts w:cs="Times New Roman"/>
+                <w:lang w:val="it-IT"/>
+              </w:rPr>
+            </w:pPr>
+            <w:r>
+              <w:rPr>
+                <w:rFonts w:cs="Times New Roman"/>
+                <w:lang w:val="it-IT"/>
+              </w:rPr>
+              <w:t>512 SSD</w:t>
+            </w:r>
           </w:p>
         </w:tc>
       </w:tr>
@@ -12736,23 +12836,7 @@
                 <w:rFonts w:cs="Times New Roman"/>
                 <w:lang w:val="en-US"/>
               </w:rPr>
-              <w:t xml:space="preserve">Second choice of browser to </w:t>
-            </w:r>
-            <w:proofErr w:type="gramStart"/>
-            <w:r>
-              <w:rPr>
-                <w:rFonts w:cs="Times New Roman"/>
-                <w:lang w:val="en-US"/>
-              </w:rPr>
-              <w:t>test</w:t>
-            </w:r>
-            <w:proofErr w:type="gramEnd"/>
-            <w:r>
-              <w:rPr>
-                <w:rFonts w:cs="Times New Roman"/>
-                <w:lang w:val="en-US"/>
-              </w:rPr>
-              <w:t xml:space="preserve"> for cross platform compatibility.</w:t>
+              <w:t>Second choice of browser to test for cross platform compatibility.</w:t>
             </w:r>
           </w:p>
         </w:tc>
@@ -12840,7 +12924,6 @@
               </w:rPr>
               <w:t xml:space="preserve">For running the backend and frontend application on local server </w:t>
             </w:r>
-            <w:proofErr w:type="gramStart"/>
             <w:r>
               <w:rPr>
                 <w:rFonts w:cs="Times New Roman"/>
@@ -12848,7 +12931,6 @@
               </w:rPr>
               <w:t>i.e.</w:t>
             </w:r>
-            <w:proofErr w:type="gramEnd"/>
             <w:r>
               <w:rPr>
                 <w:rFonts w:cs="Times New Roman"/>
@@ -14126,7 +14208,7 @@
 </file>
 
 <file path=word/endnotes.xml><?xml version="1.0" encoding="utf-8"?>
-<w:endnotes xmlns:wpc="http://schemas.microsoft.com/office/word/2010/wordprocessingCanvas" xmlns:cx="http://schemas.microsoft.com/office/drawing/2014/chartex" xmlns:cx1="http://schemas.microsoft.com/office/drawing/2015/9/8/chartex" xmlns:cx2="http://schemas.microsoft.com/office/drawing/2015/10/21/chartex" xmlns:cx3="http://schemas.microsoft.com/office/drawing/2016/5/9/chartex" xmlns:cx4="http://schemas.microsoft.com/office/drawing/2016/5/10/chartex" xmlns:cx5="http://schemas.microsoft.com/office/drawing/2016/5/11/chartex" xmlns:cx6="http://schemas.microsoft.com/office/drawing/2016/5/12/chartex" xmlns:cx7="http://schemas.microsoft.com/office/drawing/2016/5/13/chartex" xmlns:cx8="http://schemas.microsoft.com/office/drawing/2016/5/14/chartex" xmlns:mc="http://schemas.openxmlformats.org/markup-compatibility/2006" xmlns:aink="http://schemas.microsoft.com/office/drawing/2016/ink" xmlns:am3d="http://schemas.microsoft.com/office/drawing/2017/model3d" xmlns:o="urn:schemas-microsoft-com:office:office" xmlns:oel="http://schemas.microsoft.com/office/2019/extlst" xmlns:r="http://schemas.openxmlformats.org/officeDocument/2006/relationships" xmlns:m="http://schemas.openxmlformats.org/officeDocument/2006/math" xmlns:v="urn:schemas-microsoft-com:vml" xmlns:wp14="http://schemas.microsoft.com/office/word/2010/wordprocessingDrawing" xmlns:wp="http://schemas.openxmlformats.org/drawingml/2006/wordprocessingDrawing" xmlns:w10="urn:schemas-microsoft-com:office:word" xmlns:w="http://schemas.openxmlformats.org/wordprocessingml/2006/main" xmlns:w14="http://schemas.microsoft.com/office/word/2010/wordml" xmlns:w15="http://schemas.microsoft.com/office/word/2012/wordml" xmlns:w16cex="http://schemas.microsoft.com/office/word/2018/wordml/cex" xmlns:w16cid="http://schemas.microsoft.com/office/word/2016/wordml/cid" xmlns:w16="http://schemas.microsoft.com/office/word/2018/wordml" xmlns:w16du="http://schemas.microsoft.com/office/word/2023/wordml/word16du" xmlns:w16sdtdh="http://schemas.microsoft.com/office/word/2020/wordml/sdtdatahash" xmlns:w16sdtfl="http://schemas.microsoft.com/office/word/2024/wordml/sdtformatlock" xmlns:w16se="http://schemas.microsoft.com/office/word/2015/wordml/symex" xmlns:wpg="http://schemas.microsoft.com/office/word/2010/wordprocessingGroup" xmlns:wpi="http://schemas.microsoft.com/office/word/2010/wordprocessingInk" xmlns:wne="http://schemas.microsoft.com/office/word/2006/wordml" xmlns:wps="http://schemas.microsoft.com/office/word/2010/wordprocessingShape" mc:Ignorable="w14 w15 w16se w16cid w16 w16cex w16sdtdh w16sdtfl w16du wp14">
+<w:endnotes xmlns:wpc="http://schemas.microsoft.com/office/word/2010/wordprocessingCanvas" xmlns:cx="http://schemas.microsoft.com/office/drawing/2014/chartex" xmlns:cx1="http://schemas.microsoft.com/office/drawing/2015/9/8/chartex" xmlns:cx2="http://schemas.microsoft.com/office/drawing/2015/10/21/chartex" xmlns:cx3="http://schemas.microsoft.com/office/drawing/2016/5/9/chartex" xmlns:cx4="http://schemas.microsoft.com/office/drawing/2016/5/10/chartex" xmlns:cx5="http://schemas.microsoft.com/office/drawing/2016/5/11/chartex" xmlns:cx6="http://schemas.microsoft.com/office/drawing/2016/5/12/chartex" xmlns:cx7="http://schemas.microsoft.com/office/drawing/2016/5/13/chartex" xmlns:cx8="http://schemas.microsoft.com/office/drawing/2016/5/14/chartex" xmlns:mc="http://schemas.openxmlformats.org/markup-compatibility/2006" xmlns:aink="http://schemas.microsoft.com/office/drawing/2016/ink" xmlns:am3d="http://schemas.microsoft.com/office/drawing/2017/model3d" xmlns:o="urn:schemas-microsoft-com:office:office" xmlns:oel="http://schemas.microsoft.com/office/2019/extlst" xmlns:r="http://schemas.openxmlformats.org/officeDocument/2006/relationships" xmlns:m="http://schemas.openxmlformats.org/officeDocument/2006/math" xmlns:v="urn:schemas-microsoft-com:vml" xmlns:wp14="http://schemas.microsoft.com/office/word/2010/wordprocessingDrawing" xmlns:wp="http://schemas.openxmlformats.org/drawingml/2006/wordprocessingDrawing" xmlns:w10="urn:schemas-microsoft-com:office:word" xmlns:w="http://schemas.openxmlformats.org/wordprocessingml/2006/main" xmlns:w14="http://schemas.microsoft.com/office/word/2010/wordml" xmlns:w15="http://schemas.microsoft.com/office/word/2012/wordml" xmlns:w16cex="http://schemas.microsoft.com/office/word/2018/wordml/cex" xmlns:w16cid="http://schemas.microsoft.com/office/word/2016/wordml/cid" xmlns:w16="http://schemas.microsoft.com/office/word/2018/wordml" xmlns:w16sdtdh="http://schemas.microsoft.com/office/word/2020/wordml/sdtdatahash" xmlns:w16se="http://schemas.microsoft.com/office/word/2015/wordml/symex" xmlns:wpg="http://schemas.microsoft.com/office/word/2010/wordprocessingGroup" xmlns:wpi="http://schemas.microsoft.com/office/word/2010/wordprocessingInk" xmlns:wne="http://schemas.microsoft.com/office/word/2006/wordml" xmlns:wps="http://schemas.microsoft.com/office/word/2010/wordprocessingShape" mc:Ignorable="w14 w15 w16se w16cid w16 w16cex w16sdtdh wp14">
   <w:endnote w:type="separator" w:id="-1">
     <w:p>
       <w:pPr>
@@ -14151,7 +14233,7 @@
 </file>
 
 <file path=word/footer1.xml><?xml version="1.0" encoding="utf-8"?>
-<w:ftr xmlns:wpc="http://schemas.microsoft.com/office/word/2010/wordprocessingCanvas" xmlns:cx="http://schemas.microsoft.com/office/drawing/2014/chartex" xmlns:cx1="http://schemas.microsoft.com/office/drawing/2015/9/8/chartex" xmlns:cx2="http://schemas.microsoft.com/office/drawing/2015/10/21/chartex" xmlns:cx3="http://schemas.microsoft.com/office/drawing/2016/5/9/chartex" xmlns:cx4="http://schemas.microsoft.com/office/drawing/2016/5/10/chartex" xmlns:cx5="http://schemas.microsoft.com/office/drawing/2016/5/11/chartex" xmlns:cx6="http://schemas.microsoft.com/office/drawing/2016/5/12/chartex" xmlns:cx7="http://schemas.microsoft.com/office/drawing/2016/5/13/chartex" xmlns:cx8="http://schemas.microsoft.com/office/drawing/2016/5/14/chartex" xmlns:mc="http://schemas.openxmlformats.org/markup-compatibility/2006" xmlns:aink="http://schemas.microsoft.com/office/drawing/2016/ink" xmlns:am3d="http://schemas.microsoft.com/office/drawing/2017/model3d" xmlns:o="urn:schemas-microsoft-com:office:office" xmlns:oel="http://schemas.microsoft.com/office/2019/extlst" xmlns:r="http://schemas.openxmlformats.org/officeDocument/2006/relationships" xmlns:m="http://schemas.openxmlformats.org/officeDocument/2006/math" xmlns:v="urn:schemas-microsoft-com:vml" xmlns:wp14="http://schemas.microsoft.com/office/word/2010/wordprocessingDrawing" xmlns:wp="http://schemas.openxmlformats.org/drawingml/2006/wordprocessingDrawing" xmlns:w10="urn:schemas-microsoft-com:office:word" xmlns:w="http://schemas.openxmlformats.org/wordprocessingml/2006/main" xmlns:w14="http://schemas.microsoft.com/office/word/2010/wordml" xmlns:w15="http://schemas.microsoft.com/office/word/2012/wordml" xmlns:w16cex="http://schemas.microsoft.com/office/word/2018/wordml/cex" xmlns:w16cid="http://schemas.microsoft.com/office/word/2016/wordml/cid" xmlns:w16="http://schemas.microsoft.com/office/word/2018/wordml" xmlns:w16du="http://schemas.microsoft.com/office/word/2023/wordml/word16du" xmlns:w16sdtdh="http://schemas.microsoft.com/office/word/2020/wordml/sdtdatahash" xmlns:w16sdtfl="http://schemas.microsoft.com/office/word/2024/wordml/sdtformatlock" xmlns:w16se="http://schemas.microsoft.com/office/word/2015/wordml/symex" xmlns:wpg="http://schemas.microsoft.com/office/word/2010/wordprocessingGroup" xmlns:wpi="http://schemas.microsoft.com/office/word/2010/wordprocessingInk" xmlns:wne="http://schemas.microsoft.com/office/word/2006/wordml" xmlns:wps="http://schemas.microsoft.com/office/word/2010/wordprocessingShape" mc:Ignorable="w14 w15 w16se w16cid w16 w16cex w16sdtdh w16sdtfl w16du wp14">
+<w:ftr xmlns:wpc="http://schemas.microsoft.com/office/word/2010/wordprocessingCanvas" xmlns:cx="http://schemas.microsoft.com/office/drawing/2014/chartex" xmlns:cx1="http://schemas.microsoft.com/office/drawing/2015/9/8/chartex" xmlns:cx2="http://schemas.microsoft.com/office/drawing/2015/10/21/chartex" xmlns:cx3="http://schemas.microsoft.com/office/drawing/2016/5/9/chartex" xmlns:cx4="http://schemas.microsoft.com/office/drawing/2016/5/10/chartex" xmlns:cx5="http://schemas.microsoft.com/office/drawing/2016/5/11/chartex" xmlns:cx6="http://schemas.microsoft.com/office/drawing/2016/5/12/chartex" xmlns:cx7="http://schemas.microsoft.com/office/drawing/2016/5/13/chartex" xmlns:cx8="http://schemas.microsoft.com/office/drawing/2016/5/14/chartex" xmlns:mc="http://schemas.openxmlformats.org/markup-compatibility/2006" xmlns:aink="http://schemas.microsoft.com/office/drawing/2016/ink" xmlns:am3d="http://schemas.microsoft.com/office/drawing/2017/model3d" xmlns:o="urn:schemas-microsoft-com:office:office" xmlns:oel="http://schemas.microsoft.com/office/2019/extlst" xmlns:r="http://schemas.openxmlformats.org/officeDocument/2006/relationships" xmlns:m="http://schemas.openxmlformats.org/officeDocument/2006/math" xmlns:v="urn:schemas-microsoft-com:vml" xmlns:wp14="http://schemas.microsoft.com/office/word/2010/wordprocessingDrawing" xmlns:wp="http://schemas.openxmlformats.org/drawingml/2006/wordprocessingDrawing" xmlns:w10="urn:schemas-microsoft-com:office:word" xmlns:w="http://schemas.openxmlformats.org/wordprocessingml/2006/main" xmlns:w14="http://schemas.microsoft.com/office/word/2010/wordml" xmlns:w15="http://schemas.microsoft.com/office/word/2012/wordml" xmlns:w16cex="http://schemas.microsoft.com/office/word/2018/wordml/cex" xmlns:w16cid="http://schemas.microsoft.com/office/word/2016/wordml/cid" xmlns:w16="http://schemas.microsoft.com/office/word/2018/wordml" xmlns:w16sdtdh="http://schemas.microsoft.com/office/word/2020/wordml/sdtdatahash" xmlns:w16se="http://schemas.microsoft.com/office/word/2015/wordml/symex" xmlns:wpg="http://schemas.microsoft.com/office/word/2010/wordprocessingGroup" xmlns:wpi="http://schemas.microsoft.com/office/word/2010/wordprocessingInk" xmlns:wne="http://schemas.microsoft.com/office/word/2006/wordml" xmlns:wps="http://schemas.microsoft.com/office/word/2010/wordprocessingShape" mc:Ignorable="w14 w15 w16se w16cid w16 w16cex w16sdtdh wp14">
   <w:sdt>
     <w:sdtPr>
       <w:rPr>
@@ -14236,7 +14318,7 @@
 </file>
 
 <file path=word/footer2.xml><?xml version="1.0" encoding="utf-8"?>
-<w:ftr xmlns:wpc="http://schemas.microsoft.com/office/word/2010/wordprocessingCanvas" xmlns:cx="http://schemas.microsoft.com/office/drawing/2014/chartex" xmlns:cx1="http://schemas.microsoft.com/office/drawing/2015/9/8/chartex" xmlns:cx2="http://schemas.microsoft.com/office/drawing/2015/10/21/chartex" xmlns:cx3="http://schemas.microsoft.com/office/drawing/2016/5/9/chartex" xmlns:cx4="http://schemas.microsoft.com/office/drawing/2016/5/10/chartex" xmlns:cx5="http://schemas.microsoft.com/office/drawing/2016/5/11/chartex" xmlns:cx6="http://schemas.microsoft.com/office/drawing/2016/5/12/chartex" xmlns:cx7="http://schemas.microsoft.com/office/drawing/2016/5/13/chartex" xmlns:cx8="http://schemas.microsoft.com/office/drawing/2016/5/14/chartex" xmlns:mc="http://schemas.openxmlformats.org/markup-compatibility/2006" xmlns:aink="http://schemas.microsoft.com/office/drawing/2016/ink" xmlns:am3d="http://schemas.microsoft.com/office/drawing/2017/model3d" xmlns:o="urn:schemas-microsoft-com:office:office" xmlns:oel="http://schemas.microsoft.com/office/2019/extlst" xmlns:r="http://schemas.openxmlformats.org/officeDocument/2006/relationships" xmlns:m="http://schemas.openxmlformats.org/officeDocument/2006/math" xmlns:v="urn:schemas-microsoft-com:vml" xmlns:wp14="http://schemas.microsoft.com/office/word/2010/wordprocessingDrawing" xmlns:wp="http://schemas.openxmlformats.org/drawingml/2006/wordprocessingDrawing" xmlns:w10="urn:schemas-microsoft-com:office:word" xmlns:w="http://schemas.openxmlformats.org/wordprocessingml/2006/main" xmlns:w14="http://schemas.microsoft.com/office/word/2010/wordml" xmlns:w15="http://schemas.microsoft.com/office/word/2012/wordml" xmlns:w16cex="http://schemas.microsoft.com/office/word/2018/wordml/cex" xmlns:w16cid="http://schemas.microsoft.com/office/word/2016/wordml/cid" xmlns:w16="http://schemas.microsoft.com/office/word/2018/wordml" xmlns:w16du="http://schemas.microsoft.com/office/word/2023/wordml/word16du" xmlns:w16sdtdh="http://schemas.microsoft.com/office/word/2020/wordml/sdtdatahash" xmlns:w16sdtfl="http://schemas.microsoft.com/office/word/2024/wordml/sdtformatlock" xmlns:w16se="http://schemas.microsoft.com/office/word/2015/wordml/symex" xmlns:wpg="http://schemas.microsoft.com/office/word/2010/wordprocessingGroup" xmlns:wpi="http://schemas.microsoft.com/office/word/2010/wordprocessingInk" xmlns:wne="http://schemas.microsoft.com/office/word/2006/wordml" xmlns:wps="http://schemas.microsoft.com/office/word/2010/wordprocessingShape" mc:Ignorable="w14 w15 w16se w16cid w16 w16cex w16sdtdh w16sdtfl w16du wp14">
+<w:ftr xmlns:wpc="http://schemas.microsoft.com/office/word/2010/wordprocessingCanvas" xmlns:cx="http://schemas.microsoft.com/office/drawing/2014/chartex" xmlns:cx1="http://schemas.microsoft.com/office/drawing/2015/9/8/chartex" xmlns:cx2="http://schemas.microsoft.com/office/drawing/2015/10/21/chartex" xmlns:cx3="http://schemas.microsoft.com/office/drawing/2016/5/9/chartex" xmlns:cx4="http://schemas.microsoft.com/office/drawing/2016/5/10/chartex" xmlns:cx5="http://schemas.microsoft.com/office/drawing/2016/5/11/chartex" xmlns:cx6="http://schemas.microsoft.com/office/drawing/2016/5/12/chartex" xmlns:cx7="http://schemas.microsoft.com/office/drawing/2016/5/13/chartex" xmlns:cx8="http://schemas.microsoft.com/office/drawing/2016/5/14/chartex" xmlns:mc="http://schemas.openxmlformats.org/markup-compatibility/2006" xmlns:aink="http://schemas.microsoft.com/office/drawing/2016/ink" xmlns:am3d="http://schemas.microsoft.com/office/drawing/2017/model3d" xmlns:o="urn:schemas-microsoft-com:office:office" xmlns:oel="http://schemas.microsoft.com/office/2019/extlst" xmlns:r="http://schemas.openxmlformats.org/officeDocument/2006/relationships" xmlns:m="http://schemas.openxmlformats.org/officeDocument/2006/math" xmlns:v="urn:schemas-microsoft-com:vml" xmlns:wp14="http://schemas.microsoft.com/office/word/2010/wordprocessingDrawing" xmlns:wp="http://schemas.openxmlformats.org/drawingml/2006/wordprocessingDrawing" xmlns:w10="urn:schemas-microsoft-com:office:word" xmlns:w="http://schemas.openxmlformats.org/wordprocessingml/2006/main" xmlns:w14="http://schemas.microsoft.com/office/word/2010/wordml" xmlns:w15="http://schemas.microsoft.com/office/word/2012/wordml" xmlns:w16cex="http://schemas.microsoft.com/office/word/2018/wordml/cex" xmlns:w16cid="http://schemas.microsoft.com/office/word/2016/wordml/cid" xmlns:w16="http://schemas.microsoft.com/office/word/2018/wordml" xmlns:w16sdtdh="http://schemas.microsoft.com/office/word/2020/wordml/sdtdatahash" xmlns:w16se="http://schemas.microsoft.com/office/word/2015/wordml/symex" xmlns:wpg="http://schemas.microsoft.com/office/word/2010/wordprocessingGroup" xmlns:wpi="http://schemas.microsoft.com/office/word/2010/wordprocessingInk" xmlns:wne="http://schemas.microsoft.com/office/word/2006/wordml" xmlns:wps="http://schemas.microsoft.com/office/word/2010/wordprocessingShape" mc:Ignorable="w14 w15 w16se w16cid w16 w16cex w16sdtdh wp14">
   <w:sdt>
     <w:sdtPr>
       <w:rPr>
@@ -14321,7 +14403,7 @@
 </file>
 
 <file path=word/footer3.xml><?xml version="1.0" encoding="utf-8"?>
-<w:ftr xmlns:wpc="http://schemas.microsoft.com/office/word/2010/wordprocessingCanvas" xmlns:cx="http://schemas.microsoft.com/office/drawing/2014/chartex" xmlns:cx1="http://schemas.microsoft.com/office/drawing/2015/9/8/chartex" xmlns:cx2="http://schemas.microsoft.com/office/drawing/2015/10/21/chartex" xmlns:cx3="http://schemas.microsoft.com/office/drawing/2016/5/9/chartex" xmlns:cx4="http://schemas.microsoft.com/office/drawing/2016/5/10/chartex" xmlns:cx5="http://schemas.microsoft.com/office/drawing/2016/5/11/chartex" xmlns:cx6="http://schemas.microsoft.com/office/drawing/2016/5/12/chartex" xmlns:cx7="http://schemas.microsoft.com/office/drawing/2016/5/13/chartex" xmlns:cx8="http://schemas.microsoft.com/office/drawing/2016/5/14/chartex" xmlns:mc="http://schemas.openxmlformats.org/markup-compatibility/2006" xmlns:aink="http://schemas.microsoft.com/office/drawing/2016/ink" xmlns:am3d="http://schemas.microsoft.com/office/drawing/2017/model3d" xmlns:o="urn:schemas-microsoft-com:office:office" xmlns:oel="http://schemas.microsoft.com/office/2019/extlst" xmlns:r="http://schemas.openxmlformats.org/officeDocument/2006/relationships" xmlns:m="http://schemas.openxmlformats.org/officeDocument/2006/math" xmlns:v="urn:schemas-microsoft-com:vml" xmlns:wp14="http://schemas.microsoft.com/office/word/2010/wordprocessingDrawing" xmlns:wp="http://schemas.openxmlformats.org/drawingml/2006/wordprocessingDrawing" xmlns:w10="urn:schemas-microsoft-com:office:word" xmlns:w="http://schemas.openxmlformats.org/wordprocessingml/2006/main" xmlns:w14="http://schemas.microsoft.com/office/word/2010/wordml" xmlns:w15="http://schemas.microsoft.com/office/word/2012/wordml" xmlns:w16cex="http://schemas.microsoft.com/office/word/2018/wordml/cex" xmlns:w16cid="http://schemas.microsoft.com/office/word/2016/wordml/cid" xmlns:w16="http://schemas.microsoft.com/office/word/2018/wordml" xmlns:w16du="http://schemas.microsoft.com/office/word/2023/wordml/word16du" xmlns:w16sdtdh="http://schemas.microsoft.com/office/word/2020/wordml/sdtdatahash" xmlns:w16sdtfl="http://schemas.microsoft.com/office/word/2024/wordml/sdtformatlock" xmlns:w16se="http://schemas.microsoft.com/office/word/2015/wordml/symex" xmlns:wpg="http://schemas.microsoft.com/office/word/2010/wordprocessingGroup" xmlns:wpi="http://schemas.microsoft.com/office/word/2010/wordprocessingInk" xmlns:wne="http://schemas.microsoft.com/office/word/2006/wordml" xmlns:wps="http://schemas.microsoft.com/office/word/2010/wordprocessingShape" mc:Ignorable="w14 w15 w16se w16cid w16 w16cex w16sdtdh w16sdtfl w16du wp14">
+<w:ftr xmlns:wpc="http://schemas.microsoft.com/office/word/2010/wordprocessingCanvas" xmlns:cx="http://schemas.microsoft.com/office/drawing/2014/chartex" xmlns:cx1="http://schemas.microsoft.com/office/drawing/2015/9/8/chartex" xmlns:cx2="http://schemas.microsoft.com/office/drawing/2015/10/21/chartex" xmlns:cx3="http://schemas.microsoft.com/office/drawing/2016/5/9/chartex" xmlns:cx4="http://schemas.microsoft.com/office/drawing/2016/5/10/chartex" xmlns:cx5="http://schemas.microsoft.com/office/drawing/2016/5/11/chartex" xmlns:cx6="http://schemas.microsoft.com/office/drawing/2016/5/12/chartex" xmlns:cx7="http://schemas.microsoft.com/office/drawing/2016/5/13/chartex" xmlns:cx8="http://schemas.microsoft.com/office/drawing/2016/5/14/chartex" xmlns:mc="http://schemas.openxmlformats.org/markup-compatibility/2006" xmlns:aink="http://schemas.microsoft.com/office/drawing/2016/ink" xmlns:am3d="http://schemas.microsoft.com/office/drawing/2017/model3d" xmlns:o="urn:schemas-microsoft-com:office:office" xmlns:oel="http://schemas.microsoft.com/office/2019/extlst" xmlns:r="http://schemas.openxmlformats.org/officeDocument/2006/relationships" xmlns:m="http://schemas.openxmlformats.org/officeDocument/2006/math" xmlns:v="urn:schemas-microsoft-com:vml" xmlns:wp14="http://schemas.microsoft.com/office/word/2010/wordprocessingDrawing" xmlns:wp="http://schemas.openxmlformats.org/drawingml/2006/wordprocessingDrawing" xmlns:w10="urn:schemas-microsoft-com:office:word" xmlns:w="http://schemas.openxmlformats.org/wordprocessingml/2006/main" xmlns:w14="http://schemas.microsoft.com/office/word/2010/wordml" xmlns:w15="http://schemas.microsoft.com/office/word/2012/wordml" xmlns:w16cex="http://schemas.microsoft.com/office/word/2018/wordml/cex" xmlns:w16cid="http://schemas.microsoft.com/office/word/2016/wordml/cid" xmlns:w16="http://schemas.microsoft.com/office/word/2018/wordml" xmlns:w16sdtdh="http://schemas.microsoft.com/office/word/2020/wordml/sdtdatahash" xmlns:w16se="http://schemas.microsoft.com/office/word/2015/wordml/symex" xmlns:wpg="http://schemas.microsoft.com/office/word/2010/wordprocessingGroup" xmlns:wpi="http://schemas.microsoft.com/office/word/2010/wordprocessingInk" xmlns:wne="http://schemas.microsoft.com/office/word/2006/wordml" xmlns:wps="http://schemas.microsoft.com/office/word/2010/wordprocessingShape" mc:Ignorable="w14 w15 w16se w16cid w16 w16cex w16sdtdh wp14">
   <w:p>
     <w:pPr>
       <w:pStyle w:val="Footer"/>
@@ -14337,7 +14419,7 @@
 </file>
 
 <file path=word/footer4.xml><?xml version="1.0" encoding="utf-8"?>
-<w:ftr xmlns:wpc="http://schemas.microsoft.com/office/word/2010/wordprocessingCanvas" xmlns:cx="http://schemas.microsoft.com/office/drawing/2014/chartex" xmlns:cx1="http://schemas.microsoft.com/office/drawing/2015/9/8/chartex" xmlns:cx2="http://schemas.microsoft.com/office/drawing/2015/10/21/chartex" xmlns:cx3="http://schemas.microsoft.com/office/drawing/2016/5/9/chartex" xmlns:cx4="http://schemas.microsoft.com/office/drawing/2016/5/10/chartex" xmlns:cx5="http://schemas.microsoft.com/office/drawing/2016/5/11/chartex" xmlns:cx6="http://schemas.microsoft.com/office/drawing/2016/5/12/chartex" xmlns:cx7="http://schemas.microsoft.com/office/drawing/2016/5/13/chartex" xmlns:cx8="http://schemas.microsoft.com/office/drawing/2016/5/14/chartex" xmlns:mc="http://schemas.openxmlformats.org/markup-compatibility/2006" xmlns:aink="http://schemas.microsoft.com/office/drawing/2016/ink" xmlns:am3d="http://schemas.microsoft.com/office/drawing/2017/model3d" xmlns:o="urn:schemas-microsoft-com:office:office" xmlns:oel="http://schemas.microsoft.com/office/2019/extlst" xmlns:r="http://schemas.openxmlformats.org/officeDocument/2006/relationships" xmlns:m="http://schemas.openxmlformats.org/officeDocument/2006/math" xmlns:v="urn:schemas-microsoft-com:vml" xmlns:wp14="http://schemas.microsoft.com/office/word/2010/wordprocessingDrawing" xmlns:wp="http://schemas.openxmlformats.org/drawingml/2006/wordprocessingDrawing" xmlns:w10="urn:schemas-microsoft-com:office:word" xmlns:w="http://schemas.openxmlformats.org/wordprocessingml/2006/main" xmlns:w14="http://schemas.microsoft.com/office/word/2010/wordml" xmlns:w15="http://schemas.microsoft.com/office/word/2012/wordml" xmlns:w16cex="http://schemas.microsoft.com/office/word/2018/wordml/cex" xmlns:w16cid="http://schemas.microsoft.com/office/word/2016/wordml/cid" xmlns:w16="http://schemas.microsoft.com/office/word/2018/wordml" xmlns:w16du="http://schemas.microsoft.com/office/word/2023/wordml/word16du" xmlns:w16sdtdh="http://schemas.microsoft.com/office/word/2020/wordml/sdtdatahash" xmlns:w16sdtfl="http://schemas.microsoft.com/office/word/2024/wordml/sdtformatlock" xmlns:w16se="http://schemas.microsoft.com/office/word/2015/wordml/symex" xmlns:wpg="http://schemas.microsoft.com/office/word/2010/wordprocessingGroup" xmlns:wpi="http://schemas.microsoft.com/office/word/2010/wordprocessingInk" xmlns:wne="http://schemas.microsoft.com/office/word/2006/wordml" xmlns:wps="http://schemas.microsoft.com/office/word/2010/wordprocessingShape" mc:Ignorable="w14 w15 w16se w16cid w16 w16cex w16sdtdh w16sdtfl w16du wp14">
+<w:ftr xmlns:wpc="http://schemas.microsoft.com/office/word/2010/wordprocessingCanvas" xmlns:cx="http://schemas.microsoft.com/office/drawing/2014/chartex" xmlns:cx1="http://schemas.microsoft.com/office/drawing/2015/9/8/chartex" xmlns:cx2="http://schemas.microsoft.com/office/drawing/2015/10/21/chartex" xmlns:cx3="http://schemas.microsoft.com/office/drawing/2016/5/9/chartex" xmlns:cx4="http://schemas.microsoft.com/office/drawing/2016/5/10/chartex" xmlns:cx5="http://schemas.microsoft.com/office/drawing/2016/5/11/chartex" xmlns:cx6="http://schemas.microsoft.com/office/drawing/2016/5/12/chartex" xmlns:cx7="http://schemas.microsoft.com/office/drawing/2016/5/13/chartex" xmlns:cx8="http://schemas.microsoft.com/office/drawing/2016/5/14/chartex" xmlns:mc="http://schemas.openxmlformats.org/markup-compatibility/2006" xmlns:aink="http://schemas.microsoft.com/office/drawing/2016/ink" xmlns:am3d="http://schemas.microsoft.com/office/drawing/2017/model3d" xmlns:o="urn:schemas-microsoft-com:office:office" xmlns:oel="http://schemas.microsoft.com/office/2019/extlst" xmlns:r="http://schemas.openxmlformats.org/officeDocument/2006/relationships" xmlns:m="http://schemas.openxmlformats.org/officeDocument/2006/math" xmlns:v="urn:schemas-microsoft-com:vml" xmlns:wp14="http://schemas.microsoft.com/office/word/2010/wordprocessingDrawing" xmlns:wp="http://schemas.openxmlformats.org/drawingml/2006/wordprocessingDrawing" xmlns:w10="urn:schemas-microsoft-com:office:word" xmlns:w="http://schemas.openxmlformats.org/wordprocessingml/2006/main" xmlns:w14="http://schemas.microsoft.com/office/word/2010/wordml" xmlns:w15="http://schemas.microsoft.com/office/word/2012/wordml" xmlns:w16cex="http://schemas.microsoft.com/office/word/2018/wordml/cex" xmlns:w16cid="http://schemas.microsoft.com/office/word/2016/wordml/cid" xmlns:w16="http://schemas.microsoft.com/office/word/2018/wordml" xmlns:w16sdtdh="http://schemas.microsoft.com/office/word/2020/wordml/sdtdatahash" xmlns:w16se="http://schemas.microsoft.com/office/word/2015/wordml/symex" xmlns:wpg="http://schemas.microsoft.com/office/word/2010/wordprocessingGroup" xmlns:wpi="http://schemas.microsoft.com/office/word/2010/wordprocessingInk" xmlns:wne="http://schemas.microsoft.com/office/word/2006/wordml" xmlns:wps="http://schemas.microsoft.com/office/word/2010/wordprocessingShape" mc:Ignorable="w14 w15 w16se w16cid w16 w16cex w16sdtdh wp14">
   <w:sdt>
     <w:sdtPr>
       <w:id w:val="665674313"/>
@@ -14390,7 +14472,7 @@
 </file>
 
 <file path=word/footer5.xml><?xml version="1.0" encoding="utf-8"?>
-<w:ftr xmlns:wpc="http://schemas.microsoft.com/office/word/2010/wordprocessingCanvas" xmlns:cx="http://schemas.microsoft.com/office/drawing/2014/chartex" xmlns:cx1="http://schemas.microsoft.com/office/drawing/2015/9/8/chartex" xmlns:cx2="http://schemas.microsoft.com/office/drawing/2015/10/21/chartex" xmlns:cx3="http://schemas.microsoft.com/office/drawing/2016/5/9/chartex" xmlns:cx4="http://schemas.microsoft.com/office/drawing/2016/5/10/chartex" xmlns:cx5="http://schemas.microsoft.com/office/drawing/2016/5/11/chartex" xmlns:cx6="http://schemas.microsoft.com/office/drawing/2016/5/12/chartex" xmlns:cx7="http://schemas.microsoft.com/office/drawing/2016/5/13/chartex" xmlns:cx8="http://schemas.microsoft.com/office/drawing/2016/5/14/chartex" xmlns:mc="http://schemas.openxmlformats.org/markup-compatibility/2006" xmlns:aink="http://schemas.microsoft.com/office/drawing/2016/ink" xmlns:am3d="http://schemas.microsoft.com/office/drawing/2017/model3d" xmlns:o="urn:schemas-microsoft-com:office:office" xmlns:oel="http://schemas.microsoft.com/office/2019/extlst" xmlns:r="http://schemas.openxmlformats.org/officeDocument/2006/relationships" xmlns:m="http://schemas.openxmlformats.org/officeDocument/2006/math" xmlns:v="urn:schemas-microsoft-com:vml" xmlns:wp14="http://schemas.microsoft.com/office/word/2010/wordprocessingDrawing" xmlns:wp="http://schemas.openxmlformats.org/drawingml/2006/wordprocessingDrawing" xmlns:w10="urn:schemas-microsoft-com:office:word" xmlns:w="http://schemas.openxmlformats.org/wordprocessingml/2006/main" xmlns:w14="http://schemas.microsoft.com/office/word/2010/wordml" xmlns:w15="http://schemas.microsoft.com/office/word/2012/wordml" xmlns:w16cex="http://schemas.microsoft.com/office/word/2018/wordml/cex" xmlns:w16cid="http://schemas.microsoft.com/office/word/2016/wordml/cid" xmlns:w16="http://schemas.microsoft.com/office/word/2018/wordml" xmlns:w16du="http://schemas.microsoft.com/office/word/2023/wordml/word16du" xmlns:w16sdtdh="http://schemas.microsoft.com/office/word/2020/wordml/sdtdatahash" xmlns:w16sdtfl="http://schemas.microsoft.com/office/word/2024/wordml/sdtformatlock" xmlns:w16se="http://schemas.microsoft.com/office/word/2015/wordml/symex" xmlns:wpg="http://schemas.microsoft.com/office/word/2010/wordprocessingGroup" xmlns:wpi="http://schemas.microsoft.com/office/word/2010/wordprocessingInk" xmlns:wne="http://schemas.microsoft.com/office/word/2006/wordml" xmlns:wps="http://schemas.microsoft.com/office/word/2010/wordprocessingShape" mc:Ignorable="w14 w15 w16se w16cid w16 w16cex w16sdtdh w16sdtfl w16du wp14">
+<w:ftr xmlns:wpc="http://schemas.microsoft.com/office/word/2010/wordprocessingCanvas" xmlns:cx="http://schemas.microsoft.com/office/drawing/2014/chartex" xmlns:cx1="http://schemas.microsoft.com/office/drawing/2015/9/8/chartex" xmlns:cx2="http://schemas.microsoft.com/office/drawing/2015/10/21/chartex" xmlns:cx3="http://schemas.microsoft.com/office/drawing/2016/5/9/chartex" xmlns:cx4="http://schemas.microsoft.com/office/drawing/2016/5/10/chartex" xmlns:cx5="http://schemas.microsoft.com/office/drawing/2016/5/11/chartex" xmlns:cx6="http://schemas.microsoft.com/office/drawing/2016/5/12/chartex" xmlns:cx7="http://schemas.microsoft.com/office/drawing/2016/5/13/chartex" xmlns:cx8="http://schemas.microsoft.com/office/drawing/2016/5/14/chartex" xmlns:mc="http://schemas.openxmlformats.org/markup-compatibility/2006" xmlns:aink="http://schemas.microsoft.com/office/drawing/2016/ink" xmlns:am3d="http://schemas.microsoft.com/office/drawing/2017/model3d" xmlns:o="urn:schemas-microsoft-com:office:office" xmlns:oel="http://schemas.microsoft.com/office/2019/extlst" xmlns:r="http://schemas.openxmlformats.org/officeDocument/2006/relationships" xmlns:m="http://schemas.openxmlformats.org/officeDocument/2006/math" xmlns:v="urn:schemas-microsoft-com:vml" xmlns:wp14="http://schemas.microsoft.com/office/word/2010/wordprocessingDrawing" xmlns:wp="http://schemas.openxmlformats.org/drawingml/2006/wordprocessingDrawing" xmlns:w10="urn:schemas-microsoft-com:office:word" xmlns:w="http://schemas.openxmlformats.org/wordprocessingml/2006/main" xmlns:w14="http://schemas.microsoft.com/office/word/2010/wordml" xmlns:w15="http://schemas.microsoft.com/office/word/2012/wordml" xmlns:w16cex="http://schemas.microsoft.com/office/word/2018/wordml/cex" xmlns:w16cid="http://schemas.microsoft.com/office/word/2016/wordml/cid" xmlns:w16="http://schemas.microsoft.com/office/word/2018/wordml" xmlns:w16sdtdh="http://schemas.microsoft.com/office/word/2020/wordml/sdtdatahash" xmlns:w16se="http://schemas.microsoft.com/office/word/2015/wordml/symex" xmlns:wpg="http://schemas.microsoft.com/office/word/2010/wordprocessingGroup" xmlns:wpi="http://schemas.microsoft.com/office/word/2010/wordprocessingInk" xmlns:wne="http://schemas.microsoft.com/office/word/2006/wordml" xmlns:wps="http://schemas.microsoft.com/office/word/2010/wordprocessingShape" mc:Ignorable="w14 w15 w16se w16cid w16 w16cex w16sdtdh wp14">
   <w:sdt>
     <w:sdtPr>
       <w:id w:val="1739596823"/>
@@ -14443,7 +14525,7 @@
 </file>
 
 <file path=word/footnotes.xml><?xml version="1.0" encoding="utf-8"?>
-<w:footnotes xmlns:wpc="http://schemas.microsoft.com/office/word/2010/wordprocessingCanvas" xmlns:cx="http://schemas.microsoft.com/office/drawing/2014/chartex" xmlns:cx1="http://schemas.microsoft.com/office/drawing/2015/9/8/chartex" xmlns:cx2="http://schemas.microsoft.com/office/drawing/2015/10/21/chartex" xmlns:cx3="http://schemas.microsoft.com/office/drawing/2016/5/9/chartex" xmlns:cx4="http://schemas.microsoft.com/office/drawing/2016/5/10/chartex" xmlns:cx5="http://schemas.microsoft.com/office/drawing/2016/5/11/chartex" xmlns:cx6="http://schemas.microsoft.com/office/drawing/2016/5/12/chartex" xmlns:cx7="http://schemas.microsoft.com/office/drawing/2016/5/13/chartex" xmlns:cx8="http://schemas.microsoft.com/office/drawing/2016/5/14/chartex" xmlns:mc="http://schemas.openxmlformats.org/markup-compatibility/2006" xmlns:aink="http://schemas.microsoft.com/office/drawing/2016/ink" xmlns:am3d="http://schemas.microsoft.com/office/drawing/2017/model3d" xmlns:o="urn:schemas-microsoft-com:office:office" xmlns:oel="http://schemas.microsoft.com/office/2019/extlst" xmlns:r="http://schemas.openxmlformats.org/officeDocument/2006/relationships" xmlns:m="http://schemas.openxmlformats.org/officeDocument/2006/math" xmlns:v="urn:schemas-microsoft-com:vml" xmlns:wp14="http://schemas.microsoft.com/office/word/2010/wordprocessingDrawing" xmlns:wp="http://schemas.openxmlformats.org/drawingml/2006/wordprocessingDrawing" xmlns:w10="urn:schemas-microsoft-com:office:word" xmlns:w="http://schemas.openxmlformats.org/wordprocessingml/2006/main" xmlns:w14="http://schemas.microsoft.com/office/word/2010/wordml" xmlns:w15="http://schemas.microsoft.com/office/word/2012/wordml" xmlns:w16cex="http://schemas.microsoft.com/office/word/2018/wordml/cex" xmlns:w16cid="http://schemas.microsoft.com/office/word/2016/wordml/cid" xmlns:w16="http://schemas.microsoft.com/office/word/2018/wordml" xmlns:w16du="http://schemas.microsoft.com/office/word/2023/wordml/word16du" xmlns:w16sdtdh="http://schemas.microsoft.com/office/word/2020/wordml/sdtdatahash" xmlns:w16sdtfl="http://schemas.microsoft.com/office/word/2024/wordml/sdtformatlock" xmlns:w16se="http://schemas.microsoft.com/office/word/2015/wordml/symex" xmlns:wpg="http://schemas.microsoft.com/office/word/2010/wordprocessingGroup" xmlns:wpi="http://schemas.microsoft.com/office/word/2010/wordprocessingInk" xmlns:wne="http://schemas.microsoft.com/office/word/2006/wordml" xmlns:wps="http://schemas.microsoft.com/office/word/2010/wordprocessingShape" mc:Ignorable="w14 w15 w16se w16cid w16 w16cex w16sdtdh w16sdtfl w16du wp14">
+<w:footnotes xmlns:wpc="http://schemas.microsoft.com/office/word/2010/wordprocessingCanvas" xmlns:cx="http://schemas.microsoft.com/office/drawing/2014/chartex" xmlns:cx1="http://schemas.microsoft.com/office/drawing/2015/9/8/chartex" xmlns:cx2="http://schemas.microsoft.com/office/drawing/2015/10/21/chartex" xmlns:cx3="http://schemas.microsoft.com/office/drawing/2016/5/9/chartex" xmlns:cx4="http://schemas.microsoft.com/office/drawing/2016/5/10/chartex" xmlns:cx5="http://schemas.microsoft.com/office/drawing/2016/5/11/chartex" xmlns:cx6="http://schemas.microsoft.com/office/drawing/2016/5/12/chartex" xmlns:cx7="http://schemas.microsoft.com/office/drawing/2016/5/13/chartex" xmlns:cx8="http://schemas.microsoft.com/office/drawing/2016/5/14/chartex" xmlns:mc="http://schemas.openxmlformats.org/markup-compatibility/2006" xmlns:aink="http://schemas.microsoft.com/office/drawing/2016/ink" xmlns:am3d="http://schemas.microsoft.com/office/drawing/2017/model3d" xmlns:o="urn:schemas-microsoft-com:office:office" xmlns:oel="http://schemas.microsoft.com/office/2019/extlst" xmlns:r="http://schemas.openxmlformats.org/officeDocument/2006/relationships" xmlns:m="http://schemas.openxmlformats.org/officeDocument/2006/math" xmlns:v="urn:schemas-microsoft-com:vml" xmlns:wp14="http://schemas.microsoft.com/office/word/2010/wordprocessingDrawing" xmlns:wp="http://schemas.openxmlformats.org/drawingml/2006/wordprocessingDrawing" xmlns:w10="urn:schemas-microsoft-com:office:word" xmlns:w="http://schemas.openxmlformats.org/wordprocessingml/2006/main" xmlns:w14="http://schemas.microsoft.com/office/word/2010/wordml" xmlns:w15="http://schemas.microsoft.com/office/word/2012/wordml" xmlns:w16cex="http://schemas.microsoft.com/office/word/2018/wordml/cex" xmlns:w16cid="http://schemas.microsoft.com/office/word/2016/wordml/cid" xmlns:w16="http://schemas.microsoft.com/office/word/2018/wordml" xmlns:w16sdtdh="http://schemas.microsoft.com/office/word/2020/wordml/sdtdatahash" xmlns:w16se="http://schemas.microsoft.com/office/word/2015/wordml/symex" xmlns:wpg="http://schemas.microsoft.com/office/word/2010/wordprocessingGroup" xmlns:wpi="http://schemas.microsoft.com/office/word/2010/wordprocessingInk" xmlns:wne="http://schemas.microsoft.com/office/word/2006/wordml" xmlns:wps="http://schemas.microsoft.com/office/word/2010/wordprocessingShape" mc:Ignorable="w14 w15 w16se w16cid w16 w16cex w16sdtdh wp14">
   <w:footnote w:type="separator" w:id="-1">
     <w:p>
       <w:pPr>
@@ -14468,7 +14550,7 @@
 </file>
 
 <file path=word/header1.xml><?xml version="1.0" encoding="utf-8"?>
-<w:hdr xmlns:wpc="http://schemas.microsoft.com/office/word/2010/wordprocessingCanvas" xmlns:cx="http://schemas.microsoft.com/office/drawing/2014/chartex" xmlns:cx1="http://schemas.microsoft.com/office/drawing/2015/9/8/chartex" xmlns:cx2="http://schemas.microsoft.com/office/drawing/2015/10/21/chartex" xmlns:cx3="http://schemas.microsoft.com/office/drawing/2016/5/9/chartex" xmlns:cx4="http://schemas.microsoft.com/office/drawing/2016/5/10/chartex" xmlns:cx5="http://schemas.microsoft.com/office/drawing/2016/5/11/chartex" xmlns:cx6="http://schemas.microsoft.com/office/drawing/2016/5/12/chartex" xmlns:cx7="http://schemas.microsoft.com/office/drawing/2016/5/13/chartex" xmlns:cx8="http://schemas.microsoft.com/office/drawing/2016/5/14/chartex" xmlns:mc="http://schemas.openxmlformats.org/markup-compatibility/2006" xmlns:aink="http://schemas.microsoft.com/office/drawing/2016/ink" xmlns:am3d="http://schemas.microsoft.com/office/drawing/2017/model3d" xmlns:o="urn:schemas-microsoft-com:office:office" xmlns:oel="http://schemas.microsoft.com/office/2019/extlst" xmlns:r="http://schemas.openxmlformats.org/officeDocument/2006/relationships" xmlns:m="http://schemas.openxmlformats.org/officeDocument/2006/math" xmlns:v="urn:schemas-microsoft-com:vml" xmlns:wp14="http://schemas.microsoft.com/office/word/2010/wordprocessingDrawing" xmlns:wp="http://schemas.openxmlformats.org/drawingml/2006/wordprocessingDrawing" xmlns:w10="urn:schemas-microsoft-com:office:word" xmlns:w="http://schemas.openxmlformats.org/wordprocessingml/2006/main" xmlns:w14="http://schemas.microsoft.com/office/word/2010/wordml" xmlns:w15="http://schemas.microsoft.com/office/word/2012/wordml" xmlns:w16cex="http://schemas.microsoft.com/office/word/2018/wordml/cex" xmlns:w16cid="http://schemas.microsoft.com/office/word/2016/wordml/cid" xmlns:w16="http://schemas.microsoft.com/office/word/2018/wordml" xmlns:w16du="http://schemas.microsoft.com/office/word/2023/wordml/word16du" xmlns:w16sdtdh="http://schemas.microsoft.com/office/word/2020/wordml/sdtdatahash" xmlns:w16sdtfl="http://schemas.microsoft.com/office/word/2024/wordml/sdtformatlock" xmlns:w16se="http://schemas.microsoft.com/office/word/2015/wordml/symex" xmlns:wpg="http://schemas.microsoft.com/office/word/2010/wordprocessingGroup" xmlns:wpi="http://schemas.microsoft.com/office/word/2010/wordprocessingInk" xmlns:wne="http://schemas.microsoft.com/office/word/2006/wordml" xmlns:wps="http://schemas.microsoft.com/office/word/2010/wordprocessingShape" mc:Ignorable="w14 w15 w16se w16cid w16 w16cex w16sdtdh w16sdtfl w16du wp14">
+<w:hdr xmlns:wpc="http://schemas.microsoft.com/office/word/2010/wordprocessingCanvas" xmlns:cx="http://schemas.microsoft.com/office/drawing/2014/chartex" xmlns:cx1="http://schemas.microsoft.com/office/drawing/2015/9/8/chartex" xmlns:cx2="http://schemas.microsoft.com/office/drawing/2015/10/21/chartex" xmlns:cx3="http://schemas.microsoft.com/office/drawing/2016/5/9/chartex" xmlns:cx4="http://schemas.microsoft.com/office/drawing/2016/5/10/chartex" xmlns:cx5="http://schemas.microsoft.com/office/drawing/2016/5/11/chartex" xmlns:cx6="http://schemas.microsoft.com/office/drawing/2016/5/12/chartex" xmlns:cx7="http://schemas.microsoft.com/office/drawing/2016/5/13/chartex" xmlns:cx8="http://schemas.microsoft.com/office/drawing/2016/5/14/chartex" xmlns:mc="http://schemas.openxmlformats.org/markup-compatibility/2006" xmlns:aink="http://schemas.microsoft.com/office/drawing/2016/ink" xmlns:am3d="http://schemas.microsoft.com/office/drawing/2017/model3d" xmlns:o="urn:schemas-microsoft-com:office:office" xmlns:oel="http://schemas.microsoft.com/office/2019/extlst" xmlns:r="http://schemas.openxmlformats.org/officeDocument/2006/relationships" xmlns:m="http://schemas.openxmlformats.org/officeDocument/2006/math" xmlns:v="urn:schemas-microsoft-com:vml" xmlns:wp14="http://schemas.microsoft.com/office/word/2010/wordprocessingDrawing" xmlns:wp="http://schemas.openxmlformats.org/drawingml/2006/wordprocessingDrawing" xmlns:w10="urn:schemas-microsoft-com:office:word" xmlns:w="http://schemas.openxmlformats.org/wordprocessingml/2006/main" xmlns:w14="http://schemas.microsoft.com/office/word/2010/wordml" xmlns:w15="http://schemas.microsoft.com/office/word/2012/wordml" xmlns:w16cex="http://schemas.microsoft.com/office/word/2018/wordml/cex" xmlns:w16cid="http://schemas.microsoft.com/office/word/2016/wordml/cid" xmlns:w16="http://schemas.microsoft.com/office/word/2018/wordml" xmlns:w16sdtdh="http://schemas.microsoft.com/office/word/2020/wordml/sdtdatahash" xmlns:w16se="http://schemas.microsoft.com/office/word/2015/wordml/symex" xmlns:wpg="http://schemas.microsoft.com/office/word/2010/wordprocessingGroup" xmlns:wpi="http://schemas.microsoft.com/office/word/2010/wordprocessingInk" xmlns:wne="http://schemas.microsoft.com/office/word/2006/wordml" xmlns:wps="http://schemas.microsoft.com/office/word/2010/wordprocessingShape" mc:Ignorable="w14 w15 w16se w16cid w16 w16cex w16sdtdh wp14">
   <w:p>
     <w:pPr>
       <w:pStyle w:val="Header"/>
@@ -14498,7 +14580,7 @@
 </file>
 
 <file path=word/numbering.xml><?xml version="1.0" encoding="utf-8"?>
-<w:numbering xmlns:wpc="http://schemas.microsoft.com/office/word/2010/wordprocessingCanvas" xmlns:cx="http://schemas.microsoft.com/office/drawing/2014/chartex" xmlns:cx1="http://schemas.microsoft.com/office/drawing/2015/9/8/chartex" xmlns:cx2="http://schemas.microsoft.com/office/drawing/2015/10/21/chartex" xmlns:cx3="http://schemas.microsoft.com/office/drawing/2016/5/9/chartex" xmlns:cx4="http://schemas.microsoft.com/office/drawing/2016/5/10/chartex" xmlns:cx5="http://schemas.microsoft.com/office/drawing/2016/5/11/chartex" xmlns:cx6="http://schemas.microsoft.com/office/drawing/2016/5/12/chartex" xmlns:cx7="http://schemas.microsoft.com/office/drawing/2016/5/13/chartex" xmlns:cx8="http://schemas.microsoft.com/office/drawing/2016/5/14/chartex" xmlns:mc="http://schemas.openxmlformats.org/markup-compatibility/2006" xmlns:aink="http://schemas.microsoft.com/office/drawing/2016/ink" xmlns:am3d="http://schemas.microsoft.com/office/drawing/2017/model3d" xmlns:o="urn:schemas-microsoft-com:office:office" xmlns:oel="http://schemas.microsoft.com/office/2019/extlst" xmlns:r="http://schemas.openxmlformats.org/officeDocument/2006/relationships" xmlns:m="http://schemas.openxmlformats.org/officeDocument/2006/math" xmlns:v="urn:schemas-microsoft-com:vml" xmlns:wp14="http://schemas.microsoft.com/office/word/2010/wordprocessingDrawing" xmlns:wp="http://schemas.openxmlformats.org/drawingml/2006/wordprocessingDrawing" xmlns:w10="urn:schemas-microsoft-com:office:word" xmlns:w="http://schemas.openxmlformats.org/wordprocessingml/2006/main" xmlns:w14="http://schemas.microsoft.com/office/word/2010/wordml" xmlns:w15="http://schemas.microsoft.com/office/word/2012/wordml" xmlns:w16cex="http://schemas.microsoft.com/office/word/2018/wordml/cex" xmlns:w16cid="http://schemas.microsoft.com/office/word/2016/wordml/cid" xmlns:w16="http://schemas.microsoft.com/office/word/2018/wordml" xmlns:w16du="http://schemas.microsoft.com/office/word/2023/wordml/word16du" xmlns:w16sdtdh="http://schemas.microsoft.com/office/word/2020/wordml/sdtdatahash" xmlns:w16sdtfl="http://schemas.microsoft.com/office/word/2024/wordml/sdtformatlock" xmlns:w16se="http://schemas.microsoft.com/office/word/2015/wordml/symex" xmlns:wpg="http://schemas.microsoft.com/office/word/2010/wordprocessingGroup" xmlns:wpi="http://schemas.microsoft.com/office/word/2010/wordprocessingInk" xmlns:wne="http://schemas.microsoft.com/office/word/2006/wordml" xmlns:wps="http://schemas.microsoft.com/office/word/2010/wordprocessingShape" mc:Ignorable="w14 w15 w16se w16cid w16 w16cex w16sdtdh w16sdtfl w16du wp14">
+<w:numbering xmlns:wpc="http://schemas.microsoft.com/office/word/2010/wordprocessingCanvas" xmlns:cx="http://schemas.microsoft.com/office/drawing/2014/chartex" xmlns:cx1="http://schemas.microsoft.com/office/drawing/2015/9/8/chartex" xmlns:cx2="http://schemas.microsoft.com/office/drawing/2015/10/21/chartex" xmlns:cx3="http://schemas.microsoft.com/office/drawing/2016/5/9/chartex" xmlns:cx4="http://schemas.microsoft.com/office/drawing/2016/5/10/chartex" xmlns:cx5="http://schemas.microsoft.com/office/drawing/2016/5/11/chartex" xmlns:cx6="http://schemas.microsoft.com/office/drawing/2016/5/12/chartex" xmlns:cx7="http://schemas.microsoft.com/office/drawing/2016/5/13/chartex" xmlns:cx8="http://schemas.microsoft.com/office/drawing/2016/5/14/chartex" xmlns:mc="http://schemas.openxmlformats.org/markup-compatibility/2006" xmlns:aink="http://schemas.microsoft.com/office/drawing/2016/ink" xmlns:am3d="http://schemas.microsoft.com/office/drawing/2017/model3d" xmlns:o="urn:schemas-microsoft-com:office:office" xmlns:oel="http://schemas.microsoft.com/office/2019/extlst" xmlns:r="http://schemas.openxmlformats.org/officeDocument/2006/relationships" xmlns:m="http://schemas.openxmlformats.org/officeDocument/2006/math" xmlns:v="urn:schemas-microsoft-com:vml" xmlns:wp14="http://schemas.microsoft.com/office/word/2010/wordprocessingDrawing" xmlns:wp="http://schemas.openxmlformats.org/drawingml/2006/wordprocessingDrawing" xmlns:w10="urn:schemas-microsoft-com:office:word" xmlns:w="http://schemas.openxmlformats.org/wordprocessingml/2006/main" xmlns:w14="http://schemas.microsoft.com/office/word/2010/wordml" xmlns:w15="http://schemas.microsoft.com/office/word/2012/wordml" xmlns:w16cex="http://schemas.microsoft.com/office/word/2018/wordml/cex" xmlns:w16cid="http://schemas.microsoft.com/office/word/2016/wordml/cid" xmlns:w16="http://schemas.microsoft.com/office/word/2018/wordml" xmlns:w16sdtdh="http://schemas.microsoft.com/office/word/2020/wordml/sdtdatahash" xmlns:w16se="http://schemas.microsoft.com/office/word/2015/wordml/symex" xmlns:wpg="http://schemas.microsoft.com/office/word/2010/wordprocessingGroup" xmlns:wpi="http://schemas.microsoft.com/office/word/2010/wordprocessingInk" xmlns:wne="http://schemas.microsoft.com/office/word/2006/wordml" xmlns:wps="http://schemas.microsoft.com/office/word/2010/wordprocessingShape" mc:Ignorable="w14 w15 w16se w16cid w16 w16cex w16sdtdh wp14">
   <w:abstractNum w:abstractNumId="0" w15:restartNumberingAfterBreak="0">
     <w:nsid w:val="0D1A55F3"/>
     <w:multiLevelType w:val="hybridMultilevel"/>
@@ -17520,7 +17602,7 @@
 </file>
 
 <file path=word/styles.xml><?xml version="1.0" encoding="utf-8"?>
-<w:styles xmlns:mc="http://schemas.openxmlformats.org/markup-compatibility/2006" xmlns:r="http://schemas.openxmlformats.org/officeDocument/2006/relationships" xmlns:w="http://schemas.openxmlformats.org/wordprocessingml/2006/main" xmlns:w14="http://schemas.microsoft.com/office/word/2010/wordml" xmlns:w15="http://schemas.microsoft.com/office/word/2012/wordml" xmlns:w16cex="http://schemas.microsoft.com/office/word/2018/wordml/cex" xmlns:w16cid="http://schemas.microsoft.com/office/word/2016/wordml/cid" xmlns:w16="http://schemas.microsoft.com/office/word/2018/wordml" xmlns:w16du="http://schemas.microsoft.com/office/word/2023/wordml/word16du" xmlns:w16sdtdh="http://schemas.microsoft.com/office/word/2020/wordml/sdtdatahash" xmlns:w16sdtfl="http://schemas.microsoft.com/office/word/2024/wordml/sdtformatlock" xmlns:w16se="http://schemas.microsoft.com/office/word/2015/wordml/symex" mc:Ignorable="w14 w15 w16se w16cid w16 w16cex w16sdtdh w16sdtfl w16du">
+<w:styles xmlns:mc="http://schemas.openxmlformats.org/markup-compatibility/2006" xmlns:r="http://schemas.openxmlformats.org/officeDocument/2006/relationships" xmlns:w="http://schemas.openxmlformats.org/wordprocessingml/2006/main" xmlns:w14="http://schemas.microsoft.com/office/word/2010/wordml" xmlns:w15="http://schemas.microsoft.com/office/word/2012/wordml" xmlns:w16cex="http://schemas.microsoft.com/office/word/2018/wordml/cex" xmlns:w16cid="http://schemas.microsoft.com/office/word/2016/wordml/cid" xmlns:w16="http://schemas.microsoft.com/office/word/2018/wordml" xmlns:w16sdtdh="http://schemas.microsoft.com/office/word/2020/wordml/sdtdatahash" xmlns:w16se="http://schemas.microsoft.com/office/word/2015/wordml/symex" mc:Ignorable="w14 w15 w16se w16cid w16 w16cex w16sdtdh">
   <w:docDefaults>
     <w:rPrDefault>
       <w:rPr>
@@ -17919,7 +18001,7 @@
   <w:style w:type="paragraph" w:default="1" w:styleId="Normal">
     <w:name w:val="Normal"/>
     <w:qFormat/>
-    <w:rsid w:val="00FE3C1D"/>
+    <w:rsid w:val="00BF2EFE"/>
     <w:rPr>
       <w:rFonts w:ascii="Times New Roman" w:hAnsi="Times New Roman"/>
       <w:sz w:val="24"/>
@@ -18127,6 +18209,7 @@
   <w:style w:type="character" w:default="1" w:styleId="DefaultParagraphFont">
     <w:name w:val="Default Paragraph Font"/>
     <w:uiPriority w:val="1"/>
+    <w:semiHidden/>
     <w:unhideWhenUsed/>
   </w:style>
   <w:style w:type="table" w:default="1" w:styleId="TableNormal">

--- a/Report/zerowaste_business_plan.docx
+++ b/Report/zerowaste_business_plan.docx
@@ -5787,17 +5787,10 @@
           <w:ilvl w:val="0"/>
           <w:numId w:val="0"/>
         </w:numPr>
-        <w:ind w:left="360" w:hanging="360"/>
-        <w:jc w:val="center"/>
-        <w:rPr>
-          <w:rFonts w:cs="Times New Roman"/>
-        </w:rPr>
+        <w:ind w:left="360"/>
       </w:pPr>
       <w:bookmarkStart w:id="0" w:name="_Toc232106210"/>
       <w:r>
-        <w:rPr>
-          <w:rFonts w:cs="Times New Roman"/>
-        </w:rPr>
         <w:lastRenderedPageBreak/>
         <w:t>Abstract</w:t>
       </w:r>
@@ -5874,7 +5867,6 @@
         <w:jc w:val="center"/>
         <w:rPr>
           <w:rStyle w:val="Main-HeadingChar"/>
-          <w:rFonts w:cs="Times New Roman"/>
         </w:rPr>
       </w:pPr>
       <w:r>
@@ -5888,7 +5880,6 @@
       <w:r>
         <w:rPr>
           <w:rStyle w:val="Main-HeadingChar"/>
-          <w:rFonts w:cs="Times New Roman"/>
         </w:rPr>
         <w:lastRenderedPageBreak/>
         <w:t>Acknowledgement</w:t>
@@ -6101,16 +6092,9 @@
     <w:p>
       <w:pPr>
         <w:pStyle w:val="Main-Heading"/>
-        <w:spacing w:before="240"/>
-        <w:rPr>
-          <w:rFonts w:cs="Times New Roman"/>
-        </w:rPr>
       </w:pPr>
       <w:bookmarkStart w:id="2" w:name="_Toc232106212"/>
       <w:r>
-        <w:rPr>
-          <w:rFonts w:cs="Times New Roman"/>
-        </w:rPr>
         <w:lastRenderedPageBreak/>
         <w:t>Overview</w:t>
       </w:r>
@@ -7080,15 +7064,9 @@
     <w:p>
       <w:pPr>
         <w:pStyle w:val="Main-Heading"/>
-        <w:rPr>
-          <w:rFonts w:cs="Times New Roman"/>
-        </w:rPr>
       </w:pPr>
       <w:bookmarkStart w:id="8" w:name="_Toc232106218"/>
       <w:r>
-        <w:rPr>
-          <w:rFonts w:cs="Times New Roman"/>
-        </w:rPr>
         <w:lastRenderedPageBreak/>
         <w:t>Project Aims</w:t>
       </w:r>
@@ -7298,15 +7276,9 @@
     <w:p>
       <w:pPr>
         <w:pStyle w:val="Main-Heading"/>
-        <w:rPr>
-          <w:rFonts w:cs="Times New Roman"/>
-        </w:rPr>
       </w:pPr>
       <w:bookmarkStart w:id="9" w:name="_Toc232106219"/>
       <w:r>
-        <w:rPr>
-          <w:rFonts w:cs="Times New Roman"/>
-        </w:rPr>
         <w:lastRenderedPageBreak/>
         <w:t>Project Objectives</w:t>
       </w:r>
@@ -7704,15 +7676,9 @@
     <w:p>
       <w:pPr>
         <w:pStyle w:val="Main-Heading"/>
-        <w:rPr>
-          <w:rFonts w:cs="Times New Roman"/>
-        </w:rPr>
       </w:pPr>
       <w:bookmarkStart w:id="10" w:name="_Toc232106220"/>
       <w:r>
-        <w:rPr>
-          <w:rFonts w:cs="Times New Roman"/>
-        </w:rPr>
         <w:lastRenderedPageBreak/>
         <w:t>Project Scope</w:t>
       </w:r>
@@ -9607,15 +9573,9 @@
     <w:p>
       <w:pPr>
         <w:pStyle w:val="Main-Heading"/>
-        <w:rPr>
-          <w:rFonts w:cs="Times New Roman"/>
-        </w:rPr>
       </w:pPr>
       <w:bookmarkStart w:id="21" w:name="_Toc232106224"/>
       <w:r>
-        <w:rPr>
-          <w:rFonts w:cs="Times New Roman"/>
-        </w:rPr>
         <w:lastRenderedPageBreak/>
         <w:t>Project Schedule</w:t>
       </w:r>
@@ -10334,6 +10294,611 @@
         <w:t>.</w:t>
       </w:r>
     </w:p>
+    <w:tbl>
+      <w:tblPr>
+        <w:tblStyle w:val="TableGrid"/>
+        <w:tblW w:w="0" w:type="auto"/>
+        <w:tblLook w:val="04A0" w:firstRow="1" w:lastRow="0" w:firstColumn="1" w:lastColumn="0" w:noHBand="0" w:noVBand="1"/>
+      </w:tblPr>
+      <w:tblGrid>
+        <w:gridCol w:w="715"/>
+        <w:gridCol w:w="3793"/>
+        <w:gridCol w:w="2057"/>
+        <w:gridCol w:w="2451"/>
+      </w:tblGrid>
+      <w:tr>
+        <w:tc>
+          <w:tcPr>
+            <w:tcW w:w="715" w:type="dxa"/>
+          </w:tcPr>
+          <w:p>
+            <w:pPr>
+              <w:spacing w:line="360" w:lineRule="auto"/>
+              <w:jc w:val="both"/>
+              <w:rPr>
+                <w:rFonts w:cs="Times New Roman"/>
+              </w:rPr>
+            </w:pPr>
+            <w:r>
+              <w:rPr>
+                <w:rFonts w:cs="Times New Roman"/>
+              </w:rPr>
+              <w:t>S.no</w:t>
+            </w:r>
+          </w:p>
+        </w:tc>
+        <w:tc>
+          <w:tcPr>
+            <w:tcW w:w="3793" w:type="dxa"/>
+          </w:tcPr>
+          <w:p>
+            <w:pPr>
+              <w:spacing w:line="360" w:lineRule="auto"/>
+              <w:jc w:val="both"/>
+              <w:rPr>
+                <w:rFonts w:cs="Times New Roman"/>
+              </w:rPr>
+            </w:pPr>
+            <w:r>
+              <w:rPr>
+                <w:rFonts w:cs="Times New Roman"/>
+              </w:rPr>
+              <w:t>Milestones</w:t>
+            </w:r>
+          </w:p>
+        </w:tc>
+        <w:tc>
+          <w:tcPr>
+            <w:tcW w:w="2057" w:type="dxa"/>
+          </w:tcPr>
+          <w:p>
+            <w:pPr>
+              <w:spacing w:line="360" w:lineRule="auto"/>
+              <w:jc w:val="both"/>
+              <w:rPr>
+                <w:rFonts w:cs="Times New Roman"/>
+              </w:rPr>
+            </w:pPr>
+            <w:r>
+              <w:rPr>
+                <w:rFonts w:cs="Times New Roman"/>
+              </w:rPr>
+              <w:t>Target Date</w:t>
+            </w:r>
+          </w:p>
+        </w:tc>
+        <w:tc>
+          <w:tcPr>
+            <w:tcW w:w="2451" w:type="dxa"/>
+          </w:tcPr>
+          <w:p>
+            <w:pPr>
+              <w:spacing w:line="360" w:lineRule="auto"/>
+              <w:jc w:val="both"/>
+              <w:rPr>
+                <w:rFonts w:cs="Times New Roman"/>
+              </w:rPr>
+            </w:pPr>
+            <w:r>
+              <w:rPr>
+                <w:rFonts w:cs="Times New Roman"/>
+              </w:rPr>
+              <w:t>Criteria for Completion</w:t>
+            </w:r>
+          </w:p>
+        </w:tc>
+      </w:tr>
+      <w:tr>
+        <w:tc>
+          <w:tcPr>
+            <w:tcW w:w="715" w:type="dxa"/>
+          </w:tcPr>
+          <w:p>
+            <w:pPr>
+              <w:spacing w:line="360" w:lineRule="auto"/>
+              <w:jc w:val="both"/>
+              <w:rPr>
+                <w:rFonts w:cs="Times New Roman"/>
+              </w:rPr>
+            </w:pPr>
+            <w:r>
+              <w:rPr>
+                <w:rFonts w:cs="Times New Roman"/>
+              </w:rPr>
+              <w:t>M1</w:t>
+            </w:r>
+          </w:p>
+        </w:tc>
+        <w:tc>
+          <w:tcPr>
+            <w:tcW w:w="3793" w:type="dxa"/>
+          </w:tcPr>
+          <w:p>
+            <w:pPr>
+              <w:spacing w:line="360" w:lineRule="auto"/>
+              <w:jc w:val="both"/>
+              <w:rPr>
+                <w:rFonts w:cs="Times New Roman"/>
+              </w:rPr>
+            </w:pPr>
+            <w:r>
+              <w:rPr>
+                <w:rFonts w:cs="Times New Roman"/>
+              </w:rPr>
+              <w:t>Project Proposal Submission (Task 1)</w:t>
+            </w:r>
+          </w:p>
+        </w:tc>
+        <w:tc>
+          <w:tcPr>
+            <w:tcW w:w="2057" w:type="dxa"/>
+          </w:tcPr>
+          <w:p>
+            <w:pPr>
+              <w:spacing w:line="360" w:lineRule="auto"/>
+              <w:jc w:val="both"/>
+              <w:rPr>
+                <w:rFonts w:cs="Times New Roman"/>
+              </w:rPr>
+            </w:pPr>
+            <w:r>
+              <w:rPr>
+                <w:rFonts w:cs="Times New Roman"/>
+              </w:rPr>
+              <w:t>12</w:t>
+            </w:r>
+            <w:r>
+              <w:rPr>
+                <w:rFonts w:cs="Times New Roman"/>
+                <w:vertAlign w:val="superscript"/>
+              </w:rPr>
+              <w:t>th</w:t>
+            </w:r>
+            <w:r>
+              <w:rPr>
+                <w:rFonts w:cs="Times New Roman"/>
+              </w:rPr>
+              <w:t xml:space="preserve"> June, 2026</w:t>
+            </w:r>
+          </w:p>
+        </w:tc>
+        <w:tc>
+          <w:tcPr>
+            <w:tcW w:w="2451" w:type="dxa"/>
+          </w:tcPr>
+          <w:p>
+            <w:pPr>
+              <w:spacing w:line="360" w:lineRule="auto"/>
+              <w:jc w:val="both"/>
+              <w:rPr>
+                <w:rFonts w:cs="Times New Roman"/>
+              </w:rPr>
+            </w:pPr>
+            <w:r>
+              <w:rPr>
+                <w:rFonts w:cs="Times New Roman"/>
+              </w:rPr>
+              <w:t xml:space="preserve">Task 1 document submitted on HLMS </w:t>
+            </w:r>
+            <w:r>
+              <w:rPr>
+                <w:rFonts w:cs="Times New Roman"/>
+              </w:rPr>
+              <w:lastRenderedPageBreak/>
+              <w:t>with all required sections completed.</w:t>
+            </w:r>
+          </w:p>
+        </w:tc>
+      </w:tr>
+      <w:tr>
+        <w:tc>
+          <w:tcPr>
+            <w:tcW w:w="715" w:type="dxa"/>
+          </w:tcPr>
+          <w:p>
+            <w:pPr>
+              <w:spacing w:line="360" w:lineRule="auto"/>
+              <w:jc w:val="both"/>
+              <w:rPr>
+                <w:rFonts w:cs="Times New Roman"/>
+              </w:rPr>
+            </w:pPr>
+            <w:r>
+              <w:rPr>
+                <w:rFonts w:cs="Times New Roman"/>
+              </w:rPr>
+              <w:lastRenderedPageBreak/>
+              <w:t>M2</w:t>
+            </w:r>
+          </w:p>
+        </w:tc>
+        <w:tc>
+          <w:tcPr>
+            <w:tcW w:w="3793" w:type="dxa"/>
+          </w:tcPr>
+          <w:p>
+            <w:pPr>
+              <w:spacing w:line="360" w:lineRule="auto"/>
+              <w:jc w:val="both"/>
+              <w:rPr>
+                <w:rFonts w:cs="Times New Roman"/>
+              </w:rPr>
+            </w:pPr>
+            <w:r>
+              <w:rPr>
+                <w:rFonts w:cs="Times New Roman"/>
+              </w:rPr>
+              <w:t xml:space="preserve">Requirement Specification and Design </w:t>
+            </w:r>
+            <w:proofErr w:type="gramStart"/>
+            <w:r>
+              <w:rPr>
+                <w:rFonts w:cs="Times New Roman"/>
+              </w:rPr>
+              <w:t>Submission</w:t>
+            </w:r>
+            <w:r>
+              <w:rPr>
+                <w:rFonts w:cs="Times New Roman"/>
+              </w:rPr>
+              <w:t>(</w:t>
+            </w:r>
+            <w:proofErr w:type="gramEnd"/>
+            <w:r>
+              <w:rPr>
+                <w:rFonts w:cs="Times New Roman"/>
+              </w:rPr>
+              <w:t>Task 2</w:t>
+            </w:r>
+            <w:r>
+              <w:rPr>
+                <w:rFonts w:cs="Times New Roman"/>
+              </w:rPr>
+              <w:t>)</w:t>
+            </w:r>
+          </w:p>
+        </w:tc>
+        <w:tc>
+          <w:tcPr>
+            <w:tcW w:w="2057" w:type="dxa"/>
+          </w:tcPr>
+          <w:p>
+            <w:pPr>
+              <w:spacing w:line="360" w:lineRule="auto"/>
+              <w:jc w:val="both"/>
+              <w:rPr>
+                <w:rFonts w:cs="Times New Roman"/>
+              </w:rPr>
+            </w:pPr>
+            <w:r>
+              <w:rPr>
+                <w:rFonts w:cs="Times New Roman"/>
+              </w:rPr>
+              <w:t>25</w:t>
+            </w:r>
+            <w:r>
+              <w:rPr>
+                <w:rFonts w:cs="Times New Roman"/>
+                <w:vertAlign w:val="superscript"/>
+              </w:rPr>
+              <w:t>th</w:t>
+            </w:r>
+            <w:r>
+              <w:rPr>
+                <w:rFonts w:cs="Times New Roman"/>
+              </w:rPr>
+              <w:t xml:space="preserve"> June, 2026</w:t>
+            </w:r>
+          </w:p>
+        </w:tc>
+        <w:tc>
+          <w:tcPr>
+            <w:tcW w:w="2451" w:type="dxa"/>
+          </w:tcPr>
+          <w:p>
+            <w:pPr>
+              <w:spacing w:line="360" w:lineRule="auto"/>
+              <w:jc w:val="both"/>
+              <w:rPr>
+                <w:rFonts w:cs="Times New Roman"/>
+              </w:rPr>
+            </w:pPr>
+            <w:r>
+              <w:rPr>
+                <w:rFonts w:cs="Times New Roman"/>
+              </w:rPr>
+              <w:t xml:space="preserve">Both functional and Non function requirements are met alongside user </w:t>
+            </w:r>
+            <w:proofErr w:type="gramStart"/>
+            <w:r>
+              <w:rPr>
+                <w:rFonts w:cs="Times New Roman"/>
+              </w:rPr>
+              <w:t>stories  &amp;</w:t>
+            </w:r>
+            <w:proofErr w:type="gramEnd"/>
+            <w:r>
+              <w:rPr>
+                <w:rFonts w:cs="Times New Roman"/>
+              </w:rPr>
+              <w:t xml:space="preserve"> Acceptance Criteria and System Designs.</w:t>
+            </w:r>
+          </w:p>
+        </w:tc>
+      </w:tr>
+      <w:tr>
+        <w:tc>
+          <w:tcPr>
+            <w:tcW w:w="715" w:type="dxa"/>
+          </w:tcPr>
+          <w:p>
+            <w:pPr>
+              <w:spacing w:line="360" w:lineRule="auto"/>
+              <w:jc w:val="both"/>
+              <w:rPr>
+                <w:rFonts w:cs="Times New Roman"/>
+              </w:rPr>
+            </w:pPr>
+            <w:r>
+              <w:rPr>
+                <w:rFonts w:cs="Times New Roman"/>
+              </w:rPr>
+              <w:t>M3</w:t>
+            </w:r>
+          </w:p>
+        </w:tc>
+        <w:tc>
+          <w:tcPr>
+            <w:tcW w:w="3793" w:type="dxa"/>
+          </w:tcPr>
+          <w:p>
+            <w:pPr>
+              <w:spacing w:line="360" w:lineRule="auto"/>
+              <w:jc w:val="both"/>
+              <w:rPr>
+                <w:rFonts w:cs="Times New Roman"/>
+              </w:rPr>
+            </w:pPr>
+            <w:r>
+              <w:rPr>
+                <w:rFonts w:cs="Times New Roman"/>
+              </w:rPr>
+              <w:t>Iteration 1 Submission and Presentation</w:t>
+            </w:r>
+          </w:p>
+        </w:tc>
+        <w:tc>
+          <w:tcPr>
+            <w:tcW w:w="2057" w:type="dxa"/>
+          </w:tcPr>
+          <w:p>
+            <w:pPr>
+              <w:spacing w:line="360" w:lineRule="auto"/>
+              <w:jc w:val="both"/>
+              <w:rPr>
+                <w:rFonts w:cs="Times New Roman"/>
+              </w:rPr>
+            </w:pPr>
+            <w:r>
+              <w:rPr>
+                <w:rFonts w:cs="Times New Roman"/>
+              </w:rPr>
+              <w:t>15</w:t>
+            </w:r>
+            <w:r>
+              <w:rPr>
+                <w:rFonts w:cs="Times New Roman"/>
+                <w:vertAlign w:val="superscript"/>
+              </w:rPr>
+              <w:t>th</w:t>
+            </w:r>
+            <w:r>
+              <w:rPr>
+                <w:rFonts w:cs="Times New Roman"/>
+              </w:rPr>
+              <w:t xml:space="preserve"> July</w:t>
+            </w:r>
+            <w:r>
+              <w:rPr>
+                <w:rFonts w:cs="Times New Roman"/>
+              </w:rPr>
+              <w:t>, 2026</w:t>
+            </w:r>
+          </w:p>
+        </w:tc>
+        <w:tc>
+          <w:tcPr>
+            <w:tcW w:w="2451" w:type="dxa"/>
+          </w:tcPr>
+          <w:p>
+            <w:pPr>
+              <w:spacing w:line="360" w:lineRule="auto"/>
+              <w:jc w:val="both"/>
+              <w:rPr>
+                <w:rFonts w:cs="Times New Roman"/>
+              </w:rPr>
+            </w:pPr>
+            <w:r>
+              <w:rPr>
+                <w:rFonts w:cs="Times New Roman"/>
+              </w:rPr>
+              <w:t xml:space="preserve">UC1, UC3, UC5 are completed and tested alongside </w:t>
+            </w:r>
+            <w:proofErr w:type="spellStart"/>
+            <w:r>
+              <w:rPr>
+                <w:rFonts w:cs="Times New Roman"/>
+              </w:rPr>
+              <w:t>github</w:t>
+            </w:r>
+            <w:proofErr w:type="spellEnd"/>
+            <w:r>
+              <w:rPr>
+                <w:rFonts w:cs="Times New Roman"/>
+              </w:rPr>
+              <w:t xml:space="preserve"> collaboration.</w:t>
+            </w:r>
+          </w:p>
+        </w:tc>
+      </w:tr>
+      <w:tr>
+        <w:tc>
+          <w:tcPr>
+            <w:tcW w:w="715" w:type="dxa"/>
+          </w:tcPr>
+          <w:p>
+            <w:pPr>
+              <w:spacing w:line="360" w:lineRule="auto"/>
+              <w:jc w:val="both"/>
+              <w:rPr>
+                <w:rFonts w:cs="Times New Roman"/>
+              </w:rPr>
+            </w:pPr>
+            <w:r>
+              <w:rPr>
+                <w:rFonts w:cs="Times New Roman"/>
+              </w:rPr>
+              <w:t>M4</w:t>
+            </w:r>
+          </w:p>
+        </w:tc>
+        <w:tc>
+          <w:tcPr>
+            <w:tcW w:w="3793" w:type="dxa"/>
+          </w:tcPr>
+          <w:p>
+            <w:pPr>
+              <w:spacing w:line="360" w:lineRule="auto"/>
+              <w:jc w:val="both"/>
+              <w:rPr>
+                <w:rFonts w:cs="Times New Roman"/>
+              </w:rPr>
+            </w:pPr>
+            <w:r>
+              <w:rPr>
+                <w:rFonts w:cs="Times New Roman"/>
+              </w:rPr>
+              <w:t xml:space="preserve">Iteration </w:t>
+            </w:r>
+            <w:r>
+              <w:rPr>
+                <w:rFonts w:cs="Times New Roman"/>
+              </w:rPr>
+              <w:t>2</w:t>
+            </w:r>
+            <w:r>
+              <w:rPr>
+                <w:rFonts w:cs="Times New Roman"/>
+              </w:rPr>
+              <w:t xml:space="preserve"> Submission and Presentation</w:t>
+            </w:r>
+          </w:p>
+        </w:tc>
+        <w:tc>
+          <w:tcPr>
+            <w:tcW w:w="2057" w:type="dxa"/>
+          </w:tcPr>
+          <w:p>
+            <w:pPr>
+              <w:spacing w:line="360" w:lineRule="auto"/>
+              <w:jc w:val="both"/>
+              <w:rPr>
+                <w:rFonts w:cs="Times New Roman"/>
+              </w:rPr>
+            </w:pPr>
+            <w:r>
+              <w:rPr>
+                <w:rFonts w:cs="Times New Roman"/>
+              </w:rPr>
+              <w:t>21</w:t>
+            </w:r>
+            <w:r>
+              <w:rPr>
+                <w:rFonts w:cs="Times New Roman"/>
+                <w:vertAlign w:val="superscript"/>
+              </w:rPr>
+              <w:t>st</w:t>
+            </w:r>
+            <w:r>
+              <w:rPr>
+                <w:rFonts w:cs="Times New Roman"/>
+              </w:rPr>
+              <w:t xml:space="preserve"> August, 2026</w:t>
+            </w:r>
+          </w:p>
+        </w:tc>
+        <w:tc>
+          <w:tcPr>
+            <w:tcW w:w="2451" w:type="dxa"/>
+          </w:tcPr>
+          <w:p>
+            <w:pPr>
+              <w:spacing w:line="360" w:lineRule="auto"/>
+              <w:jc w:val="both"/>
+              <w:rPr>
+                <w:rFonts w:cs="Times New Roman"/>
+              </w:rPr>
+            </w:pPr>
+            <w:r>
+              <w:rPr>
+                <w:rFonts w:cs="Times New Roman"/>
+              </w:rPr>
+              <w:t>UC</w:t>
+            </w:r>
+            <w:r>
+              <w:rPr>
+                <w:rFonts w:cs="Times New Roman"/>
+              </w:rPr>
+              <w:t>2</w:t>
+            </w:r>
+            <w:r>
+              <w:rPr>
+                <w:rFonts w:cs="Times New Roman"/>
+              </w:rPr>
+              <w:t>, UC</w:t>
+            </w:r>
+            <w:r>
+              <w:rPr>
+                <w:rFonts w:cs="Times New Roman"/>
+              </w:rPr>
+              <w:t>4</w:t>
+            </w:r>
+            <w:r>
+              <w:rPr>
+                <w:rFonts w:cs="Times New Roman"/>
+              </w:rPr>
+              <w:t>, UC</w:t>
+            </w:r>
+            <w:r>
+              <w:rPr>
+                <w:rFonts w:cs="Times New Roman"/>
+              </w:rPr>
+              <w:t>6</w:t>
+            </w:r>
+            <w:r>
+              <w:rPr>
+                <w:rFonts w:cs="Times New Roman"/>
+              </w:rPr>
+              <w:t xml:space="preserve"> are completed and tested alongside </w:t>
+            </w:r>
+            <w:proofErr w:type="spellStart"/>
+            <w:r>
+              <w:rPr>
+                <w:rFonts w:cs="Times New Roman"/>
+              </w:rPr>
+              <w:t>github</w:t>
+            </w:r>
+            <w:proofErr w:type="spellEnd"/>
+            <w:r>
+              <w:rPr>
+                <w:rFonts w:cs="Times New Roman"/>
+              </w:rPr>
+              <w:t xml:space="preserve"> collaboration.</w:t>
+            </w:r>
+          </w:p>
+        </w:tc>
+      </w:tr>
+    </w:tbl>
     <w:p>
       <w:pPr>
         <w:spacing w:line="360" w:lineRule="auto"/>
@@ -10405,7 +10970,6 @@
           <w:sz w:val="20"/>
           <w:szCs w:val="20"/>
         </w:rPr>
-        <w:lastRenderedPageBreak/>
         <w:t xml:space="preserve">Note: The chart was created using GanttProject, and </w:t>
       </w:r>
       <w:r>
@@ -10452,15 +11016,9 @@
     <w:p>
       <w:pPr>
         <w:pStyle w:val="Main-Heading"/>
-        <w:rPr>
-          <w:rFonts w:cs="Times New Roman"/>
-        </w:rPr>
       </w:pPr>
       <w:bookmarkStart w:id="30" w:name="_Toc232106228"/>
       <w:r>
-        <w:rPr>
-          <w:rFonts w:cs="Times New Roman"/>
-        </w:rPr>
         <w:t>Technical Description</w:t>
       </w:r>
       <w:bookmarkEnd w:id="30"/>
@@ -10713,6 +11271,7 @@
               <w:rPr>
                 <w:rFonts w:cs="Times New Roman"/>
               </w:rPr>
+              <w:lastRenderedPageBreak/>
               <w:t>Documentation</w:t>
             </w:r>
           </w:p>
@@ -11144,7 +11703,6 @@
                 <w:b/>
                 <w:bCs/>
               </w:rPr>
-              <w:lastRenderedPageBreak/>
               <w:t>Project Management and Collaboration</w:t>
             </w:r>
           </w:p>
@@ -11319,7 +11877,14 @@
               <w:rPr>
                 <w:rFonts w:cs="Times New Roman"/>
               </w:rPr>
-              <w:t>For Team communication, document and resource sharing. Conducting team meeting and discussion.</w:t>
+              <w:t xml:space="preserve">For Team communication, document and resource sharing. Conducting team </w:t>
+            </w:r>
+            <w:r>
+              <w:rPr>
+                <w:rFonts w:cs="Times New Roman"/>
+              </w:rPr>
+              <w:lastRenderedPageBreak/>
+              <w:t>meeting and discussion.</w:t>
             </w:r>
           </w:p>
         </w:tc>
@@ -11346,6 +11911,7 @@
                 <w:b/>
                 <w:bCs/>
               </w:rPr>
+              <w:lastRenderedPageBreak/>
               <w:t>Framework - Frontend</w:t>
             </w:r>
           </w:p>
@@ -11730,7 +12296,6 @@
               <w:rPr>
                 <w:rFonts w:cs="Times New Roman"/>
               </w:rPr>
-              <w:lastRenderedPageBreak/>
               <w:t>Authentication &amp; 2FA</w:t>
             </w:r>
           </w:p>
@@ -11919,6 +12484,7 @@
               <w:rPr>
                 <w:rFonts w:cs="Times New Roman"/>
               </w:rPr>
+              <w:lastRenderedPageBreak/>
               <w:t>All the images, and data and logins details are stored here in the relational database</w:t>
             </w:r>
           </w:p>
@@ -11946,6 +12512,7 @@
                 <w:b/>
                 <w:bCs/>
               </w:rPr>
+              <w:lastRenderedPageBreak/>
               <w:t xml:space="preserve">Hardware </w:t>
             </w:r>
             <w:r>
@@ -13051,15 +13618,9 @@
     <w:p>
       <w:pPr>
         <w:pStyle w:val="Main-Heading"/>
-        <w:rPr>
-          <w:rFonts w:cs="Times New Roman"/>
-        </w:rPr>
       </w:pPr>
       <w:bookmarkStart w:id="34" w:name="_Toc232106231"/>
       <w:r>
-        <w:rPr>
-          <w:rFonts w:cs="Times New Roman"/>
-        </w:rPr>
         <w:lastRenderedPageBreak/>
         <w:t>Risk Management Plan</w:t>
       </w:r>
@@ -13618,6 +14179,7 @@
               <w:rPr>
                 <w:rFonts w:cs="Times New Roman"/>
               </w:rPr>
+              <w:lastRenderedPageBreak/>
               <w:t>Technical Knowledge Gap</w:t>
             </w:r>
           </w:p>
@@ -13927,6 +14489,7 @@
               <w:rPr>
                 <w:rFonts w:cs="Times New Roman"/>
               </w:rPr>
+              <w:lastRenderedPageBreak/>
               <w:t>Security Vulnerability</w:t>
             </w:r>
           </w:p>
@@ -14075,13 +14638,11 @@
             <w:spacing w:before="240" w:line="360" w:lineRule="auto"/>
             <w:rPr>
               <w:rStyle w:val="Main-HeadingChar"/>
-              <w:rFonts w:cs="Times New Roman"/>
             </w:rPr>
           </w:pPr>
           <w:r>
             <w:rPr>
               <w:rStyle w:val="Main-HeadingChar"/>
-              <w:rFonts w:cs="Times New Roman"/>
             </w:rPr>
             <w:t>Works Cited</w:t>
           </w:r>
@@ -14180,16 +14741,10 @@
           <w:ilvl w:val="0"/>
           <w:numId w:val="0"/>
         </w:numPr>
-        <w:ind w:left="360" w:hanging="360"/>
-        <w:rPr>
-          <w:rFonts w:cs="Times New Roman"/>
-        </w:rPr>
+        <w:ind w:left="360"/>
       </w:pPr>
       <w:bookmarkStart w:id="36" w:name="_Toc232106233"/>
       <w:r>
-        <w:rPr>
-          <w:rFonts w:cs="Times New Roman"/>
-        </w:rPr>
         <w:lastRenderedPageBreak/>
         <w:t>Appendices</w:t>
       </w:r>
@@ -16705,7 +17260,7 @@
   <w:abstractNum w:abstractNumId="19" w15:restartNumberingAfterBreak="0">
     <w:nsid w:val="689C666C"/>
     <w:multiLevelType w:val="multilevel"/>
-    <w:tmpl w:val="9CC47CAA"/>
+    <w:tmpl w:val="7B7258BC"/>
     <w:lvl w:ilvl="0">
       <w:start w:val="1"/>
       <w:numFmt w:val="decimal"/>
@@ -18209,7 +18764,6 @@
   <w:style w:type="character" w:default="1" w:styleId="DefaultParagraphFont">
     <w:name w:val="Default Paragraph Font"/>
     <w:uiPriority w:val="1"/>
-    <w:semiHidden/>
     <w:unhideWhenUsed/>
   </w:style>
   <w:style w:type="table" w:default="1" w:styleId="TableNormal">
@@ -18239,7 +18793,7 @@
     <w:link w:val="Main-HeadingChar"/>
     <w:autoRedefine/>
     <w:qFormat/>
-    <w:rsid w:val="00A6422C"/>
+    <w:rsid w:val="00BA3AE4"/>
     <w:pPr>
       <w:numPr>
         <w:numId w:val="5"/>
@@ -18248,23 +18802,24 @@
       <w:ind w:left="360" w:hanging="360"/>
     </w:pPr>
     <w:rPr>
-      <w:rFonts w:ascii="Times New Roman" w:hAnsi="Times New Roman"/>
+      <w:rFonts w:ascii="Times New Roman" w:hAnsi="Times New Roman" w:cs="Times New Roman"/>
       <w:b/>
       <w:color w:val="000000" w:themeColor="text1"/>
-      <w:sz w:val="28"/>
+      <w:sz w:val="24"/>
+      <w:szCs w:val="24"/>
     </w:rPr>
   </w:style>
   <w:style w:type="character" w:customStyle="1" w:styleId="Main-HeadingChar">
     <w:name w:val="Main-Heading Char"/>
     <w:basedOn w:val="Heading1Char"/>
     <w:link w:val="Main-Heading"/>
-    <w:rsid w:val="00A6422C"/>
+    <w:rsid w:val="00BA3AE4"/>
     <w:rPr>
-      <w:rFonts w:ascii="Times New Roman" w:eastAsiaTheme="majorEastAsia" w:hAnsi="Times New Roman" w:cstheme="majorBidi"/>
+      <w:rFonts w:ascii="Times New Roman" w:eastAsiaTheme="majorEastAsia" w:hAnsi="Times New Roman" w:cs="Times New Roman"/>
       <w:b/>
       <w:color w:val="000000" w:themeColor="text1"/>
-      <w:sz w:val="28"/>
-      <w:szCs w:val="40"/>
+      <w:sz w:val="24"/>
+      <w:szCs w:val="24"/>
     </w:rPr>
   </w:style>
   <w:style w:type="character" w:customStyle="1" w:styleId="Heading1Char">

--- a/Report/zerowaste_business_plan.docx
+++ b/Report/zerowaste_business_plan.docx
@@ -1,6 +1,6 @@
 
 <file path=word/document.xml><?xml version="1.0" encoding="utf-8"?>
-<w:document xmlns:wpc="http://schemas.microsoft.com/office/word/2010/wordprocessingCanvas" xmlns:cx="http://schemas.microsoft.com/office/drawing/2014/chartex" xmlns:cx1="http://schemas.microsoft.com/office/drawing/2015/9/8/chartex" xmlns:cx2="http://schemas.microsoft.com/office/drawing/2015/10/21/chartex" xmlns:cx3="http://schemas.microsoft.com/office/drawing/2016/5/9/chartex" xmlns:cx4="http://schemas.microsoft.com/office/drawing/2016/5/10/chartex" xmlns:cx5="http://schemas.microsoft.com/office/drawing/2016/5/11/chartex" xmlns:cx6="http://schemas.microsoft.com/office/drawing/2016/5/12/chartex" xmlns:cx7="http://schemas.microsoft.com/office/drawing/2016/5/13/chartex" xmlns:cx8="http://schemas.microsoft.com/office/drawing/2016/5/14/chartex" xmlns:mc="http://schemas.openxmlformats.org/markup-compatibility/2006" xmlns:aink="http://schemas.microsoft.com/office/drawing/2016/ink" xmlns:am3d="http://schemas.microsoft.com/office/drawing/2017/model3d" xmlns:o="urn:schemas-microsoft-com:office:office" xmlns:oel="http://schemas.microsoft.com/office/2019/extlst" xmlns:r="http://schemas.openxmlformats.org/officeDocument/2006/relationships" xmlns:m="http://schemas.openxmlformats.org/officeDocument/2006/math" xmlns:v="urn:schemas-microsoft-com:vml" xmlns:wp14="http://schemas.microsoft.com/office/word/2010/wordprocessingDrawing" xmlns:wp="http://schemas.openxmlformats.org/drawingml/2006/wordprocessingDrawing" xmlns:w10="urn:schemas-microsoft-com:office:word" xmlns:w="http://schemas.openxmlformats.org/wordprocessingml/2006/main" xmlns:w14="http://schemas.microsoft.com/office/word/2010/wordml" xmlns:w15="http://schemas.microsoft.com/office/word/2012/wordml" xmlns:w16cex="http://schemas.microsoft.com/office/word/2018/wordml/cex" xmlns:w16cid="http://schemas.microsoft.com/office/word/2016/wordml/cid" xmlns:w16="http://schemas.microsoft.com/office/word/2018/wordml" xmlns:w16sdtdh="http://schemas.microsoft.com/office/word/2020/wordml/sdtdatahash" xmlns:w16se="http://schemas.microsoft.com/office/word/2015/wordml/symex" xmlns:wpg="http://schemas.microsoft.com/office/word/2010/wordprocessingGroup" xmlns:wpi="http://schemas.microsoft.com/office/word/2010/wordprocessingInk" xmlns:wne="http://schemas.microsoft.com/office/word/2006/wordml" xmlns:wps="http://schemas.microsoft.com/office/word/2010/wordprocessingShape" mc:Ignorable="w14 w15 w16se w16cid w16 w16cex w16sdtdh wp14">
+<w:document xmlns:wpc="http://schemas.microsoft.com/office/word/2010/wordprocessingCanvas" xmlns:cx="http://schemas.microsoft.com/office/drawing/2014/chartex" xmlns:cx1="http://schemas.microsoft.com/office/drawing/2015/9/8/chartex" xmlns:cx2="http://schemas.microsoft.com/office/drawing/2015/10/21/chartex" xmlns:cx3="http://schemas.microsoft.com/office/drawing/2016/5/9/chartex" xmlns:cx4="http://schemas.microsoft.com/office/drawing/2016/5/10/chartex" xmlns:cx5="http://schemas.microsoft.com/office/drawing/2016/5/11/chartex" xmlns:cx6="http://schemas.microsoft.com/office/drawing/2016/5/12/chartex" xmlns:cx7="http://schemas.microsoft.com/office/drawing/2016/5/13/chartex" xmlns:cx8="http://schemas.microsoft.com/office/drawing/2016/5/14/chartex" xmlns:mc="http://schemas.openxmlformats.org/markup-compatibility/2006" xmlns:aink="http://schemas.microsoft.com/office/drawing/2016/ink" xmlns:am3d="http://schemas.microsoft.com/office/drawing/2017/model3d" xmlns:o="urn:schemas-microsoft-com:office:office" xmlns:oel="http://schemas.microsoft.com/office/2019/extlst" xmlns:r="http://schemas.openxmlformats.org/officeDocument/2006/relationships" xmlns:m="http://schemas.openxmlformats.org/officeDocument/2006/math" xmlns:v="urn:schemas-microsoft-com:vml" xmlns:wp14="http://schemas.microsoft.com/office/word/2010/wordprocessingDrawing" xmlns:wp="http://schemas.openxmlformats.org/drawingml/2006/wordprocessingDrawing" xmlns:w10="urn:schemas-microsoft-com:office:word" xmlns:w="http://schemas.openxmlformats.org/wordprocessingml/2006/main" xmlns:w14="http://schemas.microsoft.com/office/word/2010/wordml" xmlns:w15="http://schemas.microsoft.com/office/word/2012/wordml" xmlns:w16cex="http://schemas.microsoft.com/office/word/2018/wordml/cex" xmlns:w16cid="http://schemas.microsoft.com/office/word/2016/wordml/cid" xmlns:w16="http://schemas.microsoft.com/office/word/2018/wordml" xmlns:w16du="http://schemas.microsoft.com/office/word/2023/wordml/word16du" xmlns:w16sdtdh="http://schemas.microsoft.com/office/word/2020/wordml/sdtdatahash" xmlns:w16sdtfl="http://schemas.microsoft.com/office/word/2024/wordml/sdtformatlock" xmlns:w16se="http://schemas.microsoft.com/office/word/2015/wordml/symex" xmlns:wpg="http://schemas.microsoft.com/office/word/2010/wordprocessingGroup" xmlns:wpi="http://schemas.microsoft.com/office/word/2010/wordprocessingInk" xmlns:wne="http://schemas.microsoft.com/office/word/2006/wordml" xmlns:wps="http://schemas.microsoft.com/office/word/2010/wordprocessingShape" mc:Ignorable="w14 w15 w16se w16cid w16 w16cex w16sdtdh w16sdtfl w16du wp14">
   <w:body>
     <w:p>
       <w:pPr>
@@ -2347,9 +2347,8 @@
               <w:tab w:val="right" w:leader="dot" w:pos="9016"/>
             </w:tabs>
             <w:spacing w:line="360" w:lineRule="auto"/>
-            <w:jc w:val="both"/>
             <w:rPr>
-              <w:rFonts w:eastAsiaTheme="minorEastAsia" w:cs="Times New Roman"/>
+              <w:rFonts w:asciiTheme="minorHAnsi" w:eastAsiaTheme="minorEastAsia" w:hAnsiTheme="minorHAnsi"/>
               <w:noProof/>
               <w:szCs w:val="21"/>
               <w:lang w:eastAsia="en-AU" w:bidi="ne-NP"/>
@@ -2379,18 +2378,16 @@
             </w:rPr>
             <w:fldChar w:fldCharType="separate"/>
           </w:r>
-          <w:hyperlink w:anchor="_Toc232106210" w:history="1">
+          <w:hyperlink w:anchor="_Toc232150780" w:history="1">
             <w:r>
               <w:rPr>
                 <w:rStyle w:val="Hyperlink"/>
-                <w:rFonts w:cs="Times New Roman"/>
                 <w:noProof/>
               </w:rPr>
               <w:t>Abstract</w:t>
             </w:r>
             <w:r>
               <w:rPr>
-                <w:rFonts w:cs="Times New Roman"/>
                 <w:noProof/>
                 <w:webHidden/>
               </w:rPr>
@@ -2398,7 +2395,6 @@
             </w:r>
             <w:r>
               <w:rPr>
-                <w:rFonts w:cs="Times New Roman"/>
                 <w:noProof/>
                 <w:webHidden/>
               </w:rPr>
@@ -2406,22 +2402,19 @@
             </w:r>
             <w:r>
               <w:rPr>
-                <w:rFonts w:cs="Times New Roman"/>
                 <w:noProof/>
                 <w:webHidden/>
               </w:rPr>
-              <w:instrText xml:space="preserve"> PAGEREF _Toc232106210 \h </w:instrText>
-            </w:r>
-            <w:r>
-              <w:rPr>
-                <w:rFonts w:cs="Times New Roman"/>
+              <w:instrText xml:space="preserve"> PAGEREF _Toc232150780 \h </w:instrText>
+            </w:r>
+            <w:r>
+              <w:rPr>
                 <w:noProof/>
                 <w:webHidden/>
               </w:rPr>
             </w:r>
             <w:r>
               <w:rPr>
-                <w:rFonts w:cs="Times New Roman"/>
                 <w:noProof/>
                 <w:webHidden/>
               </w:rPr>
@@ -2429,7 +2422,6 @@
             </w:r>
             <w:r>
               <w:rPr>
-                <w:rFonts w:cs="Times New Roman"/>
                 <w:noProof/>
                 <w:webHidden/>
               </w:rPr>
@@ -2437,7 +2429,6 @@
             </w:r>
             <w:r>
               <w:rPr>
-                <w:rFonts w:cs="Times New Roman"/>
                 <w:noProof/>
                 <w:webHidden/>
               </w:rPr>
@@ -2452,26 +2443,23 @@
               <w:tab w:val="right" w:leader="dot" w:pos="9016"/>
             </w:tabs>
             <w:spacing w:line="360" w:lineRule="auto"/>
-            <w:jc w:val="both"/>
             <w:rPr>
-              <w:rFonts w:eastAsiaTheme="minorEastAsia" w:cs="Times New Roman"/>
+              <w:rFonts w:asciiTheme="minorHAnsi" w:eastAsiaTheme="minorEastAsia" w:hAnsiTheme="minorHAnsi"/>
               <w:noProof/>
               <w:szCs w:val="21"/>
               <w:lang w:eastAsia="en-AU" w:bidi="ne-NP"/>
             </w:rPr>
           </w:pPr>
-          <w:hyperlink w:anchor="_Toc232106211" w:history="1">
+          <w:hyperlink w:anchor="_Toc232150781" w:history="1">
             <w:r>
               <w:rPr>
                 <w:rStyle w:val="Hyperlink"/>
-                <w:rFonts w:cs="Times New Roman"/>
                 <w:noProof/>
               </w:rPr>
               <w:t>Acknowledgement</w:t>
             </w:r>
             <w:r>
               <w:rPr>
-                <w:rFonts w:cs="Times New Roman"/>
                 <w:noProof/>
                 <w:webHidden/>
               </w:rPr>
@@ -2479,7 +2467,6 @@
             </w:r>
             <w:r>
               <w:rPr>
-                <w:rFonts w:cs="Times New Roman"/>
                 <w:noProof/>
                 <w:webHidden/>
               </w:rPr>
@@ -2487,22 +2474,19 @@
             </w:r>
             <w:r>
               <w:rPr>
-                <w:rFonts w:cs="Times New Roman"/>
                 <w:noProof/>
                 <w:webHidden/>
               </w:rPr>
-              <w:instrText xml:space="preserve"> PAGEREF _Toc232106211 \h </w:instrText>
-            </w:r>
-            <w:r>
-              <w:rPr>
-                <w:rFonts w:cs="Times New Roman"/>
+              <w:instrText xml:space="preserve"> PAGEREF _Toc232150781 \h </w:instrText>
+            </w:r>
+            <w:r>
+              <w:rPr>
                 <w:noProof/>
                 <w:webHidden/>
               </w:rPr>
             </w:r>
             <w:r>
               <w:rPr>
-                <w:rFonts w:cs="Times New Roman"/>
                 <w:noProof/>
                 <w:webHidden/>
               </w:rPr>
@@ -2510,7 +2494,6 @@
             </w:r>
             <w:r>
               <w:rPr>
-                <w:rFonts w:cs="Times New Roman"/>
                 <w:noProof/>
                 <w:webHidden/>
               </w:rPr>
@@ -2518,7 +2501,6 @@
             </w:r>
             <w:r>
               <w:rPr>
-                <w:rFonts w:cs="Times New Roman"/>
                 <w:noProof/>
                 <w:webHidden/>
               </w:rPr>
@@ -2534,26 +2516,24 @@
               <w:tab w:val="right" w:leader="dot" w:pos="9016"/>
             </w:tabs>
             <w:spacing w:line="360" w:lineRule="auto"/>
-            <w:jc w:val="both"/>
             <w:rPr>
-              <w:rFonts w:eastAsiaTheme="minorEastAsia" w:cs="Times New Roman"/>
+              <w:rFonts w:asciiTheme="minorHAnsi" w:eastAsiaTheme="minorEastAsia" w:hAnsiTheme="minorHAnsi"/>
               <w:noProof/>
               <w:szCs w:val="21"/>
               <w:lang w:eastAsia="en-AU" w:bidi="ne-NP"/>
             </w:rPr>
           </w:pPr>
-          <w:hyperlink w:anchor="_Toc232106212" w:history="1">
+          <w:hyperlink w:anchor="_Toc232150782" w:history="1">
             <w:r>
               <w:rPr>
                 <w:rStyle w:val="Hyperlink"/>
-                <w:rFonts w:cs="Times New Roman"/>
                 <w:noProof/>
               </w:rPr>
               <w:t>1.</w:t>
             </w:r>
             <w:r>
               <w:rPr>
-                <w:rFonts w:eastAsiaTheme="minorEastAsia" w:cs="Times New Roman"/>
+                <w:rFonts w:asciiTheme="minorHAnsi" w:eastAsiaTheme="minorEastAsia" w:hAnsiTheme="minorHAnsi"/>
                 <w:noProof/>
                 <w:szCs w:val="21"/>
                 <w:lang w:eastAsia="en-AU" w:bidi="ne-NP"/>
@@ -2563,14 +2543,12 @@
             <w:r>
               <w:rPr>
                 <w:rStyle w:val="Hyperlink"/>
-                <w:rFonts w:cs="Times New Roman"/>
                 <w:noProof/>
               </w:rPr>
               <w:t>Overview</w:t>
             </w:r>
             <w:r>
               <w:rPr>
-                <w:rFonts w:cs="Times New Roman"/>
                 <w:noProof/>
                 <w:webHidden/>
               </w:rPr>
@@ -2578,7 +2556,6 @@
             </w:r>
             <w:r>
               <w:rPr>
-                <w:rFonts w:cs="Times New Roman"/>
                 <w:noProof/>
                 <w:webHidden/>
               </w:rPr>
@@ -2586,22 +2563,19 @@
             </w:r>
             <w:r>
               <w:rPr>
-                <w:rFonts w:cs="Times New Roman"/>
                 <w:noProof/>
                 <w:webHidden/>
               </w:rPr>
-              <w:instrText xml:space="preserve"> PAGEREF _Toc232106212 \h </w:instrText>
-            </w:r>
-            <w:r>
-              <w:rPr>
-                <w:rFonts w:cs="Times New Roman"/>
+              <w:instrText xml:space="preserve"> PAGEREF _Toc232150782 \h </w:instrText>
+            </w:r>
+            <w:r>
+              <w:rPr>
                 <w:noProof/>
                 <w:webHidden/>
               </w:rPr>
             </w:r>
             <w:r>
               <w:rPr>
-                <w:rFonts w:cs="Times New Roman"/>
                 <w:noProof/>
                 <w:webHidden/>
               </w:rPr>
@@ -2609,7 +2583,6 @@
             </w:r>
             <w:r>
               <w:rPr>
-                <w:rFonts w:cs="Times New Roman"/>
                 <w:noProof/>
                 <w:webHidden/>
               </w:rPr>
@@ -2617,7 +2590,6 @@
             </w:r>
             <w:r>
               <w:rPr>
-                <w:rFonts w:cs="Times New Roman"/>
                 <w:noProof/>
                 <w:webHidden/>
               </w:rPr>
@@ -2632,15 +2604,14 @@
               <w:tab w:val="right" w:leader="dot" w:pos="9016"/>
             </w:tabs>
             <w:spacing w:line="360" w:lineRule="auto"/>
-            <w:jc w:val="both"/>
             <w:rPr>
-              <w:rFonts w:eastAsiaTheme="minorEastAsia" w:cs="Times New Roman"/>
+              <w:rFonts w:asciiTheme="minorHAnsi" w:eastAsiaTheme="minorEastAsia" w:hAnsiTheme="minorHAnsi"/>
               <w:noProof/>
               <w:szCs w:val="21"/>
               <w:lang w:eastAsia="en-AU" w:bidi="ne-NP"/>
             </w:rPr>
           </w:pPr>
-          <w:hyperlink w:anchor="_Toc232106213" w:history="1">
+          <w:hyperlink w:anchor="_Toc232150783" w:history="1">
             <w:r>
               <w:rPr>
                 <w:rStyle w:val="Hyperlink"/>
@@ -2660,7 +2631,6 @@
             </w:r>
             <w:r>
               <w:rPr>
-                <w:rFonts w:cs="Times New Roman"/>
                 <w:noProof/>
                 <w:webHidden/>
               </w:rPr>
@@ -2668,7 +2638,6 @@
             </w:r>
             <w:r>
               <w:rPr>
-                <w:rFonts w:cs="Times New Roman"/>
                 <w:noProof/>
                 <w:webHidden/>
               </w:rPr>
@@ -2676,22 +2645,19 @@
             </w:r>
             <w:r>
               <w:rPr>
-                <w:rFonts w:cs="Times New Roman"/>
                 <w:noProof/>
                 <w:webHidden/>
               </w:rPr>
-              <w:instrText xml:space="preserve"> PAGEREF _Toc232106213 \h </w:instrText>
-            </w:r>
-            <w:r>
-              <w:rPr>
-                <w:rFonts w:cs="Times New Roman"/>
+              <w:instrText xml:space="preserve"> PAGEREF _Toc232150783 \h </w:instrText>
+            </w:r>
+            <w:r>
+              <w:rPr>
                 <w:noProof/>
                 <w:webHidden/>
               </w:rPr>
             </w:r>
             <w:r>
               <w:rPr>
-                <w:rFonts w:cs="Times New Roman"/>
                 <w:noProof/>
                 <w:webHidden/>
               </w:rPr>
@@ -2699,7 +2665,6 @@
             </w:r>
             <w:r>
               <w:rPr>
-                <w:rFonts w:cs="Times New Roman"/>
                 <w:noProof/>
                 <w:webHidden/>
               </w:rPr>
@@ -2707,7 +2672,6 @@
             </w:r>
             <w:r>
               <w:rPr>
-                <w:rFonts w:cs="Times New Roman"/>
                 <w:noProof/>
                 <w:webHidden/>
               </w:rPr>
@@ -2722,15 +2686,14 @@
               <w:tab w:val="right" w:leader="dot" w:pos="9016"/>
             </w:tabs>
             <w:spacing w:line="360" w:lineRule="auto"/>
-            <w:jc w:val="both"/>
             <w:rPr>
-              <w:rFonts w:eastAsiaTheme="minorEastAsia" w:cs="Times New Roman"/>
+              <w:rFonts w:asciiTheme="minorHAnsi" w:eastAsiaTheme="minorEastAsia" w:hAnsiTheme="minorHAnsi"/>
               <w:noProof/>
               <w:szCs w:val="21"/>
               <w:lang w:eastAsia="en-AU" w:bidi="ne-NP"/>
             </w:rPr>
           </w:pPr>
-          <w:hyperlink w:anchor="_Toc232106214" w:history="1">
+          <w:hyperlink w:anchor="_Toc232150784" w:history="1">
             <w:r>
               <w:rPr>
                 <w:rStyle w:val="Hyperlink"/>
@@ -2750,7 +2713,6 @@
             </w:r>
             <w:r>
               <w:rPr>
-                <w:rFonts w:cs="Times New Roman"/>
                 <w:noProof/>
                 <w:webHidden/>
               </w:rPr>
@@ -2758,7 +2720,6 @@
             </w:r>
             <w:r>
               <w:rPr>
-                <w:rFonts w:cs="Times New Roman"/>
                 <w:noProof/>
                 <w:webHidden/>
               </w:rPr>
@@ -2766,22 +2727,19 @@
             </w:r>
             <w:r>
               <w:rPr>
-                <w:rFonts w:cs="Times New Roman"/>
                 <w:noProof/>
                 <w:webHidden/>
               </w:rPr>
-              <w:instrText xml:space="preserve"> PAGEREF _Toc232106214 \h </w:instrText>
-            </w:r>
-            <w:r>
-              <w:rPr>
-                <w:rFonts w:cs="Times New Roman"/>
+              <w:instrText xml:space="preserve"> PAGEREF _Toc232150784 \h </w:instrText>
+            </w:r>
+            <w:r>
+              <w:rPr>
                 <w:noProof/>
                 <w:webHidden/>
               </w:rPr>
             </w:r>
             <w:r>
               <w:rPr>
-                <w:rFonts w:cs="Times New Roman"/>
                 <w:noProof/>
                 <w:webHidden/>
               </w:rPr>
@@ -2789,7 +2747,6 @@
             </w:r>
             <w:r>
               <w:rPr>
-                <w:rFonts w:cs="Times New Roman"/>
                 <w:noProof/>
                 <w:webHidden/>
               </w:rPr>
@@ -2797,7 +2754,6 @@
             </w:r>
             <w:r>
               <w:rPr>
-                <w:rFonts w:cs="Times New Roman"/>
                 <w:noProof/>
                 <w:webHidden/>
               </w:rPr>
@@ -2812,15 +2768,14 @@
               <w:tab w:val="right" w:leader="dot" w:pos="9016"/>
             </w:tabs>
             <w:spacing w:line="360" w:lineRule="auto"/>
-            <w:jc w:val="both"/>
             <w:rPr>
-              <w:rFonts w:eastAsiaTheme="minorEastAsia" w:cs="Times New Roman"/>
+              <w:rFonts w:asciiTheme="minorHAnsi" w:eastAsiaTheme="minorEastAsia" w:hAnsiTheme="minorHAnsi"/>
               <w:noProof/>
               <w:szCs w:val="21"/>
               <w:lang w:eastAsia="en-AU" w:bidi="ne-NP"/>
             </w:rPr>
           </w:pPr>
-          <w:hyperlink w:anchor="_Toc232106215" w:history="1">
+          <w:hyperlink w:anchor="_Toc232150785" w:history="1">
             <w:r>
               <w:rPr>
                 <w:rStyle w:val="Hyperlink"/>
@@ -2840,7 +2795,6 @@
             </w:r>
             <w:r>
               <w:rPr>
-                <w:rFonts w:cs="Times New Roman"/>
                 <w:noProof/>
                 <w:webHidden/>
               </w:rPr>
@@ -2848,7 +2802,6 @@
             </w:r>
             <w:r>
               <w:rPr>
-                <w:rFonts w:cs="Times New Roman"/>
                 <w:noProof/>
                 <w:webHidden/>
               </w:rPr>
@@ -2856,22 +2809,19 @@
             </w:r>
             <w:r>
               <w:rPr>
-                <w:rFonts w:cs="Times New Roman"/>
                 <w:noProof/>
                 <w:webHidden/>
               </w:rPr>
-              <w:instrText xml:space="preserve"> PAGEREF _Toc232106215 \h </w:instrText>
-            </w:r>
-            <w:r>
-              <w:rPr>
-                <w:rFonts w:cs="Times New Roman"/>
+              <w:instrText xml:space="preserve"> PAGEREF _Toc232150785 \h </w:instrText>
+            </w:r>
+            <w:r>
+              <w:rPr>
                 <w:noProof/>
                 <w:webHidden/>
               </w:rPr>
             </w:r>
             <w:r>
               <w:rPr>
-                <w:rFonts w:cs="Times New Roman"/>
                 <w:noProof/>
                 <w:webHidden/>
               </w:rPr>
@@ -2879,7 +2829,6 @@
             </w:r>
             <w:r>
               <w:rPr>
-                <w:rFonts w:cs="Times New Roman"/>
                 <w:noProof/>
                 <w:webHidden/>
               </w:rPr>
@@ -2887,7 +2836,6 @@
             </w:r>
             <w:r>
               <w:rPr>
-                <w:rFonts w:cs="Times New Roman"/>
                 <w:noProof/>
                 <w:webHidden/>
               </w:rPr>
@@ -2902,15 +2850,14 @@
               <w:tab w:val="right" w:leader="dot" w:pos="9016"/>
             </w:tabs>
             <w:spacing w:line="360" w:lineRule="auto"/>
-            <w:jc w:val="both"/>
             <w:rPr>
-              <w:rFonts w:eastAsiaTheme="minorEastAsia" w:cs="Times New Roman"/>
+              <w:rFonts w:asciiTheme="minorHAnsi" w:eastAsiaTheme="minorEastAsia" w:hAnsiTheme="minorHAnsi"/>
               <w:noProof/>
               <w:szCs w:val="21"/>
               <w:lang w:eastAsia="en-AU" w:bidi="ne-NP"/>
             </w:rPr>
           </w:pPr>
-          <w:hyperlink w:anchor="_Toc232106216" w:history="1">
+          <w:hyperlink w:anchor="_Toc232150786" w:history="1">
             <w:r>
               <w:rPr>
                 <w:rStyle w:val="Hyperlink"/>
@@ -2930,7 +2877,6 @@
             </w:r>
             <w:r>
               <w:rPr>
-                <w:rFonts w:cs="Times New Roman"/>
                 <w:noProof/>
                 <w:webHidden/>
               </w:rPr>
@@ -2938,7 +2884,6 @@
             </w:r>
             <w:r>
               <w:rPr>
-                <w:rFonts w:cs="Times New Roman"/>
                 <w:noProof/>
                 <w:webHidden/>
               </w:rPr>
@@ -2946,22 +2891,19 @@
             </w:r>
             <w:r>
               <w:rPr>
-                <w:rFonts w:cs="Times New Roman"/>
                 <w:noProof/>
                 <w:webHidden/>
               </w:rPr>
-              <w:instrText xml:space="preserve"> PAGEREF _Toc232106216 \h </w:instrText>
-            </w:r>
-            <w:r>
-              <w:rPr>
-                <w:rFonts w:cs="Times New Roman"/>
+              <w:instrText xml:space="preserve"> PAGEREF _Toc232150786 \h </w:instrText>
+            </w:r>
+            <w:r>
+              <w:rPr>
                 <w:noProof/>
                 <w:webHidden/>
               </w:rPr>
             </w:r>
             <w:r>
               <w:rPr>
-                <w:rFonts w:cs="Times New Roman"/>
                 <w:noProof/>
                 <w:webHidden/>
               </w:rPr>
@@ -2969,7 +2911,6 @@
             </w:r>
             <w:r>
               <w:rPr>
-                <w:rFonts w:cs="Times New Roman"/>
                 <w:noProof/>
                 <w:webHidden/>
               </w:rPr>
@@ -2977,7 +2918,6 @@
             </w:r>
             <w:r>
               <w:rPr>
-                <w:rFonts w:cs="Times New Roman"/>
                 <w:noProof/>
                 <w:webHidden/>
               </w:rPr>
@@ -2992,15 +2932,14 @@
               <w:tab w:val="right" w:leader="dot" w:pos="9016"/>
             </w:tabs>
             <w:spacing w:line="360" w:lineRule="auto"/>
-            <w:jc w:val="both"/>
             <w:rPr>
-              <w:rFonts w:eastAsiaTheme="minorEastAsia" w:cs="Times New Roman"/>
+              <w:rFonts w:asciiTheme="minorHAnsi" w:eastAsiaTheme="minorEastAsia" w:hAnsiTheme="minorHAnsi"/>
               <w:noProof/>
               <w:szCs w:val="21"/>
               <w:lang w:eastAsia="en-AU" w:bidi="ne-NP"/>
             </w:rPr>
           </w:pPr>
-          <w:hyperlink w:anchor="_Toc232106217" w:history="1">
+          <w:hyperlink w:anchor="_Toc232150787" w:history="1">
             <w:r>
               <w:rPr>
                 <w:rStyle w:val="Hyperlink"/>
@@ -3020,7 +2959,6 @@
             </w:r>
             <w:r>
               <w:rPr>
-                <w:rFonts w:cs="Times New Roman"/>
                 <w:noProof/>
                 <w:webHidden/>
               </w:rPr>
@@ -3028,7 +2966,6 @@
             </w:r>
             <w:r>
               <w:rPr>
-                <w:rFonts w:cs="Times New Roman"/>
                 <w:noProof/>
                 <w:webHidden/>
               </w:rPr>
@@ -3036,22 +2973,19 @@
             </w:r>
             <w:r>
               <w:rPr>
-                <w:rFonts w:cs="Times New Roman"/>
                 <w:noProof/>
                 <w:webHidden/>
               </w:rPr>
-              <w:instrText xml:space="preserve"> PAGEREF _Toc232106217 \h </w:instrText>
-            </w:r>
-            <w:r>
-              <w:rPr>
-                <w:rFonts w:cs="Times New Roman"/>
+              <w:instrText xml:space="preserve"> PAGEREF _Toc232150787 \h </w:instrText>
+            </w:r>
+            <w:r>
+              <w:rPr>
                 <w:noProof/>
                 <w:webHidden/>
               </w:rPr>
             </w:r>
             <w:r>
               <w:rPr>
-                <w:rFonts w:cs="Times New Roman"/>
                 <w:noProof/>
                 <w:webHidden/>
               </w:rPr>
@@ -3059,7 +2993,6 @@
             </w:r>
             <w:r>
               <w:rPr>
-                <w:rFonts w:cs="Times New Roman"/>
                 <w:noProof/>
                 <w:webHidden/>
               </w:rPr>
@@ -3067,7 +3000,6 @@
             </w:r>
             <w:r>
               <w:rPr>
-                <w:rFonts w:cs="Times New Roman"/>
                 <w:noProof/>
                 <w:webHidden/>
               </w:rPr>
@@ -3083,26 +3015,24 @@
               <w:tab w:val="right" w:leader="dot" w:pos="9016"/>
             </w:tabs>
             <w:spacing w:line="360" w:lineRule="auto"/>
-            <w:jc w:val="both"/>
             <w:rPr>
-              <w:rFonts w:eastAsiaTheme="minorEastAsia" w:cs="Times New Roman"/>
+              <w:rFonts w:asciiTheme="minorHAnsi" w:eastAsiaTheme="minorEastAsia" w:hAnsiTheme="minorHAnsi"/>
               <w:noProof/>
               <w:szCs w:val="21"/>
               <w:lang w:eastAsia="en-AU" w:bidi="ne-NP"/>
             </w:rPr>
           </w:pPr>
-          <w:hyperlink w:anchor="_Toc232106218" w:history="1">
+          <w:hyperlink w:anchor="_Toc232150788" w:history="1">
             <w:r>
               <w:rPr>
                 <w:rStyle w:val="Hyperlink"/>
-                <w:rFonts w:cs="Times New Roman"/>
                 <w:noProof/>
               </w:rPr>
               <w:t>2.</w:t>
             </w:r>
             <w:r>
               <w:rPr>
-                <w:rFonts w:eastAsiaTheme="minorEastAsia" w:cs="Times New Roman"/>
+                <w:rFonts w:asciiTheme="minorHAnsi" w:eastAsiaTheme="minorEastAsia" w:hAnsiTheme="minorHAnsi"/>
                 <w:noProof/>
                 <w:szCs w:val="21"/>
                 <w:lang w:eastAsia="en-AU" w:bidi="ne-NP"/>
@@ -3112,14 +3042,12 @@
             <w:r>
               <w:rPr>
                 <w:rStyle w:val="Hyperlink"/>
-                <w:rFonts w:cs="Times New Roman"/>
                 <w:noProof/>
               </w:rPr>
               <w:t>Project Aims</w:t>
             </w:r>
             <w:r>
               <w:rPr>
-                <w:rFonts w:cs="Times New Roman"/>
                 <w:noProof/>
                 <w:webHidden/>
               </w:rPr>
@@ -3127,7 +3055,6 @@
             </w:r>
             <w:r>
               <w:rPr>
-                <w:rFonts w:cs="Times New Roman"/>
                 <w:noProof/>
                 <w:webHidden/>
               </w:rPr>
@@ -3135,22 +3062,19 @@
             </w:r>
             <w:r>
               <w:rPr>
-                <w:rFonts w:cs="Times New Roman"/>
                 <w:noProof/>
                 <w:webHidden/>
               </w:rPr>
-              <w:instrText xml:space="preserve"> PAGEREF _Toc232106218 \h </w:instrText>
-            </w:r>
-            <w:r>
-              <w:rPr>
-                <w:rFonts w:cs="Times New Roman"/>
+              <w:instrText xml:space="preserve"> PAGEREF _Toc232150788 \h </w:instrText>
+            </w:r>
+            <w:r>
+              <w:rPr>
                 <w:noProof/>
                 <w:webHidden/>
               </w:rPr>
             </w:r>
             <w:r>
               <w:rPr>
-                <w:rFonts w:cs="Times New Roman"/>
                 <w:noProof/>
                 <w:webHidden/>
               </w:rPr>
@@ -3158,7 +3082,6 @@
             </w:r>
             <w:r>
               <w:rPr>
-                <w:rFonts w:cs="Times New Roman"/>
                 <w:noProof/>
                 <w:webHidden/>
               </w:rPr>
@@ -3166,7 +3089,6 @@
             </w:r>
             <w:r>
               <w:rPr>
-                <w:rFonts w:cs="Times New Roman"/>
                 <w:noProof/>
                 <w:webHidden/>
               </w:rPr>
@@ -3182,26 +3104,24 @@
               <w:tab w:val="right" w:leader="dot" w:pos="9016"/>
             </w:tabs>
             <w:spacing w:line="360" w:lineRule="auto"/>
-            <w:jc w:val="both"/>
             <w:rPr>
-              <w:rFonts w:eastAsiaTheme="minorEastAsia" w:cs="Times New Roman"/>
+              <w:rFonts w:asciiTheme="minorHAnsi" w:eastAsiaTheme="minorEastAsia" w:hAnsiTheme="minorHAnsi"/>
               <w:noProof/>
               <w:szCs w:val="21"/>
               <w:lang w:eastAsia="en-AU" w:bidi="ne-NP"/>
             </w:rPr>
           </w:pPr>
-          <w:hyperlink w:anchor="_Toc232106219" w:history="1">
+          <w:hyperlink w:anchor="_Toc232150789" w:history="1">
             <w:r>
               <w:rPr>
                 <w:rStyle w:val="Hyperlink"/>
-                <w:rFonts w:cs="Times New Roman"/>
                 <w:noProof/>
               </w:rPr>
               <w:t>3.</w:t>
             </w:r>
             <w:r>
               <w:rPr>
-                <w:rFonts w:eastAsiaTheme="minorEastAsia" w:cs="Times New Roman"/>
+                <w:rFonts w:asciiTheme="minorHAnsi" w:eastAsiaTheme="minorEastAsia" w:hAnsiTheme="minorHAnsi"/>
                 <w:noProof/>
                 <w:szCs w:val="21"/>
                 <w:lang w:eastAsia="en-AU" w:bidi="ne-NP"/>
@@ -3211,14 +3131,12 @@
             <w:r>
               <w:rPr>
                 <w:rStyle w:val="Hyperlink"/>
-                <w:rFonts w:cs="Times New Roman"/>
                 <w:noProof/>
               </w:rPr>
               <w:t>Project Objectives</w:t>
             </w:r>
             <w:r>
               <w:rPr>
-                <w:rFonts w:cs="Times New Roman"/>
                 <w:noProof/>
                 <w:webHidden/>
               </w:rPr>
@@ -3226,7 +3144,6 @@
             </w:r>
             <w:r>
               <w:rPr>
-                <w:rFonts w:cs="Times New Roman"/>
                 <w:noProof/>
                 <w:webHidden/>
               </w:rPr>
@@ -3234,22 +3151,19 @@
             </w:r>
             <w:r>
               <w:rPr>
-                <w:rFonts w:cs="Times New Roman"/>
                 <w:noProof/>
                 <w:webHidden/>
               </w:rPr>
-              <w:instrText xml:space="preserve"> PAGEREF _Toc232106219 \h </w:instrText>
-            </w:r>
-            <w:r>
-              <w:rPr>
-                <w:rFonts w:cs="Times New Roman"/>
+              <w:instrText xml:space="preserve"> PAGEREF _Toc232150789 \h </w:instrText>
+            </w:r>
+            <w:r>
+              <w:rPr>
                 <w:noProof/>
                 <w:webHidden/>
               </w:rPr>
             </w:r>
             <w:r>
               <w:rPr>
-                <w:rFonts w:cs="Times New Roman"/>
                 <w:noProof/>
                 <w:webHidden/>
               </w:rPr>
@@ -3257,7 +3171,6 @@
             </w:r>
             <w:r>
               <w:rPr>
-                <w:rFonts w:cs="Times New Roman"/>
                 <w:noProof/>
                 <w:webHidden/>
               </w:rPr>
@@ -3265,7 +3178,6 @@
             </w:r>
             <w:r>
               <w:rPr>
-                <w:rFonts w:cs="Times New Roman"/>
                 <w:noProof/>
                 <w:webHidden/>
               </w:rPr>
@@ -3281,26 +3193,24 @@
               <w:tab w:val="right" w:leader="dot" w:pos="9016"/>
             </w:tabs>
             <w:spacing w:line="360" w:lineRule="auto"/>
-            <w:jc w:val="both"/>
             <w:rPr>
-              <w:rFonts w:eastAsiaTheme="minorEastAsia" w:cs="Times New Roman"/>
+              <w:rFonts w:asciiTheme="minorHAnsi" w:eastAsiaTheme="minorEastAsia" w:hAnsiTheme="minorHAnsi"/>
               <w:noProof/>
               <w:szCs w:val="21"/>
               <w:lang w:eastAsia="en-AU" w:bidi="ne-NP"/>
             </w:rPr>
           </w:pPr>
-          <w:hyperlink w:anchor="_Toc232106220" w:history="1">
+          <w:hyperlink w:anchor="_Toc232150790" w:history="1">
             <w:r>
               <w:rPr>
                 <w:rStyle w:val="Hyperlink"/>
-                <w:rFonts w:cs="Times New Roman"/>
                 <w:noProof/>
               </w:rPr>
               <w:t>4.</w:t>
             </w:r>
             <w:r>
               <w:rPr>
-                <w:rFonts w:eastAsiaTheme="minorEastAsia" w:cs="Times New Roman"/>
+                <w:rFonts w:asciiTheme="minorHAnsi" w:eastAsiaTheme="minorEastAsia" w:hAnsiTheme="minorHAnsi"/>
                 <w:noProof/>
                 <w:szCs w:val="21"/>
                 <w:lang w:eastAsia="en-AU" w:bidi="ne-NP"/>
@@ -3310,14 +3220,12 @@
             <w:r>
               <w:rPr>
                 <w:rStyle w:val="Hyperlink"/>
-                <w:rFonts w:cs="Times New Roman"/>
                 <w:noProof/>
               </w:rPr>
               <w:t>Project Scope</w:t>
             </w:r>
             <w:r>
               <w:rPr>
-                <w:rFonts w:cs="Times New Roman"/>
                 <w:noProof/>
                 <w:webHidden/>
               </w:rPr>
@@ -3325,7 +3233,6 @@
             </w:r>
             <w:r>
               <w:rPr>
-                <w:rFonts w:cs="Times New Roman"/>
                 <w:noProof/>
                 <w:webHidden/>
               </w:rPr>
@@ -3333,22 +3240,19 @@
             </w:r>
             <w:r>
               <w:rPr>
-                <w:rFonts w:cs="Times New Roman"/>
                 <w:noProof/>
                 <w:webHidden/>
               </w:rPr>
-              <w:instrText xml:space="preserve"> PAGEREF _Toc232106220 \h </w:instrText>
-            </w:r>
-            <w:r>
-              <w:rPr>
-                <w:rFonts w:cs="Times New Roman"/>
+              <w:instrText xml:space="preserve"> PAGEREF _Toc232150790 \h </w:instrText>
+            </w:r>
+            <w:r>
+              <w:rPr>
                 <w:noProof/>
                 <w:webHidden/>
               </w:rPr>
             </w:r>
             <w:r>
               <w:rPr>
-                <w:rFonts w:cs="Times New Roman"/>
                 <w:noProof/>
                 <w:webHidden/>
               </w:rPr>
@@ -3356,7 +3260,6 @@
             </w:r>
             <w:r>
               <w:rPr>
-                <w:rFonts w:cs="Times New Roman"/>
                 <w:noProof/>
                 <w:webHidden/>
               </w:rPr>
@@ -3364,7 +3267,6 @@
             </w:r>
             <w:r>
               <w:rPr>
-                <w:rFonts w:cs="Times New Roman"/>
                 <w:noProof/>
                 <w:webHidden/>
               </w:rPr>
@@ -3379,15 +3281,14 @@
               <w:tab w:val="right" w:leader="dot" w:pos="9016"/>
             </w:tabs>
             <w:spacing w:line="360" w:lineRule="auto"/>
-            <w:jc w:val="both"/>
             <w:rPr>
-              <w:rFonts w:eastAsiaTheme="minorEastAsia" w:cs="Times New Roman"/>
+              <w:rFonts w:asciiTheme="minorHAnsi" w:eastAsiaTheme="minorEastAsia" w:hAnsiTheme="minorHAnsi"/>
               <w:noProof/>
               <w:szCs w:val="21"/>
               <w:lang w:eastAsia="en-AU" w:bidi="ne-NP"/>
             </w:rPr>
           </w:pPr>
-          <w:hyperlink w:anchor="_Toc232106221" w:history="1">
+          <w:hyperlink w:anchor="_Toc232150791" w:history="1">
             <w:r>
               <w:rPr>
                 <w:rStyle w:val="Hyperlink"/>
@@ -3398,7 +3299,6 @@
             </w:r>
             <w:r>
               <w:rPr>
-                <w:rFonts w:cs="Times New Roman"/>
                 <w:noProof/>
                 <w:webHidden/>
               </w:rPr>
@@ -3406,7 +3306,6 @@
             </w:r>
             <w:r>
               <w:rPr>
-                <w:rFonts w:cs="Times New Roman"/>
                 <w:noProof/>
                 <w:webHidden/>
               </w:rPr>
@@ -3414,22 +3313,19 @@
             </w:r>
             <w:r>
               <w:rPr>
-                <w:rFonts w:cs="Times New Roman"/>
                 <w:noProof/>
                 <w:webHidden/>
               </w:rPr>
-              <w:instrText xml:space="preserve"> PAGEREF _Toc232106221 \h </w:instrText>
-            </w:r>
-            <w:r>
-              <w:rPr>
-                <w:rFonts w:cs="Times New Roman"/>
+              <w:instrText xml:space="preserve"> PAGEREF _Toc232150791 \h </w:instrText>
+            </w:r>
+            <w:r>
+              <w:rPr>
                 <w:noProof/>
                 <w:webHidden/>
               </w:rPr>
             </w:r>
             <w:r>
               <w:rPr>
-                <w:rFonts w:cs="Times New Roman"/>
                 <w:noProof/>
                 <w:webHidden/>
               </w:rPr>
@@ -3437,7 +3333,6 @@
             </w:r>
             <w:r>
               <w:rPr>
-                <w:rFonts w:cs="Times New Roman"/>
                 <w:noProof/>
                 <w:webHidden/>
               </w:rPr>
@@ -3445,7 +3340,6 @@
             </w:r>
             <w:r>
               <w:rPr>
-                <w:rFonts w:cs="Times New Roman"/>
                 <w:noProof/>
                 <w:webHidden/>
               </w:rPr>
@@ -3460,15 +3354,14 @@
               <w:tab w:val="right" w:leader="dot" w:pos="9016"/>
             </w:tabs>
             <w:spacing w:line="360" w:lineRule="auto"/>
-            <w:jc w:val="both"/>
             <w:rPr>
-              <w:rFonts w:eastAsiaTheme="minorEastAsia" w:cs="Times New Roman"/>
+              <w:rFonts w:asciiTheme="minorHAnsi" w:eastAsiaTheme="minorEastAsia" w:hAnsiTheme="minorHAnsi"/>
               <w:noProof/>
               <w:szCs w:val="21"/>
               <w:lang w:eastAsia="en-AU" w:bidi="ne-NP"/>
             </w:rPr>
           </w:pPr>
-          <w:hyperlink w:anchor="_Toc232106222" w:history="1">
+          <w:hyperlink w:anchor="_Toc232150792" w:history="1">
             <w:r>
               <w:rPr>
                 <w:rStyle w:val="Hyperlink"/>
@@ -3479,7 +3372,6 @@
             </w:r>
             <w:r>
               <w:rPr>
-                <w:rFonts w:cs="Times New Roman"/>
                 <w:noProof/>
                 <w:webHidden/>
               </w:rPr>
@@ -3487,7 +3379,6 @@
             </w:r>
             <w:r>
               <w:rPr>
-                <w:rFonts w:cs="Times New Roman"/>
                 <w:noProof/>
                 <w:webHidden/>
               </w:rPr>
@@ -3495,22 +3386,19 @@
             </w:r>
             <w:r>
               <w:rPr>
-                <w:rFonts w:cs="Times New Roman"/>
                 <w:noProof/>
                 <w:webHidden/>
               </w:rPr>
-              <w:instrText xml:space="preserve"> PAGEREF _Toc232106222 \h </w:instrText>
-            </w:r>
-            <w:r>
-              <w:rPr>
-                <w:rFonts w:cs="Times New Roman"/>
+              <w:instrText xml:space="preserve"> PAGEREF _Toc232150792 \h </w:instrText>
+            </w:r>
+            <w:r>
+              <w:rPr>
                 <w:noProof/>
                 <w:webHidden/>
               </w:rPr>
             </w:r>
             <w:r>
               <w:rPr>
-                <w:rFonts w:cs="Times New Roman"/>
                 <w:noProof/>
                 <w:webHidden/>
               </w:rPr>
@@ -3518,7 +3406,6 @@
             </w:r>
             <w:r>
               <w:rPr>
-                <w:rFonts w:cs="Times New Roman"/>
                 <w:noProof/>
                 <w:webHidden/>
               </w:rPr>
@@ -3526,7 +3413,6 @@
             </w:r>
             <w:r>
               <w:rPr>
-                <w:rFonts w:cs="Times New Roman"/>
                 <w:noProof/>
                 <w:webHidden/>
               </w:rPr>
@@ -3541,15 +3427,14 @@
               <w:tab w:val="right" w:leader="dot" w:pos="9016"/>
             </w:tabs>
             <w:spacing w:line="360" w:lineRule="auto"/>
-            <w:jc w:val="both"/>
             <w:rPr>
-              <w:rFonts w:eastAsiaTheme="minorEastAsia" w:cs="Times New Roman"/>
+              <w:rFonts w:asciiTheme="minorHAnsi" w:eastAsiaTheme="minorEastAsia" w:hAnsiTheme="minorHAnsi"/>
               <w:noProof/>
               <w:szCs w:val="21"/>
               <w:lang w:eastAsia="en-AU" w:bidi="ne-NP"/>
             </w:rPr>
           </w:pPr>
-          <w:hyperlink w:anchor="_Toc232106223" w:history="1">
+          <w:hyperlink w:anchor="_Toc232150793" w:history="1">
             <w:r>
               <w:rPr>
                 <w:rStyle w:val="Hyperlink"/>
@@ -3560,7 +3445,6 @@
             </w:r>
             <w:r>
               <w:rPr>
-                <w:rFonts w:cs="Times New Roman"/>
                 <w:noProof/>
                 <w:webHidden/>
               </w:rPr>
@@ -3568,7 +3452,6 @@
             </w:r>
             <w:r>
               <w:rPr>
-                <w:rFonts w:cs="Times New Roman"/>
                 <w:noProof/>
                 <w:webHidden/>
               </w:rPr>
@@ -3576,22 +3459,19 @@
             </w:r>
             <w:r>
               <w:rPr>
-                <w:rFonts w:cs="Times New Roman"/>
                 <w:noProof/>
                 <w:webHidden/>
               </w:rPr>
-              <w:instrText xml:space="preserve"> PAGEREF _Toc232106223 \h </w:instrText>
-            </w:r>
-            <w:r>
-              <w:rPr>
-                <w:rFonts w:cs="Times New Roman"/>
+              <w:instrText xml:space="preserve"> PAGEREF _Toc232150793 \h </w:instrText>
+            </w:r>
+            <w:r>
+              <w:rPr>
                 <w:noProof/>
                 <w:webHidden/>
               </w:rPr>
             </w:r>
             <w:r>
               <w:rPr>
-                <w:rFonts w:cs="Times New Roman"/>
                 <w:noProof/>
                 <w:webHidden/>
               </w:rPr>
@@ -3599,7 +3479,6 @@
             </w:r>
             <w:r>
               <w:rPr>
-                <w:rFonts w:cs="Times New Roman"/>
                 <w:noProof/>
                 <w:webHidden/>
               </w:rPr>
@@ -3607,7 +3486,6 @@
             </w:r>
             <w:r>
               <w:rPr>
-                <w:rFonts w:cs="Times New Roman"/>
                 <w:noProof/>
                 <w:webHidden/>
               </w:rPr>
@@ -3623,26 +3501,24 @@
               <w:tab w:val="right" w:leader="dot" w:pos="9016"/>
             </w:tabs>
             <w:spacing w:line="360" w:lineRule="auto"/>
-            <w:jc w:val="both"/>
             <w:rPr>
-              <w:rFonts w:eastAsiaTheme="minorEastAsia" w:cs="Times New Roman"/>
+              <w:rFonts w:asciiTheme="minorHAnsi" w:eastAsiaTheme="minorEastAsia" w:hAnsiTheme="minorHAnsi"/>
               <w:noProof/>
               <w:szCs w:val="21"/>
               <w:lang w:eastAsia="en-AU" w:bidi="ne-NP"/>
             </w:rPr>
           </w:pPr>
-          <w:hyperlink w:anchor="_Toc232106224" w:history="1">
+          <w:hyperlink w:anchor="_Toc232150794" w:history="1">
             <w:r>
               <w:rPr>
                 <w:rStyle w:val="Hyperlink"/>
-                <w:rFonts w:cs="Times New Roman"/>
                 <w:noProof/>
               </w:rPr>
               <w:t>5.</w:t>
             </w:r>
             <w:r>
               <w:rPr>
-                <w:rFonts w:eastAsiaTheme="minorEastAsia" w:cs="Times New Roman"/>
+                <w:rFonts w:asciiTheme="minorHAnsi" w:eastAsiaTheme="minorEastAsia" w:hAnsiTheme="minorHAnsi"/>
                 <w:noProof/>
                 <w:szCs w:val="21"/>
                 <w:lang w:eastAsia="en-AU" w:bidi="ne-NP"/>
@@ -3652,14 +3528,12 @@
             <w:r>
               <w:rPr>
                 <w:rStyle w:val="Hyperlink"/>
-                <w:rFonts w:cs="Times New Roman"/>
                 <w:noProof/>
               </w:rPr>
               <w:t>Project Schedule</w:t>
             </w:r>
             <w:r>
               <w:rPr>
-                <w:rFonts w:cs="Times New Roman"/>
                 <w:noProof/>
                 <w:webHidden/>
               </w:rPr>
@@ -3667,7 +3541,6 @@
             </w:r>
             <w:r>
               <w:rPr>
-                <w:rFonts w:cs="Times New Roman"/>
                 <w:noProof/>
                 <w:webHidden/>
               </w:rPr>
@@ -3675,22 +3548,19 @@
             </w:r>
             <w:r>
               <w:rPr>
-                <w:rFonts w:cs="Times New Roman"/>
                 <w:noProof/>
                 <w:webHidden/>
               </w:rPr>
-              <w:instrText xml:space="preserve"> PAGEREF _Toc232106224 \h </w:instrText>
-            </w:r>
-            <w:r>
-              <w:rPr>
-                <w:rFonts w:cs="Times New Roman"/>
+              <w:instrText xml:space="preserve"> PAGEREF _Toc232150794 \h </w:instrText>
+            </w:r>
+            <w:r>
+              <w:rPr>
                 <w:noProof/>
                 <w:webHidden/>
               </w:rPr>
             </w:r>
             <w:r>
               <w:rPr>
-                <w:rFonts w:cs="Times New Roman"/>
                 <w:noProof/>
                 <w:webHidden/>
               </w:rPr>
@@ -3698,7 +3568,6 @@
             </w:r>
             <w:r>
               <w:rPr>
-                <w:rFonts w:cs="Times New Roman"/>
                 <w:noProof/>
                 <w:webHidden/>
               </w:rPr>
@@ -3706,7 +3575,6 @@
             </w:r>
             <w:r>
               <w:rPr>
-                <w:rFonts w:cs="Times New Roman"/>
                 <w:noProof/>
                 <w:webHidden/>
               </w:rPr>
@@ -3721,15 +3589,14 @@
               <w:tab w:val="right" w:leader="dot" w:pos="9016"/>
             </w:tabs>
             <w:spacing w:line="360" w:lineRule="auto"/>
-            <w:jc w:val="both"/>
             <w:rPr>
-              <w:rFonts w:eastAsiaTheme="minorEastAsia" w:cs="Times New Roman"/>
+              <w:rFonts w:asciiTheme="minorHAnsi" w:eastAsiaTheme="minorEastAsia" w:hAnsiTheme="minorHAnsi"/>
               <w:noProof/>
               <w:szCs w:val="21"/>
               <w:lang w:eastAsia="en-AU" w:bidi="ne-NP"/>
             </w:rPr>
           </w:pPr>
-          <w:hyperlink w:anchor="_Toc232106225" w:history="1">
+          <w:hyperlink w:anchor="_Toc232150795" w:history="1">
             <w:r>
               <w:rPr>
                 <w:rStyle w:val="Hyperlink"/>
@@ -3740,7 +3607,6 @@
             </w:r>
             <w:r>
               <w:rPr>
-                <w:rFonts w:cs="Times New Roman"/>
                 <w:noProof/>
                 <w:webHidden/>
               </w:rPr>
@@ -3748,7 +3614,6 @@
             </w:r>
             <w:r>
               <w:rPr>
-                <w:rFonts w:cs="Times New Roman"/>
                 <w:noProof/>
                 <w:webHidden/>
               </w:rPr>
@@ -3756,22 +3621,19 @@
             </w:r>
             <w:r>
               <w:rPr>
-                <w:rFonts w:cs="Times New Roman"/>
                 <w:noProof/>
                 <w:webHidden/>
               </w:rPr>
-              <w:instrText xml:space="preserve"> PAGEREF _Toc232106225 \h </w:instrText>
-            </w:r>
-            <w:r>
-              <w:rPr>
-                <w:rFonts w:cs="Times New Roman"/>
+              <w:instrText xml:space="preserve"> PAGEREF _Toc232150795 \h </w:instrText>
+            </w:r>
+            <w:r>
+              <w:rPr>
                 <w:noProof/>
                 <w:webHidden/>
               </w:rPr>
             </w:r>
             <w:r>
               <w:rPr>
-                <w:rFonts w:cs="Times New Roman"/>
                 <w:noProof/>
                 <w:webHidden/>
               </w:rPr>
@@ -3779,7 +3641,6 @@
             </w:r>
             <w:r>
               <w:rPr>
-                <w:rFonts w:cs="Times New Roman"/>
                 <w:noProof/>
                 <w:webHidden/>
               </w:rPr>
@@ -3787,7 +3648,6 @@
             </w:r>
             <w:r>
               <w:rPr>
-                <w:rFonts w:cs="Times New Roman"/>
                 <w:noProof/>
                 <w:webHidden/>
               </w:rPr>
@@ -3802,15 +3662,14 @@
               <w:tab w:val="right" w:leader="dot" w:pos="9016"/>
             </w:tabs>
             <w:spacing w:line="360" w:lineRule="auto"/>
-            <w:jc w:val="both"/>
             <w:rPr>
-              <w:rFonts w:eastAsiaTheme="minorEastAsia" w:cs="Times New Roman"/>
+              <w:rFonts w:asciiTheme="minorHAnsi" w:eastAsiaTheme="minorEastAsia" w:hAnsiTheme="minorHAnsi"/>
               <w:noProof/>
               <w:szCs w:val="21"/>
               <w:lang w:eastAsia="en-AU" w:bidi="ne-NP"/>
             </w:rPr>
           </w:pPr>
-          <w:hyperlink w:anchor="_Toc232106226" w:history="1">
+          <w:hyperlink w:anchor="_Toc232150796" w:history="1">
             <w:r>
               <w:rPr>
                 <w:rStyle w:val="Hyperlink"/>
@@ -3821,7 +3680,6 @@
             </w:r>
             <w:r>
               <w:rPr>
-                <w:rFonts w:cs="Times New Roman"/>
                 <w:noProof/>
                 <w:webHidden/>
               </w:rPr>
@@ -3829,7 +3687,6 @@
             </w:r>
             <w:r>
               <w:rPr>
-                <w:rFonts w:cs="Times New Roman"/>
                 <w:noProof/>
                 <w:webHidden/>
               </w:rPr>
@@ -3837,22 +3694,19 @@
             </w:r>
             <w:r>
               <w:rPr>
-                <w:rFonts w:cs="Times New Roman"/>
                 <w:noProof/>
                 <w:webHidden/>
               </w:rPr>
-              <w:instrText xml:space="preserve"> PAGEREF _Toc232106226 \h </w:instrText>
-            </w:r>
-            <w:r>
-              <w:rPr>
-                <w:rFonts w:cs="Times New Roman"/>
+              <w:instrText xml:space="preserve"> PAGEREF _Toc232150796 \h </w:instrText>
+            </w:r>
+            <w:r>
+              <w:rPr>
                 <w:noProof/>
                 <w:webHidden/>
               </w:rPr>
             </w:r>
             <w:r>
               <w:rPr>
-                <w:rFonts w:cs="Times New Roman"/>
                 <w:noProof/>
                 <w:webHidden/>
               </w:rPr>
@@ -3860,7 +3714,6 @@
             </w:r>
             <w:r>
               <w:rPr>
-                <w:rFonts w:cs="Times New Roman"/>
                 <w:noProof/>
                 <w:webHidden/>
               </w:rPr>
@@ -3868,7 +3721,6 @@
             </w:r>
             <w:r>
               <w:rPr>
-                <w:rFonts w:cs="Times New Roman"/>
                 <w:noProof/>
                 <w:webHidden/>
               </w:rPr>
@@ -3883,15 +3735,14 @@
               <w:tab w:val="right" w:leader="dot" w:pos="9016"/>
             </w:tabs>
             <w:spacing w:line="360" w:lineRule="auto"/>
-            <w:jc w:val="both"/>
             <w:rPr>
-              <w:rFonts w:eastAsiaTheme="minorEastAsia" w:cs="Times New Roman"/>
+              <w:rFonts w:asciiTheme="minorHAnsi" w:eastAsiaTheme="minorEastAsia" w:hAnsiTheme="minorHAnsi"/>
               <w:noProof/>
               <w:szCs w:val="21"/>
               <w:lang w:eastAsia="en-AU" w:bidi="ne-NP"/>
             </w:rPr>
           </w:pPr>
-          <w:hyperlink w:anchor="_Toc232106227" w:history="1">
+          <w:hyperlink w:anchor="_Toc232150797" w:history="1">
             <w:r>
               <w:rPr>
                 <w:rStyle w:val="Hyperlink"/>
@@ -3902,7 +3753,6 @@
             </w:r>
             <w:r>
               <w:rPr>
-                <w:rFonts w:cs="Times New Roman"/>
                 <w:noProof/>
                 <w:webHidden/>
               </w:rPr>
@@ -3910,7 +3760,6 @@
             </w:r>
             <w:r>
               <w:rPr>
-                <w:rFonts w:cs="Times New Roman"/>
                 <w:noProof/>
                 <w:webHidden/>
               </w:rPr>
@@ -3918,22 +3767,19 @@
             </w:r>
             <w:r>
               <w:rPr>
-                <w:rFonts w:cs="Times New Roman"/>
                 <w:noProof/>
                 <w:webHidden/>
               </w:rPr>
-              <w:instrText xml:space="preserve"> PAGEREF _Toc232106227 \h </w:instrText>
-            </w:r>
-            <w:r>
-              <w:rPr>
-                <w:rFonts w:cs="Times New Roman"/>
+              <w:instrText xml:space="preserve"> PAGEREF _Toc232150797 \h </w:instrText>
+            </w:r>
+            <w:r>
+              <w:rPr>
                 <w:noProof/>
                 <w:webHidden/>
               </w:rPr>
             </w:r>
             <w:r>
               <w:rPr>
-                <w:rFonts w:cs="Times New Roman"/>
                 <w:noProof/>
                 <w:webHidden/>
               </w:rPr>
@@ -3941,15 +3787,13 @@
             </w:r>
             <w:r>
               <w:rPr>
-                <w:rFonts w:cs="Times New Roman"/>
                 <w:noProof/>
                 <w:webHidden/>
               </w:rPr>
-              <w:t>10</w:t>
-            </w:r>
-            <w:r>
-              <w:rPr>
-                <w:rFonts w:cs="Times New Roman"/>
+              <w:t>11</w:t>
+            </w:r>
+            <w:r>
+              <w:rPr>
                 <w:noProof/>
                 <w:webHidden/>
               </w:rPr>
@@ -3965,26 +3809,24 @@
               <w:tab w:val="right" w:leader="dot" w:pos="9016"/>
             </w:tabs>
             <w:spacing w:line="360" w:lineRule="auto"/>
-            <w:jc w:val="both"/>
             <w:rPr>
-              <w:rFonts w:eastAsiaTheme="minorEastAsia" w:cs="Times New Roman"/>
+              <w:rFonts w:asciiTheme="minorHAnsi" w:eastAsiaTheme="minorEastAsia" w:hAnsiTheme="minorHAnsi"/>
               <w:noProof/>
               <w:szCs w:val="21"/>
               <w:lang w:eastAsia="en-AU" w:bidi="ne-NP"/>
             </w:rPr>
           </w:pPr>
-          <w:hyperlink w:anchor="_Toc232106228" w:history="1">
+          <w:hyperlink w:anchor="_Toc232150798" w:history="1">
             <w:r>
               <w:rPr>
                 <w:rStyle w:val="Hyperlink"/>
-                <w:rFonts w:cs="Times New Roman"/>
                 <w:noProof/>
               </w:rPr>
               <w:t>6.</w:t>
             </w:r>
             <w:r>
               <w:rPr>
-                <w:rFonts w:eastAsiaTheme="minorEastAsia" w:cs="Times New Roman"/>
+                <w:rFonts w:asciiTheme="minorHAnsi" w:eastAsiaTheme="minorEastAsia" w:hAnsiTheme="minorHAnsi"/>
                 <w:noProof/>
                 <w:szCs w:val="21"/>
                 <w:lang w:eastAsia="en-AU" w:bidi="ne-NP"/>
@@ -3994,14 +3836,12 @@
             <w:r>
               <w:rPr>
                 <w:rStyle w:val="Hyperlink"/>
-                <w:rFonts w:cs="Times New Roman"/>
                 <w:noProof/>
               </w:rPr>
               <w:t>Technical Description</w:t>
             </w:r>
             <w:r>
               <w:rPr>
-                <w:rFonts w:cs="Times New Roman"/>
                 <w:noProof/>
                 <w:webHidden/>
               </w:rPr>
@@ -4009,7 +3849,6 @@
             </w:r>
             <w:r>
               <w:rPr>
-                <w:rFonts w:cs="Times New Roman"/>
                 <w:noProof/>
                 <w:webHidden/>
               </w:rPr>
@@ -4017,22 +3856,19 @@
             </w:r>
             <w:r>
               <w:rPr>
-                <w:rFonts w:cs="Times New Roman"/>
                 <w:noProof/>
                 <w:webHidden/>
               </w:rPr>
-              <w:instrText xml:space="preserve"> PAGEREF _Toc232106228 \h </w:instrText>
-            </w:r>
-            <w:r>
-              <w:rPr>
-                <w:rFonts w:cs="Times New Roman"/>
+              <w:instrText xml:space="preserve"> PAGEREF _Toc232150798 \h </w:instrText>
+            </w:r>
+            <w:r>
+              <w:rPr>
                 <w:noProof/>
                 <w:webHidden/>
               </w:rPr>
             </w:r>
             <w:r>
               <w:rPr>
-                <w:rFonts w:cs="Times New Roman"/>
                 <w:noProof/>
                 <w:webHidden/>
               </w:rPr>
@@ -4040,15 +3876,13 @@
             </w:r>
             <w:r>
               <w:rPr>
-                <w:rFonts w:cs="Times New Roman"/>
                 <w:noProof/>
                 <w:webHidden/>
               </w:rPr>
-              <w:t>11</w:t>
-            </w:r>
-            <w:r>
-              <w:rPr>
-                <w:rFonts w:cs="Times New Roman"/>
+              <w:t>12</w:t>
+            </w:r>
+            <w:r>
+              <w:rPr>
                 <w:noProof/>
                 <w:webHidden/>
               </w:rPr>
@@ -4063,15 +3897,14 @@
               <w:tab w:val="right" w:leader="dot" w:pos="9016"/>
             </w:tabs>
             <w:spacing w:line="360" w:lineRule="auto"/>
-            <w:jc w:val="both"/>
             <w:rPr>
-              <w:rFonts w:eastAsiaTheme="minorEastAsia" w:cs="Times New Roman"/>
+              <w:rFonts w:asciiTheme="minorHAnsi" w:eastAsiaTheme="minorEastAsia" w:hAnsiTheme="minorHAnsi"/>
               <w:noProof/>
               <w:szCs w:val="21"/>
               <w:lang w:eastAsia="en-AU" w:bidi="ne-NP"/>
             </w:rPr>
           </w:pPr>
-          <w:hyperlink w:anchor="_Toc232106229" w:history="1">
+          <w:hyperlink w:anchor="_Toc232150799" w:history="1">
             <w:r>
               <w:rPr>
                 <w:rStyle w:val="Hyperlink"/>
@@ -4082,7 +3915,6 @@
             </w:r>
             <w:r>
               <w:rPr>
-                <w:rFonts w:cs="Times New Roman"/>
                 <w:noProof/>
                 <w:webHidden/>
               </w:rPr>
@@ -4090,7 +3922,6 @@
             </w:r>
             <w:r>
               <w:rPr>
-                <w:rFonts w:cs="Times New Roman"/>
                 <w:noProof/>
                 <w:webHidden/>
               </w:rPr>
@@ -4098,22 +3929,19 @@
             </w:r>
             <w:r>
               <w:rPr>
-                <w:rFonts w:cs="Times New Roman"/>
                 <w:noProof/>
                 <w:webHidden/>
               </w:rPr>
-              <w:instrText xml:space="preserve"> PAGEREF _Toc232106229 \h </w:instrText>
-            </w:r>
-            <w:r>
-              <w:rPr>
-                <w:rFonts w:cs="Times New Roman"/>
+              <w:instrText xml:space="preserve"> PAGEREF _Toc232150799 \h </w:instrText>
+            </w:r>
+            <w:r>
+              <w:rPr>
                 <w:noProof/>
                 <w:webHidden/>
               </w:rPr>
             </w:r>
             <w:r>
               <w:rPr>
-                <w:rFonts w:cs="Times New Roman"/>
                 <w:noProof/>
                 <w:webHidden/>
               </w:rPr>
@@ -4121,15 +3949,13 @@
             </w:r>
             <w:r>
               <w:rPr>
-                <w:rFonts w:cs="Times New Roman"/>
                 <w:noProof/>
                 <w:webHidden/>
               </w:rPr>
-              <w:t>11</w:t>
-            </w:r>
-            <w:r>
-              <w:rPr>
-                <w:rFonts w:cs="Times New Roman"/>
+              <w:t>12</w:t>
+            </w:r>
+            <w:r>
+              <w:rPr>
                 <w:noProof/>
                 <w:webHidden/>
               </w:rPr>
@@ -4144,15 +3970,14 @@
               <w:tab w:val="right" w:leader="dot" w:pos="9016"/>
             </w:tabs>
             <w:spacing w:line="360" w:lineRule="auto"/>
-            <w:jc w:val="both"/>
             <w:rPr>
-              <w:rFonts w:eastAsiaTheme="minorEastAsia" w:cs="Times New Roman"/>
+              <w:rFonts w:asciiTheme="minorHAnsi" w:eastAsiaTheme="minorEastAsia" w:hAnsiTheme="minorHAnsi"/>
               <w:noProof/>
               <w:szCs w:val="21"/>
               <w:lang w:eastAsia="en-AU" w:bidi="ne-NP"/>
             </w:rPr>
           </w:pPr>
-          <w:hyperlink w:anchor="_Toc232106230" w:history="1">
+          <w:hyperlink w:anchor="_Toc232150800" w:history="1">
             <w:r>
               <w:rPr>
                 <w:rStyle w:val="Hyperlink"/>
@@ -4164,7 +3989,6 @@
             </w:r>
             <w:r>
               <w:rPr>
-                <w:rFonts w:cs="Times New Roman"/>
                 <w:noProof/>
                 <w:webHidden/>
               </w:rPr>
@@ -4172,7 +3996,6 @@
             </w:r>
             <w:r>
               <w:rPr>
-                <w:rFonts w:cs="Times New Roman"/>
                 <w:noProof/>
                 <w:webHidden/>
               </w:rPr>
@@ -4180,22 +4003,19 @@
             </w:r>
             <w:r>
               <w:rPr>
-                <w:rFonts w:cs="Times New Roman"/>
                 <w:noProof/>
                 <w:webHidden/>
               </w:rPr>
-              <w:instrText xml:space="preserve"> PAGEREF _Toc232106230 \h </w:instrText>
-            </w:r>
-            <w:r>
-              <w:rPr>
-                <w:rFonts w:cs="Times New Roman"/>
+              <w:instrText xml:space="preserve"> PAGEREF _Toc232150800 \h </w:instrText>
+            </w:r>
+            <w:r>
+              <w:rPr>
                 <w:noProof/>
                 <w:webHidden/>
               </w:rPr>
             </w:r>
             <w:r>
               <w:rPr>
-                <w:rFonts w:cs="Times New Roman"/>
                 <w:noProof/>
                 <w:webHidden/>
               </w:rPr>
@@ -4203,15 +4023,13 @@
             </w:r>
             <w:r>
               <w:rPr>
-                <w:rFonts w:cs="Times New Roman"/>
                 <w:noProof/>
                 <w:webHidden/>
               </w:rPr>
-              <w:t>14</w:t>
-            </w:r>
-            <w:r>
-              <w:rPr>
-                <w:rFonts w:cs="Times New Roman"/>
+              <w:t>16</w:t>
+            </w:r>
+            <w:r>
+              <w:rPr>
                 <w:noProof/>
                 <w:webHidden/>
               </w:rPr>
@@ -4227,26 +4045,24 @@
               <w:tab w:val="right" w:leader="dot" w:pos="9016"/>
             </w:tabs>
             <w:spacing w:line="360" w:lineRule="auto"/>
-            <w:jc w:val="both"/>
             <w:rPr>
-              <w:rFonts w:eastAsiaTheme="minorEastAsia" w:cs="Times New Roman"/>
+              <w:rFonts w:asciiTheme="minorHAnsi" w:eastAsiaTheme="minorEastAsia" w:hAnsiTheme="minorHAnsi"/>
               <w:noProof/>
               <w:szCs w:val="21"/>
               <w:lang w:eastAsia="en-AU" w:bidi="ne-NP"/>
             </w:rPr>
           </w:pPr>
-          <w:hyperlink w:anchor="_Toc232106231" w:history="1">
+          <w:hyperlink w:anchor="_Toc232150801" w:history="1">
             <w:r>
               <w:rPr>
                 <w:rStyle w:val="Hyperlink"/>
-                <w:rFonts w:cs="Times New Roman"/>
                 <w:noProof/>
               </w:rPr>
               <w:t>7.</w:t>
             </w:r>
             <w:r>
               <w:rPr>
-                <w:rFonts w:eastAsiaTheme="minorEastAsia" w:cs="Times New Roman"/>
+                <w:rFonts w:asciiTheme="minorHAnsi" w:eastAsiaTheme="minorEastAsia" w:hAnsiTheme="minorHAnsi"/>
                 <w:noProof/>
                 <w:szCs w:val="21"/>
                 <w:lang w:eastAsia="en-AU" w:bidi="ne-NP"/>
@@ -4256,14 +4072,12 @@
             <w:r>
               <w:rPr>
                 <w:rStyle w:val="Hyperlink"/>
-                <w:rFonts w:cs="Times New Roman"/>
                 <w:noProof/>
               </w:rPr>
               <w:t>Risk Management Plan</w:t>
             </w:r>
             <w:r>
               <w:rPr>
-                <w:rFonts w:cs="Times New Roman"/>
                 <w:noProof/>
                 <w:webHidden/>
               </w:rPr>
@@ -4271,7 +4085,6 @@
             </w:r>
             <w:r>
               <w:rPr>
-                <w:rFonts w:cs="Times New Roman"/>
                 <w:noProof/>
                 <w:webHidden/>
               </w:rPr>
@@ -4279,22 +4092,19 @@
             </w:r>
             <w:r>
               <w:rPr>
-                <w:rFonts w:cs="Times New Roman"/>
                 <w:noProof/>
                 <w:webHidden/>
               </w:rPr>
-              <w:instrText xml:space="preserve"> PAGEREF _Toc232106231 \h </w:instrText>
-            </w:r>
-            <w:r>
-              <w:rPr>
-                <w:rFonts w:cs="Times New Roman"/>
+              <w:instrText xml:space="preserve"> PAGEREF _Toc232150801 \h </w:instrText>
+            </w:r>
+            <w:r>
+              <w:rPr>
                 <w:noProof/>
                 <w:webHidden/>
               </w:rPr>
             </w:r>
             <w:r>
               <w:rPr>
-                <w:rFonts w:cs="Times New Roman"/>
                 <w:noProof/>
                 <w:webHidden/>
               </w:rPr>
@@ -4302,15 +4112,13 @@
             </w:r>
             <w:r>
               <w:rPr>
-                <w:rFonts w:cs="Times New Roman"/>
                 <w:noProof/>
                 <w:webHidden/>
               </w:rPr>
-              <w:t>15</w:t>
-            </w:r>
-            <w:r>
-              <w:rPr>
-                <w:rFonts w:cs="Times New Roman"/>
+              <w:t>17</w:t>
+            </w:r>
+            <w:r>
+              <w:rPr>
                 <w:noProof/>
                 <w:webHidden/>
               </w:rPr>
@@ -4325,15 +4133,14 @@
               <w:tab w:val="right" w:leader="dot" w:pos="9016"/>
             </w:tabs>
             <w:spacing w:line="360" w:lineRule="auto"/>
-            <w:jc w:val="both"/>
             <w:rPr>
-              <w:rFonts w:eastAsiaTheme="minorEastAsia" w:cs="Times New Roman"/>
+              <w:rFonts w:asciiTheme="minorHAnsi" w:eastAsiaTheme="minorEastAsia" w:hAnsiTheme="minorHAnsi"/>
               <w:noProof/>
               <w:szCs w:val="21"/>
               <w:lang w:eastAsia="en-AU" w:bidi="ne-NP"/>
             </w:rPr>
           </w:pPr>
-          <w:hyperlink w:anchor="_Toc232106232" w:history="1">
+          <w:hyperlink w:anchor="_Toc232150802" w:history="1">
             <w:r>
               <w:rPr>
                 <w:rStyle w:val="Hyperlink"/>
@@ -4345,7 +4152,6 @@
             </w:r>
             <w:r>
               <w:rPr>
-                <w:rFonts w:cs="Times New Roman"/>
                 <w:noProof/>
                 <w:webHidden/>
               </w:rPr>
@@ -4353,7 +4159,6 @@
             </w:r>
             <w:r>
               <w:rPr>
-                <w:rFonts w:cs="Times New Roman"/>
                 <w:noProof/>
                 <w:webHidden/>
               </w:rPr>
@@ -4361,22 +4166,19 @@
             </w:r>
             <w:r>
               <w:rPr>
-                <w:rFonts w:cs="Times New Roman"/>
                 <w:noProof/>
                 <w:webHidden/>
               </w:rPr>
-              <w:instrText xml:space="preserve"> PAGEREF _Toc232106232 \h </w:instrText>
-            </w:r>
-            <w:r>
-              <w:rPr>
-                <w:rFonts w:cs="Times New Roman"/>
+              <w:instrText xml:space="preserve"> PAGEREF _Toc232150802 \h </w:instrText>
+            </w:r>
+            <w:r>
+              <w:rPr>
                 <w:noProof/>
                 <w:webHidden/>
               </w:rPr>
             </w:r>
             <w:r>
               <w:rPr>
-                <w:rFonts w:cs="Times New Roman"/>
                 <w:noProof/>
                 <w:webHidden/>
               </w:rPr>
@@ -4384,15 +4186,13 @@
             </w:r>
             <w:r>
               <w:rPr>
-                <w:rFonts w:cs="Times New Roman"/>
                 <w:noProof/>
                 <w:webHidden/>
               </w:rPr>
-              <w:t>18</w:t>
-            </w:r>
-            <w:r>
-              <w:rPr>
-                <w:rFonts w:cs="Times New Roman"/>
+              <w:t>20</w:t>
+            </w:r>
+            <w:r>
+              <w:rPr>
                 <w:noProof/>
                 <w:webHidden/>
               </w:rPr>
@@ -4404,45 +4204,43 @@
           <w:pPr>
             <w:pStyle w:val="TOC1"/>
             <w:tabs>
+              <w:tab w:val="left" w:pos="480"/>
               <w:tab w:val="right" w:leader="dot" w:pos="9016"/>
             </w:tabs>
             <w:spacing w:line="360" w:lineRule="auto"/>
-            <w:jc w:val="both"/>
             <w:rPr>
-              <w:rFonts w:eastAsiaTheme="minorEastAsia" w:cs="Times New Roman"/>
+              <w:rFonts w:asciiTheme="minorHAnsi" w:eastAsiaTheme="minorEastAsia" w:hAnsiTheme="minorHAnsi"/>
               <w:noProof/>
               <w:szCs w:val="21"/>
               <w:lang w:eastAsia="en-AU" w:bidi="ne-NP"/>
             </w:rPr>
           </w:pPr>
-          <w:hyperlink w:anchor="_Toc232106233" w:history="1">
+          <w:hyperlink w:anchor="_Toc232150803" w:history="1">
             <w:r>
               <w:rPr>
                 <w:rStyle w:val="Hyperlink"/>
-                <w:rFonts w:cs="Times New Roman"/>
                 <w:noProof/>
               </w:rPr>
-              <w:t>Append</w:t>
+              <w:t>8.</w:t>
+            </w:r>
+            <w:r>
+              <w:rPr>
+                <w:rFonts w:asciiTheme="minorHAnsi" w:eastAsiaTheme="minorEastAsia" w:hAnsiTheme="minorHAnsi"/>
+                <w:noProof/>
+                <w:szCs w:val="21"/>
+                <w:lang w:eastAsia="en-AU" w:bidi="ne-NP"/>
+              </w:rPr>
+              <w:tab/>
             </w:r>
             <w:r>
               <w:rPr>
                 <w:rStyle w:val="Hyperlink"/>
-                <w:rFonts w:cs="Times New Roman"/>
                 <w:noProof/>
               </w:rPr>
-              <w:t>i</w:t>
-            </w:r>
-            <w:r>
-              <w:rPr>
-                <w:rStyle w:val="Hyperlink"/>
-                <w:rFonts w:cs="Times New Roman"/>
-                <w:noProof/>
-              </w:rPr>
-              <w:t>ces</w:t>
-            </w:r>
-            <w:r>
-              <w:rPr>
-                <w:rFonts w:cs="Times New Roman"/>
+              <w:t>Marking Scheme</w:t>
+            </w:r>
+            <w:r>
+              <w:rPr>
                 <w:noProof/>
                 <w:webHidden/>
               </w:rPr>
@@ -4450,7 +4248,6 @@
             </w:r>
             <w:r>
               <w:rPr>
-                <w:rFonts w:cs="Times New Roman"/>
                 <w:noProof/>
                 <w:webHidden/>
               </w:rPr>
@@ -4458,22 +4255,19 @@
             </w:r>
             <w:r>
               <w:rPr>
-                <w:rFonts w:cs="Times New Roman"/>
                 <w:noProof/>
                 <w:webHidden/>
               </w:rPr>
-              <w:instrText xml:space="preserve"> PAGEREF _Toc232106233 \h </w:instrText>
-            </w:r>
-            <w:r>
-              <w:rPr>
-                <w:rFonts w:cs="Times New Roman"/>
+              <w:instrText xml:space="preserve"> PAGEREF _Toc232150803 \h </w:instrText>
+            </w:r>
+            <w:r>
+              <w:rPr>
                 <w:noProof/>
                 <w:webHidden/>
               </w:rPr>
             </w:r>
             <w:r>
               <w:rPr>
-                <w:rFonts w:cs="Times New Roman"/>
                 <w:noProof/>
                 <w:webHidden/>
               </w:rPr>
@@ -4481,15 +4275,13 @@
             </w:r>
             <w:r>
               <w:rPr>
-                <w:rFonts w:cs="Times New Roman"/>
                 <w:noProof/>
                 <w:webHidden/>
               </w:rPr>
-              <w:t>19</w:t>
-            </w:r>
-            <w:r>
-              <w:rPr>
-                <w:rFonts w:cs="Times New Roman"/>
+              <w:t>21</w:t>
+            </w:r>
+            <w:r>
+              <w:rPr>
                 <w:noProof/>
                 <w:webHidden/>
               </w:rPr>
@@ -4595,7 +4387,6 @@
           <w:tab w:val="right" w:leader="dot" w:pos="9016"/>
         </w:tabs>
         <w:spacing w:line="360" w:lineRule="auto"/>
-        <w:jc w:val="both"/>
         <w:rPr>
           <w:rFonts w:asciiTheme="minorHAnsi" w:eastAsiaTheme="minorEastAsia" w:hAnsiTheme="minorHAnsi"/>
           <w:noProof/>
@@ -4633,7 +4424,7 @@
         </w:rPr>
         <w:fldChar w:fldCharType="separate"/>
       </w:r>
-      <w:hyperlink w:anchor="_Toc232106244" w:history="1">
+      <w:hyperlink w:anchor="_Toc232149893" w:history="1">
         <w:r>
           <w:rPr>
             <w:rStyle w:val="Hyperlink"/>
@@ -4670,7 +4461,7 @@
             <w:noProof/>
             <w:webHidden/>
           </w:rPr>
-          <w:instrText xml:space="preserve"> PAGEREF _Toc232106244 \h </w:instrText>
+          <w:instrText xml:space="preserve"> PAGEREF _Toc232149893 \h </w:instrText>
         </w:r>
         <w:r>
           <w:rPr>
@@ -4708,7 +4499,6 @@
           <w:tab w:val="right" w:leader="dot" w:pos="9016"/>
         </w:tabs>
         <w:spacing w:line="360" w:lineRule="auto"/>
-        <w:jc w:val="both"/>
         <w:rPr>
           <w:rFonts w:asciiTheme="minorHAnsi" w:eastAsiaTheme="minorEastAsia" w:hAnsiTheme="minorHAnsi"/>
           <w:noProof/>
@@ -4716,7 +4506,7 @@
           <w:lang w:eastAsia="en-AU" w:bidi="ne-NP"/>
         </w:rPr>
       </w:pPr>
-      <w:hyperlink w:anchor="_Toc232106245" w:history="1">
+      <w:hyperlink w:anchor="_Toc232149894" w:history="1">
         <w:r>
           <w:rPr>
             <w:rStyle w:val="Hyperlink"/>
@@ -4753,7 +4543,7 @@
             <w:noProof/>
             <w:webHidden/>
           </w:rPr>
-          <w:instrText xml:space="preserve"> PAGEREF _Toc232106245 \h </w:instrText>
+          <w:instrText xml:space="preserve"> PAGEREF _Toc232149894 \h </w:instrText>
         </w:r>
         <w:r>
           <w:rPr>
@@ -4791,7 +4581,6 @@
           <w:tab w:val="right" w:leader="dot" w:pos="9016"/>
         </w:tabs>
         <w:spacing w:line="360" w:lineRule="auto"/>
-        <w:jc w:val="both"/>
         <w:rPr>
           <w:rFonts w:asciiTheme="minorHAnsi" w:eastAsiaTheme="minorEastAsia" w:hAnsiTheme="minorHAnsi"/>
           <w:noProof/>
@@ -4799,7 +4588,7 @@
           <w:lang w:eastAsia="en-AU" w:bidi="ne-NP"/>
         </w:rPr>
       </w:pPr>
-      <w:hyperlink w:anchor="_Toc232106246" w:history="1">
+      <w:hyperlink w:anchor="_Toc232149895" w:history="1">
         <w:r>
           <w:rPr>
             <w:rStyle w:val="Hyperlink"/>
@@ -4827,7 +4616,7 @@
             <w:noProof/>
             <w:webHidden/>
           </w:rPr>
-          <w:instrText xml:space="preserve"> PAGEREF _Toc232106246 \h </w:instrText>
+          <w:instrText xml:space="preserve"> PAGEREF _Toc232149895 \h </w:instrText>
         </w:r>
         <w:r>
           <w:rPr>
@@ -4865,7 +4654,6 @@
           <w:tab w:val="right" w:leader="dot" w:pos="9016"/>
         </w:tabs>
         <w:spacing w:line="360" w:lineRule="auto"/>
-        <w:jc w:val="both"/>
         <w:rPr>
           <w:rFonts w:asciiTheme="minorHAnsi" w:eastAsiaTheme="minorEastAsia" w:hAnsiTheme="minorHAnsi"/>
           <w:noProof/>
@@ -4873,7 +4661,7 @@
           <w:lang w:eastAsia="en-AU" w:bidi="ne-NP"/>
         </w:rPr>
       </w:pPr>
-      <w:hyperlink w:anchor="_Toc232106247" w:history="1">
+      <w:hyperlink w:anchor="_Toc232149896" w:history="1">
         <w:r>
           <w:rPr>
             <w:rStyle w:val="Hyperlink"/>
@@ -4901,7 +4689,7 @@
             <w:noProof/>
             <w:webHidden/>
           </w:rPr>
-          <w:instrText xml:space="preserve"> PAGEREF _Toc232106247 \h </w:instrText>
+          <w:instrText xml:space="preserve"> PAGEREF _Toc232149896 \h </w:instrText>
         </w:r>
         <w:r>
           <w:rPr>
@@ -4939,7 +4727,6 @@
           <w:tab w:val="right" w:leader="dot" w:pos="9016"/>
         </w:tabs>
         <w:spacing w:line="360" w:lineRule="auto"/>
-        <w:jc w:val="both"/>
         <w:rPr>
           <w:rFonts w:asciiTheme="minorHAnsi" w:eastAsiaTheme="minorEastAsia" w:hAnsiTheme="minorHAnsi"/>
           <w:noProof/>
@@ -4947,7 +4734,7 @@
           <w:lang w:eastAsia="en-AU" w:bidi="ne-NP"/>
         </w:rPr>
       </w:pPr>
-      <w:hyperlink w:anchor="_Toc232106248" w:history="1">
+      <w:hyperlink w:anchor="_Toc232149897" w:history="1">
         <w:r>
           <w:rPr>
             <w:rStyle w:val="Hyperlink"/>
@@ -4975,7 +4762,7 @@
             <w:noProof/>
             <w:webHidden/>
           </w:rPr>
-          <w:instrText xml:space="preserve"> PAGEREF _Toc232106248 \h </w:instrText>
+          <w:instrText xml:space="preserve"> PAGEREF _Toc232149897 \h </w:instrText>
         </w:r>
         <w:r>
           <w:rPr>
@@ -5013,7 +4800,6 @@
           <w:tab w:val="right" w:leader="dot" w:pos="9016"/>
         </w:tabs>
         <w:spacing w:line="360" w:lineRule="auto"/>
-        <w:jc w:val="both"/>
         <w:rPr>
           <w:rFonts w:asciiTheme="minorHAnsi" w:eastAsiaTheme="minorEastAsia" w:hAnsiTheme="minorHAnsi"/>
           <w:noProof/>
@@ -5021,7 +4807,7 @@
           <w:lang w:eastAsia="en-AU" w:bidi="ne-NP"/>
         </w:rPr>
       </w:pPr>
-      <w:hyperlink w:anchor="_Toc232106249" w:history="1">
+      <w:hyperlink w:anchor="_Toc232149898" w:history="1">
         <w:r>
           <w:rPr>
             <w:rStyle w:val="Hyperlink"/>
@@ -5049,7 +4835,7 @@
             <w:noProof/>
             <w:webHidden/>
           </w:rPr>
-          <w:instrText xml:space="preserve"> PAGEREF _Toc232106249 \h </w:instrText>
+          <w:instrText xml:space="preserve"> PAGEREF _Toc232149898 \h </w:instrText>
         </w:r>
         <w:r>
           <w:rPr>
@@ -5082,6 +4868,78 @@
     </w:p>
     <w:p>
       <w:pPr>
+        <w:pStyle w:val="TableofFigures"/>
+        <w:tabs>
+          <w:tab w:val="right" w:leader="dot" w:pos="9016"/>
+        </w:tabs>
+        <w:spacing w:line="360" w:lineRule="auto"/>
+        <w:rPr>
+          <w:rFonts w:asciiTheme="minorHAnsi" w:eastAsiaTheme="minorEastAsia" w:hAnsiTheme="minorHAnsi"/>
+          <w:noProof/>
+          <w:szCs w:val="21"/>
+          <w:lang w:eastAsia="en-AU" w:bidi="ne-NP"/>
+        </w:rPr>
+      </w:pPr>
+      <w:hyperlink w:anchor="_Toc232149899" w:history="1">
+        <w:r>
+          <w:rPr>
+            <w:rStyle w:val="Hyperlink"/>
+            <w:noProof/>
+          </w:rPr>
+          <w:t>Figure 7: Gantt Chart - Project Schedule Timeline</w:t>
+        </w:r>
+        <w:r>
+          <w:rPr>
+            <w:noProof/>
+            <w:webHidden/>
+          </w:rPr>
+          <w:tab/>
+        </w:r>
+        <w:r>
+          <w:rPr>
+            <w:noProof/>
+            <w:webHidden/>
+          </w:rPr>
+          <w:fldChar w:fldCharType="begin"/>
+        </w:r>
+        <w:r>
+          <w:rPr>
+            <w:noProof/>
+            <w:webHidden/>
+          </w:rPr>
+          <w:instrText xml:space="preserve"> PAGEREF _Toc232149899 \h </w:instrText>
+        </w:r>
+        <w:r>
+          <w:rPr>
+            <w:noProof/>
+            <w:webHidden/>
+          </w:rPr>
+        </w:r>
+        <w:r>
+          <w:rPr>
+            <w:noProof/>
+            <w:webHidden/>
+          </w:rPr>
+          <w:fldChar w:fldCharType="separate"/>
+        </w:r>
+        <w:r>
+          <w:rPr>
+            <w:noProof/>
+            <w:webHidden/>
+          </w:rPr>
+          <w:t>12</w:t>
+        </w:r>
+        <w:r>
+          <w:rPr>
+            <w:noProof/>
+            <w:webHidden/>
+          </w:rPr>
+          <w:fldChar w:fldCharType="end"/>
+        </w:r>
+      </w:hyperlink>
+    </w:p>
+    <w:p>
+      <w:pPr>
         <w:spacing w:before="240" w:line="360" w:lineRule="auto"/>
         <w:ind w:left="720" w:hanging="360"/>
         <w:jc w:val="both"/>
@@ -5170,7 +5028,6 @@
           <w:tab w:val="right" w:leader="dot" w:pos="9016"/>
         </w:tabs>
         <w:spacing w:line="360" w:lineRule="auto"/>
-        <w:jc w:val="both"/>
         <w:rPr>
           <w:rFonts w:asciiTheme="minorHAnsi" w:eastAsiaTheme="minorEastAsia" w:hAnsiTheme="minorHAnsi"/>
           <w:noProof/>
@@ -5208,7 +5065,7 @@
         </w:rPr>
         <w:fldChar w:fldCharType="separate"/>
       </w:r>
-      <w:hyperlink w:anchor="_Toc232106301" w:history="1">
+      <w:hyperlink w:anchor="_Toc232149900" w:history="1">
         <w:r>
           <w:rPr>
             <w:rStyle w:val="Hyperlink"/>
@@ -5245,7 +5102,7 @@
             <w:noProof/>
             <w:webHidden/>
           </w:rPr>
-          <w:instrText xml:space="preserve"> PAGEREF _Toc232106301 \h </w:instrText>
+          <w:instrText xml:space="preserve"> PAGEREF _Toc232149900 \h </w:instrText>
         </w:r>
         <w:r>
           <w:rPr>
@@ -5283,7 +5140,6 @@
           <w:tab w:val="right" w:leader="dot" w:pos="9016"/>
         </w:tabs>
         <w:spacing w:line="360" w:lineRule="auto"/>
-        <w:jc w:val="both"/>
         <w:rPr>
           <w:rFonts w:asciiTheme="minorHAnsi" w:eastAsiaTheme="minorEastAsia" w:hAnsiTheme="minorHAnsi"/>
           <w:noProof/>
@@ -5291,7 +5147,7 @@
           <w:lang w:eastAsia="en-AU" w:bidi="ne-NP"/>
         </w:rPr>
       </w:pPr>
-      <w:hyperlink w:anchor="_Toc232106302" w:history="1">
+      <w:hyperlink w:anchor="_Toc232149901" w:history="1">
         <w:r>
           <w:rPr>
             <w:rStyle w:val="Hyperlink"/>
@@ -5328,7 +5184,7 @@
             <w:noProof/>
             <w:webHidden/>
           </w:rPr>
-          <w:instrText xml:space="preserve"> PAGEREF _Toc232106302 \h </w:instrText>
+          <w:instrText xml:space="preserve"> PAGEREF _Toc232149901 \h </w:instrText>
         </w:r>
         <w:r>
           <w:rPr>
@@ -5366,7 +5222,6 @@
           <w:tab w:val="right" w:leader="dot" w:pos="9016"/>
         </w:tabs>
         <w:spacing w:line="360" w:lineRule="auto"/>
-        <w:jc w:val="both"/>
         <w:rPr>
           <w:rFonts w:asciiTheme="minorHAnsi" w:eastAsiaTheme="minorEastAsia" w:hAnsiTheme="minorHAnsi"/>
           <w:noProof/>
@@ -5374,7 +5229,7 @@
           <w:lang w:eastAsia="en-AU" w:bidi="ne-NP"/>
         </w:rPr>
       </w:pPr>
-      <w:hyperlink w:anchor="_Toc232106303" w:history="1">
+      <w:hyperlink w:anchor="_Toc232149902" w:history="1">
         <w:r>
           <w:rPr>
             <w:rStyle w:val="Hyperlink"/>
@@ -5411,7 +5266,7 @@
             <w:noProof/>
             <w:webHidden/>
           </w:rPr>
-          <w:instrText xml:space="preserve"> PAGEREF _Toc232106303 \h </w:instrText>
+          <w:instrText xml:space="preserve"> PAGEREF _Toc232149902 \h </w:instrText>
         </w:r>
         <w:r>
           <w:rPr>
@@ -5449,7 +5304,6 @@
           <w:tab w:val="right" w:leader="dot" w:pos="9016"/>
         </w:tabs>
         <w:spacing w:line="360" w:lineRule="auto"/>
-        <w:jc w:val="both"/>
         <w:rPr>
           <w:rFonts w:asciiTheme="minorHAnsi" w:eastAsiaTheme="minorEastAsia" w:hAnsiTheme="minorHAnsi"/>
           <w:noProof/>
@@ -5457,7 +5311,7 @@
           <w:lang w:eastAsia="en-AU" w:bidi="ne-NP"/>
         </w:rPr>
       </w:pPr>
-      <w:hyperlink w:anchor="_Toc232106304" w:history="1">
+      <w:hyperlink w:anchor="_Toc232149903" w:history="1">
         <w:r>
           <w:rPr>
             <w:rStyle w:val="Hyperlink"/>
@@ -5494,7 +5348,7 @@
             <w:noProof/>
             <w:webHidden/>
           </w:rPr>
-          <w:instrText xml:space="preserve"> PAGEREF _Toc232106304 \h </w:instrText>
+          <w:instrText xml:space="preserve"> PAGEREF _Toc232149903 \h </w:instrText>
         </w:r>
         <w:r>
           <w:rPr>
@@ -5532,7 +5386,6 @@
           <w:tab w:val="right" w:leader="dot" w:pos="9016"/>
         </w:tabs>
         <w:spacing w:line="360" w:lineRule="auto"/>
-        <w:jc w:val="both"/>
         <w:rPr>
           <w:rFonts w:asciiTheme="minorHAnsi" w:eastAsiaTheme="minorEastAsia" w:hAnsiTheme="minorHAnsi"/>
           <w:noProof/>
@@ -5540,7 +5393,7 @@
           <w:lang w:eastAsia="en-AU" w:bidi="ne-NP"/>
         </w:rPr>
       </w:pPr>
-      <w:hyperlink w:anchor="_Toc232106305" w:history="1">
+      <w:hyperlink w:anchor="_Toc232149904" w:history="1">
         <w:r>
           <w:rPr>
             <w:rStyle w:val="Hyperlink"/>
@@ -5577,7 +5430,7 @@
             <w:noProof/>
             <w:webHidden/>
           </w:rPr>
-          <w:instrText xml:space="preserve"> PAGEREF _Toc232106305 \h </w:instrText>
+          <w:instrText xml:space="preserve"> PAGEREF _Toc232149904 \h </w:instrText>
         </w:r>
         <w:r>
           <w:rPr>
@@ -5615,7 +5468,6 @@
           <w:tab w:val="right" w:leader="dot" w:pos="9016"/>
         </w:tabs>
         <w:spacing w:line="360" w:lineRule="auto"/>
-        <w:jc w:val="both"/>
         <w:rPr>
           <w:rFonts w:asciiTheme="minorHAnsi" w:eastAsiaTheme="minorEastAsia" w:hAnsiTheme="minorHAnsi"/>
           <w:noProof/>
@@ -5623,7 +5475,7 @@
           <w:lang w:eastAsia="en-AU" w:bidi="ne-NP"/>
         </w:rPr>
       </w:pPr>
-      <w:hyperlink w:anchor="_Toc232106306" w:history="1">
+      <w:hyperlink w:anchor="_Toc232149905" w:history="1">
         <w:r>
           <w:rPr>
             <w:rStyle w:val="Hyperlink"/>
@@ -5660,7 +5512,7 @@
             <w:noProof/>
             <w:webHidden/>
           </w:rPr>
-          <w:instrText xml:space="preserve"> PAGEREF _Toc232106306 \h </w:instrText>
+          <w:instrText xml:space="preserve"> PAGEREF _Toc232149905 \h </w:instrText>
         </w:r>
         <w:r>
           <w:rPr>
@@ -5698,7 +5550,6 @@
           <w:tab w:val="right" w:leader="dot" w:pos="9016"/>
         </w:tabs>
         <w:spacing w:line="360" w:lineRule="auto"/>
-        <w:jc w:val="both"/>
         <w:rPr>
           <w:rFonts w:asciiTheme="minorHAnsi" w:eastAsiaTheme="minorEastAsia" w:hAnsiTheme="minorHAnsi"/>
           <w:noProof/>
@@ -5706,7 +5557,7 @@
           <w:lang w:eastAsia="en-AU" w:bidi="ne-NP"/>
         </w:rPr>
       </w:pPr>
-      <w:hyperlink w:anchor="_Toc232106307" w:history="1">
+      <w:hyperlink w:anchor="_Toc232149906" w:history="1">
         <w:r>
           <w:rPr>
             <w:rStyle w:val="Hyperlink"/>
@@ -5743,7 +5594,7 @@
             <w:noProof/>
             <w:webHidden/>
           </w:rPr>
-          <w:instrText xml:space="preserve"> PAGEREF _Toc232106307 \h </w:instrText>
+          <w:instrText xml:space="preserve"> PAGEREF _Toc232149906 \h </w:instrText>
         </w:r>
         <w:r>
           <w:rPr>
@@ -5763,7 +5614,7 @@
             <w:noProof/>
             <w:webHidden/>
           </w:rPr>
-          <w:t>11</w:t>
+          <w:t>12</w:t>
         </w:r>
         <w:r>
           <w:rPr>
@@ -5812,8 +5663,9 @@
           <w:numId w:val="0"/>
         </w:numPr>
         <w:ind w:left="360"/>
-      </w:pPr>
-      <w:bookmarkStart w:id="0" w:name="_Toc232106210"/>
+        <w:jc w:val="center"/>
+      </w:pPr>
+      <w:bookmarkStart w:id="0" w:name="_Toc232150780"/>
       <w:r>
         <w:lastRenderedPageBreak/>
         <w:t>Abstract</w:t>
@@ -5900,7 +5752,7 @@
         </w:rPr>
         <w:br w:type="page"/>
       </w:r>
-      <w:bookmarkStart w:id="1" w:name="_Toc232106211"/>
+      <w:bookmarkStart w:id="1" w:name="_Toc232150781"/>
       <w:r>
         <w:rPr>
           <w:rStyle w:val="Main-HeadingChar"/>
@@ -6117,7 +5969,7 @@
       <w:pPr>
         <w:pStyle w:val="Main-Heading"/>
       </w:pPr>
-      <w:bookmarkStart w:id="2" w:name="_Toc232106212"/>
+      <w:bookmarkStart w:id="2" w:name="_Toc232150782"/>
       <w:r>
         <w:lastRenderedPageBreak/>
         <w:t>Overview</w:t>
@@ -6367,7 +6219,7 @@
           <w:rFonts w:cs="Times New Roman"/>
         </w:rPr>
       </w:pPr>
-      <w:bookmarkStart w:id="3" w:name="_Toc232106213"/>
+      <w:bookmarkStart w:id="3" w:name="_Toc232150783"/>
       <w:r>
         <w:rPr>
           <w:rFonts w:cs="Times New Roman"/>
@@ -6576,7 +6428,7 @@
           <w:rFonts w:cs="Times New Roman"/>
         </w:rPr>
       </w:pPr>
-      <w:bookmarkStart w:id="4" w:name="_Toc232106214"/>
+      <w:bookmarkStart w:id="4" w:name="_Toc232150784"/>
       <w:r>
         <w:rPr>
           <w:rFonts w:cs="Times New Roman"/>
@@ -6718,7 +6570,7 @@
           <w:rFonts w:cs="Times New Roman"/>
         </w:rPr>
       </w:pPr>
-      <w:bookmarkStart w:id="5" w:name="_Toc232106215"/>
+      <w:bookmarkStart w:id="5" w:name="_Toc232150785"/>
       <w:r>
         <w:rPr>
           <w:rFonts w:cs="Times New Roman"/>
@@ -6958,7 +6810,7 @@
           <w:rFonts w:cs="Times New Roman"/>
         </w:rPr>
       </w:pPr>
-      <w:bookmarkStart w:id="6" w:name="_Toc232106216"/>
+      <w:bookmarkStart w:id="6" w:name="_Toc232150786"/>
       <w:r>
         <w:rPr>
           <w:rFonts w:cs="Times New Roman"/>
@@ -6995,7 +6847,7 @@
           <w:rFonts w:cs="Times New Roman"/>
         </w:rPr>
       </w:pPr>
-      <w:bookmarkStart w:id="7" w:name="_Toc232106217"/>
+      <w:bookmarkStart w:id="7" w:name="_Toc232150787"/>
       <w:r>
         <w:rPr>
           <w:rFonts w:cs="Times New Roman"/>
@@ -7089,7 +6941,7 @@
       <w:pPr>
         <w:pStyle w:val="Main-Heading"/>
       </w:pPr>
-      <w:bookmarkStart w:id="8" w:name="_Toc232106218"/>
+      <w:bookmarkStart w:id="8" w:name="_Toc232150788"/>
       <w:r>
         <w:lastRenderedPageBreak/>
         <w:t>Project Aims</w:t>
@@ -7301,7 +7153,7 @@
       <w:pPr>
         <w:pStyle w:val="Main-Heading"/>
       </w:pPr>
-      <w:bookmarkStart w:id="9" w:name="_Toc232106219"/>
+      <w:bookmarkStart w:id="9" w:name="_Toc232150789"/>
       <w:r>
         <w:lastRenderedPageBreak/>
         <w:t>Project Objectives</w:t>
@@ -7701,7 +7553,7 @@
       <w:pPr>
         <w:pStyle w:val="Main-Heading"/>
       </w:pPr>
-      <w:bookmarkStart w:id="10" w:name="_Toc232106220"/>
+      <w:bookmarkStart w:id="10" w:name="_Toc232150790"/>
       <w:r>
         <w:lastRenderedPageBreak/>
         <w:t>Project Scope</w:t>
@@ -7742,7 +7594,7 @@
           <w:rFonts w:cs="Times New Roman"/>
         </w:rPr>
       </w:pPr>
-      <w:bookmarkStart w:id="11" w:name="_Toc232106221"/>
+      <w:bookmarkStart w:id="11" w:name="_Toc232150791"/>
       <w:r>
         <w:rPr>
           <w:rFonts w:cs="Times New Roman"/>
@@ -7896,14 +7748,12 @@
         </w:rPr>
         <w:t xml:space="preserve">s, from their inventory. Each item </w:t>
       </w:r>
-      <w:proofErr w:type="gramStart"/>
-      <w:r>
-        <w:rPr>
-          <w:rFonts w:cs="Times New Roman"/>
-        </w:rPr>
-        <w:t>include</w:t>
-      </w:r>
-      <w:proofErr w:type="gramEnd"/>
+      <w:r>
+        <w:rPr>
+          <w:rFonts w:cs="Times New Roman"/>
+        </w:rPr>
+        <w:t>includes</w:t>
+      </w:r>
       <w:r>
         <w:rPr>
           <w:rFonts w:cs="Times New Roman"/>
@@ -8224,7 +8074,7 @@
           <w:rFonts w:cs="Times New Roman"/>
         </w:rPr>
       </w:pPr>
-      <w:bookmarkStart w:id="12" w:name="_Toc232106222"/>
+      <w:bookmarkStart w:id="12" w:name="_Toc232150792"/>
       <w:r>
         <w:rPr>
           <w:rFonts w:cs="Times New Roman"/>
@@ -8450,7 +8300,7 @@
           <w:rFonts w:cs="Times New Roman"/>
         </w:rPr>
       </w:pPr>
-      <w:bookmarkStart w:id="13" w:name="_Toc232106223"/>
+      <w:bookmarkStart w:id="13" w:name="_Toc232150793"/>
       <w:r>
         <w:rPr>
           <w:rFonts w:cs="Times New Roman"/>
@@ -8553,7 +8403,7 @@
           <w:rFonts w:cs="Times New Roman"/>
         </w:rPr>
       </w:pPr>
-      <w:bookmarkStart w:id="14" w:name="_Toc232106244"/>
+      <w:bookmarkStart w:id="14" w:name="_Toc232149893"/>
       <w:r>
         <w:rPr>
           <w:rFonts w:cs="Times New Roman"/>
@@ -8596,7 +8446,7 @@
           <w:rFonts w:cs="Times New Roman"/>
           <w:lang w:val="en-US"/>
         </w:rPr>
-        <w:t>: Use Case Diagram:</w:t>
+        <w:t>: Use Case Diagram</w:t>
       </w:r>
       <w:bookmarkEnd w:id="14"/>
     </w:p>
@@ -8715,7 +8565,7 @@
           <w:rFonts w:cs="Times New Roman"/>
         </w:rPr>
       </w:pPr>
-      <w:bookmarkStart w:id="15" w:name="_Toc232106301"/>
+      <w:bookmarkStart w:id="15" w:name="_Toc232149900"/>
       <w:r>
         <w:rPr>
           <w:rFonts w:cs="Times New Roman"/>
@@ -8886,7 +8736,7 @@
           <w:rFonts w:cs="Times New Roman"/>
         </w:rPr>
       </w:pPr>
-      <w:bookmarkStart w:id="16" w:name="_Toc232106302"/>
+      <w:bookmarkStart w:id="16" w:name="_Toc232149901"/>
       <w:r>
         <w:rPr>
           <w:rFonts w:cs="Times New Roman"/>
@@ -9057,7 +8907,7 @@
           <w:rFonts w:cs="Times New Roman"/>
         </w:rPr>
       </w:pPr>
-      <w:bookmarkStart w:id="17" w:name="_Toc232106303"/>
+      <w:bookmarkStart w:id="17" w:name="_Toc232149902"/>
       <w:r>
         <w:rPr>
           <w:rFonts w:cs="Times New Roman"/>
@@ -9211,7 +9061,7 @@
           <w:rFonts w:cs="Times New Roman"/>
         </w:rPr>
       </w:pPr>
-      <w:bookmarkStart w:id="18" w:name="_Toc232106304"/>
+      <w:bookmarkStart w:id="18" w:name="_Toc232149903"/>
       <w:r>
         <w:rPr>
           <w:rFonts w:cs="Times New Roman"/>
@@ -9353,7 +9203,7 @@
           <w:rFonts w:cs="Times New Roman"/>
         </w:rPr>
       </w:pPr>
-      <w:bookmarkStart w:id="19" w:name="_Toc232106305"/>
+      <w:bookmarkStart w:id="19" w:name="_Toc232149904"/>
       <w:r>
         <w:rPr>
           <w:rFonts w:cs="Times New Roman"/>
@@ -9531,7 +9381,7 @@
           <w:lang w:val="en-US"/>
         </w:rPr>
       </w:pPr>
-      <w:bookmarkStart w:id="20" w:name="_Toc232106306"/>
+      <w:bookmarkStart w:id="20" w:name="_Toc232149905"/>
       <w:r>
         <w:rPr>
           <w:rFonts w:cs="Times New Roman"/>
@@ -9598,7 +9448,7 @@
       <w:pPr>
         <w:pStyle w:val="Main-Heading"/>
       </w:pPr>
-      <w:bookmarkStart w:id="21" w:name="_Toc232106224"/>
+      <w:bookmarkStart w:id="21" w:name="_Toc232150794"/>
       <w:r>
         <w:lastRenderedPageBreak/>
         <w:t>Project Schedule</w:t>
@@ -9651,7 +9501,7 @@
           <w:rFonts w:cs="Times New Roman"/>
         </w:rPr>
       </w:pPr>
-      <w:bookmarkStart w:id="22" w:name="_Toc232106225"/>
+      <w:bookmarkStart w:id="22" w:name="_Toc232150795"/>
       <w:r>
         <w:rPr>
           <w:rFonts w:cs="Times New Roman"/>
@@ -9736,7 +9586,7 @@
           <w:lang w:val="en-US"/>
         </w:rPr>
       </w:pPr>
-      <w:bookmarkStart w:id="23" w:name="_Toc232106245"/>
+      <w:bookmarkStart w:id="23" w:name="_Toc232149894"/>
       <w:r>
         <w:rPr>
           <w:rFonts w:cs="Times New Roman"/>
@@ -9858,7 +9708,7 @@
           <w:rFonts w:cs="Times New Roman"/>
         </w:rPr>
       </w:pPr>
-      <w:bookmarkStart w:id="24" w:name="_Toc232106246"/>
+      <w:bookmarkStart w:id="24" w:name="_Toc232149895"/>
       <w:r>
         <w:rPr>
           <w:rFonts w:cs="Times New Roman"/>
@@ -9971,7 +9821,7 @@
           <w:rFonts w:cs="Times New Roman"/>
         </w:rPr>
       </w:pPr>
-      <w:bookmarkStart w:id="25" w:name="_Toc232106247"/>
+      <w:bookmarkStart w:id="25" w:name="_Toc232149896"/>
       <w:r>
         <w:rPr>
           <w:rFonts w:cs="Times New Roman"/>
@@ -10076,7 +9926,7 @@
           <w:rFonts w:cs="Times New Roman"/>
         </w:rPr>
       </w:pPr>
-      <w:bookmarkStart w:id="26" w:name="_Toc232106248"/>
+      <w:bookmarkStart w:id="26" w:name="_Toc232149897"/>
       <w:r>
         <w:rPr>
           <w:rFonts w:cs="Times New Roman"/>
@@ -10190,7 +10040,7 @@
           <w:lang w:val="en-US"/>
         </w:rPr>
       </w:pPr>
-      <w:bookmarkStart w:id="27" w:name="_Toc232106249"/>
+      <w:bookmarkStart w:id="27" w:name="_Toc232149898"/>
       <w:r>
         <w:rPr>
           <w:rFonts w:cs="Times New Roman"/>
@@ -10243,7 +10093,7 @@
           <w:rFonts w:cs="Times New Roman"/>
         </w:rPr>
       </w:pPr>
-      <w:bookmarkStart w:id="28" w:name="_Toc232106226"/>
+      <w:bookmarkStart w:id="28" w:name="_Toc232150796"/>
       <w:r>
         <w:rPr>
           <w:rFonts w:cs="Times New Roman"/>
@@ -10551,20 +10401,12 @@
               </w:rPr>
               <w:t xml:space="preserve">Requirement Specification and Design </w:t>
             </w:r>
-            <w:proofErr w:type="gramStart"/>
-            <w:r>
-              <w:rPr>
-                <w:rFonts w:cs="Times New Roman"/>
-              </w:rPr>
-              <w:t>Submission</w:t>
-            </w:r>
-            <w:r>
-              <w:rPr>
-                <w:rFonts w:cs="Times New Roman"/>
-              </w:rPr>
-              <w:t>(</w:t>
-            </w:r>
-            <w:proofErr w:type="gramEnd"/>
+            <w:r>
+              <w:rPr>
+                <w:rFonts w:cs="Times New Roman"/>
+              </w:rPr>
+              <w:t>Submission (</w:t>
+            </w:r>
             <w:r>
               <w:rPr>
                 <w:rFonts w:cs="Times New Roman"/>
@@ -10624,14 +10466,12 @@
               </w:rPr>
               <w:t xml:space="preserve">Both functional and Non function requirements are met alongside user </w:t>
             </w:r>
-            <w:proofErr w:type="gramStart"/>
-            <w:r>
-              <w:rPr>
-                <w:rFonts w:cs="Times New Roman"/>
-              </w:rPr>
-              <w:t>stories  &amp;</w:t>
-            </w:r>
-            <w:proofErr w:type="gramEnd"/>
+            <w:r>
+              <w:rPr>
+                <w:rFonts w:cs="Times New Roman"/>
+              </w:rPr>
+              <w:t>stories &amp;</w:t>
+            </w:r>
             <w:r>
               <w:rPr>
                 <w:rFonts w:cs="Times New Roman"/>
@@ -10890,7 +10730,7 @@
           <w:rFonts w:cs="Times New Roman"/>
         </w:rPr>
       </w:pPr>
-      <w:bookmarkStart w:id="29" w:name="_Toc232106227"/>
+      <w:bookmarkStart w:id="29" w:name="_Toc232150797"/>
       <w:r>
         <w:rPr>
           <w:rFonts w:cs="Times New Roman"/>
@@ -10917,7 +10757,19 @@
         <w:rPr>
           <w:rFonts w:cs="Times New Roman"/>
         </w:rPr>
-        <w:t>The Gantt chart below provide a visual timeline of the ZeroWaste project for 12 weeks. It contains resource allocation across team members, and key milestones.</w:t>
+        <w:t>The Gantt chart below provide a visual timeline of the ZeroWaste project for 1</w:t>
+      </w:r>
+      <w:r>
+        <w:rPr>
+          <w:rFonts w:cs="Times New Roman"/>
+        </w:rPr>
+        <w:t>3 - 14</w:t>
+      </w:r>
+      <w:r>
+        <w:rPr>
+          <w:rFonts w:cs="Times New Roman"/>
+        </w:rPr>
+        <w:t xml:space="preserve"> weeks. It contains resource allocation across team members, and key milestones.</w:t>
       </w:r>
       <w:r>
         <w:rPr>
@@ -10928,16 +10780,14 @@
     </w:p>
     <w:p>
       <w:pPr>
+        <w:keepNext/>
         <w:spacing w:line="360" w:lineRule="auto"/>
         <w:jc w:val="both"/>
-        <w:rPr>
-          <w:rFonts w:cs="Times New Roman"/>
-          <w:lang w:val="en-US"/>
-        </w:rPr>
-      </w:pPr>
-      <w:r>
-        <w:rPr>
-          <w:rFonts w:cs="Times New Roman"/>
+      </w:pPr>
+      <w:r>
+        <w:rPr>
+          <w:rFonts w:cs="Times New Roman"/>
+          <w:noProof/>
           <w:lang w:val="en-US"/>
         </w:rPr>
         <w:lastRenderedPageBreak/>
@@ -10993,12 +10843,39 @@
     </w:p>
     <w:p>
       <w:pPr>
-        <w:spacing w:line="360" w:lineRule="auto"/>
-        <w:jc w:val="both"/>
-        <w:rPr>
-          <w:rFonts w:cs="Times New Roman"/>
-        </w:rPr>
-      </w:pPr>
+        <w:pStyle w:val="Caption"/>
+        <w:jc w:val="center"/>
+        <w:rPr>
+          <w:rFonts w:cs="Times New Roman"/>
+          <w:lang w:val="en-US"/>
+        </w:rPr>
+      </w:pPr>
+      <w:bookmarkStart w:id="30" w:name="_Toc232149899"/>
+      <w:r>
+        <w:t xml:space="preserve">Figure </w:t>
+      </w:r>
+      <w:r>
+        <w:fldChar w:fldCharType="begin"/>
+      </w:r>
+      <w:r>
+        <w:instrText xml:space="preserve"> SEQ Figure \* ARABIC </w:instrText>
+      </w:r>
+      <w:r>
+        <w:fldChar w:fldCharType="separate"/>
+      </w:r>
+      <w:r>
+        <w:rPr>
+          <w:noProof/>
+        </w:rPr>
+        <w:t>7</w:t>
+      </w:r>
+      <w:r>
+        <w:fldChar w:fldCharType="end"/>
+      </w:r>
+      <w:r>
+        <w:t>: Gantt Chart - Project Schedule Timeline</w:t>
+      </w:r>
+      <w:bookmarkEnd w:id="30"/>
     </w:p>
     <w:p>
       <w:pPr>
@@ -11066,11 +10943,11 @@
       <w:pPr>
         <w:pStyle w:val="Main-Heading"/>
       </w:pPr>
-      <w:bookmarkStart w:id="30" w:name="_Toc232106228"/>
+      <w:bookmarkStart w:id="31" w:name="_Toc232150798"/>
       <w:r>
         <w:t>Technical Description</w:t>
       </w:r>
-      <w:bookmarkEnd w:id="30"/>
+      <w:bookmarkEnd w:id="31"/>
     </w:p>
     <w:p>
       <w:pPr>
@@ -11097,14 +10974,14 @@
           <w:rFonts w:cs="Times New Roman"/>
         </w:rPr>
       </w:pPr>
-      <w:bookmarkStart w:id="31" w:name="_Toc232106229"/>
+      <w:bookmarkStart w:id="32" w:name="_Toc232150799"/>
       <w:r>
         <w:rPr>
           <w:rFonts w:cs="Times New Roman"/>
         </w:rPr>
         <w:t>6.1 Development Platforms</w:t>
       </w:r>
-      <w:bookmarkEnd w:id="31"/>
+      <w:bookmarkEnd w:id="32"/>
     </w:p>
     <w:p>
       <w:pPr>
@@ -11119,7 +10996,7 @@
           <w:u w:val="single"/>
         </w:rPr>
       </w:pPr>
-      <w:bookmarkStart w:id="32" w:name="_Toc232106307"/>
+      <w:bookmarkStart w:id="33" w:name="_Toc232149906"/>
       <w:r>
         <w:rPr>
           <w:rFonts w:cs="Times New Roman"/>
@@ -11185,7 +11062,7 @@
         </w:rPr>
         <w:t>: Table of Development Platform Listing</w:t>
       </w:r>
-      <w:bookmarkEnd w:id="32"/>
+      <w:bookmarkEnd w:id="33"/>
     </w:p>
     <w:tbl>
       <w:tblPr>
@@ -13106,7 +12983,7 @@
           <w:lang w:val="en-US"/>
         </w:rPr>
       </w:pPr>
-      <w:bookmarkStart w:id="33" w:name="_Toc232106230"/>
+      <w:bookmarkStart w:id="34" w:name="_Toc232150800"/>
       <w:r>
         <w:rPr>
           <w:rFonts w:cs="Times New Roman"/>
@@ -13115,7 +12992,7 @@
         <w:lastRenderedPageBreak/>
         <w:t>6.2 Demonstration Platform</w:t>
       </w:r>
-      <w:bookmarkEnd w:id="33"/>
+      <w:bookmarkEnd w:id="34"/>
     </w:p>
     <w:p>
       <w:pPr>
@@ -13659,12 +13536,12 @@
       <w:pPr>
         <w:pStyle w:val="Main-Heading"/>
       </w:pPr>
-      <w:bookmarkStart w:id="34" w:name="_Toc232106231"/>
+      <w:bookmarkStart w:id="35" w:name="_Toc232150801"/>
       <w:r>
         <w:lastRenderedPageBreak/>
         <w:t>Risk Management Plan</w:t>
       </w:r>
-      <w:bookmarkEnd w:id="34"/>
+      <w:bookmarkEnd w:id="35"/>
     </w:p>
     <w:p>
       <w:pPr>
@@ -14642,6 +14519,48 @@
           <w:rFonts w:cs="Times New Roman"/>
         </w:rPr>
       </w:pPr>
+    </w:p>
+    <w:p>
+      <w:pPr>
+        <w:rPr>
+          <w:rFonts w:cs="Times New Roman"/>
+        </w:rPr>
+      </w:pPr>
+    </w:p>
+    <w:p>
+      <w:pPr>
+        <w:rPr>
+          <w:rFonts w:cs="Times New Roman"/>
+        </w:rPr>
+      </w:pPr>
+      <w:r>
+        <w:rPr>
+          <w:rFonts w:cs="Times New Roman"/>
+        </w:rPr>
+        <w:t>Reference link:</w:t>
+      </w:r>
+      <w:r>
+        <w:rPr>
+          <w:rFonts w:cs="Times New Roman"/>
+        </w:rPr>
+        <w:br/>
+        <w:t xml:space="preserve">GitHub: </w:t>
+      </w:r>
+      <w:hyperlink r:id="rId23" w:history="1">
+        <w:r>
+          <w:rPr>
+            <w:rStyle w:val="Hyperlink"/>
+            <w:rFonts w:cs="Times New Roman"/>
+          </w:rPr>
+          <w:t>https://github.com/Kabir-Rajbhandari/ZeroWaste.git</w:t>
+        </w:r>
+      </w:hyperlink>
+      <w:r>
+        <w:rPr>
+          <w:rFonts w:cs="Times New Roman"/>
+        </w:rPr>
+        <w:br/>
+      </w:r>
       <w:r>
         <w:rPr>
           <w:rFonts w:cs="Times New Roman"/>
@@ -14649,7 +14568,7 @@
         <w:br w:type="page"/>
       </w:r>
     </w:p>
-    <w:bookmarkStart w:id="35" w:name="_Toc232106232" w:displacedByCustomXml="next"/>
+    <w:bookmarkStart w:id="36" w:name="_Toc232150802" w:displacedByCustomXml="next"/>
     <w:sdt>
       <w:sdtPr>
         <w:rPr>
@@ -14686,7 +14605,7 @@
             </w:rPr>
             <w:t>Works Cited</w:t>
           </w:r>
-          <w:bookmarkEnd w:id="35"/>
+          <w:bookmarkEnd w:id="36"/>
         </w:p>
         <w:p>
           <w:pPr>
@@ -14766,12 +14685,5858 @@
           <w:szCs w:val="24"/>
         </w:rPr>
       </w:pPr>
+      <w:r>
+        <w:rPr>
+          <w:rFonts w:cs="Times New Roman"/>
+          <w:szCs w:val="24"/>
+        </w:rPr>
+        <w:br w:type="page"/>
+      </w:r>
+    </w:p>
+    <w:p>
+      <w:pPr>
+        <w:rPr>
+          <w:rFonts w:cs="Times New Roman"/>
+          <w:szCs w:val="24"/>
+        </w:rPr>
+        <w:sectPr>
+          <w:footerReference w:type="default" r:id="rId24"/>
+          <w:pgSz w:w="11906" w:h="16838"/>
+          <w:pgMar w:top="1440" w:right="1440" w:bottom="1440" w:left="1440" w:header="708" w:footer="708" w:gutter="0"/>
+          <w:pgNumType w:start="1"/>
+          <w:cols w:space="708"/>
+          <w:docGrid w:linePitch="360"/>
+        </w:sectPr>
+      </w:pPr>
+    </w:p>
+    <w:p>
+      <w:pPr>
+        <w:pStyle w:val="Main-Heading"/>
+      </w:pPr>
+      <w:bookmarkStart w:id="37" w:name="_Toc232150803"/>
+      <w:r>
+        <w:lastRenderedPageBreak/>
+        <w:t>Marking Scheme</w:t>
+      </w:r>
+      <w:bookmarkEnd w:id="37"/>
+    </w:p>
+    <w:p>
+      <w:pPr>
+        <w:rPr>
+          <w:color w:val="000000" w:themeColor="text1"/>
+        </w:rPr>
+      </w:pPr>
+      <w:r>
+        <w:rPr>
+          <w:color w:val="000000" w:themeColor="text1"/>
+        </w:rPr>
+        <w:t xml:space="preserve">Student 1: Kabir Rajbhandari – E2300558 </w:t>
+      </w:r>
+    </w:p>
+    <w:p>
+      <w:pPr>
+        <w:rPr>
+          <w:color w:val="000000" w:themeColor="text1"/>
+        </w:rPr>
+      </w:pPr>
+      <w:r>
+        <w:rPr>
+          <w:color w:val="000000" w:themeColor="text1"/>
+        </w:rPr>
+        <w:t>Student 2: Sailesh Maharjan – E2300572</w:t>
+      </w:r>
+    </w:p>
+    <w:p>
+      <w:pPr>
+        <w:rPr>
+          <w:color w:val="000000" w:themeColor="text1"/>
+        </w:rPr>
+      </w:pPr>
+      <w:r>
+        <w:rPr>
+          <w:color w:val="000000" w:themeColor="text1"/>
+        </w:rPr>
+        <w:t xml:space="preserve">Student 3: Saksham Sharma </w:t>
+      </w:r>
+      <w:proofErr w:type="spellStart"/>
+      <w:r>
+        <w:rPr>
+          <w:color w:val="000000" w:themeColor="text1"/>
+        </w:rPr>
+        <w:t>Sedhai</w:t>
+      </w:r>
+      <w:proofErr w:type="spellEnd"/>
+      <w:r>
+        <w:rPr>
+          <w:color w:val="000000" w:themeColor="text1"/>
+        </w:rPr>
+        <w:t xml:space="preserve"> – E2300573</w:t>
+      </w:r>
+    </w:p>
+    <w:tbl>
+      <w:tblPr>
+        <w:tblW w:w="14360" w:type="dxa"/>
+        <w:tblInd w:w="103" w:type="dxa"/>
+        <w:tblLook w:val="04A0" w:firstRow="1" w:lastRow="0" w:firstColumn="1" w:lastColumn="0" w:noHBand="0" w:noVBand="1"/>
+      </w:tblPr>
+      <w:tblGrid>
+        <w:gridCol w:w="1400"/>
+        <w:gridCol w:w="3340"/>
+        <w:gridCol w:w="920"/>
+        <w:gridCol w:w="960"/>
+        <w:gridCol w:w="1300"/>
+        <w:gridCol w:w="960"/>
+        <w:gridCol w:w="1640"/>
+        <w:gridCol w:w="960"/>
+        <w:gridCol w:w="960"/>
+        <w:gridCol w:w="960"/>
+        <w:gridCol w:w="960"/>
+      </w:tblGrid>
+      <w:tr>
+        <w:trPr>
+          <w:trHeight w:val="300"/>
+        </w:trPr>
+        <w:tc>
+          <w:tcPr>
+            <w:tcW w:w="1400" w:type="dxa"/>
+            <w:tcBorders>
+              <w:top w:val="single" w:sz="4" w:space="0" w:color="auto"/>
+              <w:left w:val="single" w:sz="4" w:space="0" w:color="auto"/>
+              <w:bottom w:val="single" w:sz="4" w:space="0" w:color="auto"/>
+              <w:right w:val="single" w:sz="4" w:space="0" w:color="auto"/>
+            </w:tcBorders>
+            <w:vAlign w:val="center"/>
+            <w:hideMark/>
+          </w:tcPr>
+          <w:p>
+            <w:pPr>
+              <w:spacing w:line="240" w:lineRule="auto"/>
+              <w:jc w:val="center"/>
+              <w:rPr>
+                <w:b/>
+                <w:bCs/>
+                <w:color w:val="000000"/>
+                <w:lang w:val="en-MY" w:eastAsia="en-MY"/>
+              </w:rPr>
+            </w:pPr>
+            <w:r>
+              <w:rPr>
+                <w:b/>
+                <w:bCs/>
+                <w:color w:val="000000"/>
+                <w:lang w:val="en-MY" w:eastAsia="en-MY"/>
+              </w:rPr>
+              <w:t>LO</w:t>
+            </w:r>
+          </w:p>
+        </w:tc>
+        <w:tc>
+          <w:tcPr>
+            <w:tcW w:w="3340" w:type="dxa"/>
+            <w:tcBorders>
+              <w:top w:val="single" w:sz="4" w:space="0" w:color="auto"/>
+              <w:left w:val="nil"/>
+              <w:bottom w:val="single" w:sz="4" w:space="0" w:color="auto"/>
+              <w:right w:val="single" w:sz="4" w:space="0" w:color="auto"/>
+            </w:tcBorders>
+            <w:vAlign w:val="center"/>
+            <w:hideMark/>
+          </w:tcPr>
+          <w:p>
+            <w:pPr>
+              <w:spacing w:line="240" w:lineRule="auto"/>
+              <w:jc w:val="center"/>
+              <w:rPr>
+                <w:b/>
+                <w:bCs/>
+                <w:color w:val="000000"/>
+                <w:lang w:val="en-MY" w:eastAsia="en-MY"/>
+              </w:rPr>
+            </w:pPr>
+            <w:r>
+              <w:rPr>
+                <w:b/>
+                <w:bCs/>
+                <w:color w:val="000000"/>
+                <w:lang w:val="en-MY" w:eastAsia="en-MY"/>
+              </w:rPr>
+              <w:t>Assessment Area</w:t>
+            </w:r>
+          </w:p>
+        </w:tc>
+        <w:tc>
+          <w:tcPr>
+            <w:tcW w:w="920" w:type="dxa"/>
+            <w:tcBorders>
+              <w:top w:val="single" w:sz="4" w:space="0" w:color="auto"/>
+              <w:left w:val="nil"/>
+              <w:bottom w:val="single" w:sz="4" w:space="0" w:color="auto"/>
+              <w:right w:val="single" w:sz="4" w:space="0" w:color="auto"/>
+            </w:tcBorders>
+            <w:vAlign w:val="center"/>
+            <w:hideMark/>
+          </w:tcPr>
+          <w:p>
+            <w:pPr>
+              <w:spacing w:line="240" w:lineRule="auto"/>
+              <w:jc w:val="center"/>
+              <w:rPr>
+                <w:b/>
+                <w:bCs/>
+                <w:color w:val="000000"/>
+                <w:sz w:val="18"/>
+                <w:szCs w:val="18"/>
+                <w:lang w:val="en-MY" w:eastAsia="en-MY"/>
+              </w:rPr>
+            </w:pPr>
+            <w:r>
+              <w:rPr>
+                <w:b/>
+                <w:bCs/>
+                <w:color w:val="000000"/>
+                <w:sz w:val="18"/>
+                <w:szCs w:val="18"/>
+                <w:lang w:val="en-MY" w:eastAsia="en-MY"/>
+              </w:rPr>
+              <w:t>Marks</w:t>
+            </w:r>
+          </w:p>
+        </w:tc>
+        <w:tc>
+          <w:tcPr>
+            <w:tcW w:w="960" w:type="dxa"/>
+            <w:tcBorders>
+              <w:top w:val="single" w:sz="4" w:space="0" w:color="auto"/>
+              <w:left w:val="nil"/>
+              <w:bottom w:val="single" w:sz="4" w:space="0" w:color="auto"/>
+              <w:right w:val="single" w:sz="4" w:space="0" w:color="auto"/>
+            </w:tcBorders>
+            <w:vAlign w:val="center"/>
+            <w:hideMark/>
+          </w:tcPr>
+          <w:p>
+            <w:pPr>
+              <w:spacing w:line="240" w:lineRule="auto"/>
+              <w:jc w:val="center"/>
+              <w:rPr>
+                <w:b/>
+                <w:bCs/>
+                <w:color w:val="000000"/>
+                <w:sz w:val="16"/>
+                <w:szCs w:val="16"/>
+                <w:lang w:val="en-MY" w:eastAsia="en-MY"/>
+              </w:rPr>
+            </w:pPr>
+            <w:r>
+              <w:rPr>
+                <w:b/>
+                <w:bCs/>
+                <w:color w:val="000000"/>
+                <w:sz w:val="16"/>
+                <w:szCs w:val="16"/>
+                <w:lang w:val="en-MY" w:eastAsia="en-MY"/>
+              </w:rPr>
+              <w:t>Poor</w:t>
+            </w:r>
+          </w:p>
+        </w:tc>
+        <w:tc>
+          <w:tcPr>
+            <w:tcW w:w="1300" w:type="dxa"/>
+            <w:tcBorders>
+              <w:top w:val="single" w:sz="4" w:space="0" w:color="auto"/>
+              <w:left w:val="nil"/>
+              <w:bottom w:val="single" w:sz="4" w:space="0" w:color="auto"/>
+              <w:right w:val="single" w:sz="4" w:space="0" w:color="auto"/>
+            </w:tcBorders>
+            <w:vAlign w:val="center"/>
+            <w:hideMark/>
+          </w:tcPr>
+          <w:p>
+            <w:pPr>
+              <w:spacing w:line="240" w:lineRule="auto"/>
+              <w:jc w:val="center"/>
+              <w:rPr>
+                <w:b/>
+                <w:bCs/>
+                <w:color w:val="000000"/>
+                <w:sz w:val="16"/>
+                <w:szCs w:val="16"/>
+                <w:lang w:val="en-MY" w:eastAsia="en-MY"/>
+              </w:rPr>
+            </w:pPr>
+            <w:r>
+              <w:rPr>
+                <w:b/>
+                <w:bCs/>
+                <w:color w:val="000000"/>
+                <w:sz w:val="16"/>
+                <w:szCs w:val="16"/>
+                <w:lang w:val="en-MY" w:eastAsia="en-MY"/>
+              </w:rPr>
+              <w:t>Satisfactory</w:t>
+            </w:r>
+          </w:p>
+        </w:tc>
+        <w:tc>
+          <w:tcPr>
+            <w:tcW w:w="960" w:type="dxa"/>
+            <w:tcBorders>
+              <w:top w:val="single" w:sz="4" w:space="0" w:color="auto"/>
+              <w:left w:val="nil"/>
+              <w:bottom w:val="single" w:sz="4" w:space="0" w:color="auto"/>
+              <w:right w:val="single" w:sz="4" w:space="0" w:color="auto"/>
+            </w:tcBorders>
+            <w:vAlign w:val="center"/>
+            <w:hideMark/>
+          </w:tcPr>
+          <w:p>
+            <w:pPr>
+              <w:spacing w:line="240" w:lineRule="auto"/>
+              <w:jc w:val="center"/>
+              <w:rPr>
+                <w:b/>
+                <w:bCs/>
+                <w:color w:val="000000"/>
+                <w:sz w:val="16"/>
+                <w:szCs w:val="16"/>
+                <w:lang w:val="en-MY" w:eastAsia="en-MY"/>
+              </w:rPr>
+            </w:pPr>
+            <w:r>
+              <w:rPr>
+                <w:b/>
+                <w:bCs/>
+                <w:color w:val="000000"/>
+                <w:sz w:val="16"/>
+                <w:szCs w:val="16"/>
+                <w:lang w:val="en-MY" w:eastAsia="en-MY"/>
+              </w:rPr>
+              <w:t>Good</w:t>
+            </w:r>
+          </w:p>
+        </w:tc>
+        <w:tc>
+          <w:tcPr>
+            <w:tcW w:w="1640" w:type="dxa"/>
+            <w:tcBorders>
+              <w:top w:val="single" w:sz="4" w:space="0" w:color="auto"/>
+              <w:left w:val="nil"/>
+              <w:bottom w:val="single" w:sz="4" w:space="0" w:color="auto"/>
+              <w:right w:val="single" w:sz="4" w:space="0" w:color="auto"/>
+            </w:tcBorders>
+            <w:vAlign w:val="center"/>
+            <w:hideMark/>
+          </w:tcPr>
+          <w:p>
+            <w:pPr>
+              <w:spacing w:line="240" w:lineRule="auto"/>
+              <w:jc w:val="center"/>
+              <w:rPr>
+                <w:b/>
+                <w:bCs/>
+                <w:color w:val="000000"/>
+                <w:sz w:val="16"/>
+                <w:szCs w:val="16"/>
+                <w:lang w:val="en-MY" w:eastAsia="en-MY"/>
+              </w:rPr>
+            </w:pPr>
+            <w:r>
+              <w:rPr>
+                <w:b/>
+                <w:bCs/>
+                <w:color w:val="000000"/>
+                <w:sz w:val="16"/>
+                <w:szCs w:val="16"/>
+                <w:lang w:val="en-MY" w:eastAsia="en-MY"/>
+              </w:rPr>
+              <w:t>Excellent</w:t>
+            </w:r>
+          </w:p>
+        </w:tc>
+        <w:tc>
+          <w:tcPr>
+            <w:tcW w:w="960" w:type="dxa"/>
+            <w:tcBorders>
+              <w:top w:val="single" w:sz="4" w:space="0" w:color="auto"/>
+              <w:left w:val="nil"/>
+              <w:bottom w:val="single" w:sz="4" w:space="0" w:color="auto"/>
+              <w:right w:val="nil"/>
+            </w:tcBorders>
+          </w:tcPr>
+          <w:p>
+            <w:pPr>
+              <w:spacing w:line="240" w:lineRule="auto"/>
+              <w:jc w:val="center"/>
+              <w:rPr>
+                <w:b/>
+                <w:bCs/>
+                <w:color w:val="000000"/>
+                <w:sz w:val="16"/>
+                <w:szCs w:val="16"/>
+                <w:lang w:val="en-MY" w:eastAsia="en-MY"/>
+              </w:rPr>
+            </w:pPr>
+          </w:p>
+        </w:tc>
+        <w:tc>
+          <w:tcPr>
+            <w:tcW w:w="2880" w:type="dxa"/>
+            <w:gridSpan w:val="3"/>
+            <w:tcBorders>
+              <w:top w:val="single" w:sz="4" w:space="0" w:color="auto"/>
+              <w:left w:val="nil"/>
+              <w:bottom w:val="single" w:sz="4" w:space="0" w:color="auto"/>
+              <w:right w:val="single" w:sz="4" w:space="0" w:color="auto"/>
+            </w:tcBorders>
+            <w:vAlign w:val="center"/>
+            <w:hideMark/>
+          </w:tcPr>
+          <w:p>
+            <w:pPr>
+              <w:spacing w:line="240" w:lineRule="auto"/>
+              <w:jc w:val="center"/>
+              <w:rPr>
+                <w:b/>
+                <w:bCs/>
+                <w:color w:val="000000"/>
+                <w:sz w:val="16"/>
+                <w:szCs w:val="16"/>
+                <w:lang w:val="en-MY" w:eastAsia="en-MY"/>
+              </w:rPr>
+            </w:pPr>
+            <w:r>
+              <w:rPr>
+                <w:b/>
+                <w:bCs/>
+                <w:color w:val="000000"/>
+                <w:sz w:val="16"/>
+                <w:szCs w:val="16"/>
+                <w:lang w:val="en-MY" w:eastAsia="en-MY"/>
+              </w:rPr>
+              <w:t>Marks</w:t>
+            </w:r>
+          </w:p>
+        </w:tc>
+      </w:tr>
+      <w:tr>
+        <w:trPr>
+          <w:trHeight w:val="510"/>
+        </w:trPr>
+        <w:tc>
+          <w:tcPr>
+            <w:tcW w:w="1400" w:type="dxa"/>
+            <w:vMerge w:val="restart"/>
+            <w:tcBorders>
+              <w:top w:val="nil"/>
+              <w:left w:val="single" w:sz="4" w:space="0" w:color="auto"/>
+              <w:bottom w:val="single" w:sz="4" w:space="0" w:color="auto"/>
+              <w:right w:val="single" w:sz="4" w:space="0" w:color="auto"/>
+            </w:tcBorders>
+            <w:vAlign w:val="center"/>
+            <w:hideMark/>
+          </w:tcPr>
+          <w:p>
+            <w:pPr>
+              <w:spacing w:line="240" w:lineRule="auto"/>
+              <w:jc w:val="both"/>
+              <w:rPr>
+                <w:b/>
+                <w:bCs/>
+                <w:color w:val="000000"/>
+                <w:sz w:val="20"/>
+                <w:szCs w:val="20"/>
+                <w:lang w:val="en-MY" w:eastAsia="en-MY"/>
+              </w:rPr>
+            </w:pPr>
+            <w:r>
+              <w:rPr>
+                <w:b/>
+                <w:bCs/>
+                <w:color w:val="000000"/>
+                <w:sz w:val="20"/>
+                <w:szCs w:val="20"/>
+                <w:lang w:val="en-MY" w:eastAsia="en-MY"/>
+              </w:rPr>
+              <w:t>CLO2</w:t>
+            </w:r>
+          </w:p>
+        </w:tc>
+        <w:tc>
+          <w:tcPr>
+            <w:tcW w:w="4260" w:type="dxa"/>
+            <w:gridSpan w:val="2"/>
+            <w:tcBorders>
+              <w:top w:val="single" w:sz="4" w:space="0" w:color="auto"/>
+              <w:left w:val="nil"/>
+              <w:bottom w:val="single" w:sz="4" w:space="0" w:color="auto"/>
+              <w:right w:val="single" w:sz="4" w:space="0" w:color="000000"/>
+            </w:tcBorders>
+            <w:shd w:val="clear" w:color="000000" w:fill="FFFF00"/>
+            <w:vAlign w:val="center"/>
+            <w:hideMark/>
+          </w:tcPr>
+          <w:p>
+            <w:pPr>
+              <w:spacing w:line="240" w:lineRule="auto"/>
+              <w:rPr>
+                <w:color w:val="000000"/>
+                <w:sz w:val="20"/>
+                <w:szCs w:val="20"/>
+                <w:lang w:val="en-MY" w:eastAsia="en-MY"/>
+              </w:rPr>
+            </w:pPr>
+            <w:r>
+              <w:rPr>
+                <w:color w:val="000000"/>
+                <w:sz w:val="20"/>
+                <w:szCs w:val="20"/>
+                <w:lang w:val="en-MY" w:eastAsia="en-MY"/>
+              </w:rPr>
+              <w:t>Appropriate level of scope coverage</w:t>
+            </w:r>
+            <w:r>
+              <w:rPr>
+                <w:color w:val="000000"/>
+                <w:sz w:val="20"/>
+                <w:szCs w:val="20"/>
+                <w:lang w:val="en-MY" w:eastAsia="en-MY"/>
+              </w:rPr>
+              <w:br/>
+              <w:t>[</w:t>
+            </w:r>
+            <w:r>
+              <w:rPr>
+                <w:color w:val="000000"/>
+                <w:sz w:val="20"/>
+                <w:szCs w:val="20"/>
+                <w:lang w:val="en-MY" w:eastAsia="en-MY"/>
+              </w:rPr>
+              <w:t>17</w:t>
+            </w:r>
+            <w:r>
+              <w:rPr>
+                <w:color w:val="000000"/>
+                <w:sz w:val="20"/>
+                <w:szCs w:val="20"/>
+                <w:lang w:val="en-MY" w:eastAsia="en-MY"/>
+              </w:rPr>
+              <w:t xml:space="preserve">] </w:t>
+            </w:r>
+          </w:p>
+        </w:tc>
+        <w:tc>
+          <w:tcPr>
+            <w:tcW w:w="960" w:type="dxa"/>
+            <w:tcBorders>
+              <w:top w:val="nil"/>
+              <w:left w:val="nil"/>
+              <w:bottom w:val="single" w:sz="4" w:space="0" w:color="auto"/>
+              <w:right w:val="single" w:sz="4" w:space="0" w:color="auto"/>
+            </w:tcBorders>
+            <w:shd w:val="clear" w:color="000000" w:fill="000000"/>
+            <w:vAlign w:val="center"/>
+            <w:hideMark/>
+          </w:tcPr>
+          <w:p>
+            <w:pPr>
+              <w:spacing w:line="240" w:lineRule="auto"/>
+              <w:rPr>
+                <w:color w:val="000000"/>
+                <w:lang w:val="en-MY" w:eastAsia="en-MY"/>
+              </w:rPr>
+            </w:pPr>
+            <w:r>
+              <w:rPr>
+                <w:color w:val="000000"/>
+                <w:lang w:val="en-MY" w:eastAsia="en-MY"/>
+              </w:rPr>
+              <w:t> </w:t>
+            </w:r>
+          </w:p>
+        </w:tc>
+        <w:tc>
+          <w:tcPr>
+            <w:tcW w:w="1300" w:type="dxa"/>
+            <w:tcBorders>
+              <w:top w:val="nil"/>
+              <w:left w:val="nil"/>
+              <w:bottom w:val="single" w:sz="4" w:space="0" w:color="auto"/>
+              <w:right w:val="single" w:sz="4" w:space="0" w:color="auto"/>
+            </w:tcBorders>
+            <w:shd w:val="clear" w:color="000000" w:fill="000000"/>
+            <w:vAlign w:val="center"/>
+            <w:hideMark/>
+          </w:tcPr>
+          <w:p>
+            <w:pPr>
+              <w:spacing w:line="240" w:lineRule="auto"/>
+              <w:rPr>
+                <w:color w:val="000000"/>
+                <w:lang w:val="en-MY" w:eastAsia="en-MY"/>
+              </w:rPr>
+            </w:pPr>
+            <w:r>
+              <w:rPr>
+                <w:color w:val="000000"/>
+                <w:lang w:val="en-MY" w:eastAsia="en-MY"/>
+              </w:rPr>
+              <w:t> </w:t>
+            </w:r>
+          </w:p>
+        </w:tc>
+        <w:tc>
+          <w:tcPr>
+            <w:tcW w:w="960" w:type="dxa"/>
+            <w:tcBorders>
+              <w:top w:val="nil"/>
+              <w:left w:val="nil"/>
+              <w:bottom w:val="single" w:sz="4" w:space="0" w:color="auto"/>
+              <w:right w:val="single" w:sz="4" w:space="0" w:color="auto"/>
+            </w:tcBorders>
+            <w:shd w:val="clear" w:color="000000" w:fill="000000"/>
+            <w:vAlign w:val="center"/>
+            <w:hideMark/>
+          </w:tcPr>
+          <w:p>
+            <w:pPr>
+              <w:spacing w:line="240" w:lineRule="auto"/>
+              <w:rPr>
+                <w:color w:val="000000"/>
+                <w:lang w:val="en-MY" w:eastAsia="en-MY"/>
+              </w:rPr>
+            </w:pPr>
+            <w:r>
+              <w:rPr>
+                <w:color w:val="000000"/>
+                <w:lang w:val="en-MY" w:eastAsia="en-MY"/>
+              </w:rPr>
+              <w:t> </w:t>
+            </w:r>
+          </w:p>
+        </w:tc>
+        <w:tc>
+          <w:tcPr>
+            <w:tcW w:w="1640" w:type="dxa"/>
+            <w:tcBorders>
+              <w:top w:val="nil"/>
+              <w:left w:val="nil"/>
+              <w:bottom w:val="single" w:sz="4" w:space="0" w:color="auto"/>
+              <w:right w:val="single" w:sz="4" w:space="0" w:color="auto"/>
+            </w:tcBorders>
+            <w:shd w:val="clear" w:color="000000" w:fill="000000"/>
+            <w:vAlign w:val="center"/>
+            <w:hideMark/>
+          </w:tcPr>
+          <w:p>
+            <w:pPr>
+              <w:spacing w:line="240" w:lineRule="auto"/>
+              <w:rPr>
+                <w:color w:val="000000"/>
+                <w:lang w:val="en-MY" w:eastAsia="en-MY"/>
+              </w:rPr>
+            </w:pPr>
+            <w:r>
+              <w:rPr>
+                <w:color w:val="000000"/>
+                <w:lang w:val="en-MY" w:eastAsia="en-MY"/>
+              </w:rPr>
+              <w:t> </w:t>
+            </w:r>
+          </w:p>
+        </w:tc>
+        <w:tc>
+          <w:tcPr>
+            <w:tcW w:w="960" w:type="dxa"/>
+            <w:tcBorders>
+              <w:top w:val="nil"/>
+              <w:left w:val="nil"/>
+              <w:bottom w:val="nil"/>
+              <w:right w:val="nil"/>
+            </w:tcBorders>
+            <w:shd w:val="clear" w:color="000000" w:fill="000000"/>
+          </w:tcPr>
+          <w:p>
+            <w:pPr>
+              <w:spacing w:line="240" w:lineRule="auto"/>
+              <w:jc w:val="center"/>
+              <w:rPr>
+                <w:color w:val="000000"/>
+                <w:lang w:val="en-MY" w:eastAsia="en-MY"/>
+              </w:rPr>
+            </w:pPr>
+          </w:p>
+        </w:tc>
+        <w:tc>
+          <w:tcPr>
+            <w:tcW w:w="1920" w:type="dxa"/>
+            <w:gridSpan w:val="2"/>
+            <w:tcBorders>
+              <w:top w:val="nil"/>
+              <w:left w:val="nil"/>
+              <w:bottom w:val="nil"/>
+              <w:right w:val="single" w:sz="4" w:space="0" w:color="auto"/>
+            </w:tcBorders>
+            <w:shd w:val="clear" w:color="000000" w:fill="000000"/>
+            <w:vAlign w:val="center"/>
+            <w:hideMark/>
+          </w:tcPr>
+          <w:p>
+            <w:pPr>
+              <w:spacing w:line="240" w:lineRule="auto"/>
+              <w:jc w:val="center"/>
+              <w:rPr>
+                <w:color w:val="000000"/>
+                <w:lang w:val="en-MY" w:eastAsia="en-MY"/>
+              </w:rPr>
+            </w:pPr>
+            <w:r>
+              <w:rPr>
+                <w:color w:val="000000"/>
+                <w:lang w:val="en-MY" w:eastAsia="en-MY"/>
+              </w:rPr>
+              <w:t> </w:t>
+            </w:r>
+          </w:p>
+        </w:tc>
+        <w:tc>
+          <w:tcPr>
+            <w:tcW w:w="960" w:type="dxa"/>
+            <w:tcBorders>
+              <w:top w:val="nil"/>
+              <w:left w:val="nil"/>
+              <w:bottom w:val="nil"/>
+              <w:right w:val="nil"/>
+            </w:tcBorders>
+            <w:shd w:val="clear" w:color="000000" w:fill="000000"/>
+            <w:vAlign w:val="center"/>
+            <w:hideMark/>
+          </w:tcPr>
+          <w:p>
+            <w:pPr>
+              <w:spacing w:line="240" w:lineRule="auto"/>
+              <w:jc w:val="center"/>
+              <w:rPr>
+                <w:color w:val="000000"/>
+                <w:lang w:val="en-MY" w:eastAsia="en-MY"/>
+              </w:rPr>
+            </w:pPr>
+            <w:r>
+              <w:rPr>
+                <w:color w:val="000000"/>
+                <w:lang w:val="en-MY" w:eastAsia="en-MY"/>
+              </w:rPr>
+              <w:t> </w:t>
+            </w:r>
+          </w:p>
+        </w:tc>
+      </w:tr>
+      <w:tr>
+        <w:trPr>
+          <w:trHeight w:val="300"/>
+        </w:trPr>
+        <w:tc>
+          <w:tcPr>
+            <w:tcW w:w="1400" w:type="dxa"/>
+            <w:vMerge/>
+            <w:tcBorders>
+              <w:top w:val="nil"/>
+              <w:left w:val="single" w:sz="4" w:space="0" w:color="auto"/>
+              <w:bottom w:val="single" w:sz="4" w:space="0" w:color="auto"/>
+              <w:right w:val="single" w:sz="4" w:space="0" w:color="auto"/>
+            </w:tcBorders>
+            <w:vAlign w:val="center"/>
+            <w:hideMark/>
+          </w:tcPr>
+          <w:p>
+            <w:pPr>
+              <w:spacing w:line="240" w:lineRule="auto"/>
+              <w:rPr>
+                <w:b/>
+                <w:bCs/>
+                <w:color w:val="000000"/>
+                <w:sz w:val="20"/>
+                <w:szCs w:val="20"/>
+                <w:lang w:val="en-MY" w:eastAsia="en-MY"/>
+              </w:rPr>
+            </w:pPr>
+          </w:p>
+        </w:tc>
+        <w:tc>
+          <w:tcPr>
+            <w:tcW w:w="3340" w:type="dxa"/>
+            <w:tcBorders>
+              <w:top w:val="nil"/>
+              <w:left w:val="nil"/>
+              <w:bottom w:val="single" w:sz="4" w:space="0" w:color="auto"/>
+              <w:right w:val="single" w:sz="4" w:space="0" w:color="auto"/>
+            </w:tcBorders>
+            <w:vAlign w:val="center"/>
+            <w:hideMark/>
+          </w:tcPr>
+          <w:p>
+            <w:pPr>
+              <w:spacing w:line="240" w:lineRule="auto"/>
+              <w:rPr>
+                <w:color w:val="000000"/>
+                <w:sz w:val="20"/>
+                <w:szCs w:val="20"/>
+                <w:lang w:val="en-MY" w:eastAsia="en-MY"/>
+              </w:rPr>
+            </w:pPr>
+            <w:r>
+              <w:rPr>
+                <w:color w:val="000000"/>
+                <w:sz w:val="20"/>
+                <w:szCs w:val="20"/>
+                <w:lang w:val="en-MY" w:eastAsia="en-MY"/>
+              </w:rPr>
+              <w:t xml:space="preserve">Title                                            </w:t>
+            </w:r>
+          </w:p>
+        </w:tc>
+        <w:tc>
+          <w:tcPr>
+            <w:tcW w:w="920" w:type="dxa"/>
+            <w:tcBorders>
+              <w:top w:val="nil"/>
+              <w:left w:val="nil"/>
+              <w:bottom w:val="single" w:sz="4" w:space="0" w:color="auto"/>
+              <w:right w:val="single" w:sz="4" w:space="0" w:color="auto"/>
+            </w:tcBorders>
+            <w:vAlign w:val="center"/>
+            <w:hideMark/>
+          </w:tcPr>
+          <w:p>
+            <w:pPr>
+              <w:spacing w:line="240" w:lineRule="auto"/>
+              <w:jc w:val="right"/>
+              <w:rPr>
+                <w:color w:val="000000"/>
+                <w:sz w:val="20"/>
+                <w:szCs w:val="20"/>
+                <w:lang w:val="en-MY" w:eastAsia="en-MY"/>
+              </w:rPr>
+            </w:pPr>
+            <w:r>
+              <w:rPr>
+                <w:color w:val="000000"/>
+                <w:sz w:val="20"/>
+                <w:szCs w:val="20"/>
+                <w:lang w:val="en-MY" w:eastAsia="en-MY"/>
+              </w:rPr>
+              <w:t>1</w:t>
+            </w:r>
+          </w:p>
+        </w:tc>
+        <w:tc>
+          <w:tcPr>
+            <w:tcW w:w="960" w:type="dxa"/>
+            <w:tcBorders>
+              <w:top w:val="nil"/>
+              <w:left w:val="nil"/>
+              <w:bottom w:val="single" w:sz="4" w:space="0" w:color="auto"/>
+              <w:right w:val="single" w:sz="4" w:space="0" w:color="auto"/>
+            </w:tcBorders>
+            <w:vAlign w:val="center"/>
+            <w:hideMark/>
+          </w:tcPr>
+          <w:p>
+            <w:pPr>
+              <w:spacing w:line="240" w:lineRule="auto"/>
+              <w:rPr>
+                <w:color w:val="000000"/>
+                <w:lang w:val="en-MY" w:eastAsia="en-MY"/>
+              </w:rPr>
+            </w:pPr>
+            <w:r>
+              <w:rPr>
+                <w:color w:val="000000"/>
+                <w:lang w:val="en-MY" w:eastAsia="en-MY"/>
+              </w:rPr>
+              <w:t> </w:t>
+            </w:r>
+          </w:p>
+        </w:tc>
+        <w:tc>
+          <w:tcPr>
+            <w:tcW w:w="1300" w:type="dxa"/>
+            <w:tcBorders>
+              <w:top w:val="nil"/>
+              <w:left w:val="nil"/>
+              <w:bottom w:val="single" w:sz="4" w:space="0" w:color="auto"/>
+              <w:right w:val="single" w:sz="4" w:space="0" w:color="auto"/>
+            </w:tcBorders>
+            <w:vAlign w:val="center"/>
+            <w:hideMark/>
+          </w:tcPr>
+          <w:p>
+            <w:pPr>
+              <w:spacing w:line="240" w:lineRule="auto"/>
+              <w:rPr>
+                <w:color w:val="000000"/>
+                <w:lang w:val="en-MY" w:eastAsia="en-MY"/>
+              </w:rPr>
+            </w:pPr>
+            <w:r>
+              <w:rPr>
+                <w:color w:val="000000"/>
+                <w:lang w:val="en-MY" w:eastAsia="en-MY"/>
+              </w:rPr>
+              <w:t> </w:t>
+            </w:r>
+          </w:p>
+        </w:tc>
+        <w:tc>
+          <w:tcPr>
+            <w:tcW w:w="960" w:type="dxa"/>
+            <w:tcBorders>
+              <w:top w:val="nil"/>
+              <w:left w:val="nil"/>
+              <w:bottom w:val="single" w:sz="4" w:space="0" w:color="auto"/>
+              <w:right w:val="single" w:sz="4" w:space="0" w:color="auto"/>
+            </w:tcBorders>
+            <w:vAlign w:val="center"/>
+            <w:hideMark/>
+          </w:tcPr>
+          <w:p>
+            <w:pPr>
+              <w:spacing w:line="240" w:lineRule="auto"/>
+              <w:rPr>
+                <w:color w:val="000000"/>
+                <w:lang w:val="en-MY" w:eastAsia="en-MY"/>
+              </w:rPr>
+            </w:pPr>
+            <w:r>
+              <w:rPr>
+                <w:color w:val="000000"/>
+                <w:lang w:val="en-MY" w:eastAsia="en-MY"/>
+              </w:rPr>
+              <w:t> </w:t>
+            </w:r>
+          </w:p>
+        </w:tc>
+        <w:tc>
+          <w:tcPr>
+            <w:tcW w:w="1640" w:type="dxa"/>
+            <w:tcBorders>
+              <w:top w:val="nil"/>
+              <w:left w:val="nil"/>
+              <w:bottom w:val="single" w:sz="4" w:space="0" w:color="auto"/>
+              <w:right w:val="single" w:sz="4" w:space="0" w:color="auto"/>
+            </w:tcBorders>
+            <w:vAlign w:val="center"/>
+            <w:hideMark/>
+          </w:tcPr>
+          <w:p>
+            <w:pPr>
+              <w:spacing w:line="240" w:lineRule="auto"/>
+              <w:rPr>
+                <w:color w:val="000000"/>
+                <w:lang w:val="en-MY" w:eastAsia="en-MY"/>
+              </w:rPr>
+            </w:pPr>
+            <w:r>
+              <w:rPr>
+                <w:color w:val="000000"/>
+                <w:lang w:val="en-MY" w:eastAsia="en-MY"/>
+              </w:rPr>
+              <w:t> </w:t>
+            </w:r>
+          </w:p>
+        </w:tc>
+        <w:tc>
+          <w:tcPr>
+            <w:tcW w:w="960" w:type="dxa"/>
+            <w:tcBorders>
+              <w:top w:val="single" w:sz="4" w:space="0" w:color="auto"/>
+              <w:left w:val="nil"/>
+              <w:bottom w:val="single" w:sz="4" w:space="0" w:color="auto"/>
+              <w:right w:val="nil"/>
+            </w:tcBorders>
+          </w:tcPr>
+          <w:p>
+            <w:pPr>
+              <w:spacing w:line="240" w:lineRule="auto"/>
+              <w:jc w:val="center"/>
+              <w:rPr>
+                <w:rFonts w:ascii="Calibri" w:hAnsi="Calibri" w:cs="Calibri"/>
+                <w:color w:val="000000"/>
+                <w:lang w:val="en-MY" w:eastAsia="en-MY"/>
+              </w:rPr>
+            </w:pPr>
+          </w:p>
+        </w:tc>
+        <w:tc>
+          <w:tcPr>
+            <w:tcW w:w="2880" w:type="dxa"/>
+            <w:gridSpan w:val="3"/>
+            <w:tcBorders>
+              <w:top w:val="single" w:sz="4" w:space="0" w:color="auto"/>
+              <w:left w:val="nil"/>
+              <w:bottom w:val="single" w:sz="4" w:space="0" w:color="auto"/>
+              <w:right w:val="single" w:sz="4" w:space="0" w:color="auto"/>
+            </w:tcBorders>
+            <w:noWrap/>
+            <w:vAlign w:val="bottom"/>
+            <w:hideMark/>
+          </w:tcPr>
+          <w:p>
+            <w:pPr>
+              <w:spacing w:line="240" w:lineRule="auto"/>
+              <w:jc w:val="center"/>
+              <w:rPr>
+                <w:rFonts w:ascii="Calibri" w:hAnsi="Calibri" w:cs="Calibri"/>
+                <w:color w:val="000000"/>
+                <w:lang w:val="en-MY" w:eastAsia="en-MY"/>
+              </w:rPr>
+            </w:pPr>
+            <w:r>
+              <w:rPr>
+                <w:rFonts w:ascii="Calibri" w:hAnsi="Calibri" w:cs="Calibri"/>
+                <w:color w:val="000000"/>
+                <w:sz w:val="22"/>
+                <w:lang w:val="en-MY" w:eastAsia="en-MY"/>
+              </w:rPr>
+              <w:t> </w:t>
+            </w:r>
+          </w:p>
+        </w:tc>
+      </w:tr>
+      <w:tr>
+        <w:trPr>
+          <w:trHeight w:val="510"/>
+        </w:trPr>
+        <w:tc>
+          <w:tcPr>
+            <w:tcW w:w="1400" w:type="dxa"/>
+            <w:vMerge/>
+            <w:tcBorders>
+              <w:top w:val="nil"/>
+              <w:left w:val="single" w:sz="4" w:space="0" w:color="auto"/>
+              <w:bottom w:val="single" w:sz="4" w:space="0" w:color="auto"/>
+              <w:right w:val="single" w:sz="4" w:space="0" w:color="auto"/>
+            </w:tcBorders>
+            <w:vAlign w:val="center"/>
+            <w:hideMark/>
+          </w:tcPr>
+          <w:p>
+            <w:pPr>
+              <w:spacing w:line="240" w:lineRule="auto"/>
+              <w:rPr>
+                <w:b/>
+                <w:bCs/>
+                <w:color w:val="000000"/>
+                <w:sz w:val="20"/>
+                <w:szCs w:val="20"/>
+                <w:lang w:val="en-MY" w:eastAsia="en-MY"/>
+              </w:rPr>
+            </w:pPr>
+          </w:p>
+        </w:tc>
+        <w:tc>
+          <w:tcPr>
+            <w:tcW w:w="3340" w:type="dxa"/>
+            <w:tcBorders>
+              <w:top w:val="nil"/>
+              <w:left w:val="nil"/>
+              <w:bottom w:val="single" w:sz="4" w:space="0" w:color="auto"/>
+              <w:right w:val="single" w:sz="4" w:space="0" w:color="auto"/>
+            </w:tcBorders>
+            <w:vAlign w:val="center"/>
+            <w:hideMark/>
+          </w:tcPr>
+          <w:p>
+            <w:pPr>
+              <w:spacing w:line="240" w:lineRule="auto"/>
+              <w:rPr>
+                <w:color w:val="000000"/>
+                <w:sz w:val="20"/>
+                <w:szCs w:val="20"/>
+                <w:lang w:val="en-MY" w:eastAsia="en-MY"/>
+              </w:rPr>
+            </w:pPr>
+            <w:r>
+              <w:rPr>
+                <w:color w:val="000000"/>
+                <w:sz w:val="20"/>
+                <w:szCs w:val="20"/>
+                <w:lang w:val="en-MY" w:eastAsia="en-MY"/>
+              </w:rPr>
+              <w:t>Overview</w:t>
+            </w:r>
+          </w:p>
+        </w:tc>
+        <w:tc>
+          <w:tcPr>
+            <w:tcW w:w="920" w:type="dxa"/>
+            <w:tcBorders>
+              <w:top w:val="nil"/>
+              <w:left w:val="nil"/>
+              <w:bottom w:val="single" w:sz="4" w:space="0" w:color="auto"/>
+              <w:right w:val="single" w:sz="4" w:space="0" w:color="auto"/>
+            </w:tcBorders>
+            <w:vAlign w:val="center"/>
+            <w:hideMark/>
+          </w:tcPr>
+          <w:p>
+            <w:pPr>
+              <w:spacing w:line="240" w:lineRule="auto"/>
+              <w:jc w:val="right"/>
+              <w:rPr>
+                <w:color w:val="000000"/>
+                <w:sz w:val="20"/>
+                <w:szCs w:val="20"/>
+                <w:lang w:val="en-MY" w:eastAsia="en-MY"/>
+              </w:rPr>
+            </w:pPr>
+            <w:r>
+              <w:rPr>
+                <w:color w:val="000000"/>
+                <w:sz w:val="20"/>
+                <w:szCs w:val="20"/>
+                <w:lang w:val="en-MY" w:eastAsia="en-MY"/>
+              </w:rPr>
+              <w:t>4</w:t>
+            </w:r>
+          </w:p>
+        </w:tc>
+        <w:tc>
+          <w:tcPr>
+            <w:tcW w:w="960" w:type="dxa"/>
+            <w:tcBorders>
+              <w:top w:val="nil"/>
+              <w:left w:val="nil"/>
+              <w:bottom w:val="single" w:sz="4" w:space="0" w:color="auto"/>
+              <w:right w:val="single" w:sz="4" w:space="0" w:color="auto"/>
+            </w:tcBorders>
+            <w:vAlign w:val="center"/>
+            <w:hideMark/>
+          </w:tcPr>
+          <w:p>
+            <w:pPr>
+              <w:spacing w:line="240" w:lineRule="auto"/>
+              <w:rPr>
+                <w:color w:val="000000"/>
+                <w:lang w:val="en-MY" w:eastAsia="en-MY"/>
+              </w:rPr>
+            </w:pPr>
+            <w:r>
+              <w:rPr>
+                <w:color w:val="000000"/>
+                <w:lang w:val="en-MY" w:eastAsia="en-MY"/>
+              </w:rPr>
+              <w:t> </w:t>
+            </w:r>
+          </w:p>
+        </w:tc>
+        <w:tc>
+          <w:tcPr>
+            <w:tcW w:w="1300" w:type="dxa"/>
+            <w:tcBorders>
+              <w:top w:val="nil"/>
+              <w:left w:val="nil"/>
+              <w:bottom w:val="single" w:sz="4" w:space="0" w:color="auto"/>
+              <w:right w:val="single" w:sz="4" w:space="0" w:color="auto"/>
+            </w:tcBorders>
+            <w:vAlign w:val="center"/>
+            <w:hideMark/>
+          </w:tcPr>
+          <w:p>
+            <w:pPr>
+              <w:spacing w:line="240" w:lineRule="auto"/>
+              <w:rPr>
+                <w:color w:val="000000"/>
+                <w:lang w:val="en-MY" w:eastAsia="en-MY"/>
+              </w:rPr>
+            </w:pPr>
+            <w:r>
+              <w:rPr>
+                <w:color w:val="000000"/>
+                <w:lang w:val="en-MY" w:eastAsia="en-MY"/>
+              </w:rPr>
+              <w:t> </w:t>
+            </w:r>
+          </w:p>
+        </w:tc>
+        <w:tc>
+          <w:tcPr>
+            <w:tcW w:w="960" w:type="dxa"/>
+            <w:tcBorders>
+              <w:top w:val="nil"/>
+              <w:left w:val="nil"/>
+              <w:bottom w:val="single" w:sz="4" w:space="0" w:color="auto"/>
+              <w:right w:val="single" w:sz="4" w:space="0" w:color="auto"/>
+            </w:tcBorders>
+            <w:vAlign w:val="center"/>
+            <w:hideMark/>
+          </w:tcPr>
+          <w:p>
+            <w:pPr>
+              <w:spacing w:line="240" w:lineRule="auto"/>
+              <w:rPr>
+                <w:color w:val="000000"/>
+                <w:lang w:val="en-MY" w:eastAsia="en-MY"/>
+              </w:rPr>
+            </w:pPr>
+            <w:r>
+              <w:rPr>
+                <w:color w:val="000000"/>
+                <w:lang w:val="en-MY" w:eastAsia="en-MY"/>
+              </w:rPr>
+              <w:t> </w:t>
+            </w:r>
+          </w:p>
+        </w:tc>
+        <w:tc>
+          <w:tcPr>
+            <w:tcW w:w="1640" w:type="dxa"/>
+            <w:tcBorders>
+              <w:top w:val="nil"/>
+              <w:left w:val="nil"/>
+              <w:bottom w:val="single" w:sz="4" w:space="0" w:color="auto"/>
+              <w:right w:val="single" w:sz="4" w:space="0" w:color="auto"/>
+            </w:tcBorders>
+            <w:vAlign w:val="center"/>
+            <w:hideMark/>
+          </w:tcPr>
+          <w:p>
+            <w:pPr>
+              <w:spacing w:line="240" w:lineRule="auto"/>
+              <w:rPr>
+                <w:color w:val="000000"/>
+                <w:lang w:val="en-MY" w:eastAsia="en-MY"/>
+              </w:rPr>
+            </w:pPr>
+            <w:r>
+              <w:rPr>
+                <w:color w:val="000000"/>
+                <w:lang w:val="en-MY" w:eastAsia="en-MY"/>
+              </w:rPr>
+              <w:t> </w:t>
+            </w:r>
+          </w:p>
+        </w:tc>
+        <w:tc>
+          <w:tcPr>
+            <w:tcW w:w="960" w:type="dxa"/>
+            <w:tcBorders>
+              <w:top w:val="single" w:sz="4" w:space="0" w:color="auto"/>
+              <w:left w:val="nil"/>
+              <w:bottom w:val="single" w:sz="4" w:space="0" w:color="auto"/>
+              <w:right w:val="nil"/>
+            </w:tcBorders>
+          </w:tcPr>
+          <w:p>
+            <w:pPr>
+              <w:spacing w:line="240" w:lineRule="auto"/>
+              <w:jc w:val="center"/>
+              <w:rPr>
+                <w:rFonts w:ascii="Calibri" w:hAnsi="Calibri" w:cs="Calibri"/>
+                <w:color w:val="000000"/>
+                <w:lang w:val="en-MY" w:eastAsia="en-MY"/>
+              </w:rPr>
+            </w:pPr>
+          </w:p>
+        </w:tc>
+        <w:tc>
+          <w:tcPr>
+            <w:tcW w:w="2880" w:type="dxa"/>
+            <w:gridSpan w:val="3"/>
+            <w:tcBorders>
+              <w:top w:val="single" w:sz="4" w:space="0" w:color="auto"/>
+              <w:left w:val="nil"/>
+              <w:bottom w:val="single" w:sz="4" w:space="0" w:color="auto"/>
+              <w:right w:val="single" w:sz="4" w:space="0" w:color="000000"/>
+            </w:tcBorders>
+            <w:noWrap/>
+            <w:vAlign w:val="bottom"/>
+            <w:hideMark/>
+          </w:tcPr>
+          <w:p>
+            <w:pPr>
+              <w:spacing w:line="240" w:lineRule="auto"/>
+              <w:jc w:val="center"/>
+              <w:rPr>
+                <w:rFonts w:ascii="Calibri" w:hAnsi="Calibri" w:cs="Calibri"/>
+                <w:color w:val="000000"/>
+                <w:lang w:val="en-MY" w:eastAsia="en-MY"/>
+              </w:rPr>
+            </w:pPr>
+            <w:r>
+              <w:rPr>
+                <w:rFonts w:ascii="Calibri" w:hAnsi="Calibri" w:cs="Calibri"/>
+                <w:color w:val="000000"/>
+                <w:sz w:val="22"/>
+                <w:lang w:val="en-MY" w:eastAsia="en-MY"/>
+              </w:rPr>
+              <w:t> </w:t>
+            </w:r>
+          </w:p>
+        </w:tc>
+      </w:tr>
+      <w:tr>
+        <w:trPr>
+          <w:trHeight w:val="420"/>
+        </w:trPr>
+        <w:tc>
+          <w:tcPr>
+            <w:tcW w:w="1400" w:type="dxa"/>
+            <w:vMerge/>
+            <w:tcBorders>
+              <w:top w:val="nil"/>
+              <w:left w:val="single" w:sz="4" w:space="0" w:color="auto"/>
+              <w:bottom w:val="single" w:sz="4" w:space="0" w:color="auto"/>
+              <w:right w:val="single" w:sz="4" w:space="0" w:color="auto"/>
+            </w:tcBorders>
+            <w:vAlign w:val="center"/>
+            <w:hideMark/>
+          </w:tcPr>
+          <w:p>
+            <w:pPr>
+              <w:spacing w:line="240" w:lineRule="auto"/>
+              <w:rPr>
+                <w:b/>
+                <w:bCs/>
+                <w:color w:val="000000"/>
+                <w:sz w:val="20"/>
+                <w:szCs w:val="20"/>
+                <w:lang w:val="en-MY" w:eastAsia="en-MY"/>
+              </w:rPr>
+            </w:pPr>
+          </w:p>
+        </w:tc>
+        <w:tc>
+          <w:tcPr>
+            <w:tcW w:w="3340" w:type="dxa"/>
+            <w:tcBorders>
+              <w:top w:val="nil"/>
+              <w:left w:val="nil"/>
+              <w:bottom w:val="single" w:sz="4" w:space="0" w:color="auto"/>
+              <w:right w:val="single" w:sz="4" w:space="0" w:color="auto"/>
+            </w:tcBorders>
+            <w:vAlign w:val="center"/>
+            <w:hideMark/>
+          </w:tcPr>
+          <w:p>
+            <w:pPr>
+              <w:spacing w:line="240" w:lineRule="auto"/>
+              <w:rPr>
+                <w:color w:val="000000"/>
+                <w:sz w:val="20"/>
+                <w:szCs w:val="20"/>
+                <w:lang w:val="en-MY" w:eastAsia="en-MY"/>
+              </w:rPr>
+            </w:pPr>
+            <w:r>
+              <w:rPr>
+                <w:color w:val="000000"/>
+                <w:sz w:val="20"/>
+                <w:szCs w:val="20"/>
+                <w:lang w:val="en-MY" w:eastAsia="en-MY"/>
+              </w:rPr>
+              <w:t xml:space="preserve">Project Aims                               </w:t>
+            </w:r>
+          </w:p>
+        </w:tc>
+        <w:tc>
+          <w:tcPr>
+            <w:tcW w:w="920" w:type="dxa"/>
+            <w:tcBorders>
+              <w:top w:val="nil"/>
+              <w:left w:val="nil"/>
+              <w:bottom w:val="single" w:sz="4" w:space="0" w:color="auto"/>
+              <w:right w:val="single" w:sz="4" w:space="0" w:color="auto"/>
+            </w:tcBorders>
+            <w:vAlign w:val="center"/>
+            <w:hideMark/>
+          </w:tcPr>
+          <w:p>
+            <w:pPr>
+              <w:spacing w:line="240" w:lineRule="auto"/>
+              <w:jc w:val="right"/>
+              <w:rPr>
+                <w:color w:val="000000"/>
+                <w:sz w:val="20"/>
+                <w:szCs w:val="20"/>
+                <w:lang w:val="en-MY" w:eastAsia="en-MY"/>
+              </w:rPr>
+            </w:pPr>
+            <w:r>
+              <w:rPr>
+                <w:color w:val="000000"/>
+                <w:sz w:val="20"/>
+                <w:szCs w:val="20"/>
+                <w:lang w:val="en-MY" w:eastAsia="en-MY"/>
+              </w:rPr>
+              <w:t>4</w:t>
+            </w:r>
+          </w:p>
+        </w:tc>
+        <w:tc>
+          <w:tcPr>
+            <w:tcW w:w="960" w:type="dxa"/>
+            <w:tcBorders>
+              <w:top w:val="nil"/>
+              <w:left w:val="nil"/>
+              <w:bottom w:val="single" w:sz="4" w:space="0" w:color="auto"/>
+              <w:right w:val="single" w:sz="4" w:space="0" w:color="auto"/>
+            </w:tcBorders>
+            <w:vAlign w:val="center"/>
+            <w:hideMark/>
+          </w:tcPr>
+          <w:p>
+            <w:pPr>
+              <w:spacing w:line="240" w:lineRule="auto"/>
+              <w:rPr>
+                <w:color w:val="000000"/>
+                <w:lang w:val="en-MY" w:eastAsia="en-MY"/>
+              </w:rPr>
+            </w:pPr>
+            <w:r>
+              <w:rPr>
+                <w:color w:val="000000"/>
+                <w:lang w:val="en-MY" w:eastAsia="en-MY"/>
+              </w:rPr>
+              <w:t> </w:t>
+            </w:r>
+          </w:p>
+        </w:tc>
+        <w:tc>
+          <w:tcPr>
+            <w:tcW w:w="1300" w:type="dxa"/>
+            <w:tcBorders>
+              <w:top w:val="nil"/>
+              <w:left w:val="nil"/>
+              <w:bottom w:val="single" w:sz="4" w:space="0" w:color="auto"/>
+              <w:right w:val="single" w:sz="4" w:space="0" w:color="auto"/>
+            </w:tcBorders>
+            <w:vAlign w:val="center"/>
+            <w:hideMark/>
+          </w:tcPr>
+          <w:p>
+            <w:pPr>
+              <w:spacing w:line="240" w:lineRule="auto"/>
+              <w:rPr>
+                <w:color w:val="000000"/>
+                <w:lang w:val="en-MY" w:eastAsia="en-MY"/>
+              </w:rPr>
+            </w:pPr>
+            <w:r>
+              <w:rPr>
+                <w:color w:val="000000"/>
+                <w:lang w:val="en-MY" w:eastAsia="en-MY"/>
+              </w:rPr>
+              <w:t> </w:t>
+            </w:r>
+          </w:p>
+        </w:tc>
+        <w:tc>
+          <w:tcPr>
+            <w:tcW w:w="960" w:type="dxa"/>
+            <w:tcBorders>
+              <w:top w:val="nil"/>
+              <w:left w:val="nil"/>
+              <w:bottom w:val="single" w:sz="4" w:space="0" w:color="auto"/>
+              <w:right w:val="single" w:sz="4" w:space="0" w:color="auto"/>
+            </w:tcBorders>
+            <w:vAlign w:val="center"/>
+            <w:hideMark/>
+          </w:tcPr>
+          <w:p>
+            <w:pPr>
+              <w:spacing w:line="240" w:lineRule="auto"/>
+              <w:rPr>
+                <w:color w:val="000000"/>
+                <w:lang w:val="en-MY" w:eastAsia="en-MY"/>
+              </w:rPr>
+            </w:pPr>
+            <w:r>
+              <w:rPr>
+                <w:color w:val="000000"/>
+                <w:lang w:val="en-MY" w:eastAsia="en-MY"/>
+              </w:rPr>
+              <w:t> </w:t>
+            </w:r>
+          </w:p>
+        </w:tc>
+        <w:tc>
+          <w:tcPr>
+            <w:tcW w:w="1640" w:type="dxa"/>
+            <w:tcBorders>
+              <w:top w:val="nil"/>
+              <w:left w:val="nil"/>
+              <w:bottom w:val="single" w:sz="4" w:space="0" w:color="auto"/>
+              <w:right w:val="single" w:sz="4" w:space="0" w:color="auto"/>
+            </w:tcBorders>
+            <w:vAlign w:val="center"/>
+            <w:hideMark/>
+          </w:tcPr>
+          <w:p>
+            <w:pPr>
+              <w:spacing w:line="240" w:lineRule="auto"/>
+              <w:rPr>
+                <w:color w:val="000000"/>
+                <w:lang w:val="en-MY" w:eastAsia="en-MY"/>
+              </w:rPr>
+            </w:pPr>
+            <w:r>
+              <w:rPr>
+                <w:color w:val="000000"/>
+                <w:lang w:val="en-MY" w:eastAsia="en-MY"/>
+              </w:rPr>
+              <w:t> </w:t>
+            </w:r>
+          </w:p>
+        </w:tc>
+        <w:tc>
+          <w:tcPr>
+            <w:tcW w:w="960" w:type="dxa"/>
+            <w:tcBorders>
+              <w:top w:val="single" w:sz="4" w:space="0" w:color="auto"/>
+              <w:left w:val="nil"/>
+              <w:bottom w:val="single" w:sz="4" w:space="0" w:color="auto"/>
+              <w:right w:val="nil"/>
+            </w:tcBorders>
+          </w:tcPr>
+          <w:p>
+            <w:pPr>
+              <w:spacing w:line="240" w:lineRule="auto"/>
+              <w:jc w:val="center"/>
+              <w:rPr>
+                <w:rFonts w:ascii="Calibri" w:hAnsi="Calibri" w:cs="Calibri"/>
+                <w:color w:val="000000"/>
+                <w:lang w:val="en-MY" w:eastAsia="en-MY"/>
+              </w:rPr>
+            </w:pPr>
+          </w:p>
+        </w:tc>
+        <w:tc>
+          <w:tcPr>
+            <w:tcW w:w="2880" w:type="dxa"/>
+            <w:gridSpan w:val="3"/>
+            <w:tcBorders>
+              <w:top w:val="single" w:sz="4" w:space="0" w:color="auto"/>
+              <w:left w:val="nil"/>
+              <w:bottom w:val="single" w:sz="4" w:space="0" w:color="auto"/>
+              <w:right w:val="single" w:sz="4" w:space="0" w:color="000000"/>
+            </w:tcBorders>
+            <w:noWrap/>
+            <w:vAlign w:val="bottom"/>
+            <w:hideMark/>
+          </w:tcPr>
+          <w:p>
+            <w:pPr>
+              <w:spacing w:line="240" w:lineRule="auto"/>
+              <w:jc w:val="center"/>
+              <w:rPr>
+                <w:rFonts w:ascii="Calibri" w:hAnsi="Calibri" w:cs="Calibri"/>
+                <w:color w:val="000000"/>
+                <w:lang w:val="en-MY" w:eastAsia="en-MY"/>
+              </w:rPr>
+            </w:pPr>
+            <w:r>
+              <w:rPr>
+                <w:rFonts w:ascii="Calibri" w:hAnsi="Calibri" w:cs="Calibri"/>
+                <w:color w:val="000000"/>
+                <w:sz w:val="22"/>
+                <w:lang w:val="en-MY" w:eastAsia="en-MY"/>
+              </w:rPr>
+              <w:t> </w:t>
+            </w:r>
+          </w:p>
+        </w:tc>
+      </w:tr>
+      <w:tr>
+        <w:trPr>
+          <w:trHeight w:val="540"/>
+        </w:trPr>
+        <w:tc>
+          <w:tcPr>
+            <w:tcW w:w="1400" w:type="dxa"/>
+            <w:vMerge/>
+            <w:tcBorders>
+              <w:top w:val="nil"/>
+              <w:left w:val="single" w:sz="4" w:space="0" w:color="auto"/>
+              <w:bottom w:val="single" w:sz="4" w:space="0" w:color="auto"/>
+              <w:right w:val="single" w:sz="4" w:space="0" w:color="auto"/>
+            </w:tcBorders>
+            <w:vAlign w:val="center"/>
+            <w:hideMark/>
+          </w:tcPr>
+          <w:p>
+            <w:pPr>
+              <w:spacing w:line="240" w:lineRule="auto"/>
+              <w:rPr>
+                <w:b/>
+                <w:bCs/>
+                <w:color w:val="000000"/>
+                <w:sz w:val="20"/>
+                <w:szCs w:val="20"/>
+                <w:lang w:val="en-MY" w:eastAsia="en-MY"/>
+              </w:rPr>
+            </w:pPr>
+          </w:p>
+        </w:tc>
+        <w:tc>
+          <w:tcPr>
+            <w:tcW w:w="3340" w:type="dxa"/>
+            <w:tcBorders>
+              <w:top w:val="nil"/>
+              <w:left w:val="nil"/>
+              <w:bottom w:val="single" w:sz="4" w:space="0" w:color="auto"/>
+              <w:right w:val="single" w:sz="4" w:space="0" w:color="auto"/>
+            </w:tcBorders>
+            <w:vAlign w:val="center"/>
+            <w:hideMark/>
+          </w:tcPr>
+          <w:p>
+            <w:pPr>
+              <w:spacing w:line="240" w:lineRule="auto"/>
+              <w:rPr>
+                <w:color w:val="000000"/>
+                <w:sz w:val="20"/>
+                <w:szCs w:val="20"/>
+                <w:lang w:val="en-MY" w:eastAsia="en-MY"/>
+              </w:rPr>
+            </w:pPr>
+            <w:r>
+              <w:rPr>
+                <w:color w:val="000000"/>
+                <w:sz w:val="20"/>
+                <w:szCs w:val="20"/>
+                <w:lang w:val="en-MY" w:eastAsia="en-MY"/>
+              </w:rPr>
+              <w:t xml:space="preserve">Project Objectives                       </w:t>
+            </w:r>
+          </w:p>
+        </w:tc>
+        <w:tc>
+          <w:tcPr>
+            <w:tcW w:w="920" w:type="dxa"/>
+            <w:tcBorders>
+              <w:top w:val="nil"/>
+              <w:left w:val="nil"/>
+              <w:bottom w:val="single" w:sz="4" w:space="0" w:color="auto"/>
+              <w:right w:val="single" w:sz="4" w:space="0" w:color="auto"/>
+            </w:tcBorders>
+            <w:vAlign w:val="center"/>
+            <w:hideMark/>
+          </w:tcPr>
+          <w:p>
+            <w:pPr>
+              <w:spacing w:line="240" w:lineRule="auto"/>
+              <w:jc w:val="right"/>
+              <w:rPr>
+                <w:color w:val="000000"/>
+                <w:sz w:val="20"/>
+                <w:szCs w:val="20"/>
+                <w:lang w:val="en-MY" w:eastAsia="en-MY"/>
+              </w:rPr>
+            </w:pPr>
+            <w:r>
+              <w:rPr>
+                <w:color w:val="000000"/>
+                <w:sz w:val="20"/>
+                <w:szCs w:val="20"/>
+                <w:lang w:val="en-MY" w:eastAsia="en-MY"/>
+              </w:rPr>
+              <w:t>4</w:t>
+            </w:r>
+          </w:p>
+        </w:tc>
+        <w:tc>
+          <w:tcPr>
+            <w:tcW w:w="960" w:type="dxa"/>
+            <w:tcBorders>
+              <w:top w:val="nil"/>
+              <w:left w:val="nil"/>
+              <w:bottom w:val="single" w:sz="4" w:space="0" w:color="auto"/>
+              <w:right w:val="single" w:sz="4" w:space="0" w:color="auto"/>
+            </w:tcBorders>
+            <w:vAlign w:val="center"/>
+            <w:hideMark/>
+          </w:tcPr>
+          <w:p>
+            <w:pPr>
+              <w:spacing w:line="240" w:lineRule="auto"/>
+              <w:rPr>
+                <w:color w:val="000000"/>
+                <w:lang w:val="en-MY" w:eastAsia="en-MY"/>
+              </w:rPr>
+            </w:pPr>
+            <w:r>
+              <w:rPr>
+                <w:color w:val="000000"/>
+                <w:lang w:val="en-MY" w:eastAsia="en-MY"/>
+              </w:rPr>
+              <w:t> </w:t>
+            </w:r>
+          </w:p>
+        </w:tc>
+        <w:tc>
+          <w:tcPr>
+            <w:tcW w:w="1300" w:type="dxa"/>
+            <w:tcBorders>
+              <w:top w:val="nil"/>
+              <w:left w:val="nil"/>
+              <w:bottom w:val="single" w:sz="4" w:space="0" w:color="auto"/>
+              <w:right w:val="single" w:sz="4" w:space="0" w:color="auto"/>
+            </w:tcBorders>
+            <w:vAlign w:val="center"/>
+            <w:hideMark/>
+          </w:tcPr>
+          <w:p>
+            <w:pPr>
+              <w:spacing w:line="240" w:lineRule="auto"/>
+              <w:rPr>
+                <w:color w:val="000000"/>
+                <w:lang w:val="en-MY" w:eastAsia="en-MY"/>
+              </w:rPr>
+            </w:pPr>
+            <w:r>
+              <w:rPr>
+                <w:color w:val="000000"/>
+                <w:lang w:val="en-MY" w:eastAsia="en-MY"/>
+              </w:rPr>
+              <w:t> </w:t>
+            </w:r>
+          </w:p>
+        </w:tc>
+        <w:tc>
+          <w:tcPr>
+            <w:tcW w:w="960" w:type="dxa"/>
+            <w:tcBorders>
+              <w:top w:val="nil"/>
+              <w:left w:val="nil"/>
+              <w:bottom w:val="single" w:sz="4" w:space="0" w:color="auto"/>
+              <w:right w:val="single" w:sz="4" w:space="0" w:color="auto"/>
+            </w:tcBorders>
+            <w:vAlign w:val="center"/>
+            <w:hideMark/>
+          </w:tcPr>
+          <w:p>
+            <w:pPr>
+              <w:spacing w:line="240" w:lineRule="auto"/>
+              <w:rPr>
+                <w:color w:val="000000"/>
+                <w:lang w:val="en-MY" w:eastAsia="en-MY"/>
+              </w:rPr>
+            </w:pPr>
+            <w:r>
+              <w:rPr>
+                <w:color w:val="000000"/>
+                <w:lang w:val="en-MY" w:eastAsia="en-MY"/>
+              </w:rPr>
+              <w:t> </w:t>
+            </w:r>
+          </w:p>
+        </w:tc>
+        <w:tc>
+          <w:tcPr>
+            <w:tcW w:w="1640" w:type="dxa"/>
+            <w:tcBorders>
+              <w:top w:val="nil"/>
+              <w:left w:val="nil"/>
+              <w:bottom w:val="single" w:sz="4" w:space="0" w:color="auto"/>
+              <w:right w:val="single" w:sz="4" w:space="0" w:color="auto"/>
+            </w:tcBorders>
+            <w:vAlign w:val="center"/>
+            <w:hideMark/>
+          </w:tcPr>
+          <w:p>
+            <w:pPr>
+              <w:spacing w:line="240" w:lineRule="auto"/>
+              <w:rPr>
+                <w:color w:val="000000"/>
+                <w:lang w:val="en-MY" w:eastAsia="en-MY"/>
+              </w:rPr>
+            </w:pPr>
+            <w:r>
+              <w:rPr>
+                <w:color w:val="000000"/>
+                <w:lang w:val="en-MY" w:eastAsia="en-MY"/>
+              </w:rPr>
+              <w:t> </w:t>
+            </w:r>
+          </w:p>
+        </w:tc>
+        <w:tc>
+          <w:tcPr>
+            <w:tcW w:w="960" w:type="dxa"/>
+            <w:tcBorders>
+              <w:top w:val="single" w:sz="4" w:space="0" w:color="auto"/>
+              <w:left w:val="nil"/>
+              <w:bottom w:val="single" w:sz="4" w:space="0" w:color="auto"/>
+              <w:right w:val="nil"/>
+            </w:tcBorders>
+          </w:tcPr>
+          <w:p>
+            <w:pPr>
+              <w:spacing w:line="240" w:lineRule="auto"/>
+              <w:jc w:val="center"/>
+              <w:rPr>
+                <w:rFonts w:ascii="Calibri" w:hAnsi="Calibri" w:cs="Calibri"/>
+                <w:color w:val="000000"/>
+                <w:lang w:val="en-MY" w:eastAsia="en-MY"/>
+              </w:rPr>
+            </w:pPr>
+          </w:p>
+        </w:tc>
+        <w:tc>
+          <w:tcPr>
+            <w:tcW w:w="2880" w:type="dxa"/>
+            <w:gridSpan w:val="3"/>
+            <w:tcBorders>
+              <w:top w:val="single" w:sz="4" w:space="0" w:color="auto"/>
+              <w:left w:val="nil"/>
+              <w:bottom w:val="single" w:sz="4" w:space="0" w:color="auto"/>
+              <w:right w:val="single" w:sz="4" w:space="0" w:color="000000"/>
+            </w:tcBorders>
+            <w:noWrap/>
+            <w:vAlign w:val="bottom"/>
+            <w:hideMark/>
+          </w:tcPr>
+          <w:p>
+            <w:pPr>
+              <w:spacing w:line="240" w:lineRule="auto"/>
+              <w:jc w:val="center"/>
+              <w:rPr>
+                <w:rFonts w:ascii="Calibri" w:hAnsi="Calibri" w:cs="Calibri"/>
+                <w:color w:val="000000"/>
+                <w:lang w:val="en-MY" w:eastAsia="en-MY"/>
+              </w:rPr>
+            </w:pPr>
+            <w:r>
+              <w:rPr>
+                <w:rFonts w:ascii="Calibri" w:hAnsi="Calibri" w:cs="Calibri"/>
+                <w:color w:val="000000"/>
+                <w:sz w:val="22"/>
+                <w:lang w:val="en-MY" w:eastAsia="en-MY"/>
+              </w:rPr>
+              <w:t> </w:t>
+            </w:r>
+          </w:p>
+        </w:tc>
+      </w:tr>
+      <w:tr>
+        <w:trPr>
+          <w:trHeight w:val="540"/>
+        </w:trPr>
+        <w:tc>
+          <w:tcPr>
+            <w:tcW w:w="1400" w:type="dxa"/>
+            <w:vMerge/>
+            <w:tcBorders>
+              <w:top w:val="nil"/>
+              <w:left w:val="single" w:sz="4" w:space="0" w:color="auto"/>
+              <w:bottom w:val="single" w:sz="4" w:space="0" w:color="auto"/>
+              <w:right w:val="single" w:sz="4" w:space="0" w:color="auto"/>
+            </w:tcBorders>
+            <w:vAlign w:val="center"/>
+            <w:hideMark/>
+          </w:tcPr>
+          <w:p>
+            <w:pPr>
+              <w:spacing w:line="240" w:lineRule="auto"/>
+              <w:rPr>
+                <w:b/>
+                <w:bCs/>
+                <w:color w:val="000000"/>
+                <w:sz w:val="20"/>
+                <w:szCs w:val="20"/>
+                <w:lang w:val="en-MY" w:eastAsia="en-MY"/>
+              </w:rPr>
+            </w:pPr>
+          </w:p>
+        </w:tc>
+        <w:tc>
+          <w:tcPr>
+            <w:tcW w:w="3340" w:type="dxa"/>
+            <w:tcBorders>
+              <w:top w:val="nil"/>
+              <w:left w:val="nil"/>
+              <w:bottom w:val="single" w:sz="4" w:space="0" w:color="auto"/>
+              <w:right w:val="single" w:sz="4" w:space="0" w:color="auto"/>
+            </w:tcBorders>
+            <w:vAlign w:val="center"/>
+            <w:hideMark/>
+          </w:tcPr>
+          <w:p>
+            <w:pPr>
+              <w:spacing w:line="240" w:lineRule="auto"/>
+              <w:rPr>
+                <w:color w:val="000000"/>
+                <w:sz w:val="20"/>
+                <w:szCs w:val="20"/>
+                <w:lang w:val="en-MY" w:eastAsia="en-MY"/>
+              </w:rPr>
+            </w:pPr>
+            <w:r>
+              <w:rPr>
+                <w:color w:val="000000"/>
+                <w:sz w:val="20"/>
+                <w:szCs w:val="20"/>
+                <w:lang w:val="en-MY" w:eastAsia="en-MY"/>
+              </w:rPr>
+              <w:t xml:space="preserve">Project Scope                              </w:t>
+            </w:r>
+          </w:p>
+        </w:tc>
+        <w:tc>
+          <w:tcPr>
+            <w:tcW w:w="920" w:type="dxa"/>
+            <w:tcBorders>
+              <w:top w:val="nil"/>
+              <w:left w:val="nil"/>
+              <w:bottom w:val="single" w:sz="4" w:space="0" w:color="auto"/>
+              <w:right w:val="single" w:sz="4" w:space="0" w:color="auto"/>
+            </w:tcBorders>
+            <w:vAlign w:val="center"/>
+            <w:hideMark/>
+          </w:tcPr>
+          <w:p>
+            <w:pPr>
+              <w:spacing w:line="240" w:lineRule="auto"/>
+              <w:jc w:val="right"/>
+              <w:rPr>
+                <w:color w:val="000000"/>
+                <w:sz w:val="20"/>
+                <w:szCs w:val="20"/>
+                <w:lang w:val="en-MY" w:eastAsia="en-MY"/>
+              </w:rPr>
+            </w:pPr>
+            <w:r>
+              <w:rPr>
+                <w:color w:val="000000"/>
+                <w:sz w:val="20"/>
+                <w:szCs w:val="20"/>
+                <w:lang w:val="en-MY" w:eastAsia="en-MY"/>
+              </w:rPr>
+              <w:t>4</w:t>
+            </w:r>
+          </w:p>
+        </w:tc>
+        <w:tc>
+          <w:tcPr>
+            <w:tcW w:w="960" w:type="dxa"/>
+            <w:tcBorders>
+              <w:top w:val="nil"/>
+              <w:left w:val="nil"/>
+              <w:bottom w:val="single" w:sz="4" w:space="0" w:color="auto"/>
+              <w:right w:val="single" w:sz="4" w:space="0" w:color="auto"/>
+            </w:tcBorders>
+            <w:vAlign w:val="center"/>
+            <w:hideMark/>
+          </w:tcPr>
+          <w:p>
+            <w:pPr>
+              <w:spacing w:line="240" w:lineRule="auto"/>
+              <w:rPr>
+                <w:color w:val="000000"/>
+                <w:lang w:val="en-MY" w:eastAsia="en-MY"/>
+              </w:rPr>
+            </w:pPr>
+            <w:r>
+              <w:rPr>
+                <w:color w:val="000000"/>
+                <w:lang w:val="en-MY" w:eastAsia="en-MY"/>
+              </w:rPr>
+              <w:t> </w:t>
+            </w:r>
+          </w:p>
+        </w:tc>
+        <w:tc>
+          <w:tcPr>
+            <w:tcW w:w="1300" w:type="dxa"/>
+            <w:tcBorders>
+              <w:top w:val="nil"/>
+              <w:left w:val="nil"/>
+              <w:bottom w:val="single" w:sz="4" w:space="0" w:color="auto"/>
+              <w:right w:val="single" w:sz="4" w:space="0" w:color="auto"/>
+            </w:tcBorders>
+            <w:vAlign w:val="center"/>
+            <w:hideMark/>
+          </w:tcPr>
+          <w:p>
+            <w:pPr>
+              <w:spacing w:line="240" w:lineRule="auto"/>
+              <w:rPr>
+                <w:color w:val="000000"/>
+                <w:lang w:val="en-MY" w:eastAsia="en-MY"/>
+              </w:rPr>
+            </w:pPr>
+            <w:r>
+              <w:rPr>
+                <w:color w:val="000000"/>
+                <w:lang w:val="en-MY" w:eastAsia="en-MY"/>
+              </w:rPr>
+              <w:t> </w:t>
+            </w:r>
+          </w:p>
+        </w:tc>
+        <w:tc>
+          <w:tcPr>
+            <w:tcW w:w="960" w:type="dxa"/>
+            <w:tcBorders>
+              <w:top w:val="nil"/>
+              <w:left w:val="nil"/>
+              <w:bottom w:val="single" w:sz="4" w:space="0" w:color="auto"/>
+              <w:right w:val="single" w:sz="4" w:space="0" w:color="auto"/>
+            </w:tcBorders>
+            <w:vAlign w:val="center"/>
+            <w:hideMark/>
+          </w:tcPr>
+          <w:p>
+            <w:pPr>
+              <w:spacing w:line="240" w:lineRule="auto"/>
+              <w:rPr>
+                <w:color w:val="000000"/>
+                <w:lang w:val="en-MY" w:eastAsia="en-MY"/>
+              </w:rPr>
+            </w:pPr>
+            <w:r>
+              <w:rPr>
+                <w:color w:val="000000"/>
+                <w:lang w:val="en-MY" w:eastAsia="en-MY"/>
+              </w:rPr>
+              <w:t> </w:t>
+            </w:r>
+          </w:p>
+        </w:tc>
+        <w:tc>
+          <w:tcPr>
+            <w:tcW w:w="1640" w:type="dxa"/>
+            <w:tcBorders>
+              <w:top w:val="nil"/>
+              <w:left w:val="nil"/>
+              <w:bottom w:val="single" w:sz="4" w:space="0" w:color="auto"/>
+              <w:right w:val="single" w:sz="4" w:space="0" w:color="auto"/>
+            </w:tcBorders>
+            <w:vAlign w:val="center"/>
+            <w:hideMark/>
+          </w:tcPr>
+          <w:p>
+            <w:pPr>
+              <w:spacing w:line="240" w:lineRule="auto"/>
+              <w:rPr>
+                <w:color w:val="000000"/>
+                <w:lang w:val="en-MY" w:eastAsia="en-MY"/>
+              </w:rPr>
+            </w:pPr>
+            <w:r>
+              <w:rPr>
+                <w:color w:val="000000"/>
+                <w:lang w:val="en-MY" w:eastAsia="en-MY"/>
+              </w:rPr>
+              <w:t> </w:t>
+            </w:r>
+          </w:p>
+        </w:tc>
+        <w:tc>
+          <w:tcPr>
+            <w:tcW w:w="960" w:type="dxa"/>
+            <w:tcBorders>
+              <w:top w:val="single" w:sz="4" w:space="0" w:color="auto"/>
+              <w:left w:val="nil"/>
+              <w:bottom w:val="single" w:sz="4" w:space="0" w:color="auto"/>
+              <w:right w:val="nil"/>
+            </w:tcBorders>
+          </w:tcPr>
+          <w:p>
+            <w:pPr>
+              <w:spacing w:line="240" w:lineRule="auto"/>
+              <w:jc w:val="center"/>
+              <w:rPr>
+                <w:rFonts w:ascii="Calibri" w:hAnsi="Calibri" w:cs="Calibri"/>
+                <w:color w:val="000000"/>
+                <w:lang w:val="en-MY" w:eastAsia="en-MY"/>
+              </w:rPr>
+            </w:pPr>
+          </w:p>
+        </w:tc>
+        <w:tc>
+          <w:tcPr>
+            <w:tcW w:w="2880" w:type="dxa"/>
+            <w:gridSpan w:val="3"/>
+            <w:tcBorders>
+              <w:top w:val="single" w:sz="4" w:space="0" w:color="auto"/>
+              <w:left w:val="nil"/>
+              <w:bottom w:val="single" w:sz="4" w:space="0" w:color="auto"/>
+              <w:right w:val="single" w:sz="4" w:space="0" w:color="000000"/>
+            </w:tcBorders>
+            <w:noWrap/>
+            <w:vAlign w:val="bottom"/>
+            <w:hideMark/>
+          </w:tcPr>
+          <w:p>
+            <w:pPr>
+              <w:spacing w:line="240" w:lineRule="auto"/>
+              <w:jc w:val="center"/>
+              <w:rPr>
+                <w:rFonts w:ascii="Calibri" w:hAnsi="Calibri" w:cs="Calibri"/>
+                <w:color w:val="000000"/>
+                <w:lang w:val="en-MY" w:eastAsia="en-MY"/>
+              </w:rPr>
+            </w:pPr>
+            <w:r>
+              <w:rPr>
+                <w:rFonts w:ascii="Calibri" w:hAnsi="Calibri" w:cs="Calibri"/>
+                <w:color w:val="000000"/>
+                <w:sz w:val="22"/>
+                <w:lang w:val="en-MY" w:eastAsia="en-MY"/>
+              </w:rPr>
+              <w:t> </w:t>
+            </w:r>
+          </w:p>
+        </w:tc>
+      </w:tr>
+      <w:tr>
+        <w:trPr>
+          <w:trHeight w:val="300"/>
+        </w:trPr>
+        <w:tc>
+          <w:tcPr>
+            <w:tcW w:w="1400" w:type="dxa"/>
+            <w:vMerge w:val="restart"/>
+            <w:tcBorders>
+              <w:top w:val="nil"/>
+              <w:left w:val="single" w:sz="4" w:space="0" w:color="auto"/>
+              <w:bottom w:val="single" w:sz="4" w:space="0" w:color="auto"/>
+              <w:right w:val="single" w:sz="4" w:space="0" w:color="auto"/>
+            </w:tcBorders>
+            <w:vAlign w:val="center"/>
+            <w:hideMark/>
+          </w:tcPr>
+          <w:p>
+            <w:pPr>
+              <w:spacing w:line="240" w:lineRule="auto"/>
+              <w:rPr>
+                <w:b/>
+                <w:bCs/>
+                <w:color w:val="000000"/>
+                <w:sz w:val="20"/>
+                <w:szCs w:val="20"/>
+                <w:lang w:val="en-MY" w:eastAsia="en-MY"/>
+              </w:rPr>
+            </w:pPr>
+            <w:r>
+              <w:rPr>
+                <w:b/>
+                <w:bCs/>
+                <w:color w:val="000000"/>
+                <w:sz w:val="20"/>
+                <w:szCs w:val="20"/>
+                <w:lang w:val="en-MY" w:eastAsia="en-MY"/>
+              </w:rPr>
+              <w:t>CLO2</w:t>
+            </w:r>
+          </w:p>
+        </w:tc>
+        <w:tc>
+          <w:tcPr>
+            <w:tcW w:w="4260" w:type="dxa"/>
+            <w:gridSpan w:val="2"/>
+            <w:tcBorders>
+              <w:top w:val="single" w:sz="4" w:space="0" w:color="auto"/>
+              <w:left w:val="nil"/>
+              <w:bottom w:val="single" w:sz="4" w:space="0" w:color="auto"/>
+              <w:right w:val="single" w:sz="4" w:space="0" w:color="000000"/>
+            </w:tcBorders>
+            <w:shd w:val="clear" w:color="000000" w:fill="FFFF00"/>
+            <w:vAlign w:val="center"/>
+            <w:hideMark/>
+          </w:tcPr>
+          <w:p>
+            <w:pPr>
+              <w:spacing w:line="240" w:lineRule="auto"/>
+              <w:rPr>
+                <w:color w:val="000000"/>
+                <w:sz w:val="20"/>
+                <w:szCs w:val="20"/>
+                <w:lang w:val="en-MY" w:eastAsia="en-MY"/>
+              </w:rPr>
+            </w:pPr>
+            <w:r>
+              <w:rPr>
+                <w:color w:val="000000"/>
+                <w:sz w:val="20"/>
+                <w:szCs w:val="20"/>
+                <w:lang w:val="en-MY" w:eastAsia="en-MY"/>
+              </w:rPr>
+              <w:t>Project plan [</w:t>
+            </w:r>
+            <w:r>
+              <w:rPr>
+                <w:color w:val="000000"/>
+                <w:sz w:val="20"/>
+                <w:szCs w:val="20"/>
+                <w:lang w:val="en-MY" w:eastAsia="en-MY"/>
+              </w:rPr>
+              <w:t>15</w:t>
+            </w:r>
+            <w:r>
+              <w:rPr>
+                <w:color w:val="000000"/>
+                <w:sz w:val="20"/>
+                <w:szCs w:val="20"/>
+                <w:lang w:val="en-MY" w:eastAsia="en-MY"/>
+              </w:rPr>
+              <w:t xml:space="preserve">] </w:t>
+            </w:r>
+          </w:p>
+        </w:tc>
+        <w:tc>
+          <w:tcPr>
+            <w:tcW w:w="960" w:type="dxa"/>
+            <w:tcBorders>
+              <w:top w:val="nil"/>
+              <w:left w:val="nil"/>
+              <w:bottom w:val="single" w:sz="4" w:space="0" w:color="auto"/>
+              <w:right w:val="single" w:sz="4" w:space="0" w:color="auto"/>
+            </w:tcBorders>
+            <w:shd w:val="clear" w:color="000000" w:fill="000000"/>
+            <w:vAlign w:val="center"/>
+            <w:hideMark/>
+          </w:tcPr>
+          <w:p>
+            <w:pPr>
+              <w:spacing w:line="240" w:lineRule="auto"/>
+              <w:rPr>
+                <w:color w:val="000000"/>
+                <w:lang w:val="en-MY" w:eastAsia="en-MY"/>
+              </w:rPr>
+            </w:pPr>
+            <w:r>
+              <w:rPr>
+                <w:color w:val="000000"/>
+                <w:lang w:val="en-MY" w:eastAsia="en-MY"/>
+              </w:rPr>
+              <w:t> </w:t>
+            </w:r>
+          </w:p>
+        </w:tc>
+        <w:tc>
+          <w:tcPr>
+            <w:tcW w:w="1300" w:type="dxa"/>
+            <w:tcBorders>
+              <w:top w:val="nil"/>
+              <w:left w:val="nil"/>
+              <w:bottom w:val="single" w:sz="4" w:space="0" w:color="auto"/>
+              <w:right w:val="single" w:sz="4" w:space="0" w:color="auto"/>
+            </w:tcBorders>
+            <w:shd w:val="clear" w:color="000000" w:fill="000000"/>
+            <w:vAlign w:val="center"/>
+            <w:hideMark/>
+          </w:tcPr>
+          <w:p>
+            <w:pPr>
+              <w:spacing w:line="240" w:lineRule="auto"/>
+              <w:rPr>
+                <w:color w:val="000000"/>
+                <w:lang w:val="en-MY" w:eastAsia="en-MY"/>
+              </w:rPr>
+            </w:pPr>
+            <w:r>
+              <w:rPr>
+                <w:color w:val="000000"/>
+                <w:lang w:val="en-MY" w:eastAsia="en-MY"/>
+              </w:rPr>
+              <w:t> </w:t>
+            </w:r>
+          </w:p>
+        </w:tc>
+        <w:tc>
+          <w:tcPr>
+            <w:tcW w:w="960" w:type="dxa"/>
+            <w:tcBorders>
+              <w:top w:val="nil"/>
+              <w:left w:val="nil"/>
+              <w:bottom w:val="single" w:sz="4" w:space="0" w:color="auto"/>
+              <w:right w:val="single" w:sz="4" w:space="0" w:color="auto"/>
+            </w:tcBorders>
+            <w:shd w:val="clear" w:color="000000" w:fill="000000"/>
+            <w:vAlign w:val="center"/>
+            <w:hideMark/>
+          </w:tcPr>
+          <w:p>
+            <w:pPr>
+              <w:spacing w:line="240" w:lineRule="auto"/>
+              <w:rPr>
+                <w:color w:val="000000"/>
+                <w:lang w:val="en-MY" w:eastAsia="en-MY"/>
+              </w:rPr>
+            </w:pPr>
+            <w:r>
+              <w:rPr>
+                <w:color w:val="000000"/>
+                <w:lang w:val="en-MY" w:eastAsia="en-MY"/>
+              </w:rPr>
+              <w:t> </w:t>
+            </w:r>
+          </w:p>
+        </w:tc>
+        <w:tc>
+          <w:tcPr>
+            <w:tcW w:w="1640" w:type="dxa"/>
+            <w:tcBorders>
+              <w:top w:val="nil"/>
+              <w:left w:val="nil"/>
+              <w:bottom w:val="single" w:sz="4" w:space="0" w:color="auto"/>
+              <w:right w:val="single" w:sz="4" w:space="0" w:color="auto"/>
+            </w:tcBorders>
+            <w:shd w:val="clear" w:color="000000" w:fill="000000"/>
+            <w:vAlign w:val="center"/>
+            <w:hideMark/>
+          </w:tcPr>
+          <w:p>
+            <w:pPr>
+              <w:spacing w:line="240" w:lineRule="auto"/>
+              <w:rPr>
+                <w:color w:val="000000"/>
+                <w:lang w:val="en-MY" w:eastAsia="en-MY"/>
+              </w:rPr>
+            </w:pPr>
+            <w:r>
+              <w:rPr>
+                <w:color w:val="000000"/>
+                <w:lang w:val="en-MY" w:eastAsia="en-MY"/>
+              </w:rPr>
+              <w:t> </w:t>
+            </w:r>
+          </w:p>
+        </w:tc>
+        <w:tc>
+          <w:tcPr>
+            <w:tcW w:w="960" w:type="dxa"/>
+            <w:tcBorders>
+              <w:top w:val="nil"/>
+              <w:left w:val="nil"/>
+              <w:bottom w:val="single" w:sz="4" w:space="0" w:color="auto"/>
+              <w:right w:val="single" w:sz="4" w:space="0" w:color="auto"/>
+            </w:tcBorders>
+            <w:shd w:val="clear" w:color="000000" w:fill="000000"/>
+            <w:vAlign w:val="center"/>
+            <w:hideMark/>
+          </w:tcPr>
+          <w:p>
+            <w:pPr>
+              <w:spacing w:line="240" w:lineRule="auto"/>
+              <w:rPr>
+                <w:color w:val="000000"/>
+                <w:lang w:val="en-MY" w:eastAsia="en-MY"/>
+              </w:rPr>
+            </w:pPr>
+            <w:r>
+              <w:rPr>
+                <w:color w:val="000000"/>
+                <w:lang w:val="en-MY" w:eastAsia="en-MY"/>
+              </w:rPr>
+              <w:t> </w:t>
+            </w:r>
+          </w:p>
+        </w:tc>
+        <w:tc>
+          <w:tcPr>
+            <w:tcW w:w="960" w:type="dxa"/>
+            <w:tcBorders>
+              <w:top w:val="nil"/>
+              <w:left w:val="nil"/>
+              <w:bottom w:val="single" w:sz="4" w:space="0" w:color="auto"/>
+              <w:right w:val="nil"/>
+            </w:tcBorders>
+            <w:shd w:val="clear" w:color="000000" w:fill="000000"/>
+          </w:tcPr>
+          <w:p>
+            <w:pPr>
+              <w:spacing w:line="240" w:lineRule="auto"/>
+              <w:rPr>
+                <w:rFonts w:ascii="Calibri" w:hAnsi="Calibri" w:cs="Calibri"/>
+                <w:color w:val="000000"/>
+                <w:lang w:val="en-MY" w:eastAsia="en-MY"/>
+              </w:rPr>
+            </w:pPr>
+          </w:p>
+        </w:tc>
+        <w:tc>
+          <w:tcPr>
+            <w:tcW w:w="960" w:type="dxa"/>
+            <w:tcBorders>
+              <w:top w:val="nil"/>
+              <w:left w:val="nil"/>
+              <w:bottom w:val="single" w:sz="4" w:space="0" w:color="auto"/>
+              <w:right w:val="single" w:sz="4" w:space="0" w:color="auto"/>
+            </w:tcBorders>
+            <w:shd w:val="clear" w:color="000000" w:fill="000000"/>
+            <w:noWrap/>
+            <w:vAlign w:val="bottom"/>
+            <w:hideMark/>
+          </w:tcPr>
+          <w:p>
+            <w:pPr>
+              <w:spacing w:line="240" w:lineRule="auto"/>
+              <w:rPr>
+                <w:rFonts w:ascii="Calibri" w:hAnsi="Calibri" w:cs="Calibri"/>
+                <w:color w:val="000000"/>
+                <w:lang w:val="en-MY" w:eastAsia="en-MY"/>
+              </w:rPr>
+            </w:pPr>
+            <w:r>
+              <w:rPr>
+                <w:rFonts w:ascii="Calibri" w:hAnsi="Calibri" w:cs="Calibri"/>
+                <w:color w:val="000000"/>
+                <w:sz w:val="22"/>
+                <w:lang w:val="en-MY" w:eastAsia="en-MY"/>
+              </w:rPr>
+              <w:t> </w:t>
+            </w:r>
+          </w:p>
+        </w:tc>
+        <w:tc>
+          <w:tcPr>
+            <w:tcW w:w="960" w:type="dxa"/>
+            <w:tcBorders>
+              <w:top w:val="nil"/>
+              <w:left w:val="nil"/>
+              <w:bottom w:val="nil"/>
+              <w:right w:val="nil"/>
+            </w:tcBorders>
+            <w:shd w:val="clear" w:color="000000" w:fill="000000"/>
+            <w:noWrap/>
+            <w:vAlign w:val="bottom"/>
+            <w:hideMark/>
+          </w:tcPr>
+          <w:p>
+            <w:pPr>
+              <w:spacing w:line="240" w:lineRule="auto"/>
+              <w:rPr>
+                <w:rFonts w:ascii="Calibri" w:hAnsi="Calibri" w:cs="Calibri"/>
+                <w:color w:val="000000"/>
+                <w:lang w:val="en-MY" w:eastAsia="en-MY"/>
+              </w:rPr>
+            </w:pPr>
+            <w:r>
+              <w:rPr>
+                <w:rFonts w:ascii="Calibri" w:hAnsi="Calibri" w:cs="Calibri"/>
+                <w:color w:val="000000"/>
+                <w:sz w:val="22"/>
+                <w:lang w:val="en-MY" w:eastAsia="en-MY"/>
+              </w:rPr>
+              <w:t> </w:t>
+            </w:r>
+          </w:p>
+        </w:tc>
+      </w:tr>
+      <w:tr>
+        <w:trPr>
+          <w:trHeight w:val="525"/>
+        </w:trPr>
+        <w:tc>
+          <w:tcPr>
+            <w:tcW w:w="1400" w:type="dxa"/>
+            <w:vMerge/>
+            <w:tcBorders>
+              <w:top w:val="nil"/>
+              <w:left w:val="single" w:sz="4" w:space="0" w:color="auto"/>
+              <w:bottom w:val="single" w:sz="4" w:space="0" w:color="auto"/>
+              <w:right w:val="single" w:sz="4" w:space="0" w:color="auto"/>
+            </w:tcBorders>
+            <w:vAlign w:val="center"/>
+            <w:hideMark/>
+          </w:tcPr>
+          <w:p>
+            <w:pPr>
+              <w:spacing w:line="240" w:lineRule="auto"/>
+              <w:rPr>
+                <w:b/>
+                <w:bCs/>
+                <w:color w:val="000000"/>
+                <w:sz w:val="20"/>
+                <w:szCs w:val="20"/>
+                <w:lang w:val="en-MY" w:eastAsia="en-MY"/>
+              </w:rPr>
+            </w:pPr>
+          </w:p>
+        </w:tc>
+        <w:tc>
+          <w:tcPr>
+            <w:tcW w:w="3340" w:type="dxa"/>
+            <w:tcBorders>
+              <w:top w:val="nil"/>
+              <w:left w:val="nil"/>
+              <w:bottom w:val="single" w:sz="4" w:space="0" w:color="auto"/>
+              <w:right w:val="single" w:sz="4" w:space="0" w:color="auto"/>
+            </w:tcBorders>
+            <w:vAlign w:val="center"/>
+            <w:hideMark/>
+          </w:tcPr>
+          <w:p>
+            <w:pPr>
+              <w:spacing w:line="240" w:lineRule="auto"/>
+              <w:rPr>
+                <w:color w:val="000000"/>
+                <w:sz w:val="20"/>
+                <w:szCs w:val="20"/>
+                <w:lang w:val="en-MY" w:eastAsia="en-MY"/>
+              </w:rPr>
+            </w:pPr>
+            <w:r>
+              <w:rPr>
+                <w:color w:val="000000"/>
+                <w:sz w:val="20"/>
+                <w:szCs w:val="20"/>
+                <w:lang w:val="en-MY" w:eastAsia="en-MY"/>
+              </w:rPr>
+              <w:t xml:space="preserve">Work breakdown                       </w:t>
+            </w:r>
+          </w:p>
+        </w:tc>
+        <w:tc>
+          <w:tcPr>
+            <w:tcW w:w="920" w:type="dxa"/>
+            <w:tcBorders>
+              <w:top w:val="nil"/>
+              <w:left w:val="nil"/>
+              <w:bottom w:val="single" w:sz="4" w:space="0" w:color="auto"/>
+              <w:right w:val="single" w:sz="4" w:space="0" w:color="auto"/>
+            </w:tcBorders>
+            <w:vAlign w:val="center"/>
+            <w:hideMark/>
+          </w:tcPr>
+          <w:p>
+            <w:pPr>
+              <w:spacing w:line="240" w:lineRule="auto"/>
+              <w:jc w:val="right"/>
+              <w:rPr>
+                <w:color w:val="000000"/>
+                <w:sz w:val="20"/>
+                <w:szCs w:val="20"/>
+                <w:lang w:val="en-MY" w:eastAsia="en-MY"/>
+              </w:rPr>
+            </w:pPr>
+            <w:r>
+              <w:rPr>
+                <w:color w:val="000000"/>
+                <w:sz w:val="20"/>
+                <w:szCs w:val="20"/>
+                <w:lang w:val="en-MY" w:eastAsia="en-MY"/>
+              </w:rPr>
+              <w:t>5</w:t>
+            </w:r>
+          </w:p>
+        </w:tc>
+        <w:tc>
+          <w:tcPr>
+            <w:tcW w:w="960" w:type="dxa"/>
+            <w:tcBorders>
+              <w:top w:val="nil"/>
+              <w:left w:val="nil"/>
+              <w:bottom w:val="single" w:sz="4" w:space="0" w:color="auto"/>
+              <w:right w:val="single" w:sz="4" w:space="0" w:color="auto"/>
+            </w:tcBorders>
+            <w:vAlign w:val="center"/>
+            <w:hideMark/>
+          </w:tcPr>
+          <w:p>
+            <w:pPr>
+              <w:spacing w:line="240" w:lineRule="auto"/>
+              <w:rPr>
+                <w:color w:val="000000"/>
+                <w:lang w:val="en-MY" w:eastAsia="en-MY"/>
+              </w:rPr>
+            </w:pPr>
+            <w:r>
+              <w:rPr>
+                <w:color w:val="000000"/>
+                <w:lang w:val="en-MY" w:eastAsia="en-MY"/>
+              </w:rPr>
+              <w:t> </w:t>
+            </w:r>
+          </w:p>
+        </w:tc>
+        <w:tc>
+          <w:tcPr>
+            <w:tcW w:w="1300" w:type="dxa"/>
+            <w:tcBorders>
+              <w:top w:val="nil"/>
+              <w:left w:val="nil"/>
+              <w:bottom w:val="single" w:sz="4" w:space="0" w:color="auto"/>
+              <w:right w:val="single" w:sz="4" w:space="0" w:color="auto"/>
+            </w:tcBorders>
+            <w:vAlign w:val="center"/>
+            <w:hideMark/>
+          </w:tcPr>
+          <w:p>
+            <w:pPr>
+              <w:spacing w:line="240" w:lineRule="auto"/>
+              <w:rPr>
+                <w:color w:val="000000"/>
+                <w:lang w:val="en-MY" w:eastAsia="en-MY"/>
+              </w:rPr>
+            </w:pPr>
+            <w:r>
+              <w:rPr>
+                <w:color w:val="000000"/>
+                <w:lang w:val="en-MY" w:eastAsia="en-MY"/>
+              </w:rPr>
+              <w:t> </w:t>
+            </w:r>
+          </w:p>
+        </w:tc>
+        <w:tc>
+          <w:tcPr>
+            <w:tcW w:w="960" w:type="dxa"/>
+            <w:tcBorders>
+              <w:top w:val="nil"/>
+              <w:left w:val="nil"/>
+              <w:bottom w:val="single" w:sz="4" w:space="0" w:color="auto"/>
+              <w:right w:val="single" w:sz="4" w:space="0" w:color="auto"/>
+            </w:tcBorders>
+            <w:vAlign w:val="center"/>
+            <w:hideMark/>
+          </w:tcPr>
+          <w:p>
+            <w:pPr>
+              <w:spacing w:line="240" w:lineRule="auto"/>
+              <w:rPr>
+                <w:color w:val="000000"/>
+                <w:lang w:val="en-MY" w:eastAsia="en-MY"/>
+              </w:rPr>
+            </w:pPr>
+            <w:r>
+              <w:rPr>
+                <w:color w:val="000000"/>
+                <w:lang w:val="en-MY" w:eastAsia="en-MY"/>
+              </w:rPr>
+              <w:t> </w:t>
+            </w:r>
+          </w:p>
+        </w:tc>
+        <w:tc>
+          <w:tcPr>
+            <w:tcW w:w="1640" w:type="dxa"/>
+            <w:tcBorders>
+              <w:top w:val="nil"/>
+              <w:left w:val="nil"/>
+              <w:bottom w:val="single" w:sz="4" w:space="0" w:color="auto"/>
+              <w:right w:val="single" w:sz="4" w:space="0" w:color="auto"/>
+            </w:tcBorders>
+            <w:vAlign w:val="center"/>
+            <w:hideMark/>
+          </w:tcPr>
+          <w:p>
+            <w:pPr>
+              <w:spacing w:line="240" w:lineRule="auto"/>
+              <w:rPr>
+                <w:color w:val="000000"/>
+                <w:lang w:val="en-MY" w:eastAsia="en-MY"/>
+              </w:rPr>
+            </w:pPr>
+            <w:r>
+              <w:rPr>
+                <w:color w:val="000000"/>
+                <w:lang w:val="en-MY" w:eastAsia="en-MY"/>
+              </w:rPr>
+              <w:t> </w:t>
+            </w:r>
+          </w:p>
+        </w:tc>
+        <w:tc>
+          <w:tcPr>
+            <w:tcW w:w="960" w:type="dxa"/>
+            <w:tcBorders>
+              <w:top w:val="single" w:sz="4" w:space="0" w:color="auto"/>
+              <w:left w:val="nil"/>
+              <w:bottom w:val="single" w:sz="4" w:space="0" w:color="auto"/>
+              <w:right w:val="nil"/>
+            </w:tcBorders>
+          </w:tcPr>
+          <w:p>
+            <w:pPr>
+              <w:spacing w:line="240" w:lineRule="auto"/>
+              <w:jc w:val="center"/>
+              <w:rPr>
+                <w:rFonts w:ascii="Calibri" w:hAnsi="Calibri" w:cs="Calibri"/>
+                <w:color w:val="000000"/>
+                <w:lang w:val="en-MY" w:eastAsia="en-MY"/>
+              </w:rPr>
+            </w:pPr>
+          </w:p>
+        </w:tc>
+        <w:tc>
+          <w:tcPr>
+            <w:tcW w:w="2880" w:type="dxa"/>
+            <w:gridSpan w:val="3"/>
+            <w:tcBorders>
+              <w:top w:val="single" w:sz="4" w:space="0" w:color="auto"/>
+              <w:left w:val="nil"/>
+              <w:bottom w:val="single" w:sz="4" w:space="0" w:color="auto"/>
+              <w:right w:val="single" w:sz="4" w:space="0" w:color="000000"/>
+            </w:tcBorders>
+            <w:noWrap/>
+            <w:vAlign w:val="bottom"/>
+            <w:hideMark/>
+          </w:tcPr>
+          <w:p>
+            <w:pPr>
+              <w:spacing w:line="240" w:lineRule="auto"/>
+              <w:jc w:val="center"/>
+              <w:rPr>
+                <w:rFonts w:ascii="Calibri" w:hAnsi="Calibri" w:cs="Calibri"/>
+                <w:color w:val="000000"/>
+                <w:lang w:val="en-MY" w:eastAsia="en-MY"/>
+              </w:rPr>
+            </w:pPr>
+            <w:r>
+              <w:rPr>
+                <w:rFonts w:ascii="Calibri" w:hAnsi="Calibri" w:cs="Calibri"/>
+                <w:color w:val="000000"/>
+                <w:sz w:val="22"/>
+                <w:lang w:val="en-MY" w:eastAsia="en-MY"/>
+              </w:rPr>
+              <w:t> </w:t>
+            </w:r>
+          </w:p>
+        </w:tc>
+      </w:tr>
+      <w:tr>
+        <w:trPr>
+          <w:trHeight w:val="555"/>
+        </w:trPr>
+        <w:tc>
+          <w:tcPr>
+            <w:tcW w:w="1400" w:type="dxa"/>
+            <w:vMerge/>
+            <w:tcBorders>
+              <w:top w:val="nil"/>
+              <w:left w:val="single" w:sz="4" w:space="0" w:color="auto"/>
+              <w:bottom w:val="single" w:sz="4" w:space="0" w:color="auto"/>
+              <w:right w:val="single" w:sz="4" w:space="0" w:color="auto"/>
+            </w:tcBorders>
+            <w:vAlign w:val="center"/>
+            <w:hideMark/>
+          </w:tcPr>
+          <w:p>
+            <w:pPr>
+              <w:spacing w:line="240" w:lineRule="auto"/>
+              <w:rPr>
+                <w:b/>
+                <w:bCs/>
+                <w:color w:val="000000"/>
+                <w:sz w:val="20"/>
+                <w:szCs w:val="20"/>
+                <w:lang w:val="en-MY" w:eastAsia="en-MY"/>
+              </w:rPr>
+            </w:pPr>
+          </w:p>
+        </w:tc>
+        <w:tc>
+          <w:tcPr>
+            <w:tcW w:w="3340" w:type="dxa"/>
+            <w:tcBorders>
+              <w:top w:val="nil"/>
+              <w:left w:val="nil"/>
+              <w:bottom w:val="single" w:sz="4" w:space="0" w:color="auto"/>
+              <w:right w:val="single" w:sz="4" w:space="0" w:color="auto"/>
+            </w:tcBorders>
+            <w:vAlign w:val="center"/>
+            <w:hideMark/>
+          </w:tcPr>
+          <w:p>
+            <w:pPr>
+              <w:spacing w:line="240" w:lineRule="auto"/>
+              <w:rPr>
+                <w:color w:val="000000"/>
+                <w:sz w:val="20"/>
+                <w:szCs w:val="20"/>
+                <w:lang w:val="en-MY" w:eastAsia="en-MY"/>
+              </w:rPr>
+            </w:pPr>
+            <w:r>
+              <w:rPr>
+                <w:color w:val="000000"/>
+                <w:sz w:val="20"/>
+                <w:szCs w:val="20"/>
+                <w:lang w:val="en-MY" w:eastAsia="en-MY"/>
+              </w:rPr>
+              <w:t xml:space="preserve">Milestones/Deliverables            </w:t>
+            </w:r>
+          </w:p>
+        </w:tc>
+        <w:tc>
+          <w:tcPr>
+            <w:tcW w:w="920" w:type="dxa"/>
+            <w:tcBorders>
+              <w:top w:val="nil"/>
+              <w:left w:val="nil"/>
+              <w:bottom w:val="single" w:sz="4" w:space="0" w:color="auto"/>
+              <w:right w:val="single" w:sz="4" w:space="0" w:color="auto"/>
+            </w:tcBorders>
+            <w:vAlign w:val="center"/>
+            <w:hideMark/>
+          </w:tcPr>
+          <w:p>
+            <w:pPr>
+              <w:spacing w:line="240" w:lineRule="auto"/>
+              <w:jc w:val="right"/>
+              <w:rPr>
+                <w:color w:val="000000"/>
+                <w:sz w:val="20"/>
+                <w:szCs w:val="20"/>
+                <w:lang w:val="en-MY" w:eastAsia="en-MY"/>
+              </w:rPr>
+            </w:pPr>
+            <w:r>
+              <w:rPr>
+                <w:color w:val="000000"/>
+                <w:sz w:val="20"/>
+                <w:szCs w:val="20"/>
+                <w:lang w:val="en-MY" w:eastAsia="en-MY"/>
+              </w:rPr>
+              <w:t>5</w:t>
+            </w:r>
+          </w:p>
+        </w:tc>
+        <w:tc>
+          <w:tcPr>
+            <w:tcW w:w="960" w:type="dxa"/>
+            <w:tcBorders>
+              <w:top w:val="nil"/>
+              <w:left w:val="nil"/>
+              <w:bottom w:val="single" w:sz="4" w:space="0" w:color="auto"/>
+              <w:right w:val="single" w:sz="4" w:space="0" w:color="auto"/>
+            </w:tcBorders>
+            <w:vAlign w:val="center"/>
+            <w:hideMark/>
+          </w:tcPr>
+          <w:p>
+            <w:pPr>
+              <w:spacing w:line="240" w:lineRule="auto"/>
+              <w:rPr>
+                <w:color w:val="000000"/>
+                <w:lang w:val="en-MY" w:eastAsia="en-MY"/>
+              </w:rPr>
+            </w:pPr>
+            <w:r>
+              <w:rPr>
+                <w:color w:val="000000"/>
+                <w:lang w:val="en-MY" w:eastAsia="en-MY"/>
+              </w:rPr>
+              <w:t> </w:t>
+            </w:r>
+          </w:p>
+        </w:tc>
+        <w:tc>
+          <w:tcPr>
+            <w:tcW w:w="1300" w:type="dxa"/>
+            <w:tcBorders>
+              <w:top w:val="nil"/>
+              <w:left w:val="nil"/>
+              <w:bottom w:val="single" w:sz="4" w:space="0" w:color="auto"/>
+              <w:right w:val="single" w:sz="4" w:space="0" w:color="auto"/>
+            </w:tcBorders>
+            <w:vAlign w:val="center"/>
+            <w:hideMark/>
+          </w:tcPr>
+          <w:p>
+            <w:pPr>
+              <w:spacing w:line="240" w:lineRule="auto"/>
+              <w:rPr>
+                <w:color w:val="000000"/>
+                <w:lang w:val="en-MY" w:eastAsia="en-MY"/>
+              </w:rPr>
+            </w:pPr>
+            <w:r>
+              <w:rPr>
+                <w:color w:val="000000"/>
+                <w:lang w:val="en-MY" w:eastAsia="en-MY"/>
+              </w:rPr>
+              <w:t> </w:t>
+            </w:r>
+          </w:p>
+        </w:tc>
+        <w:tc>
+          <w:tcPr>
+            <w:tcW w:w="960" w:type="dxa"/>
+            <w:tcBorders>
+              <w:top w:val="nil"/>
+              <w:left w:val="nil"/>
+              <w:bottom w:val="single" w:sz="4" w:space="0" w:color="auto"/>
+              <w:right w:val="single" w:sz="4" w:space="0" w:color="auto"/>
+            </w:tcBorders>
+            <w:vAlign w:val="center"/>
+            <w:hideMark/>
+          </w:tcPr>
+          <w:p>
+            <w:pPr>
+              <w:spacing w:line="240" w:lineRule="auto"/>
+              <w:rPr>
+                <w:color w:val="000000"/>
+                <w:lang w:val="en-MY" w:eastAsia="en-MY"/>
+              </w:rPr>
+            </w:pPr>
+            <w:r>
+              <w:rPr>
+                <w:color w:val="000000"/>
+                <w:lang w:val="en-MY" w:eastAsia="en-MY"/>
+              </w:rPr>
+              <w:t> </w:t>
+            </w:r>
+          </w:p>
+        </w:tc>
+        <w:tc>
+          <w:tcPr>
+            <w:tcW w:w="1640" w:type="dxa"/>
+            <w:tcBorders>
+              <w:top w:val="nil"/>
+              <w:left w:val="nil"/>
+              <w:bottom w:val="single" w:sz="4" w:space="0" w:color="auto"/>
+              <w:right w:val="single" w:sz="4" w:space="0" w:color="auto"/>
+            </w:tcBorders>
+            <w:vAlign w:val="center"/>
+            <w:hideMark/>
+          </w:tcPr>
+          <w:p>
+            <w:pPr>
+              <w:spacing w:line="240" w:lineRule="auto"/>
+              <w:rPr>
+                <w:color w:val="000000"/>
+                <w:lang w:val="en-MY" w:eastAsia="en-MY"/>
+              </w:rPr>
+            </w:pPr>
+            <w:r>
+              <w:rPr>
+                <w:color w:val="000000"/>
+                <w:lang w:val="en-MY" w:eastAsia="en-MY"/>
+              </w:rPr>
+              <w:t> </w:t>
+            </w:r>
+          </w:p>
+        </w:tc>
+        <w:tc>
+          <w:tcPr>
+            <w:tcW w:w="960" w:type="dxa"/>
+            <w:tcBorders>
+              <w:top w:val="single" w:sz="4" w:space="0" w:color="auto"/>
+              <w:left w:val="nil"/>
+              <w:bottom w:val="single" w:sz="4" w:space="0" w:color="auto"/>
+              <w:right w:val="nil"/>
+            </w:tcBorders>
+          </w:tcPr>
+          <w:p>
+            <w:pPr>
+              <w:spacing w:line="240" w:lineRule="auto"/>
+              <w:jc w:val="center"/>
+              <w:rPr>
+                <w:rFonts w:ascii="Calibri" w:hAnsi="Calibri" w:cs="Calibri"/>
+                <w:color w:val="000000"/>
+                <w:lang w:val="en-MY" w:eastAsia="en-MY"/>
+              </w:rPr>
+            </w:pPr>
+          </w:p>
+        </w:tc>
+        <w:tc>
+          <w:tcPr>
+            <w:tcW w:w="2880" w:type="dxa"/>
+            <w:gridSpan w:val="3"/>
+            <w:tcBorders>
+              <w:top w:val="single" w:sz="4" w:space="0" w:color="auto"/>
+              <w:left w:val="nil"/>
+              <w:bottom w:val="single" w:sz="4" w:space="0" w:color="auto"/>
+              <w:right w:val="single" w:sz="4" w:space="0" w:color="000000"/>
+            </w:tcBorders>
+            <w:noWrap/>
+            <w:vAlign w:val="bottom"/>
+            <w:hideMark/>
+          </w:tcPr>
+          <w:p>
+            <w:pPr>
+              <w:spacing w:line="240" w:lineRule="auto"/>
+              <w:jc w:val="center"/>
+              <w:rPr>
+                <w:rFonts w:ascii="Calibri" w:hAnsi="Calibri" w:cs="Calibri"/>
+                <w:color w:val="000000"/>
+                <w:lang w:val="en-MY" w:eastAsia="en-MY"/>
+              </w:rPr>
+            </w:pPr>
+            <w:r>
+              <w:rPr>
+                <w:rFonts w:ascii="Calibri" w:hAnsi="Calibri" w:cs="Calibri"/>
+                <w:color w:val="000000"/>
+                <w:sz w:val="22"/>
+                <w:lang w:val="en-MY" w:eastAsia="en-MY"/>
+              </w:rPr>
+              <w:t> </w:t>
+            </w:r>
+          </w:p>
+        </w:tc>
+      </w:tr>
+      <w:tr>
+        <w:trPr>
+          <w:trHeight w:val="950"/>
+        </w:trPr>
+        <w:tc>
+          <w:tcPr>
+            <w:tcW w:w="1400" w:type="dxa"/>
+            <w:vMerge/>
+            <w:tcBorders>
+              <w:top w:val="nil"/>
+              <w:left w:val="single" w:sz="4" w:space="0" w:color="auto"/>
+              <w:bottom w:val="single" w:sz="4" w:space="0" w:color="auto"/>
+              <w:right w:val="single" w:sz="4" w:space="0" w:color="auto"/>
+            </w:tcBorders>
+            <w:vAlign w:val="center"/>
+            <w:hideMark/>
+          </w:tcPr>
+          <w:p>
+            <w:pPr>
+              <w:spacing w:line="240" w:lineRule="auto"/>
+              <w:rPr>
+                <w:b/>
+                <w:bCs/>
+                <w:color w:val="000000"/>
+                <w:sz w:val="20"/>
+                <w:szCs w:val="20"/>
+                <w:lang w:val="en-MY" w:eastAsia="en-MY"/>
+              </w:rPr>
+            </w:pPr>
+          </w:p>
+        </w:tc>
+        <w:tc>
+          <w:tcPr>
+            <w:tcW w:w="3340" w:type="dxa"/>
+            <w:tcBorders>
+              <w:top w:val="nil"/>
+              <w:left w:val="nil"/>
+              <w:bottom w:val="single" w:sz="4" w:space="0" w:color="auto"/>
+              <w:right w:val="single" w:sz="4" w:space="0" w:color="auto"/>
+            </w:tcBorders>
+            <w:vAlign w:val="center"/>
+            <w:hideMark/>
+          </w:tcPr>
+          <w:p>
+            <w:pPr>
+              <w:spacing w:line="240" w:lineRule="auto"/>
+              <w:rPr>
+                <w:color w:val="000000"/>
+                <w:sz w:val="20"/>
+                <w:szCs w:val="20"/>
+                <w:lang w:val="en-MY" w:eastAsia="en-MY"/>
+              </w:rPr>
+            </w:pPr>
+            <w:r>
+              <w:rPr>
+                <w:color w:val="000000"/>
+                <w:sz w:val="20"/>
+                <w:szCs w:val="20"/>
+                <w:lang w:val="en-MY" w:eastAsia="en-MY"/>
+              </w:rPr>
+              <w:t xml:space="preserve">Gantt chart   - </w:t>
+            </w:r>
+            <w:proofErr w:type="gramStart"/>
+            <w:r>
+              <w:rPr>
+                <w:color w:val="000000"/>
+                <w:sz w:val="20"/>
+                <w:szCs w:val="20"/>
+                <w:lang w:val="en-MY" w:eastAsia="en-MY"/>
+              </w:rPr>
+              <w:t>Timelines,  Predecessors</w:t>
+            </w:r>
+            <w:proofErr w:type="gramEnd"/>
+            <w:r>
+              <w:rPr>
+                <w:color w:val="000000"/>
+                <w:sz w:val="20"/>
+                <w:szCs w:val="20"/>
+                <w:lang w:val="en-MY" w:eastAsia="en-MY"/>
+              </w:rPr>
+              <w:t xml:space="preserve">, Resource Usage, milestones                            </w:t>
+            </w:r>
+          </w:p>
+        </w:tc>
+        <w:tc>
+          <w:tcPr>
+            <w:tcW w:w="920" w:type="dxa"/>
+            <w:tcBorders>
+              <w:top w:val="nil"/>
+              <w:left w:val="nil"/>
+              <w:bottom w:val="single" w:sz="4" w:space="0" w:color="auto"/>
+              <w:right w:val="single" w:sz="4" w:space="0" w:color="auto"/>
+            </w:tcBorders>
+            <w:vAlign w:val="center"/>
+            <w:hideMark/>
+          </w:tcPr>
+          <w:p>
+            <w:pPr>
+              <w:spacing w:line="240" w:lineRule="auto"/>
+              <w:jc w:val="right"/>
+              <w:rPr>
+                <w:color w:val="000000"/>
+                <w:sz w:val="20"/>
+                <w:szCs w:val="20"/>
+                <w:lang w:val="en-MY" w:eastAsia="en-MY"/>
+              </w:rPr>
+            </w:pPr>
+            <w:r>
+              <w:rPr>
+                <w:color w:val="000000"/>
+                <w:sz w:val="20"/>
+                <w:szCs w:val="20"/>
+                <w:lang w:val="en-MY" w:eastAsia="en-MY"/>
+              </w:rPr>
+              <w:t>5</w:t>
+            </w:r>
+          </w:p>
+        </w:tc>
+        <w:tc>
+          <w:tcPr>
+            <w:tcW w:w="960" w:type="dxa"/>
+            <w:tcBorders>
+              <w:top w:val="nil"/>
+              <w:left w:val="nil"/>
+              <w:bottom w:val="single" w:sz="4" w:space="0" w:color="auto"/>
+              <w:right w:val="single" w:sz="4" w:space="0" w:color="auto"/>
+            </w:tcBorders>
+            <w:vAlign w:val="center"/>
+            <w:hideMark/>
+          </w:tcPr>
+          <w:p>
+            <w:pPr>
+              <w:spacing w:line="240" w:lineRule="auto"/>
+              <w:rPr>
+                <w:color w:val="000000"/>
+                <w:lang w:val="en-MY" w:eastAsia="en-MY"/>
+              </w:rPr>
+            </w:pPr>
+            <w:r>
+              <w:rPr>
+                <w:color w:val="000000"/>
+                <w:lang w:val="en-MY" w:eastAsia="en-MY"/>
+              </w:rPr>
+              <w:t> </w:t>
+            </w:r>
+          </w:p>
+        </w:tc>
+        <w:tc>
+          <w:tcPr>
+            <w:tcW w:w="1300" w:type="dxa"/>
+            <w:tcBorders>
+              <w:top w:val="nil"/>
+              <w:left w:val="nil"/>
+              <w:bottom w:val="single" w:sz="4" w:space="0" w:color="auto"/>
+              <w:right w:val="single" w:sz="4" w:space="0" w:color="auto"/>
+            </w:tcBorders>
+            <w:vAlign w:val="center"/>
+            <w:hideMark/>
+          </w:tcPr>
+          <w:p>
+            <w:pPr>
+              <w:spacing w:line="240" w:lineRule="auto"/>
+              <w:rPr>
+                <w:color w:val="000000"/>
+                <w:lang w:val="en-MY" w:eastAsia="en-MY"/>
+              </w:rPr>
+            </w:pPr>
+            <w:r>
+              <w:rPr>
+                <w:color w:val="000000"/>
+                <w:lang w:val="en-MY" w:eastAsia="en-MY"/>
+              </w:rPr>
+              <w:t> </w:t>
+            </w:r>
+          </w:p>
+        </w:tc>
+        <w:tc>
+          <w:tcPr>
+            <w:tcW w:w="960" w:type="dxa"/>
+            <w:tcBorders>
+              <w:top w:val="nil"/>
+              <w:left w:val="nil"/>
+              <w:bottom w:val="single" w:sz="4" w:space="0" w:color="auto"/>
+              <w:right w:val="single" w:sz="4" w:space="0" w:color="auto"/>
+            </w:tcBorders>
+            <w:vAlign w:val="center"/>
+            <w:hideMark/>
+          </w:tcPr>
+          <w:p>
+            <w:pPr>
+              <w:spacing w:line="240" w:lineRule="auto"/>
+              <w:rPr>
+                <w:color w:val="000000"/>
+                <w:lang w:val="en-MY" w:eastAsia="en-MY"/>
+              </w:rPr>
+            </w:pPr>
+            <w:r>
+              <w:rPr>
+                <w:color w:val="000000"/>
+                <w:lang w:val="en-MY" w:eastAsia="en-MY"/>
+              </w:rPr>
+              <w:t> </w:t>
+            </w:r>
+          </w:p>
+        </w:tc>
+        <w:tc>
+          <w:tcPr>
+            <w:tcW w:w="1640" w:type="dxa"/>
+            <w:tcBorders>
+              <w:top w:val="nil"/>
+              <w:left w:val="nil"/>
+              <w:bottom w:val="single" w:sz="4" w:space="0" w:color="auto"/>
+              <w:right w:val="single" w:sz="4" w:space="0" w:color="auto"/>
+            </w:tcBorders>
+            <w:vAlign w:val="center"/>
+            <w:hideMark/>
+          </w:tcPr>
+          <w:p>
+            <w:pPr>
+              <w:spacing w:line="240" w:lineRule="auto"/>
+              <w:rPr>
+                <w:color w:val="000000"/>
+                <w:lang w:val="en-MY" w:eastAsia="en-MY"/>
+              </w:rPr>
+            </w:pPr>
+            <w:r>
+              <w:rPr>
+                <w:color w:val="000000"/>
+                <w:lang w:val="en-MY" w:eastAsia="en-MY"/>
+              </w:rPr>
+              <w:t> </w:t>
+            </w:r>
+          </w:p>
+        </w:tc>
+        <w:tc>
+          <w:tcPr>
+            <w:tcW w:w="960" w:type="dxa"/>
+            <w:tcBorders>
+              <w:top w:val="single" w:sz="4" w:space="0" w:color="auto"/>
+              <w:left w:val="nil"/>
+              <w:bottom w:val="single" w:sz="4" w:space="0" w:color="auto"/>
+              <w:right w:val="nil"/>
+            </w:tcBorders>
+          </w:tcPr>
+          <w:p>
+            <w:pPr>
+              <w:spacing w:line="240" w:lineRule="auto"/>
+              <w:jc w:val="center"/>
+              <w:rPr>
+                <w:rFonts w:ascii="Calibri" w:hAnsi="Calibri" w:cs="Calibri"/>
+                <w:color w:val="000000"/>
+                <w:lang w:val="en-MY" w:eastAsia="en-MY"/>
+              </w:rPr>
+            </w:pPr>
+          </w:p>
+        </w:tc>
+        <w:tc>
+          <w:tcPr>
+            <w:tcW w:w="2880" w:type="dxa"/>
+            <w:gridSpan w:val="3"/>
+            <w:tcBorders>
+              <w:top w:val="single" w:sz="4" w:space="0" w:color="auto"/>
+              <w:left w:val="nil"/>
+              <w:bottom w:val="single" w:sz="4" w:space="0" w:color="auto"/>
+              <w:right w:val="single" w:sz="4" w:space="0" w:color="000000"/>
+            </w:tcBorders>
+            <w:noWrap/>
+            <w:vAlign w:val="bottom"/>
+            <w:hideMark/>
+          </w:tcPr>
+          <w:p>
+            <w:pPr>
+              <w:spacing w:line="240" w:lineRule="auto"/>
+              <w:jc w:val="center"/>
+              <w:rPr>
+                <w:rFonts w:ascii="Calibri" w:hAnsi="Calibri" w:cs="Calibri"/>
+                <w:color w:val="000000"/>
+                <w:lang w:val="en-MY" w:eastAsia="en-MY"/>
+              </w:rPr>
+            </w:pPr>
+            <w:r>
+              <w:rPr>
+                <w:rFonts w:ascii="Calibri" w:hAnsi="Calibri" w:cs="Calibri"/>
+                <w:color w:val="000000"/>
+                <w:sz w:val="22"/>
+                <w:lang w:val="en-MY" w:eastAsia="en-MY"/>
+              </w:rPr>
+              <w:t> </w:t>
+            </w:r>
+          </w:p>
+        </w:tc>
+      </w:tr>
+      <w:tr>
+        <w:trPr>
+          <w:trHeight w:val="300"/>
+        </w:trPr>
+        <w:tc>
+          <w:tcPr>
+            <w:tcW w:w="1400" w:type="dxa"/>
+            <w:vMerge w:val="restart"/>
+            <w:tcBorders>
+              <w:top w:val="nil"/>
+              <w:left w:val="single" w:sz="4" w:space="0" w:color="auto"/>
+              <w:bottom w:val="single" w:sz="4" w:space="0" w:color="auto"/>
+              <w:right w:val="single" w:sz="4" w:space="0" w:color="auto"/>
+            </w:tcBorders>
+            <w:vAlign w:val="center"/>
+            <w:hideMark/>
+          </w:tcPr>
+          <w:p>
+            <w:pPr>
+              <w:spacing w:line="240" w:lineRule="auto"/>
+              <w:rPr>
+                <w:b/>
+                <w:bCs/>
+                <w:color w:val="000000"/>
+                <w:sz w:val="20"/>
+                <w:szCs w:val="20"/>
+                <w:lang w:val="en-MY" w:eastAsia="en-MY"/>
+              </w:rPr>
+            </w:pPr>
+            <w:r>
+              <w:rPr>
+                <w:b/>
+                <w:bCs/>
+                <w:color w:val="000000"/>
+                <w:sz w:val="20"/>
+                <w:szCs w:val="20"/>
+                <w:lang w:val="en-MY" w:eastAsia="en-MY"/>
+              </w:rPr>
+              <w:t>CLO2</w:t>
+            </w:r>
+          </w:p>
+        </w:tc>
+        <w:tc>
+          <w:tcPr>
+            <w:tcW w:w="4260" w:type="dxa"/>
+            <w:gridSpan w:val="2"/>
+            <w:tcBorders>
+              <w:top w:val="single" w:sz="4" w:space="0" w:color="auto"/>
+              <w:left w:val="nil"/>
+              <w:bottom w:val="single" w:sz="4" w:space="0" w:color="auto"/>
+              <w:right w:val="single" w:sz="4" w:space="0" w:color="000000"/>
+            </w:tcBorders>
+            <w:shd w:val="clear" w:color="000000" w:fill="FFFF00"/>
+            <w:vAlign w:val="center"/>
+            <w:hideMark/>
+          </w:tcPr>
+          <w:p>
+            <w:pPr>
+              <w:spacing w:line="240" w:lineRule="auto"/>
+              <w:rPr>
+                <w:color w:val="000000"/>
+                <w:sz w:val="20"/>
+                <w:szCs w:val="20"/>
+                <w:lang w:val="en-MY" w:eastAsia="en-MY"/>
+              </w:rPr>
+            </w:pPr>
+            <w:r>
+              <w:rPr>
+                <w:color w:val="000000"/>
+                <w:sz w:val="20"/>
+                <w:szCs w:val="20"/>
+                <w:lang w:val="en-MY" w:eastAsia="en-MY"/>
+              </w:rPr>
+              <w:t>Resource planning [</w:t>
+            </w:r>
+            <w:r>
+              <w:rPr>
+                <w:color w:val="000000"/>
+                <w:sz w:val="20"/>
+                <w:szCs w:val="20"/>
+                <w:lang w:val="en-MY" w:eastAsia="en-MY"/>
+              </w:rPr>
+              <w:t>8</w:t>
+            </w:r>
+            <w:r>
+              <w:rPr>
+                <w:color w:val="000000"/>
+                <w:sz w:val="20"/>
+                <w:szCs w:val="20"/>
+                <w:lang w:val="en-MY" w:eastAsia="en-MY"/>
+              </w:rPr>
+              <w:t xml:space="preserve">] </w:t>
+            </w:r>
+          </w:p>
+        </w:tc>
+        <w:tc>
+          <w:tcPr>
+            <w:tcW w:w="960" w:type="dxa"/>
+            <w:tcBorders>
+              <w:top w:val="nil"/>
+              <w:left w:val="nil"/>
+              <w:bottom w:val="single" w:sz="4" w:space="0" w:color="auto"/>
+              <w:right w:val="single" w:sz="4" w:space="0" w:color="auto"/>
+            </w:tcBorders>
+            <w:shd w:val="clear" w:color="000000" w:fill="000000"/>
+            <w:vAlign w:val="center"/>
+            <w:hideMark/>
+          </w:tcPr>
+          <w:p>
+            <w:pPr>
+              <w:spacing w:line="240" w:lineRule="auto"/>
+              <w:rPr>
+                <w:color w:val="000000"/>
+                <w:lang w:val="en-MY" w:eastAsia="en-MY"/>
+              </w:rPr>
+            </w:pPr>
+            <w:r>
+              <w:rPr>
+                <w:color w:val="000000"/>
+                <w:lang w:val="en-MY" w:eastAsia="en-MY"/>
+              </w:rPr>
+              <w:t> </w:t>
+            </w:r>
+          </w:p>
+        </w:tc>
+        <w:tc>
+          <w:tcPr>
+            <w:tcW w:w="1300" w:type="dxa"/>
+            <w:tcBorders>
+              <w:top w:val="nil"/>
+              <w:left w:val="nil"/>
+              <w:bottom w:val="single" w:sz="4" w:space="0" w:color="auto"/>
+              <w:right w:val="single" w:sz="4" w:space="0" w:color="auto"/>
+            </w:tcBorders>
+            <w:shd w:val="clear" w:color="000000" w:fill="000000"/>
+            <w:vAlign w:val="center"/>
+            <w:hideMark/>
+          </w:tcPr>
+          <w:p>
+            <w:pPr>
+              <w:spacing w:line="240" w:lineRule="auto"/>
+              <w:rPr>
+                <w:color w:val="000000"/>
+                <w:lang w:val="en-MY" w:eastAsia="en-MY"/>
+              </w:rPr>
+            </w:pPr>
+            <w:r>
+              <w:rPr>
+                <w:color w:val="000000"/>
+                <w:lang w:val="en-MY" w:eastAsia="en-MY"/>
+              </w:rPr>
+              <w:t> </w:t>
+            </w:r>
+          </w:p>
+        </w:tc>
+        <w:tc>
+          <w:tcPr>
+            <w:tcW w:w="960" w:type="dxa"/>
+            <w:tcBorders>
+              <w:top w:val="nil"/>
+              <w:left w:val="nil"/>
+              <w:bottom w:val="single" w:sz="4" w:space="0" w:color="auto"/>
+              <w:right w:val="single" w:sz="4" w:space="0" w:color="auto"/>
+            </w:tcBorders>
+            <w:shd w:val="clear" w:color="000000" w:fill="000000"/>
+            <w:vAlign w:val="center"/>
+            <w:hideMark/>
+          </w:tcPr>
+          <w:p>
+            <w:pPr>
+              <w:spacing w:line="240" w:lineRule="auto"/>
+              <w:rPr>
+                <w:color w:val="000000"/>
+                <w:lang w:val="en-MY" w:eastAsia="en-MY"/>
+              </w:rPr>
+            </w:pPr>
+            <w:r>
+              <w:rPr>
+                <w:color w:val="000000"/>
+                <w:lang w:val="en-MY" w:eastAsia="en-MY"/>
+              </w:rPr>
+              <w:t> </w:t>
+            </w:r>
+          </w:p>
+        </w:tc>
+        <w:tc>
+          <w:tcPr>
+            <w:tcW w:w="1640" w:type="dxa"/>
+            <w:tcBorders>
+              <w:top w:val="nil"/>
+              <w:left w:val="nil"/>
+              <w:bottom w:val="single" w:sz="4" w:space="0" w:color="auto"/>
+              <w:right w:val="single" w:sz="4" w:space="0" w:color="auto"/>
+            </w:tcBorders>
+            <w:shd w:val="clear" w:color="000000" w:fill="000000"/>
+            <w:vAlign w:val="center"/>
+            <w:hideMark/>
+          </w:tcPr>
+          <w:p>
+            <w:pPr>
+              <w:spacing w:line="240" w:lineRule="auto"/>
+              <w:rPr>
+                <w:color w:val="000000"/>
+                <w:lang w:val="en-MY" w:eastAsia="en-MY"/>
+              </w:rPr>
+            </w:pPr>
+            <w:r>
+              <w:rPr>
+                <w:color w:val="000000"/>
+                <w:lang w:val="en-MY" w:eastAsia="en-MY"/>
+              </w:rPr>
+              <w:t> </w:t>
+            </w:r>
+          </w:p>
+        </w:tc>
+        <w:tc>
+          <w:tcPr>
+            <w:tcW w:w="960" w:type="dxa"/>
+            <w:tcBorders>
+              <w:top w:val="nil"/>
+              <w:left w:val="nil"/>
+              <w:bottom w:val="single" w:sz="4" w:space="0" w:color="auto"/>
+              <w:right w:val="single" w:sz="4" w:space="0" w:color="auto"/>
+            </w:tcBorders>
+            <w:shd w:val="clear" w:color="000000" w:fill="000000"/>
+            <w:vAlign w:val="center"/>
+            <w:hideMark/>
+          </w:tcPr>
+          <w:p>
+            <w:pPr>
+              <w:spacing w:line="240" w:lineRule="auto"/>
+              <w:rPr>
+                <w:color w:val="000000"/>
+                <w:lang w:val="en-MY" w:eastAsia="en-MY"/>
+              </w:rPr>
+            </w:pPr>
+            <w:r>
+              <w:rPr>
+                <w:color w:val="000000"/>
+                <w:lang w:val="en-MY" w:eastAsia="en-MY"/>
+              </w:rPr>
+              <w:t> </w:t>
+            </w:r>
+          </w:p>
+        </w:tc>
+        <w:tc>
+          <w:tcPr>
+            <w:tcW w:w="960" w:type="dxa"/>
+            <w:tcBorders>
+              <w:top w:val="nil"/>
+              <w:left w:val="nil"/>
+              <w:bottom w:val="single" w:sz="4" w:space="0" w:color="auto"/>
+              <w:right w:val="nil"/>
+            </w:tcBorders>
+            <w:shd w:val="clear" w:color="000000" w:fill="000000"/>
+          </w:tcPr>
+          <w:p>
+            <w:pPr>
+              <w:spacing w:line="240" w:lineRule="auto"/>
+              <w:rPr>
+                <w:rFonts w:ascii="Calibri" w:hAnsi="Calibri" w:cs="Calibri"/>
+                <w:color w:val="000000"/>
+                <w:lang w:val="en-MY" w:eastAsia="en-MY"/>
+              </w:rPr>
+            </w:pPr>
+          </w:p>
+        </w:tc>
+        <w:tc>
+          <w:tcPr>
+            <w:tcW w:w="960" w:type="dxa"/>
+            <w:tcBorders>
+              <w:top w:val="nil"/>
+              <w:left w:val="nil"/>
+              <w:bottom w:val="single" w:sz="4" w:space="0" w:color="auto"/>
+              <w:right w:val="single" w:sz="4" w:space="0" w:color="auto"/>
+            </w:tcBorders>
+            <w:shd w:val="clear" w:color="000000" w:fill="000000"/>
+            <w:noWrap/>
+            <w:vAlign w:val="bottom"/>
+            <w:hideMark/>
+          </w:tcPr>
+          <w:p>
+            <w:pPr>
+              <w:spacing w:line="240" w:lineRule="auto"/>
+              <w:rPr>
+                <w:rFonts w:ascii="Calibri" w:hAnsi="Calibri" w:cs="Calibri"/>
+                <w:color w:val="000000"/>
+                <w:lang w:val="en-MY" w:eastAsia="en-MY"/>
+              </w:rPr>
+            </w:pPr>
+            <w:r>
+              <w:rPr>
+                <w:rFonts w:ascii="Calibri" w:hAnsi="Calibri" w:cs="Calibri"/>
+                <w:color w:val="000000"/>
+                <w:sz w:val="22"/>
+                <w:lang w:val="en-MY" w:eastAsia="en-MY"/>
+              </w:rPr>
+              <w:t> </w:t>
+            </w:r>
+          </w:p>
+        </w:tc>
+        <w:tc>
+          <w:tcPr>
+            <w:tcW w:w="960" w:type="dxa"/>
+            <w:tcBorders>
+              <w:top w:val="nil"/>
+              <w:left w:val="nil"/>
+              <w:bottom w:val="nil"/>
+              <w:right w:val="nil"/>
+            </w:tcBorders>
+            <w:shd w:val="clear" w:color="000000" w:fill="000000"/>
+            <w:noWrap/>
+            <w:vAlign w:val="bottom"/>
+            <w:hideMark/>
+          </w:tcPr>
+          <w:p>
+            <w:pPr>
+              <w:spacing w:line="240" w:lineRule="auto"/>
+              <w:rPr>
+                <w:rFonts w:ascii="Calibri" w:hAnsi="Calibri" w:cs="Calibri"/>
+                <w:color w:val="000000"/>
+                <w:lang w:val="en-MY" w:eastAsia="en-MY"/>
+              </w:rPr>
+            </w:pPr>
+            <w:r>
+              <w:rPr>
+                <w:rFonts w:ascii="Calibri" w:hAnsi="Calibri" w:cs="Calibri"/>
+                <w:color w:val="000000"/>
+                <w:sz w:val="22"/>
+                <w:lang w:val="en-MY" w:eastAsia="en-MY"/>
+              </w:rPr>
+              <w:t> </w:t>
+            </w:r>
+          </w:p>
+        </w:tc>
+      </w:tr>
+      <w:tr>
+        <w:trPr>
+          <w:trHeight w:val="540"/>
+        </w:trPr>
+        <w:tc>
+          <w:tcPr>
+            <w:tcW w:w="1400" w:type="dxa"/>
+            <w:vMerge/>
+            <w:tcBorders>
+              <w:top w:val="nil"/>
+              <w:left w:val="single" w:sz="4" w:space="0" w:color="auto"/>
+              <w:bottom w:val="single" w:sz="4" w:space="0" w:color="auto"/>
+              <w:right w:val="single" w:sz="4" w:space="0" w:color="auto"/>
+            </w:tcBorders>
+            <w:vAlign w:val="center"/>
+            <w:hideMark/>
+          </w:tcPr>
+          <w:p>
+            <w:pPr>
+              <w:spacing w:line="240" w:lineRule="auto"/>
+              <w:rPr>
+                <w:b/>
+                <w:bCs/>
+                <w:color w:val="000000"/>
+                <w:sz w:val="20"/>
+                <w:szCs w:val="20"/>
+                <w:lang w:val="en-MY" w:eastAsia="en-MY"/>
+              </w:rPr>
+            </w:pPr>
+          </w:p>
+        </w:tc>
+        <w:tc>
+          <w:tcPr>
+            <w:tcW w:w="3340" w:type="dxa"/>
+            <w:tcBorders>
+              <w:top w:val="nil"/>
+              <w:left w:val="nil"/>
+              <w:bottom w:val="single" w:sz="4" w:space="0" w:color="auto"/>
+              <w:right w:val="single" w:sz="4" w:space="0" w:color="auto"/>
+            </w:tcBorders>
+            <w:vAlign w:val="center"/>
+            <w:hideMark/>
+          </w:tcPr>
+          <w:p>
+            <w:pPr>
+              <w:spacing w:line="240" w:lineRule="auto"/>
+              <w:rPr>
+                <w:color w:val="000000"/>
+                <w:sz w:val="20"/>
+                <w:szCs w:val="20"/>
+                <w:lang w:val="en-MY" w:eastAsia="en-MY"/>
+              </w:rPr>
+            </w:pPr>
+            <w:r>
+              <w:rPr>
+                <w:color w:val="000000"/>
+                <w:sz w:val="20"/>
+                <w:szCs w:val="20"/>
+                <w:lang w:val="en-MY" w:eastAsia="en-MY"/>
+              </w:rPr>
+              <w:t>Development</w:t>
+            </w:r>
+            <w:r>
+              <w:rPr>
+                <w:color w:val="000000"/>
+                <w:sz w:val="20"/>
+                <w:szCs w:val="20"/>
+                <w:lang w:val="en-MY" w:eastAsia="en-MY"/>
+              </w:rPr>
+              <w:br/>
+              <w:t xml:space="preserve">Hardware/Software                  </w:t>
+            </w:r>
+          </w:p>
+        </w:tc>
+        <w:tc>
+          <w:tcPr>
+            <w:tcW w:w="920" w:type="dxa"/>
+            <w:tcBorders>
+              <w:top w:val="nil"/>
+              <w:left w:val="nil"/>
+              <w:bottom w:val="single" w:sz="4" w:space="0" w:color="auto"/>
+              <w:right w:val="single" w:sz="4" w:space="0" w:color="auto"/>
+            </w:tcBorders>
+            <w:vAlign w:val="center"/>
+            <w:hideMark/>
+          </w:tcPr>
+          <w:p>
+            <w:pPr>
+              <w:spacing w:line="240" w:lineRule="auto"/>
+              <w:jc w:val="right"/>
+              <w:rPr>
+                <w:color w:val="000000"/>
+                <w:sz w:val="20"/>
+                <w:szCs w:val="20"/>
+                <w:lang w:val="en-MY" w:eastAsia="en-MY"/>
+              </w:rPr>
+            </w:pPr>
+            <w:r>
+              <w:rPr>
+                <w:color w:val="000000"/>
+                <w:sz w:val="20"/>
+                <w:szCs w:val="20"/>
+                <w:lang w:val="en-MY" w:eastAsia="en-MY"/>
+              </w:rPr>
+              <w:t>4</w:t>
+            </w:r>
+          </w:p>
+        </w:tc>
+        <w:tc>
+          <w:tcPr>
+            <w:tcW w:w="960" w:type="dxa"/>
+            <w:tcBorders>
+              <w:top w:val="nil"/>
+              <w:left w:val="nil"/>
+              <w:bottom w:val="single" w:sz="4" w:space="0" w:color="auto"/>
+              <w:right w:val="single" w:sz="4" w:space="0" w:color="auto"/>
+            </w:tcBorders>
+            <w:vAlign w:val="center"/>
+            <w:hideMark/>
+          </w:tcPr>
+          <w:p>
+            <w:pPr>
+              <w:spacing w:line="240" w:lineRule="auto"/>
+              <w:rPr>
+                <w:color w:val="000000"/>
+                <w:lang w:val="en-MY" w:eastAsia="en-MY"/>
+              </w:rPr>
+            </w:pPr>
+            <w:r>
+              <w:rPr>
+                <w:color w:val="000000"/>
+                <w:lang w:val="en-MY" w:eastAsia="en-MY"/>
+              </w:rPr>
+              <w:t> </w:t>
+            </w:r>
+          </w:p>
+        </w:tc>
+        <w:tc>
+          <w:tcPr>
+            <w:tcW w:w="1300" w:type="dxa"/>
+            <w:tcBorders>
+              <w:top w:val="nil"/>
+              <w:left w:val="nil"/>
+              <w:bottom w:val="single" w:sz="4" w:space="0" w:color="auto"/>
+              <w:right w:val="single" w:sz="4" w:space="0" w:color="auto"/>
+            </w:tcBorders>
+            <w:vAlign w:val="center"/>
+            <w:hideMark/>
+          </w:tcPr>
+          <w:p>
+            <w:pPr>
+              <w:spacing w:line="240" w:lineRule="auto"/>
+              <w:rPr>
+                <w:color w:val="000000"/>
+                <w:lang w:val="en-MY" w:eastAsia="en-MY"/>
+              </w:rPr>
+            </w:pPr>
+            <w:r>
+              <w:rPr>
+                <w:color w:val="000000"/>
+                <w:lang w:val="en-MY" w:eastAsia="en-MY"/>
+              </w:rPr>
+              <w:t> </w:t>
+            </w:r>
+          </w:p>
+        </w:tc>
+        <w:tc>
+          <w:tcPr>
+            <w:tcW w:w="960" w:type="dxa"/>
+            <w:tcBorders>
+              <w:top w:val="nil"/>
+              <w:left w:val="nil"/>
+              <w:bottom w:val="single" w:sz="4" w:space="0" w:color="auto"/>
+              <w:right w:val="single" w:sz="4" w:space="0" w:color="auto"/>
+            </w:tcBorders>
+            <w:vAlign w:val="center"/>
+            <w:hideMark/>
+          </w:tcPr>
+          <w:p>
+            <w:pPr>
+              <w:spacing w:line="240" w:lineRule="auto"/>
+              <w:rPr>
+                <w:color w:val="000000"/>
+                <w:lang w:val="en-MY" w:eastAsia="en-MY"/>
+              </w:rPr>
+            </w:pPr>
+            <w:r>
+              <w:rPr>
+                <w:color w:val="000000"/>
+                <w:lang w:val="en-MY" w:eastAsia="en-MY"/>
+              </w:rPr>
+              <w:t> </w:t>
+            </w:r>
+          </w:p>
+        </w:tc>
+        <w:tc>
+          <w:tcPr>
+            <w:tcW w:w="1640" w:type="dxa"/>
+            <w:tcBorders>
+              <w:top w:val="nil"/>
+              <w:left w:val="nil"/>
+              <w:bottom w:val="single" w:sz="4" w:space="0" w:color="auto"/>
+              <w:right w:val="single" w:sz="4" w:space="0" w:color="auto"/>
+            </w:tcBorders>
+            <w:vAlign w:val="center"/>
+            <w:hideMark/>
+          </w:tcPr>
+          <w:p>
+            <w:pPr>
+              <w:spacing w:line="240" w:lineRule="auto"/>
+              <w:rPr>
+                <w:color w:val="000000"/>
+                <w:lang w:val="en-MY" w:eastAsia="en-MY"/>
+              </w:rPr>
+            </w:pPr>
+            <w:r>
+              <w:rPr>
+                <w:color w:val="000000"/>
+                <w:lang w:val="en-MY" w:eastAsia="en-MY"/>
+              </w:rPr>
+              <w:t> </w:t>
+            </w:r>
+          </w:p>
+        </w:tc>
+        <w:tc>
+          <w:tcPr>
+            <w:tcW w:w="960" w:type="dxa"/>
+            <w:tcBorders>
+              <w:top w:val="single" w:sz="4" w:space="0" w:color="auto"/>
+              <w:left w:val="nil"/>
+              <w:bottom w:val="single" w:sz="4" w:space="0" w:color="auto"/>
+              <w:right w:val="nil"/>
+            </w:tcBorders>
+          </w:tcPr>
+          <w:p>
+            <w:pPr>
+              <w:spacing w:line="240" w:lineRule="auto"/>
+              <w:jc w:val="center"/>
+              <w:rPr>
+                <w:rFonts w:ascii="Calibri" w:hAnsi="Calibri" w:cs="Calibri"/>
+                <w:color w:val="000000"/>
+                <w:lang w:val="en-MY" w:eastAsia="en-MY"/>
+              </w:rPr>
+            </w:pPr>
+          </w:p>
+        </w:tc>
+        <w:tc>
+          <w:tcPr>
+            <w:tcW w:w="2880" w:type="dxa"/>
+            <w:gridSpan w:val="3"/>
+            <w:tcBorders>
+              <w:top w:val="single" w:sz="4" w:space="0" w:color="auto"/>
+              <w:left w:val="nil"/>
+              <w:bottom w:val="single" w:sz="4" w:space="0" w:color="auto"/>
+              <w:right w:val="single" w:sz="4" w:space="0" w:color="000000"/>
+            </w:tcBorders>
+            <w:noWrap/>
+            <w:vAlign w:val="bottom"/>
+            <w:hideMark/>
+          </w:tcPr>
+          <w:p>
+            <w:pPr>
+              <w:spacing w:line="240" w:lineRule="auto"/>
+              <w:jc w:val="center"/>
+              <w:rPr>
+                <w:rFonts w:ascii="Calibri" w:hAnsi="Calibri" w:cs="Calibri"/>
+                <w:color w:val="000000"/>
+                <w:lang w:val="en-MY" w:eastAsia="en-MY"/>
+              </w:rPr>
+            </w:pPr>
+            <w:r>
+              <w:rPr>
+                <w:rFonts w:ascii="Calibri" w:hAnsi="Calibri" w:cs="Calibri"/>
+                <w:color w:val="000000"/>
+                <w:sz w:val="22"/>
+                <w:lang w:val="en-MY" w:eastAsia="en-MY"/>
+              </w:rPr>
+              <w:t> </w:t>
+            </w:r>
+          </w:p>
+        </w:tc>
+      </w:tr>
+      <w:tr>
+        <w:trPr>
+          <w:trHeight w:val="585"/>
+        </w:trPr>
+        <w:tc>
+          <w:tcPr>
+            <w:tcW w:w="1400" w:type="dxa"/>
+            <w:vMerge/>
+            <w:tcBorders>
+              <w:top w:val="nil"/>
+              <w:left w:val="single" w:sz="4" w:space="0" w:color="auto"/>
+              <w:bottom w:val="single" w:sz="4" w:space="0" w:color="auto"/>
+              <w:right w:val="single" w:sz="4" w:space="0" w:color="auto"/>
+            </w:tcBorders>
+            <w:vAlign w:val="center"/>
+            <w:hideMark/>
+          </w:tcPr>
+          <w:p>
+            <w:pPr>
+              <w:spacing w:line="240" w:lineRule="auto"/>
+              <w:rPr>
+                <w:b/>
+                <w:bCs/>
+                <w:color w:val="000000"/>
+                <w:sz w:val="20"/>
+                <w:szCs w:val="20"/>
+                <w:lang w:val="en-MY" w:eastAsia="en-MY"/>
+              </w:rPr>
+            </w:pPr>
+          </w:p>
+        </w:tc>
+        <w:tc>
+          <w:tcPr>
+            <w:tcW w:w="3340" w:type="dxa"/>
+            <w:tcBorders>
+              <w:top w:val="nil"/>
+              <w:left w:val="nil"/>
+              <w:bottom w:val="single" w:sz="4" w:space="0" w:color="auto"/>
+              <w:right w:val="single" w:sz="4" w:space="0" w:color="auto"/>
+            </w:tcBorders>
+            <w:vAlign w:val="center"/>
+            <w:hideMark/>
+          </w:tcPr>
+          <w:p>
+            <w:pPr>
+              <w:spacing w:line="240" w:lineRule="auto"/>
+              <w:rPr>
+                <w:color w:val="000000"/>
+                <w:sz w:val="20"/>
+                <w:szCs w:val="20"/>
+                <w:lang w:val="en-MY" w:eastAsia="en-MY"/>
+              </w:rPr>
+            </w:pPr>
+            <w:r>
+              <w:rPr>
+                <w:color w:val="000000"/>
+                <w:sz w:val="20"/>
+                <w:szCs w:val="20"/>
+                <w:lang w:val="en-MY" w:eastAsia="en-MY"/>
+              </w:rPr>
+              <w:t xml:space="preserve">Demo Environment Hardware/Software                  </w:t>
+            </w:r>
+          </w:p>
+        </w:tc>
+        <w:tc>
+          <w:tcPr>
+            <w:tcW w:w="920" w:type="dxa"/>
+            <w:tcBorders>
+              <w:top w:val="nil"/>
+              <w:left w:val="nil"/>
+              <w:bottom w:val="single" w:sz="4" w:space="0" w:color="auto"/>
+              <w:right w:val="single" w:sz="4" w:space="0" w:color="auto"/>
+            </w:tcBorders>
+            <w:vAlign w:val="center"/>
+            <w:hideMark/>
+          </w:tcPr>
+          <w:p>
+            <w:pPr>
+              <w:spacing w:line="240" w:lineRule="auto"/>
+              <w:jc w:val="right"/>
+              <w:rPr>
+                <w:color w:val="000000"/>
+                <w:sz w:val="20"/>
+                <w:szCs w:val="20"/>
+                <w:lang w:val="en-MY" w:eastAsia="en-MY"/>
+              </w:rPr>
+            </w:pPr>
+            <w:r>
+              <w:rPr>
+                <w:color w:val="000000"/>
+                <w:sz w:val="20"/>
+                <w:szCs w:val="20"/>
+                <w:lang w:val="en-MY" w:eastAsia="en-MY"/>
+              </w:rPr>
+              <w:t>2</w:t>
+            </w:r>
+          </w:p>
+        </w:tc>
+        <w:tc>
+          <w:tcPr>
+            <w:tcW w:w="960" w:type="dxa"/>
+            <w:tcBorders>
+              <w:top w:val="nil"/>
+              <w:left w:val="nil"/>
+              <w:bottom w:val="single" w:sz="4" w:space="0" w:color="auto"/>
+              <w:right w:val="single" w:sz="4" w:space="0" w:color="auto"/>
+            </w:tcBorders>
+            <w:vAlign w:val="center"/>
+            <w:hideMark/>
+          </w:tcPr>
+          <w:p>
+            <w:pPr>
+              <w:spacing w:line="240" w:lineRule="auto"/>
+              <w:rPr>
+                <w:color w:val="000000"/>
+                <w:lang w:val="en-MY" w:eastAsia="en-MY"/>
+              </w:rPr>
+            </w:pPr>
+            <w:r>
+              <w:rPr>
+                <w:color w:val="000000"/>
+                <w:lang w:val="en-MY" w:eastAsia="en-MY"/>
+              </w:rPr>
+              <w:t> </w:t>
+            </w:r>
+          </w:p>
+        </w:tc>
+        <w:tc>
+          <w:tcPr>
+            <w:tcW w:w="1300" w:type="dxa"/>
+            <w:tcBorders>
+              <w:top w:val="nil"/>
+              <w:left w:val="nil"/>
+              <w:bottom w:val="single" w:sz="4" w:space="0" w:color="auto"/>
+              <w:right w:val="single" w:sz="4" w:space="0" w:color="auto"/>
+            </w:tcBorders>
+            <w:vAlign w:val="center"/>
+            <w:hideMark/>
+          </w:tcPr>
+          <w:p>
+            <w:pPr>
+              <w:spacing w:line="240" w:lineRule="auto"/>
+              <w:rPr>
+                <w:color w:val="000000"/>
+                <w:lang w:val="en-MY" w:eastAsia="en-MY"/>
+              </w:rPr>
+            </w:pPr>
+            <w:r>
+              <w:rPr>
+                <w:color w:val="000000"/>
+                <w:lang w:val="en-MY" w:eastAsia="en-MY"/>
+              </w:rPr>
+              <w:t> </w:t>
+            </w:r>
+          </w:p>
+        </w:tc>
+        <w:tc>
+          <w:tcPr>
+            <w:tcW w:w="960" w:type="dxa"/>
+            <w:tcBorders>
+              <w:top w:val="nil"/>
+              <w:left w:val="nil"/>
+              <w:bottom w:val="single" w:sz="4" w:space="0" w:color="auto"/>
+              <w:right w:val="single" w:sz="4" w:space="0" w:color="auto"/>
+            </w:tcBorders>
+            <w:vAlign w:val="center"/>
+            <w:hideMark/>
+          </w:tcPr>
+          <w:p>
+            <w:pPr>
+              <w:spacing w:line="240" w:lineRule="auto"/>
+              <w:rPr>
+                <w:color w:val="000000"/>
+                <w:lang w:val="en-MY" w:eastAsia="en-MY"/>
+              </w:rPr>
+            </w:pPr>
+            <w:r>
+              <w:rPr>
+                <w:color w:val="000000"/>
+                <w:lang w:val="en-MY" w:eastAsia="en-MY"/>
+              </w:rPr>
+              <w:t> </w:t>
+            </w:r>
+          </w:p>
+        </w:tc>
+        <w:tc>
+          <w:tcPr>
+            <w:tcW w:w="1640" w:type="dxa"/>
+            <w:tcBorders>
+              <w:top w:val="nil"/>
+              <w:left w:val="nil"/>
+              <w:bottom w:val="single" w:sz="4" w:space="0" w:color="auto"/>
+              <w:right w:val="single" w:sz="4" w:space="0" w:color="auto"/>
+            </w:tcBorders>
+            <w:vAlign w:val="center"/>
+            <w:hideMark/>
+          </w:tcPr>
+          <w:p>
+            <w:pPr>
+              <w:spacing w:line="240" w:lineRule="auto"/>
+              <w:rPr>
+                <w:color w:val="000000"/>
+                <w:lang w:val="en-MY" w:eastAsia="en-MY"/>
+              </w:rPr>
+            </w:pPr>
+            <w:r>
+              <w:rPr>
+                <w:color w:val="000000"/>
+                <w:lang w:val="en-MY" w:eastAsia="en-MY"/>
+              </w:rPr>
+              <w:t> </w:t>
+            </w:r>
+          </w:p>
+        </w:tc>
+        <w:tc>
+          <w:tcPr>
+            <w:tcW w:w="960" w:type="dxa"/>
+            <w:tcBorders>
+              <w:top w:val="single" w:sz="4" w:space="0" w:color="auto"/>
+              <w:left w:val="nil"/>
+              <w:bottom w:val="single" w:sz="4" w:space="0" w:color="auto"/>
+              <w:right w:val="nil"/>
+            </w:tcBorders>
+          </w:tcPr>
+          <w:p>
+            <w:pPr>
+              <w:spacing w:line="240" w:lineRule="auto"/>
+              <w:jc w:val="center"/>
+              <w:rPr>
+                <w:rFonts w:ascii="Calibri" w:hAnsi="Calibri" w:cs="Calibri"/>
+                <w:color w:val="000000"/>
+                <w:lang w:val="en-MY" w:eastAsia="en-MY"/>
+              </w:rPr>
+            </w:pPr>
+          </w:p>
+        </w:tc>
+        <w:tc>
+          <w:tcPr>
+            <w:tcW w:w="2880" w:type="dxa"/>
+            <w:gridSpan w:val="3"/>
+            <w:tcBorders>
+              <w:top w:val="single" w:sz="4" w:space="0" w:color="auto"/>
+              <w:left w:val="nil"/>
+              <w:bottom w:val="single" w:sz="4" w:space="0" w:color="auto"/>
+              <w:right w:val="single" w:sz="4" w:space="0" w:color="000000"/>
+            </w:tcBorders>
+            <w:noWrap/>
+            <w:vAlign w:val="bottom"/>
+            <w:hideMark/>
+          </w:tcPr>
+          <w:p>
+            <w:pPr>
+              <w:spacing w:line="240" w:lineRule="auto"/>
+              <w:jc w:val="center"/>
+              <w:rPr>
+                <w:rFonts w:ascii="Calibri" w:hAnsi="Calibri" w:cs="Calibri"/>
+                <w:color w:val="000000"/>
+                <w:lang w:val="en-MY" w:eastAsia="en-MY"/>
+              </w:rPr>
+            </w:pPr>
+            <w:r>
+              <w:rPr>
+                <w:rFonts w:ascii="Calibri" w:hAnsi="Calibri" w:cs="Calibri"/>
+                <w:color w:val="000000"/>
+                <w:sz w:val="22"/>
+                <w:lang w:val="en-MY" w:eastAsia="en-MY"/>
+              </w:rPr>
+              <w:t> </w:t>
+            </w:r>
+          </w:p>
+        </w:tc>
+      </w:tr>
+      <w:tr>
+        <w:trPr>
+          <w:trHeight w:val="410"/>
+        </w:trPr>
+        <w:tc>
+          <w:tcPr>
+            <w:tcW w:w="1400" w:type="dxa"/>
+            <w:tcBorders>
+              <w:top w:val="nil"/>
+              <w:left w:val="single" w:sz="4" w:space="0" w:color="auto"/>
+              <w:bottom w:val="single" w:sz="4" w:space="0" w:color="auto"/>
+              <w:right w:val="single" w:sz="4" w:space="0" w:color="auto"/>
+            </w:tcBorders>
+            <w:vAlign w:val="center"/>
+            <w:hideMark/>
+          </w:tcPr>
+          <w:p>
+            <w:pPr>
+              <w:spacing w:line="240" w:lineRule="auto"/>
+              <w:rPr>
+                <w:b/>
+                <w:bCs/>
+                <w:color w:val="000000"/>
+                <w:sz w:val="20"/>
+                <w:szCs w:val="20"/>
+                <w:lang w:val="en-MY" w:eastAsia="en-MY"/>
+              </w:rPr>
+            </w:pPr>
+            <w:r>
+              <w:rPr>
+                <w:b/>
+                <w:bCs/>
+                <w:color w:val="000000"/>
+                <w:sz w:val="20"/>
+                <w:szCs w:val="20"/>
+                <w:lang w:val="en-MY" w:eastAsia="en-MY"/>
+              </w:rPr>
+              <w:t>CLO2</w:t>
+            </w:r>
+          </w:p>
+        </w:tc>
+        <w:tc>
+          <w:tcPr>
+            <w:tcW w:w="3340" w:type="dxa"/>
+            <w:tcBorders>
+              <w:top w:val="nil"/>
+              <w:left w:val="nil"/>
+              <w:bottom w:val="single" w:sz="4" w:space="0" w:color="auto"/>
+              <w:right w:val="single" w:sz="4" w:space="0" w:color="auto"/>
+            </w:tcBorders>
+            <w:vAlign w:val="center"/>
+            <w:hideMark/>
+          </w:tcPr>
+          <w:p>
+            <w:pPr>
+              <w:spacing w:line="240" w:lineRule="auto"/>
+              <w:rPr>
+                <w:color w:val="000000"/>
+                <w:sz w:val="20"/>
+                <w:szCs w:val="20"/>
+                <w:lang w:val="en-MY" w:eastAsia="en-MY"/>
+              </w:rPr>
+            </w:pPr>
+            <w:r>
+              <w:rPr>
+                <w:color w:val="000000"/>
+                <w:sz w:val="20"/>
+                <w:szCs w:val="20"/>
+                <w:lang w:val="en-MY" w:eastAsia="en-MY"/>
+              </w:rPr>
+              <w:t xml:space="preserve">Risk Management [4]                           </w:t>
+            </w:r>
+          </w:p>
+        </w:tc>
+        <w:tc>
+          <w:tcPr>
+            <w:tcW w:w="920" w:type="dxa"/>
+            <w:tcBorders>
+              <w:top w:val="nil"/>
+              <w:left w:val="nil"/>
+              <w:bottom w:val="single" w:sz="4" w:space="0" w:color="auto"/>
+              <w:right w:val="single" w:sz="4" w:space="0" w:color="auto"/>
+            </w:tcBorders>
+            <w:vAlign w:val="center"/>
+            <w:hideMark/>
+          </w:tcPr>
+          <w:p>
+            <w:pPr>
+              <w:spacing w:line="240" w:lineRule="auto"/>
+              <w:jc w:val="right"/>
+              <w:rPr>
+                <w:color w:val="000000"/>
+                <w:sz w:val="20"/>
+                <w:szCs w:val="20"/>
+                <w:lang w:val="en-MY" w:eastAsia="en-MY"/>
+              </w:rPr>
+            </w:pPr>
+            <w:r>
+              <w:rPr>
+                <w:color w:val="000000"/>
+                <w:sz w:val="20"/>
+                <w:szCs w:val="20"/>
+                <w:lang w:val="en-MY" w:eastAsia="en-MY"/>
+              </w:rPr>
+              <w:t>2</w:t>
+            </w:r>
+          </w:p>
+        </w:tc>
+        <w:tc>
+          <w:tcPr>
+            <w:tcW w:w="960" w:type="dxa"/>
+            <w:tcBorders>
+              <w:top w:val="nil"/>
+              <w:left w:val="nil"/>
+              <w:bottom w:val="single" w:sz="4" w:space="0" w:color="auto"/>
+              <w:right w:val="single" w:sz="4" w:space="0" w:color="auto"/>
+            </w:tcBorders>
+            <w:vAlign w:val="center"/>
+            <w:hideMark/>
+          </w:tcPr>
+          <w:p>
+            <w:pPr>
+              <w:spacing w:line="240" w:lineRule="auto"/>
+              <w:rPr>
+                <w:color w:val="000000"/>
+                <w:lang w:val="en-MY" w:eastAsia="en-MY"/>
+              </w:rPr>
+            </w:pPr>
+            <w:r>
+              <w:rPr>
+                <w:color w:val="000000"/>
+                <w:lang w:val="en-MY" w:eastAsia="en-MY"/>
+              </w:rPr>
+              <w:t> </w:t>
+            </w:r>
+          </w:p>
+        </w:tc>
+        <w:tc>
+          <w:tcPr>
+            <w:tcW w:w="1300" w:type="dxa"/>
+            <w:tcBorders>
+              <w:top w:val="nil"/>
+              <w:left w:val="nil"/>
+              <w:bottom w:val="single" w:sz="4" w:space="0" w:color="auto"/>
+              <w:right w:val="single" w:sz="4" w:space="0" w:color="auto"/>
+            </w:tcBorders>
+            <w:vAlign w:val="center"/>
+            <w:hideMark/>
+          </w:tcPr>
+          <w:p>
+            <w:pPr>
+              <w:spacing w:line="240" w:lineRule="auto"/>
+              <w:rPr>
+                <w:color w:val="000000"/>
+                <w:lang w:val="en-MY" w:eastAsia="en-MY"/>
+              </w:rPr>
+            </w:pPr>
+            <w:r>
+              <w:rPr>
+                <w:color w:val="000000"/>
+                <w:lang w:val="en-MY" w:eastAsia="en-MY"/>
+              </w:rPr>
+              <w:t> </w:t>
+            </w:r>
+          </w:p>
+        </w:tc>
+        <w:tc>
+          <w:tcPr>
+            <w:tcW w:w="960" w:type="dxa"/>
+            <w:tcBorders>
+              <w:top w:val="nil"/>
+              <w:left w:val="nil"/>
+              <w:bottom w:val="single" w:sz="4" w:space="0" w:color="auto"/>
+              <w:right w:val="single" w:sz="4" w:space="0" w:color="auto"/>
+            </w:tcBorders>
+            <w:vAlign w:val="center"/>
+            <w:hideMark/>
+          </w:tcPr>
+          <w:p>
+            <w:pPr>
+              <w:spacing w:line="240" w:lineRule="auto"/>
+              <w:rPr>
+                <w:color w:val="000000"/>
+                <w:lang w:val="en-MY" w:eastAsia="en-MY"/>
+              </w:rPr>
+            </w:pPr>
+            <w:r>
+              <w:rPr>
+                <w:color w:val="000000"/>
+                <w:lang w:val="en-MY" w:eastAsia="en-MY"/>
+              </w:rPr>
+              <w:t> </w:t>
+            </w:r>
+          </w:p>
+        </w:tc>
+        <w:tc>
+          <w:tcPr>
+            <w:tcW w:w="1640" w:type="dxa"/>
+            <w:tcBorders>
+              <w:top w:val="nil"/>
+              <w:left w:val="nil"/>
+              <w:bottom w:val="single" w:sz="4" w:space="0" w:color="auto"/>
+              <w:right w:val="single" w:sz="4" w:space="0" w:color="auto"/>
+            </w:tcBorders>
+            <w:vAlign w:val="center"/>
+            <w:hideMark/>
+          </w:tcPr>
+          <w:p>
+            <w:pPr>
+              <w:spacing w:line="240" w:lineRule="auto"/>
+              <w:rPr>
+                <w:color w:val="000000"/>
+                <w:lang w:val="en-MY" w:eastAsia="en-MY"/>
+              </w:rPr>
+            </w:pPr>
+            <w:r>
+              <w:rPr>
+                <w:color w:val="000000"/>
+                <w:lang w:val="en-MY" w:eastAsia="en-MY"/>
+              </w:rPr>
+              <w:t> </w:t>
+            </w:r>
+          </w:p>
+        </w:tc>
+        <w:tc>
+          <w:tcPr>
+            <w:tcW w:w="960" w:type="dxa"/>
+            <w:tcBorders>
+              <w:top w:val="single" w:sz="4" w:space="0" w:color="auto"/>
+              <w:left w:val="nil"/>
+              <w:bottom w:val="single" w:sz="4" w:space="0" w:color="auto"/>
+              <w:right w:val="nil"/>
+            </w:tcBorders>
+          </w:tcPr>
+          <w:p>
+            <w:pPr>
+              <w:spacing w:line="240" w:lineRule="auto"/>
+              <w:jc w:val="center"/>
+              <w:rPr>
+                <w:rFonts w:ascii="Calibri" w:hAnsi="Calibri" w:cs="Calibri"/>
+                <w:color w:val="000000"/>
+                <w:lang w:val="en-MY" w:eastAsia="en-MY"/>
+              </w:rPr>
+            </w:pPr>
+          </w:p>
+        </w:tc>
+        <w:tc>
+          <w:tcPr>
+            <w:tcW w:w="2880" w:type="dxa"/>
+            <w:gridSpan w:val="3"/>
+            <w:tcBorders>
+              <w:top w:val="single" w:sz="4" w:space="0" w:color="auto"/>
+              <w:left w:val="nil"/>
+              <w:bottom w:val="single" w:sz="4" w:space="0" w:color="auto"/>
+              <w:right w:val="single" w:sz="4" w:space="0" w:color="000000"/>
+            </w:tcBorders>
+            <w:noWrap/>
+            <w:vAlign w:val="bottom"/>
+            <w:hideMark/>
+          </w:tcPr>
+          <w:p>
+            <w:pPr>
+              <w:spacing w:line="240" w:lineRule="auto"/>
+              <w:jc w:val="center"/>
+              <w:rPr>
+                <w:rFonts w:ascii="Calibri" w:hAnsi="Calibri" w:cs="Calibri"/>
+                <w:color w:val="000000"/>
+                <w:lang w:val="en-MY" w:eastAsia="en-MY"/>
+              </w:rPr>
+            </w:pPr>
+            <w:r>
+              <w:rPr>
+                <w:rFonts w:ascii="Calibri" w:hAnsi="Calibri" w:cs="Calibri"/>
+                <w:color w:val="000000"/>
+                <w:sz w:val="22"/>
+                <w:lang w:val="en-MY" w:eastAsia="en-MY"/>
+              </w:rPr>
+              <w:t> </w:t>
+            </w:r>
+          </w:p>
+        </w:tc>
+      </w:tr>
+      <w:tr>
+        <w:trPr>
+          <w:trHeight w:val="300"/>
+        </w:trPr>
+        <w:tc>
+          <w:tcPr>
+            <w:tcW w:w="1400" w:type="dxa"/>
+            <w:vMerge w:val="restart"/>
+            <w:tcBorders>
+              <w:top w:val="nil"/>
+              <w:left w:val="single" w:sz="4" w:space="0" w:color="auto"/>
+              <w:bottom w:val="single" w:sz="4" w:space="0" w:color="000000"/>
+              <w:right w:val="single" w:sz="4" w:space="0" w:color="auto"/>
+            </w:tcBorders>
+            <w:noWrap/>
+            <w:vAlign w:val="center"/>
+            <w:hideMark/>
+          </w:tcPr>
+          <w:p>
+            <w:pPr>
+              <w:spacing w:line="240" w:lineRule="auto"/>
+              <w:rPr>
+                <w:b/>
+                <w:bCs/>
+                <w:color w:val="000000"/>
+                <w:sz w:val="20"/>
+                <w:szCs w:val="20"/>
+                <w:lang w:val="en-MY" w:eastAsia="en-MY"/>
+              </w:rPr>
+            </w:pPr>
+            <w:r>
+              <w:rPr>
+                <w:b/>
+                <w:bCs/>
+                <w:color w:val="000000"/>
+                <w:sz w:val="20"/>
+                <w:szCs w:val="20"/>
+                <w:lang w:val="en-MY" w:eastAsia="en-MY"/>
+              </w:rPr>
+              <w:t>CLO3</w:t>
+            </w:r>
+          </w:p>
+        </w:tc>
+        <w:tc>
+          <w:tcPr>
+            <w:tcW w:w="3340" w:type="dxa"/>
+            <w:tcBorders>
+              <w:top w:val="nil"/>
+              <w:left w:val="nil"/>
+              <w:bottom w:val="single" w:sz="4" w:space="0" w:color="auto"/>
+              <w:right w:val="single" w:sz="4" w:space="0" w:color="auto"/>
+            </w:tcBorders>
+            <w:shd w:val="clear" w:color="000000" w:fill="FFFF00"/>
+            <w:vAlign w:val="center"/>
+            <w:hideMark/>
+          </w:tcPr>
+          <w:p>
+            <w:pPr>
+              <w:spacing w:line="240" w:lineRule="auto"/>
+              <w:rPr>
+                <w:color w:val="000000"/>
+                <w:sz w:val="20"/>
+                <w:szCs w:val="20"/>
+                <w:lang w:val="en-MY" w:eastAsia="en-MY"/>
+              </w:rPr>
+            </w:pPr>
+            <w:proofErr w:type="gramStart"/>
+            <w:r>
+              <w:rPr>
+                <w:color w:val="000000"/>
+                <w:sz w:val="20"/>
+                <w:szCs w:val="20"/>
+                <w:lang w:val="en-MY" w:eastAsia="en-MY"/>
+              </w:rPr>
+              <w:t>Documentation[</w:t>
+            </w:r>
+            <w:proofErr w:type="gramEnd"/>
+            <w:r>
+              <w:rPr>
+                <w:color w:val="000000"/>
+                <w:sz w:val="20"/>
+                <w:szCs w:val="20"/>
+                <w:lang w:val="en-MY" w:eastAsia="en-MY"/>
+              </w:rPr>
+              <w:t>10</w:t>
+            </w:r>
+            <w:r>
+              <w:rPr>
+                <w:color w:val="000000"/>
+                <w:sz w:val="20"/>
+                <w:szCs w:val="20"/>
+                <w:lang w:val="en-MY" w:eastAsia="en-MY"/>
+              </w:rPr>
+              <w:t>]</w:t>
+            </w:r>
+          </w:p>
+        </w:tc>
+        <w:tc>
+          <w:tcPr>
+            <w:tcW w:w="920" w:type="dxa"/>
+            <w:tcBorders>
+              <w:top w:val="nil"/>
+              <w:left w:val="nil"/>
+              <w:bottom w:val="single" w:sz="4" w:space="0" w:color="auto"/>
+              <w:right w:val="single" w:sz="4" w:space="0" w:color="auto"/>
+            </w:tcBorders>
+            <w:shd w:val="clear" w:color="000000" w:fill="FFFF00"/>
+            <w:vAlign w:val="center"/>
+            <w:hideMark/>
+          </w:tcPr>
+          <w:p>
+            <w:pPr>
+              <w:spacing w:line="240" w:lineRule="auto"/>
+              <w:rPr>
+                <w:color w:val="000000"/>
+                <w:sz w:val="20"/>
+                <w:szCs w:val="20"/>
+                <w:lang w:val="en-MY" w:eastAsia="en-MY"/>
+              </w:rPr>
+            </w:pPr>
+            <w:r>
+              <w:rPr>
+                <w:color w:val="000000"/>
+                <w:sz w:val="20"/>
+                <w:szCs w:val="20"/>
+                <w:lang w:val="en-MY" w:eastAsia="en-MY"/>
+              </w:rPr>
+              <w:t> </w:t>
+            </w:r>
+          </w:p>
+        </w:tc>
+        <w:tc>
+          <w:tcPr>
+            <w:tcW w:w="960" w:type="dxa"/>
+            <w:tcBorders>
+              <w:top w:val="nil"/>
+              <w:left w:val="nil"/>
+              <w:bottom w:val="single" w:sz="4" w:space="0" w:color="auto"/>
+              <w:right w:val="single" w:sz="4" w:space="0" w:color="auto"/>
+            </w:tcBorders>
+            <w:shd w:val="clear" w:color="000000" w:fill="000000"/>
+            <w:vAlign w:val="center"/>
+            <w:hideMark/>
+          </w:tcPr>
+          <w:p>
+            <w:pPr>
+              <w:spacing w:line="240" w:lineRule="auto"/>
+              <w:rPr>
+                <w:color w:val="000000"/>
+                <w:lang w:val="en-MY" w:eastAsia="en-MY"/>
+              </w:rPr>
+            </w:pPr>
+            <w:r>
+              <w:rPr>
+                <w:color w:val="000000"/>
+                <w:lang w:val="en-MY" w:eastAsia="en-MY"/>
+              </w:rPr>
+              <w:t> </w:t>
+            </w:r>
+          </w:p>
+        </w:tc>
+        <w:tc>
+          <w:tcPr>
+            <w:tcW w:w="1300" w:type="dxa"/>
+            <w:tcBorders>
+              <w:top w:val="nil"/>
+              <w:left w:val="nil"/>
+              <w:bottom w:val="single" w:sz="4" w:space="0" w:color="auto"/>
+              <w:right w:val="single" w:sz="4" w:space="0" w:color="auto"/>
+            </w:tcBorders>
+            <w:shd w:val="clear" w:color="000000" w:fill="000000"/>
+            <w:vAlign w:val="center"/>
+            <w:hideMark/>
+          </w:tcPr>
+          <w:p>
+            <w:pPr>
+              <w:spacing w:line="240" w:lineRule="auto"/>
+              <w:rPr>
+                <w:color w:val="000000"/>
+                <w:lang w:val="en-MY" w:eastAsia="en-MY"/>
+              </w:rPr>
+            </w:pPr>
+            <w:r>
+              <w:rPr>
+                <w:color w:val="000000"/>
+                <w:lang w:val="en-MY" w:eastAsia="en-MY"/>
+              </w:rPr>
+              <w:t> </w:t>
+            </w:r>
+          </w:p>
+        </w:tc>
+        <w:tc>
+          <w:tcPr>
+            <w:tcW w:w="960" w:type="dxa"/>
+            <w:tcBorders>
+              <w:top w:val="nil"/>
+              <w:left w:val="nil"/>
+              <w:bottom w:val="single" w:sz="4" w:space="0" w:color="auto"/>
+              <w:right w:val="single" w:sz="4" w:space="0" w:color="auto"/>
+            </w:tcBorders>
+            <w:shd w:val="clear" w:color="000000" w:fill="000000"/>
+            <w:vAlign w:val="center"/>
+            <w:hideMark/>
+          </w:tcPr>
+          <w:p>
+            <w:pPr>
+              <w:spacing w:line="240" w:lineRule="auto"/>
+              <w:rPr>
+                <w:color w:val="000000"/>
+                <w:lang w:val="en-MY" w:eastAsia="en-MY"/>
+              </w:rPr>
+            </w:pPr>
+            <w:r>
+              <w:rPr>
+                <w:color w:val="000000"/>
+                <w:lang w:val="en-MY" w:eastAsia="en-MY"/>
+              </w:rPr>
+              <w:t> </w:t>
+            </w:r>
+          </w:p>
+        </w:tc>
+        <w:tc>
+          <w:tcPr>
+            <w:tcW w:w="1640" w:type="dxa"/>
+            <w:tcBorders>
+              <w:top w:val="nil"/>
+              <w:left w:val="nil"/>
+              <w:bottom w:val="single" w:sz="4" w:space="0" w:color="auto"/>
+              <w:right w:val="single" w:sz="4" w:space="0" w:color="auto"/>
+            </w:tcBorders>
+            <w:shd w:val="clear" w:color="000000" w:fill="000000"/>
+            <w:vAlign w:val="center"/>
+            <w:hideMark/>
+          </w:tcPr>
+          <w:p>
+            <w:pPr>
+              <w:spacing w:line="240" w:lineRule="auto"/>
+              <w:rPr>
+                <w:color w:val="000000"/>
+                <w:lang w:val="en-MY" w:eastAsia="en-MY"/>
+              </w:rPr>
+            </w:pPr>
+            <w:r>
+              <w:rPr>
+                <w:color w:val="000000"/>
+                <w:lang w:val="en-MY" w:eastAsia="en-MY"/>
+              </w:rPr>
+              <w:t> </w:t>
+            </w:r>
+          </w:p>
+        </w:tc>
+        <w:tc>
+          <w:tcPr>
+            <w:tcW w:w="960" w:type="dxa"/>
+            <w:tcBorders>
+              <w:top w:val="nil"/>
+              <w:left w:val="nil"/>
+              <w:bottom w:val="single" w:sz="4" w:space="0" w:color="auto"/>
+              <w:right w:val="single" w:sz="4" w:space="0" w:color="auto"/>
+            </w:tcBorders>
+            <w:shd w:val="clear" w:color="000000" w:fill="000000"/>
+            <w:vAlign w:val="center"/>
+            <w:hideMark/>
+          </w:tcPr>
+          <w:p>
+            <w:pPr>
+              <w:spacing w:line="240" w:lineRule="auto"/>
+              <w:rPr>
+                <w:color w:val="000000"/>
+                <w:lang w:val="en-MY" w:eastAsia="en-MY"/>
+              </w:rPr>
+            </w:pPr>
+            <w:r>
+              <w:rPr>
+                <w:color w:val="000000"/>
+                <w:lang w:val="en-MY" w:eastAsia="en-MY"/>
+              </w:rPr>
+              <w:t> </w:t>
+            </w:r>
+          </w:p>
+        </w:tc>
+        <w:tc>
+          <w:tcPr>
+            <w:tcW w:w="960" w:type="dxa"/>
+            <w:tcBorders>
+              <w:top w:val="nil"/>
+              <w:left w:val="nil"/>
+              <w:bottom w:val="single" w:sz="4" w:space="0" w:color="auto"/>
+              <w:right w:val="nil"/>
+            </w:tcBorders>
+            <w:shd w:val="clear" w:color="000000" w:fill="000000"/>
+          </w:tcPr>
+          <w:p>
+            <w:pPr>
+              <w:spacing w:line="240" w:lineRule="auto"/>
+              <w:rPr>
+                <w:rFonts w:ascii="Calibri" w:hAnsi="Calibri" w:cs="Calibri"/>
+                <w:color w:val="000000"/>
+                <w:lang w:val="en-MY" w:eastAsia="en-MY"/>
+              </w:rPr>
+            </w:pPr>
+          </w:p>
+        </w:tc>
+        <w:tc>
+          <w:tcPr>
+            <w:tcW w:w="960" w:type="dxa"/>
+            <w:tcBorders>
+              <w:top w:val="nil"/>
+              <w:left w:val="nil"/>
+              <w:bottom w:val="single" w:sz="4" w:space="0" w:color="auto"/>
+              <w:right w:val="nil"/>
+            </w:tcBorders>
+            <w:shd w:val="clear" w:color="000000" w:fill="000000"/>
+            <w:noWrap/>
+            <w:vAlign w:val="bottom"/>
+            <w:hideMark/>
+          </w:tcPr>
+          <w:p>
+            <w:pPr>
+              <w:spacing w:line="240" w:lineRule="auto"/>
+              <w:rPr>
+                <w:rFonts w:ascii="Calibri" w:hAnsi="Calibri" w:cs="Calibri"/>
+                <w:color w:val="000000"/>
+                <w:lang w:val="en-MY" w:eastAsia="en-MY"/>
+              </w:rPr>
+            </w:pPr>
+            <w:r>
+              <w:rPr>
+                <w:rFonts w:ascii="Calibri" w:hAnsi="Calibri" w:cs="Calibri"/>
+                <w:color w:val="000000"/>
+                <w:sz w:val="22"/>
+                <w:lang w:val="en-MY" w:eastAsia="en-MY"/>
+              </w:rPr>
+              <w:t> </w:t>
+            </w:r>
+          </w:p>
+        </w:tc>
+        <w:tc>
+          <w:tcPr>
+            <w:tcW w:w="960" w:type="dxa"/>
+            <w:tcBorders>
+              <w:top w:val="nil"/>
+              <w:left w:val="nil"/>
+              <w:bottom w:val="nil"/>
+              <w:right w:val="nil"/>
+            </w:tcBorders>
+            <w:shd w:val="clear" w:color="000000" w:fill="000000"/>
+            <w:noWrap/>
+            <w:vAlign w:val="bottom"/>
+            <w:hideMark/>
+          </w:tcPr>
+          <w:p>
+            <w:pPr>
+              <w:spacing w:line="240" w:lineRule="auto"/>
+              <w:rPr>
+                <w:rFonts w:ascii="Calibri" w:hAnsi="Calibri" w:cs="Calibri"/>
+                <w:color w:val="000000"/>
+                <w:lang w:val="en-MY" w:eastAsia="en-MY"/>
+              </w:rPr>
+            </w:pPr>
+            <w:r>
+              <w:rPr>
+                <w:rFonts w:ascii="Calibri" w:hAnsi="Calibri" w:cs="Calibri"/>
+                <w:color w:val="000000"/>
+                <w:sz w:val="22"/>
+                <w:lang w:val="en-MY" w:eastAsia="en-MY"/>
+              </w:rPr>
+              <w:t> </w:t>
+            </w:r>
+          </w:p>
+        </w:tc>
+      </w:tr>
+      <w:tr>
+        <w:trPr>
+          <w:trHeight w:val="300"/>
+        </w:trPr>
+        <w:tc>
+          <w:tcPr>
+            <w:tcW w:w="1400" w:type="dxa"/>
+            <w:vMerge/>
+            <w:tcBorders>
+              <w:top w:val="nil"/>
+              <w:left w:val="single" w:sz="4" w:space="0" w:color="auto"/>
+              <w:bottom w:val="single" w:sz="4" w:space="0" w:color="000000"/>
+              <w:right w:val="single" w:sz="4" w:space="0" w:color="auto"/>
+            </w:tcBorders>
+            <w:vAlign w:val="center"/>
+            <w:hideMark/>
+          </w:tcPr>
+          <w:p>
+            <w:pPr>
+              <w:spacing w:line="240" w:lineRule="auto"/>
+              <w:rPr>
+                <w:b/>
+                <w:bCs/>
+                <w:color w:val="000000"/>
+                <w:sz w:val="20"/>
+                <w:szCs w:val="20"/>
+                <w:lang w:val="en-MY" w:eastAsia="en-MY"/>
+              </w:rPr>
+            </w:pPr>
+          </w:p>
+        </w:tc>
+        <w:tc>
+          <w:tcPr>
+            <w:tcW w:w="3340" w:type="dxa"/>
+            <w:tcBorders>
+              <w:top w:val="nil"/>
+              <w:left w:val="nil"/>
+              <w:bottom w:val="single" w:sz="4" w:space="0" w:color="auto"/>
+              <w:right w:val="single" w:sz="4" w:space="0" w:color="auto"/>
+            </w:tcBorders>
+            <w:vAlign w:val="center"/>
+            <w:hideMark/>
+          </w:tcPr>
+          <w:p>
+            <w:pPr>
+              <w:spacing w:line="240" w:lineRule="auto"/>
+              <w:rPr>
+                <w:color w:val="000000"/>
+                <w:sz w:val="20"/>
+                <w:szCs w:val="20"/>
+                <w:lang w:val="en-MY" w:eastAsia="en-MY"/>
+              </w:rPr>
+            </w:pPr>
+            <w:r>
+              <w:rPr>
+                <w:color w:val="000000"/>
+                <w:sz w:val="20"/>
+                <w:szCs w:val="20"/>
+                <w:lang w:val="en-MY" w:eastAsia="en-MY"/>
+              </w:rPr>
+              <w:t>Format Consistency</w:t>
+            </w:r>
+          </w:p>
+        </w:tc>
+        <w:tc>
+          <w:tcPr>
+            <w:tcW w:w="920" w:type="dxa"/>
+            <w:vMerge w:val="restart"/>
+            <w:tcBorders>
+              <w:top w:val="nil"/>
+              <w:left w:val="nil"/>
+              <w:right w:val="single" w:sz="4" w:space="0" w:color="auto"/>
+            </w:tcBorders>
+            <w:vAlign w:val="center"/>
+            <w:hideMark/>
+          </w:tcPr>
+          <w:p>
+            <w:pPr>
+              <w:spacing w:line="240" w:lineRule="auto"/>
+              <w:jc w:val="right"/>
+              <w:rPr>
+                <w:color w:val="000000"/>
+                <w:sz w:val="20"/>
+                <w:szCs w:val="20"/>
+                <w:lang w:val="en-MY" w:eastAsia="en-MY"/>
+              </w:rPr>
+            </w:pPr>
+            <w:r>
+              <w:rPr>
+                <w:color w:val="000000"/>
+                <w:sz w:val="20"/>
+                <w:szCs w:val="20"/>
+                <w:lang w:val="en-MY" w:eastAsia="en-MY"/>
+              </w:rPr>
+              <w:t>10</w:t>
+            </w:r>
+          </w:p>
+        </w:tc>
+        <w:tc>
+          <w:tcPr>
+            <w:tcW w:w="960" w:type="dxa"/>
+            <w:tcBorders>
+              <w:top w:val="nil"/>
+              <w:left w:val="nil"/>
+              <w:bottom w:val="single" w:sz="4" w:space="0" w:color="auto"/>
+              <w:right w:val="single" w:sz="4" w:space="0" w:color="auto"/>
+            </w:tcBorders>
+            <w:vAlign w:val="center"/>
+            <w:hideMark/>
+          </w:tcPr>
+          <w:p>
+            <w:pPr>
+              <w:spacing w:line="240" w:lineRule="auto"/>
+              <w:rPr>
+                <w:color w:val="000000"/>
+                <w:lang w:val="en-MY" w:eastAsia="en-MY"/>
+              </w:rPr>
+            </w:pPr>
+            <w:r>
+              <w:rPr>
+                <w:color w:val="000000"/>
+                <w:lang w:val="en-MY" w:eastAsia="en-MY"/>
+              </w:rPr>
+              <w:t> </w:t>
+            </w:r>
+          </w:p>
+        </w:tc>
+        <w:tc>
+          <w:tcPr>
+            <w:tcW w:w="1300" w:type="dxa"/>
+            <w:tcBorders>
+              <w:top w:val="nil"/>
+              <w:left w:val="nil"/>
+              <w:bottom w:val="single" w:sz="4" w:space="0" w:color="auto"/>
+              <w:right w:val="single" w:sz="4" w:space="0" w:color="auto"/>
+            </w:tcBorders>
+            <w:vAlign w:val="center"/>
+            <w:hideMark/>
+          </w:tcPr>
+          <w:p>
+            <w:pPr>
+              <w:spacing w:line="240" w:lineRule="auto"/>
+              <w:rPr>
+                <w:color w:val="000000"/>
+                <w:lang w:val="en-MY" w:eastAsia="en-MY"/>
+              </w:rPr>
+            </w:pPr>
+            <w:r>
+              <w:rPr>
+                <w:color w:val="000000"/>
+                <w:lang w:val="en-MY" w:eastAsia="en-MY"/>
+              </w:rPr>
+              <w:t> </w:t>
+            </w:r>
+          </w:p>
+        </w:tc>
+        <w:tc>
+          <w:tcPr>
+            <w:tcW w:w="960" w:type="dxa"/>
+            <w:tcBorders>
+              <w:top w:val="nil"/>
+              <w:left w:val="nil"/>
+              <w:bottom w:val="single" w:sz="4" w:space="0" w:color="auto"/>
+              <w:right w:val="single" w:sz="4" w:space="0" w:color="auto"/>
+            </w:tcBorders>
+            <w:vAlign w:val="center"/>
+            <w:hideMark/>
+          </w:tcPr>
+          <w:p>
+            <w:pPr>
+              <w:spacing w:line="240" w:lineRule="auto"/>
+              <w:rPr>
+                <w:color w:val="000000"/>
+                <w:lang w:val="en-MY" w:eastAsia="en-MY"/>
+              </w:rPr>
+            </w:pPr>
+            <w:r>
+              <w:rPr>
+                <w:color w:val="000000"/>
+                <w:lang w:val="en-MY" w:eastAsia="en-MY"/>
+              </w:rPr>
+              <w:t> </w:t>
+            </w:r>
+          </w:p>
+        </w:tc>
+        <w:tc>
+          <w:tcPr>
+            <w:tcW w:w="1640" w:type="dxa"/>
+            <w:tcBorders>
+              <w:top w:val="nil"/>
+              <w:left w:val="nil"/>
+              <w:bottom w:val="single" w:sz="4" w:space="0" w:color="auto"/>
+              <w:right w:val="single" w:sz="4" w:space="0" w:color="auto"/>
+            </w:tcBorders>
+            <w:vAlign w:val="center"/>
+            <w:hideMark/>
+          </w:tcPr>
+          <w:p>
+            <w:pPr>
+              <w:spacing w:line="240" w:lineRule="auto"/>
+              <w:rPr>
+                <w:color w:val="000000"/>
+                <w:lang w:val="en-MY" w:eastAsia="en-MY"/>
+              </w:rPr>
+            </w:pPr>
+            <w:r>
+              <w:rPr>
+                <w:color w:val="000000"/>
+                <w:lang w:val="en-MY" w:eastAsia="en-MY"/>
+              </w:rPr>
+              <w:t> </w:t>
+            </w:r>
+          </w:p>
+        </w:tc>
+        <w:tc>
+          <w:tcPr>
+            <w:tcW w:w="960" w:type="dxa"/>
+            <w:tcBorders>
+              <w:top w:val="single" w:sz="4" w:space="0" w:color="auto"/>
+              <w:left w:val="nil"/>
+              <w:bottom w:val="single" w:sz="4" w:space="0" w:color="auto"/>
+              <w:right w:val="nil"/>
+            </w:tcBorders>
+          </w:tcPr>
+          <w:p>
+            <w:pPr>
+              <w:spacing w:line="240" w:lineRule="auto"/>
+              <w:jc w:val="center"/>
+              <w:rPr>
+                <w:rFonts w:ascii="Calibri" w:hAnsi="Calibri" w:cs="Calibri"/>
+                <w:color w:val="000000"/>
+                <w:lang w:val="en-MY" w:eastAsia="en-MY"/>
+              </w:rPr>
+            </w:pPr>
+          </w:p>
+        </w:tc>
+        <w:tc>
+          <w:tcPr>
+            <w:tcW w:w="2880" w:type="dxa"/>
+            <w:gridSpan w:val="3"/>
+            <w:tcBorders>
+              <w:top w:val="single" w:sz="4" w:space="0" w:color="auto"/>
+              <w:left w:val="nil"/>
+              <w:bottom w:val="single" w:sz="4" w:space="0" w:color="auto"/>
+              <w:right w:val="single" w:sz="4" w:space="0" w:color="000000"/>
+            </w:tcBorders>
+            <w:noWrap/>
+            <w:vAlign w:val="bottom"/>
+            <w:hideMark/>
+          </w:tcPr>
+          <w:p>
+            <w:pPr>
+              <w:spacing w:line="240" w:lineRule="auto"/>
+              <w:jc w:val="center"/>
+              <w:rPr>
+                <w:rFonts w:ascii="Calibri" w:hAnsi="Calibri" w:cs="Calibri"/>
+                <w:color w:val="000000"/>
+                <w:lang w:val="en-MY" w:eastAsia="en-MY"/>
+              </w:rPr>
+            </w:pPr>
+            <w:r>
+              <w:rPr>
+                <w:rFonts w:ascii="Calibri" w:hAnsi="Calibri" w:cs="Calibri"/>
+                <w:color w:val="000000"/>
+                <w:sz w:val="22"/>
+                <w:lang w:val="en-MY" w:eastAsia="en-MY"/>
+              </w:rPr>
+              <w:t> </w:t>
+            </w:r>
+          </w:p>
+        </w:tc>
+      </w:tr>
+      <w:tr>
+        <w:trPr>
+          <w:trHeight w:val="300"/>
+        </w:trPr>
+        <w:tc>
+          <w:tcPr>
+            <w:tcW w:w="1400" w:type="dxa"/>
+            <w:vMerge/>
+            <w:tcBorders>
+              <w:top w:val="nil"/>
+              <w:left w:val="single" w:sz="4" w:space="0" w:color="auto"/>
+              <w:bottom w:val="single" w:sz="4" w:space="0" w:color="000000"/>
+              <w:right w:val="single" w:sz="4" w:space="0" w:color="auto"/>
+            </w:tcBorders>
+            <w:vAlign w:val="center"/>
+            <w:hideMark/>
+          </w:tcPr>
+          <w:p>
+            <w:pPr>
+              <w:spacing w:line="240" w:lineRule="auto"/>
+              <w:rPr>
+                <w:b/>
+                <w:bCs/>
+                <w:color w:val="000000"/>
+                <w:sz w:val="20"/>
+                <w:szCs w:val="20"/>
+                <w:lang w:val="en-MY" w:eastAsia="en-MY"/>
+              </w:rPr>
+            </w:pPr>
+          </w:p>
+        </w:tc>
+        <w:tc>
+          <w:tcPr>
+            <w:tcW w:w="3340" w:type="dxa"/>
+            <w:tcBorders>
+              <w:top w:val="nil"/>
+              <w:left w:val="nil"/>
+              <w:bottom w:val="single" w:sz="4" w:space="0" w:color="auto"/>
+              <w:right w:val="single" w:sz="4" w:space="0" w:color="auto"/>
+            </w:tcBorders>
+            <w:vAlign w:val="center"/>
+            <w:hideMark/>
+          </w:tcPr>
+          <w:p>
+            <w:pPr>
+              <w:spacing w:line="240" w:lineRule="auto"/>
+              <w:rPr>
+                <w:color w:val="000000"/>
+                <w:sz w:val="20"/>
+                <w:szCs w:val="20"/>
+                <w:lang w:val="en-MY" w:eastAsia="en-MY"/>
+              </w:rPr>
+            </w:pPr>
+            <w:r>
+              <w:rPr>
+                <w:color w:val="000000"/>
+                <w:sz w:val="20"/>
+                <w:szCs w:val="20"/>
+                <w:lang w:val="en-MY" w:eastAsia="en-MY"/>
+              </w:rPr>
+              <w:t>Spelling/Grammar</w:t>
+            </w:r>
+          </w:p>
+        </w:tc>
+        <w:tc>
+          <w:tcPr>
+            <w:tcW w:w="920" w:type="dxa"/>
+            <w:vMerge/>
+            <w:tcBorders>
+              <w:left w:val="nil"/>
+              <w:right w:val="single" w:sz="4" w:space="0" w:color="auto"/>
+            </w:tcBorders>
+            <w:vAlign w:val="center"/>
+            <w:hideMark/>
+          </w:tcPr>
+          <w:p>
+            <w:pPr>
+              <w:spacing w:line="240" w:lineRule="auto"/>
+              <w:jc w:val="right"/>
+              <w:rPr>
+                <w:color w:val="000000"/>
+                <w:sz w:val="20"/>
+                <w:szCs w:val="20"/>
+                <w:lang w:val="en-MY" w:eastAsia="en-MY"/>
+              </w:rPr>
+            </w:pPr>
+          </w:p>
+        </w:tc>
+        <w:tc>
+          <w:tcPr>
+            <w:tcW w:w="960" w:type="dxa"/>
+            <w:tcBorders>
+              <w:top w:val="nil"/>
+              <w:left w:val="nil"/>
+              <w:bottom w:val="single" w:sz="4" w:space="0" w:color="auto"/>
+              <w:right w:val="single" w:sz="4" w:space="0" w:color="auto"/>
+            </w:tcBorders>
+            <w:vAlign w:val="center"/>
+            <w:hideMark/>
+          </w:tcPr>
+          <w:p>
+            <w:pPr>
+              <w:spacing w:line="240" w:lineRule="auto"/>
+              <w:rPr>
+                <w:color w:val="000000"/>
+                <w:lang w:val="en-MY" w:eastAsia="en-MY"/>
+              </w:rPr>
+            </w:pPr>
+            <w:r>
+              <w:rPr>
+                <w:color w:val="000000"/>
+                <w:lang w:val="en-MY" w:eastAsia="en-MY"/>
+              </w:rPr>
+              <w:t> </w:t>
+            </w:r>
+          </w:p>
+        </w:tc>
+        <w:tc>
+          <w:tcPr>
+            <w:tcW w:w="1300" w:type="dxa"/>
+            <w:tcBorders>
+              <w:top w:val="nil"/>
+              <w:left w:val="nil"/>
+              <w:bottom w:val="single" w:sz="4" w:space="0" w:color="auto"/>
+              <w:right w:val="single" w:sz="4" w:space="0" w:color="auto"/>
+            </w:tcBorders>
+            <w:vAlign w:val="center"/>
+            <w:hideMark/>
+          </w:tcPr>
+          <w:p>
+            <w:pPr>
+              <w:spacing w:line="240" w:lineRule="auto"/>
+              <w:rPr>
+                <w:color w:val="000000"/>
+                <w:lang w:val="en-MY" w:eastAsia="en-MY"/>
+              </w:rPr>
+            </w:pPr>
+            <w:r>
+              <w:rPr>
+                <w:color w:val="000000"/>
+                <w:lang w:val="en-MY" w:eastAsia="en-MY"/>
+              </w:rPr>
+              <w:t> </w:t>
+            </w:r>
+          </w:p>
+        </w:tc>
+        <w:tc>
+          <w:tcPr>
+            <w:tcW w:w="960" w:type="dxa"/>
+            <w:tcBorders>
+              <w:top w:val="nil"/>
+              <w:left w:val="nil"/>
+              <w:bottom w:val="single" w:sz="4" w:space="0" w:color="auto"/>
+              <w:right w:val="single" w:sz="4" w:space="0" w:color="auto"/>
+            </w:tcBorders>
+            <w:vAlign w:val="center"/>
+            <w:hideMark/>
+          </w:tcPr>
+          <w:p>
+            <w:pPr>
+              <w:spacing w:line="240" w:lineRule="auto"/>
+              <w:rPr>
+                <w:color w:val="000000"/>
+                <w:lang w:val="en-MY" w:eastAsia="en-MY"/>
+              </w:rPr>
+            </w:pPr>
+            <w:r>
+              <w:rPr>
+                <w:color w:val="000000"/>
+                <w:lang w:val="en-MY" w:eastAsia="en-MY"/>
+              </w:rPr>
+              <w:t> </w:t>
+            </w:r>
+          </w:p>
+        </w:tc>
+        <w:tc>
+          <w:tcPr>
+            <w:tcW w:w="1640" w:type="dxa"/>
+            <w:tcBorders>
+              <w:top w:val="nil"/>
+              <w:left w:val="nil"/>
+              <w:bottom w:val="single" w:sz="4" w:space="0" w:color="auto"/>
+              <w:right w:val="single" w:sz="4" w:space="0" w:color="auto"/>
+            </w:tcBorders>
+            <w:vAlign w:val="center"/>
+            <w:hideMark/>
+          </w:tcPr>
+          <w:p>
+            <w:pPr>
+              <w:spacing w:line="240" w:lineRule="auto"/>
+              <w:rPr>
+                <w:color w:val="000000"/>
+                <w:lang w:val="en-MY" w:eastAsia="en-MY"/>
+              </w:rPr>
+            </w:pPr>
+            <w:r>
+              <w:rPr>
+                <w:color w:val="000000"/>
+                <w:lang w:val="en-MY" w:eastAsia="en-MY"/>
+              </w:rPr>
+              <w:t> </w:t>
+            </w:r>
+          </w:p>
+        </w:tc>
+        <w:tc>
+          <w:tcPr>
+            <w:tcW w:w="960" w:type="dxa"/>
+            <w:tcBorders>
+              <w:top w:val="single" w:sz="4" w:space="0" w:color="auto"/>
+              <w:left w:val="nil"/>
+              <w:bottom w:val="single" w:sz="4" w:space="0" w:color="auto"/>
+              <w:right w:val="nil"/>
+            </w:tcBorders>
+          </w:tcPr>
+          <w:p>
+            <w:pPr>
+              <w:spacing w:line="240" w:lineRule="auto"/>
+              <w:jc w:val="center"/>
+              <w:rPr>
+                <w:rFonts w:ascii="Calibri" w:hAnsi="Calibri" w:cs="Calibri"/>
+                <w:color w:val="000000"/>
+                <w:lang w:val="en-MY" w:eastAsia="en-MY"/>
+              </w:rPr>
+            </w:pPr>
+          </w:p>
+        </w:tc>
+        <w:tc>
+          <w:tcPr>
+            <w:tcW w:w="2880" w:type="dxa"/>
+            <w:gridSpan w:val="3"/>
+            <w:tcBorders>
+              <w:top w:val="single" w:sz="4" w:space="0" w:color="auto"/>
+              <w:left w:val="nil"/>
+              <w:bottom w:val="single" w:sz="4" w:space="0" w:color="auto"/>
+              <w:right w:val="single" w:sz="4" w:space="0" w:color="000000"/>
+            </w:tcBorders>
+            <w:noWrap/>
+            <w:vAlign w:val="bottom"/>
+            <w:hideMark/>
+          </w:tcPr>
+          <w:p>
+            <w:pPr>
+              <w:spacing w:line="240" w:lineRule="auto"/>
+              <w:jc w:val="center"/>
+              <w:rPr>
+                <w:rFonts w:ascii="Calibri" w:hAnsi="Calibri" w:cs="Calibri"/>
+                <w:color w:val="000000"/>
+                <w:lang w:val="en-MY" w:eastAsia="en-MY"/>
+              </w:rPr>
+            </w:pPr>
+            <w:r>
+              <w:rPr>
+                <w:rFonts w:ascii="Calibri" w:hAnsi="Calibri" w:cs="Calibri"/>
+                <w:color w:val="000000"/>
+                <w:sz w:val="22"/>
+                <w:lang w:val="en-MY" w:eastAsia="en-MY"/>
+              </w:rPr>
+              <w:t> </w:t>
+            </w:r>
+          </w:p>
+        </w:tc>
+      </w:tr>
+      <w:tr>
+        <w:trPr>
+          <w:trHeight w:val="300"/>
+        </w:trPr>
+        <w:tc>
+          <w:tcPr>
+            <w:tcW w:w="1400" w:type="dxa"/>
+            <w:vMerge/>
+            <w:tcBorders>
+              <w:top w:val="nil"/>
+              <w:left w:val="single" w:sz="4" w:space="0" w:color="auto"/>
+              <w:bottom w:val="single" w:sz="4" w:space="0" w:color="000000"/>
+              <w:right w:val="single" w:sz="4" w:space="0" w:color="auto"/>
+            </w:tcBorders>
+            <w:vAlign w:val="center"/>
+            <w:hideMark/>
+          </w:tcPr>
+          <w:p>
+            <w:pPr>
+              <w:spacing w:line="240" w:lineRule="auto"/>
+              <w:rPr>
+                <w:b/>
+                <w:bCs/>
+                <w:color w:val="000000"/>
+                <w:sz w:val="20"/>
+                <w:szCs w:val="20"/>
+                <w:lang w:val="en-MY" w:eastAsia="en-MY"/>
+              </w:rPr>
+            </w:pPr>
+          </w:p>
+        </w:tc>
+        <w:tc>
+          <w:tcPr>
+            <w:tcW w:w="3340" w:type="dxa"/>
+            <w:tcBorders>
+              <w:top w:val="nil"/>
+              <w:left w:val="nil"/>
+              <w:bottom w:val="single" w:sz="4" w:space="0" w:color="auto"/>
+              <w:right w:val="single" w:sz="4" w:space="0" w:color="auto"/>
+            </w:tcBorders>
+            <w:vAlign w:val="center"/>
+            <w:hideMark/>
+          </w:tcPr>
+          <w:p>
+            <w:pPr>
+              <w:spacing w:line="240" w:lineRule="auto"/>
+              <w:rPr>
+                <w:color w:val="000000"/>
+                <w:sz w:val="20"/>
+                <w:szCs w:val="20"/>
+                <w:lang w:val="en-MY" w:eastAsia="en-MY"/>
+              </w:rPr>
+            </w:pPr>
+            <w:r>
+              <w:rPr>
+                <w:color w:val="000000"/>
+                <w:sz w:val="20"/>
+                <w:szCs w:val="20"/>
+                <w:lang w:val="en-MY" w:eastAsia="en-MY"/>
+              </w:rPr>
+              <w:t>Professionalism</w:t>
+            </w:r>
+          </w:p>
+        </w:tc>
+        <w:tc>
+          <w:tcPr>
+            <w:tcW w:w="920" w:type="dxa"/>
+            <w:vMerge/>
+            <w:tcBorders>
+              <w:left w:val="nil"/>
+              <w:bottom w:val="single" w:sz="4" w:space="0" w:color="auto"/>
+              <w:right w:val="single" w:sz="4" w:space="0" w:color="auto"/>
+            </w:tcBorders>
+            <w:vAlign w:val="center"/>
+            <w:hideMark/>
+          </w:tcPr>
+          <w:p>
+            <w:pPr>
+              <w:spacing w:line="240" w:lineRule="auto"/>
+              <w:jc w:val="right"/>
+              <w:rPr>
+                <w:color w:val="000000"/>
+                <w:sz w:val="20"/>
+                <w:szCs w:val="20"/>
+                <w:lang w:val="en-MY" w:eastAsia="en-MY"/>
+              </w:rPr>
+            </w:pPr>
+          </w:p>
+        </w:tc>
+        <w:tc>
+          <w:tcPr>
+            <w:tcW w:w="960" w:type="dxa"/>
+            <w:tcBorders>
+              <w:top w:val="nil"/>
+              <w:left w:val="nil"/>
+              <w:bottom w:val="single" w:sz="4" w:space="0" w:color="auto"/>
+              <w:right w:val="single" w:sz="4" w:space="0" w:color="auto"/>
+            </w:tcBorders>
+            <w:vAlign w:val="center"/>
+            <w:hideMark/>
+          </w:tcPr>
+          <w:p>
+            <w:pPr>
+              <w:spacing w:line="240" w:lineRule="auto"/>
+              <w:rPr>
+                <w:color w:val="000000"/>
+                <w:lang w:val="en-MY" w:eastAsia="en-MY"/>
+              </w:rPr>
+            </w:pPr>
+            <w:r>
+              <w:rPr>
+                <w:color w:val="000000"/>
+                <w:lang w:val="en-MY" w:eastAsia="en-MY"/>
+              </w:rPr>
+              <w:t> </w:t>
+            </w:r>
+          </w:p>
+        </w:tc>
+        <w:tc>
+          <w:tcPr>
+            <w:tcW w:w="1300" w:type="dxa"/>
+            <w:tcBorders>
+              <w:top w:val="nil"/>
+              <w:left w:val="nil"/>
+              <w:bottom w:val="single" w:sz="4" w:space="0" w:color="auto"/>
+              <w:right w:val="single" w:sz="4" w:space="0" w:color="auto"/>
+            </w:tcBorders>
+            <w:vAlign w:val="center"/>
+            <w:hideMark/>
+          </w:tcPr>
+          <w:p>
+            <w:pPr>
+              <w:spacing w:line="240" w:lineRule="auto"/>
+              <w:rPr>
+                <w:color w:val="000000"/>
+                <w:lang w:val="en-MY" w:eastAsia="en-MY"/>
+              </w:rPr>
+            </w:pPr>
+            <w:r>
+              <w:rPr>
+                <w:color w:val="000000"/>
+                <w:lang w:val="en-MY" w:eastAsia="en-MY"/>
+              </w:rPr>
+              <w:t> </w:t>
+            </w:r>
+          </w:p>
+        </w:tc>
+        <w:tc>
+          <w:tcPr>
+            <w:tcW w:w="960" w:type="dxa"/>
+            <w:tcBorders>
+              <w:top w:val="nil"/>
+              <w:left w:val="nil"/>
+              <w:bottom w:val="single" w:sz="4" w:space="0" w:color="auto"/>
+              <w:right w:val="single" w:sz="4" w:space="0" w:color="auto"/>
+            </w:tcBorders>
+            <w:vAlign w:val="center"/>
+            <w:hideMark/>
+          </w:tcPr>
+          <w:p>
+            <w:pPr>
+              <w:spacing w:line="240" w:lineRule="auto"/>
+              <w:rPr>
+                <w:color w:val="000000"/>
+                <w:lang w:val="en-MY" w:eastAsia="en-MY"/>
+              </w:rPr>
+            </w:pPr>
+            <w:r>
+              <w:rPr>
+                <w:color w:val="000000"/>
+                <w:lang w:val="en-MY" w:eastAsia="en-MY"/>
+              </w:rPr>
+              <w:t> </w:t>
+            </w:r>
+          </w:p>
+        </w:tc>
+        <w:tc>
+          <w:tcPr>
+            <w:tcW w:w="1640" w:type="dxa"/>
+            <w:tcBorders>
+              <w:top w:val="nil"/>
+              <w:left w:val="nil"/>
+              <w:bottom w:val="single" w:sz="4" w:space="0" w:color="auto"/>
+              <w:right w:val="single" w:sz="4" w:space="0" w:color="auto"/>
+            </w:tcBorders>
+            <w:vAlign w:val="center"/>
+            <w:hideMark/>
+          </w:tcPr>
+          <w:p>
+            <w:pPr>
+              <w:spacing w:line="240" w:lineRule="auto"/>
+              <w:rPr>
+                <w:color w:val="000000"/>
+                <w:lang w:val="en-MY" w:eastAsia="en-MY"/>
+              </w:rPr>
+            </w:pPr>
+            <w:r>
+              <w:rPr>
+                <w:color w:val="000000"/>
+                <w:lang w:val="en-MY" w:eastAsia="en-MY"/>
+              </w:rPr>
+              <w:t> </w:t>
+            </w:r>
+          </w:p>
+        </w:tc>
+        <w:tc>
+          <w:tcPr>
+            <w:tcW w:w="960" w:type="dxa"/>
+            <w:tcBorders>
+              <w:top w:val="single" w:sz="4" w:space="0" w:color="auto"/>
+              <w:left w:val="nil"/>
+              <w:bottom w:val="single" w:sz="4" w:space="0" w:color="auto"/>
+              <w:right w:val="nil"/>
+            </w:tcBorders>
+          </w:tcPr>
+          <w:p>
+            <w:pPr>
+              <w:spacing w:line="240" w:lineRule="auto"/>
+              <w:jc w:val="center"/>
+              <w:rPr>
+                <w:rFonts w:ascii="Calibri" w:hAnsi="Calibri" w:cs="Calibri"/>
+                <w:color w:val="000000"/>
+                <w:lang w:val="en-MY" w:eastAsia="en-MY"/>
+              </w:rPr>
+            </w:pPr>
+          </w:p>
+        </w:tc>
+        <w:tc>
+          <w:tcPr>
+            <w:tcW w:w="2880" w:type="dxa"/>
+            <w:gridSpan w:val="3"/>
+            <w:tcBorders>
+              <w:top w:val="single" w:sz="4" w:space="0" w:color="auto"/>
+              <w:left w:val="nil"/>
+              <w:bottom w:val="single" w:sz="4" w:space="0" w:color="auto"/>
+              <w:right w:val="single" w:sz="4" w:space="0" w:color="auto"/>
+            </w:tcBorders>
+            <w:noWrap/>
+            <w:vAlign w:val="bottom"/>
+            <w:hideMark/>
+          </w:tcPr>
+          <w:p>
+            <w:pPr>
+              <w:spacing w:line="240" w:lineRule="auto"/>
+              <w:jc w:val="center"/>
+              <w:rPr>
+                <w:rFonts w:ascii="Calibri" w:hAnsi="Calibri" w:cs="Calibri"/>
+                <w:color w:val="000000"/>
+                <w:lang w:val="en-MY" w:eastAsia="en-MY"/>
+              </w:rPr>
+            </w:pPr>
+            <w:r>
+              <w:rPr>
+                <w:rFonts w:ascii="Calibri" w:hAnsi="Calibri" w:cs="Calibri"/>
+                <w:color w:val="000000"/>
+                <w:sz w:val="22"/>
+                <w:lang w:val="en-MY" w:eastAsia="en-MY"/>
+              </w:rPr>
+              <w:t> </w:t>
+            </w:r>
+          </w:p>
+        </w:tc>
+      </w:tr>
+      <w:tr>
+        <w:trPr>
+          <w:trHeight w:val="500"/>
+        </w:trPr>
+        <w:tc>
+          <w:tcPr>
+            <w:tcW w:w="1400" w:type="dxa"/>
+            <w:tcBorders>
+              <w:top w:val="nil"/>
+              <w:left w:val="single" w:sz="4" w:space="0" w:color="auto"/>
+              <w:bottom w:val="single" w:sz="4" w:space="0" w:color="auto"/>
+              <w:right w:val="single" w:sz="4" w:space="0" w:color="auto"/>
+            </w:tcBorders>
+            <w:vAlign w:val="center"/>
+            <w:hideMark/>
+          </w:tcPr>
+          <w:p>
+            <w:pPr>
+              <w:spacing w:line="240" w:lineRule="auto"/>
+              <w:rPr>
+                <w:color w:val="000000"/>
+                <w:sz w:val="20"/>
+                <w:szCs w:val="20"/>
+                <w:lang w:val="en-MY" w:eastAsia="en-MY"/>
+              </w:rPr>
+            </w:pPr>
+            <w:r>
+              <w:rPr>
+                <w:color w:val="000000"/>
+                <w:sz w:val="20"/>
+                <w:szCs w:val="20"/>
+                <w:lang w:val="en-MY" w:eastAsia="en-MY"/>
+              </w:rPr>
+              <w:t> </w:t>
+            </w:r>
+          </w:p>
+        </w:tc>
+        <w:tc>
+          <w:tcPr>
+            <w:tcW w:w="3340" w:type="dxa"/>
+            <w:tcBorders>
+              <w:top w:val="nil"/>
+              <w:left w:val="nil"/>
+              <w:bottom w:val="single" w:sz="4" w:space="0" w:color="auto"/>
+              <w:right w:val="single" w:sz="4" w:space="0" w:color="auto"/>
+            </w:tcBorders>
+            <w:vAlign w:val="center"/>
+            <w:hideMark/>
+          </w:tcPr>
+          <w:p>
+            <w:pPr>
+              <w:spacing w:line="240" w:lineRule="auto"/>
+              <w:jc w:val="right"/>
+              <w:rPr>
+                <w:b/>
+                <w:bCs/>
+                <w:color w:val="000000"/>
+                <w:sz w:val="20"/>
+                <w:szCs w:val="20"/>
+                <w:lang w:val="en-MY" w:eastAsia="en-MY"/>
+              </w:rPr>
+            </w:pPr>
+            <w:r>
+              <w:rPr>
+                <w:b/>
+                <w:bCs/>
+                <w:color w:val="000000"/>
+                <w:sz w:val="20"/>
+                <w:szCs w:val="20"/>
+                <w:lang w:val="en-MY" w:eastAsia="en-MY"/>
+              </w:rPr>
+              <w:t>TOTAL</w:t>
+            </w:r>
+          </w:p>
+        </w:tc>
+        <w:tc>
+          <w:tcPr>
+            <w:tcW w:w="920" w:type="dxa"/>
+            <w:tcBorders>
+              <w:top w:val="nil"/>
+              <w:left w:val="nil"/>
+              <w:bottom w:val="single" w:sz="4" w:space="0" w:color="auto"/>
+              <w:right w:val="single" w:sz="4" w:space="0" w:color="auto"/>
+            </w:tcBorders>
+            <w:vAlign w:val="center"/>
+            <w:hideMark/>
+          </w:tcPr>
+          <w:p>
+            <w:pPr>
+              <w:spacing w:line="240" w:lineRule="auto"/>
+              <w:jc w:val="right"/>
+              <w:rPr>
+                <w:b/>
+                <w:bCs/>
+                <w:color w:val="000000"/>
+                <w:sz w:val="20"/>
+                <w:szCs w:val="20"/>
+                <w:lang w:val="en-MY" w:eastAsia="en-MY"/>
+              </w:rPr>
+            </w:pPr>
+            <w:r>
+              <w:rPr>
+                <w:b/>
+                <w:bCs/>
+                <w:color w:val="000000"/>
+                <w:sz w:val="20"/>
+                <w:szCs w:val="20"/>
+                <w:lang w:val="en-MY" w:eastAsia="en-MY"/>
+              </w:rPr>
+              <w:t>50</w:t>
+            </w:r>
+          </w:p>
+        </w:tc>
+        <w:tc>
+          <w:tcPr>
+            <w:tcW w:w="4860" w:type="dxa"/>
+            <w:gridSpan w:val="4"/>
+            <w:tcBorders>
+              <w:top w:val="single" w:sz="4" w:space="0" w:color="auto"/>
+              <w:left w:val="nil"/>
+              <w:bottom w:val="single" w:sz="4" w:space="0" w:color="auto"/>
+              <w:right w:val="single" w:sz="4" w:space="0" w:color="auto"/>
+            </w:tcBorders>
+            <w:vAlign w:val="center"/>
+            <w:hideMark/>
+          </w:tcPr>
+          <w:p>
+            <w:pPr>
+              <w:spacing w:line="240" w:lineRule="auto"/>
+              <w:jc w:val="right"/>
+              <w:rPr>
+                <w:b/>
+                <w:bCs/>
+                <w:color w:val="000000"/>
+                <w:sz w:val="20"/>
+                <w:szCs w:val="20"/>
+                <w:lang w:val="en-MY" w:eastAsia="en-MY"/>
+              </w:rPr>
+            </w:pPr>
+            <w:proofErr w:type="spellStart"/>
+            <w:r>
+              <w:rPr>
+                <w:b/>
+                <w:bCs/>
+                <w:color w:val="000000"/>
+                <w:sz w:val="20"/>
+                <w:szCs w:val="20"/>
+                <w:lang w:val="en-MY" w:eastAsia="en-MY"/>
+              </w:rPr>
+              <w:t>SubTotal</w:t>
+            </w:r>
+            <w:proofErr w:type="spellEnd"/>
+            <w:r>
+              <w:rPr>
+                <w:b/>
+                <w:bCs/>
+                <w:color w:val="000000"/>
+                <w:sz w:val="20"/>
+                <w:szCs w:val="20"/>
+                <w:lang w:val="en-MY" w:eastAsia="en-MY"/>
+              </w:rPr>
+              <w:br/>
+              <w:t xml:space="preserve">( /50) </w:t>
+            </w:r>
+          </w:p>
+        </w:tc>
+        <w:tc>
+          <w:tcPr>
+            <w:tcW w:w="960" w:type="dxa"/>
+            <w:tcBorders>
+              <w:top w:val="single" w:sz="4" w:space="0" w:color="auto"/>
+              <w:left w:val="nil"/>
+              <w:bottom w:val="single" w:sz="4" w:space="0" w:color="auto"/>
+              <w:right w:val="nil"/>
+            </w:tcBorders>
+          </w:tcPr>
+          <w:p>
+            <w:pPr>
+              <w:spacing w:line="240" w:lineRule="auto"/>
+              <w:jc w:val="center"/>
+              <w:rPr>
+                <w:color w:val="000000"/>
+                <w:lang w:val="en-MY" w:eastAsia="en-MY"/>
+              </w:rPr>
+            </w:pPr>
+          </w:p>
+        </w:tc>
+        <w:tc>
+          <w:tcPr>
+            <w:tcW w:w="2880" w:type="dxa"/>
+            <w:gridSpan w:val="3"/>
+            <w:tcBorders>
+              <w:top w:val="single" w:sz="4" w:space="0" w:color="auto"/>
+              <w:left w:val="nil"/>
+              <w:bottom w:val="single" w:sz="4" w:space="0" w:color="auto"/>
+              <w:right w:val="single" w:sz="4" w:space="0" w:color="auto"/>
+            </w:tcBorders>
+            <w:shd w:val="clear" w:color="000000" w:fill="FFFF00"/>
+            <w:vAlign w:val="center"/>
+            <w:hideMark/>
+          </w:tcPr>
+          <w:p>
+            <w:pPr>
+              <w:spacing w:line="240" w:lineRule="auto"/>
+              <w:jc w:val="center"/>
+              <w:rPr>
+                <w:color w:val="000000"/>
+                <w:lang w:val="en-MY" w:eastAsia="en-MY"/>
+              </w:rPr>
+            </w:pPr>
+            <w:r>
+              <w:rPr>
+                <w:color w:val="000000"/>
+                <w:lang w:val="en-MY" w:eastAsia="en-MY"/>
+              </w:rPr>
+              <w:t>0</w:t>
+            </w:r>
+          </w:p>
+        </w:tc>
+      </w:tr>
+    </w:tbl>
+    <w:p>
+      <w:pPr>
+        <w:rPr>
+          <w:rFonts w:cs="Times New Roman"/>
+          <w:szCs w:val="24"/>
+        </w:rPr>
+      </w:pPr>
     </w:p>
     <w:sectPr>
-      <w:footerReference w:type="default" r:id="rId23"/>
-      <w:pgSz w:w="11906" w:h="16838"/>
+      <w:headerReference w:type="default" r:id="rId25"/>
+      <w:pgSz w:w="16838" w:h="11906" w:orient="landscape"/>
       <w:pgMar w:top="1440" w:right="1440" w:bottom="1440" w:left="1440" w:header="708" w:footer="708" w:gutter="0"/>
-      <w:pgNumType w:start="1"/>
       <w:cols w:space="708"/>
       <w:docGrid w:linePitch="360"/>
     </w:sectPr>
@@ -14780,7 +20545,7 @@
 </file>
 
 <file path=word/endnotes.xml><?xml version="1.0" encoding="utf-8"?>
-<w:endnotes xmlns:wpc="http://schemas.microsoft.com/office/word/2010/wordprocessingCanvas" xmlns:cx="http://schemas.microsoft.com/office/drawing/2014/chartex" xmlns:cx1="http://schemas.microsoft.com/office/drawing/2015/9/8/chartex" xmlns:cx2="http://schemas.microsoft.com/office/drawing/2015/10/21/chartex" xmlns:cx3="http://schemas.microsoft.com/office/drawing/2016/5/9/chartex" xmlns:cx4="http://schemas.microsoft.com/office/drawing/2016/5/10/chartex" xmlns:cx5="http://schemas.microsoft.com/office/drawing/2016/5/11/chartex" xmlns:cx6="http://schemas.microsoft.com/office/drawing/2016/5/12/chartex" xmlns:cx7="http://schemas.microsoft.com/office/drawing/2016/5/13/chartex" xmlns:cx8="http://schemas.microsoft.com/office/drawing/2016/5/14/chartex" xmlns:mc="http://schemas.openxmlformats.org/markup-compatibility/2006" xmlns:aink="http://schemas.microsoft.com/office/drawing/2016/ink" xmlns:am3d="http://schemas.microsoft.com/office/drawing/2017/model3d" xmlns:o="urn:schemas-microsoft-com:office:office" xmlns:oel="http://schemas.microsoft.com/office/2019/extlst" xmlns:r="http://schemas.openxmlformats.org/officeDocument/2006/relationships" xmlns:m="http://schemas.openxmlformats.org/officeDocument/2006/math" xmlns:v="urn:schemas-microsoft-com:vml" xmlns:wp14="http://schemas.microsoft.com/office/word/2010/wordprocessingDrawing" xmlns:wp="http://schemas.openxmlformats.org/drawingml/2006/wordprocessingDrawing" xmlns:w10="urn:schemas-microsoft-com:office:word" xmlns:w="http://schemas.openxmlformats.org/wordprocessingml/2006/main" xmlns:w14="http://schemas.microsoft.com/office/word/2010/wordml" xmlns:w15="http://schemas.microsoft.com/office/word/2012/wordml" xmlns:w16cex="http://schemas.microsoft.com/office/word/2018/wordml/cex" xmlns:w16cid="http://schemas.microsoft.com/office/word/2016/wordml/cid" xmlns:w16="http://schemas.microsoft.com/office/word/2018/wordml" xmlns:w16sdtdh="http://schemas.microsoft.com/office/word/2020/wordml/sdtdatahash" xmlns:w16se="http://schemas.microsoft.com/office/word/2015/wordml/symex" xmlns:wpg="http://schemas.microsoft.com/office/word/2010/wordprocessingGroup" xmlns:wpi="http://schemas.microsoft.com/office/word/2010/wordprocessingInk" xmlns:wne="http://schemas.microsoft.com/office/word/2006/wordml" xmlns:wps="http://schemas.microsoft.com/office/word/2010/wordprocessingShape" mc:Ignorable="w14 w15 w16se w16cid w16 w16cex w16sdtdh wp14">
+<w:endnotes xmlns:wpc="http://schemas.microsoft.com/office/word/2010/wordprocessingCanvas" xmlns:cx="http://schemas.microsoft.com/office/drawing/2014/chartex" xmlns:cx1="http://schemas.microsoft.com/office/drawing/2015/9/8/chartex" xmlns:cx2="http://schemas.microsoft.com/office/drawing/2015/10/21/chartex" xmlns:cx3="http://schemas.microsoft.com/office/drawing/2016/5/9/chartex" xmlns:cx4="http://schemas.microsoft.com/office/drawing/2016/5/10/chartex" xmlns:cx5="http://schemas.microsoft.com/office/drawing/2016/5/11/chartex" xmlns:cx6="http://schemas.microsoft.com/office/drawing/2016/5/12/chartex" xmlns:cx7="http://schemas.microsoft.com/office/drawing/2016/5/13/chartex" xmlns:cx8="http://schemas.microsoft.com/office/drawing/2016/5/14/chartex" xmlns:mc="http://schemas.openxmlformats.org/markup-compatibility/2006" xmlns:aink="http://schemas.microsoft.com/office/drawing/2016/ink" xmlns:am3d="http://schemas.microsoft.com/office/drawing/2017/model3d" xmlns:o="urn:schemas-microsoft-com:office:office" xmlns:oel="http://schemas.microsoft.com/office/2019/extlst" xmlns:r="http://schemas.openxmlformats.org/officeDocument/2006/relationships" xmlns:m="http://schemas.openxmlformats.org/officeDocument/2006/math" xmlns:v="urn:schemas-microsoft-com:vml" xmlns:wp14="http://schemas.microsoft.com/office/word/2010/wordprocessingDrawing" xmlns:wp="http://schemas.openxmlformats.org/drawingml/2006/wordprocessingDrawing" xmlns:w10="urn:schemas-microsoft-com:office:word" xmlns:w="http://schemas.openxmlformats.org/wordprocessingml/2006/main" xmlns:w14="http://schemas.microsoft.com/office/word/2010/wordml" xmlns:w15="http://schemas.microsoft.com/office/word/2012/wordml" xmlns:w16cex="http://schemas.microsoft.com/office/word/2018/wordml/cex" xmlns:w16cid="http://schemas.microsoft.com/office/word/2016/wordml/cid" xmlns:w16="http://schemas.microsoft.com/office/word/2018/wordml" xmlns:w16du="http://schemas.microsoft.com/office/word/2023/wordml/word16du" xmlns:w16sdtdh="http://schemas.microsoft.com/office/word/2020/wordml/sdtdatahash" xmlns:w16sdtfl="http://schemas.microsoft.com/office/word/2024/wordml/sdtformatlock" xmlns:w16se="http://schemas.microsoft.com/office/word/2015/wordml/symex" xmlns:wpg="http://schemas.microsoft.com/office/word/2010/wordprocessingGroup" xmlns:wpi="http://schemas.microsoft.com/office/word/2010/wordprocessingInk" xmlns:wne="http://schemas.microsoft.com/office/word/2006/wordml" xmlns:wps="http://schemas.microsoft.com/office/word/2010/wordprocessingShape" mc:Ignorable="w14 w15 w16se w16cid w16 w16cex w16sdtdh w16sdtfl w16du wp14">
   <w:endnote w:type="separator" w:id="-1">
     <w:p>
       <w:pPr>
@@ -14805,7 +20570,7 @@
 </file>
 
 <file path=word/footer1.xml><?xml version="1.0" encoding="utf-8"?>
-<w:ftr xmlns:wpc="http://schemas.microsoft.com/office/word/2010/wordprocessingCanvas" xmlns:cx="http://schemas.microsoft.com/office/drawing/2014/chartex" xmlns:cx1="http://schemas.microsoft.com/office/drawing/2015/9/8/chartex" xmlns:cx2="http://schemas.microsoft.com/office/drawing/2015/10/21/chartex" xmlns:cx3="http://schemas.microsoft.com/office/drawing/2016/5/9/chartex" xmlns:cx4="http://schemas.microsoft.com/office/drawing/2016/5/10/chartex" xmlns:cx5="http://schemas.microsoft.com/office/drawing/2016/5/11/chartex" xmlns:cx6="http://schemas.microsoft.com/office/drawing/2016/5/12/chartex" xmlns:cx7="http://schemas.microsoft.com/office/drawing/2016/5/13/chartex" xmlns:cx8="http://schemas.microsoft.com/office/drawing/2016/5/14/chartex" xmlns:mc="http://schemas.openxmlformats.org/markup-compatibility/2006" xmlns:aink="http://schemas.microsoft.com/office/drawing/2016/ink" xmlns:am3d="http://schemas.microsoft.com/office/drawing/2017/model3d" xmlns:o="urn:schemas-microsoft-com:office:office" xmlns:oel="http://schemas.microsoft.com/office/2019/extlst" xmlns:r="http://schemas.openxmlformats.org/officeDocument/2006/relationships" xmlns:m="http://schemas.openxmlformats.org/officeDocument/2006/math" xmlns:v="urn:schemas-microsoft-com:vml" xmlns:wp14="http://schemas.microsoft.com/office/word/2010/wordprocessingDrawing" xmlns:wp="http://schemas.openxmlformats.org/drawingml/2006/wordprocessingDrawing" xmlns:w10="urn:schemas-microsoft-com:office:word" xmlns:w="http://schemas.openxmlformats.org/wordprocessingml/2006/main" xmlns:w14="http://schemas.microsoft.com/office/word/2010/wordml" xmlns:w15="http://schemas.microsoft.com/office/word/2012/wordml" xmlns:w16cex="http://schemas.microsoft.com/office/word/2018/wordml/cex" xmlns:w16cid="http://schemas.microsoft.com/office/word/2016/wordml/cid" xmlns:w16="http://schemas.microsoft.com/office/word/2018/wordml" xmlns:w16sdtdh="http://schemas.microsoft.com/office/word/2020/wordml/sdtdatahash" xmlns:w16se="http://schemas.microsoft.com/office/word/2015/wordml/symex" xmlns:wpg="http://schemas.microsoft.com/office/word/2010/wordprocessingGroup" xmlns:wpi="http://schemas.microsoft.com/office/word/2010/wordprocessingInk" xmlns:wne="http://schemas.microsoft.com/office/word/2006/wordml" xmlns:wps="http://schemas.microsoft.com/office/word/2010/wordprocessingShape" mc:Ignorable="w14 w15 w16se w16cid w16 w16cex w16sdtdh wp14">
+<w:ftr xmlns:wpc="http://schemas.microsoft.com/office/word/2010/wordprocessingCanvas" xmlns:cx="http://schemas.microsoft.com/office/drawing/2014/chartex" xmlns:cx1="http://schemas.microsoft.com/office/drawing/2015/9/8/chartex" xmlns:cx2="http://schemas.microsoft.com/office/drawing/2015/10/21/chartex" xmlns:cx3="http://schemas.microsoft.com/office/drawing/2016/5/9/chartex" xmlns:cx4="http://schemas.microsoft.com/office/drawing/2016/5/10/chartex" xmlns:cx5="http://schemas.microsoft.com/office/drawing/2016/5/11/chartex" xmlns:cx6="http://schemas.microsoft.com/office/drawing/2016/5/12/chartex" xmlns:cx7="http://schemas.microsoft.com/office/drawing/2016/5/13/chartex" xmlns:cx8="http://schemas.microsoft.com/office/drawing/2016/5/14/chartex" xmlns:mc="http://schemas.openxmlformats.org/markup-compatibility/2006" xmlns:aink="http://schemas.microsoft.com/office/drawing/2016/ink" xmlns:am3d="http://schemas.microsoft.com/office/drawing/2017/model3d" xmlns:o="urn:schemas-microsoft-com:office:office" xmlns:oel="http://schemas.microsoft.com/office/2019/extlst" xmlns:r="http://schemas.openxmlformats.org/officeDocument/2006/relationships" xmlns:m="http://schemas.openxmlformats.org/officeDocument/2006/math" xmlns:v="urn:schemas-microsoft-com:vml" xmlns:wp14="http://schemas.microsoft.com/office/word/2010/wordprocessingDrawing" xmlns:wp="http://schemas.openxmlformats.org/drawingml/2006/wordprocessingDrawing" xmlns:w10="urn:schemas-microsoft-com:office:word" xmlns:w="http://schemas.openxmlformats.org/wordprocessingml/2006/main" xmlns:w14="http://schemas.microsoft.com/office/word/2010/wordml" xmlns:w15="http://schemas.microsoft.com/office/word/2012/wordml" xmlns:w16cex="http://schemas.microsoft.com/office/word/2018/wordml/cex" xmlns:w16cid="http://schemas.microsoft.com/office/word/2016/wordml/cid" xmlns:w16="http://schemas.microsoft.com/office/word/2018/wordml" xmlns:w16du="http://schemas.microsoft.com/office/word/2023/wordml/word16du" xmlns:w16sdtdh="http://schemas.microsoft.com/office/word/2020/wordml/sdtdatahash" xmlns:w16sdtfl="http://schemas.microsoft.com/office/word/2024/wordml/sdtformatlock" xmlns:w16se="http://schemas.microsoft.com/office/word/2015/wordml/symex" xmlns:wpg="http://schemas.microsoft.com/office/word/2010/wordprocessingGroup" xmlns:wpi="http://schemas.microsoft.com/office/word/2010/wordprocessingInk" xmlns:wne="http://schemas.microsoft.com/office/word/2006/wordml" xmlns:wps="http://schemas.microsoft.com/office/word/2010/wordprocessingShape" mc:Ignorable="w14 w15 w16se w16cid w16 w16cex w16sdtdh w16sdtfl w16du wp14">
   <w:sdt>
     <w:sdtPr>
       <w:rPr>
@@ -14890,7 +20655,7 @@
 </file>
 
 <file path=word/footer2.xml><?xml version="1.0" encoding="utf-8"?>
-<w:ftr xmlns:wpc="http://schemas.microsoft.com/office/word/2010/wordprocessingCanvas" xmlns:cx="http://schemas.microsoft.com/office/drawing/2014/chartex" xmlns:cx1="http://schemas.microsoft.com/office/drawing/2015/9/8/chartex" xmlns:cx2="http://schemas.microsoft.com/office/drawing/2015/10/21/chartex" xmlns:cx3="http://schemas.microsoft.com/office/drawing/2016/5/9/chartex" xmlns:cx4="http://schemas.microsoft.com/office/drawing/2016/5/10/chartex" xmlns:cx5="http://schemas.microsoft.com/office/drawing/2016/5/11/chartex" xmlns:cx6="http://schemas.microsoft.com/office/drawing/2016/5/12/chartex" xmlns:cx7="http://schemas.microsoft.com/office/drawing/2016/5/13/chartex" xmlns:cx8="http://schemas.microsoft.com/office/drawing/2016/5/14/chartex" xmlns:mc="http://schemas.openxmlformats.org/markup-compatibility/2006" xmlns:aink="http://schemas.microsoft.com/office/drawing/2016/ink" xmlns:am3d="http://schemas.microsoft.com/office/drawing/2017/model3d" xmlns:o="urn:schemas-microsoft-com:office:office" xmlns:oel="http://schemas.microsoft.com/office/2019/extlst" xmlns:r="http://schemas.openxmlformats.org/officeDocument/2006/relationships" xmlns:m="http://schemas.openxmlformats.org/officeDocument/2006/math" xmlns:v="urn:schemas-microsoft-com:vml" xmlns:wp14="http://schemas.microsoft.com/office/word/2010/wordprocessingDrawing" xmlns:wp="http://schemas.openxmlformats.org/drawingml/2006/wordprocessingDrawing" xmlns:w10="urn:schemas-microsoft-com:office:word" xmlns:w="http://schemas.openxmlformats.org/wordprocessingml/2006/main" xmlns:w14="http://schemas.microsoft.com/office/word/2010/wordml" xmlns:w15="http://schemas.microsoft.com/office/word/2012/wordml" xmlns:w16cex="http://schemas.microsoft.com/office/word/2018/wordml/cex" xmlns:w16cid="http://schemas.microsoft.com/office/word/2016/wordml/cid" xmlns:w16="http://schemas.microsoft.com/office/word/2018/wordml" xmlns:w16sdtdh="http://schemas.microsoft.com/office/word/2020/wordml/sdtdatahash" xmlns:w16se="http://schemas.microsoft.com/office/word/2015/wordml/symex" xmlns:wpg="http://schemas.microsoft.com/office/word/2010/wordprocessingGroup" xmlns:wpi="http://schemas.microsoft.com/office/word/2010/wordprocessingInk" xmlns:wne="http://schemas.microsoft.com/office/word/2006/wordml" xmlns:wps="http://schemas.microsoft.com/office/word/2010/wordprocessingShape" mc:Ignorable="w14 w15 w16se w16cid w16 w16cex w16sdtdh wp14">
+<w:ftr xmlns:wpc="http://schemas.microsoft.com/office/word/2010/wordprocessingCanvas" xmlns:cx="http://schemas.microsoft.com/office/drawing/2014/chartex" xmlns:cx1="http://schemas.microsoft.com/office/drawing/2015/9/8/chartex" xmlns:cx2="http://schemas.microsoft.com/office/drawing/2015/10/21/chartex" xmlns:cx3="http://schemas.microsoft.com/office/drawing/2016/5/9/chartex" xmlns:cx4="http://schemas.microsoft.com/office/drawing/2016/5/10/chartex" xmlns:cx5="http://schemas.microsoft.com/office/drawing/2016/5/11/chartex" xmlns:cx6="http://schemas.microsoft.com/office/drawing/2016/5/12/chartex" xmlns:cx7="http://schemas.microsoft.com/office/drawing/2016/5/13/chartex" xmlns:cx8="http://schemas.microsoft.com/office/drawing/2016/5/14/chartex" xmlns:mc="http://schemas.openxmlformats.org/markup-compatibility/2006" xmlns:aink="http://schemas.microsoft.com/office/drawing/2016/ink" xmlns:am3d="http://schemas.microsoft.com/office/drawing/2017/model3d" xmlns:o="urn:schemas-microsoft-com:office:office" xmlns:oel="http://schemas.microsoft.com/office/2019/extlst" xmlns:r="http://schemas.openxmlformats.org/officeDocument/2006/relationships" xmlns:m="http://schemas.openxmlformats.org/officeDocument/2006/math" xmlns:v="urn:schemas-microsoft-com:vml" xmlns:wp14="http://schemas.microsoft.com/office/word/2010/wordprocessingDrawing" xmlns:wp="http://schemas.openxmlformats.org/drawingml/2006/wordprocessingDrawing" xmlns:w10="urn:schemas-microsoft-com:office:word" xmlns:w="http://schemas.openxmlformats.org/wordprocessingml/2006/main" xmlns:w14="http://schemas.microsoft.com/office/word/2010/wordml" xmlns:w15="http://schemas.microsoft.com/office/word/2012/wordml" xmlns:w16cex="http://schemas.microsoft.com/office/word/2018/wordml/cex" xmlns:w16cid="http://schemas.microsoft.com/office/word/2016/wordml/cid" xmlns:w16="http://schemas.microsoft.com/office/word/2018/wordml" xmlns:w16du="http://schemas.microsoft.com/office/word/2023/wordml/word16du" xmlns:w16sdtdh="http://schemas.microsoft.com/office/word/2020/wordml/sdtdatahash" xmlns:w16sdtfl="http://schemas.microsoft.com/office/word/2024/wordml/sdtformatlock" xmlns:w16se="http://schemas.microsoft.com/office/word/2015/wordml/symex" xmlns:wpg="http://schemas.microsoft.com/office/word/2010/wordprocessingGroup" xmlns:wpi="http://schemas.microsoft.com/office/word/2010/wordprocessingInk" xmlns:wne="http://schemas.microsoft.com/office/word/2006/wordml" xmlns:wps="http://schemas.microsoft.com/office/word/2010/wordprocessingShape" mc:Ignorable="w14 w15 w16se w16cid w16 w16cex w16sdtdh w16sdtfl w16du wp14">
   <w:sdt>
     <w:sdtPr>
       <w:rPr>
@@ -14975,7 +20740,7 @@
 </file>
 
 <file path=word/footer3.xml><?xml version="1.0" encoding="utf-8"?>
-<w:ftr xmlns:wpc="http://schemas.microsoft.com/office/word/2010/wordprocessingCanvas" xmlns:cx="http://schemas.microsoft.com/office/drawing/2014/chartex" xmlns:cx1="http://schemas.microsoft.com/office/drawing/2015/9/8/chartex" xmlns:cx2="http://schemas.microsoft.com/office/drawing/2015/10/21/chartex" xmlns:cx3="http://schemas.microsoft.com/office/drawing/2016/5/9/chartex" xmlns:cx4="http://schemas.microsoft.com/office/drawing/2016/5/10/chartex" xmlns:cx5="http://schemas.microsoft.com/office/drawing/2016/5/11/chartex" xmlns:cx6="http://schemas.microsoft.com/office/drawing/2016/5/12/chartex" xmlns:cx7="http://schemas.microsoft.com/office/drawing/2016/5/13/chartex" xmlns:cx8="http://schemas.microsoft.com/office/drawing/2016/5/14/chartex" xmlns:mc="http://schemas.openxmlformats.org/markup-compatibility/2006" xmlns:aink="http://schemas.microsoft.com/office/drawing/2016/ink" xmlns:am3d="http://schemas.microsoft.com/office/drawing/2017/model3d" xmlns:o="urn:schemas-microsoft-com:office:office" xmlns:oel="http://schemas.microsoft.com/office/2019/extlst" xmlns:r="http://schemas.openxmlformats.org/officeDocument/2006/relationships" xmlns:m="http://schemas.openxmlformats.org/officeDocument/2006/math" xmlns:v="urn:schemas-microsoft-com:vml" xmlns:wp14="http://schemas.microsoft.com/office/word/2010/wordprocessingDrawing" xmlns:wp="http://schemas.openxmlformats.org/drawingml/2006/wordprocessingDrawing" xmlns:w10="urn:schemas-microsoft-com:office:word" xmlns:w="http://schemas.openxmlformats.org/wordprocessingml/2006/main" xmlns:w14="http://schemas.microsoft.com/office/word/2010/wordml" xmlns:w15="http://schemas.microsoft.com/office/word/2012/wordml" xmlns:w16cex="http://schemas.microsoft.com/office/word/2018/wordml/cex" xmlns:w16cid="http://schemas.microsoft.com/office/word/2016/wordml/cid" xmlns:w16="http://schemas.microsoft.com/office/word/2018/wordml" xmlns:w16sdtdh="http://schemas.microsoft.com/office/word/2020/wordml/sdtdatahash" xmlns:w16se="http://schemas.microsoft.com/office/word/2015/wordml/symex" xmlns:wpg="http://schemas.microsoft.com/office/word/2010/wordprocessingGroup" xmlns:wpi="http://schemas.microsoft.com/office/word/2010/wordprocessingInk" xmlns:wne="http://schemas.microsoft.com/office/word/2006/wordml" xmlns:wps="http://schemas.microsoft.com/office/word/2010/wordprocessingShape" mc:Ignorable="w14 w15 w16se w16cid w16 w16cex w16sdtdh wp14">
+<w:ftr xmlns:wpc="http://schemas.microsoft.com/office/word/2010/wordprocessingCanvas" xmlns:cx="http://schemas.microsoft.com/office/drawing/2014/chartex" xmlns:cx1="http://schemas.microsoft.com/office/drawing/2015/9/8/chartex" xmlns:cx2="http://schemas.microsoft.com/office/drawing/2015/10/21/chartex" xmlns:cx3="http://schemas.microsoft.com/office/drawing/2016/5/9/chartex" xmlns:cx4="http://schemas.microsoft.com/office/drawing/2016/5/10/chartex" xmlns:cx5="http://schemas.microsoft.com/office/drawing/2016/5/11/chartex" xmlns:cx6="http://schemas.microsoft.com/office/drawing/2016/5/12/chartex" xmlns:cx7="http://schemas.microsoft.com/office/drawing/2016/5/13/chartex" xmlns:cx8="http://schemas.microsoft.com/office/drawing/2016/5/14/chartex" xmlns:mc="http://schemas.openxmlformats.org/markup-compatibility/2006" xmlns:aink="http://schemas.microsoft.com/office/drawing/2016/ink" xmlns:am3d="http://schemas.microsoft.com/office/drawing/2017/model3d" xmlns:o="urn:schemas-microsoft-com:office:office" xmlns:oel="http://schemas.microsoft.com/office/2019/extlst" xmlns:r="http://schemas.openxmlformats.org/officeDocument/2006/relationships" xmlns:m="http://schemas.openxmlformats.org/officeDocument/2006/math" xmlns:v="urn:schemas-microsoft-com:vml" xmlns:wp14="http://schemas.microsoft.com/office/word/2010/wordprocessingDrawing" xmlns:wp="http://schemas.openxmlformats.org/drawingml/2006/wordprocessingDrawing" xmlns:w10="urn:schemas-microsoft-com:office:word" xmlns:w="http://schemas.openxmlformats.org/wordprocessingml/2006/main" xmlns:w14="http://schemas.microsoft.com/office/word/2010/wordml" xmlns:w15="http://schemas.microsoft.com/office/word/2012/wordml" xmlns:w16cex="http://schemas.microsoft.com/office/word/2018/wordml/cex" xmlns:w16cid="http://schemas.microsoft.com/office/word/2016/wordml/cid" xmlns:w16="http://schemas.microsoft.com/office/word/2018/wordml" xmlns:w16du="http://schemas.microsoft.com/office/word/2023/wordml/word16du" xmlns:w16sdtdh="http://schemas.microsoft.com/office/word/2020/wordml/sdtdatahash" xmlns:w16sdtfl="http://schemas.microsoft.com/office/word/2024/wordml/sdtformatlock" xmlns:w16se="http://schemas.microsoft.com/office/word/2015/wordml/symex" xmlns:wpg="http://schemas.microsoft.com/office/word/2010/wordprocessingGroup" xmlns:wpi="http://schemas.microsoft.com/office/word/2010/wordprocessingInk" xmlns:wne="http://schemas.microsoft.com/office/word/2006/wordml" xmlns:wps="http://schemas.microsoft.com/office/word/2010/wordprocessingShape" mc:Ignorable="w14 w15 w16se w16cid w16 w16cex w16sdtdh w16sdtfl w16du wp14">
   <w:p>
     <w:pPr>
       <w:pStyle w:val="Footer"/>
@@ -14991,7 +20756,7 @@
 </file>
 
 <file path=word/footer4.xml><?xml version="1.0" encoding="utf-8"?>
-<w:ftr xmlns:wpc="http://schemas.microsoft.com/office/word/2010/wordprocessingCanvas" xmlns:cx="http://schemas.microsoft.com/office/drawing/2014/chartex" xmlns:cx1="http://schemas.microsoft.com/office/drawing/2015/9/8/chartex" xmlns:cx2="http://schemas.microsoft.com/office/drawing/2015/10/21/chartex" xmlns:cx3="http://schemas.microsoft.com/office/drawing/2016/5/9/chartex" xmlns:cx4="http://schemas.microsoft.com/office/drawing/2016/5/10/chartex" xmlns:cx5="http://schemas.microsoft.com/office/drawing/2016/5/11/chartex" xmlns:cx6="http://schemas.microsoft.com/office/drawing/2016/5/12/chartex" xmlns:cx7="http://schemas.microsoft.com/office/drawing/2016/5/13/chartex" xmlns:cx8="http://schemas.microsoft.com/office/drawing/2016/5/14/chartex" xmlns:mc="http://schemas.openxmlformats.org/markup-compatibility/2006" xmlns:aink="http://schemas.microsoft.com/office/drawing/2016/ink" xmlns:am3d="http://schemas.microsoft.com/office/drawing/2017/model3d" xmlns:o="urn:schemas-microsoft-com:office:office" xmlns:oel="http://schemas.microsoft.com/office/2019/extlst" xmlns:r="http://schemas.openxmlformats.org/officeDocument/2006/relationships" xmlns:m="http://schemas.openxmlformats.org/officeDocument/2006/math" xmlns:v="urn:schemas-microsoft-com:vml" xmlns:wp14="http://schemas.microsoft.com/office/word/2010/wordprocessingDrawing" xmlns:wp="http://schemas.openxmlformats.org/drawingml/2006/wordprocessingDrawing" xmlns:w10="urn:schemas-microsoft-com:office:word" xmlns:w="http://schemas.openxmlformats.org/wordprocessingml/2006/main" xmlns:w14="http://schemas.microsoft.com/office/word/2010/wordml" xmlns:w15="http://schemas.microsoft.com/office/word/2012/wordml" xmlns:w16cex="http://schemas.microsoft.com/office/word/2018/wordml/cex" xmlns:w16cid="http://schemas.microsoft.com/office/word/2016/wordml/cid" xmlns:w16="http://schemas.microsoft.com/office/word/2018/wordml" xmlns:w16sdtdh="http://schemas.microsoft.com/office/word/2020/wordml/sdtdatahash" xmlns:w16se="http://schemas.microsoft.com/office/word/2015/wordml/symex" xmlns:wpg="http://schemas.microsoft.com/office/word/2010/wordprocessingGroup" xmlns:wpi="http://schemas.microsoft.com/office/word/2010/wordprocessingInk" xmlns:wne="http://schemas.microsoft.com/office/word/2006/wordml" xmlns:wps="http://schemas.microsoft.com/office/word/2010/wordprocessingShape" mc:Ignorable="w14 w15 w16se w16cid w16 w16cex w16sdtdh wp14">
+<w:ftr xmlns:wpc="http://schemas.microsoft.com/office/word/2010/wordprocessingCanvas" xmlns:cx="http://schemas.microsoft.com/office/drawing/2014/chartex" xmlns:cx1="http://schemas.microsoft.com/office/drawing/2015/9/8/chartex" xmlns:cx2="http://schemas.microsoft.com/office/drawing/2015/10/21/chartex" xmlns:cx3="http://schemas.microsoft.com/office/drawing/2016/5/9/chartex" xmlns:cx4="http://schemas.microsoft.com/office/drawing/2016/5/10/chartex" xmlns:cx5="http://schemas.microsoft.com/office/drawing/2016/5/11/chartex" xmlns:cx6="http://schemas.microsoft.com/office/drawing/2016/5/12/chartex" xmlns:cx7="http://schemas.microsoft.com/office/drawing/2016/5/13/chartex" xmlns:cx8="http://schemas.microsoft.com/office/drawing/2016/5/14/chartex" xmlns:mc="http://schemas.openxmlformats.org/markup-compatibility/2006" xmlns:aink="http://schemas.microsoft.com/office/drawing/2016/ink" xmlns:am3d="http://schemas.microsoft.com/office/drawing/2017/model3d" xmlns:o="urn:schemas-microsoft-com:office:office" xmlns:oel="http://schemas.microsoft.com/office/2019/extlst" xmlns:r="http://schemas.openxmlformats.org/officeDocument/2006/relationships" xmlns:m="http://schemas.openxmlformats.org/officeDocument/2006/math" xmlns:v="urn:schemas-microsoft-com:vml" xmlns:wp14="http://schemas.microsoft.com/office/word/2010/wordprocessingDrawing" xmlns:wp="http://schemas.openxmlformats.org/drawingml/2006/wordprocessingDrawing" xmlns:w10="urn:schemas-microsoft-com:office:word" xmlns:w="http://schemas.openxmlformats.org/wordprocessingml/2006/main" xmlns:w14="http://schemas.microsoft.com/office/word/2010/wordml" xmlns:w15="http://schemas.microsoft.com/office/word/2012/wordml" xmlns:w16cex="http://schemas.microsoft.com/office/word/2018/wordml/cex" xmlns:w16cid="http://schemas.microsoft.com/office/word/2016/wordml/cid" xmlns:w16="http://schemas.microsoft.com/office/word/2018/wordml" xmlns:w16du="http://schemas.microsoft.com/office/word/2023/wordml/word16du" xmlns:w16sdtdh="http://schemas.microsoft.com/office/word/2020/wordml/sdtdatahash" xmlns:w16sdtfl="http://schemas.microsoft.com/office/word/2024/wordml/sdtformatlock" xmlns:w16se="http://schemas.microsoft.com/office/word/2015/wordml/symex" xmlns:wpg="http://schemas.microsoft.com/office/word/2010/wordprocessingGroup" xmlns:wpi="http://schemas.microsoft.com/office/word/2010/wordprocessingInk" xmlns:wne="http://schemas.microsoft.com/office/word/2006/wordml" xmlns:wps="http://schemas.microsoft.com/office/word/2010/wordprocessingShape" mc:Ignorable="w14 w15 w16se w16cid w16 w16cex w16sdtdh w16sdtfl w16du wp14">
   <w:sdt>
     <w:sdtPr>
       <w:id w:val="665674313"/>
@@ -15044,7 +20809,7 @@
 </file>
 
 <file path=word/footer5.xml><?xml version="1.0" encoding="utf-8"?>
-<w:ftr xmlns:wpc="http://schemas.microsoft.com/office/word/2010/wordprocessingCanvas" xmlns:cx="http://schemas.microsoft.com/office/drawing/2014/chartex" xmlns:cx1="http://schemas.microsoft.com/office/drawing/2015/9/8/chartex" xmlns:cx2="http://schemas.microsoft.com/office/drawing/2015/10/21/chartex" xmlns:cx3="http://schemas.microsoft.com/office/drawing/2016/5/9/chartex" xmlns:cx4="http://schemas.microsoft.com/office/drawing/2016/5/10/chartex" xmlns:cx5="http://schemas.microsoft.com/office/drawing/2016/5/11/chartex" xmlns:cx6="http://schemas.microsoft.com/office/drawing/2016/5/12/chartex" xmlns:cx7="http://schemas.microsoft.com/office/drawing/2016/5/13/chartex" xmlns:cx8="http://schemas.microsoft.com/office/drawing/2016/5/14/chartex" xmlns:mc="http://schemas.openxmlformats.org/markup-compatibility/2006" xmlns:aink="http://schemas.microsoft.com/office/drawing/2016/ink" xmlns:am3d="http://schemas.microsoft.com/office/drawing/2017/model3d" xmlns:o="urn:schemas-microsoft-com:office:office" xmlns:oel="http://schemas.microsoft.com/office/2019/extlst" xmlns:r="http://schemas.openxmlformats.org/officeDocument/2006/relationships" xmlns:m="http://schemas.openxmlformats.org/officeDocument/2006/math" xmlns:v="urn:schemas-microsoft-com:vml" xmlns:wp14="http://schemas.microsoft.com/office/word/2010/wordprocessingDrawing" xmlns:wp="http://schemas.openxmlformats.org/drawingml/2006/wordprocessingDrawing" xmlns:w10="urn:schemas-microsoft-com:office:word" xmlns:w="http://schemas.openxmlformats.org/wordprocessingml/2006/main" xmlns:w14="http://schemas.microsoft.com/office/word/2010/wordml" xmlns:w15="http://schemas.microsoft.com/office/word/2012/wordml" xmlns:w16cex="http://schemas.microsoft.com/office/word/2018/wordml/cex" xmlns:w16cid="http://schemas.microsoft.com/office/word/2016/wordml/cid" xmlns:w16="http://schemas.microsoft.com/office/word/2018/wordml" xmlns:w16sdtdh="http://schemas.microsoft.com/office/word/2020/wordml/sdtdatahash" xmlns:w16se="http://schemas.microsoft.com/office/word/2015/wordml/symex" xmlns:wpg="http://schemas.microsoft.com/office/word/2010/wordprocessingGroup" xmlns:wpi="http://schemas.microsoft.com/office/word/2010/wordprocessingInk" xmlns:wne="http://schemas.microsoft.com/office/word/2006/wordml" xmlns:wps="http://schemas.microsoft.com/office/word/2010/wordprocessingShape" mc:Ignorable="w14 w15 w16se w16cid w16 w16cex w16sdtdh wp14">
+<w:ftr xmlns:wpc="http://schemas.microsoft.com/office/word/2010/wordprocessingCanvas" xmlns:cx="http://schemas.microsoft.com/office/drawing/2014/chartex" xmlns:cx1="http://schemas.microsoft.com/office/drawing/2015/9/8/chartex" xmlns:cx2="http://schemas.microsoft.com/office/drawing/2015/10/21/chartex" xmlns:cx3="http://schemas.microsoft.com/office/drawing/2016/5/9/chartex" xmlns:cx4="http://schemas.microsoft.com/office/drawing/2016/5/10/chartex" xmlns:cx5="http://schemas.microsoft.com/office/drawing/2016/5/11/chartex" xmlns:cx6="http://schemas.microsoft.com/office/drawing/2016/5/12/chartex" xmlns:cx7="http://schemas.microsoft.com/office/drawing/2016/5/13/chartex" xmlns:cx8="http://schemas.microsoft.com/office/drawing/2016/5/14/chartex" xmlns:mc="http://schemas.openxmlformats.org/markup-compatibility/2006" xmlns:aink="http://schemas.microsoft.com/office/drawing/2016/ink" xmlns:am3d="http://schemas.microsoft.com/office/drawing/2017/model3d" xmlns:o="urn:schemas-microsoft-com:office:office" xmlns:oel="http://schemas.microsoft.com/office/2019/extlst" xmlns:r="http://schemas.openxmlformats.org/officeDocument/2006/relationships" xmlns:m="http://schemas.openxmlformats.org/officeDocument/2006/math" xmlns:v="urn:schemas-microsoft-com:vml" xmlns:wp14="http://schemas.microsoft.com/office/word/2010/wordprocessingDrawing" xmlns:wp="http://schemas.openxmlformats.org/drawingml/2006/wordprocessingDrawing" xmlns:w10="urn:schemas-microsoft-com:office:word" xmlns:w="http://schemas.openxmlformats.org/wordprocessingml/2006/main" xmlns:w14="http://schemas.microsoft.com/office/word/2010/wordml" xmlns:w15="http://schemas.microsoft.com/office/word/2012/wordml" xmlns:w16cex="http://schemas.microsoft.com/office/word/2018/wordml/cex" xmlns:w16cid="http://schemas.microsoft.com/office/word/2016/wordml/cid" xmlns:w16="http://schemas.microsoft.com/office/word/2018/wordml" xmlns:w16du="http://schemas.microsoft.com/office/word/2023/wordml/word16du" xmlns:w16sdtdh="http://schemas.microsoft.com/office/word/2020/wordml/sdtdatahash" xmlns:w16sdtfl="http://schemas.microsoft.com/office/word/2024/wordml/sdtformatlock" xmlns:w16se="http://schemas.microsoft.com/office/word/2015/wordml/symex" xmlns:wpg="http://schemas.microsoft.com/office/word/2010/wordprocessingGroup" xmlns:wpi="http://schemas.microsoft.com/office/word/2010/wordprocessingInk" xmlns:wne="http://schemas.microsoft.com/office/word/2006/wordml" xmlns:wps="http://schemas.microsoft.com/office/word/2010/wordprocessingShape" mc:Ignorable="w14 w15 w16se w16cid w16 w16cex w16sdtdh w16sdtfl w16du wp14">
   <w:sdt>
     <w:sdtPr>
       <w:id w:val="1739596823"/>
@@ -15097,7 +20862,7 @@
 </file>
 
 <file path=word/footnotes.xml><?xml version="1.0" encoding="utf-8"?>
-<w:footnotes xmlns:wpc="http://schemas.microsoft.com/office/word/2010/wordprocessingCanvas" xmlns:cx="http://schemas.microsoft.com/office/drawing/2014/chartex" xmlns:cx1="http://schemas.microsoft.com/office/drawing/2015/9/8/chartex" xmlns:cx2="http://schemas.microsoft.com/office/drawing/2015/10/21/chartex" xmlns:cx3="http://schemas.microsoft.com/office/drawing/2016/5/9/chartex" xmlns:cx4="http://schemas.microsoft.com/office/drawing/2016/5/10/chartex" xmlns:cx5="http://schemas.microsoft.com/office/drawing/2016/5/11/chartex" xmlns:cx6="http://schemas.microsoft.com/office/drawing/2016/5/12/chartex" xmlns:cx7="http://schemas.microsoft.com/office/drawing/2016/5/13/chartex" xmlns:cx8="http://schemas.microsoft.com/office/drawing/2016/5/14/chartex" xmlns:mc="http://schemas.openxmlformats.org/markup-compatibility/2006" xmlns:aink="http://schemas.microsoft.com/office/drawing/2016/ink" xmlns:am3d="http://schemas.microsoft.com/office/drawing/2017/model3d" xmlns:o="urn:schemas-microsoft-com:office:office" xmlns:oel="http://schemas.microsoft.com/office/2019/extlst" xmlns:r="http://schemas.openxmlformats.org/officeDocument/2006/relationships" xmlns:m="http://schemas.openxmlformats.org/officeDocument/2006/math" xmlns:v="urn:schemas-microsoft-com:vml" xmlns:wp14="http://schemas.microsoft.com/office/word/2010/wordprocessingDrawing" xmlns:wp="http://schemas.openxmlformats.org/drawingml/2006/wordprocessingDrawing" xmlns:w10="urn:schemas-microsoft-com:office:word" xmlns:w="http://schemas.openxmlformats.org/wordprocessingml/2006/main" xmlns:w14="http://schemas.microsoft.com/office/word/2010/wordml" xmlns:w15="http://schemas.microsoft.com/office/word/2012/wordml" xmlns:w16cex="http://schemas.microsoft.com/office/word/2018/wordml/cex" xmlns:w16cid="http://schemas.microsoft.com/office/word/2016/wordml/cid" xmlns:w16="http://schemas.microsoft.com/office/word/2018/wordml" xmlns:w16sdtdh="http://schemas.microsoft.com/office/word/2020/wordml/sdtdatahash" xmlns:w16se="http://schemas.microsoft.com/office/word/2015/wordml/symex" xmlns:wpg="http://schemas.microsoft.com/office/word/2010/wordprocessingGroup" xmlns:wpi="http://schemas.microsoft.com/office/word/2010/wordprocessingInk" xmlns:wne="http://schemas.microsoft.com/office/word/2006/wordml" xmlns:wps="http://schemas.microsoft.com/office/word/2010/wordprocessingShape" mc:Ignorable="w14 w15 w16se w16cid w16 w16cex w16sdtdh wp14">
+<w:footnotes xmlns:wpc="http://schemas.microsoft.com/office/word/2010/wordprocessingCanvas" xmlns:cx="http://schemas.microsoft.com/office/drawing/2014/chartex" xmlns:cx1="http://schemas.microsoft.com/office/drawing/2015/9/8/chartex" xmlns:cx2="http://schemas.microsoft.com/office/drawing/2015/10/21/chartex" xmlns:cx3="http://schemas.microsoft.com/office/drawing/2016/5/9/chartex" xmlns:cx4="http://schemas.microsoft.com/office/drawing/2016/5/10/chartex" xmlns:cx5="http://schemas.microsoft.com/office/drawing/2016/5/11/chartex" xmlns:cx6="http://schemas.microsoft.com/office/drawing/2016/5/12/chartex" xmlns:cx7="http://schemas.microsoft.com/office/drawing/2016/5/13/chartex" xmlns:cx8="http://schemas.microsoft.com/office/drawing/2016/5/14/chartex" xmlns:mc="http://schemas.openxmlformats.org/markup-compatibility/2006" xmlns:aink="http://schemas.microsoft.com/office/drawing/2016/ink" xmlns:am3d="http://schemas.microsoft.com/office/drawing/2017/model3d" xmlns:o="urn:schemas-microsoft-com:office:office" xmlns:oel="http://schemas.microsoft.com/office/2019/extlst" xmlns:r="http://schemas.openxmlformats.org/officeDocument/2006/relationships" xmlns:m="http://schemas.openxmlformats.org/officeDocument/2006/math" xmlns:v="urn:schemas-microsoft-com:vml" xmlns:wp14="http://schemas.microsoft.com/office/word/2010/wordprocessingDrawing" xmlns:wp="http://schemas.openxmlformats.org/drawingml/2006/wordprocessingDrawing" xmlns:w10="urn:schemas-microsoft-com:office:word" xmlns:w="http://schemas.openxmlformats.org/wordprocessingml/2006/main" xmlns:w14="http://schemas.microsoft.com/office/word/2010/wordml" xmlns:w15="http://schemas.microsoft.com/office/word/2012/wordml" xmlns:w16cex="http://schemas.microsoft.com/office/word/2018/wordml/cex" xmlns:w16cid="http://schemas.microsoft.com/office/word/2016/wordml/cid" xmlns:w16="http://schemas.microsoft.com/office/word/2018/wordml" xmlns:w16du="http://schemas.microsoft.com/office/word/2023/wordml/word16du" xmlns:w16sdtdh="http://schemas.microsoft.com/office/word/2020/wordml/sdtdatahash" xmlns:w16sdtfl="http://schemas.microsoft.com/office/word/2024/wordml/sdtformatlock" xmlns:w16se="http://schemas.microsoft.com/office/word/2015/wordml/symex" xmlns:wpg="http://schemas.microsoft.com/office/word/2010/wordprocessingGroup" xmlns:wpi="http://schemas.microsoft.com/office/word/2010/wordprocessingInk" xmlns:wne="http://schemas.microsoft.com/office/word/2006/wordml" xmlns:wps="http://schemas.microsoft.com/office/word/2010/wordprocessingShape" mc:Ignorable="w14 w15 w16se w16cid w16 w16cex w16sdtdh w16sdtfl w16du wp14">
   <w:footnote w:type="separator" w:id="-1">
     <w:p>
       <w:pPr>
@@ -15122,7 +20887,37 @@
 </file>
 
 <file path=word/header1.xml><?xml version="1.0" encoding="utf-8"?>
-<w:hdr xmlns:wpc="http://schemas.microsoft.com/office/word/2010/wordprocessingCanvas" xmlns:cx="http://schemas.microsoft.com/office/drawing/2014/chartex" xmlns:cx1="http://schemas.microsoft.com/office/drawing/2015/9/8/chartex" xmlns:cx2="http://schemas.microsoft.com/office/drawing/2015/10/21/chartex" xmlns:cx3="http://schemas.microsoft.com/office/drawing/2016/5/9/chartex" xmlns:cx4="http://schemas.microsoft.com/office/drawing/2016/5/10/chartex" xmlns:cx5="http://schemas.microsoft.com/office/drawing/2016/5/11/chartex" xmlns:cx6="http://schemas.microsoft.com/office/drawing/2016/5/12/chartex" xmlns:cx7="http://schemas.microsoft.com/office/drawing/2016/5/13/chartex" xmlns:cx8="http://schemas.microsoft.com/office/drawing/2016/5/14/chartex" xmlns:mc="http://schemas.openxmlformats.org/markup-compatibility/2006" xmlns:aink="http://schemas.microsoft.com/office/drawing/2016/ink" xmlns:am3d="http://schemas.microsoft.com/office/drawing/2017/model3d" xmlns:o="urn:schemas-microsoft-com:office:office" xmlns:oel="http://schemas.microsoft.com/office/2019/extlst" xmlns:r="http://schemas.openxmlformats.org/officeDocument/2006/relationships" xmlns:m="http://schemas.openxmlformats.org/officeDocument/2006/math" xmlns:v="urn:schemas-microsoft-com:vml" xmlns:wp14="http://schemas.microsoft.com/office/word/2010/wordprocessingDrawing" xmlns:wp="http://schemas.openxmlformats.org/drawingml/2006/wordprocessingDrawing" xmlns:w10="urn:schemas-microsoft-com:office:word" xmlns:w="http://schemas.openxmlformats.org/wordprocessingml/2006/main" xmlns:w14="http://schemas.microsoft.com/office/word/2010/wordml" xmlns:w15="http://schemas.microsoft.com/office/word/2012/wordml" xmlns:w16cex="http://schemas.microsoft.com/office/word/2018/wordml/cex" xmlns:w16cid="http://schemas.microsoft.com/office/word/2016/wordml/cid" xmlns:w16="http://schemas.microsoft.com/office/word/2018/wordml" xmlns:w16sdtdh="http://schemas.microsoft.com/office/word/2020/wordml/sdtdatahash" xmlns:w16se="http://schemas.microsoft.com/office/word/2015/wordml/symex" xmlns:wpg="http://schemas.microsoft.com/office/word/2010/wordprocessingGroup" xmlns:wpi="http://schemas.microsoft.com/office/word/2010/wordprocessingInk" xmlns:wne="http://schemas.microsoft.com/office/word/2006/wordml" xmlns:wps="http://schemas.microsoft.com/office/word/2010/wordprocessingShape" mc:Ignorable="w14 w15 w16se w16cid w16 w16cex w16sdtdh wp14">
+<w:hdr xmlns:wpc="http://schemas.microsoft.com/office/word/2010/wordprocessingCanvas" xmlns:cx="http://schemas.microsoft.com/office/drawing/2014/chartex" xmlns:cx1="http://schemas.microsoft.com/office/drawing/2015/9/8/chartex" xmlns:cx2="http://schemas.microsoft.com/office/drawing/2015/10/21/chartex" xmlns:cx3="http://schemas.microsoft.com/office/drawing/2016/5/9/chartex" xmlns:cx4="http://schemas.microsoft.com/office/drawing/2016/5/10/chartex" xmlns:cx5="http://schemas.microsoft.com/office/drawing/2016/5/11/chartex" xmlns:cx6="http://schemas.microsoft.com/office/drawing/2016/5/12/chartex" xmlns:cx7="http://schemas.microsoft.com/office/drawing/2016/5/13/chartex" xmlns:cx8="http://schemas.microsoft.com/office/drawing/2016/5/14/chartex" xmlns:mc="http://schemas.openxmlformats.org/markup-compatibility/2006" xmlns:aink="http://schemas.microsoft.com/office/drawing/2016/ink" xmlns:am3d="http://schemas.microsoft.com/office/drawing/2017/model3d" xmlns:o="urn:schemas-microsoft-com:office:office" xmlns:oel="http://schemas.microsoft.com/office/2019/extlst" xmlns:r="http://schemas.openxmlformats.org/officeDocument/2006/relationships" xmlns:m="http://schemas.openxmlformats.org/officeDocument/2006/math" xmlns:v="urn:schemas-microsoft-com:vml" xmlns:wp14="http://schemas.microsoft.com/office/word/2010/wordprocessingDrawing" xmlns:wp="http://schemas.openxmlformats.org/drawingml/2006/wordprocessingDrawing" xmlns:w10="urn:schemas-microsoft-com:office:word" xmlns:w="http://schemas.openxmlformats.org/wordprocessingml/2006/main" xmlns:w14="http://schemas.microsoft.com/office/word/2010/wordml" xmlns:w15="http://schemas.microsoft.com/office/word/2012/wordml" xmlns:w16cex="http://schemas.microsoft.com/office/word/2018/wordml/cex" xmlns:w16cid="http://schemas.microsoft.com/office/word/2016/wordml/cid" xmlns:w16="http://schemas.microsoft.com/office/word/2018/wordml" xmlns:w16du="http://schemas.microsoft.com/office/word/2023/wordml/word16du" xmlns:w16sdtdh="http://schemas.microsoft.com/office/word/2020/wordml/sdtdatahash" xmlns:w16sdtfl="http://schemas.microsoft.com/office/word/2024/wordml/sdtformatlock" xmlns:w16se="http://schemas.microsoft.com/office/word/2015/wordml/symex" xmlns:wpg="http://schemas.microsoft.com/office/word/2010/wordprocessingGroup" xmlns:wpi="http://schemas.microsoft.com/office/word/2010/wordprocessingInk" xmlns:wne="http://schemas.microsoft.com/office/word/2006/wordml" xmlns:wps="http://schemas.microsoft.com/office/word/2010/wordprocessingShape" mc:Ignorable="w14 w15 w16se w16cid w16 w16cex w16sdtdh w16sdtfl w16du wp14">
+  <w:p>
+    <w:pPr>
+      <w:pStyle w:val="Header"/>
+      <w:tabs>
+        <w:tab w:val="clear" w:pos="4680"/>
+        <w:tab w:val="left" w:pos="6840"/>
+      </w:tabs>
+      <w:jc w:val="right"/>
+      <w:rPr>
+        <w:u w:val="single"/>
+      </w:rPr>
+    </w:pPr>
+    <w:r>
+      <w:t>Assignment No.:</w:t>
+    </w:r>
+    <w:r>
+      <w:t xml:space="preserve"> </w:t>
+    </w:r>
+    <w:r>
+      <w:rPr>
+        <w:u w:val="single"/>
+      </w:rPr>
+      <w:t>01</w:t>
+    </w:r>
+  </w:p>
+</w:hdr>
+</file>
+
+<file path=word/header2.xml><?xml version="1.0" encoding="utf-8"?>
+<w:hdr xmlns:wpc="http://schemas.microsoft.com/office/word/2010/wordprocessingCanvas" xmlns:cx="http://schemas.microsoft.com/office/drawing/2014/chartex" xmlns:cx1="http://schemas.microsoft.com/office/drawing/2015/9/8/chartex" xmlns:cx2="http://schemas.microsoft.com/office/drawing/2015/10/21/chartex" xmlns:cx3="http://schemas.microsoft.com/office/drawing/2016/5/9/chartex" xmlns:cx4="http://schemas.microsoft.com/office/drawing/2016/5/10/chartex" xmlns:cx5="http://schemas.microsoft.com/office/drawing/2016/5/11/chartex" xmlns:cx6="http://schemas.microsoft.com/office/drawing/2016/5/12/chartex" xmlns:cx7="http://schemas.microsoft.com/office/drawing/2016/5/13/chartex" xmlns:cx8="http://schemas.microsoft.com/office/drawing/2016/5/14/chartex" xmlns:mc="http://schemas.openxmlformats.org/markup-compatibility/2006" xmlns:aink="http://schemas.microsoft.com/office/drawing/2016/ink" xmlns:am3d="http://schemas.microsoft.com/office/drawing/2017/model3d" xmlns:o="urn:schemas-microsoft-com:office:office" xmlns:oel="http://schemas.microsoft.com/office/2019/extlst" xmlns:r="http://schemas.openxmlformats.org/officeDocument/2006/relationships" xmlns:m="http://schemas.openxmlformats.org/officeDocument/2006/math" xmlns:v="urn:schemas-microsoft-com:vml" xmlns:wp14="http://schemas.microsoft.com/office/word/2010/wordprocessingDrawing" xmlns:wp="http://schemas.openxmlformats.org/drawingml/2006/wordprocessingDrawing" xmlns:w10="urn:schemas-microsoft-com:office:word" xmlns:w="http://schemas.openxmlformats.org/wordprocessingml/2006/main" xmlns:w14="http://schemas.microsoft.com/office/word/2010/wordml" xmlns:w15="http://schemas.microsoft.com/office/word/2012/wordml" xmlns:w16cex="http://schemas.microsoft.com/office/word/2018/wordml/cex" xmlns:w16cid="http://schemas.microsoft.com/office/word/2016/wordml/cid" xmlns:w16="http://schemas.microsoft.com/office/word/2018/wordml" xmlns:w16du="http://schemas.microsoft.com/office/word/2023/wordml/word16du" xmlns:w16sdtdh="http://schemas.microsoft.com/office/word/2020/wordml/sdtdatahash" xmlns:w16sdtfl="http://schemas.microsoft.com/office/word/2024/wordml/sdtformatlock" xmlns:w16se="http://schemas.microsoft.com/office/word/2015/wordml/symex" xmlns:wpg="http://schemas.microsoft.com/office/word/2010/wordprocessingGroup" xmlns:wpi="http://schemas.microsoft.com/office/word/2010/wordprocessingInk" xmlns:wne="http://schemas.microsoft.com/office/word/2006/wordml" xmlns:wps="http://schemas.microsoft.com/office/word/2010/wordprocessingShape" mc:Ignorable="w14 w15 w16se w16cid w16 w16cex w16sdtdh w16sdtfl w16du wp14">
   <w:p>
     <w:pPr>
       <w:pStyle w:val="Header"/>
@@ -15152,7 +20947,7 @@
 </file>
 
 <file path=word/numbering.xml><?xml version="1.0" encoding="utf-8"?>
-<w:numbering xmlns:wpc="http://schemas.microsoft.com/office/word/2010/wordprocessingCanvas" xmlns:cx="http://schemas.microsoft.com/office/drawing/2014/chartex" xmlns:cx1="http://schemas.microsoft.com/office/drawing/2015/9/8/chartex" xmlns:cx2="http://schemas.microsoft.com/office/drawing/2015/10/21/chartex" xmlns:cx3="http://schemas.microsoft.com/office/drawing/2016/5/9/chartex" xmlns:cx4="http://schemas.microsoft.com/office/drawing/2016/5/10/chartex" xmlns:cx5="http://schemas.microsoft.com/office/drawing/2016/5/11/chartex" xmlns:cx6="http://schemas.microsoft.com/office/drawing/2016/5/12/chartex" xmlns:cx7="http://schemas.microsoft.com/office/drawing/2016/5/13/chartex" xmlns:cx8="http://schemas.microsoft.com/office/drawing/2016/5/14/chartex" xmlns:mc="http://schemas.openxmlformats.org/markup-compatibility/2006" xmlns:aink="http://schemas.microsoft.com/office/drawing/2016/ink" xmlns:am3d="http://schemas.microsoft.com/office/drawing/2017/model3d" xmlns:o="urn:schemas-microsoft-com:office:office" xmlns:oel="http://schemas.microsoft.com/office/2019/extlst" xmlns:r="http://schemas.openxmlformats.org/officeDocument/2006/relationships" xmlns:m="http://schemas.openxmlformats.org/officeDocument/2006/math" xmlns:v="urn:schemas-microsoft-com:vml" xmlns:wp14="http://schemas.microsoft.com/office/word/2010/wordprocessingDrawing" xmlns:wp="http://schemas.openxmlformats.org/drawingml/2006/wordprocessingDrawing" xmlns:w10="urn:schemas-microsoft-com:office:word" xmlns:w="http://schemas.openxmlformats.org/wordprocessingml/2006/main" xmlns:w14="http://schemas.microsoft.com/office/word/2010/wordml" xmlns:w15="http://schemas.microsoft.com/office/word/2012/wordml" xmlns:w16cex="http://schemas.microsoft.com/office/word/2018/wordml/cex" xmlns:w16cid="http://schemas.microsoft.com/office/word/2016/wordml/cid" xmlns:w16="http://schemas.microsoft.com/office/word/2018/wordml" xmlns:w16sdtdh="http://schemas.microsoft.com/office/word/2020/wordml/sdtdatahash" xmlns:w16se="http://schemas.microsoft.com/office/word/2015/wordml/symex" xmlns:wpg="http://schemas.microsoft.com/office/word/2010/wordprocessingGroup" xmlns:wpi="http://schemas.microsoft.com/office/word/2010/wordprocessingInk" xmlns:wne="http://schemas.microsoft.com/office/word/2006/wordml" xmlns:wps="http://schemas.microsoft.com/office/word/2010/wordprocessingShape" mc:Ignorable="w14 w15 w16se w16cid w16 w16cex w16sdtdh wp14">
+<w:numbering xmlns:wpc="http://schemas.microsoft.com/office/word/2010/wordprocessingCanvas" xmlns:cx="http://schemas.microsoft.com/office/drawing/2014/chartex" xmlns:cx1="http://schemas.microsoft.com/office/drawing/2015/9/8/chartex" xmlns:cx2="http://schemas.microsoft.com/office/drawing/2015/10/21/chartex" xmlns:cx3="http://schemas.microsoft.com/office/drawing/2016/5/9/chartex" xmlns:cx4="http://schemas.microsoft.com/office/drawing/2016/5/10/chartex" xmlns:cx5="http://schemas.microsoft.com/office/drawing/2016/5/11/chartex" xmlns:cx6="http://schemas.microsoft.com/office/drawing/2016/5/12/chartex" xmlns:cx7="http://schemas.microsoft.com/office/drawing/2016/5/13/chartex" xmlns:cx8="http://schemas.microsoft.com/office/drawing/2016/5/14/chartex" xmlns:mc="http://schemas.openxmlformats.org/markup-compatibility/2006" xmlns:aink="http://schemas.microsoft.com/office/drawing/2016/ink" xmlns:am3d="http://schemas.microsoft.com/office/drawing/2017/model3d" xmlns:o="urn:schemas-microsoft-com:office:office" xmlns:oel="http://schemas.microsoft.com/office/2019/extlst" xmlns:r="http://schemas.openxmlformats.org/officeDocument/2006/relationships" xmlns:m="http://schemas.openxmlformats.org/officeDocument/2006/math" xmlns:v="urn:schemas-microsoft-com:vml" xmlns:wp14="http://schemas.microsoft.com/office/word/2010/wordprocessingDrawing" xmlns:wp="http://schemas.openxmlformats.org/drawingml/2006/wordprocessingDrawing" xmlns:w10="urn:schemas-microsoft-com:office:word" xmlns:w="http://schemas.openxmlformats.org/wordprocessingml/2006/main" xmlns:w14="http://schemas.microsoft.com/office/word/2010/wordml" xmlns:w15="http://schemas.microsoft.com/office/word/2012/wordml" xmlns:w16cex="http://schemas.microsoft.com/office/word/2018/wordml/cex" xmlns:w16cid="http://schemas.microsoft.com/office/word/2016/wordml/cid" xmlns:w16="http://schemas.microsoft.com/office/word/2018/wordml" xmlns:w16du="http://schemas.microsoft.com/office/word/2023/wordml/word16du" xmlns:w16sdtdh="http://schemas.microsoft.com/office/word/2020/wordml/sdtdatahash" xmlns:w16sdtfl="http://schemas.microsoft.com/office/word/2024/wordml/sdtformatlock" xmlns:w16se="http://schemas.microsoft.com/office/word/2015/wordml/symex" xmlns:wpg="http://schemas.microsoft.com/office/word/2010/wordprocessingGroup" xmlns:wpi="http://schemas.microsoft.com/office/word/2010/wordprocessingInk" xmlns:wne="http://schemas.microsoft.com/office/word/2006/wordml" xmlns:wps="http://schemas.microsoft.com/office/word/2010/wordprocessingShape" mc:Ignorable="w14 w15 w16se w16cid w16 w16cex w16sdtdh w16sdtfl w16du wp14">
   <w:abstractNum w:abstractNumId="0" w15:restartNumberingAfterBreak="0">
     <w:nsid w:val="0D1A55F3"/>
     <w:multiLevelType w:val="hybridMultilevel"/>
@@ -18174,7 +23969,7 @@
 </file>
 
 <file path=word/styles.xml><?xml version="1.0" encoding="utf-8"?>
-<w:styles xmlns:mc="http://schemas.openxmlformats.org/markup-compatibility/2006" xmlns:r="http://schemas.openxmlformats.org/officeDocument/2006/relationships" xmlns:w="http://schemas.openxmlformats.org/wordprocessingml/2006/main" xmlns:w14="http://schemas.microsoft.com/office/word/2010/wordml" xmlns:w15="http://schemas.microsoft.com/office/word/2012/wordml" xmlns:w16cex="http://schemas.microsoft.com/office/word/2018/wordml/cex" xmlns:w16cid="http://schemas.microsoft.com/office/word/2016/wordml/cid" xmlns:w16="http://schemas.microsoft.com/office/word/2018/wordml" xmlns:w16sdtdh="http://schemas.microsoft.com/office/word/2020/wordml/sdtdatahash" xmlns:w16se="http://schemas.microsoft.com/office/word/2015/wordml/symex" mc:Ignorable="w14 w15 w16se w16cid w16 w16cex w16sdtdh">
+<w:styles xmlns:mc="http://schemas.openxmlformats.org/markup-compatibility/2006" xmlns:r="http://schemas.openxmlformats.org/officeDocument/2006/relationships" xmlns:w="http://schemas.openxmlformats.org/wordprocessingml/2006/main" xmlns:w14="http://schemas.microsoft.com/office/word/2010/wordml" xmlns:w15="http://schemas.microsoft.com/office/word/2012/wordml" xmlns:w16cex="http://schemas.microsoft.com/office/word/2018/wordml/cex" xmlns:w16cid="http://schemas.microsoft.com/office/word/2016/wordml/cid" xmlns:w16="http://schemas.microsoft.com/office/word/2018/wordml" xmlns:w16du="http://schemas.microsoft.com/office/word/2023/wordml/word16du" xmlns:w16sdtdh="http://schemas.microsoft.com/office/word/2020/wordml/sdtdatahash" xmlns:w16sdtfl="http://schemas.microsoft.com/office/word/2024/wordml/sdtformatlock" xmlns:w16se="http://schemas.microsoft.com/office/word/2015/wordml/symex" mc:Ignorable="w14 w15 w16se w16cid w16 w16cex w16sdtdh w16sdtfl w16du">
   <w:docDefaults>
     <w:rPrDefault>
       <w:rPr>
@@ -18781,6 +24576,7 @@
   <w:style w:type="character" w:default="1" w:styleId="DefaultParagraphFont">
     <w:name w:val="Default Paragraph Font"/>
     <w:uiPriority w:val="1"/>
+    <w:semiHidden/>
     <w:unhideWhenUsed/>
   </w:style>
   <w:style w:type="table" w:default="1" w:styleId="TableNormal">
@@ -19527,6 +25323,18 @@
       <w:shd w:val="clear" w:color="auto" w:fill="E1DFDD"/>
     </w:rPr>
   </w:style>
+  <w:style w:type="character" w:styleId="FollowedHyperlink">
+    <w:name w:val="FollowedHyperlink"/>
+    <w:basedOn w:val="DefaultParagraphFont"/>
+    <w:uiPriority w:val="99"/>
+    <w:semiHidden/>
+    <w:unhideWhenUsed/>
+    <w:rsid w:val="00032DC3"/>
+    <w:rPr>
+      <w:color w:val="96607D" w:themeColor="followedHyperlink"/>
+      <w:u w:val="single"/>
+    </w:rPr>
+  </w:style>
 </w:styles>
 </file>
 

--- a/Report/zerowaste_business_plan.docx
+++ b/Report/zerowaste_business_plan.docx
@@ -728,16 +728,8 @@
               <w:rPr>
                 <w:rFonts w:eastAsia="Calibri"/>
               </w:rPr>
-              <w:t xml:space="preserve">Sudeep Lal </w:t>
-            </w:r>
-            <w:proofErr w:type="spellStart"/>
-            <w:r>
-              <w:rPr>
-                <w:rFonts w:eastAsia="Calibri"/>
-              </w:rPr>
-              <w:t>Bajimaya</w:t>
-            </w:r>
-            <w:proofErr w:type="spellEnd"/>
+              <w:t>Sudeep Lal Bajimaya</w:t>
+            </w:r>
           </w:p>
         </w:tc>
         <w:tc>
@@ -1003,6 +995,12 @@
                 <w:rFonts w:eastAsia="Calibri"/>
               </w:rPr>
             </w:pPr>
+            <w:r>
+              <w:rPr>
+                <w:rFonts w:eastAsia="Calibri"/>
+              </w:rPr>
+              <w:t>2508</w:t>
+            </w:r>
           </w:p>
         </w:tc>
         <w:tc>
@@ -9522,7 +9520,13 @@
         <w:rPr>
           <w:rFonts w:cs="Times New Roman"/>
         </w:rPr>
-        <w:t>For a view of deliverable-oriented hierarchical decomposition of the work to be done and completed, the following WBS has been created:</w:t>
+        <w:t>For a view of deliverable-oriented hierarchical decomposition of the work to be done and completed, the following WBS has been created</w:t>
+      </w:r>
+      <w:r>
+        <w:rPr>
+          <w:rFonts w:cs="Times New Roman"/>
+        </w:rPr>
+        <w:t>.</w:t>
       </w:r>
     </w:p>
     <w:p>
@@ -10577,7 +10581,31 @@
               <w:rPr>
                 <w:rFonts w:cs="Times New Roman"/>
               </w:rPr>
-              <w:t xml:space="preserve">UC1, UC3, UC5 are completed and tested alongside </w:t>
+              <w:t>UC1, UC</w:t>
+            </w:r>
+            <w:r>
+              <w:rPr>
+                <w:rFonts w:cs="Times New Roman"/>
+              </w:rPr>
+              <w:t>2</w:t>
+            </w:r>
+            <w:r>
+              <w:rPr>
+                <w:rFonts w:cs="Times New Roman"/>
+              </w:rPr>
+              <w:t>, UC</w:t>
+            </w:r>
+            <w:r>
+              <w:rPr>
+                <w:rFonts w:cs="Times New Roman"/>
+              </w:rPr>
+              <w:t>3</w:t>
+            </w:r>
+            <w:r>
+              <w:rPr>
+                <w:rFonts w:cs="Times New Roman"/>
+              </w:rPr>
+              <w:t xml:space="preserve"> are completed and tested alongside </w:t>
             </w:r>
             <w:r>
               <w:rPr>
@@ -10696,7 +10724,31 @@
               <w:rPr>
                 <w:rFonts w:cs="Times New Roman"/>
               </w:rPr>
-              <w:t xml:space="preserve">UC2, UC4, UC6 are completed and tested alongside </w:t>
+              <w:t>UC</w:t>
+            </w:r>
+            <w:r>
+              <w:rPr>
+                <w:rFonts w:cs="Times New Roman"/>
+              </w:rPr>
+              <w:t>4</w:t>
+            </w:r>
+            <w:r>
+              <w:rPr>
+                <w:rFonts w:cs="Times New Roman"/>
+              </w:rPr>
+              <w:t>, UC</w:t>
+            </w:r>
+            <w:r>
+              <w:rPr>
+                <w:rFonts w:cs="Times New Roman"/>
+              </w:rPr>
+              <w:t>5</w:t>
+            </w:r>
+            <w:r>
+              <w:rPr>
+                <w:rFonts w:cs="Times New Roman"/>
+              </w:rPr>
+              <w:t xml:space="preserve">, UC6 are completed and tested alongside </w:t>
             </w:r>
             <w:r>
               <w:rPr>
@@ -14756,21 +14808,7 @@
         <w:rPr>
           <w:color w:val="000000" w:themeColor="text1"/>
         </w:rPr>
-        <w:t xml:space="preserve">Student 3: Saksham Sharma </w:t>
-      </w:r>
-      <w:proofErr w:type="spellStart"/>
-      <w:r>
-        <w:rPr>
-          <w:color w:val="000000" w:themeColor="text1"/>
-        </w:rPr>
-        <w:t>Sedhai</w:t>
-      </w:r>
-      <w:proofErr w:type="spellEnd"/>
-      <w:r>
-        <w:rPr>
-          <w:color w:val="000000" w:themeColor="text1"/>
-        </w:rPr>
-        <w:t xml:space="preserve"> – E2300573</w:t>
+        <w:t>Student 3: Saksham Sharma Sedhai – E2300573</w:t>
       </w:r>
     </w:p>
     <w:tbl>
@@ -17731,27 +17769,7 @@
                 <w:szCs w:val="20"/>
                 <w:lang w:val="en-MY" w:eastAsia="en-MY"/>
               </w:rPr>
-              <w:t xml:space="preserve">Gantt chart   - </w:t>
-            </w:r>
-            <w:proofErr w:type="gramStart"/>
-            <w:r>
-              <w:rPr>
-                <w:color w:val="000000"/>
-                <w:sz w:val="20"/>
-                <w:szCs w:val="20"/>
-                <w:lang w:val="en-MY" w:eastAsia="en-MY"/>
-              </w:rPr>
-              <w:t>Timelines,  Predecessors</w:t>
-            </w:r>
-            <w:proofErr w:type="gramEnd"/>
-            <w:r>
-              <w:rPr>
-                <w:color w:val="000000"/>
-                <w:sz w:val="20"/>
-                <w:szCs w:val="20"/>
-                <w:lang w:val="en-MY" w:eastAsia="en-MY"/>
-              </w:rPr>
-              <w:t xml:space="preserve">, Resource Usage, milestones                            </w:t>
+              <w:t xml:space="preserve">Gantt chart   - Timelines,  Predecessors, Resource Usage, milestones                            </w:t>
             </w:r>
           </w:p>
         </w:tc>
@@ -19201,7 +19219,6 @@
                 <w:lang w:val="en-MY" w:eastAsia="en-MY"/>
               </w:rPr>
             </w:pPr>
-            <w:proofErr w:type="gramStart"/>
             <w:r>
               <w:rPr>
                 <w:color w:val="000000"/>
@@ -19211,7 +19228,6 @@
               </w:rPr>
               <w:t>Documentation[</w:t>
             </w:r>
-            <w:proofErr w:type="gramEnd"/>
             <w:r>
               <w:rPr>
                 <w:color w:val="000000"/>
@@ -20443,7 +20459,6 @@
                 <w:lang w:val="en-MY" w:eastAsia="en-MY"/>
               </w:rPr>
             </w:pPr>
-            <w:proofErr w:type="spellStart"/>
             <w:r>
               <w:rPr>
                 <w:b/>
@@ -20455,7 +20470,6 @@
               </w:rPr>
               <w:t>SubTotal</w:t>
             </w:r>
-            <w:proofErr w:type="spellEnd"/>
             <w:r>
               <w:rPr>
                 <w:b/>

--- a/Report/zerowaste_business_plan.docx
+++ b/Report/zerowaste_business_plan.docx
@@ -10041,7 +10041,6 @@
         <w:jc w:val="center"/>
         <w:rPr>
           <w:rFonts w:cs="Times New Roman"/>
-          <w:lang w:val="en-US"/>
         </w:rPr>
       </w:pPr>
       <w:bookmarkStart w:id="27" w:name="_Toc232149898"/>
@@ -10089,6 +10088,68 @@
         <w:t>: Overall WBS Hierarchy</w:t>
       </w:r>
       <w:bookmarkEnd w:id="27"/>
+    </w:p>
+    <w:p>
+      <w:pPr>
+        <w:spacing w:line="360" w:lineRule="auto"/>
+        <w:rPr>
+          <w:rFonts w:cs="Times New Roman"/>
+          <w:i/>
+          <w:iCs/>
+          <w:sz w:val="20"/>
+          <w:szCs w:val="20"/>
+        </w:rPr>
+      </w:pPr>
+      <w:r>
+        <w:rPr>
+          <w:rFonts w:cs="Times New Roman"/>
+          <w:i/>
+          <w:iCs/>
+          <w:sz w:val="20"/>
+          <w:szCs w:val="20"/>
+        </w:rPr>
+        <w:t xml:space="preserve">Note: The chart was created using </w:t>
+      </w:r>
+      <w:r>
+        <w:rPr>
+          <w:rFonts w:cs="Times New Roman"/>
+          <w:i/>
+          <w:iCs/>
+          <w:sz w:val="20"/>
+          <w:szCs w:val="20"/>
+        </w:rPr>
+        <w:t>draw.io</w:t>
+      </w:r>
+      <w:r>
+        <w:rPr>
+          <w:rFonts w:cs="Times New Roman"/>
+          <w:i/>
+          <w:iCs/>
+          <w:sz w:val="20"/>
+          <w:szCs w:val="20"/>
+        </w:rPr>
+        <w:t>, and the</w:t>
+      </w:r>
+      <w:r>
+        <w:rPr>
+          <w:rFonts w:cs="Times New Roman"/>
+          <w:i/>
+          <w:iCs/>
+          <w:sz w:val="20"/>
+          <w:szCs w:val="20"/>
+        </w:rPr>
+        <w:t xml:space="preserve"> .io</w:t>
+      </w:r>
+      <w:r>
+        <w:rPr>
+          <w:rFonts w:cs="Times New Roman"/>
+          <w:i/>
+          <w:iCs/>
+          <w:sz w:val="20"/>
+          <w:szCs w:val="20"/>
+        </w:rPr>
+        <w:t xml:space="preserve"> project file is maintained in the team’s GitHub repository.</w:t>
+      </w:r>
     </w:p>
     <w:p>
       <w:pPr>
@@ -24382,7 +24443,7 @@
   <w:style w:type="paragraph" w:default="1" w:styleId="Normal">
     <w:name w:val="Normal"/>
     <w:qFormat/>
-    <w:rsid w:val="00BF2EFE"/>
+    <w:rsid w:val="001D1709"/>
     <w:rPr>
       <w:rFonts w:ascii="Times New Roman" w:hAnsi="Times New Roman"/>
       <w:sz w:val="24"/>
